--- a/LLDD/word/FE/LLDD-FE-Document-Lists.docx
+++ b/LLDD/word/FE/LLDD-FE-Document-Lists.docx
@@ -1198,7 +1198,7 @@
                 <w:b w:val="0"/>
                 <w:sz w:val="18"/>
               </w:rPr>
-              <w:t>table.docNo</w:t>
+              <w:t>table.roundNo</w:t>
             </w:r>
           </w:p>
         </w:tc>
@@ -1219,7 +1219,7 @@
                 <w:b w:val="0"/>
                 <w:sz w:val="18"/>
               </w:rPr>
-              <w:t>YYYY/xxxxx</w:t>
+              <w:t>integer</w:t>
             </w:r>
           </w:p>
         </w:tc>
@@ -1261,7 +1261,7 @@
                 <w:b w:val="0"/>
                 <w:sz w:val="18"/>
               </w:rPr>
-              <w:t>เลขที่เอกสารและลิงก์เปิด detail</w:t>
+              <w:t>ครั้งที่ (รอบชดเชยของร้าน)</w:t>
             </w:r>
           </w:p>
         </w:tc>
@@ -1287,7 +1287,7 @@
                 <w:b w:val="0"/>
                 <w:sz w:val="18"/>
               </w:rPr>
-              <w:t>table.impactedStoreCode</w:t>
+              <w:t>table.docNo</w:t>
             </w:r>
           </w:p>
         </w:tc>
@@ -1308,7 +1308,7 @@
                 <w:b w:val="0"/>
                 <w:sz w:val="18"/>
               </w:rPr>
-              <w:t>string 5 digits</w:t>
+              <w:t>YYYY/xxxxx</w:t>
             </w:r>
           </w:p>
         </w:tc>
@@ -1350,7 +1350,7 @@
                 <w:b w:val="0"/>
                 <w:sz w:val="18"/>
               </w:rPr>
-              <w:t>รหัสร้านถูกกระทบ; คง leading zero</w:t>
+              <w:t>เลขที่เอกสารและลิงก์เปิด detail</w:t>
             </w:r>
           </w:p>
         </w:tc>
@@ -1376,7 +1376,7 @@
                 <w:b w:val="0"/>
                 <w:sz w:val="18"/>
               </w:rPr>
-              <w:t>table.impactedStoreName</w:t>
+              <w:t>table.impactedStoreCode</w:t>
             </w:r>
           </w:p>
         </w:tc>
@@ -1397,7 +1397,7 @@
                 <w:b w:val="0"/>
                 <w:sz w:val="18"/>
               </w:rPr>
-              <w:t>string</w:t>
+              <w:t>string 5 digits</w:t>
             </w:r>
           </w:p>
         </w:tc>
@@ -1439,7 +1439,7 @@
                 <w:b w:val="0"/>
                 <w:sz w:val="18"/>
               </w:rPr>
-              <w:t>ชื่อร้านถูกกระทบ</w:t>
+              <w:t>รหัสร้านถูกกระทบ; คง leading zero</w:t>
             </w:r>
           </w:p>
         </w:tc>
@@ -1465,7 +1465,7 @@
                 <w:b w:val="0"/>
                 <w:sz w:val="18"/>
               </w:rPr>
-              <w:t>table.impactMonth</w:t>
+              <w:t>table.impactedStoreName</w:t>
             </w:r>
           </w:p>
         </w:tc>
@@ -1486,7 +1486,7 @@
                 <w:b w:val="0"/>
                 <w:sz w:val="18"/>
               </w:rPr>
-              <w:t>YYYY-MM</w:t>
+              <w:t>string</w:t>
             </w:r>
           </w:p>
         </w:tc>
@@ -1528,7 +1528,7 @@
                 <w:b w:val="0"/>
                 <w:sz w:val="18"/>
               </w:rPr>
-              <w:t>FE แสดงเดือน/ปี พ.ศ.</w:t>
+              <w:t>ชื่อร้านถูกกระทบ</w:t>
             </w:r>
           </w:p>
         </w:tc>
@@ -1554,7 +1554,7 @@
                 <w:b w:val="0"/>
                 <w:sz w:val="18"/>
               </w:rPr>
-              <w:t>table.statusCode/statusName</w:t>
+              <w:t>table.regionCode</w:t>
             </w:r>
           </w:p>
         </w:tc>
@@ -1575,7 +1575,7 @@
                 <w:b w:val="0"/>
                 <w:sz w:val="18"/>
               </w:rPr>
-              <w:t>code + label</w:t>
+              <w:t>string</w:t>
             </w:r>
           </w:p>
         </w:tc>
@@ -1617,7 +1617,7 @@
                 <w:b w:val="0"/>
                 <w:sz w:val="18"/>
               </w:rPr>
-              <w:t>เก็บ code และ resolve label จาก dictionary</w:t>
+              <w:t>ภาค</w:t>
             </w:r>
           </w:p>
         </w:tc>
@@ -1643,7 +1643,7 @@
                 <w:b w:val="0"/>
                 <w:sz w:val="18"/>
               </w:rPr>
-              <w:t>table.operatorName</w:t>
+              <w:t>table.salesDeclinePercent</w:t>
             </w:r>
           </w:p>
         </w:tc>
@@ -1664,7 +1664,7 @@
                 <w:b w:val="0"/>
                 <w:sz w:val="18"/>
               </w:rPr>
-              <w:t>string|null</w:t>
+              <w:t>decimal</w:t>
             </w:r>
           </w:p>
         </w:tc>
@@ -1706,7 +1706,7 @@
                 <w:b w:val="0"/>
                 <w:sz w:val="18"/>
               </w:rPr>
-              <w:t>ผู้ถือ task ปัจจุบันหรือ '-'</w:t>
+              <w:t>ยอดขายที่ลดลง (%)</w:t>
             </w:r>
           </w:p>
         </w:tc>
@@ -1732,7 +1732,7 @@
                 <w:b w:val="0"/>
                 <w:sz w:val="18"/>
               </w:rPr>
-              <w:t>table.daysPending</w:t>
+              <w:t>table.totalCompensationAmount</w:t>
             </w:r>
           </w:p>
         </w:tc>
@@ -1753,7 +1753,7 @@
                 <w:b w:val="0"/>
                 <w:sz w:val="18"/>
               </w:rPr>
-              <w:t>integer</w:t>
+              <w:t>decimal</w:t>
             </w:r>
           </w:p>
         </w:tc>
@@ -1795,7 +1795,7 @@
                 <w:b w:val="0"/>
                 <w:sz w:val="18"/>
               </w:rPr>
-              <w:t>จำนวนวันรอดำเนินการ</w:t>
+              <w:t>จำนวนเงินที่ชดเชย; format #,##0.00</w:t>
             </w:r>
           </w:p>
         </w:tc>
@@ -1821,7 +1821,7 @@
                 <w:b w:val="0"/>
                 <w:sz w:val="18"/>
               </w:rPr>
-              <w:t>table.totalCompensationAmount</w:t>
+              <w:t>table.statusCode/statusName</w:t>
             </w:r>
           </w:p>
         </w:tc>
@@ -1842,7 +1842,7 @@
                 <w:b w:val="0"/>
                 <w:sz w:val="18"/>
               </w:rPr>
-              <w:t>decimal</w:t>
+              <w:t>code + label</w:t>
             </w:r>
           </w:p>
         </w:tc>
@@ -1863,7 +1863,7 @@
                 <w:b w:val="0"/>
                 <w:sz w:val="18"/>
               </w:rPr>
-              <w:t>column 8; &gt;=0</w:t>
+              <w:t>column 8</w:t>
             </w:r>
           </w:p>
         </w:tc>
@@ -1884,7 +1884,7 @@
                 <w:b w:val="0"/>
                 <w:sz w:val="18"/>
               </w:rPr>
-              <w:t>format #,##0.00</w:t>
+              <w:t>สถานะ; เก็บ code และ resolve label จาก dictionary</w:t>
             </w:r>
           </w:p>
         </w:tc>
@@ -1910,6 +1910,95 @@
                 <w:b w:val="0"/>
                 <w:sz w:val="18"/>
               </w:rPr>
+              <w:t>table.daysPending</w:t>
+            </w:r>
+          </w:p>
+        </w:tc>
+        <w:tc>
+          <w:tcPr>
+            <w:tcW w:type="dxa" w:w="2520"/>
+            <w:vAlign w:val="center"/>
+          </w:tcPr>
+          <w:p>
+            <w:pPr>
+              <w:keepLines/>
+              <w:spacing w:after="0"/>
+            </w:pPr>
+            <w:r/>
+            <w:r>
+              <w:rPr>
+                <w:rFonts w:ascii="Arial" w:hAnsi="Arial" w:eastAsia="Arial"/>
+                <w:b w:val="0"/>
+                <w:sz w:val="18"/>
+              </w:rPr>
+              <w:t>integer</w:t>
+            </w:r>
+          </w:p>
+        </w:tc>
+        <w:tc>
+          <w:tcPr>
+            <w:tcW w:type="dxa" w:w="2520"/>
+            <w:vAlign w:val="center"/>
+          </w:tcPr>
+          <w:p>
+            <w:pPr>
+              <w:keepLines/>
+              <w:spacing w:after="0"/>
+            </w:pPr>
+            <w:r/>
+            <w:r>
+              <w:rPr>
+                <w:rFonts w:ascii="Arial" w:hAnsi="Arial" w:eastAsia="Arial"/>
+                <w:b w:val="0"/>
+                <w:sz w:val="18"/>
+              </w:rPr>
+              <w:t>column 9; &gt;=0</w:t>
+            </w:r>
+          </w:p>
+        </w:tc>
+        <w:tc>
+          <w:tcPr>
+            <w:tcW w:type="dxa" w:w="2520"/>
+            <w:vAlign w:val="center"/>
+          </w:tcPr>
+          <w:p>
+            <w:pPr>
+              <w:keepLines/>
+              <w:spacing w:after="0"/>
+            </w:pPr>
+            <w:r/>
+            <w:r>
+              <w:rPr>
+                <w:rFonts w:ascii="Arial" w:hAnsi="Arial" w:eastAsia="Arial"/>
+                <w:b w:val="0"/>
+                <w:sz w:val="18"/>
+              </w:rPr>
+              <w:t>รอ (วัน)</w:t>
+            </w:r>
+          </w:p>
+        </w:tc>
+      </w:tr>
+      <w:tr>
+        <w:trPr>
+          <w:cantSplit/>
+        </w:trPr>
+        <w:tc>
+          <w:tcPr>
+            <w:tcW w:type="dxa" w:w="2520"/>
+            <w:vAlign w:val="center"/>
+          </w:tcPr>
+          <w:p>
+            <w:pPr>
+              <w:keepLines/>
+              <w:spacing w:after="0"/>
+            </w:pPr>
+            <w:r/>
+            <w:r>
+              <w:rPr>
+                <w:rFonts w:ascii="Arial" w:hAnsi="Arial" w:eastAsia="Arial"/>
+                <w:b w:val="0"/>
+                <w:sz w:val="18"/>
+              </w:rPr>
               <w:t>table.salesDataDays</w:t>
             </w:r>
           </w:p>
@@ -1952,7 +2041,7 @@
                 <w:b w:val="0"/>
                 <w:sz w:val="18"/>
               </w:rPr>
-              <w:t>column 9; &lt;60 = abnormal</w:t>
+              <w:t>internal (ไม่ใช่คอลัมน์แสดง)</w:t>
             </w:r>
           </w:p>
         </w:tc>
@@ -1973,7 +2062,7 @@
                 <w:b w:val="0"/>
                 <w:sz w:val="18"/>
               </w:rPr>
-              <w:t>row สีแดงและ label ผิดปกติ</w:t>
+              <w:t>&lt;60 = แถวผิดปกติสีแดง (red-flag)</w:t>
             </w:r>
           </w:p>
         </w:tc>
@@ -4755,23 +4844,25 @@
               <w:br/>
               <w:t xml:space="preserve">    {</w:t>
               <w:br/>
+              <w:t xml:space="preserve">      "roundNo": 1,</w:t>
+              <w:br/>
               <w:t xml:space="preserve">      "docNo": "2569/00123",</w:t>
               <w:br/>
               <w:t xml:space="preserve">      "impactedStoreCode": "01234",</w:t>
               <w:br/>
               <w:t xml:space="preserve">      "impactedStoreName": "สาขาตัวอย่าง",</w:t>
               <w:br/>
-              <w:t xml:space="preserve">      "impactMonth": "2026-06",</w:t>
+              <w:t xml:space="preserve">      "regionCode": "BE",</w:t>
+              <w:br/>
+              <w:t xml:space="preserve">      "salesDeclinePercent": 12.5,</w:t>
               <w:br/>
               <w:t xml:space="preserve">      "statusCode": "06",</w:t>
               <w:br/>
               <w:t xml:space="preserve">      "statusName": "รอฝ่าย SBP DSA ดำเนินการ",</w:t>
               <w:br/>
-              <w:t xml:space="preserve">      "operatorName": "สมชาย ใจดี",</w:t>
+              <w:t xml:space="preserve">      "totalCompensationAmount": 48200.0,</w:t>
               <w:br/>
               <w:t xml:space="preserve">      "daysPending": 3,</w:t>
-              <w:br/>
-              <w:t xml:space="preserve">      "totalCompensationAmount": 48200.0,</w:t>
               <w:br/>
               <w:t xml:space="preserve">      "salesDataDays": 58</w:t>
               <w:br/>
@@ -5280,7 +5371,7 @@
                 <w:b w:val="0"/>
                 <w:sz w:val="18"/>
               </w:rPr>
-              <w:t>items[].docNo</w:t>
+              <w:t>items[].roundNo</w:t>
             </w:r>
           </w:p>
         </w:tc>
@@ -5301,7 +5392,7 @@
                 <w:b w:val="0"/>
                 <w:sz w:val="18"/>
               </w:rPr>
-              <w:t>string</w:t>
+              <w:t>integer</w:t>
             </w:r>
           </w:p>
         </w:tc>
@@ -5343,7 +5434,7 @@
                 <w:b w:val="0"/>
                 <w:sz w:val="18"/>
               </w:rPr>
-              <w:t>พ.ศ. YYYY/xxxxx</w:t>
+              <w:t>UTF-8; use value domain described by endpoint purpose</w:t>
             </w:r>
           </w:p>
         </w:tc>
@@ -5369,7 +5460,7 @@
                 <w:b w:val="0"/>
                 <w:sz w:val="18"/>
               </w:rPr>
-              <w:t>items[].impactedStoreCode</w:t>
+              <w:t>items[].docNo</w:t>
             </w:r>
           </w:p>
         </w:tc>
@@ -5432,7 +5523,7 @@
                 <w:b w:val="0"/>
                 <w:sz w:val="18"/>
               </w:rPr>
-              <w:t>exactly 5 digits; preserve leading zero</w:t>
+              <w:t>พ.ศ. YYYY/xxxxx</w:t>
             </w:r>
           </w:p>
         </w:tc>
@@ -5458,7 +5549,7 @@
                 <w:b w:val="0"/>
                 <w:sz w:val="18"/>
               </w:rPr>
-              <w:t>items[].impactedStoreName</w:t>
+              <w:t>items[].impactedStoreCode</w:t>
             </w:r>
           </w:p>
         </w:tc>
@@ -5521,7 +5612,7 @@
                 <w:b w:val="0"/>
                 <w:sz w:val="18"/>
               </w:rPr>
-              <w:t>UTF-8; use value domain described by endpoint purpose</w:t>
+              <w:t>exactly 5 digits; preserve leading zero</w:t>
             </w:r>
           </w:p>
         </w:tc>
@@ -5547,7 +5638,7 @@
                 <w:b w:val="0"/>
                 <w:sz w:val="18"/>
               </w:rPr>
-              <w:t>items[].impactMonth</w:t>
+              <w:t>items[].impactedStoreName</w:t>
             </w:r>
           </w:p>
         </w:tc>
@@ -5610,7 +5701,7 @@
                 <w:b w:val="0"/>
                 <w:sz w:val="18"/>
               </w:rPr>
-              <w:t>ISO-8601 ค.ศ.; nullable only when type includes null</w:t>
+              <w:t>UTF-8; use value domain described by endpoint purpose</w:t>
             </w:r>
           </w:p>
         </w:tc>
@@ -5636,7 +5727,7 @@
                 <w:b w:val="0"/>
                 <w:sz w:val="18"/>
               </w:rPr>
-              <w:t>items[].statusCode</w:t>
+              <w:t>items[].regionCode</w:t>
             </w:r>
           </w:p>
         </w:tc>
@@ -5699,7 +5790,7 @@
                 <w:b w:val="0"/>
                 <w:sz w:val="18"/>
               </w:rPr>
-              <w:t>canonical code; do not replace with display label</w:t>
+              <w:t>UTF-8; use value domain described by endpoint purpose</w:t>
             </w:r>
           </w:p>
         </w:tc>
@@ -5725,7 +5816,7 @@
                 <w:b w:val="0"/>
                 <w:sz w:val="18"/>
               </w:rPr>
-              <w:t>items[].statusName</w:t>
+              <w:t>items[].salesDeclinePercent</w:t>
             </w:r>
           </w:p>
         </w:tc>
@@ -5746,7 +5837,7 @@
                 <w:b w:val="0"/>
                 <w:sz w:val="18"/>
               </w:rPr>
-              <w:t>string</w:t>
+              <w:t>number</w:t>
             </w:r>
           </w:p>
         </w:tc>
@@ -5788,7 +5879,7 @@
                 <w:b w:val="0"/>
                 <w:sz w:val="18"/>
               </w:rPr>
-              <w:t>UTF-8; use value domain described by endpoint purpose</w:t>
+              <w:t>number 0..100 with 2 decimals</w:t>
             </w:r>
           </w:p>
         </w:tc>
@@ -5814,7 +5905,7 @@
                 <w:b w:val="0"/>
                 <w:sz w:val="18"/>
               </w:rPr>
-              <w:t>items[].operatorName</w:t>
+              <w:t>items[].statusCode</w:t>
             </w:r>
           </w:p>
         </w:tc>
@@ -5877,7 +5968,7 @@
                 <w:b w:val="0"/>
                 <w:sz w:val="18"/>
               </w:rPr>
-              <w:t>UTF-8; use value domain described by endpoint purpose</w:t>
+              <w:t>canonical code; do not replace with display label</w:t>
             </w:r>
           </w:p>
         </w:tc>
@@ -5903,7 +5994,7 @@
                 <w:b w:val="0"/>
                 <w:sz w:val="18"/>
               </w:rPr>
-              <w:t>items[].daysPending</w:t>
+              <w:t>items[].statusName</w:t>
             </w:r>
           </w:p>
         </w:tc>
@@ -5924,7 +6015,7 @@
                 <w:b w:val="0"/>
                 <w:sz w:val="18"/>
               </w:rPr>
-              <w:t>integer</w:t>
+              <w:t>string</w:t>
             </w:r>
           </w:p>
         </w:tc>
@@ -6056,6 +6147,95 @@
                 <w:sz w:val="18"/>
               </w:rPr>
               <w:t>number &gt;= 0 with 2 decimals</w:t>
+            </w:r>
+          </w:p>
+        </w:tc>
+      </w:tr>
+      <w:tr>
+        <w:trPr>
+          <w:cantSplit/>
+        </w:trPr>
+        <w:tc>
+          <w:tcPr>
+            <w:tcW w:type="dxa" w:w="2520"/>
+            <w:vAlign w:val="center"/>
+          </w:tcPr>
+          <w:p>
+            <w:pPr>
+              <w:keepLines/>
+              <w:spacing w:after="0"/>
+            </w:pPr>
+            <w:r/>
+            <w:r>
+              <w:rPr>
+                <w:rFonts w:ascii="Arial" w:hAnsi="Arial" w:eastAsia="Arial"/>
+                <w:b w:val="0"/>
+                <w:sz w:val="18"/>
+              </w:rPr>
+              <w:t>items[].daysPending</w:t>
+            </w:r>
+          </w:p>
+        </w:tc>
+        <w:tc>
+          <w:tcPr>
+            <w:tcW w:type="dxa" w:w="2520"/>
+            <w:vAlign w:val="center"/>
+          </w:tcPr>
+          <w:p>
+            <w:pPr>
+              <w:keepLines/>
+              <w:spacing w:after="0"/>
+            </w:pPr>
+            <w:r/>
+            <w:r>
+              <w:rPr>
+                <w:rFonts w:ascii="Arial" w:hAnsi="Arial" w:eastAsia="Arial"/>
+                <w:b w:val="0"/>
+                <w:sz w:val="18"/>
+              </w:rPr>
+              <w:t>integer</w:t>
+            </w:r>
+          </w:p>
+        </w:tc>
+        <w:tc>
+          <w:tcPr>
+            <w:tcW w:type="dxa" w:w="2520"/>
+            <w:vAlign w:val="center"/>
+          </w:tcPr>
+          <w:p>
+            <w:pPr>
+              <w:keepLines/>
+              <w:spacing w:after="0"/>
+            </w:pPr>
+            <w:r/>
+            <w:r>
+              <w:rPr>
+                <w:rFonts w:ascii="Arial" w:hAnsi="Arial" w:eastAsia="Arial"/>
+                <w:b w:val="0"/>
+                <w:sz w:val="18"/>
+              </w:rPr>
+              <w:t>Yes</w:t>
+            </w:r>
+          </w:p>
+        </w:tc>
+        <w:tc>
+          <w:tcPr>
+            <w:tcW w:type="dxa" w:w="2520"/>
+            <w:vAlign w:val="center"/>
+          </w:tcPr>
+          <w:p>
+            <w:pPr>
+              <w:keepLines/>
+              <w:spacing w:after="0"/>
+            </w:pPr>
+            <w:r/>
+            <w:r>
+              <w:rPr>
+                <w:rFonts w:ascii="Arial" w:hAnsi="Arial" w:eastAsia="Arial"/>
+                <w:b w:val="0"/>
+                <w:sz w:val="18"/>
+              </w:rPr>
+              <w:t>UTF-8; use value domain described by endpoint purpose</w:t>
             </w:r>
           </w:p>
         </w:tc>
@@ -6697,23 +6877,25 @@
               <w:br/>
               <w:t xml:space="preserve">    {</w:t>
               <w:br/>
+              <w:t xml:space="preserve">      "roundNo": 2,</w:t>
+              <w:br/>
               <w:t xml:space="preserve">      "docNo": "2569/00124",</w:t>
               <w:br/>
               <w:t xml:space="preserve">      "impactedStoreCode": "01235",</w:t>
               <w:br/>
               <w:t xml:space="preserve">      "impactedStoreName": "สาขาตัวอย่าง 2",</w:t>
               <w:br/>
-              <w:t xml:space="preserve">      "impactMonth": "2026-06",</w:t>
+              <w:t xml:space="preserve">      "regionCode": "BS",</w:t>
+              <w:br/>
+              <w:t xml:space="preserve">      "salesDeclinePercent": 18.0,</w:t>
               <w:br/>
               <w:t xml:space="preserve">      "statusCode": "99",</w:t>
               <w:br/>
               <w:t xml:space="preserve">      "statusName": "เสร็จสิ้น",</w:t>
               <w:br/>
-              <w:t xml:space="preserve">      "operatorName": null,</w:t>
+              <w:t xml:space="preserve">      "totalCompensationAmount": 72500.0,</w:t>
               <w:br/>
               <w:t xml:space="preserve">      "daysPending": 0,</w:t>
-              <w:br/>
-              <w:t xml:space="preserve">      "totalCompensationAmount": 72500.0,</w:t>
               <w:br/>
               <w:t xml:space="preserve">      "salesDataDays": 60</w:t>
               <w:br/>
@@ -7222,7 +7404,7 @@
                 <w:b w:val="0"/>
                 <w:sz w:val="18"/>
               </w:rPr>
-              <w:t>items[].docNo</w:t>
+              <w:t>items[].roundNo</w:t>
             </w:r>
           </w:p>
         </w:tc>
@@ -7243,7 +7425,7 @@
                 <w:b w:val="0"/>
                 <w:sz w:val="18"/>
               </w:rPr>
-              <w:t>string</w:t>
+              <w:t>integer</w:t>
             </w:r>
           </w:p>
         </w:tc>
@@ -7285,7 +7467,7 @@
                 <w:b w:val="0"/>
                 <w:sz w:val="18"/>
               </w:rPr>
-              <w:t>พ.ศ. YYYY/xxxxx</w:t>
+              <w:t>UTF-8; use value domain described by endpoint purpose</w:t>
             </w:r>
           </w:p>
         </w:tc>
@@ -7311,7 +7493,7 @@
                 <w:b w:val="0"/>
                 <w:sz w:val="18"/>
               </w:rPr>
-              <w:t>items[].impactedStoreCode</w:t>
+              <w:t>items[].docNo</w:t>
             </w:r>
           </w:p>
         </w:tc>
@@ -7374,7 +7556,7 @@
                 <w:b w:val="0"/>
                 <w:sz w:val="18"/>
               </w:rPr>
-              <w:t>exactly 5 digits; preserve leading zero</w:t>
+              <w:t>พ.ศ. YYYY/xxxxx</w:t>
             </w:r>
           </w:p>
         </w:tc>
@@ -7400,7 +7582,7 @@
                 <w:b w:val="0"/>
                 <w:sz w:val="18"/>
               </w:rPr>
-              <w:t>items[].impactedStoreName</w:t>
+              <w:t>items[].impactedStoreCode</w:t>
             </w:r>
           </w:p>
         </w:tc>
@@ -7463,7 +7645,7 @@
                 <w:b w:val="0"/>
                 <w:sz w:val="18"/>
               </w:rPr>
-              <w:t>UTF-8; use value domain described by endpoint purpose</w:t>
+              <w:t>exactly 5 digits; preserve leading zero</w:t>
             </w:r>
           </w:p>
         </w:tc>
@@ -7489,7 +7671,7 @@
                 <w:b w:val="0"/>
                 <w:sz w:val="18"/>
               </w:rPr>
-              <w:t>items[].impactMonth</w:t>
+              <w:t>items[].impactedStoreName</w:t>
             </w:r>
           </w:p>
         </w:tc>
@@ -7552,7 +7734,7 @@
                 <w:b w:val="0"/>
                 <w:sz w:val="18"/>
               </w:rPr>
-              <w:t>ISO-8601 ค.ศ.; nullable only when type includes null</w:t>
+              <w:t>UTF-8; use value domain described by endpoint purpose</w:t>
             </w:r>
           </w:p>
         </w:tc>
@@ -7578,7 +7760,7 @@
                 <w:b w:val="0"/>
                 <w:sz w:val="18"/>
               </w:rPr>
-              <w:t>items[].statusCode</w:t>
+              <w:t>items[].regionCode</w:t>
             </w:r>
           </w:p>
         </w:tc>
@@ -7641,7 +7823,7 @@
                 <w:b w:val="0"/>
                 <w:sz w:val="18"/>
               </w:rPr>
-              <w:t>canonical code; do not replace with display label</w:t>
+              <w:t>UTF-8; use value domain described by endpoint purpose</w:t>
             </w:r>
           </w:p>
         </w:tc>
@@ -7667,7 +7849,7 @@
                 <w:b w:val="0"/>
                 <w:sz w:val="18"/>
               </w:rPr>
-              <w:t>items[].statusName</w:t>
+              <w:t>items[].salesDeclinePercent</w:t>
             </w:r>
           </w:p>
         </w:tc>
@@ -7688,7 +7870,7 @@
                 <w:b w:val="0"/>
                 <w:sz w:val="18"/>
               </w:rPr>
-              <w:t>string</w:t>
+              <w:t>number</w:t>
             </w:r>
           </w:p>
         </w:tc>
@@ -7730,7 +7912,7 @@
                 <w:b w:val="0"/>
                 <w:sz w:val="18"/>
               </w:rPr>
-              <w:t>UTF-8; use value domain described by endpoint purpose</w:t>
+              <w:t>number 0..100 with 2 decimals</w:t>
             </w:r>
           </w:p>
         </w:tc>
@@ -7756,7 +7938,7 @@
                 <w:b w:val="0"/>
                 <w:sz w:val="18"/>
               </w:rPr>
-              <w:t>items[].operatorName</w:t>
+              <w:t>items[].statusCode</w:t>
             </w:r>
           </w:p>
         </w:tc>
@@ -7777,7 +7959,7 @@
                 <w:b w:val="0"/>
                 <w:sz w:val="18"/>
               </w:rPr>
-              <w:t>string | null</w:t>
+              <w:t>string</w:t>
             </w:r>
           </w:p>
         </w:tc>
@@ -7798,7 +7980,7 @@
                 <w:b w:val="0"/>
                 <w:sz w:val="18"/>
               </w:rPr>
-              <w:t>No</w:t>
+              <w:t>Yes</w:t>
             </w:r>
           </w:p>
         </w:tc>
@@ -7819,7 +8001,7 @@
                 <w:b w:val="0"/>
                 <w:sz w:val="18"/>
               </w:rPr>
-              <w:t>UTF-8; use value domain described by endpoint purpose</w:t>
+              <w:t>canonical code; do not replace with display label</w:t>
             </w:r>
           </w:p>
         </w:tc>
@@ -7845,7 +8027,7 @@
                 <w:b w:val="0"/>
                 <w:sz w:val="18"/>
               </w:rPr>
-              <w:t>items[].daysPending</w:t>
+              <w:t>items[].statusName</w:t>
             </w:r>
           </w:p>
         </w:tc>
@@ -7866,7 +8048,7 @@
                 <w:b w:val="0"/>
                 <w:sz w:val="18"/>
               </w:rPr>
-              <w:t>integer</w:t>
+              <w:t>string</w:t>
             </w:r>
           </w:p>
         </w:tc>
@@ -7998,6 +8180,95 @@
                 <w:sz w:val="18"/>
               </w:rPr>
               <w:t>number &gt;= 0 with 2 decimals</w:t>
+            </w:r>
+          </w:p>
+        </w:tc>
+      </w:tr>
+      <w:tr>
+        <w:trPr>
+          <w:cantSplit/>
+        </w:trPr>
+        <w:tc>
+          <w:tcPr>
+            <w:tcW w:type="dxa" w:w="2520"/>
+            <w:vAlign w:val="center"/>
+          </w:tcPr>
+          <w:p>
+            <w:pPr>
+              <w:keepLines/>
+              <w:spacing w:after="0"/>
+            </w:pPr>
+            <w:r/>
+            <w:r>
+              <w:rPr>
+                <w:rFonts w:ascii="Arial" w:hAnsi="Arial" w:eastAsia="Arial"/>
+                <w:b w:val="0"/>
+                <w:sz w:val="18"/>
+              </w:rPr>
+              <w:t>items[].daysPending</w:t>
+            </w:r>
+          </w:p>
+        </w:tc>
+        <w:tc>
+          <w:tcPr>
+            <w:tcW w:type="dxa" w:w="2520"/>
+            <w:vAlign w:val="center"/>
+          </w:tcPr>
+          <w:p>
+            <w:pPr>
+              <w:keepLines/>
+              <w:spacing w:after="0"/>
+            </w:pPr>
+            <w:r/>
+            <w:r>
+              <w:rPr>
+                <w:rFonts w:ascii="Arial" w:hAnsi="Arial" w:eastAsia="Arial"/>
+                <w:b w:val="0"/>
+                <w:sz w:val="18"/>
+              </w:rPr>
+              <w:t>integer</w:t>
+            </w:r>
+          </w:p>
+        </w:tc>
+        <w:tc>
+          <w:tcPr>
+            <w:tcW w:type="dxa" w:w="2520"/>
+            <w:vAlign w:val="center"/>
+          </w:tcPr>
+          <w:p>
+            <w:pPr>
+              <w:keepLines/>
+              <w:spacing w:after="0"/>
+            </w:pPr>
+            <w:r/>
+            <w:r>
+              <w:rPr>
+                <w:rFonts w:ascii="Arial" w:hAnsi="Arial" w:eastAsia="Arial"/>
+                <w:b w:val="0"/>
+                <w:sz w:val="18"/>
+              </w:rPr>
+              <w:t>Yes</w:t>
+            </w:r>
+          </w:p>
+        </w:tc>
+        <w:tc>
+          <w:tcPr>
+            <w:tcW w:type="dxa" w:w="2520"/>
+            <w:vAlign w:val="center"/>
+          </w:tcPr>
+          <w:p>
+            <w:pPr>
+              <w:keepLines/>
+              <w:spacing w:after="0"/>
+            </w:pPr>
+            <w:r/>
+            <w:r>
+              <w:rPr>
+                <w:rFonts w:ascii="Arial" w:hAnsi="Arial" w:eastAsia="Arial"/>
+                <w:b w:val="0"/>
+                <w:sz w:val="18"/>
+              </w:rPr>
+              <w:t>UTF-8; use value domain described by endpoint purpose</w:t>
             </w:r>
           </w:p>
         </w:tc>

--- a/LLDD/word/FE/LLDD-FE-Document-Lists.docx
+++ b/LLDD/word/FE/LLDD-FE-Document-Lists.docx
@@ -578,7 +578,7 @@
       <w:r>
         <w:drawing>
           <wp:inline xmlns:a="http://schemas.openxmlformats.org/drawingml/2006/main" xmlns:pic="http://schemas.openxmlformats.org/drawingml/2006/picture">
-            <wp:extent cx="5669280" cy="3090545"/>
+            <wp:extent cx="5669280" cy="3220466"/>
             <wp:docPr id="1" name="Picture 1"/>
             <wp:cNvGraphicFramePr>
               <a:graphicFrameLocks noChangeAspect="1"/>
@@ -599,7 +599,7 @@
                   <pic:spPr>
                     <a:xfrm>
                       <a:off x="0" y="0"/>
-                      <a:ext cx="5669280" cy="3090545"/>
+                      <a:ext cx="5669280" cy="3220466"/>
                     </a:xfrm>
                     <a:prstGeom prst="rect"/>
                   </pic:spPr>
@@ -631,7 +631,7 @@
       <w:r>
         <w:drawing>
           <wp:inline xmlns:a="http://schemas.openxmlformats.org/drawingml/2006/main" xmlns:pic="http://schemas.openxmlformats.org/drawingml/2006/picture">
-            <wp:extent cx="5669280" cy="3090545"/>
+            <wp:extent cx="5669280" cy="3220466"/>
             <wp:docPr id="2" name="Picture 2"/>
             <wp:cNvGraphicFramePr>
               <a:graphicFrameLocks noChangeAspect="1"/>
@@ -652,7 +652,7 @@
                   <pic:spPr>
                     <a:xfrm>
                       <a:off x="0" y="0"/>
-                      <a:ext cx="5669280" cy="3090545"/>
+                      <a:ext cx="5669280" cy="3220466"/>
                     </a:xfrm>
                     <a:prstGeom prst="rect"/>
                   </pic:spPr>
@@ -684,7 +684,7 @@
       <w:r>
         <w:drawing>
           <wp:inline xmlns:a="http://schemas.openxmlformats.org/drawingml/2006/main" xmlns:pic="http://schemas.openxmlformats.org/drawingml/2006/picture">
-            <wp:extent cx="5669280" cy="3153537"/>
+            <wp:extent cx="5669280" cy="3283458"/>
             <wp:docPr id="3" name="Picture 3"/>
             <wp:cNvGraphicFramePr>
               <a:graphicFrameLocks noChangeAspect="1"/>
@@ -705,7 +705,7 @@
                   <pic:spPr>
                     <a:xfrm>
                       <a:off x="0" y="0"/>
-                      <a:ext cx="5669280" cy="3153537"/>
+                      <a:ext cx="5669280" cy="3283458"/>
                     </a:xfrm>
                     <a:prstGeom prst="rect"/>
                   </pic:spPr>
@@ -4846,7 +4846,7 @@
               <w:br/>
               <w:t xml:space="preserve">      "roundNo": 1,</w:t>
               <w:br/>
-              <w:t xml:space="preserve">      "docNo": "2569/00123",</w:t>
+              <w:t xml:space="preserve">      "docNo": "2026/00123",</w:t>
               <w:br/>
               <w:t xml:space="preserve">      "impactedStoreCode": "01234",</w:t>
               <w:br/>
@@ -6879,7 +6879,7 @@
               <w:br/>
               <w:t xml:space="preserve">      "roundNo": 2,</w:t>
               <w:br/>
-              <w:t xml:space="preserve">      "docNo": "2569/00124",</w:t>
+              <w:t xml:space="preserve">      "docNo": "2026/00124",</w:t>
               <w:br/>
               <w:t xml:space="preserve">      "impactedStoreCode": "01235",</w:t>
               <w:br/>

--- a/LLDD/word/FE/LLDD-FE-Document-Lists.docx
+++ b/LLDD/word/FE/LLDD-FE-Document-Lists.docx
@@ -6409,7 +6409,7 @@
               </w:rPr>
               <w:t>{</w:t>
               <w:br/>
-              <w:t xml:space="preserve">  "year": 2569,</w:t>
+              <w:t xml:space="preserve">  "year": 2026,</w:t>
               <w:br/>
               <w:t xml:space="preserve">  "page": 1,</w:t>
               <w:br/>

--- a/LLDD/word/FE/LLDD-FE-Document-Lists.docx
+++ b/LLDD/word/FE/LLDD-FE-Document-Lists.docx
@@ -578,7 +578,7 @@
       <w:r>
         <w:drawing>
           <wp:inline xmlns:a="http://schemas.openxmlformats.org/drawingml/2006/main" xmlns:pic="http://schemas.openxmlformats.org/drawingml/2006/picture">
-            <wp:extent cx="5669280" cy="3220466"/>
+            <wp:extent cx="5669280" cy="3007868"/>
             <wp:docPr id="1" name="Picture 1"/>
             <wp:cNvGraphicFramePr>
               <a:graphicFrameLocks noChangeAspect="1"/>
@@ -599,7 +599,7 @@
                   <pic:spPr>
                     <a:xfrm>
                       <a:off x="0" y="0"/>
-                      <a:ext cx="5669280" cy="3220466"/>
+                      <a:ext cx="5669280" cy="3007868"/>
                     </a:xfrm>
                     <a:prstGeom prst="rect"/>
                   </pic:spPr>
@@ -631,7 +631,7 @@
       <w:r>
         <w:drawing>
           <wp:inline xmlns:a="http://schemas.openxmlformats.org/drawingml/2006/main" xmlns:pic="http://schemas.openxmlformats.org/drawingml/2006/picture">
-            <wp:extent cx="5669280" cy="3220466"/>
+            <wp:extent cx="5669280" cy="3007868"/>
             <wp:docPr id="2" name="Picture 2"/>
             <wp:cNvGraphicFramePr>
               <a:graphicFrameLocks noChangeAspect="1"/>
@@ -652,7 +652,7 @@
                   <pic:spPr>
                     <a:xfrm>
                       <a:off x="0" y="0"/>
-                      <a:ext cx="5669280" cy="3220466"/>
+                      <a:ext cx="5669280" cy="3007868"/>
                     </a:xfrm>
                     <a:prstGeom prst="rect"/>
                   </pic:spPr>
@@ -684,7 +684,7 @@
       <w:r>
         <w:drawing>
           <wp:inline xmlns:a="http://schemas.openxmlformats.org/drawingml/2006/main" xmlns:pic="http://schemas.openxmlformats.org/drawingml/2006/picture">
-            <wp:extent cx="5669280" cy="3283458"/>
+            <wp:extent cx="5669280" cy="5696839"/>
             <wp:docPr id="3" name="Picture 3"/>
             <wp:cNvGraphicFramePr>
               <a:graphicFrameLocks noChangeAspect="1"/>
@@ -705,7 +705,7 @@
                   <pic:spPr>
                     <a:xfrm>
                       <a:off x="0" y="0"/>
-                      <a:ext cx="5669280" cy="3283458"/>
+                      <a:ext cx="5669280" cy="5696839"/>
                     </a:xfrm>
                     <a:prstGeom prst="rect"/>
                   </pic:spPr>

--- a/LLDD/word/FE/LLDD-FE-Document-Lists.docx
+++ b/LLDD/word/FE/LLDD-FE-Document-Lists.docx
@@ -103,11 +103,15 @@
               <w:keepLines/>
               <w:spacing w:after="0"/>
             </w:pPr>
-            <w:r/>
-            <w:r>
-              <w:rPr>
-                <w:rFonts w:ascii="Arial" w:hAnsi="Arial" w:eastAsia="Arial"/>
-                <w:b w:val="0"/>
+            <w:r>
+              <w:rPr>
+                <w:rFonts w:ascii="Arial" w:hAnsi="Arial" w:eastAsia="Arial"/>
+                <w:sz w:val="18"/>
+              </w:rPr>
+            </w:r>
+            <w:r>
+              <w:rPr>
+                <w:rFonts w:ascii="Arial" w:hAnsi="Arial" w:eastAsia="Arial"/>
                 <w:sz w:val="18"/>
               </w:rPr>
               <w:t>วัตถุประสงค์</w:t>
@@ -124,11 +128,15 @@
               <w:keepLines/>
               <w:spacing w:after="0"/>
             </w:pPr>
-            <w:r/>
-            <w:r>
-              <w:rPr>
-                <w:rFonts w:ascii="Arial" w:hAnsi="Arial" w:eastAsia="Arial"/>
-                <w:b w:val="0"/>
+            <w:r>
+              <w:rPr>
+                <w:rFonts w:ascii="Arial" w:hAnsi="Arial" w:eastAsia="Arial"/>
+                <w:sz w:val="18"/>
+              </w:rPr>
+            </w:r>
+            <w:r>
+              <w:rPr>
+                <w:rFonts w:ascii="Arial" w:hAnsi="Arial" w:eastAsia="Arial"/>
                 <w:sz w:val="18"/>
               </w:rPr>
               <w:t>ใช้เป็นรายละเอียดระดับพัฒนาสำหรับออกแบบ ลงมือพัฒนา ตรวจทาน และทดสอบขอบเขตที่ระบุในฉบับนี้</w:t>
@@ -150,11 +158,15 @@
               <w:keepLines/>
               <w:spacing w:after="0"/>
             </w:pPr>
-            <w:r/>
-            <w:r>
-              <w:rPr>
-                <w:rFonts w:ascii="Arial" w:hAnsi="Arial" w:eastAsia="Arial"/>
-                <w:b w:val="0"/>
+            <w:r>
+              <w:rPr>
+                <w:rFonts w:ascii="Arial" w:hAnsi="Arial" w:eastAsia="Arial"/>
+                <w:sz w:val="18"/>
+              </w:rPr>
+            </w:r>
+            <w:r>
+              <w:rPr>
+                <w:rFonts w:ascii="Arial" w:hAnsi="Arial" w:eastAsia="Arial"/>
                 <w:sz w:val="18"/>
               </w:rPr>
               <w:t>ลำดับการอ่าน</w:t>
@@ -171,11 +183,15 @@
               <w:keepLines/>
               <w:spacing w:after="0"/>
             </w:pPr>
-            <w:r/>
-            <w:r>
-              <w:rPr>
-                <w:rFonts w:ascii="Arial" w:hAnsi="Arial" w:eastAsia="Arial"/>
-                <w:b w:val="0"/>
+            <w:r>
+              <w:rPr>
+                <w:rFonts w:ascii="Arial" w:hAnsi="Arial" w:eastAsia="Arial"/>
+                <w:sz w:val="18"/>
+              </w:rPr>
+            </w:r>
+            <w:r>
+              <w:rPr>
+                <w:rFonts w:ascii="Arial" w:hAnsi="Arial" w:eastAsia="Arial"/>
                 <w:sz w:val="18"/>
               </w:rPr>
               <w:t>เริ่มจาก Overview และ Scope จากนั้นตรวจ Field/Validation, Implementation, Contract, Processing Flow, Acceptance Criteria และ Test Checklist ตามลำดับ</w:t>
@@ -197,11 +213,15 @@
               <w:keepLines/>
               <w:spacing w:after="0"/>
             </w:pPr>
-            <w:r/>
-            <w:r>
-              <w:rPr>
-                <w:rFonts w:ascii="Arial" w:hAnsi="Arial" w:eastAsia="Arial"/>
-                <w:b w:val="0"/>
+            <w:r>
+              <w:rPr>
+                <w:rFonts w:ascii="Arial" w:hAnsi="Arial" w:eastAsia="Arial"/>
+                <w:sz w:val="18"/>
+              </w:rPr>
+            </w:r>
+            <w:r>
+              <w:rPr>
+                <w:rFonts w:ascii="Arial" w:hAnsi="Arial" w:eastAsia="Arial"/>
                 <w:sz w:val="18"/>
               </w:rPr>
               <w:t>ผลลัพธ์ที่คาดหวัง</w:t>
@@ -218,11 +238,15 @@
               <w:keepLines/>
               <w:spacing w:after="0"/>
             </w:pPr>
-            <w:r/>
-            <w:r>
-              <w:rPr>
-                <w:rFonts w:ascii="Arial" w:hAnsi="Arial" w:eastAsia="Arial"/>
-                <w:b w:val="0"/>
+            <w:r>
+              <w:rPr>
+                <w:rFonts w:ascii="Arial" w:hAnsi="Arial" w:eastAsia="Arial"/>
+                <w:sz w:val="18"/>
+              </w:rPr>
+            </w:r>
+            <w:r>
+              <w:rPr>
+                <w:rFonts w:ascii="Arial" w:hAnsi="Arial" w:eastAsia="Arial"/>
                 <w:sz w:val="18"/>
               </w:rPr>
               <w:t>ผู้อ่านสามารถระบุ input, ขั้นตอนประมวลผล, output, เงื่อนไขผิดพลาด และหลักฐานการทดสอบได้จากเนื้อหาในฉบับเดียว</w:t>
@@ -322,11 +346,15 @@
               <w:keepLines/>
               <w:spacing w:after="0"/>
             </w:pPr>
-            <w:r/>
-            <w:r>
-              <w:rPr>
-                <w:rFonts w:ascii="Arial" w:hAnsi="Arial" w:eastAsia="Arial"/>
-                <w:b w:val="0"/>
+            <w:r>
+              <w:rPr>
+                <w:rFonts w:ascii="Arial" w:hAnsi="Arial" w:eastAsia="Arial"/>
+                <w:sz w:val="18"/>
+              </w:rPr>
+            </w:r>
+            <w:r>
+              <w:rPr>
+                <w:rFonts w:ascii="Arial" w:hAnsi="Arial" w:eastAsia="Arial"/>
                 <w:sz w:val="18"/>
               </w:rPr>
               <w:t>Track</w:t>
@@ -343,11 +371,15 @@
               <w:keepLines/>
               <w:spacing w:after="0"/>
             </w:pPr>
-            <w:r/>
-            <w:r>
-              <w:rPr>
-                <w:rFonts w:ascii="Arial" w:hAnsi="Arial" w:eastAsia="Arial"/>
-                <w:b w:val="0"/>
+            <w:r>
+              <w:rPr>
+                <w:rFonts w:ascii="Arial" w:hAnsi="Arial" w:eastAsia="Arial"/>
+                <w:sz w:val="18"/>
+              </w:rPr>
+            </w:r>
+            <w:r>
+              <w:rPr>
+                <w:rFonts w:ascii="Arial" w:hAnsi="Arial" w:eastAsia="Arial"/>
                 <w:sz w:val="18"/>
               </w:rPr>
               <w:t>FE</w:t>
@@ -369,11 +401,15 @@
               <w:keepLines/>
               <w:spacing w:after="0"/>
             </w:pPr>
-            <w:r/>
-            <w:r>
-              <w:rPr>
-                <w:rFonts w:ascii="Arial" w:hAnsi="Arial" w:eastAsia="Arial"/>
-                <w:b w:val="0"/>
+            <w:r>
+              <w:rPr>
+                <w:rFonts w:ascii="Arial" w:hAnsi="Arial" w:eastAsia="Arial"/>
+                <w:sz w:val="18"/>
+              </w:rPr>
+            </w:r>
+            <w:r>
+              <w:rPr>
+                <w:rFonts w:ascii="Arial" w:hAnsi="Arial" w:eastAsia="Arial"/>
                 <w:sz w:val="18"/>
               </w:rPr>
               <w:t>Estimate</w:t>
@@ -390,14 +426,18 @@
               <w:keepLines/>
               <w:spacing w:after="0"/>
             </w:pPr>
-            <w:r/>
-            <w:r>
-              <w:rPr>
-                <w:rFonts w:ascii="Arial" w:hAnsi="Arial" w:eastAsia="Arial"/>
-                <w:b w:val="0"/>
-                <w:sz w:val="18"/>
-              </w:rPr>
-              <w:t>42 ชั่วโมง</w:t>
+            <w:r>
+              <w:rPr>
+                <w:rFonts w:ascii="Arial" w:hAnsi="Arial" w:eastAsia="Arial"/>
+                <w:sz w:val="18"/>
+              </w:rPr>
+            </w:r>
+            <w:r>
+              <w:rPr>
+                <w:rFonts w:ascii="Arial" w:hAnsi="Arial" w:eastAsia="Arial"/>
+                <w:sz w:val="18"/>
+              </w:rPr>
+              <w:t>44 ชั่วโมง</w:t>
             </w:r>
           </w:p>
         </w:tc>
@@ -416,11 +456,15 @@
               <w:keepLines/>
               <w:spacing w:after="0"/>
             </w:pPr>
-            <w:r/>
-            <w:r>
-              <w:rPr>
-                <w:rFonts w:ascii="Arial" w:hAnsi="Arial" w:eastAsia="Arial"/>
-                <w:b w:val="0"/>
+            <w:r>
+              <w:rPr>
+                <w:rFonts w:ascii="Arial" w:hAnsi="Arial" w:eastAsia="Arial"/>
+                <w:sz w:val="18"/>
+              </w:rPr>
+            </w:r>
+            <w:r>
+              <w:rPr>
+                <w:rFonts w:ascii="Arial" w:hAnsi="Arial" w:eastAsia="Arial"/>
                 <w:sz w:val="18"/>
               </w:rPr>
               <w:t>Owner</w:t>
@@ -437,14 +481,18 @@
               <w:keepLines/>
               <w:spacing w:after="0"/>
             </w:pPr>
-            <w:r/>
-            <w:r>
-              <w:rPr>
-                <w:rFonts w:ascii="Arial" w:hAnsi="Arial" w:eastAsia="Arial"/>
-                <w:b w:val="0"/>
-                <w:sz w:val="18"/>
-              </w:rPr>
-              <w:t>Peerakorn &lt;Pete&gt; Sakunkaewphithak</w:t>
+            <w:r>
+              <w:rPr>
+                <w:rFonts w:ascii="Arial" w:hAnsi="Arial" w:eastAsia="Arial"/>
+                <w:sz w:val="18"/>
+              </w:rPr>
+            </w:r>
+            <w:r>
+              <w:rPr>
+                <w:rFonts w:ascii="Arial" w:hAnsi="Arial" w:eastAsia="Arial"/>
+                <w:sz w:val="18"/>
+              </w:rPr>
+              <w:t>Chidchanok &lt;lin&gt; Saengamnat</w:t>
             </w:r>
           </w:p>
         </w:tc>
@@ -463,11 +511,15 @@
               <w:keepLines/>
               <w:spacing w:after="0"/>
             </w:pPr>
-            <w:r/>
-            <w:r>
-              <w:rPr>
-                <w:rFonts w:ascii="Arial" w:hAnsi="Arial" w:eastAsia="Arial"/>
-                <w:b w:val="0"/>
+            <w:r>
+              <w:rPr>
+                <w:rFonts w:ascii="Arial" w:hAnsi="Arial" w:eastAsia="Arial"/>
+                <w:sz w:val="18"/>
+              </w:rPr>
+            </w:r>
+            <w:r>
+              <w:rPr>
+                <w:rFonts w:ascii="Arial" w:hAnsi="Arial" w:eastAsia="Arial"/>
                 <w:sz w:val="18"/>
               </w:rPr>
               <w:t>Objective</w:t>
@@ -484,11 +536,15 @@
               <w:keepLines/>
               <w:spacing w:after="0"/>
             </w:pPr>
-            <w:r/>
-            <w:r>
-              <w:rPr>
-                <w:rFonts w:ascii="Arial" w:hAnsi="Arial" w:eastAsia="Arial"/>
-                <w:b w:val="0"/>
+            <w:r>
+              <w:rPr>
+                <w:rFonts w:ascii="Arial" w:hAnsi="Arial" w:eastAsia="Arial"/>
+                <w:sz w:val="18"/>
+              </w:rPr>
+            </w:r>
+            <w:r>
+              <w:rPr>
+                <w:rFonts w:ascii="Arial" w:hAnsi="Arial" w:eastAsia="Arial"/>
                 <w:sz w:val="18"/>
               </w:rPr>
               <w:t>สร้างหน้ารายการเอกสารรอดำเนินการและเอกสารที่เกี่ยวข้อง</w:t>
@@ -924,11 +980,15 @@
               <w:keepLines/>
               <w:spacing w:after="0"/>
             </w:pPr>
-            <w:r/>
-            <w:r>
-              <w:rPr>
-                <w:rFonts w:ascii="Arial" w:hAnsi="Arial" w:eastAsia="Arial"/>
-                <w:b w:val="0"/>
+            <w:r>
+              <w:rPr>
+                <w:rFonts w:ascii="Arial" w:hAnsi="Arial" w:eastAsia="Arial"/>
+                <w:sz w:val="18"/>
+              </w:rPr>
+            </w:r>
+            <w:r>
+              <w:rPr>
+                <w:rFonts w:ascii="Arial" w:hAnsi="Arial" w:eastAsia="Arial"/>
                 <w:sz w:val="18"/>
               </w:rPr>
               <w:t>docNo</w:t>
@@ -945,11 +1005,15 @@
               <w:keepLines/>
               <w:spacing w:after="0"/>
             </w:pPr>
-            <w:r/>
-            <w:r>
-              <w:rPr>
-                <w:rFonts w:ascii="Arial" w:hAnsi="Arial" w:eastAsia="Arial"/>
-                <w:b w:val="0"/>
+            <w:r>
+              <w:rPr>
+                <w:rFonts w:ascii="Arial" w:hAnsi="Arial" w:eastAsia="Arial"/>
+                <w:sz w:val="18"/>
+              </w:rPr>
+            </w:r>
+            <w:r>
+              <w:rPr>
+                <w:rFonts w:ascii="Arial" w:hAnsi="Arial" w:eastAsia="Arial"/>
                 <w:sz w:val="18"/>
               </w:rPr>
               <w:t>YYYY/xxxxx</w:t>
@@ -966,11 +1030,15 @@
               <w:keepLines/>
               <w:spacing w:after="0"/>
             </w:pPr>
-            <w:r/>
-            <w:r>
-              <w:rPr>
-                <w:rFonts w:ascii="Arial" w:hAnsi="Arial" w:eastAsia="Arial"/>
-                <w:b w:val="0"/>
+            <w:r>
+              <w:rPr>
+                <w:rFonts w:ascii="Arial" w:hAnsi="Arial" w:eastAsia="Arial"/>
+                <w:sz w:val="18"/>
+              </w:rPr>
+            </w:r>
+            <w:r>
+              <w:rPr>
+                <w:rFonts w:ascii="Arial" w:hAnsi="Arial" w:eastAsia="Arial"/>
                 <w:sz w:val="18"/>
               </w:rPr>
               <w:t>optional search</w:t>
@@ -987,11 +1055,15 @@
               <w:keepLines/>
               <w:spacing w:after="0"/>
             </w:pPr>
-            <w:r/>
-            <w:r>
-              <w:rPr>
-                <w:rFonts w:ascii="Arial" w:hAnsi="Arial" w:eastAsia="Arial"/>
-                <w:b w:val="0"/>
+            <w:r>
+              <w:rPr>
+                <w:rFonts w:ascii="Arial" w:hAnsi="Arial" w:eastAsia="Arial"/>
+                <w:sz w:val="18"/>
+              </w:rPr>
+            </w:r>
+            <w:r>
+              <w:rPr>
+                <w:rFonts w:ascii="Arial" w:hAnsi="Arial" w:eastAsia="Arial"/>
                 <w:sz w:val="18"/>
               </w:rPr>
               <w:t>ถ้าคลิก row ส่งไป detail</w:t>
@@ -1013,11 +1085,15 @@
               <w:keepLines/>
               <w:spacing w:after="0"/>
             </w:pPr>
-            <w:r/>
-            <w:r>
-              <w:rPr>
-                <w:rFonts w:ascii="Arial" w:hAnsi="Arial" w:eastAsia="Arial"/>
-                <w:b w:val="0"/>
+            <w:r>
+              <w:rPr>
+                <w:rFonts w:ascii="Arial" w:hAnsi="Arial" w:eastAsia="Arial"/>
+                <w:sz w:val="18"/>
+              </w:rPr>
+            </w:r>
+            <w:r>
+              <w:rPr>
+                <w:rFonts w:ascii="Arial" w:hAnsi="Arial" w:eastAsia="Arial"/>
                 <w:sz w:val="18"/>
               </w:rPr>
               <w:t>year</w:t>
@@ -1034,11 +1110,15 @@
               <w:keepLines/>
               <w:spacing w:after="0"/>
             </w:pPr>
-            <w:r/>
-            <w:r>
-              <w:rPr>
-                <w:rFonts w:ascii="Arial" w:hAnsi="Arial" w:eastAsia="Arial"/>
-                <w:b w:val="0"/>
+            <w:r>
+              <w:rPr>
+                <w:rFonts w:ascii="Arial" w:hAnsi="Arial" w:eastAsia="Arial"/>
+                <w:sz w:val="18"/>
+              </w:rPr>
+            </w:r>
+            <w:r>
+              <w:rPr>
+                <w:rFonts w:ascii="Arial" w:hAnsi="Arial" w:eastAsia="Arial"/>
                 <w:sz w:val="18"/>
               </w:rPr>
               <w:t>พ.ศ. YYYY</w:t>
@@ -1055,11 +1135,15 @@
               <w:keepLines/>
               <w:spacing w:after="0"/>
             </w:pPr>
-            <w:r/>
-            <w:r>
-              <w:rPr>
-                <w:rFonts w:ascii="Arial" w:hAnsi="Arial" w:eastAsia="Arial"/>
-                <w:b w:val="0"/>
+            <w:r>
+              <w:rPr>
+                <w:rFonts w:ascii="Arial" w:hAnsi="Arial" w:eastAsia="Arial"/>
+                <w:sz w:val="18"/>
+              </w:rPr>
+            </w:r>
+            <w:r>
+              <w:rPr>
+                <w:rFonts w:ascii="Arial" w:hAnsi="Arial" w:eastAsia="Arial"/>
                 <w:sz w:val="18"/>
               </w:rPr>
               <w:t>required สำหรับ /documents</w:t>
@@ -1076,11 +1160,15 @@
               <w:keepLines/>
               <w:spacing w:after="0"/>
             </w:pPr>
-            <w:r/>
-            <w:r>
-              <w:rPr>
-                <w:rFonts w:ascii="Arial" w:hAnsi="Arial" w:eastAsia="Arial"/>
-                <w:b w:val="0"/>
+            <w:r>
+              <w:rPr>
+                <w:rFonts w:ascii="Arial" w:hAnsi="Arial" w:eastAsia="Arial"/>
+                <w:sz w:val="18"/>
+              </w:rPr>
+            </w:r>
+            <w:r>
+              <w:rPr>
+                <w:rFonts w:ascii="Arial" w:hAnsi="Arial" w:eastAsia="Arial"/>
                 <w:sz w:val="18"/>
               </w:rPr>
               <w:t>default current year</w:t>
@@ -1102,11 +1190,15 @@
               <w:keepLines/>
               <w:spacing w:after="0"/>
             </w:pPr>
-            <w:r/>
-            <w:r>
-              <w:rPr>
-                <w:rFonts w:ascii="Arial" w:hAnsi="Arial" w:eastAsia="Arial"/>
-                <w:b w:val="0"/>
+            <w:r>
+              <w:rPr>
+                <w:rFonts w:ascii="Arial" w:hAnsi="Arial" w:eastAsia="Arial"/>
+                <w:sz w:val="18"/>
+              </w:rPr>
+            </w:r>
+            <w:r>
+              <w:rPr>
+                <w:rFonts w:ascii="Arial" w:hAnsi="Arial" w:eastAsia="Arial"/>
                 <w:sz w:val="18"/>
               </w:rPr>
               <w:t>status</w:t>
@@ -1123,11 +1215,15 @@
               <w:keepLines/>
               <w:spacing w:after="0"/>
             </w:pPr>
-            <w:r/>
-            <w:r>
-              <w:rPr>
-                <w:rFonts w:ascii="Arial" w:hAnsi="Arial" w:eastAsia="Arial"/>
-                <w:b w:val="0"/>
+            <w:r>
+              <w:rPr>
+                <w:rFonts w:ascii="Arial" w:hAnsi="Arial" w:eastAsia="Arial"/>
+                <w:sz w:val="18"/>
+              </w:rPr>
+            </w:r>
+            <w:r>
+              <w:rPr>
+                <w:rFonts w:ascii="Arial" w:hAnsi="Arial" w:eastAsia="Arial"/>
                 <w:sz w:val="18"/>
               </w:rPr>
               <w:t>status code/string</w:t>
@@ -1144,11 +1240,15 @@
               <w:keepLines/>
               <w:spacing w:after="0"/>
             </w:pPr>
-            <w:r/>
-            <w:r>
-              <w:rPr>
-                <w:rFonts w:ascii="Arial" w:hAnsi="Arial" w:eastAsia="Arial"/>
-                <w:b w:val="0"/>
+            <w:r>
+              <w:rPr>
+                <w:rFonts w:ascii="Arial" w:hAnsi="Arial" w:eastAsia="Arial"/>
+                <w:sz w:val="18"/>
+              </w:rPr>
+            </w:r>
+            <w:r>
+              <w:rPr>
+                <w:rFonts w:ascii="Arial" w:hAnsi="Arial" w:eastAsia="Arial"/>
                 <w:sz w:val="18"/>
               </w:rPr>
               <w:t>optional single select</w:t>
@@ -1165,11 +1265,15 @@
               <w:keepLines/>
               <w:spacing w:after="0"/>
             </w:pPr>
-            <w:r/>
-            <w:r>
-              <w:rPr>
-                <w:rFonts w:ascii="Arial" w:hAnsi="Arial" w:eastAsia="Arial"/>
-                <w:b w:val="0"/>
+            <w:r>
+              <w:rPr>
+                <w:rFonts w:ascii="Arial" w:hAnsi="Arial" w:eastAsia="Arial"/>
+                <w:sz w:val="18"/>
+              </w:rPr>
+            </w:r>
+            <w:r>
+              <w:rPr>
+                <w:rFonts w:ascii="Arial" w:hAnsi="Arial" w:eastAsia="Arial"/>
                 <w:sz w:val="18"/>
               </w:rPr>
               <w:t>ใช้ filter chip</w:t>
@@ -1191,11 +1295,15 @@
               <w:keepLines/>
               <w:spacing w:after="0"/>
             </w:pPr>
-            <w:r/>
-            <w:r>
-              <w:rPr>
-                <w:rFonts w:ascii="Arial" w:hAnsi="Arial" w:eastAsia="Arial"/>
-                <w:b w:val="0"/>
+            <w:r>
+              <w:rPr>
+                <w:rFonts w:ascii="Arial" w:hAnsi="Arial" w:eastAsia="Arial"/>
+                <w:sz w:val="18"/>
+              </w:rPr>
+            </w:r>
+            <w:r>
+              <w:rPr>
+                <w:rFonts w:ascii="Arial" w:hAnsi="Arial" w:eastAsia="Arial"/>
                 <w:sz w:val="18"/>
               </w:rPr>
               <w:t>table.roundNo</w:t>
@@ -1212,11 +1320,15 @@
               <w:keepLines/>
               <w:spacing w:after="0"/>
             </w:pPr>
-            <w:r/>
-            <w:r>
-              <w:rPr>
-                <w:rFonts w:ascii="Arial" w:hAnsi="Arial" w:eastAsia="Arial"/>
-                <w:b w:val="0"/>
+            <w:r>
+              <w:rPr>
+                <w:rFonts w:ascii="Arial" w:hAnsi="Arial" w:eastAsia="Arial"/>
+                <w:sz w:val="18"/>
+              </w:rPr>
+            </w:r>
+            <w:r>
+              <w:rPr>
+                <w:rFonts w:ascii="Arial" w:hAnsi="Arial" w:eastAsia="Arial"/>
                 <w:sz w:val="18"/>
               </w:rPr>
               <w:t>integer</w:t>
@@ -1233,11 +1345,15 @@
               <w:keepLines/>
               <w:spacing w:after="0"/>
             </w:pPr>
-            <w:r/>
-            <w:r>
-              <w:rPr>
-                <w:rFonts w:ascii="Arial" w:hAnsi="Arial" w:eastAsia="Arial"/>
-                <w:b w:val="0"/>
+            <w:r>
+              <w:rPr>
+                <w:rFonts w:ascii="Arial" w:hAnsi="Arial" w:eastAsia="Arial"/>
+                <w:sz w:val="18"/>
+              </w:rPr>
+            </w:r>
+            <w:r>
+              <w:rPr>
+                <w:rFonts w:ascii="Arial" w:hAnsi="Arial" w:eastAsia="Arial"/>
                 <w:sz w:val="18"/>
               </w:rPr>
               <w:t>column 1</w:t>
@@ -1254,11 +1370,15 @@
               <w:keepLines/>
               <w:spacing w:after="0"/>
             </w:pPr>
-            <w:r/>
-            <w:r>
-              <w:rPr>
-                <w:rFonts w:ascii="Arial" w:hAnsi="Arial" w:eastAsia="Arial"/>
-                <w:b w:val="0"/>
+            <w:r>
+              <w:rPr>
+                <w:rFonts w:ascii="Arial" w:hAnsi="Arial" w:eastAsia="Arial"/>
+                <w:sz w:val="18"/>
+              </w:rPr>
+            </w:r>
+            <w:r>
+              <w:rPr>
+                <w:rFonts w:ascii="Arial" w:hAnsi="Arial" w:eastAsia="Arial"/>
                 <w:sz w:val="18"/>
               </w:rPr>
               <w:t>ครั้งที่ (รอบชดเชยของร้าน)</w:t>
@@ -1280,11 +1400,15 @@
               <w:keepLines/>
               <w:spacing w:after="0"/>
             </w:pPr>
-            <w:r/>
-            <w:r>
-              <w:rPr>
-                <w:rFonts w:ascii="Arial" w:hAnsi="Arial" w:eastAsia="Arial"/>
-                <w:b w:val="0"/>
+            <w:r>
+              <w:rPr>
+                <w:rFonts w:ascii="Arial" w:hAnsi="Arial" w:eastAsia="Arial"/>
+                <w:sz w:val="18"/>
+              </w:rPr>
+            </w:r>
+            <w:r>
+              <w:rPr>
+                <w:rFonts w:ascii="Arial" w:hAnsi="Arial" w:eastAsia="Arial"/>
                 <w:sz w:val="18"/>
               </w:rPr>
               <w:t>table.docNo</w:t>
@@ -1301,11 +1425,15 @@
               <w:keepLines/>
               <w:spacing w:after="0"/>
             </w:pPr>
-            <w:r/>
-            <w:r>
-              <w:rPr>
-                <w:rFonts w:ascii="Arial" w:hAnsi="Arial" w:eastAsia="Arial"/>
-                <w:b w:val="0"/>
+            <w:r>
+              <w:rPr>
+                <w:rFonts w:ascii="Arial" w:hAnsi="Arial" w:eastAsia="Arial"/>
+                <w:sz w:val="18"/>
+              </w:rPr>
+            </w:r>
+            <w:r>
+              <w:rPr>
+                <w:rFonts w:ascii="Arial" w:hAnsi="Arial" w:eastAsia="Arial"/>
                 <w:sz w:val="18"/>
               </w:rPr>
               <w:t>YYYY/xxxxx</w:t>
@@ -1322,11 +1450,15 @@
               <w:keepLines/>
               <w:spacing w:after="0"/>
             </w:pPr>
-            <w:r/>
-            <w:r>
-              <w:rPr>
-                <w:rFonts w:ascii="Arial" w:hAnsi="Arial" w:eastAsia="Arial"/>
-                <w:b w:val="0"/>
+            <w:r>
+              <w:rPr>
+                <w:rFonts w:ascii="Arial" w:hAnsi="Arial" w:eastAsia="Arial"/>
+                <w:sz w:val="18"/>
+              </w:rPr>
+            </w:r>
+            <w:r>
+              <w:rPr>
+                <w:rFonts w:ascii="Arial" w:hAnsi="Arial" w:eastAsia="Arial"/>
                 <w:sz w:val="18"/>
               </w:rPr>
               <w:t>column 2</w:t>
@@ -1343,11 +1475,15 @@
               <w:keepLines/>
               <w:spacing w:after="0"/>
             </w:pPr>
-            <w:r/>
-            <w:r>
-              <w:rPr>
-                <w:rFonts w:ascii="Arial" w:hAnsi="Arial" w:eastAsia="Arial"/>
-                <w:b w:val="0"/>
+            <w:r>
+              <w:rPr>
+                <w:rFonts w:ascii="Arial" w:hAnsi="Arial" w:eastAsia="Arial"/>
+                <w:sz w:val="18"/>
+              </w:rPr>
+            </w:r>
+            <w:r>
+              <w:rPr>
+                <w:rFonts w:ascii="Arial" w:hAnsi="Arial" w:eastAsia="Arial"/>
                 <w:sz w:val="18"/>
               </w:rPr>
               <w:t>เลขที่เอกสารและลิงก์เปิด detail</w:t>
@@ -1369,11 +1505,15 @@
               <w:keepLines/>
               <w:spacing w:after="0"/>
             </w:pPr>
-            <w:r/>
-            <w:r>
-              <w:rPr>
-                <w:rFonts w:ascii="Arial" w:hAnsi="Arial" w:eastAsia="Arial"/>
-                <w:b w:val="0"/>
+            <w:r>
+              <w:rPr>
+                <w:rFonts w:ascii="Arial" w:hAnsi="Arial" w:eastAsia="Arial"/>
+                <w:sz w:val="18"/>
+              </w:rPr>
+            </w:r>
+            <w:r>
+              <w:rPr>
+                <w:rFonts w:ascii="Arial" w:hAnsi="Arial" w:eastAsia="Arial"/>
                 <w:sz w:val="18"/>
               </w:rPr>
               <w:t>table.impactedStoreCode</w:t>
@@ -1390,11 +1530,15 @@
               <w:keepLines/>
               <w:spacing w:after="0"/>
             </w:pPr>
-            <w:r/>
-            <w:r>
-              <w:rPr>
-                <w:rFonts w:ascii="Arial" w:hAnsi="Arial" w:eastAsia="Arial"/>
-                <w:b w:val="0"/>
+            <w:r>
+              <w:rPr>
+                <w:rFonts w:ascii="Arial" w:hAnsi="Arial" w:eastAsia="Arial"/>
+                <w:sz w:val="18"/>
+              </w:rPr>
+            </w:r>
+            <w:r>
+              <w:rPr>
+                <w:rFonts w:ascii="Arial" w:hAnsi="Arial" w:eastAsia="Arial"/>
                 <w:sz w:val="18"/>
               </w:rPr>
               <w:t>string 5 digits</w:t>
@@ -1411,11 +1555,15 @@
               <w:keepLines/>
               <w:spacing w:after="0"/>
             </w:pPr>
-            <w:r/>
-            <w:r>
-              <w:rPr>
-                <w:rFonts w:ascii="Arial" w:hAnsi="Arial" w:eastAsia="Arial"/>
-                <w:b w:val="0"/>
+            <w:r>
+              <w:rPr>
+                <w:rFonts w:ascii="Arial" w:hAnsi="Arial" w:eastAsia="Arial"/>
+                <w:sz w:val="18"/>
+              </w:rPr>
+            </w:r>
+            <w:r>
+              <w:rPr>
+                <w:rFonts w:ascii="Arial" w:hAnsi="Arial" w:eastAsia="Arial"/>
                 <w:sz w:val="18"/>
               </w:rPr>
               <w:t>column 3</w:t>
@@ -1432,11 +1580,15 @@
               <w:keepLines/>
               <w:spacing w:after="0"/>
             </w:pPr>
-            <w:r/>
-            <w:r>
-              <w:rPr>
-                <w:rFonts w:ascii="Arial" w:hAnsi="Arial" w:eastAsia="Arial"/>
-                <w:b w:val="0"/>
+            <w:r>
+              <w:rPr>
+                <w:rFonts w:ascii="Arial" w:hAnsi="Arial" w:eastAsia="Arial"/>
+                <w:sz w:val="18"/>
+              </w:rPr>
+            </w:r>
+            <w:r>
+              <w:rPr>
+                <w:rFonts w:ascii="Arial" w:hAnsi="Arial" w:eastAsia="Arial"/>
                 <w:sz w:val="18"/>
               </w:rPr>
               <w:t>รหัสร้านถูกกระทบ; คง leading zero</w:t>
@@ -1458,11 +1610,15 @@
               <w:keepLines/>
               <w:spacing w:after="0"/>
             </w:pPr>
-            <w:r/>
-            <w:r>
-              <w:rPr>
-                <w:rFonts w:ascii="Arial" w:hAnsi="Arial" w:eastAsia="Arial"/>
-                <w:b w:val="0"/>
+            <w:r>
+              <w:rPr>
+                <w:rFonts w:ascii="Arial" w:hAnsi="Arial" w:eastAsia="Arial"/>
+                <w:sz w:val="18"/>
+              </w:rPr>
+            </w:r>
+            <w:r>
+              <w:rPr>
+                <w:rFonts w:ascii="Arial" w:hAnsi="Arial" w:eastAsia="Arial"/>
                 <w:sz w:val="18"/>
               </w:rPr>
               <w:t>table.impactedStoreName</w:t>
@@ -1479,11 +1635,15 @@
               <w:keepLines/>
               <w:spacing w:after="0"/>
             </w:pPr>
-            <w:r/>
-            <w:r>
-              <w:rPr>
-                <w:rFonts w:ascii="Arial" w:hAnsi="Arial" w:eastAsia="Arial"/>
-                <w:b w:val="0"/>
+            <w:r>
+              <w:rPr>
+                <w:rFonts w:ascii="Arial" w:hAnsi="Arial" w:eastAsia="Arial"/>
+                <w:sz w:val="18"/>
+              </w:rPr>
+            </w:r>
+            <w:r>
+              <w:rPr>
+                <w:rFonts w:ascii="Arial" w:hAnsi="Arial" w:eastAsia="Arial"/>
                 <w:sz w:val="18"/>
               </w:rPr>
               <w:t>string</w:t>
@@ -1500,11 +1660,15 @@
               <w:keepLines/>
               <w:spacing w:after="0"/>
             </w:pPr>
-            <w:r/>
-            <w:r>
-              <w:rPr>
-                <w:rFonts w:ascii="Arial" w:hAnsi="Arial" w:eastAsia="Arial"/>
-                <w:b w:val="0"/>
+            <w:r>
+              <w:rPr>
+                <w:rFonts w:ascii="Arial" w:hAnsi="Arial" w:eastAsia="Arial"/>
+                <w:sz w:val="18"/>
+              </w:rPr>
+            </w:r>
+            <w:r>
+              <w:rPr>
+                <w:rFonts w:ascii="Arial" w:hAnsi="Arial" w:eastAsia="Arial"/>
                 <w:sz w:val="18"/>
               </w:rPr>
               <w:t>column 4</w:t>
@@ -1521,11 +1685,15 @@
               <w:keepLines/>
               <w:spacing w:after="0"/>
             </w:pPr>
-            <w:r/>
-            <w:r>
-              <w:rPr>
-                <w:rFonts w:ascii="Arial" w:hAnsi="Arial" w:eastAsia="Arial"/>
-                <w:b w:val="0"/>
+            <w:r>
+              <w:rPr>
+                <w:rFonts w:ascii="Arial" w:hAnsi="Arial" w:eastAsia="Arial"/>
+                <w:sz w:val="18"/>
+              </w:rPr>
+            </w:r>
+            <w:r>
+              <w:rPr>
+                <w:rFonts w:ascii="Arial" w:hAnsi="Arial" w:eastAsia="Arial"/>
                 <w:sz w:val="18"/>
               </w:rPr>
               <w:t>ชื่อร้านถูกกระทบ</w:t>
@@ -1547,11 +1715,15 @@
               <w:keepLines/>
               <w:spacing w:after="0"/>
             </w:pPr>
-            <w:r/>
-            <w:r>
-              <w:rPr>
-                <w:rFonts w:ascii="Arial" w:hAnsi="Arial" w:eastAsia="Arial"/>
-                <w:b w:val="0"/>
+            <w:r>
+              <w:rPr>
+                <w:rFonts w:ascii="Arial" w:hAnsi="Arial" w:eastAsia="Arial"/>
+                <w:sz w:val="18"/>
+              </w:rPr>
+            </w:r>
+            <w:r>
+              <w:rPr>
+                <w:rFonts w:ascii="Arial" w:hAnsi="Arial" w:eastAsia="Arial"/>
                 <w:sz w:val="18"/>
               </w:rPr>
               <w:t>table.regionCode</w:t>
@@ -1568,11 +1740,15 @@
               <w:keepLines/>
               <w:spacing w:after="0"/>
             </w:pPr>
-            <w:r/>
-            <w:r>
-              <w:rPr>
-                <w:rFonts w:ascii="Arial" w:hAnsi="Arial" w:eastAsia="Arial"/>
-                <w:b w:val="0"/>
+            <w:r>
+              <w:rPr>
+                <w:rFonts w:ascii="Arial" w:hAnsi="Arial" w:eastAsia="Arial"/>
+                <w:sz w:val="18"/>
+              </w:rPr>
+            </w:r>
+            <w:r>
+              <w:rPr>
+                <w:rFonts w:ascii="Arial" w:hAnsi="Arial" w:eastAsia="Arial"/>
                 <w:sz w:val="18"/>
               </w:rPr>
               <w:t>string</w:t>
@@ -1589,11 +1765,15 @@
               <w:keepLines/>
               <w:spacing w:after="0"/>
             </w:pPr>
-            <w:r/>
-            <w:r>
-              <w:rPr>
-                <w:rFonts w:ascii="Arial" w:hAnsi="Arial" w:eastAsia="Arial"/>
-                <w:b w:val="0"/>
+            <w:r>
+              <w:rPr>
+                <w:rFonts w:ascii="Arial" w:hAnsi="Arial" w:eastAsia="Arial"/>
+                <w:sz w:val="18"/>
+              </w:rPr>
+            </w:r>
+            <w:r>
+              <w:rPr>
+                <w:rFonts w:ascii="Arial" w:hAnsi="Arial" w:eastAsia="Arial"/>
                 <w:sz w:val="18"/>
               </w:rPr>
               <w:t>column 5</w:t>
@@ -1610,11 +1790,15 @@
               <w:keepLines/>
               <w:spacing w:after="0"/>
             </w:pPr>
-            <w:r/>
-            <w:r>
-              <w:rPr>
-                <w:rFonts w:ascii="Arial" w:hAnsi="Arial" w:eastAsia="Arial"/>
-                <w:b w:val="0"/>
+            <w:r>
+              <w:rPr>
+                <w:rFonts w:ascii="Arial" w:hAnsi="Arial" w:eastAsia="Arial"/>
+                <w:sz w:val="18"/>
+              </w:rPr>
+            </w:r>
+            <w:r>
+              <w:rPr>
+                <w:rFonts w:ascii="Arial" w:hAnsi="Arial" w:eastAsia="Arial"/>
                 <w:sz w:val="18"/>
               </w:rPr>
               <w:t>ภาค</w:t>
@@ -1636,11 +1820,15 @@
               <w:keepLines/>
               <w:spacing w:after="0"/>
             </w:pPr>
-            <w:r/>
-            <w:r>
-              <w:rPr>
-                <w:rFonts w:ascii="Arial" w:hAnsi="Arial" w:eastAsia="Arial"/>
-                <w:b w:val="0"/>
+            <w:r>
+              <w:rPr>
+                <w:rFonts w:ascii="Arial" w:hAnsi="Arial" w:eastAsia="Arial"/>
+                <w:sz w:val="18"/>
+              </w:rPr>
+            </w:r>
+            <w:r>
+              <w:rPr>
+                <w:rFonts w:ascii="Arial" w:hAnsi="Arial" w:eastAsia="Arial"/>
                 <w:sz w:val="18"/>
               </w:rPr>
               <w:t>table.salesDeclinePercent</w:t>
@@ -1657,11 +1845,15 @@
               <w:keepLines/>
               <w:spacing w:after="0"/>
             </w:pPr>
-            <w:r/>
-            <w:r>
-              <w:rPr>
-                <w:rFonts w:ascii="Arial" w:hAnsi="Arial" w:eastAsia="Arial"/>
-                <w:b w:val="0"/>
+            <w:r>
+              <w:rPr>
+                <w:rFonts w:ascii="Arial" w:hAnsi="Arial" w:eastAsia="Arial"/>
+                <w:sz w:val="18"/>
+              </w:rPr>
+            </w:r>
+            <w:r>
+              <w:rPr>
+                <w:rFonts w:ascii="Arial" w:hAnsi="Arial" w:eastAsia="Arial"/>
                 <w:sz w:val="18"/>
               </w:rPr>
               <w:t>decimal</w:t>
@@ -1678,11 +1870,15 @@
               <w:keepLines/>
               <w:spacing w:after="0"/>
             </w:pPr>
-            <w:r/>
-            <w:r>
-              <w:rPr>
-                <w:rFonts w:ascii="Arial" w:hAnsi="Arial" w:eastAsia="Arial"/>
-                <w:b w:val="0"/>
+            <w:r>
+              <w:rPr>
+                <w:rFonts w:ascii="Arial" w:hAnsi="Arial" w:eastAsia="Arial"/>
+                <w:sz w:val="18"/>
+              </w:rPr>
+            </w:r>
+            <w:r>
+              <w:rPr>
+                <w:rFonts w:ascii="Arial" w:hAnsi="Arial" w:eastAsia="Arial"/>
                 <w:sz w:val="18"/>
               </w:rPr>
               <w:t>column 6</w:t>
@@ -1699,11 +1895,15 @@
               <w:keepLines/>
               <w:spacing w:after="0"/>
             </w:pPr>
-            <w:r/>
-            <w:r>
-              <w:rPr>
-                <w:rFonts w:ascii="Arial" w:hAnsi="Arial" w:eastAsia="Arial"/>
-                <w:b w:val="0"/>
+            <w:r>
+              <w:rPr>
+                <w:rFonts w:ascii="Arial" w:hAnsi="Arial" w:eastAsia="Arial"/>
+                <w:sz w:val="18"/>
+              </w:rPr>
+            </w:r>
+            <w:r>
+              <w:rPr>
+                <w:rFonts w:ascii="Arial" w:hAnsi="Arial" w:eastAsia="Arial"/>
                 <w:sz w:val="18"/>
               </w:rPr>
               <w:t>ยอดขายที่ลดลง (%)</w:t>
@@ -1725,11 +1925,15 @@
               <w:keepLines/>
               <w:spacing w:after="0"/>
             </w:pPr>
-            <w:r/>
-            <w:r>
-              <w:rPr>
-                <w:rFonts w:ascii="Arial" w:hAnsi="Arial" w:eastAsia="Arial"/>
-                <w:b w:val="0"/>
+            <w:r>
+              <w:rPr>
+                <w:rFonts w:ascii="Arial" w:hAnsi="Arial" w:eastAsia="Arial"/>
+                <w:sz w:val="18"/>
+              </w:rPr>
+            </w:r>
+            <w:r>
+              <w:rPr>
+                <w:rFonts w:ascii="Arial" w:hAnsi="Arial" w:eastAsia="Arial"/>
                 <w:sz w:val="18"/>
               </w:rPr>
               <w:t>table.totalCompensationAmount</w:t>
@@ -1746,11 +1950,15 @@
               <w:keepLines/>
               <w:spacing w:after="0"/>
             </w:pPr>
-            <w:r/>
-            <w:r>
-              <w:rPr>
-                <w:rFonts w:ascii="Arial" w:hAnsi="Arial" w:eastAsia="Arial"/>
-                <w:b w:val="0"/>
+            <w:r>
+              <w:rPr>
+                <w:rFonts w:ascii="Arial" w:hAnsi="Arial" w:eastAsia="Arial"/>
+                <w:sz w:val="18"/>
+              </w:rPr>
+            </w:r>
+            <w:r>
+              <w:rPr>
+                <w:rFonts w:ascii="Arial" w:hAnsi="Arial" w:eastAsia="Arial"/>
                 <w:sz w:val="18"/>
               </w:rPr>
               <w:t>decimal</w:t>
@@ -1767,11 +1975,15 @@
               <w:keepLines/>
               <w:spacing w:after="0"/>
             </w:pPr>
-            <w:r/>
-            <w:r>
-              <w:rPr>
-                <w:rFonts w:ascii="Arial" w:hAnsi="Arial" w:eastAsia="Arial"/>
-                <w:b w:val="0"/>
+            <w:r>
+              <w:rPr>
+                <w:rFonts w:ascii="Arial" w:hAnsi="Arial" w:eastAsia="Arial"/>
+                <w:sz w:val="18"/>
+              </w:rPr>
+            </w:r>
+            <w:r>
+              <w:rPr>
+                <w:rFonts w:ascii="Arial" w:hAnsi="Arial" w:eastAsia="Arial"/>
                 <w:sz w:val="18"/>
               </w:rPr>
               <w:t>column 7; &gt;=0</w:t>
@@ -1788,11 +2000,15 @@
               <w:keepLines/>
               <w:spacing w:after="0"/>
             </w:pPr>
-            <w:r/>
-            <w:r>
-              <w:rPr>
-                <w:rFonts w:ascii="Arial" w:hAnsi="Arial" w:eastAsia="Arial"/>
-                <w:b w:val="0"/>
+            <w:r>
+              <w:rPr>
+                <w:rFonts w:ascii="Arial" w:hAnsi="Arial" w:eastAsia="Arial"/>
+                <w:sz w:val="18"/>
+              </w:rPr>
+            </w:r>
+            <w:r>
+              <w:rPr>
+                <w:rFonts w:ascii="Arial" w:hAnsi="Arial" w:eastAsia="Arial"/>
                 <w:sz w:val="18"/>
               </w:rPr>
               <w:t>จำนวนเงินที่ชดเชย; format #,##0.00</w:t>
@@ -1814,11 +2030,15 @@
               <w:keepLines/>
               <w:spacing w:after="0"/>
             </w:pPr>
-            <w:r/>
-            <w:r>
-              <w:rPr>
-                <w:rFonts w:ascii="Arial" w:hAnsi="Arial" w:eastAsia="Arial"/>
-                <w:b w:val="0"/>
+            <w:r>
+              <w:rPr>
+                <w:rFonts w:ascii="Arial" w:hAnsi="Arial" w:eastAsia="Arial"/>
+                <w:sz w:val="18"/>
+              </w:rPr>
+            </w:r>
+            <w:r>
+              <w:rPr>
+                <w:rFonts w:ascii="Arial" w:hAnsi="Arial" w:eastAsia="Arial"/>
                 <w:sz w:val="18"/>
               </w:rPr>
               <w:t>table.statusCode/statusName</w:t>
@@ -1835,11 +2055,15 @@
               <w:keepLines/>
               <w:spacing w:after="0"/>
             </w:pPr>
-            <w:r/>
-            <w:r>
-              <w:rPr>
-                <w:rFonts w:ascii="Arial" w:hAnsi="Arial" w:eastAsia="Arial"/>
-                <w:b w:val="0"/>
+            <w:r>
+              <w:rPr>
+                <w:rFonts w:ascii="Arial" w:hAnsi="Arial" w:eastAsia="Arial"/>
+                <w:sz w:val="18"/>
+              </w:rPr>
+            </w:r>
+            <w:r>
+              <w:rPr>
+                <w:rFonts w:ascii="Arial" w:hAnsi="Arial" w:eastAsia="Arial"/>
                 <w:sz w:val="18"/>
               </w:rPr>
               <w:t>code + label</w:t>
@@ -1856,11 +2080,15 @@
               <w:keepLines/>
               <w:spacing w:after="0"/>
             </w:pPr>
-            <w:r/>
-            <w:r>
-              <w:rPr>
-                <w:rFonts w:ascii="Arial" w:hAnsi="Arial" w:eastAsia="Arial"/>
-                <w:b w:val="0"/>
+            <w:r>
+              <w:rPr>
+                <w:rFonts w:ascii="Arial" w:hAnsi="Arial" w:eastAsia="Arial"/>
+                <w:sz w:val="18"/>
+              </w:rPr>
+            </w:r>
+            <w:r>
+              <w:rPr>
+                <w:rFonts w:ascii="Arial" w:hAnsi="Arial" w:eastAsia="Arial"/>
                 <w:sz w:val="18"/>
               </w:rPr>
               <w:t>column 8</w:t>
@@ -1877,11 +2105,15 @@
               <w:keepLines/>
               <w:spacing w:after="0"/>
             </w:pPr>
-            <w:r/>
-            <w:r>
-              <w:rPr>
-                <w:rFonts w:ascii="Arial" w:hAnsi="Arial" w:eastAsia="Arial"/>
-                <w:b w:val="0"/>
+            <w:r>
+              <w:rPr>
+                <w:rFonts w:ascii="Arial" w:hAnsi="Arial" w:eastAsia="Arial"/>
+                <w:sz w:val="18"/>
+              </w:rPr>
+            </w:r>
+            <w:r>
+              <w:rPr>
+                <w:rFonts w:ascii="Arial" w:hAnsi="Arial" w:eastAsia="Arial"/>
                 <w:sz w:val="18"/>
               </w:rPr>
               <w:t>สถานะ; เก็บ code และ resolve label จาก dictionary</w:t>
@@ -1903,11 +2135,15 @@
               <w:keepLines/>
               <w:spacing w:after="0"/>
             </w:pPr>
-            <w:r/>
-            <w:r>
-              <w:rPr>
-                <w:rFonts w:ascii="Arial" w:hAnsi="Arial" w:eastAsia="Arial"/>
-                <w:b w:val="0"/>
+            <w:r>
+              <w:rPr>
+                <w:rFonts w:ascii="Arial" w:hAnsi="Arial" w:eastAsia="Arial"/>
+                <w:sz w:val="18"/>
+              </w:rPr>
+            </w:r>
+            <w:r>
+              <w:rPr>
+                <w:rFonts w:ascii="Arial" w:hAnsi="Arial" w:eastAsia="Arial"/>
                 <w:sz w:val="18"/>
               </w:rPr>
               <w:t>table.daysPending</w:t>
@@ -1924,11 +2160,15 @@
               <w:keepLines/>
               <w:spacing w:after="0"/>
             </w:pPr>
-            <w:r/>
-            <w:r>
-              <w:rPr>
-                <w:rFonts w:ascii="Arial" w:hAnsi="Arial" w:eastAsia="Arial"/>
-                <w:b w:val="0"/>
+            <w:r>
+              <w:rPr>
+                <w:rFonts w:ascii="Arial" w:hAnsi="Arial" w:eastAsia="Arial"/>
+                <w:sz w:val="18"/>
+              </w:rPr>
+            </w:r>
+            <w:r>
+              <w:rPr>
+                <w:rFonts w:ascii="Arial" w:hAnsi="Arial" w:eastAsia="Arial"/>
                 <w:sz w:val="18"/>
               </w:rPr>
               <w:t>integer</w:t>
@@ -1945,11 +2185,15 @@
               <w:keepLines/>
               <w:spacing w:after="0"/>
             </w:pPr>
-            <w:r/>
-            <w:r>
-              <w:rPr>
-                <w:rFonts w:ascii="Arial" w:hAnsi="Arial" w:eastAsia="Arial"/>
-                <w:b w:val="0"/>
+            <w:r>
+              <w:rPr>
+                <w:rFonts w:ascii="Arial" w:hAnsi="Arial" w:eastAsia="Arial"/>
+                <w:sz w:val="18"/>
+              </w:rPr>
+            </w:r>
+            <w:r>
+              <w:rPr>
+                <w:rFonts w:ascii="Arial" w:hAnsi="Arial" w:eastAsia="Arial"/>
                 <w:sz w:val="18"/>
               </w:rPr>
               <w:t>column 9; &gt;=0</w:t>
@@ -1966,11 +2210,15 @@
               <w:keepLines/>
               <w:spacing w:after="0"/>
             </w:pPr>
-            <w:r/>
-            <w:r>
-              <w:rPr>
-                <w:rFonts w:ascii="Arial" w:hAnsi="Arial" w:eastAsia="Arial"/>
-                <w:b w:val="0"/>
+            <w:r>
+              <w:rPr>
+                <w:rFonts w:ascii="Arial" w:hAnsi="Arial" w:eastAsia="Arial"/>
+                <w:sz w:val="18"/>
+              </w:rPr>
+            </w:r>
+            <w:r>
+              <w:rPr>
+                <w:rFonts w:ascii="Arial" w:hAnsi="Arial" w:eastAsia="Arial"/>
                 <w:sz w:val="18"/>
               </w:rPr>
               <w:t>รอ (วัน)</w:t>
@@ -1992,11 +2240,15 @@
               <w:keepLines/>
               <w:spacing w:after="0"/>
             </w:pPr>
-            <w:r/>
-            <w:r>
-              <w:rPr>
-                <w:rFonts w:ascii="Arial" w:hAnsi="Arial" w:eastAsia="Arial"/>
-                <w:b w:val="0"/>
+            <w:r>
+              <w:rPr>
+                <w:rFonts w:ascii="Arial" w:hAnsi="Arial" w:eastAsia="Arial"/>
+                <w:sz w:val="18"/>
+              </w:rPr>
+            </w:r>
+            <w:r>
+              <w:rPr>
+                <w:rFonts w:ascii="Arial" w:hAnsi="Arial" w:eastAsia="Arial"/>
                 <w:sz w:val="18"/>
               </w:rPr>
               <w:t>table.salesDataDays</w:t>
@@ -2013,11 +2265,15 @@
               <w:keepLines/>
               <w:spacing w:after="0"/>
             </w:pPr>
-            <w:r/>
-            <w:r>
-              <w:rPr>
-                <w:rFonts w:ascii="Arial" w:hAnsi="Arial" w:eastAsia="Arial"/>
-                <w:b w:val="0"/>
+            <w:r>
+              <w:rPr>
+                <w:rFonts w:ascii="Arial" w:hAnsi="Arial" w:eastAsia="Arial"/>
+                <w:sz w:val="18"/>
+              </w:rPr>
+            </w:r>
+            <w:r>
+              <w:rPr>
+                <w:rFonts w:ascii="Arial" w:hAnsi="Arial" w:eastAsia="Arial"/>
                 <w:sz w:val="18"/>
               </w:rPr>
               <w:t>integer</w:t>
@@ -2034,11 +2290,15 @@
               <w:keepLines/>
               <w:spacing w:after="0"/>
             </w:pPr>
-            <w:r/>
-            <w:r>
-              <w:rPr>
-                <w:rFonts w:ascii="Arial" w:hAnsi="Arial" w:eastAsia="Arial"/>
-                <w:b w:val="0"/>
+            <w:r>
+              <w:rPr>
+                <w:rFonts w:ascii="Arial" w:hAnsi="Arial" w:eastAsia="Arial"/>
+                <w:sz w:val="18"/>
+              </w:rPr>
+            </w:r>
+            <w:r>
+              <w:rPr>
+                <w:rFonts w:ascii="Arial" w:hAnsi="Arial" w:eastAsia="Arial"/>
                 <w:sz w:val="18"/>
               </w:rPr>
               <w:t>internal (ไม่ใช่คอลัมน์แสดง)</w:t>
@@ -2055,11 +2315,15 @@
               <w:keepLines/>
               <w:spacing w:after="0"/>
             </w:pPr>
-            <w:r/>
-            <w:r>
-              <w:rPr>
-                <w:rFonts w:ascii="Arial" w:hAnsi="Arial" w:eastAsia="Arial"/>
-                <w:b w:val="0"/>
+            <w:r>
+              <w:rPr>
+                <w:rFonts w:ascii="Arial" w:hAnsi="Arial" w:eastAsia="Arial"/>
+                <w:sz w:val="18"/>
+              </w:rPr>
+            </w:r>
+            <w:r>
+              <w:rPr>
+                <w:rFonts w:ascii="Arial" w:hAnsi="Arial" w:eastAsia="Arial"/>
                 <w:sz w:val="18"/>
               </w:rPr>
               <w:t>&lt;60 = แถวผิดปกติสีแดง (red-flag)</w:t>
@@ -2154,11 +2418,15 @@
               <w:keepLines/>
               <w:spacing w:after="0"/>
             </w:pPr>
-            <w:r/>
-            <w:r>
-              <w:rPr>
-                <w:rFonts w:ascii="Arial" w:hAnsi="Arial" w:eastAsia="Arial"/>
-                <w:b w:val="0"/>
+            <w:r>
+              <w:rPr>
+                <w:rFonts w:ascii="Arial" w:hAnsi="Arial" w:eastAsia="Arial"/>
+                <w:sz w:val="18"/>
+              </w:rPr>
+            </w:r>
+            <w:r>
+              <w:rPr>
+                <w:rFonts w:ascii="Arial" w:hAnsi="Arial" w:eastAsia="Arial"/>
                 <w:sz w:val="18"/>
               </w:rPr>
               <w:t>Input</w:t>
@@ -2175,11 +2443,15 @@
               <w:keepLines/>
               <w:spacing w:after="0"/>
             </w:pPr>
-            <w:r/>
-            <w:r>
-              <w:rPr>
-                <w:rFonts w:ascii="Arial" w:hAnsi="Arial" w:eastAsia="Arial"/>
-                <w:b w:val="0"/>
+            <w:r>
+              <w:rPr>
+                <w:rFonts w:ascii="Arial" w:hAnsi="Arial" w:eastAsia="Arial"/>
+                <w:sz w:val="18"/>
+              </w:rPr>
+            </w:r>
+            <w:r>
+              <w:rPr>
+                <w:rFonts w:ascii="Arial" w:hAnsi="Arial" w:eastAsia="Arial"/>
                 <w:sz w:val="18"/>
               </w:rPr>
               <w:t>GET /api/v1/tasks; GET /api/v1/documents</w:t>
@@ -2201,11 +2473,15 @@
               <w:keepLines/>
               <w:spacing w:after="0"/>
             </w:pPr>
-            <w:r/>
-            <w:r>
-              <w:rPr>
-                <w:rFonts w:ascii="Arial" w:hAnsi="Arial" w:eastAsia="Arial"/>
-                <w:b w:val="0"/>
+            <w:r>
+              <w:rPr>
+                <w:rFonts w:ascii="Arial" w:hAnsi="Arial" w:eastAsia="Arial"/>
+                <w:sz w:val="18"/>
+              </w:rPr>
+            </w:r>
+            <w:r>
+              <w:rPr>
+                <w:rFonts w:ascii="Arial" w:hAnsi="Arial" w:eastAsia="Arial"/>
                 <w:sz w:val="18"/>
               </w:rPr>
               <w:t>Progress</w:t>
@@ -2222,11 +2498,15 @@
               <w:keepLines/>
               <w:spacing w:after="0"/>
             </w:pPr>
-            <w:r/>
-            <w:r>
-              <w:rPr>
-                <w:rFonts w:ascii="Arial" w:hAnsi="Arial" w:eastAsia="Arial"/>
-                <w:b w:val="0"/>
+            <w:r>
+              <w:rPr>
+                <w:rFonts w:ascii="Arial" w:hAnsi="Arial" w:eastAsia="Arial"/>
+                <w:sz w:val="18"/>
+              </w:rPr>
+            </w:r>
+            <w:r>
+              <w:rPr>
+                <w:rFonts w:ascii="Arial" w:hAnsi="Arial" w:eastAsia="Arial"/>
                 <w:sz w:val="18"/>
               </w:rPr>
               <w:t>Read route mode; Bind filter values; Call list API; Render table</w:t>
@@ -2248,11 +2528,15 @@
               <w:keepLines/>
               <w:spacing w:after="0"/>
             </w:pPr>
-            <w:r/>
-            <w:r>
-              <w:rPr>
-                <w:rFonts w:ascii="Arial" w:hAnsi="Arial" w:eastAsia="Arial"/>
-                <w:b w:val="0"/>
+            <w:r>
+              <w:rPr>
+                <w:rFonts w:ascii="Arial" w:hAnsi="Arial" w:eastAsia="Arial"/>
+                <w:sz w:val="18"/>
+              </w:rPr>
+            </w:r>
+            <w:r>
+              <w:rPr>
+                <w:rFonts w:ascii="Arial" w:hAnsi="Arial" w:eastAsia="Arial"/>
                 <w:sz w:val="18"/>
               </w:rPr>
               <w:t>Output</w:t>
@@ -2269,11 +2553,15 @@
               <w:keepLines/>
               <w:spacing w:after="0"/>
             </w:pPr>
-            <w:r/>
-            <w:r>
-              <w:rPr>
-                <w:rFonts w:ascii="Arial" w:hAnsi="Arial" w:eastAsia="Arial"/>
-                <w:b w:val="0"/>
+            <w:r>
+              <w:rPr>
+                <w:rFonts w:ascii="Arial" w:hAnsi="Arial" w:eastAsia="Arial"/>
+                <w:sz w:val="18"/>
+              </w:rPr>
+            </w:r>
+            <w:r>
+              <w:rPr>
+                <w:rFonts w:ascii="Arial" w:hAnsi="Arial" w:eastAsia="Arial"/>
                 <w:sz w:val="18"/>
               </w:rPr>
               <w:t>Rendered UI state or normalized API response with status/message and audit-ready trace reference.</w:t>
@@ -2414,11 +2702,15 @@
               <w:keepLines/>
               <w:spacing w:after="0"/>
             </w:pPr>
-            <w:r/>
-            <w:r>
-              <w:rPr>
-                <w:rFonts w:ascii="Arial" w:hAnsi="Arial" w:eastAsia="Arial"/>
-                <w:b w:val="0"/>
+            <w:r>
+              <w:rPr>
+                <w:rFonts w:ascii="Arial" w:hAnsi="Arial" w:eastAsia="Arial"/>
+                <w:sz w:val="18"/>
+              </w:rPr>
+            </w:r>
+            <w:r>
+              <w:rPr>
+                <w:rFonts w:ascii="Arial" w:hAnsi="Arial" w:eastAsia="Arial"/>
                 <w:sz w:val="18"/>
               </w:rPr>
               <w:t>C01</w:t>
@@ -2435,11 +2727,15 @@
               <w:keepLines/>
               <w:spacing w:after="0"/>
             </w:pPr>
-            <w:r/>
-            <w:r>
-              <w:rPr>
-                <w:rFonts w:ascii="Arial" w:hAnsi="Arial" w:eastAsia="Arial"/>
-                <w:b w:val="0"/>
+            <w:r>
+              <w:rPr>
+                <w:rFonts w:ascii="Arial" w:hAnsi="Arial" w:eastAsia="Arial"/>
+                <w:sz w:val="18"/>
+              </w:rPr>
+            </w:r>
+            <w:r>
+              <w:rPr>
+                <w:rFonts w:ascii="Arial" w:hAnsi="Arial" w:eastAsia="Arial"/>
                 <w:sz w:val="18"/>
               </w:rPr>
               <w:t>Waiting list</w:t>
@@ -2456,11 +2752,15 @@
               <w:keepLines/>
               <w:spacing w:after="0"/>
             </w:pPr>
-            <w:r/>
-            <w:r>
-              <w:rPr>
-                <w:rFonts w:ascii="Arial" w:hAnsi="Arial" w:eastAsia="Arial"/>
-                <w:b w:val="0"/>
+            <w:r>
+              <w:rPr>
+                <w:rFonts w:ascii="Arial" w:hAnsi="Arial" w:eastAsia="Arial"/>
+                <w:sz w:val="18"/>
+              </w:rPr>
+            </w:r>
+            <w:r>
+              <w:rPr>
+                <w:rFonts w:ascii="Arial" w:hAnsi="Arial" w:eastAsia="Arial"/>
                 <w:sz w:val="18"/>
               </w:rPr>
               <w:t>โหลดงานของผู้ใช้จาก /tasks และ map 9 คอลัมน์หลักพร้อม task owner/status</w:t>
@@ -2477,11 +2777,15 @@
               <w:keepLines/>
               <w:spacing w:after="0"/>
             </w:pPr>
-            <w:r/>
-            <w:r>
-              <w:rPr>
-                <w:rFonts w:ascii="Arial" w:hAnsi="Arial" w:eastAsia="Arial"/>
-                <w:b w:val="0"/>
+            <w:r>
+              <w:rPr>
+                <w:rFonts w:ascii="Arial" w:hAnsi="Arial" w:eastAsia="Arial"/>
+                <w:sz w:val="18"/>
+              </w:rPr>
+            </w:r>
+            <w:r>
+              <w:rPr>
+                <w:rFonts w:ascii="Arial" w:hAnsi="Arial" w:eastAsia="Arial"/>
                 <w:sz w:val="18"/>
               </w:rPr>
               <w:t>waiting list แสดง 9 คอลัมน์ตรง type และรักษา leading zero ของรหัสร้าน</w:t>
@@ -2503,11 +2807,15 @@
               <w:keepLines/>
               <w:spacing w:after="0"/>
             </w:pPr>
-            <w:r/>
-            <w:r>
-              <w:rPr>
-                <w:rFonts w:ascii="Arial" w:hAnsi="Arial" w:eastAsia="Arial"/>
-                <w:b w:val="0"/>
+            <w:r>
+              <w:rPr>
+                <w:rFonts w:ascii="Arial" w:hAnsi="Arial" w:eastAsia="Arial"/>
+                <w:sz w:val="18"/>
+              </w:rPr>
+            </w:r>
+            <w:r>
+              <w:rPr>
+                <w:rFonts w:ascii="Arial" w:hAnsi="Arial" w:eastAsia="Arial"/>
                 <w:sz w:val="18"/>
               </w:rPr>
               <w:t>C02</w:t>
@@ -2524,11 +2832,15 @@
               <w:keepLines/>
               <w:spacing w:after="0"/>
             </w:pPr>
-            <w:r/>
-            <w:r>
-              <w:rPr>
-                <w:rFonts w:ascii="Arial" w:hAnsi="Arial" w:eastAsia="Arial"/>
-                <w:b w:val="0"/>
+            <w:r>
+              <w:rPr>
+                <w:rFonts w:ascii="Arial" w:hAnsi="Arial" w:eastAsia="Arial"/>
+                <w:sz w:val="18"/>
+              </w:rPr>
+            </w:r>
+            <w:r>
+              <w:rPr>
+                <w:rFonts w:ascii="Arial" w:hAnsi="Arial" w:eastAsia="Arial"/>
                 <w:sz w:val="18"/>
               </w:rPr>
               <w:t>Related document list</w:t>
@@ -2545,11 +2857,15 @@
               <w:keepLines/>
               <w:spacing w:after="0"/>
             </w:pPr>
-            <w:r/>
-            <w:r>
-              <w:rPr>
-                <w:rFonts w:ascii="Arial" w:hAnsi="Arial" w:eastAsia="Arial"/>
-                <w:b w:val="0"/>
+            <w:r>
+              <w:rPr>
+                <w:rFonts w:ascii="Arial" w:hAnsi="Arial" w:eastAsia="Arial"/>
+                <w:sz w:val="18"/>
+              </w:rPr>
+            </w:r>
+            <w:r>
+              <w:rPr>
+                <w:rFonts w:ascii="Arial" w:hAnsi="Arial" w:eastAsia="Arial"/>
                 <w:sz w:val="18"/>
               </w:rPr>
               <w:t>ค้นหาเอกสารจาก /documents โดยบังคับปีและแสดงเอกสารที่เกี่ยวข้องตาม permission</w:t>
@@ -2566,11 +2882,15 @@
               <w:keepLines/>
               <w:spacing w:after="0"/>
             </w:pPr>
-            <w:r/>
-            <w:r>
-              <w:rPr>
-                <w:rFonts w:ascii="Arial" w:hAnsi="Arial" w:eastAsia="Arial"/>
-                <w:b w:val="0"/>
+            <w:r>
+              <w:rPr>
+                <w:rFonts w:ascii="Arial" w:hAnsi="Arial" w:eastAsia="Arial"/>
+                <w:sz w:val="18"/>
+              </w:rPr>
+            </w:r>
+            <w:r>
+              <w:rPr>
+                <w:rFonts w:ascii="Arial" w:hAnsi="Arial" w:eastAsia="Arial"/>
                 <w:sz w:val="18"/>
               </w:rPr>
               <w:t>ไม่ call API เมื่อไม่มีปี และ empty result ไม่แสดงข้อมูลจาก query ก่อนหน้า</w:t>
@@ -2592,11 +2912,15 @@
               <w:keepLines/>
               <w:spacing w:after="0"/>
             </w:pPr>
-            <w:r/>
-            <w:r>
-              <w:rPr>
-                <w:rFonts w:ascii="Arial" w:hAnsi="Arial" w:eastAsia="Arial"/>
-                <w:b w:val="0"/>
+            <w:r>
+              <w:rPr>
+                <w:rFonts w:ascii="Arial" w:hAnsi="Arial" w:eastAsia="Arial"/>
+                <w:sz w:val="18"/>
+              </w:rPr>
+            </w:r>
+            <w:r>
+              <w:rPr>
+                <w:rFonts w:ascii="Arial" w:hAnsi="Arial" w:eastAsia="Arial"/>
                 <w:sz w:val="18"/>
               </w:rPr>
               <w:t>C03</w:t>
@@ -2613,11 +2937,15 @@
               <w:keepLines/>
               <w:spacing w:after="0"/>
             </w:pPr>
-            <w:r/>
-            <w:r>
-              <w:rPr>
-                <w:rFonts w:ascii="Arial" w:hAnsi="Arial" w:eastAsia="Arial"/>
-                <w:b w:val="0"/>
+            <w:r>
+              <w:rPr>
+                <w:rFonts w:ascii="Arial" w:hAnsi="Arial" w:eastAsia="Arial"/>
+                <w:sz w:val="18"/>
+              </w:rPr>
+            </w:r>
+            <w:r>
+              <w:rPr>
+                <w:rFonts w:ascii="Arial" w:hAnsi="Arial" w:eastAsia="Arial"/>
                 <w:sz w:val="18"/>
               </w:rPr>
               <w:t>Search/filter/status filter</w:t>
@@ -2634,11 +2962,15 @@
               <w:keepLines/>
               <w:spacing w:after="0"/>
             </w:pPr>
-            <w:r/>
-            <w:r>
-              <w:rPr>
-                <w:rFonts w:ascii="Arial" w:hAnsi="Arial" w:eastAsia="Arial"/>
-                <w:b w:val="0"/>
+            <w:r>
+              <w:rPr>
+                <w:rFonts w:ascii="Arial" w:hAnsi="Arial" w:eastAsia="Arial"/>
+                <w:sz w:val="18"/>
+              </w:rPr>
+            </w:r>
+            <w:r>
+              <w:rPr>
+                <w:rFonts w:ascii="Arial" w:hAnsi="Arial" w:eastAsia="Arial"/>
                 <w:sz w:val="18"/>
               </w:rPr>
               <w:t>serialize docNo/year/status/store filters ลง query state และ restore เมื่อย้อนกลับจาก detail</w:t>
@@ -2655,11 +2987,15 @@
               <w:keepLines/>
               <w:spacing w:after="0"/>
             </w:pPr>
-            <w:r/>
-            <w:r>
-              <w:rPr>
-                <w:rFonts w:ascii="Arial" w:hAnsi="Arial" w:eastAsia="Arial"/>
-                <w:b w:val="0"/>
+            <w:r>
+              <w:rPr>
+                <w:rFonts w:ascii="Arial" w:hAnsi="Arial" w:eastAsia="Arial"/>
+                <w:sz w:val="18"/>
+              </w:rPr>
+            </w:r>
+            <w:r>
+              <w:rPr>
+                <w:rFonts w:ascii="Arial" w:hAnsi="Arial" w:eastAsia="Arial"/>
                 <w:sz w:val="18"/>
               </w:rPr>
               <w:t>Search/Clear/refresh ให้ผลซ้ำได้และ pagination ใช้ filter ชุดเดียวกัน</w:t>
@@ -2681,11 +3017,15 @@
               <w:keepLines/>
               <w:spacing w:after="0"/>
             </w:pPr>
-            <w:r/>
-            <w:r>
-              <w:rPr>
-                <w:rFonts w:ascii="Arial" w:hAnsi="Arial" w:eastAsia="Arial"/>
-                <w:b w:val="0"/>
+            <w:r>
+              <w:rPr>
+                <w:rFonts w:ascii="Arial" w:hAnsi="Arial" w:eastAsia="Arial"/>
+                <w:sz w:val="18"/>
+              </w:rPr>
+            </w:r>
+            <w:r>
+              <w:rPr>
+                <w:rFonts w:ascii="Arial" w:hAnsi="Arial" w:eastAsia="Arial"/>
                 <w:sz w:val="18"/>
               </w:rPr>
               <w:t>C04</w:t>
@@ -2702,11 +3042,15 @@
               <w:keepLines/>
               <w:spacing w:after="0"/>
             </w:pPr>
-            <w:r/>
-            <w:r>
-              <w:rPr>
-                <w:rFonts w:ascii="Arial" w:hAnsi="Arial" w:eastAsia="Arial"/>
-                <w:b w:val="0"/>
+            <w:r>
+              <w:rPr>
+                <w:rFonts w:ascii="Arial" w:hAnsi="Arial" w:eastAsia="Arial"/>
+                <w:sz w:val="18"/>
+              </w:rPr>
+            </w:r>
+            <w:r>
+              <w:rPr>
+                <w:rFonts w:ascii="Arial" w:hAnsi="Arial" w:eastAsia="Arial"/>
                 <w:sz w:val="18"/>
               </w:rPr>
               <w:t>Pagination/row action</w:t>
@@ -2723,11 +3067,15 @@
               <w:keepLines/>
               <w:spacing w:after="0"/>
             </w:pPr>
-            <w:r/>
-            <w:r>
-              <w:rPr>
-                <w:rFonts w:ascii="Arial" w:hAnsi="Arial" w:eastAsia="Arial"/>
-                <w:b w:val="0"/>
+            <w:r>
+              <w:rPr>
+                <w:rFonts w:ascii="Arial" w:hAnsi="Arial" w:eastAsia="Arial"/>
+                <w:sz w:val="18"/>
+              </w:rPr>
+            </w:r>
+            <w:r>
+              <w:rPr>
+                <w:rFonts w:ascii="Arial" w:hAnsi="Arial" w:eastAsia="Arial"/>
                 <w:sz w:val="18"/>
               </w:rPr>
               <w:t>ควบคุม page/size/sort และ row navigation โดยใช้ docNo เป็น stable key</w:t>
@@ -2744,11 +3092,15 @@
               <w:keepLines/>
               <w:spacing w:after="0"/>
             </w:pPr>
-            <w:r/>
-            <w:r>
-              <w:rPr>
-                <w:rFonts w:ascii="Arial" w:hAnsi="Arial" w:eastAsia="Arial"/>
-                <w:b w:val="0"/>
+            <w:r>
+              <w:rPr>
+                <w:rFonts w:ascii="Arial" w:hAnsi="Arial" w:eastAsia="Arial"/>
+                <w:sz w:val="18"/>
+              </w:rPr>
+            </w:r>
+            <w:r>
+              <w:rPr>
+                <w:rFonts w:ascii="Arial" w:hAnsi="Arial" w:eastAsia="Arial"/>
                 <w:sz w:val="18"/>
               </w:rPr>
               <w:t>เปลี่ยนหน้าไม่ reset filter และเปิด detail ของ row ที่เลือกถูกเลขเอกสาร</w:t>
@@ -2770,11 +3122,15 @@
               <w:keepLines/>
               <w:spacing w:after="0"/>
             </w:pPr>
-            <w:r/>
-            <w:r>
-              <w:rPr>
-                <w:rFonts w:ascii="Arial" w:hAnsi="Arial" w:eastAsia="Arial"/>
-                <w:b w:val="0"/>
+            <w:r>
+              <w:rPr>
+                <w:rFonts w:ascii="Arial" w:hAnsi="Arial" w:eastAsia="Arial"/>
+                <w:sz w:val="18"/>
+              </w:rPr>
+            </w:r>
+            <w:r>
+              <w:rPr>
+                <w:rFonts w:ascii="Arial" w:hAnsi="Arial" w:eastAsia="Arial"/>
                 <w:sz w:val="18"/>
               </w:rPr>
               <w:t>C05</w:t>
@@ -2791,11 +3147,15 @@
               <w:keepLines/>
               <w:spacing w:after="0"/>
             </w:pPr>
-            <w:r/>
-            <w:r>
-              <w:rPr>
-                <w:rFonts w:ascii="Arial" w:hAnsi="Arial" w:eastAsia="Arial"/>
-                <w:b w:val="0"/>
+            <w:r>
+              <w:rPr>
+                <w:rFonts w:ascii="Arial" w:hAnsi="Arial" w:eastAsia="Arial"/>
+                <w:sz w:val="18"/>
+              </w:rPr>
+            </w:r>
+            <w:r>
+              <w:rPr>
+                <w:rFonts w:ascii="Arial" w:hAnsi="Arial" w:eastAsia="Arial"/>
                 <w:sz w:val="18"/>
               </w:rPr>
               <w:t>Red flag for sales data &lt; 60 days</w:t>
@@ -2812,11 +3172,15 @@
               <w:keepLines/>
               <w:spacing w:after="0"/>
             </w:pPr>
-            <w:r/>
-            <w:r>
-              <w:rPr>
-                <w:rFonts w:ascii="Arial" w:hAnsi="Arial" w:eastAsia="Arial"/>
-                <w:b w:val="0"/>
+            <w:r>
+              <w:rPr>
+                <w:rFonts w:ascii="Arial" w:hAnsi="Arial" w:eastAsia="Arial"/>
+                <w:sz w:val="18"/>
+              </w:rPr>
+            </w:r>
+            <w:r>
+              <w:rPr>
+                <w:rFonts w:ascii="Arial" w:hAnsi="Arial" w:eastAsia="Arial"/>
                 <w:sz w:val="18"/>
               </w:rPr>
               <w:t>คำนวณ presentation flag จาก salesDataDays &lt; 60 โดยไม่ใช้ waitingDays แทน</w:t>
@@ -2833,11 +3197,15 @@
               <w:keepLines/>
               <w:spacing w:after="0"/>
             </w:pPr>
-            <w:r/>
-            <w:r>
-              <w:rPr>
-                <w:rFonts w:ascii="Arial" w:hAnsi="Arial" w:eastAsia="Arial"/>
-                <w:b w:val="0"/>
+            <w:r>
+              <w:rPr>
+                <w:rFonts w:ascii="Arial" w:hAnsi="Arial" w:eastAsia="Arial"/>
+                <w:sz w:val="18"/>
+              </w:rPr>
+            </w:r>
+            <w:r>
+              <w:rPr>
+                <w:rFonts w:ascii="Arial" w:hAnsi="Arial" w:eastAsia="Arial"/>
                 <w:sz w:val="18"/>
               </w:rPr>
               <w:t>แถวผิดปกติเป็นสีแดงพร้อม accessible label เฉพาะเมื่อยอดขายไม่ครบ 60 วัน</w:t>
@@ -2955,11 +3323,15 @@
               <w:keepLines/>
               <w:spacing w:after="0"/>
             </w:pPr>
-            <w:r/>
-            <w:r>
-              <w:rPr>
-                <w:rFonts w:ascii="Arial" w:hAnsi="Arial" w:eastAsia="Arial"/>
-                <w:b w:val="0"/>
+            <w:r>
+              <w:rPr>
+                <w:rFonts w:ascii="Arial" w:hAnsi="Arial" w:eastAsia="Arial"/>
+                <w:sz w:val="18"/>
+              </w:rPr>
+            </w:r>
+            <w:r>
+              <w:rPr>
+                <w:rFonts w:ascii="Arial" w:hAnsi="Arial" w:eastAsia="Arial"/>
                 <w:sz w:val="18"/>
               </w:rPr>
               <w:t>GET /api/v1/tasks</w:t>
@@ -2976,11 +3348,15 @@
               <w:keepLines/>
               <w:spacing w:after="0"/>
             </w:pPr>
-            <w:r/>
-            <w:r>
-              <w:rPr>
-                <w:rFonts w:ascii="Arial" w:hAnsi="Arial" w:eastAsia="Arial"/>
-                <w:b w:val="0"/>
+            <w:r>
+              <w:rPr>
+                <w:rFonts w:ascii="Arial" w:hAnsi="Arial" w:eastAsia="Arial"/>
+                <w:sz w:val="18"/>
+              </w:rPr>
+            </w:r>
+            <w:r>
+              <w:rPr>
+                <w:rFonts w:ascii="Arial" w:hAnsi="Arial" w:eastAsia="Arial"/>
                 <w:sz w:val="18"/>
               </w:rPr>
               <w:t>รายการเอกสารรอดำเนินการ</w:t>
@@ -2997,11 +3373,15 @@
               <w:keepLines/>
               <w:spacing w:after="0"/>
             </w:pPr>
-            <w:r/>
-            <w:r>
-              <w:rPr>
-                <w:rFonts w:ascii="Arial" w:hAnsi="Arial" w:eastAsia="Arial"/>
-                <w:b w:val="0"/>
+            <w:r>
+              <w:rPr>
+                <w:rFonts w:ascii="Arial" w:hAnsi="Arial" w:eastAsia="Arial"/>
+                <w:sz w:val="18"/>
+              </w:rPr>
+            </w:r>
+            <w:r>
+              <w:rPr>
+                <w:rFonts w:ascii="Arial" w:hAnsi="Arial" w:eastAsia="Arial"/>
                 <w:sz w:val="18"/>
               </w:rPr>
               <w:t>Search (ปุ่มค้นหา)</w:t>
@@ -3023,11 +3403,15 @@
               <w:keepLines/>
               <w:spacing w:after="0"/>
             </w:pPr>
-            <w:r/>
-            <w:r>
-              <w:rPr>
-                <w:rFonts w:ascii="Arial" w:hAnsi="Arial" w:eastAsia="Arial"/>
-                <w:b w:val="0"/>
+            <w:r>
+              <w:rPr>
+                <w:rFonts w:ascii="Arial" w:hAnsi="Arial" w:eastAsia="Arial"/>
+                <w:sz w:val="18"/>
+              </w:rPr>
+            </w:r>
+            <w:r>
+              <w:rPr>
+                <w:rFonts w:ascii="Arial" w:hAnsi="Arial" w:eastAsia="Arial"/>
                 <w:sz w:val="18"/>
               </w:rPr>
               <w:t>GET /api/v1/documents</w:t>
@@ -3044,11 +3428,15 @@
               <w:keepLines/>
               <w:spacing w:after="0"/>
             </w:pPr>
-            <w:r/>
-            <w:r>
-              <w:rPr>
-                <w:rFonts w:ascii="Arial" w:hAnsi="Arial" w:eastAsia="Arial"/>
-                <w:b w:val="0"/>
+            <w:r>
+              <w:rPr>
+                <w:rFonts w:ascii="Arial" w:hAnsi="Arial" w:eastAsia="Arial"/>
+                <w:sz w:val="18"/>
+              </w:rPr>
+            </w:r>
+            <w:r>
+              <w:rPr>
+                <w:rFonts w:ascii="Arial" w:hAnsi="Arial" w:eastAsia="Arial"/>
                 <w:sz w:val="18"/>
               </w:rPr>
               <w:t>ค้นหาเอกสารที่เกี่ยวข้อง ต้องระบุปี</w:t>
@@ -3065,11 +3453,15 @@
               <w:keepLines/>
               <w:spacing w:after="0"/>
             </w:pPr>
-            <w:r/>
-            <w:r>
-              <w:rPr>
-                <w:rFonts w:ascii="Arial" w:hAnsi="Arial" w:eastAsia="Arial"/>
-                <w:b w:val="0"/>
+            <w:r>
+              <w:rPr>
+                <w:rFonts w:ascii="Arial" w:hAnsi="Arial" w:eastAsia="Arial"/>
+                <w:sz w:val="18"/>
+              </w:rPr>
+            </w:r>
+            <w:r>
+              <w:rPr>
+                <w:rFonts w:ascii="Arial" w:hAnsi="Arial" w:eastAsia="Arial"/>
                 <w:sz w:val="18"/>
               </w:rPr>
               <w:t>Clear (ปุ่มเคลียร์)</w:t>
@@ -3210,11 +3602,15 @@
               <w:keepLines/>
               <w:spacing w:after="0"/>
             </w:pPr>
-            <w:r/>
-            <w:r>
-              <w:rPr>
-                <w:rFonts w:ascii="Arial" w:hAnsi="Arial" w:eastAsia="Arial"/>
-                <w:b w:val="0"/>
+            <w:r>
+              <w:rPr>
+                <w:rFonts w:ascii="Arial" w:hAnsi="Arial" w:eastAsia="Arial"/>
+                <w:sz w:val="18"/>
+              </w:rPr>
+            </w:r>
+            <w:r>
+              <w:rPr>
+                <w:rFonts w:ascii="Arial" w:hAnsi="Arial" w:eastAsia="Arial"/>
                 <w:sz w:val="18"/>
               </w:rPr>
               <w:t>Search</w:t>
@@ -3231,11 +3627,15 @@
               <w:keepLines/>
               <w:spacing w:after="0"/>
             </w:pPr>
-            <w:r/>
-            <w:r>
-              <w:rPr>
-                <w:rFonts w:ascii="Arial" w:hAnsi="Arial" w:eastAsia="Arial"/>
-                <w:b w:val="0"/>
+            <w:r>
+              <w:rPr>
+                <w:rFonts w:ascii="Arial" w:hAnsi="Arial" w:eastAsia="Arial"/>
+                <w:sz w:val="18"/>
+              </w:rPr>
+            </w:r>
+            <w:r>
+              <w:rPr>
+                <w:rFonts w:ascii="Arial" w:hAnsi="Arial" w:eastAsia="Arial"/>
                 <w:sz w:val="18"/>
               </w:rPr>
               <w:t>ปุ่มค้นหา</w:t>
@@ -3252,11 +3652,15 @@
               <w:keepLines/>
               <w:spacing w:after="0"/>
             </w:pPr>
-            <w:r/>
-            <w:r>
-              <w:rPr>
-                <w:rFonts w:ascii="Arial" w:hAnsi="Arial" w:eastAsia="Arial"/>
-                <w:b w:val="0"/>
+            <w:r>
+              <w:rPr>
+                <w:rFonts w:ascii="Arial" w:hAnsi="Arial" w:eastAsia="Arial"/>
+                <w:sz w:val="18"/>
+              </w:rPr>
+            </w:r>
+            <w:r>
+              <w:rPr>
+                <w:rFonts w:ascii="Arial" w:hAnsi="Arial" w:eastAsia="Arial"/>
                 <w:sz w:val="18"/>
               </w:rPr>
               <w:t>GET /api/v1/tasks หรือ /documents</w:t>
@@ -3273,11 +3677,15 @@
               <w:keepLines/>
               <w:spacing w:after="0"/>
             </w:pPr>
-            <w:r/>
-            <w:r>
-              <w:rPr>
-                <w:rFonts w:ascii="Arial" w:hAnsi="Arial" w:eastAsia="Arial"/>
-                <w:b w:val="0"/>
+            <w:r>
+              <w:rPr>
+                <w:rFonts w:ascii="Arial" w:hAnsi="Arial" w:eastAsia="Arial"/>
+                <w:sz w:val="18"/>
+              </w:rPr>
+            </w:r>
+            <w:r>
+              <w:rPr>
+                <w:rFonts w:ascii="Arial" w:hAnsi="Arial" w:eastAsia="Arial"/>
                 <w:sz w:val="18"/>
               </w:rPr>
               <w:t>reload table</w:t>
@@ -3299,11 +3707,15 @@
               <w:keepLines/>
               <w:spacing w:after="0"/>
             </w:pPr>
-            <w:r/>
-            <w:r>
-              <w:rPr>
-                <w:rFonts w:ascii="Arial" w:hAnsi="Arial" w:eastAsia="Arial"/>
-                <w:b w:val="0"/>
+            <w:r>
+              <w:rPr>
+                <w:rFonts w:ascii="Arial" w:hAnsi="Arial" w:eastAsia="Arial"/>
+                <w:sz w:val="18"/>
+              </w:rPr>
+            </w:r>
+            <w:r>
+              <w:rPr>
+                <w:rFonts w:ascii="Arial" w:hAnsi="Arial" w:eastAsia="Arial"/>
                 <w:sz w:val="18"/>
               </w:rPr>
               <w:t>Clear</w:t>
@@ -3320,11 +3732,15 @@
               <w:keepLines/>
               <w:spacing w:after="0"/>
             </w:pPr>
-            <w:r/>
-            <w:r>
-              <w:rPr>
-                <w:rFonts w:ascii="Arial" w:hAnsi="Arial" w:eastAsia="Arial"/>
-                <w:b w:val="0"/>
+            <w:r>
+              <w:rPr>
+                <w:rFonts w:ascii="Arial" w:hAnsi="Arial" w:eastAsia="Arial"/>
+                <w:sz w:val="18"/>
+              </w:rPr>
+            </w:r>
+            <w:r>
+              <w:rPr>
+                <w:rFonts w:ascii="Arial" w:hAnsi="Arial" w:eastAsia="Arial"/>
                 <w:sz w:val="18"/>
               </w:rPr>
               <w:t>ปุ่มเคลียร์</w:t>
@@ -3341,11 +3757,15 @@
               <w:keepLines/>
               <w:spacing w:after="0"/>
             </w:pPr>
-            <w:r/>
-            <w:r>
-              <w:rPr>
-                <w:rFonts w:ascii="Arial" w:hAnsi="Arial" w:eastAsia="Arial"/>
-                <w:b w:val="0"/>
+            <w:r>
+              <w:rPr>
+                <w:rFonts w:ascii="Arial" w:hAnsi="Arial" w:eastAsia="Arial"/>
+                <w:sz w:val="18"/>
+              </w:rPr>
+            </w:r>
+            <w:r>
+              <w:rPr>
+                <w:rFonts w:ascii="Arial" w:hAnsi="Arial" w:eastAsia="Arial"/>
                 <w:sz w:val="18"/>
               </w:rPr>
               <w:t>client state</w:t>
@@ -3362,11 +3782,15 @@
               <w:keepLines/>
               <w:spacing w:after="0"/>
             </w:pPr>
-            <w:r/>
-            <w:r>
-              <w:rPr>
-                <w:rFonts w:ascii="Arial" w:hAnsi="Arial" w:eastAsia="Arial"/>
-                <w:b w:val="0"/>
+            <w:r>
+              <w:rPr>
+                <w:rFonts w:ascii="Arial" w:hAnsi="Arial" w:eastAsia="Arial"/>
+                <w:sz w:val="18"/>
+              </w:rPr>
+            </w:r>
+            <w:r>
+              <w:rPr>
+                <w:rFonts w:ascii="Arial" w:hAnsi="Arial" w:eastAsia="Arial"/>
                 <w:sz w:val="18"/>
               </w:rPr>
               <w:t>reset filters</w:t>
@@ -3388,11 +3812,15 @@
               <w:keepLines/>
               <w:spacing w:after="0"/>
             </w:pPr>
-            <w:r/>
-            <w:r>
-              <w:rPr>
-                <w:rFonts w:ascii="Arial" w:hAnsi="Arial" w:eastAsia="Arial"/>
-                <w:b w:val="0"/>
+            <w:r>
+              <w:rPr>
+                <w:rFonts w:ascii="Arial" w:hAnsi="Arial" w:eastAsia="Arial"/>
+                <w:sz w:val="18"/>
+              </w:rPr>
+            </w:r>
+            <w:r>
+              <w:rPr>
+                <w:rFonts w:ascii="Arial" w:hAnsi="Arial" w:eastAsia="Arial"/>
                 <w:sz w:val="18"/>
               </w:rPr>
               <w:t>Open detail</w:t>
@@ -3409,11 +3837,15 @@
               <w:keepLines/>
               <w:spacing w:after="0"/>
             </w:pPr>
-            <w:r/>
-            <w:r>
-              <w:rPr>
-                <w:rFonts w:ascii="Arial" w:hAnsi="Arial" w:eastAsia="Arial"/>
-                <w:b w:val="0"/>
+            <w:r>
+              <w:rPr>
+                <w:rFonts w:ascii="Arial" w:hAnsi="Arial" w:eastAsia="Arial"/>
+                <w:sz w:val="18"/>
+              </w:rPr>
+            </w:r>
+            <w:r>
+              <w:rPr>
+                <w:rFonts w:ascii="Arial" w:hAnsi="Arial" w:eastAsia="Arial"/>
                 <w:sz w:val="18"/>
               </w:rPr>
               <w:t>click row</w:t>
@@ -3430,11 +3862,15 @@
               <w:keepLines/>
               <w:spacing w:after="0"/>
             </w:pPr>
-            <w:r/>
-            <w:r>
-              <w:rPr>
-                <w:rFonts w:ascii="Arial" w:hAnsi="Arial" w:eastAsia="Arial"/>
-                <w:b w:val="0"/>
+            <w:r>
+              <w:rPr>
+                <w:rFonts w:ascii="Arial" w:hAnsi="Arial" w:eastAsia="Arial"/>
+                <w:sz w:val="18"/>
+              </w:rPr>
+            </w:r>
+            <w:r>
+              <w:rPr>
+                <w:rFonts w:ascii="Arial" w:hAnsi="Arial" w:eastAsia="Arial"/>
                 <w:sz w:val="18"/>
               </w:rPr>
               <w:t>navigate /documents/:docNo</w:t>
@@ -3451,11 +3887,15 @@
               <w:keepLines/>
               <w:spacing w:after="0"/>
             </w:pPr>
-            <w:r/>
-            <w:r>
-              <w:rPr>
-                <w:rFonts w:ascii="Arial" w:hAnsi="Arial" w:eastAsia="Arial"/>
-                <w:b w:val="0"/>
+            <w:r>
+              <w:rPr>
+                <w:rFonts w:ascii="Arial" w:hAnsi="Arial" w:eastAsia="Arial"/>
+                <w:sz w:val="18"/>
+              </w:rPr>
+            </w:r>
+            <w:r>
+              <w:rPr>
+                <w:rFonts w:ascii="Arial" w:hAnsi="Arial" w:eastAsia="Arial"/>
                 <w:sz w:val="18"/>
               </w:rPr>
               <w:t>เปิดเอกสาร</w:t>
@@ -3573,11 +4013,15 @@
               <w:keepLines/>
               <w:spacing w:after="0"/>
             </w:pPr>
-            <w:r/>
-            <w:r>
-              <w:rPr>
-                <w:rFonts w:ascii="Arial" w:hAnsi="Arial" w:eastAsia="Arial"/>
-                <w:b w:val="0"/>
+            <w:r>
+              <w:rPr>
+                <w:rFonts w:ascii="Arial" w:hAnsi="Arial" w:eastAsia="Arial"/>
+                <w:sz w:val="18"/>
+              </w:rPr>
+            </w:r>
+            <w:r>
+              <w:rPr>
+                <w:rFonts w:ascii="Arial" w:hAnsi="Arial" w:eastAsia="Arial"/>
                 <w:sz w:val="18"/>
               </w:rPr>
               <w:t>FE-01</w:t>
@@ -3594,11 +4038,15 @@
               <w:keepLines/>
               <w:spacing w:after="0"/>
             </w:pPr>
-            <w:r/>
-            <w:r>
-              <w:rPr>
-                <w:rFonts w:ascii="Arial" w:hAnsi="Arial" w:eastAsia="Arial"/>
-                <w:b w:val="0"/>
+            <w:r>
+              <w:rPr>
+                <w:rFonts w:ascii="Arial" w:hAnsi="Arial" w:eastAsia="Arial"/>
+                <w:sz w:val="18"/>
+              </w:rPr>
+            </w:r>
+            <w:r>
+              <w:rPr>
+                <w:rFonts w:ascii="Arial" w:hAnsi="Arial" w:eastAsia="Arial"/>
                 <w:sz w:val="18"/>
               </w:rPr>
               <w:t>ค้นหาด้วย docNo</w:t>
@@ -3615,11 +4063,15 @@
               <w:keepLines/>
               <w:spacing w:after="0"/>
             </w:pPr>
-            <w:r/>
-            <w:r>
-              <w:rPr>
-                <w:rFonts w:ascii="Arial" w:hAnsi="Arial" w:eastAsia="Arial"/>
-                <w:b w:val="0"/>
+            <w:r>
+              <w:rPr>
+                <w:rFonts w:ascii="Arial" w:hAnsi="Arial" w:eastAsia="Arial"/>
+                <w:sz w:val="18"/>
+              </w:rPr>
+            </w:r>
+            <w:r>
+              <w:rPr>
+                <w:rFonts w:ascii="Arial" w:hAnsi="Arial" w:eastAsia="Arial"/>
                 <w:sz w:val="18"/>
               </w:rPr>
               <w:t>ตาราง 9 คอลัมน์หลักครบ</w:t>
@@ -3641,11 +4093,15 @@
               <w:keepLines/>
               <w:spacing w:after="0"/>
             </w:pPr>
-            <w:r/>
-            <w:r>
-              <w:rPr>
-                <w:rFonts w:ascii="Arial" w:hAnsi="Arial" w:eastAsia="Arial"/>
-                <w:b w:val="0"/>
+            <w:r>
+              <w:rPr>
+                <w:rFonts w:ascii="Arial" w:hAnsi="Arial" w:eastAsia="Arial"/>
+                <w:sz w:val="18"/>
+              </w:rPr>
+            </w:r>
+            <w:r>
+              <w:rPr>
+                <w:rFonts w:ascii="Arial" w:hAnsi="Arial" w:eastAsia="Arial"/>
                 <w:sz w:val="18"/>
               </w:rPr>
               <w:t>FE-02</w:t>
@@ -3662,11 +4118,15 @@
               <w:keepLines/>
               <w:spacing w:after="0"/>
             </w:pPr>
-            <w:r/>
-            <w:r>
-              <w:rPr>
-                <w:rFonts w:ascii="Arial" w:hAnsi="Arial" w:eastAsia="Arial"/>
-                <w:b w:val="0"/>
+            <w:r>
+              <w:rPr>
+                <w:rFonts w:ascii="Arial" w:hAnsi="Arial" w:eastAsia="Arial"/>
+                <w:sz w:val="18"/>
+              </w:rPr>
+            </w:r>
+            <w:r>
+              <w:rPr>
+                <w:rFonts w:ascii="Arial" w:hAnsi="Arial" w:eastAsia="Arial"/>
                 <w:sz w:val="18"/>
               </w:rPr>
               <w:t>filter status</w:t>
@@ -3683,11 +4143,15 @@
               <w:keepLines/>
               <w:spacing w:after="0"/>
             </w:pPr>
-            <w:r/>
-            <w:r>
-              <w:rPr>
-                <w:rFonts w:ascii="Arial" w:hAnsi="Arial" w:eastAsia="Arial"/>
-                <w:b w:val="0"/>
+            <w:r>
+              <w:rPr>
+                <w:rFonts w:ascii="Arial" w:hAnsi="Arial" w:eastAsia="Arial"/>
+                <w:sz w:val="18"/>
+              </w:rPr>
+            </w:r>
+            <w:r>
+              <w:rPr>
+                <w:rFonts w:ascii="Arial" w:hAnsi="Arial" w:eastAsia="Arial"/>
                 <w:sz w:val="18"/>
               </w:rPr>
               <w:t>ปีเป็น required เมื่อใช้ /documents</w:t>
@@ -3709,11 +4173,15 @@
               <w:keepLines/>
               <w:spacing w:after="0"/>
             </w:pPr>
-            <w:r/>
-            <w:r>
-              <w:rPr>
-                <w:rFonts w:ascii="Arial" w:hAnsi="Arial" w:eastAsia="Arial"/>
-                <w:b w:val="0"/>
+            <w:r>
+              <w:rPr>
+                <w:rFonts w:ascii="Arial" w:hAnsi="Arial" w:eastAsia="Arial"/>
+                <w:sz w:val="18"/>
+              </w:rPr>
+            </w:r>
+            <w:r>
+              <w:rPr>
+                <w:rFonts w:ascii="Arial" w:hAnsi="Arial" w:eastAsia="Arial"/>
                 <w:sz w:val="18"/>
               </w:rPr>
               <w:t>FE-03</w:t>
@@ -3730,11 +4198,15 @@
               <w:keepLines/>
               <w:spacing w:after="0"/>
             </w:pPr>
-            <w:r/>
-            <w:r>
-              <w:rPr>
-                <w:rFonts w:ascii="Arial" w:hAnsi="Arial" w:eastAsia="Arial"/>
-                <w:b w:val="0"/>
+            <w:r>
+              <w:rPr>
+                <w:rFonts w:ascii="Arial" w:hAnsi="Arial" w:eastAsia="Arial"/>
+                <w:sz w:val="18"/>
+              </w:rPr>
+            </w:r>
+            <w:r>
+              <w:rPr>
+                <w:rFonts w:ascii="Arial" w:hAnsi="Arial" w:eastAsia="Arial"/>
                 <w:sz w:val="18"/>
               </w:rPr>
               <w:t>เปิด detail</w:t>
@@ -3751,11 +4223,15 @@
               <w:keepLines/>
               <w:spacing w:after="0"/>
             </w:pPr>
-            <w:r/>
-            <w:r>
-              <w:rPr>
-                <w:rFonts w:ascii="Arial" w:hAnsi="Arial" w:eastAsia="Arial"/>
-                <w:b w:val="0"/>
+            <w:r>
+              <w:rPr>
+                <w:rFonts w:ascii="Arial" w:hAnsi="Arial" w:eastAsia="Arial"/>
+                <w:sz w:val="18"/>
+              </w:rPr>
+            </w:r>
+            <w:r>
+              <w:rPr>
+                <w:rFonts w:ascii="Arial" w:hAnsi="Arial" w:eastAsia="Arial"/>
                 <w:sz w:val="18"/>
               </w:rPr>
               <w:t>ยอดขายไม่ครบ 60 วันแสดงแดง</w:t>
@@ -3777,11 +4253,15 @@
               <w:keepLines/>
               <w:spacing w:after="0"/>
             </w:pPr>
-            <w:r/>
-            <w:r>
-              <w:rPr>
-                <w:rFonts w:ascii="Arial" w:hAnsi="Arial" w:eastAsia="Arial"/>
-                <w:b w:val="0"/>
+            <w:r>
+              <w:rPr>
+                <w:rFonts w:ascii="Arial" w:hAnsi="Arial" w:eastAsia="Arial"/>
+                <w:sz w:val="18"/>
+              </w:rPr>
+            </w:r>
+            <w:r>
+              <w:rPr>
+                <w:rFonts w:ascii="Arial" w:hAnsi="Arial" w:eastAsia="Arial"/>
                 <w:sz w:val="18"/>
               </w:rPr>
               <w:t>FE-04</w:t>
@@ -3798,11 +4278,15 @@
               <w:keepLines/>
               <w:spacing w:after="0"/>
             </w:pPr>
-            <w:r/>
-            <w:r>
-              <w:rPr>
-                <w:rFonts w:ascii="Arial" w:hAnsi="Arial" w:eastAsia="Arial"/>
-                <w:b w:val="0"/>
+            <w:r>
+              <w:rPr>
+                <w:rFonts w:ascii="Arial" w:hAnsi="Arial" w:eastAsia="Arial"/>
+                <w:sz w:val="18"/>
+              </w:rPr>
+            </w:r>
+            <w:r>
+              <w:rPr>
+                <w:rFonts w:ascii="Arial" w:hAnsi="Arial" w:eastAsia="Arial"/>
                 <w:sz w:val="18"/>
               </w:rPr>
               <w:t>empty result</w:t>
@@ -3819,11 +4303,15 @@
               <w:keepLines/>
               <w:spacing w:after="0"/>
             </w:pPr>
-            <w:r/>
-            <w:r>
-              <w:rPr>
-                <w:rFonts w:ascii="Arial" w:hAnsi="Arial" w:eastAsia="Arial"/>
-                <w:b w:val="0"/>
+            <w:r>
+              <w:rPr>
+                <w:rFonts w:ascii="Arial" w:hAnsi="Arial" w:eastAsia="Arial"/>
+                <w:sz w:val="18"/>
+              </w:rPr>
+            </w:r>
+            <w:r>
+              <w:rPr>
+                <w:rFonts w:ascii="Arial" w:hAnsi="Arial" w:eastAsia="Arial"/>
                 <w:sz w:val="18"/>
               </w:rPr>
               <w:t>pagination คง filter เดิม</w:t>
@@ -3845,11 +4333,15 @@
               <w:keepLines/>
               <w:spacing w:after="0"/>
             </w:pPr>
-            <w:r/>
-            <w:r>
-              <w:rPr>
-                <w:rFonts w:ascii="Arial" w:hAnsi="Arial" w:eastAsia="Arial"/>
-                <w:b w:val="0"/>
+            <w:r>
+              <w:rPr>
+                <w:rFonts w:ascii="Arial" w:hAnsi="Arial" w:eastAsia="Arial"/>
+                <w:sz w:val="18"/>
+              </w:rPr>
+            </w:r>
+            <w:r>
+              <w:rPr>
+                <w:rFonts w:ascii="Arial" w:hAnsi="Arial" w:eastAsia="Arial"/>
                 <w:sz w:val="18"/>
               </w:rPr>
               <w:t>FE-05</w:t>
@@ -3866,11 +4358,15 @@
               <w:keepLines/>
               <w:spacing w:after="0"/>
             </w:pPr>
-            <w:r/>
-            <w:r>
-              <w:rPr>
-                <w:rFonts w:ascii="Arial" w:hAnsi="Arial" w:eastAsia="Arial"/>
-                <w:b w:val="0"/>
+            <w:r>
+              <w:rPr>
+                <w:rFonts w:ascii="Arial" w:hAnsi="Arial" w:eastAsia="Arial"/>
+                <w:sz w:val="18"/>
+              </w:rPr>
+            </w:r>
+            <w:r>
+              <w:rPr>
+                <w:rFonts w:ascii="Arial" w:hAnsi="Arial" w:eastAsia="Arial"/>
                 <w:sz w:val="18"/>
               </w:rPr>
               <w:t>abnormal row</w:t>
@@ -3887,11 +4383,15 @@
               <w:keepLines/>
               <w:spacing w:after="0"/>
             </w:pPr>
-            <w:r/>
-            <w:r>
-              <w:rPr>
-                <w:rFonts w:ascii="Arial" w:hAnsi="Arial" w:eastAsia="Arial"/>
-                <w:b w:val="0"/>
+            <w:r>
+              <w:rPr>
+                <w:rFonts w:ascii="Arial" w:hAnsi="Arial" w:eastAsia="Arial"/>
+                <w:sz w:val="18"/>
+              </w:rPr>
+            </w:r>
+            <w:r>
+              <w:rPr>
+                <w:rFonts w:ascii="Arial" w:hAnsi="Arial" w:eastAsia="Arial"/>
                 <w:sz w:val="18"/>
               </w:rPr>
               <w:t>ตาราง 9 คอลัมน์หลักครบ</w:t>
@@ -4032,11 +4532,15 @@
               <w:keepLines/>
               <w:spacing w:after="0"/>
             </w:pPr>
-            <w:r/>
-            <w:r>
-              <w:rPr>
-                <w:rFonts w:ascii="Arial" w:hAnsi="Arial" w:eastAsia="Arial"/>
-                <w:b w:val="0"/>
+            <w:r>
+              <w:rPr>
+                <w:rFonts w:ascii="Arial" w:hAnsi="Arial" w:eastAsia="Arial"/>
+                <w:sz w:val="18"/>
+              </w:rPr>
+            </w:r>
+            <w:r>
+              <w:rPr>
+                <w:rFonts w:ascii="Arial" w:hAnsi="Arial" w:eastAsia="Arial"/>
                 <w:sz w:val="18"/>
               </w:rPr>
               <w:t>Search</w:t>
@@ -4053,11 +4557,15 @@
               <w:keepLines/>
               <w:spacing w:after="0"/>
             </w:pPr>
-            <w:r/>
-            <w:r>
-              <w:rPr>
-                <w:rFonts w:ascii="Arial" w:hAnsi="Arial" w:eastAsia="Arial"/>
-                <w:b w:val="0"/>
+            <w:r>
+              <w:rPr>
+                <w:rFonts w:ascii="Arial" w:hAnsi="Arial" w:eastAsia="Arial"/>
+                <w:sz w:val="18"/>
+              </w:rPr>
+            </w:r>
+            <w:r>
+              <w:rPr>
+                <w:rFonts w:ascii="Arial" w:hAnsi="Arial" w:eastAsia="Arial"/>
                 <w:sz w:val="18"/>
               </w:rPr>
               <w:t>ปุ่มค้นหา</w:t>
@@ -4074,11 +4582,15 @@
               <w:keepLines/>
               <w:spacing w:after="0"/>
             </w:pPr>
-            <w:r/>
-            <w:r>
-              <w:rPr>
-                <w:rFonts w:ascii="Arial" w:hAnsi="Arial" w:eastAsia="Arial"/>
-                <w:b w:val="0"/>
+            <w:r>
+              <w:rPr>
+                <w:rFonts w:ascii="Arial" w:hAnsi="Arial" w:eastAsia="Arial"/>
+                <w:sz w:val="18"/>
+              </w:rPr>
+            </w:r>
+            <w:r>
+              <w:rPr>
+                <w:rFonts w:ascii="Arial" w:hAnsi="Arial" w:eastAsia="Arial"/>
                 <w:sz w:val="18"/>
               </w:rPr>
               <w:t>GET /api/v1/tasks หรือ /documents</w:t>
@@ -4095,11 +4607,15 @@
               <w:keepLines/>
               <w:spacing w:after="0"/>
             </w:pPr>
-            <w:r/>
-            <w:r>
-              <w:rPr>
-                <w:rFonts w:ascii="Arial" w:hAnsi="Arial" w:eastAsia="Arial"/>
-                <w:b w:val="0"/>
+            <w:r>
+              <w:rPr>
+                <w:rFonts w:ascii="Arial" w:hAnsi="Arial" w:eastAsia="Arial"/>
+                <w:sz w:val="18"/>
+              </w:rPr>
+            </w:r>
+            <w:r>
+              <w:rPr>
+                <w:rFonts w:ascii="Arial" w:hAnsi="Arial" w:eastAsia="Arial"/>
                 <w:sz w:val="18"/>
               </w:rPr>
               <w:t>reload table</w:t>
@@ -4121,11 +4637,15 @@
               <w:keepLines/>
               <w:spacing w:after="0"/>
             </w:pPr>
-            <w:r/>
-            <w:r>
-              <w:rPr>
-                <w:rFonts w:ascii="Arial" w:hAnsi="Arial" w:eastAsia="Arial"/>
-                <w:b w:val="0"/>
+            <w:r>
+              <w:rPr>
+                <w:rFonts w:ascii="Arial" w:hAnsi="Arial" w:eastAsia="Arial"/>
+                <w:sz w:val="18"/>
+              </w:rPr>
+            </w:r>
+            <w:r>
+              <w:rPr>
+                <w:rFonts w:ascii="Arial" w:hAnsi="Arial" w:eastAsia="Arial"/>
                 <w:sz w:val="18"/>
               </w:rPr>
               <w:t>Clear</w:t>
@@ -4142,11 +4662,15 @@
               <w:keepLines/>
               <w:spacing w:after="0"/>
             </w:pPr>
-            <w:r/>
-            <w:r>
-              <w:rPr>
-                <w:rFonts w:ascii="Arial" w:hAnsi="Arial" w:eastAsia="Arial"/>
-                <w:b w:val="0"/>
+            <w:r>
+              <w:rPr>
+                <w:rFonts w:ascii="Arial" w:hAnsi="Arial" w:eastAsia="Arial"/>
+                <w:sz w:val="18"/>
+              </w:rPr>
+            </w:r>
+            <w:r>
+              <w:rPr>
+                <w:rFonts w:ascii="Arial" w:hAnsi="Arial" w:eastAsia="Arial"/>
                 <w:sz w:val="18"/>
               </w:rPr>
               <w:t>ปุ่มเคลียร์</w:t>
@@ -4163,11 +4687,15 @@
               <w:keepLines/>
               <w:spacing w:after="0"/>
             </w:pPr>
-            <w:r/>
-            <w:r>
-              <w:rPr>
-                <w:rFonts w:ascii="Arial" w:hAnsi="Arial" w:eastAsia="Arial"/>
-                <w:b w:val="0"/>
+            <w:r>
+              <w:rPr>
+                <w:rFonts w:ascii="Arial" w:hAnsi="Arial" w:eastAsia="Arial"/>
+                <w:sz w:val="18"/>
+              </w:rPr>
+            </w:r>
+            <w:r>
+              <w:rPr>
+                <w:rFonts w:ascii="Arial" w:hAnsi="Arial" w:eastAsia="Arial"/>
                 <w:sz w:val="18"/>
               </w:rPr>
               <w:t>client state</w:t>
@@ -4184,11 +4712,15 @@
               <w:keepLines/>
               <w:spacing w:after="0"/>
             </w:pPr>
-            <w:r/>
-            <w:r>
-              <w:rPr>
-                <w:rFonts w:ascii="Arial" w:hAnsi="Arial" w:eastAsia="Arial"/>
-                <w:b w:val="0"/>
+            <w:r>
+              <w:rPr>
+                <w:rFonts w:ascii="Arial" w:hAnsi="Arial" w:eastAsia="Arial"/>
+                <w:sz w:val="18"/>
+              </w:rPr>
+            </w:r>
+            <w:r>
+              <w:rPr>
+                <w:rFonts w:ascii="Arial" w:hAnsi="Arial" w:eastAsia="Arial"/>
                 <w:sz w:val="18"/>
               </w:rPr>
               <w:t>reset filters</w:t>
@@ -4210,11 +4742,15 @@
               <w:keepLines/>
               <w:spacing w:after="0"/>
             </w:pPr>
-            <w:r/>
-            <w:r>
-              <w:rPr>
-                <w:rFonts w:ascii="Arial" w:hAnsi="Arial" w:eastAsia="Arial"/>
-                <w:b w:val="0"/>
+            <w:r>
+              <w:rPr>
+                <w:rFonts w:ascii="Arial" w:hAnsi="Arial" w:eastAsia="Arial"/>
+                <w:sz w:val="18"/>
+              </w:rPr>
+            </w:r>
+            <w:r>
+              <w:rPr>
+                <w:rFonts w:ascii="Arial" w:hAnsi="Arial" w:eastAsia="Arial"/>
                 <w:sz w:val="18"/>
               </w:rPr>
               <w:t>Open detail</w:t>
@@ -4231,11 +4767,15 @@
               <w:keepLines/>
               <w:spacing w:after="0"/>
             </w:pPr>
-            <w:r/>
-            <w:r>
-              <w:rPr>
-                <w:rFonts w:ascii="Arial" w:hAnsi="Arial" w:eastAsia="Arial"/>
-                <w:b w:val="0"/>
+            <w:r>
+              <w:rPr>
+                <w:rFonts w:ascii="Arial" w:hAnsi="Arial" w:eastAsia="Arial"/>
+                <w:sz w:val="18"/>
+              </w:rPr>
+            </w:r>
+            <w:r>
+              <w:rPr>
+                <w:rFonts w:ascii="Arial" w:hAnsi="Arial" w:eastAsia="Arial"/>
                 <w:sz w:val="18"/>
               </w:rPr>
               <w:t>click row</w:t>
@@ -4252,11 +4792,15 @@
               <w:keepLines/>
               <w:spacing w:after="0"/>
             </w:pPr>
-            <w:r/>
-            <w:r>
-              <w:rPr>
-                <w:rFonts w:ascii="Arial" w:hAnsi="Arial" w:eastAsia="Arial"/>
-                <w:b w:val="0"/>
+            <w:r>
+              <w:rPr>
+                <w:rFonts w:ascii="Arial" w:hAnsi="Arial" w:eastAsia="Arial"/>
+                <w:sz w:val="18"/>
+              </w:rPr>
+            </w:r>
+            <w:r>
+              <w:rPr>
+                <w:rFonts w:ascii="Arial" w:hAnsi="Arial" w:eastAsia="Arial"/>
                 <w:sz w:val="18"/>
               </w:rPr>
               <w:t>navigate /documents/:docNo</w:t>
@@ -4273,11 +4817,15 @@
               <w:keepLines/>
               <w:spacing w:after="0"/>
             </w:pPr>
-            <w:r/>
-            <w:r>
-              <w:rPr>
-                <w:rFonts w:ascii="Arial" w:hAnsi="Arial" w:eastAsia="Arial"/>
-                <w:b w:val="0"/>
+            <w:r>
+              <w:rPr>
+                <w:rFonts w:ascii="Arial" w:hAnsi="Arial" w:eastAsia="Arial"/>
+                <w:sz w:val="18"/>
+              </w:rPr>
+            </w:r>
+            <w:r>
+              <w:rPr>
+                <w:rFonts w:ascii="Arial" w:hAnsi="Arial" w:eastAsia="Arial"/>
                 <w:sz w:val="18"/>
               </w:rPr>
               <w:t>เปิดเอกสาร</w:t>
@@ -4520,11 +5068,15 @@
               <w:keepLines/>
               <w:spacing w:after="0"/>
             </w:pPr>
-            <w:r/>
-            <w:r>
-              <w:rPr>
-                <w:rFonts w:ascii="Arial" w:hAnsi="Arial" w:eastAsia="Arial"/>
-                <w:b w:val="0"/>
+            <w:r>
+              <w:rPr>
+                <w:rFonts w:ascii="Arial" w:hAnsi="Arial" w:eastAsia="Arial"/>
+                <w:sz w:val="18"/>
+              </w:rPr>
+            </w:r>
+            <w:r>
+              <w:rPr>
+                <w:rFonts w:ascii="Arial" w:hAnsi="Arial" w:eastAsia="Arial"/>
                 <w:sz w:val="18"/>
               </w:rPr>
               <w:t>page</w:t>
@@ -4541,11 +5093,15 @@
               <w:keepLines/>
               <w:spacing w:after="0"/>
             </w:pPr>
-            <w:r/>
-            <w:r>
-              <w:rPr>
-                <w:rFonts w:ascii="Arial" w:hAnsi="Arial" w:eastAsia="Arial"/>
-                <w:b w:val="0"/>
+            <w:r>
+              <w:rPr>
+                <w:rFonts w:ascii="Arial" w:hAnsi="Arial" w:eastAsia="Arial"/>
+                <w:sz w:val="18"/>
+              </w:rPr>
+            </w:r>
+            <w:r>
+              <w:rPr>
+                <w:rFonts w:ascii="Arial" w:hAnsi="Arial" w:eastAsia="Arial"/>
                 <w:sz w:val="18"/>
               </w:rPr>
               <w:t>integer</w:t>
@@ -4562,11 +5118,15 @@
               <w:keepLines/>
               <w:spacing w:after="0"/>
             </w:pPr>
-            <w:r/>
-            <w:r>
-              <w:rPr>
-                <w:rFonts w:ascii="Arial" w:hAnsi="Arial" w:eastAsia="Arial"/>
-                <w:b w:val="0"/>
+            <w:r>
+              <w:rPr>
+                <w:rFonts w:ascii="Arial" w:hAnsi="Arial" w:eastAsia="Arial"/>
+                <w:sz w:val="18"/>
+              </w:rPr>
+            </w:r>
+            <w:r>
+              <w:rPr>
+                <w:rFonts w:ascii="Arial" w:hAnsi="Arial" w:eastAsia="Arial"/>
                 <w:sz w:val="18"/>
               </w:rPr>
               <w:t>No</w:t>
@@ -4583,11 +5143,15 @@
               <w:keepLines/>
               <w:spacing w:after="0"/>
             </w:pPr>
-            <w:r/>
-            <w:r>
-              <w:rPr>
-                <w:rFonts w:ascii="Arial" w:hAnsi="Arial" w:eastAsia="Arial"/>
-                <w:b w:val="0"/>
+            <w:r>
+              <w:rPr>
+                <w:rFonts w:ascii="Arial" w:hAnsi="Arial" w:eastAsia="Arial"/>
+                <w:sz w:val="18"/>
+              </w:rPr>
+            </w:r>
+            <w:r>
+              <w:rPr>
+                <w:rFonts w:ascii="Arial" w:hAnsi="Arial" w:eastAsia="Arial"/>
                 <w:sz w:val="18"/>
               </w:rPr>
               <w:t>&gt;= 1; default 1</w:t>
@@ -4609,11 +5173,15 @@
               <w:keepLines/>
               <w:spacing w:after="0"/>
             </w:pPr>
-            <w:r/>
-            <w:r>
-              <w:rPr>
-                <w:rFonts w:ascii="Arial" w:hAnsi="Arial" w:eastAsia="Arial"/>
-                <w:b w:val="0"/>
+            <w:r>
+              <w:rPr>
+                <w:rFonts w:ascii="Arial" w:hAnsi="Arial" w:eastAsia="Arial"/>
+                <w:sz w:val="18"/>
+              </w:rPr>
+            </w:r>
+            <w:r>
+              <w:rPr>
+                <w:rFonts w:ascii="Arial" w:hAnsi="Arial" w:eastAsia="Arial"/>
                 <w:sz w:val="18"/>
               </w:rPr>
               <w:t>size</w:t>
@@ -4630,11 +5198,15 @@
               <w:keepLines/>
               <w:spacing w:after="0"/>
             </w:pPr>
-            <w:r/>
-            <w:r>
-              <w:rPr>
-                <w:rFonts w:ascii="Arial" w:hAnsi="Arial" w:eastAsia="Arial"/>
-                <w:b w:val="0"/>
+            <w:r>
+              <w:rPr>
+                <w:rFonts w:ascii="Arial" w:hAnsi="Arial" w:eastAsia="Arial"/>
+                <w:sz w:val="18"/>
+              </w:rPr>
+            </w:r>
+            <w:r>
+              <w:rPr>
+                <w:rFonts w:ascii="Arial" w:hAnsi="Arial" w:eastAsia="Arial"/>
                 <w:sz w:val="18"/>
               </w:rPr>
               <w:t>integer</w:t>
@@ -4651,11 +5223,15 @@
               <w:keepLines/>
               <w:spacing w:after="0"/>
             </w:pPr>
-            <w:r/>
-            <w:r>
-              <w:rPr>
-                <w:rFonts w:ascii="Arial" w:hAnsi="Arial" w:eastAsia="Arial"/>
-                <w:b w:val="0"/>
+            <w:r>
+              <w:rPr>
+                <w:rFonts w:ascii="Arial" w:hAnsi="Arial" w:eastAsia="Arial"/>
+                <w:sz w:val="18"/>
+              </w:rPr>
+            </w:r>
+            <w:r>
+              <w:rPr>
+                <w:rFonts w:ascii="Arial" w:hAnsi="Arial" w:eastAsia="Arial"/>
                 <w:sz w:val="18"/>
               </w:rPr>
               <w:t>No</w:t>
@@ -4672,11 +5248,15 @@
               <w:keepLines/>
               <w:spacing w:after="0"/>
             </w:pPr>
-            <w:r/>
-            <w:r>
-              <w:rPr>
-                <w:rFonts w:ascii="Arial" w:hAnsi="Arial" w:eastAsia="Arial"/>
-                <w:b w:val="0"/>
+            <w:r>
+              <w:rPr>
+                <w:rFonts w:ascii="Arial" w:hAnsi="Arial" w:eastAsia="Arial"/>
+                <w:sz w:val="18"/>
+              </w:rPr>
+            </w:r>
+            <w:r>
+              <w:rPr>
+                <w:rFonts w:ascii="Arial" w:hAnsi="Arial" w:eastAsia="Arial"/>
                 <w:sz w:val="18"/>
               </w:rPr>
               <w:t>1..100; default 20</w:t>
@@ -4698,11 +5278,15 @@
               <w:keepLines/>
               <w:spacing w:after="0"/>
             </w:pPr>
-            <w:r/>
-            <w:r>
-              <w:rPr>
-                <w:rFonts w:ascii="Arial" w:hAnsi="Arial" w:eastAsia="Arial"/>
-                <w:b w:val="0"/>
+            <w:r>
+              <w:rPr>
+                <w:rFonts w:ascii="Arial" w:hAnsi="Arial" w:eastAsia="Arial"/>
+                <w:sz w:val="18"/>
+              </w:rPr>
+            </w:r>
+            <w:r>
+              <w:rPr>
+                <w:rFonts w:ascii="Arial" w:hAnsi="Arial" w:eastAsia="Arial"/>
                 <w:sz w:val="18"/>
               </w:rPr>
               <w:t>status</w:t>
@@ -4719,11 +5303,15 @@
               <w:keepLines/>
               <w:spacing w:after="0"/>
             </w:pPr>
-            <w:r/>
-            <w:r>
-              <w:rPr>
-                <w:rFonts w:ascii="Arial" w:hAnsi="Arial" w:eastAsia="Arial"/>
-                <w:b w:val="0"/>
+            <w:r>
+              <w:rPr>
+                <w:rFonts w:ascii="Arial" w:hAnsi="Arial" w:eastAsia="Arial"/>
+                <w:sz w:val="18"/>
+              </w:rPr>
+            </w:r>
+            <w:r>
+              <w:rPr>
+                <w:rFonts w:ascii="Arial" w:hAnsi="Arial" w:eastAsia="Arial"/>
                 <w:sz w:val="18"/>
               </w:rPr>
               <w:t>string</w:t>
@@ -4740,11 +5328,15 @@
               <w:keepLines/>
               <w:spacing w:after="0"/>
             </w:pPr>
-            <w:r/>
-            <w:r>
-              <w:rPr>
-                <w:rFonts w:ascii="Arial" w:hAnsi="Arial" w:eastAsia="Arial"/>
-                <w:b w:val="0"/>
+            <w:r>
+              <w:rPr>
+                <w:rFonts w:ascii="Arial" w:hAnsi="Arial" w:eastAsia="Arial"/>
+                <w:sz w:val="18"/>
+              </w:rPr>
+            </w:r>
+            <w:r>
+              <w:rPr>
+                <w:rFonts w:ascii="Arial" w:hAnsi="Arial" w:eastAsia="Arial"/>
                 <w:sz w:val="18"/>
               </w:rPr>
               <w:t>No</w:t>
@@ -4761,11 +5353,15 @@
               <w:keepLines/>
               <w:spacing w:after="0"/>
             </w:pPr>
-            <w:r/>
-            <w:r>
-              <w:rPr>
-                <w:rFonts w:ascii="Arial" w:hAnsi="Arial" w:eastAsia="Arial"/>
-                <w:b w:val="0"/>
+            <w:r>
+              <w:rPr>
+                <w:rFonts w:ascii="Arial" w:hAnsi="Arial" w:eastAsia="Arial"/>
+                <w:sz w:val="18"/>
+              </w:rPr>
+            </w:r>
+            <w:r>
+              <w:rPr>
+                <w:rFonts w:ascii="Arial" w:hAnsi="Arial" w:eastAsia="Arial"/>
                 <w:sz w:val="18"/>
               </w:rPr>
               <w:t>UTF-8; use value domain described by endpoint purpose</w:t>
@@ -5008,11 +5604,15 @@
               <w:keepLines/>
               <w:spacing w:after="0"/>
             </w:pPr>
-            <w:r/>
-            <w:r>
-              <w:rPr>
-                <w:rFonts w:ascii="Arial" w:hAnsi="Arial" w:eastAsia="Arial"/>
-                <w:b w:val="0"/>
+            <w:r>
+              <w:rPr>
+                <w:rFonts w:ascii="Arial" w:hAnsi="Arial" w:eastAsia="Arial"/>
+                <w:sz w:val="18"/>
+              </w:rPr>
+            </w:r>
+            <w:r>
+              <w:rPr>
+                <w:rFonts w:ascii="Arial" w:hAnsi="Arial" w:eastAsia="Arial"/>
                 <w:sz w:val="18"/>
               </w:rPr>
               <w:t>page</w:t>
@@ -5029,11 +5629,15 @@
               <w:keepLines/>
               <w:spacing w:after="0"/>
             </w:pPr>
-            <w:r/>
-            <w:r>
-              <w:rPr>
-                <w:rFonts w:ascii="Arial" w:hAnsi="Arial" w:eastAsia="Arial"/>
-                <w:b w:val="0"/>
+            <w:r>
+              <w:rPr>
+                <w:rFonts w:ascii="Arial" w:hAnsi="Arial" w:eastAsia="Arial"/>
+                <w:sz w:val="18"/>
+              </w:rPr>
+            </w:r>
+            <w:r>
+              <w:rPr>
+                <w:rFonts w:ascii="Arial" w:hAnsi="Arial" w:eastAsia="Arial"/>
                 <w:sz w:val="18"/>
               </w:rPr>
               <w:t>integer</w:t>
@@ -5050,11 +5654,15 @@
               <w:keepLines/>
               <w:spacing w:after="0"/>
             </w:pPr>
-            <w:r/>
-            <w:r>
-              <w:rPr>
-                <w:rFonts w:ascii="Arial" w:hAnsi="Arial" w:eastAsia="Arial"/>
-                <w:b w:val="0"/>
+            <w:r>
+              <w:rPr>
+                <w:rFonts w:ascii="Arial" w:hAnsi="Arial" w:eastAsia="Arial"/>
+                <w:sz w:val="18"/>
+              </w:rPr>
+            </w:r>
+            <w:r>
+              <w:rPr>
+                <w:rFonts w:ascii="Arial" w:hAnsi="Arial" w:eastAsia="Arial"/>
                 <w:sz w:val="18"/>
               </w:rPr>
               <w:t>Yes</w:t>
@@ -5071,11 +5679,15 @@
               <w:keepLines/>
               <w:spacing w:after="0"/>
             </w:pPr>
-            <w:r/>
-            <w:r>
-              <w:rPr>
-                <w:rFonts w:ascii="Arial" w:hAnsi="Arial" w:eastAsia="Arial"/>
-                <w:b w:val="0"/>
+            <w:r>
+              <w:rPr>
+                <w:rFonts w:ascii="Arial" w:hAnsi="Arial" w:eastAsia="Arial"/>
+                <w:sz w:val="18"/>
+              </w:rPr>
+            </w:r>
+            <w:r>
+              <w:rPr>
+                <w:rFonts w:ascii="Arial" w:hAnsi="Arial" w:eastAsia="Arial"/>
                 <w:sz w:val="18"/>
               </w:rPr>
               <w:t>&gt;= 1; default 1</w:t>
@@ -5097,11 +5709,15 @@
               <w:keepLines/>
               <w:spacing w:after="0"/>
             </w:pPr>
-            <w:r/>
-            <w:r>
-              <w:rPr>
-                <w:rFonts w:ascii="Arial" w:hAnsi="Arial" w:eastAsia="Arial"/>
-                <w:b w:val="0"/>
+            <w:r>
+              <w:rPr>
+                <w:rFonts w:ascii="Arial" w:hAnsi="Arial" w:eastAsia="Arial"/>
+                <w:sz w:val="18"/>
+              </w:rPr>
+            </w:r>
+            <w:r>
+              <w:rPr>
+                <w:rFonts w:ascii="Arial" w:hAnsi="Arial" w:eastAsia="Arial"/>
                 <w:sz w:val="18"/>
               </w:rPr>
               <w:t>size</w:t>
@@ -5118,11 +5734,15 @@
               <w:keepLines/>
               <w:spacing w:after="0"/>
             </w:pPr>
-            <w:r/>
-            <w:r>
-              <w:rPr>
-                <w:rFonts w:ascii="Arial" w:hAnsi="Arial" w:eastAsia="Arial"/>
-                <w:b w:val="0"/>
+            <w:r>
+              <w:rPr>
+                <w:rFonts w:ascii="Arial" w:hAnsi="Arial" w:eastAsia="Arial"/>
+                <w:sz w:val="18"/>
+              </w:rPr>
+            </w:r>
+            <w:r>
+              <w:rPr>
+                <w:rFonts w:ascii="Arial" w:hAnsi="Arial" w:eastAsia="Arial"/>
                 <w:sz w:val="18"/>
               </w:rPr>
               <w:t>integer</w:t>
@@ -5139,11 +5759,15 @@
               <w:keepLines/>
               <w:spacing w:after="0"/>
             </w:pPr>
-            <w:r/>
-            <w:r>
-              <w:rPr>
-                <w:rFonts w:ascii="Arial" w:hAnsi="Arial" w:eastAsia="Arial"/>
-                <w:b w:val="0"/>
+            <w:r>
+              <w:rPr>
+                <w:rFonts w:ascii="Arial" w:hAnsi="Arial" w:eastAsia="Arial"/>
+                <w:sz w:val="18"/>
+              </w:rPr>
+            </w:r>
+            <w:r>
+              <w:rPr>
+                <w:rFonts w:ascii="Arial" w:hAnsi="Arial" w:eastAsia="Arial"/>
                 <w:sz w:val="18"/>
               </w:rPr>
               <w:t>Yes</w:t>
@@ -5160,11 +5784,15 @@
               <w:keepLines/>
               <w:spacing w:after="0"/>
             </w:pPr>
-            <w:r/>
-            <w:r>
-              <w:rPr>
-                <w:rFonts w:ascii="Arial" w:hAnsi="Arial" w:eastAsia="Arial"/>
-                <w:b w:val="0"/>
+            <w:r>
+              <w:rPr>
+                <w:rFonts w:ascii="Arial" w:hAnsi="Arial" w:eastAsia="Arial"/>
+                <w:sz w:val="18"/>
+              </w:rPr>
+            </w:r>
+            <w:r>
+              <w:rPr>
+                <w:rFonts w:ascii="Arial" w:hAnsi="Arial" w:eastAsia="Arial"/>
                 <w:sz w:val="18"/>
               </w:rPr>
               <w:t>1..100; default 20</w:t>
@@ -5186,11 +5814,15 @@
               <w:keepLines/>
               <w:spacing w:after="0"/>
             </w:pPr>
-            <w:r/>
-            <w:r>
-              <w:rPr>
-                <w:rFonts w:ascii="Arial" w:hAnsi="Arial" w:eastAsia="Arial"/>
-                <w:b w:val="0"/>
+            <w:r>
+              <w:rPr>
+                <w:rFonts w:ascii="Arial" w:hAnsi="Arial" w:eastAsia="Arial"/>
+                <w:sz w:val="18"/>
+              </w:rPr>
+            </w:r>
+            <w:r>
+              <w:rPr>
+                <w:rFonts w:ascii="Arial" w:hAnsi="Arial" w:eastAsia="Arial"/>
                 <w:sz w:val="18"/>
               </w:rPr>
               <w:t>total</w:t>
@@ -5207,11 +5839,15 @@
               <w:keepLines/>
               <w:spacing w:after="0"/>
             </w:pPr>
-            <w:r/>
-            <w:r>
-              <w:rPr>
-                <w:rFonts w:ascii="Arial" w:hAnsi="Arial" w:eastAsia="Arial"/>
-                <w:b w:val="0"/>
+            <w:r>
+              <w:rPr>
+                <w:rFonts w:ascii="Arial" w:hAnsi="Arial" w:eastAsia="Arial"/>
+                <w:sz w:val="18"/>
+              </w:rPr>
+            </w:r>
+            <w:r>
+              <w:rPr>
+                <w:rFonts w:ascii="Arial" w:hAnsi="Arial" w:eastAsia="Arial"/>
                 <w:sz w:val="18"/>
               </w:rPr>
               <w:t>integer</w:t>
@@ -5228,11 +5864,15 @@
               <w:keepLines/>
               <w:spacing w:after="0"/>
             </w:pPr>
-            <w:r/>
-            <w:r>
-              <w:rPr>
-                <w:rFonts w:ascii="Arial" w:hAnsi="Arial" w:eastAsia="Arial"/>
-                <w:b w:val="0"/>
+            <w:r>
+              <w:rPr>
+                <w:rFonts w:ascii="Arial" w:hAnsi="Arial" w:eastAsia="Arial"/>
+                <w:sz w:val="18"/>
+              </w:rPr>
+            </w:r>
+            <w:r>
+              <w:rPr>
+                <w:rFonts w:ascii="Arial" w:hAnsi="Arial" w:eastAsia="Arial"/>
                 <w:sz w:val="18"/>
               </w:rPr>
               <w:t>Yes</w:t>
@@ -5249,11 +5889,15 @@
               <w:keepLines/>
               <w:spacing w:after="0"/>
             </w:pPr>
-            <w:r/>
-            <w:r>
-              <w:rPr>
-                <w:rFonts w:ascii="Arial" w:hAnsi="Arial" w:eastAsia="Arial"/>
-                <w:b w:val="0"/>
+            <w:r>
+              <w:rPr>
+                <w:rFonts w:ascii="Arial" w:hAnsi="Arial" w:eastAsia="Arial"/>
+                <w:sz w:val="18"/>
+              </w:rPr>
+            </w:r>
+            <w:r>
+              <w:rPr>
+                <w:rFonts w:ascii="Arial" w:hAnsi="Arial" w:eastAsia="Arial"/>
                 <w:sz w:val="18"/>
               </w:rPr>
               <w:t>UTF-8; use value domain described by endpoint purpose</w:t>
@@ -5275,11 +5919,15 @@
               <w:keepLines/>
               <w:spacing w:after="0"/>
             </w:pPr>
-            <w:r/>
-            <w:r>
-              <w:rPr>
-                <w:rFonts w:ascii="Arial" w:hAnsi="Arial" w:eastAsia="Arial"/>
-                <w:b w:val="0"/>
+            <w:r>
+              <w:rPr>
+                <w:rFonts w:ascii="Arial" w:hAnsi="Arial" w:eastAsia="Arial"/>
+                <w:sz w:val="18"/>
+              </w:rPr>
+            </w:r>
+            <w:r>
+              <w:rPr>
+                <w:rFonts w:ascii="Arial" w:hAnsi="Arial" w:eastAsia="Arial"/>
                 <w:sz w:val="18"/>
               </w:rPr>
               <w:t>items</w:t>
@@ -5296,11 +5944,15 @@
               <w:keepLines/>
               <w:spacing w:after="0"/>
             </w:pPr>
-            <w:r/>
-            <w:r>
-              <w:rPr>
-                <w:rFonts w:ascii="Arial" w:hAnsi="Arial" w:eastAsia="Arial"/>
-                <w:b w:val="0"/>
+            <w:r>
+              <w:rPr>
+                <w:rFonts w:ascii="Arial" w:hAnsi="Arial" w:eastAsia="Arial"/>
+                <w:sz w:val="18"/>
+              </w:rPr>
+            </w:r>
+            <w:r>
+              <w:rPr>
+                <w:rFonts w:ascii="Arial" w:hAnsi="Arial" w:eastAsia="Arial"/>
                 <w:sz w:val="18"/>
               </w:rPr>
               <w:t>array&lt;object&gt;</w:t>
@@ -5317,11 +5969,15 @@
               <w:keepLines/>
               <w:spacing w:after="0"/>
             </w:pPr>
-            <w:r/>
-            <w:r>
-              <w:rPr>
-                <w:rFonts w:ascii="Arial" w:hAnsi="Arial" w:eastAsia="Arial"/>
-                <w:b w:val="0"/>
+            <w:r>
+              <w:rPr>
+                <w:rFonts w:ascii="Arial" w:hAnsi="Arial" w:eastAsia="Arial"/>
+                <w:sz w:val="18"/>
+              </w:rPr>
+            </w:r>
+            <w:r>
+              <w:rPr>
+                <w:rFonts w:ascii="Arial" w:hAnsi="Arial" w:eastAsia="Arial"/>
                 <w:sz w:val="18"/>
               </w:rPr>
               <w:t>Yes</w:t>
@@ -5338,11 +5994,15 @@
               <w:keepLines/>
               <w:spacing w:after="0"/>
             </w:pPr>
-            <w:r/>
-            <w:r>
-              <w:rPr>
-                <w:rFonts w:ascii="Arial" w:hAnsi="Arial" w:eastAsia="Arial"/>
-                <w:b w:val="0"/>
+            <w:r>
+              <w:rPr>
+                <w:rFonts w:ascii="Arial" w:hAnsi="Arial" w:eastAsia="Arial"/>
+                <w:sz w:val="18"/>
+              </w:rPr>
+            </w:r>
+            <w:r>
+              <w:rPr>
+                <w:rFonts w:ascii="Arial" w:hAnsi="Arial" w:eastAsia="Arial"/>
                 <w:sz w:val="18"/>
               </w:rPr>
               <w:t>JSON array; element type shown in Type column</w:t>
@@ -5364,11 +6024,15 @@
               <w:keepLines/>
               <w:spacing w:after="0"/>
             </w:pPr>
-            <w:r/>
-            <w:r>
-              <w:rPr>
-                <w:rFonts w:ascii="Arial" w:hAnsi="Arial" w:eastAsia="Arial"/>
-                <w:b w:val="0"/>
+            <w:r>
+              <w:rPr>
+                <w:rFonts w:ascii="Arial" w:hAnsi="Arial" w:eastAsia="Arial"/>
+                <w:sz w:val="18"/>
+              </w:rPr>
+            </w:r>
+            <w:r>
+              <w:rPr>
+                <w:rFonts w:ascii="Arial" w:hAnsi="Arial" w:eastAsia="Arial"/>
                 <w:sz w:val="18"/>
               </w:rPr>
               <w:t>items[].roundNo</w:t>
@@ -5385,11 +6049,15 @@
               <w:keepLines/>
               <w:spacing w:after="0"/>
             </w:pPr>
-            <w:r/>
-            <w:r>
-              <w:rPr>
-                <w:rFonts w:ascii="Arial" w:hAnsi="Arial" w:eastAsia="Arial"/>
-                <w:b w:val="0"/>
+            <w:r>
+              <w:rPr>
+                <w:rFonts w:ascii="Arial" w:hAnsi="Arial" w:eastAsia="Arial"/>
+                <w:sz w:val="18"/>
+              </w:rPr>
+            </w:r>
+            <w:r>
+              <w:rPr>
+                <w:rFonts w:ascii="Arial" w:hAnsi="Arial" w:eastAsia="Arial"/>
                 <w:sz w:val="18"/>
               </w:rPr>
               <w:t>integer</w:t>
@@ -5406,11 +6074,15 @@
               <w:keepLines/>
               <w:spacing w:after="0"/>
             </w:pPr>
-            <w:r/>
-            <w:r>
-              <w:rPr>
-                <w:rFonts w:ascii="Arial" w:hAnsi="Arial" w:eastAsia="Arial"/>
-                <w:b w:val="0"/>
+            <w:r>
+              <w:rPr>
+                <w:rFonts w:ascii="Arial" w:hAnsi="Arial" w:eastAsia="Arial"/>
+                <w:sz w:val="18"/>
+              </w:rPr>
+            </w:r>
+            <w:r>
+              <w:rPr>
+                <w:rFonts w:ascii="Arial" w:hAnsi="Arial" w:eastAsia="Arial"/>
                 <w:sz w:val="18"/>
               </w:rPr>
               <w:t>Yes</w:t>
@@ -5427,11 +6099,15 @@
               <w:keepLines/>
               <w:spacing w:after="0"/>
             </w:pPr>
-            <w:r/>
-            <w:r>
-              <w:rPr>
-                <w:rFonts w:ascii="Arial" w:hAnsi="Arial" w:eastAsia="Arial"/>
-                <w:b w:val="0"/>
+            <w:r>
+              <w:rPr>
+                <w:rFonts w:ascii="Arial" w:hAnsi="Arial" w:eastAsia="Arial"/>
+                <w:sz w:val="18"/>
+              </w:rPr>
+            </w:r>
+            <w:r>
+              <w:rPr>
+                <w:rFonts w:ascii="Arial" w:hAnsi="Arial" w:eastAsia="Arial"/>
                 <w:sz w:val="18"/>
               </w:rPr>
               <w:t>UTF-8; use value domain described by endpoint purpose</w:t>
@@ -5453,11 +6129,15 @@
               <w:keepLines/>
               <w:spacing w:after="0"/>
             </w:pPr>
-            <w:r/>
-            <w:r>
-              <w:rPr>
-                <w:rFonts w:ascii="Arial" w:hAnsi="Arial" w:eastAsia="Arial"/>
-                <w:b w:val="0"/>
+            <w:r>
+              <w:rPr>
+                <w:rFonts w:ascii="Arial" w:hAnsi="Arial" w:eastAsia="Arial"/>
+                <w:sz w:val="18"/>
+              </w:rPr>
+            </w:r>
+            <w:r>
+              <w:rPr>
+                <w:rFonts w:ascii="Arial" w:hAnsi="Arial" w:eastAsia="Arial"/>
                 <w:sz w:val="18"/>
               </w:rPr>
               <w:t>items[].docNo</w:t>
@@ -5474,11 +6154,15 @@
               <w:keepLines/>
               <w:spacing w:after="0"/>
             </w:pPr>
-            <w:r/>
-            <w:r>
-              <w:rPr>
-                <w:rFonts w:ascii="Arial" w:hAnsi="Arial" w:eastAsia="Arial"/>
-                <w:b w:val="0"/>
+            <w:r>
+              <w:rPr>
+                <w:rFonts w:ascii="Arial" w:hAnsi="Arial" w:eastAsia="Arial"/>
+                <w:sz w:val="18"/>
+              </w:rPr>
+            </w:r>
+            <w:r>
+              <w:rPr>
+                <w:rFonts w:ascii="Arial" w:hAnsi="Arial" w:eastAsia="Arial"/>
                 <w:sz w:val="18"/>
               </w:rPr>
               <w:t>string</w:t>
@@ -5495,11 +6179,15 @@
               <w:keepLines/>
               <w:spacing w:after="0"/>
             </w:pPr>
-            <w:r/>
-            <w:r>
-              <w:rPr>
-                <w:rFonts w:ascii="Arial" w:hAnsi="Arial" w:eastAsia="Arial"/>
-                <w:b w:val="0"/>
+            <w:r>
+              <w:rPr>
+                <w:rFonts w:ascii="Arial" w:hAnsi="Arial" w:eastAsia="Arial"/>
+                <w:sz w:val="18"/>
+              </w:rPr>
+            </w:r>
+            <w:r>
+              <w:rPr>
+                <w:rFonts w:ascii="Arial" w:hAnsi="Arial" w:eastAsia="Arial"/>
                 <w:sz w:val="18"/>
               </w:rPr>
               <w:t>Yes</w:t>
@@ -5516,11 +6204,15 @@
               <w:keepLines/>
               <w:spacing w:after="0"/>
             </w:pPr>
-            <w:r/>
-            <w:r>
-              <w:rPr>
-                <w:rFonts w:ascii="Arial" w:hAnsi="Arial" w:eastAsia="Arial"/>
-                <w:b w:val="0"/>
+            <w:r>
+              <w:rPr>
+                <w:rFonts w:ascii="Arial" w:hAnsi="Arial" w:eastAsia="Arial"/>
+                <w:sz w:val="18"/>
+              </w:rPr>
+            </w:r>
+            <w:r>
+              <w:rPr>
+                <w:rFonts w:ascii="Arial" w:hAnsi="Arial" w:eastAsia="Arial"/>
                 <w:sz w:val="18"/>
               </w:rPr>
               <w:t>พ.ศ. YYYY/xxxxx</w:t>
@@ -5542,11 +6234,15 @@
               <w:keepLines/>
               <w:spacing w:after="0"/>
             </w:pPr>
-            <w:r/>
-            <w:r>
-              <w:rPr>
-                <w:rFonts w:ascii="Arial" w:hAnsi="Arial" w:eastAsia="Arial"/>
-                <w:b w:val="0"/>
+            <w:r>
+              <w:rPr>
+                <w:rFonts w:ascii="Arial" w:hAnsi="Arial" w:eastAsia="Arial"/>
+                <w:sz w:val="18"/>
+              </w:rPr>
+            </w:r>
+            <w:r>
+              <w:rPr>
+                <w:rFonts w:ascii="Arial" w:hAnsi="Arial" w:eastAsia="Arial"/>
                 <w:sz w:val="18"/>
               </w:rPr>
               <w:t>items[].impactedStoreCode</w:t>
@@ -5563,11 +6259,15 @@
               <w:keepLines/>
               <w:spacing w:after="0"/>
             </w:pPr>
-            <w:r/>
-            <w:r>
-              <w:rPr>
-                <w:rFonts w:ascii="Arial" w:hAnsi="Arial" w:eastAsia="Arial"/>
-                <w:b w:val="0"/>
+            <w:r>
+              <w:rPr>
+                <w:rFonts w:ascii="Arial" w:hAnsi="Arial" w:eastAsia="Arial"/>
+                <w:sz w:val="18"/>
+              </w:rPr>
+            </w:r>
+            <w:r>
+              <w:rPr>
+                <w:rFonts w:ascii="Arial" w:hAnsi="Arial" w:eastAsia="Arial"/>
                 <w:sz w:val="18"/>
               </w:rPr>
               <w:t>string</w:t>
@@ -5584,11 +6284,15 @@
               <w:keepLines/>
               <w:spacing w:after="0"/>
             </w:pPr>
-            <w:r/>
-            <w:r>
-              <w:rPr>
-                <w:rFonts w:ascii="Arial" w:hAnsi="Arial" w:eastAsia="Arial"/>
-                <w:b w:val="0"/>
+            <w:r>
+              <w:rPr>
+                <w:rFonts w:ascii="Arial" w:hAnsi="Arial" w:eastAsia="Arial"/>
+                <w:sz w:val="18"/>
+              </w:rPr>
+            </w:r>
+            <w:r>
+              <w:rPr>
+                <w:rFonts w:ascii="Arial" w:hAnsi="Arial" w:eastAsia="Arial"/>
                 <w:sz w:val="18"/>
               </w:rPr>
               <w:t>Yes</w:t>
@@ -5605,11 +6309,15 @@
               <w:keepLines/>
               <w:spacing w:after="0"/>
             </w:pPr>
-            <w:r/>
-            <w:r>
-              <w:rPr>
-                <w:rFonts w:ascii="Arial" w:hAnsi="Arial" w:eastAsia="Arial"/>
-                <w:b w:val="0"/>
+            <w:r>
+              <w:rPr>
+                <w:rFonts w:ascii="Arial" w:hAnsi="Arial" w:eastAsia="Arial"/>
+                <w:sz w:val="18"/>
+              </w:rPr>
+            </w:r>
+            <w:r>
+              <w:rPr>
+                <w:rFonts w:ascii="Arial" w:hAnsi="Arial" w:eastAsia="Arial"/>
                 <w:sz w:val="18"/>
               </w:rPr>
               <w:t>exactly 5 digits; preserve leading zero</w:t>
@@ -5631,11 +6339,15 @@
               <w:keepLines/>
               <w:spacing w:after="0"/>
             </w:pPr>
-            <w:r/>
-            <w:r>
-              <w:rPr>
-                <w:rFonts w:ascii="Arial" w:hAnsi="Arial" w:eastAsia="Arial"/>
-                <w:b w:val="0"/>
+            <w:r>
+              <w:rPr>
+                <w:rFonts w:ascii="Arial" w:hAnsi="Arial" w:eastAsia="Arial"/>
+                <w:sz w:val="18"/>
+              </w:rPr>
+            </w:r>
+            <w:r>
+              <w:rPr>
+                <w:rFonts w:ascii="Arial" w:hAnsi="Arial" w:eastAsia="Arial"/>
                 <w:sz w:val="18"/>
               </w:rPr>
               <w:t>items[].impactedStoreName</w:t>
@@ -5652,11 +6364,15 @@
               <w:keepLines/>
               <w:spacing w:after="0"/>
             </w:pPr>
-            <w:r/>
-            <w:r>
-              <w:rPr>
-                <w:rFonts w:ascii="Arial" w:hAnsi="Arial" w:eastAsia="Arial"/>
-                <w:b w:val="0"/>
+            <w:r>
+              <w:rPr>
+                <w:rFonts w:ascii="Arial" w:hAnsi="Arial" w:eastAsia="Arial"/>
+                <w:sz w:val="18"/>
+              </w:rPr>
+            </w:r>
+            <w:r>
+              <w:rPr>
+                <w:rFonts w:ascii="Arial" w:hAnsi="Arial" w:eastAsia="Arial"/>
                 <w:sz w:val="18"/>
               </w:rPr>
               <w:t>string</w:t>
@@ -5673,11 +6389,15 @@
               <w:keepLines/>
               <w:spacing w:after="0"/>
             </w:pPr>
-            <w:r/>
-            <w:r>
-              <w:rPr>
-                <w:rFonts w:ascii="Arial" w:hAnsi="Arial" w:eastAsia="Arial"/>
-                <w:b w:val="0"/>
+            <w:r>
+              <w:rPr>
+                <w:rFonts w:ascii="Arial" w:hAnsi="Arial" w:eastAsia="Arial"/>
+                <w:sz w:val="18"/>
+              </w:rPr>
+            </w:r>
+            <w:r>
+              <w:rPr>
+                <w:rFonts w:ascii="Arial" w:hAnsi="Arial" w:eastAsia="Arial"/>
                 <w:sz w:val="18"/>
               </w:rPr>
               <w:t>Yes</w:t>
@@ -5694,11 +6414,15 @@
               <w:keepLines/>
               <w:spacing w:after="0"/>
             </w:pPr>
-            <w:r/>
-            <w:r>
-              <w:rPr>
-                <w:rFonts w:ascii="Arial" w:hAnsi="Arial" w:eastAsia="Arial"/>
-                <w:b w:val="0"/>
+            <w:r>
+              <w:rPr>
+                <w:rFonts w:ascii="Arial" w:hAnsi="Arial" w:eastAsia="Arial"/>
+                <w:sz w:val="18"/>
+              </w:rPr>
+            </w:r>
+            <w:r>
+              <w:rPr>
+                <w:rFonts w:ascii="Arial" w:hAnsi="Arial" w:eastAsia="Arial"/>
                 <w:sz w:val="18"/>
               </w:rPr>
               <w:t>UTF-8; use value domain described by endpoint purpose</w:t>
@@ -5720,11 +6444,15 @@
               <w:keepLines/>
               <w:spacing w:after="0"/>
             </w:pPr>
-            <w:r/>
-            <w:r>
-              <w:rPr>
-                <w:rFonts w:ascii="Arial" w:hAnsi="Arial" w:eastAsia="Arial"/>
-                <w:b w:val="0"/>
+            <w:r>
+              <w:rPr>
+                <w:rFonts w:ascii="Arial" w:hAnsi="Arial" w:eastAsia="Arial"/>
+                <w:sz w:val="18"/>
+              </w:rPr>
+            </w:r>
+            <w:r>
+              <w:rPr>
+                <w:rFonts w:ascii="Arial" w:hAnsi="Arial" w:eastAsia="Arial"/>
                 <w:sz w:val="18"/>
               </w:rPr>
               <w:t>items[].regionCode</w:t>
@@ -5741,11 +6469,15 @@
               <w:keepLines/>
               <w:spacing w:after="0"/>
             </w:pPr>
-            <w:r/>
-            <w:r>
-              <w:rPr>
-                <w:rFonts w:ascii="Arial" w:hAnsi="Arial" w:eastAsia="Arial"/>
-                <w:b w:val="0"/>
+            <w:r>
+              <w:rPr>
+                <w:rFonts w:ascii="Arial" w:hAnsi="Arial" w:eastAsia="Arial"/>
+                <w:sz w:val="18"/>
+              </w:rPr>
+            </w:r>
+            <w:r>
+              <w:rPr>
+                <w:rFonts w:ascii="Arial" w:hAnsi="Arial" w:eastAsia="Arial"/>
                 <w:sz w:val="18"/>
               </w:rPr>
               <w:t>string</w:t>
@@ -5762,11 +6494,15 @@
               <w:keepLines/>
               <w:spacing w:after="0"/>
             </w:pPr>
-            <w:r/>
-            <w:r>
-              <w:rPr>
-                <w:rFonts w:ascii="Arial" w:hAnsi="Arial" w:eastAsia="Arial"/>
-                <w:b w:val="0"/>
+            <w:r>
+              <w:rPr>
+                <w:rFonts w:ascii="Arial" w:hAnsi="Arial" w:eastAsia="Arial"/>
+                <w:sz w:val="18"/>
+              </w:rPr>
+            </w:r>
+            <w:r>
+              <w:rPr>
+                <w:rFonts w:ascii="Arial" w:hAnsi="Arial" w:eastAsia="Arial"/>
                 <w:sz w:val="18"/>
               </w:rPr>
               <w:t>Yes</w:t>
@@ -5783,11 +6519,15 @@
               <w:keepLines/>
               <w:spacing w:after="0"/>
             </w:pPr>
-            <w:r/>
-            <w:r>
-              <w:rPr>
-                <w:rFonts w:ascii="Arial" w:hAnsi="Arial" w:eastAsia="Arial"/>
-                <w:b w:val="0"/>
+            <w:r>
+              <w:rPr>
+                <w:rFonts w:ascii="Arial" w:hAnsi="Arial" w:eastAsia="Arial"/>
+                <w:sz w:val="18"/>
+              </w:rPr>
+            </w:r>
+            <w:r>
+              <w:rPr>
+                <w:rFonts w:ascii="Arial" w:hAnsi="Arial" w:eastAsia="Arial"/>
                 <w:sz w:val="18"/>
               </w:rPr>
               <w:t>UTF-8; use value domain described by endpoint purpose</w:t>
@@ -5809,11 +6549,15 @@
               <w:keepLines/>
               <w:spacing w:after="0"/>
             </w:pPr>
-            <w:r/>
-            <w:r>
-              <w:rPr>
-                <w:rFonts w:ascii="Arial" w:hAnsi="Arial" w:eastAsia="Arial"/>
-                <w:b w:val="0"/>
+            <w:r>
+              <w:rPr>
+                <w:rFonts w:ascii="Arial" w:hAnsi="Arial" w:eastAsia="Arial"/>
+                <w:sz w:val="18"/>
+              </w:rPr>
+            </w:r>
+            <w:r>
+              <w:rPr>
+                <w:rFonts w:ascii="Arial" w:hAnsi="Arial" w:eastAsia="Arial"/>
                 <w:sz w:val="18"/>
               </w:rPr>
               <w:t>items[].salesDeclinePercent</w:t>
@@ -5830,11 +6574,15 @@
               <w:keepLines/>
               <w:spacing w:after="0"/>
             </w:pPr>
-            <w:r/>
-            <w:r>
-              <w:rPr>
-                <w:rFonts w:ascii="Arial" w:hAnsi="Arial" w:eastAsia="Arial"/>
-                <w:b w:val="0"/>
+            <w:r>
+              <w:rPr>
+                <w:rFonts w:ascii="Arial" w:hAnsi="Arial" w:eastAsia="Arial"/>
+                <w:sz w:val="18"/>
+              </w:rPr>
+            </w:r>
+            <w:r>
+              <w:rPr>
+                <w:rFonts w:ascii="Arial" w:hAnsi="Arial" w:eastAsia="Arial"/>
                 <w:sz w:val="18"/>
               </w:rPr>
               <w:t>number</w:t>
@@ -5851,11 +6599,15 @@
               <w:keepLines/>
               <w:spacing w:after="0"/>
             </w:pPr>
-            <w:r/>
-            <w:r>
-              <w:rPr>
-                <w:rFonts w:ascii="Arial" w:hAnsi="Arial" w:eastAsia="Arial"/>
-                <w:b w:val="0"/>
+            <w:r>
+              <w:rPr>
+                <w:rFonts w:ascii="Arial" w:hAnsi="Arial" w:eastAsia="Arial"/>
+                <w:sz w:val="18"/>
+              </w:rPr>
+            </w:r>
+            <w:r>
+              <w:rPr>
+                <w:rFonts w:ascii="Arial" w:hAnsi="Arial" w:eastAsia="Arial"/>
                 <w:sz w:val="18"/>
               </w:rPr>
               <w:t>Yes</w:t>
@@ -5872,11 +6624,15 @@
               <w:keepLines/>
               <w:spacing w:after="0"/>
             </w:pPr>
-            <w:r/>
-            <w:r>
-              <w:rPr>
-                <w:rFonts w:ascii="Arial" w:hAnsi="Arial" w:eastAsia="Arial"/>
-                <w:b w:val="0"/>
+            <w:r>
+              <w:rPr>
+                <w:rFonts w:ascii="Arial" w:hAnsi="Arial" w:eastAsia="Arial"/>
+                <w:sz w:val="18"/>
+              </w:rPr>
+            </w:r>
+            <w:r>
+              <w:rPr>
+                <w:rFonts w:ascii="Arial" w:hAnsi="Arial" w:eastAsia="Arial"/>
                 <w:sz w:val="18"/>
               </w:rPr>
               <w:t>number 0..100 with 2 decimals</w:t>
@@ -5898,11 +6654,15 @@
               <w:keepLines/>
               <w:spacing w:after="0"/>
             </w:pPr>
-            <w:r/>
-            <w:r>
-              <w:rPr>
-                <w:rFonts w:ascii="Arial" w:hAnsi="Arial" w:eastAsia="Arial"/>
-                <w:b w:val="0"/>
+            <w:r>
+              <w:rPr>
+                <w:rFonts w:ascii="Arial" w:hAnsi="Arial" w:eastAsia="Arial"/>
+                <w:sz w:val="18"/>
+              </w:rPr>
+            </w:r>
+            <w:r>
+              <w:rPr>
+                <w:rFonts w:ascii="Arial" w:hAnsi="Arial" w:eastAsia="Arial"/>
                 <w:sz w:val="18"/>
               </w:rPr>
               <w:t>items[].statusCode</w:t>
@@ -5919,11 +6679,15 @@
               <w:keepLines/>
               <w:spacing w:after="0"/>
             </w:pPr>
-            <w:r/>
-            <w:r>
-              <w:rPr>
-                <w:rFonts w:ascii="Arial" w:hAnsi="Arial" w:eastAsia="Arial"/>
-                <w:b w:val="0"/>
+            <w:r>
+              <w:rPr>
+                <w:rFonts w:ascii="Arial" w:hAnsi="Arial" w:eastAsia="Arial"/>
+                <w:sz w:val="18"/>
+              </w:rPr>
+            </w:r>
+            <w:r>
+              <w:rPr>
+                <w:rFonts w:ascii="Arial" w:hAnsi="Arial" w:eastAsia="Arial"/>
                 <w:sz w:val="18"/>
               </w:rPr>
               <w:t>string</w:t>
@@ -5940,11 +6704,15 @@
               <w:keepLines/>
               <w:spacing w:after="0"/>
             </w:pPr>
-            <w:r/>
-            <w:r>
-              <w:rPr>
-                <w:rFonts w:ascii="Arial" w:hAnsi="Arial" w:eastAsia="Arial"/>
-                <w:b w:val="0"/>
+            <w:r>
+              <w:rPr>
+                <w:rFonts w:ascii="Arial" w:hAnsi="Arial" w:eastAsia="Arial"/>
+                <w:sz w:val="18"/>
+              </w:rPr>
+            </w:r>
+            <w:r>
+              <w:rPr>
+                <w:rFonts w:ascii="Arial" w:hAnsi="Arial" w:eastAsia="Arial"/>
                 <w:sz w:val="18"/>
               </w:rPr>
               <w:t>Yes</w:t>
@@ -5961,11 +6729,15 @@
               <w:keepLines/>
               <w:spacing w:after="0"/>
             </w:pPr>
-            <w:r/>
-            <w:r>
-              <w:rPr>
-                <w:rFonts w:ascii="Arial" w:hAnsi="Arial" w:eastAsia="Arial"/>
-                <w:b w:val="0"/>
+            <w:r>
+              <w:rPr>
+                <w:rFonts w:ascii="Arial" w:hAnsi="Arial" w:eastAsia="Arial"/>
+                <w:sz w:val="18"/>
+              </w:rPr>
+            </w:r>
+            <w:r>
+              <w:rPr>
+                <w:rFonts w:ascii="Arial" w:hAnsi="Arial" w:eastAsia="Arial"/>
                 <w:sz w:val="18"/>
               </w:rPr>
               <w:t>canonical code; do not replace with display label</w:t>
@@ -5987,11 +6759,15 @@
               <w:keepLines/>
               <w:spacing w:after="0"/>
             </w:pPr>
-            <w:r/>
-            <w:r>
-              <w:rPr>
-                <w:rFonts w:ascii="Arial" w:hAnsi="Arial" w:eastAsia="Arial"/>
-                <w:b w:val="0"/>
+            <w:r>
+              <w:rPr>
+                <w:rFonts w:ascii="Arial" w:hAnsi="Arial" w:eastAsia="Arial"/>
+                <w:sz w:val="18"/>
+              </w:rPr>
+            </w:r>
+            <w:r>
+              <w:rPr>
+                <w:rFonts w:ascii="Arial" w:hAnsi="Arial" w:eastAsia="Arial"/>
                 <w:sz w:val="18"/>
               </w:rPr>
               <w:t>items[].statusName</w:t>
@@ -6008,11 +6784,15 @@
               <w:keepLines/>
               <w:spacing w:after="0"/>
             </w:pPr>
-            <w:r/>
-            <w:r>
-              <w:rPr>
-                <w:rFonts w:ascii="Arial" w:hAnsi="Arial" w:eastAsia="Arial"/>
-                <w:b w:val="0"/>
+            <w:r>
+              <w:rPr>
+                <w:rFonts w:ascii="Arial" w:hAnsi="Arial" w:eastAsia="Arial"/>
+                <w:sz w:val="18"/>
+              </w:rPr>
+            </w:r>
+            <w:r>
+              <w:rPr>
+                <w:rFonts w:ascii="Arial" w:hAnsi="Arial" w:eastAsia="Arial"/>
                 <w:sz w:val="18"/>
               </w:rPr>
               <w:t>string</w:t>
@@ -6029,11 +6809,15 @@
               <w:keepLines/>
               <w:spacing w:after="0"/>
             </w:pPr>
-            <w:r/>
-            <w:r>
-              <w:rPr>
-                <w:rFonts w:ascii="Arial" w:hAnsi="Arial" w:eastAsia="Arial"/>
-                <w:b w:val="0"/>
+            <w:r>
+              <w:rPr>
+                <w:rFonts w:ascii="Arial" w:hAnsi="Arial" w:eastAsia="Arial"/>
+                <w:sz w:val="18"/>
+              </w:rPr>
+            </w:r>
+            <w:r>
+              <w:rPr>
+                <w:rFonts w:ascii="Arial" w:hAnsi="Arial" w:eastAsia="Arial"/>
                 <w:sz w:val="18"/>
               </w:rPr>
               <w:t>Yes</w:t>
@@ -6050,11 +6834,15 @@
               <w:keepLines/>
               <w:spacing w:after="0"/>
             </w:pPr>
-            <w:r/>
-            <w:r>
-              <w:rPr>
-                <w:rFonts w:ascii="Arial" w:hAnsi="Arial" w:eastAsia="Arial"/>
-                <w:b w:val="0"/>
+            <w:r>
+              <w:rPr>
+                <w:rFonts w:ascii="Arial" w:hAnsi="Arial" w:eastAsia="Arial"/>
+                <w:sz w:val="18"/>
+              </w:rPr>
+            </w:r>
+            <w:r>
+              <w:rPr>
+                <w:rFonts w:ascii="Arial" w:hAnsi="Arial" w:eastAsia="Arial"/>
                 <w:sz w:val="18"/>
               </w:rPr>
               <w:t>UTF-8; use value domain described by endpoint purpose</w:t>
@@ -6076,11 +6864,15 @@
               <w:keepLines/>
               <w:spacing w:after="0"/>
             </w:pPr>
-            <w:r/>
-            <w:r>
-              <w:rPr>
-                <w:rFonts w:ascii="Arial" w:hAnsi="Arial" w:eastAsia="Arial"/>
-                <w:b w:val="0"/>
+            <w:r>
+              <w:rPr>
+                <w:rFonts w:ascii="Arial" w:hAnsi="Arial" w:eastAsia="Arial"/>
+                <w:sz w:val="18"/>
+              </w:rPr>
+            </w:r>
+            <w:r>
+              <w:rPr>
+                <w:rFonts w:ascii="Arial" w:hAnsi="Arial" w:eastAsia="Arial"/>
                 <w:sz w:val="18"/>
               </w:rPr>
               <w:t>items[].totalCompensationAmount</w:t>
@@ -6097,11 +6889,15 @@
               <w:keepLines/>
               <w:spacing w:after="0"/>
             </w:pPr>
-            <w:r/>
-            <w:r>
-              <w:rPr>
-                <w:rFonts w:ascii="Arial" w:hAnsi="Arial" w:eastAsia="Arial"/>
-                <w:b w:val="0"/>
+            <w:r>
+              <w:rPr>
+                <w:rFonts w:ascii="Arial" w:hAnsi="Arial" w:eastAsia="Arial"/>
+                <w:sz w:val="18"/>
+              </w:rPr>
+            </w:r>
+            <w:r>
+              <w:rPr>
+                <w:rFonts w:ascii="Arial" w:hAnsi="Arial" w:eastAsia="Arial"/>
                 <w:sz w:val="18"/>
               </w:rPr>
               <w:t>number</w:t>
@@ -6118,11 +6914,15 @@
               <w:keepLines/>
               <w:spacing w:after="0"/>
             </w:pPr>
-            <w:r/>
-            <w:r>
-              <w:rPr>
-                <w:rFonts w:ascii="Arial" w:hAnsi="Arial" w:eastAsia="Arial"/>
-                <w:b w:val="0"/>
+            <w:r>
+              <w:rPr>
+                <w:rFonts w:ascii="Arial" w:hAnsi="Arial" w:eastAsia="Arial"/>
+                <w:sz w:val="18"/>
+              </w:rPr>
+            </w:r>
+            <w:r>
+              <w:rPr>
+                <w:rFonts w:ascii="Arial" w:hAnsi="Arial" w:eastAsia="Arial"/>
                 <w:sz w:val="18"/>
               </w:rPr>
               <w:t>Yes</w:t>
@@ -6139,11 +6939,15 @@
               <w:keepLines/>
               <w:spacing w:after="0"/>
             </w:pPr>
-            <w:r/>
-            <w:r>
-              <w:rPr>
-                <w:rFonts w:ascii="Arial" w:hAnsi="Arial" w:eastAsia="Arial"/>
-                <w:b w:val="0"/>
+            <w:r>
+              <w:rPr>
+                <w:rFonts w:ascii="Arial" w:hAnsi="Arial" w:eastAsia="Arial"/>
+                <w:sz w:val="18"/>
+              </w:rPr>
+            </w:r>
+            <w:r>
+              <w:rPr>
+                <w:rFonts w:ascii="Arial" w:hAnsi="Arial" w:eastAsia="Arial"/>
                 <w:sz w:val="18"/>
               </w:rPr>
               <w:t>number &gt;= 0 with 2 decimals</w:t>
@@ -6165,11 +6969,15 @@
               <w:keepLines/>
               <w:spacing w:after="0"/>
             </w:pPr>
-            <w:r/>
-            <w:r>
-              <w:rPr>
-                <w:rFonts w:ascii="Arial" w:hAnsi="Arial" w:eastAsia="Arial"/>
-                <w:b w:val="0"/>
+            <w:r>
+              <w:rPr>
+                <w:rFonts w:ascii="Arial" w:hAnsi="Arial" w:eastAsia="Arial"/>
+                <w:sz w:val="18"/>
+              </w:rPr>
+            </w:r>
+            <w:r>
+              <w:rPr>
+                <w:rFonts w:ascii="Arial" w:hAnsi="Arial" w:eastAsia="Arial"/>
                 <w:sz w:val="18"/>
               </w:rPr>
               <w:t>items[].daysPending</w:t>
@@ -6186,11 +6994,15 @@
               <w:keepLines/>
               <w:spacing w:after="0"/>
             </w:pPr>
-            <w:r/>
-            <w:r>
-              <w:rPr>
-                <w:rFonts w:ascii="Arial" w:hAnsi="Arial" w:eastAsia="Arial"/>
-                <w:b w:val="0"/>
+            <w:r>
+              <w:rPr>
+                <w:rFonts w:ascii="Arial" w:hAnsi="Arial" w:eastAsia="Arial"/>
+                <w:sz w:val="18"/>
+              </w:rPr>
+            </w:r>
+            <w:r>
+              <w:rPr>
+                <w:rFonts w:ascii="Arial" w:hAnsi="Arial" w:eastAsia="Arial"/>
                 <w:sz w:val="18"/>
               </w:rPr>
               <w:t>integer</w:t>
@@ -6207,11 +7019,15 @@
               <w:keepLines/>
               <w:spacing w:after="0"/>
             </w:pPr>
-            <w:r/>
-            <w:r>
-              <w:rPr>
-                <w:rFonts w:ascii="Arial" w:hAnsi="Arial" w:eastAsia="Arial"/>
-                <w:b w:val="0"/>
+            <w:r>
+              <w:rPr>
+                <w:rFonts w:ascii="Arial" w:hAnsi="Arial" w:eastAsia="Arial"/>
+                <w:sz w:val="18"/>
+              </w:rPr>
+            </w:r>
+            <w:r>
+              <w:rPr>
+                <w:rFonts w:ascii="Arial" w:hAnsi="Arial" w:eastAsia="Arial"/>
                 <w:sz w:val="18"/>
               </w:rPr>
               <w:t>Yes</w:t>
@@ -6228,11 +7044,15 @@
               <w:keepLines/>
               <w:spacing w:after="0"/>
             </w:pPr>
-            <w:r/>
-            <w:r>
-              <w:rPr>
-                <w:rFonts w:ascii="Arial" w:hAnsi="Arial" w:eastAsia="Arial"/>
-                <w:b w:val="0"/>
+            <w:r>
+              <w:rPr>
+                <w:rFonts w:ascii="Arial" w:hAnsi="Arial" w:eastAsia="Arial"/>
+                <w:sz w:val="18"/>
+              </w:rPr>
+            </w:r>
+            <w:r>
+              <w:rPr>
+                <w:rFonts w:ascii="Arial" w:hAnsi="Arial" w:eastAsia="Arial"/>
                 <w:sz w:val="18"/>
               </w:rPr>
               <w:t>UTF-8; use value domain described by endpoint purpose</w:t>
@@ -6254,11 +7074,15 @@
               <w:keepLines/>
               <w:spacing w:after="0"/>
             </w:pPr>
-            <w:r/>
-            <w:r>
-              <w:rPr>
-                <w:rFonts w:ascii="Arial" w:hAnsi="Arial" w:eastAsia="Arial"/>
-                <w:b w:val="0"/>
+            <w:r>
+              <w:rPr>
+                <w:rFonts w:ascii="Arial" w:hAnsi="Arial" w:eastAsia="Arial"/>
+                <w:sz w:val="18"/>
+              </w:rPr>
+            </w:r>
+            <w:r>
+              <w:rPr>
+                <w:rFonts w:ascii="Arial" w:hAnsi="Arial" w:eastAsia="Arial"/>
                 <w:sz w:val="18"/>
               </w:rPr>
               <w:t>items[].salesDataDays</w:t>
@@ -6275,11 +7099,15 @@
               <w:keepLines/>
               <w:spacing w:after="0"/>
             </w:pPr>
-            <w:r/>
-            <w:r>
-              <w:rPr>
-                <w:rFonts w:ascii="Arial" w:hAnsi="Arial" w:eastAsia="Arial"/>
-                <w:b w:val="0"/>
+            <w:r>
+              <w:rPr>
+                <w:rFonts w:ascii="Arial" w:hAnsi="Arial" w:eastAsia="Arial"/>
+                <w:sz w:val="18"/>
+              </w:rPr>
+            </w:r>
+            <w:r>
+              <w:rPr>
+                <w:rFonts w:ascii="Arial" w:hAnsi="Arial" w:eastAsia="Arial"/>
                 <w:sz w:val="18"/>
               </w:rPr>
               <w:t>integer</w:t>
@@ -6296,11 +7124,15 @@
               <w:keepLines/>
               <w:spacing w:after="0"/>
             </w:pPr>
-            <w:r/>
-            <w:r>
-              <w:rPr>
-                <w:rFonts w:ascii="Arial" w:hAnsi="Arial" w:eastAsia="Arial"/>
-                <w:b w:val="0"/>
+            <w:r>
+              <w:rPr>
+                <w:rFonts w:ascii="Arial" w:hAnsi="Arial" w:eastAsia="Arial"/>
+                <w:sz w:val="18"/>
+              </w:rPr>
+            </w:r>
+            <w:r>
+              <w:rPr>
+                <w:rFonts w:ascii="Arial" w:hAnsi="Arial" w:eastAsia="Arial"/>
                 <w:sz w:val="18"/>
               </w:rPr>
               <w:t>Yes</w:t>
@@ -6317,11 +7149,15 @@
               <w:keepLines/>
               <w:spacing w:after="0"/>
             </w:pPr>
-            <w:r/>
-            <w:r>
-              <w:rPr>
-                <w:rFonts w:ascii="Arial" w:hAnsi="Arial" w:eastAsia="Arial"/>
-                <w:b w:val="0"/>
+            <w:r>
+              <w:rPr>
+                <w:rFonts w:ascii="Arial" w:hAnsi="Arial" w:eastAsia="Arial"/>
+                <w:sz w:val="18"/>
+              </w:rPr>
+            </w:r>
+            <w:r>
+              <w:rPr>
+                <w:rFonts w:ascii="Arial" w:hAnsi="Arial" w:eastAsia="Arial"/>
                 <w:sz w:val="18"/>
               </w:rPr>
               <w:t>UTF-8; use value domain described by endpoint purpose</w:t>
@@ -6553,11 +7389,15 @@
               <w:keepLines/>
               <w:spacing w:after="0"/>
             </w:pPr>
-            <w:r/>
-            <w:r>
-              <w:rPr>
-                <w:rFonts w:ascii="Arial" w:hAnsi="Arial" w:eastAsia="Arial"/>
-                <w:b w:val="0"/>
+            <w:r>
+              <w:rPr>
+                <w:rFonts w:ascii="Arial" w:hAnsi="Arial" w:eastAsia="Arial"/>
+                <w:sz w:val="18"/>
+              </w:rPr>
+            </w:r>
+            <w:r>
+              <w:rPr>
+                <w:rFonts w:ascii="Arial" w:hAnsi="Arial" w:eastAsia="Arial"/>
                 <w:sz w:val="18"/>
               </w:rPr>
               <w:t>year</w:t>
@@ -6574,11 +7414,15 @@
               <w:keepLines/>
               <w:spacing w:after="0"/>
             </w:pPr>
-            <w:r/>
-            <w:r>
-              <w:rPr>
-                <w:rFonts w:ascii="Arial" w:hAnsi="Arial" w:eastAsia="Arial"/>
-                <w:b w:val="0"/>
+            <w:r>
+              <w:rPr>
+                <w:rFonts w:ascii="Arial" w:hAnsi="Arial" w:eastAsia="Arial"/>
+                <w:sz w:val="18"/>
+              </w:rPr>
+            </w:r>
+            <w:r>
+              <w:rPr>
+                <w:rFonts w:ascii="Arial" w:hAnsi="Arial" w:eastAsia="Arial"/>
                 <w:sz w:val="18"/>
               </w:rPr>
               <w:t>integer</w:t>
@@ -6595,11 +7439,15 @@
               <w:keepLines/>
               <w:spacing w:after="0"/>
             </w:pPr>
-            <w:r/>
-            <w:r>
-              <w:rPr>
-                <w:rFonts w:ascii="Arial" w:hAnsi="Arial" w:eastAsia="Arial"/>
-                <w:b w:val="0"/>
+            <w:r>
+              <w:rPr>
+                <w:rFonts w:ascii="Arial" w:hAnsi="Arial" w:eastAsia="Arial"/>
+                <w:sz w:val="18"/>
+              </w:rPr>
+            </w:r>
+            <w:r>
+              <w:rPr>
+                <w:rFonts w:ascii="Arial" w:hAnsi="Arial" w:eastAsia="Arial"/>
                 <w:sz w:val="18"/>
               </w:rPr>
               <w:t>Yes</w:t>
@@ -6616,11 +7464,15 @@
               <w:keepLines/>
               <w:spacing w:after="0"/>
             </w:pPr>
-            <w:r/>
-            <w:r>
-              <w:rPr>
-                <w:rFonts w:ascii="Arial" w:hAnsi="Arial" w:eastAsia="Arial"/>
-                <w:b w:val="0"/>
+            <w:r>
+              <w:rPr>
+                <w:rFonts w:ascii="Arial" w:hAnsi="Arial" w:eastAsia="Arial"/>
+                <w:sz w:val="18"/>
+              </w:rPr>
+            </w:r>
+            <w:r>
+              <w:rPr>
+                <w:rFonts w:ascii="Arial" w:hAnsi="Arial" w:eastAsia="Arial"/>
                 <w:sz w:val="18"/>
               </w:rPr>
               <w:t>UTF-8; use value domain described by endpoint purpose</w:t>
@@ -6642,11 +7494,15 @@
               <w:keepLines/>
               <w:spacing w:after="0"/>
             </w:pPr>
-            <w:r/>
-            <w:r>
-              <w:rPr>
-                <w:rFonts w:ascii="Arial" w:hAnsi="Arial" w:eastAsia="Arial"/>
-                <w:b w:val="0"/>
+            <w:r>
+              <w:rPr>
+                <w:rFonts w:ascii="Arial" w:hAnsi="Arial" w:eastAsia="Arial"/>
+                <w:sz w:val="18"/>
+              </w:rPr>
+            </w:r>
+            <w:r>
+              <w:rPr>
+                <w:rFonts w:ascii="Arial" w:hAnsi="Arial" w:eastAsia="Arial"/>
                 <w:sz w:val="18"/>
               </w:rPr>
               <w:t>page</w:t>
@@ -6663,11 +7519,15 @@
               <w:keepLines/>
               <w:spacing w:after="0"/>
             </w:pPr>
-            <w:r/>
-            <w:r>
-              <w:rPr>
-                <w:rFonts w:ascii="Arial" w:hAnsi="Arial" w:eastAsia="Arial"/>
-                <w:b w:val="0"/>
+            <w:r>
+              <w:rPr>
+                <w:rFonts w:ascii="Arial" w:hAnsi="Arial" w:eastAsia="Arial"/>
+                <w:sz w:val="18"/>
+              </w:rPr>
+            </w:r>
+            <w:r>
+              <w:rPr>
+                <w:rFonts w:ascii="Arial" w:hAnsi="Arial" w:eastAsia="Arial"/>
                 <w:sz w:val="18"/>
               </w:rPr>
               <w:t>integer</w:t>
@@ -6684,11 +7544,15 @@
               <w:keepLines/>
               <w:spacing w:after="0"/>
             </w:pPr>
-            <w:r/>
-            <w:r>
-              <w:rPr>
-                <w:rFonts w:ascii="Arial" w:hAnsi="Arial" w:eastAsia="Arial"/>
-                <w:b w:val="0"/>
+            <w:r>
+              <w:rPr>
+                <w:rFonts w:ascii="Arial" w:hAnsi="Arial" w:eastAsia="Arial"/>
+                <w:sz w:val="18"/>
+              </w:rPr>
+            </w:r>
+            <w:r>
+              <w:rPr>
+                <w:rFonts w:ascii="Arial" w:hAnsi="Arial" w:eastAsia="Arial"/>
                 <w:sz w:val="18"/>
               </w:rPr>
               <w:t>No</w:t>
@@ -6705,11 +7569,15 @@
               <w:keepLines/>
               <w:spacing w:after="0"/>
             </w:pPr>
-            <w:r/>
-            <w:r>
-              <w:rPr>
-                <w:rFonts w:ascii="Arial" w:hAnsi="Arial" w:eastAsia="Arial"/>
-                <w:b w:val="0"/>
+            <w:r>
+              <w:rPr>
+                <w:rFonts w:ascii="Arial" w:hAnsi="Arial" w:eastAsia="Arial"/>
+                <w:sz w:val="18"/>
+              </w:rPr>
+            </w:r>
+            <w:r>
+              <w:rPr>
+                <w:rFonts w:ascii="Arial" w:hAnsi="Arial" w:eastAsia="Arial"/>
                 <w:sz w:val="18"/>
               </w:rPr>
               <w:t>&gt;= 1; default 1</w:t>
@@ -6731,11 +7599,15 @@
               <w:keepLines/>
               <w:spacing w:after="0"/>
             </w:pPr>
-            <w:r/>
-            <w:r>
-              <w:rPr>
-                <w:rFonts w:ascii="Arial" w:hAnsi="Arial" w:eastAsia="Arial"/>
-                <w:b w:val="0"/>
+            <w:r>
+              <w:rPr>
+                <w:rFonts w:ascii="Arial" w:hAnsi="Arial" w:eastAsia="Arial"/>
+                <w:sz w:val="18"/>
+              </w:rPr>
+            </w:r>
+            <w:r>
+              <w:rPr>
+                <w:rFonts w:ascii="Arial" w:hAnsi="Arial" w:eastAsia="Arial"/>
                 <w:sz w:val="18"/>
               </w:rPr>
               <w:t>size</w:t>
@@ -6752,11 +7624,15 @@
               <w:keepLines/>
               <w:spacing w:after="0"/>
             </w:pPr>
-            <w:r/>
-            <w:r>
-              <w:rPr>
-                <w:rFonts w:ascii="Arial" w:hAnsi="Arial" w:eastAsia="Arial"/>
-                <w:b w:val="0"/>
+            <w:r>
+              <w:rPr>
+                <w:rFonts w:ascii="Arial" w:hAnsi="Arial" w:eastAsia="Arial"/>
+                <w:sz w:val="18"/>
+              </w:rPr>
+            </w:r>
+            <w:r>
+              <w:rPr>
+                <w:rFonts w:ascii="Arial" w:hAnsi="Arial" w:eastAsia="Arial"/>
                 <w:sz w:val="18"/>
               </w:rPr>
               <w:t>integer</w:t>
@@ -6773,11 +7649,15 @@
               <w:keepLines/>
               <w:spacing w:after="0"/>
             </w:pPr>
-            <w:r/>
-            <w:r>
-              <w:rPr>
-                <w:rFonts w:ascii="Arial" w:hAnsi="Arial" w:eastAsia="Arial"/>
-                <w:b w:val="0"/>
+            <w:r>
+              <w:rPr>
+                <w:rFonts w:ascii="Arial" w:hAnsi="Arial" w:eastAsia="Arial"/>
+                <w:sz w:val="18"/>
+              </w:rPr>
+            </w:r>
+            <w:r>
+              <w:rPr>
+                <w:rFonts w:ascii="Arial" w:hAnsi="Arial" w:eastAsia="Arial"/>
                 <w:sz w:val="18"/>
               </w:rPr>
               <w:t>No</w:t>
@@ -6794,11 +7674,15 @@
               <w:keepLines/>
               <w:spacing w:after="0"/>
             </w:pPr>
-            <w:r/>
-            <w:r>
-              <w:rPr>
-                <w:rFonts w:ascii="Arial" w:hAnsi="Arial" w:eastAsia="Arial"/>
-                <w:b w:val="0"/>
+            <w:r>
+              <w:rPr>
+                <w:rFonts w:ascii="Arial" w:hAnsi="Arial" w:eastAsia="Arial"/>
+                <w:sz w:val="18"/>
+              </w:rPr>
+            </w:r>
+            <w:r>
+              <w:rPr>
+                <w:rFonts w:ascii="Arial" w:hAnsi="Arial" w:eastAsia="Arial"/>
                 <w:sz w:val="18"/>
               </w:rPr>
               <w:t>1..100; default 20</w:t>
@@ -7041,11 +7925,15 @@
               <w:keepLines/>
               <w:spacing w:after="0"/>
             </w:pPr>
-            <w:r/>
-            <w:r>
-              <w:rPr>
-                <w:rFonts w:ascii="Arial" w:hAnsi="Arial" w:eastAsia="Arial"/>
-                <w:b w:val="0"/>
+            <w:r>
+              <w:rPr>
+                <w:rFonts w:ascii="Arial" w:hAnsi="Arial" w:eastAsia="Arial"/>
+                <w:sz w:val="18"/>
+              </w:rPr>
+            </w:r>
+            <w:r>
+              <w:rPr>
+                <w:rFonts w:ascii="Arial" w:hAnsi="Arial" w:eastAsia="Arial"/>
                 <w:sz w:val="18"/>
               </w:rPr>
               <w:t>page</w:t>
@@ -7062,11 +7950,15 @@
               <w:keepLines/>
               <w:spacing w:after="0"/>
             </w:pPr>
-            <w:r/>
-            <w:r>
-              <w:rPr>
-                <w:rFonts w:ascii="Arial" w:hAnsi="Arial" w:eastAsia="Arial"/>
-                <w:b w:val="0"/>
+            <w:r>
+              <w:rPr>
+                <w:rFonts w:ascii="Arial" w:hAnsi="Arial" w:eastAsia="Arial"/>
+                <w:sz w:val="18"/>
+              </w:rPr>
+            </w:r>
+            <w:r>
+              <w:rPr>
+                <w:rFonts w:ascii="Arial" w:hAnsi="Arial" w:eastAsia="Arial"/>
                 <w:sz w:val="18"/>
               </w:rPr>
               <w:t>integer</w:t>
@@ -7083,11 +7975,15 @@
               <w:keepLines/>
               <w:spacing w:after="0"/>
             </w:pPr>
-            <w:r/>
-            <w:r>
-              <w:rPr>
-                <w:rFonts w:ascii="Arial" w:hAnsi="Arial" w:eastAsia="Arial"/>
-                <w:b w:val="0"/>
+            <w:r>
+              <w:rPr>
+                <w:rFonts w:ascii="Arial" w:hAnsi="Arial" w:eastAsia="Arial"/>
+                <w:sz w:val="18"/>
+              </w:rPr>
+            </w:r>
+            <w:r>
+              <w:rPr>
+                <w:rFonts w:ascii="Arial" w:hAnsi="Arial" w:eastAsia="Arial"/>
                 <w:sz w:val="18"/>
               </w:rPr>
               <w:t>Yes</w:t>
@@ -7104,11 +8000,15 @@
               <w:keepLines/>
               <w:spacing w:after="0"/>
             </w:pPr>
-            <w:r/>
-            <w:r>
-              <w:rPr>
-                <w:rFonts w:ascii="Arial" w:hAnsi="Arial" w:eastAsia="Arial"/>
-                <w:b w:val="0"/>
+            <w:r>
+              <w:rPr>
+                <w:rFonts w:ascii="Arial" w:hAnsi="Arial" w:eastAsia="Arial"/>
+                <w:sz w:val="18"/>
+              </w:rPr>
+            </w:r>
+            <w:r>
+              <w:rPr>
+                <w:rFonts w:ascii="Arial" w:hAnsi="Arial" w:eastAsia="Arial"/>
                 <w:sz w:val="18"/>
               </w:rPr>
               <w:t>&gt;= 1; default 1</w:t>
@@ -7130,11 +8030,15 @@
               <w:keepLines/>
               <w:spacing w:after="0"/>
             </w:pPr>
-            <w:r/>
-            <w:r>
-              <w:rPr>
-                <w:rFonts w:ascii="Arial" w:hAnsi="Arial" w:eastAsia="Arial"/>
-                <w:b w:val="0"/>
+            <w:r>
+              <w:rPr>
+                <w:rFonts w:ascii="Arial" w:hAnsi="Arial" w:eastAsia="Arial"/>
+                <w:sz w:val="18"/>
+              </w:rPr>
+            </w:r>
+            <w:r>
+              <w:rPr>
+                <w:rFonts w:ascii="Arial" w:hAnsi="Arial" w:eastAsia="Arial"/>
                 <w:sz w:val="18"/>
               </w:rPr>
               <w:t>size</w:t>
@@ -7151,11 +8055,15 @@
               <w:keepLines/>
               <w:spacing w:after="0"/>
             </w:pPr>
-            <w:r/>
-            <w:r>
-              <w:rPr>
-                <w:rFonts w:ascii="Arial" w:hAnsi="Arial" w:eastAsia="Arial"/>
-                <w:b w:val="0"/>
+            <w:r>
+              <w:rPr>
+                <w:rFonts w:ascii="Arial" w:hAnsi="Arial" w:eastAsia="Arial"/>
+                <w:sz w:val="18"/>
+              </w:rPr>
+            </w:r>
+            <w:r>
+              <w:rPr>
+                <w:rFonts w:ascii="Arial" w:hAnsi="Arial" w:eastAsia="Arial"/>
                 <w:sz w:val="18"/>
               </w:rPr>
               <w:t>integer</w:t>
@@ -7172,11 +8080,15 @@
               <w:keepLines/>
               <w:spacing w:after="0"/>
             </w:pPr>
-            <w:r/>
-            <w:r>
-              <w:rPr>
-                <w:rFonts w:ascii="Arial" w:hAnsi="Arial" w:eastAsia="Arial"/>
-                <w:b w:val="0"/>
+            <w:r>
+              <w:rPr>
+                <w:rFonts w:ascii="Arial" w:hAnsi="Arial" w:eastAsia="Arial"/>
+                <w:sz w:val="18"/>
+              </w:rPr>
+            </w:r>
+            <w:r>
+              <w:rPr>
+                <w:rFonts w:ascii="Arial" w:hAnsi="Arial" w:eastAsia="Arial"/>
                 <w:sz w:val="18"/>
               </w:rPr>
               <w:t>Yes</w:t>
@@ -7193,11 +8105,15 @@
               <w:keepLines/>
               <w:spacing w:after="0"/>
             </w:pPr>
-            <w:r/>
-            <w:r>
-              <w:rPr>
-                <w:rFonts w:ascii="Arial" w:hAnsi="Arial" w:eastAsia="Arial"/>
-                <w:b w:val="0"/>
+            <w:r>
+              <w:rPr>
+                <w:rFonts w:ascii="Arial" w:hAnsi="Arial" w:eastAsia="Arial"/>
+                <w:sz w:val="18"/>
+              </w:rPr>
+            </w:r>
+            <w:r>
+              <w:rPr>
+                <w:rFonts w:ascii="Arial" w:hAnsi="Arial" w:eastAsia="Arial"/>
                 <w:sz w:val="18"/>
               </w:rPr>
               <w:t>1..100; default 20</w:t>
@@ -7219,11 +8135,15 @@
               <w:keepLines/>
               <w:spacing w:after="0"/>
             </w:pPr>
-            <w:r/>
-            <w:r>
-              <w:rPr>
-                <w:rFonts w:ascii="Arial" w:hAnsi="Arial" w:eastAsia="Arial"/>
-                <w:b w:val="0"/>
+            <w:r>
+              <w:rPr>
+                <w:rFonts w:ascii="Arial" w:hAnsi="Arial" w:eastAsia="Arial"/>
+                <w:sz w:val="18"/>
+              </w:rPr>
+            </w:r>
+            <w:r>
+              <w:rPr>
+                <w:rFonts w:ascii="Arial" w:hAnsi="Arial" w:eastAsia="Arial"/>
                 <w:sz w:val="18"/>
               </w:rPr>
               <w:t>total</w:t>
@@ -7240,11 +8160,15 @@
               <w:keepLines/>
               <w:spacing w:after="0"/>
             </w:pPr>
-            <w:r/>
-            <w:r>
-              <w:rPr>
-                <w:rFonts w:ascii="Arial" w:hAnsi="Arial" w:eastAsia="Arial"/>
-                <w:b w:val="0"/>
+            <w:r>
+              <w:rPr>
+                <w:rFonts w:ascii="Arial" w:hAnsi="Arial" w:eastAsia="Arial"/>
+                <w:sz w:val="18"/>
+              </w:rPr>
+            </w:r>
+            <w:r>
+              <w:rPr>
+                <w:rFonts w:ascii="Arial" w:hAnsi="Arial" w:eastAsia="Arial"/>
                 <w:sz w:val="18"/>
               </w:rPr>
               <w:t>integer</w:t>
@@ -7261,11 +8185,15 @@
               <w:keepLines/>
               <w:spacing w:after="0"/>
             </w:pPr>
-            <w:r/>
-            <w:r>
-              <w:rPr>
-                <w:rFonts w:ascii="Arial" w:hAnsi="Arial" w:eastAsia="Arial"/>
-                <w:b w:val="0"/>
+            <w:r>
+              <w:rPr>
+                <w:rFonts w:ascii="Arial" w:hAnsi="Arial" w:eastAsia="Arial"/>
+                <w:sz w:val="18"/>
+              </w:rPr>
+            </w:r>
+            <w:r>
+              <w:rPr>
+                <w:rFonts w:ascii="Arial" w:hAnsi="Arial" w:eastAsia="Arial"/>
                 <w:sz w:val="18"/>
               </w:rPr>
               <w:t>Yes</w:t>
@@ -7282,11 +8210,15 @@
               <w:keepLines/>
               <w:spacing w:after="0"/>
             </w:pPr>
-            <w:r/>
-            <w:r>
-              <w:rPr>
-                <w:rFonts w:ascii="Arial" w:hAnsi="Arial" w:eastAsia="Arial"/>
-                <w:b w:val="0"/>
+            <w:r>
+              <w:rPr>
+                <w:rFonts w:ascii="Arial" w:hAnsi="Arial" w:eastAsia="Arial"/>
+                <w:sz w:val="18"/>
+              </w:rPr>
+            </w:r>
+            <w:r>
+              <w:rPr>
+                <w:rFonts w:ascii="Arial" w:hAnsi="Arial" w:eastAsia="Arial"/>
                 <w:sz w:val="18"/>
               </w:rPr>
               <w:t>UTF-8; use value domain described by endpoint purpose</w:t>
@@ -7308,11 +8240,15 @@
               <w:keepLines/>
               <w:spacing w:after="0"/>
             </w:pPr>
-            <w:r/>
-            <w:r>
-              <w:rPr>
-                <w:rFonts w:ascii="Arial" w:hAnsi="Arial" w:eastAsia="Arial"/>
-                <w:b w:val="0"/>
+            <w:r>
+              <w:rPr>
+                <w:rFonts w:ascii="Arial" w:hAnsi="Arial" w:eastAsia="Arial"/>
+                <w:sz w:val="18"/>
+              </w:rPr>
+            </w:r>
+            <w:r>
+              <w:rPr>
+                <w:rFonts w:ascii="Arial" w:hAnsi="Arial" w:eastAsia="Arial"/>
                 <w:sz w:val="18"/>
               </w:rPr>
               <w:t>items</w:t>
@@ -7329,11 +8265,15 @@
               <w:keepLines/>
               <w:spacing w:after="0"/>
             </w:pPr>
-            <w:r/>
-            <w:r>
-              <w:rPr>
-                <w:rFonts w:ascii="Arial" w:hAnsi="Arial" w:eastAsia="Arial"/>
-                <w:b w:val="0"/>
+            <w:r>
+              <w:rPr>
+                <w:rFonts w:ascii="Arial" w:hAnsi="Arial" w:eastAsia="Arial"/>
+                <w:sz w:val="18"/>
+              </w:rPr>
+            </w:r>
+            <w:r>
+              <w:rPr>
+                <w:rFonts w:ascii="Arial" w:hAnsi="Arial" w:eastAsia="Arial"/>
                 <w:sz w:val="18"/>
               </w:rPr>
               <w:t>array&lt;object&gt;</w:t>
@@ -7350,11 +8290,15 @@
               <w:keepLines/>
               <w:spacing w:after="0"/>
             </w:pPr>
-            <w:r/>
-            <w:r>
-              <w:rPr>
-                <w:rFonts w:ascii="Arial" w:hAnsi="Arial" w:eastAsia="Arial"/>
-                <w:b w:val="0"/>
+            <w:r>
+              <w:rPr>
+                <w:rFonts w:ascii="Arial" w:hAnsi="Arial" w:eastAsia="Arial"/>
+                <w:sz w:val="18"/>
+              </w:rPr>
+            </w:r>
+            <w:r>
+              <w:rPr>
+                <w:rFonts w:ascii="Arial" w:hAnsi="Arial" w:eastAsia="Arial"/>
                 <w:sz w:val="18"/>
               </w:rPr>
               <w:t>Yes</w:t>
@@ -7371,11 +8315,15 @@
               <w:keepLines/>
               <w:spacing w:after="0"/>
             </w:pPr>
-            <w:r/>
-            <w:r>
-              <w:rPr>
-                <w:rFonts w:ascii="Arial" w:hAnsi="Arial" w:eastAsia="Arial"/>
-                <w:b w:val="0"/>
+            <w:r>
+              <w:rPr>
+                <w:rFonts w:ascii="Arial" w:hAnsi="Arial" w:eastAsia="Arial"/>
+                <w:sz w:val="18"/>
+              </w:rPr>
+            </w:r>
+            <w:r>
+              <w:rPr>
+                <w:rFonts w:ascii="Arial" w:hAnsi="Arial" w:eastAsia="Arial"/>
                 <w:sz w:val="18"/>
               </w:rPr>
               <w:t>JSON array; element type shown in Type column</w:t>
@@ -7397,11 +8345,15 @@
               <w:keepLines/>
               <w:spacing w:after="0"/>
             </w:pPr>
-            <w:r/>
-            <w:r>
-              <w:rPr>
-                <w:rFonts w:ascii="Arial" w:hAnsi="Arial" w:eastAsia="Arial"/>
-                <w:b w:val="0"/>
+            <w:r>
+              <w:rPr>
+                <w:rFonts w:ascii="Arial" w:hAnsi="Arial" w:eastAsia="Arial"/>
+                <w:sz w:val="18"/>
+              </w:rPr>
+            </w:r>
+            <w:r>
+              <w:rPr>
+                <w:rFonts w:ascii="Arial" w:hAnsi="Arial" w:eastAsia="Arial"/>
                 <w:sz w:val="18"/>
               </w:rPr>
               <w:t>items[].roundNo</w:t>
@@ -7418,11 +8370,15 @@
               <w:keepLines/>
               <w:spacing w:after="0"/>
             </w:pPr>
-            <w:r/>
-            <w:r>
-              <w:rPr>
-                <w:rFonts w:ascii="Arial" w:hAnsi="Arial" w:eastAsia="Arial"/>
-                <w:b w:val="0"/>
+            <w:r>
+              <w:rPr>
+                <w:rFonts w:ascii="Arial" w:hAnsi="Arial" w:eastAsia="Arial"/>
+                <w:sz w:val="18"/>
+              </w:rPr>
+            </w:r>
+            <w:r>
+              <w:rPr>
+                <w:rFonts w:ascii="Arial" w:hAnsi="Arial" w:eastAsia="Arial"/>
                 <w:sz w:val="18"/>
               </w:rPr>
               <w:t>integer</w:t>
@@ -7439,11 +8395,15 @@
               <w:keepLines/>
               <w:spacing w:after="0"/>
             </w:pPr>
-            <w:r/>
-            <w:r>
-              <w:rPr>
-                <w:rFonts w:ascii="Arial" w:hAnsi="Arial" w:eastAsia="Arial"/>
-                <w:b w:val="0"/>
+            <w:r>
+              <w:rPr>
+                <w:rFonts w:ascii="Arial" w:hAnsi="Arial" w:eastAsia="Arial"/>
+                <w:sz w:val="18"/>
+              </w:rPr>
+            </w:r>
+            <w:r>
+              <w:rPr>
+                <w:rFonts w:ascii="Arial" w:hAnsi="Arial" w:eastAsia="Arial"/>
                 <w:sz w:val="18"/>
               </w:rPr>
               <w:t>Yes</w:t>
@@ -7460,11 +8420,15 @@
               <w:keepLines/>
               <w:spacing w:after="0"/>
             </w:pPr>
-            <w:r/>
-            <w:r>
-              <w:rPr>
-                <w:rFonts w:ascii="Arial" w:hAnsi="Arial" w:eastAsia="Arial"/>
-                <w:b w:val="0"/>
+            <w:r>
+              <w:rPr>
+                <w:rFonts w:ascii="Arial" w:hAnsi="Arial" w:eastAsia="Arial"/>
+                <w:sz w:val="18"/>
+              </w:rPr>
+            </w:r>
+            <w:r>
+              <w:rPr>
+                <w:rFonts w:ascii="Arial" w:hAnsi="Arial" w:eastAsia="Arial"/>
                 <w:sz w:val="18"/>
               </w:rPr>
               <w:t>UTF-8; use value domain described by endpoint purpose</w:t>
@@ -7486,11 +8450,15 @@
               <w:keepLines/>
               <w:spacing w:after="0"/>
             </w:pPr>
-            <w:r/>
-            <w:r>
-              <w:rPr>
-                <w:rFonts w:ascii="Arial" w:hAnsi="Arial" w:eastAsia="Arial"/>
-                <w:b w:val="0"/>
+            <w:r>
+              <w:rPr>
+                <w:rFonts w:ascii="Arial" w:hAnsi="Arial" w:eastAsia="Arial"/>
+                <w:sz w:val="18"/>
+              </w:rPr>
+            </w:r>
+            <w:r>
+              <w:rPr>
+                <w:rFonts w:ascii="Arial" w:hAnsi="Arial" w:eastAsia="Arial"/>
                 <w:sz w:val="18"/>
               </w:rPr>
               <w:t>items[].docNo</w:t>
@@ -7507,11 +8475,15 @@
               <w:keepLines/>
               <w:spacing w:after="0"/>
             </w:pPr>
-            <w:r/>
-            <w:r>
-              <w:rPr>
-                <w:rFonts w:ascii="Arial" w:hAnsi="Arial" w:eastAsia="Arial"/>
-                <w:b w:val="0"/>
+            <w:r>
+              <w:rPr>
+                <w:rFonts w:ascii="Arial" w:hAnsi="Arial" w:eastAsia="Arial"/>
+                <w:sz w:val="18"/>
+              </w:rPr>
+            </w:r>
+            <w:r>
+              <w:rPr>
+                <w:rFonts w:ascii="Arial" w:hAnsi="Arial" w:eastAsia="Arial"/>
                 <w:sz w:val="18"/>
               </w:rPr>
               <w:t>string</w:t>
@@ -7528,11 +8500,15 @@
               <w:keepLines/>
               <w:spacing w:after="0"/>
             </w:pPr>
-            <w:r/>
-            <w:r>
-              <w:rPr>
-                <w:rFonts w:ascii="Arial" w:hAnsi="Arial" w:eastAsia="Arial"/>
-                <w:b w:val="0"/>
+            <w:r>
+              <w:rPr>
+                <w:rFonts w:ascii="Arial" w:hAnsi="Arial" w:eastAsia="Arial"/>
+                <w:sz w:val="18"/>
+              </w:rPr>
+            </w:r>
+            <w:r>
+              <w:rPr>
+                <w:rFonts w:ascii="Arial" w:hAnsi="Arial" w:eastAsia="Arial"/>
                 <w:sz w:val="18"/>
               </w:rPr>
               <w:t>Yes</w:t>
@@ -7549,11 +8525,15 @@
               <w:keepLines/>
               <w:spacing w:after="0"/>
             </w:pPr>
-            <w:r/>
-            <w:r>
-              <w:rPr>
-                <w:rFonts w:ascii="Arial" w:hAnsi="Arial" w:eastAsia="Arial"/>
-                <w:b w:val="0"/>
+            <w:r>
+              <w:rPr>
+                <w:rFonts w:ascii="Arial" w:hAnsi="Arial" w:eastAsia="Arial"/>
+                <w:sz w:val="18"/>
+              </w:rPr>
+            </w:r>
+            <w:r>
+              <w:rPr>
+                <w:rFonts w:ascii="Arial" w:hAnsi="Arial" w:eastAsia="Arial"/>
                 <w:sz w:val="18"/>
               </w:rPr>
               <w:t>พ.ศ. YYYY/xxxxx</w:t>
@@ -7575,11 +8555,15 @@
               <w:keepLines/>
               <w:spacing w:after="0"/>
             </w:pPr>
-            <w:r/>
-            <w:r>
-              <w:rPr>
-                <w:rFonts w:ascii="Arial" w:hAnsi="Arial" w:eastAsia="Arial"/>
-                <w:b w:val="0"/>
+            <w:r>
+              <w:rPr>
+                <w:rFonts w:ascii="Arial" w:hAnsi="Arial" w:eastAsia="Arial"/>
+                <w:sz w:val="18"/>
+              </w:rPr>
+            </w:r>
+            <w:r>
+              <w:rPr>
+                <w:rFonts w:ascii="Arial" w:hAnsi="Arial" w:eastAsia="Arial"/>
                 <w:sz w:val="18"/>
               </w:rPr>
               <w:t>items[].impactedStoreCode</w:t>
@@ -7596,11 +8580,15 @@
               <w:keepLines/>
               <w:spacing w:after="0"/>
             </w:pPr>
-            <w:r/>
-            <w:r>
-              <w:rPr>
-                <w:rFonts w:ascii="Arial" w:hAnsi="Arial" w:eastAsia="Arial"/>
-                <w:b w:val="0"/>
+            <w:r>
+              <w:rPr>
+                <w:rFonts w:ascii="Arial" w:hAnsi="Arial" w:eastAsia="Arial"/>
+                <w:sz w:val="18"/>
+              </w:rPr>
+            </w:r>
+            <w:r>
+              <w:rPr>
+                <w:rFonts w:ascii="Arial" w:hAnsi="Arial" w:eastAsia="Arial"/>
                 <w:sz w:val="18"/>
               </w:rPr>
               <w:t>string</w:t>
@@ -7617,11 +8605,15 @@
               <w:keepLines/>
               <w:spacing w:after="0"/>
             </w:pPr>
-            <w:r/>
-            <w:r>
-              <w:rPr>
-                <w:rFonts w:ascii="Arial" w:hAnsi="Arial" w:eastAsia="Arial"/>
-                <w:b w:val="0"/>
+            <w:r>
+              <w:rPr>
+                <w:rFonts w:ascii="Arial" w:hAnsi="Arial" w:eastAsia="Arial"/>
+                <w:sz w:val="18"/>
+              </w:rPr>
+            </w:r>
+            <w:r>
+              <w:rPr>
+                <w:rFonts w:ascii="Arial" w:hAnsi="Arial" w:eastAsia="Arial"/>
                 <w:sz w:val="18"/>
               </w:rPr>
               <w:t>Yes</w:t>
@@ -7638,11 +8630,15 @@
               <w:keepLines/>
               <w:spacing w:after="0"/>
             </w:pPr>
-            <w:r/>
-            <w:r>
-              <w:rPr>
-                <w:rFonts w:ascii="Arial" w:hAnsi="Arial" w:eastAsia="Arial"/>
-                <w:b w:val="0"/>
+            <w:r>
+              <w:rPr>
+                <w:rFonts w:ascii="Arial" w:hAnsi="Arial" w:eastAsia="Arial"/>
+                <w:sz w:val="18"/>
+              </w:rPr>
+            </w:r>
+            <w:r>
+              <w:rPr>
+                <w:rFonts w:ascii="Arial" w:hAnsi="Arial" w:eastAsia="Arial"/>
                 <w:sz w:val="18"/>
               </w:rPr>
               <w:t>exactly 5 digits; preserve leading zero</w:t>
@@ -7664,11 +8660,15 @@
               <w:keepLines/>
               <w:spacing w:after="0"/>
             </w:pPr>
-            <w:r/>
-            <w:r>
-              <w:rPr>
-                <w:rFonts w:ascii="Arial" w:hAnsi="Arial" w:eastAsia="Arial"/>
-                <w:b w:val="0"/>
+            <w:r>
+              <w:rPr>
+                <w:rFonts w:ascii="Arial" w:hAnsi="Arial" w:eastAsia="Arial"/>
+                <w:sz w:val="18"/>
+              </w:rPr>
+            </w:r>
+            <w:r>
+              <w:rPr>
+                <w:rFonts w:ascii="Arial" w:hAnsi="Arial" w:eastAsia="Arial"/>
                 <w:sz w:val="18"/>
               </w:rPr>
               <w:t>items[].impactedStoreName</w:t>
@@ -7685,11 +8685,15 @@
               <w:keepLines/>
               <w:spacing w:after="0"/>
             </w:pPr>
-            <w:r/>
-            <w:r>
-              <w:rPr>
-                <w:rFonts w:ascii="Arial" w:hAnsi="Arial" w:eastAsia="Arial"/>
-                <w:b w:val="0"/>
+            <w:r>
+              <w:rPr>
+                <w:rFonts w:ascii="Arial" w:hAnsi="Arial" w:eastAsia="Arial"/>
+                <w:sz w:val="18"/>
+              </w:rPr>
+            </w:r>
+            <w:r>
+              <w:rPr>
+                <w:rFonts w:ascii="Arial" w:hAnsi="Arial" w:eastAsia="Arial"/>
                 <w:sz w:val="18"/>
               </w:rPr>
               <w:t>string</w:t>
@@ -7706,11 +8710,15 @@
               <w:keepLines/>
               <w:spacing w:after="0"/>
             </w:pPr>
-            <w:r/>
-            <w:r>
-              <w:rPr>
-                <w:rFonts w:ascii="Arial" w:hAnsi="Arial" w:eastAsia="Arial"/>
-                <w:b w:val="0"/>
+            <w:r>
+              <w:rPr>
+                <w:rFonts w:ascii="Arial" w:hAnsi="Arial" w:eastAsia="Arial"/>
+                <w:sz w:val="18"/>
+              </w:rPr>
+            </w:r>
+            <w:r>
+              <w:rPr>
+                <w:rFonts w:ascii="Arial" w:hAnsi="Arial" w:eastAsia="Arial"/>
                 <w:sz w:val="18"/>
               </w:rPr>
               <w:t>Yes</w:t>
@@ -7727,11 +8735,15 @@
               <w:keepLines/>
               <w:spacing w:after="0"/>
             </w:pPr>
-            <w:r/>
-            <w:r>
-              <w:rPr>
-                <w:rFonts w:ascii="Arial" w:hAnsi="Arial" w:eastAsia="Arial"/>
-                <w:b w:val="0"/>
+            <w:r>
+              <w:rPr>
+                <w:rFonts w:ascii="Arial" w:hAnsi="Arial" w:eastAsia="Arial"/>
+                <w:sz w:val="18"/>
+              </w:rPr>
+            </w:r>
+            <w:r>
+              <w:rPr>
+                <w:rFonts w:ascii="Arial" w:hAnsi="Arial" w:eastAsia="Arial"/>
                 <w:sz w:val="18"/>
               </w:rPr>
               <w:t>UTF-8; use value domain described by endpoint purpose</w:t>
@@ -7753,11 +8765,15 @@
               <w:keepLines/>
               <w:spacing w:after="0"/>
             </w:pPr>
-            <w:r/>
-            <w:r>
-              <w:rPr>
-                <w:rFonts w:ascii="Arial" w:hAnsi="Arial" w:eastAsia="Arial"/>
-                <w:b w:val="0"/>
+            <w:r>
+              <w:rPr>
+                <w:rFonts w:ascii="Arial" w:hAnsi="Arial" w:eastAsia="Arial"/>
+                <w:sz w:val="18"/>
+              </w:rPr>
+            </w:r>
+            <w:r>
+              <w:rPr>
+                <w:rFonts w:ascii="Arial" w:hAnsi="Arial" w:eastAsia="Arial"/>
                 <w:sz w:val="18"/>
               </w:rPr>
               <w:t>items[].regionCode</w:t>
@@ -7774,11 +8790,15 @@
               <w:keepLines/>
               <w:spacing w:after="0"/>
             </w:pPr>
-            <w:r/>
-            <w:r>
-              <w:rPr>
-                <w:rFonts w:ascii="Arial" w:hAnsi="Arial" w:eastAsia="Arial"/>
-                <w:b w:val="0"/>
+            <w:r>
+              <w:rPr>
+                <w:rFonts w:ascii="Arial" w:hAnsi="Arial" w:eastAsia="Arial"/>
+                <w:sz w:val="18"/>
+              </w:rPr>
+            </w:r>
+            <w:r>
+              <w:rPr>
+                <w:rFonts w:ascii="Arial" w:hAnsi="Arial" w:eastAsia="Arial"/>
                 <w:sz w:val="18"/>
               </w:rPr>
               <w:t>string</w:t>
@@ -7795,11 +8815,15 @@
               <w:keepLines/>
               <w:spacing w:after="0"/>
             </w:pPr>
-            <w:r/>
-            <w:r>
-              <w:rPr>
-                <w:rFonts w:ascii="Arial" w:hAnsi="Arial" w:eastAsia="Arial"/>
-                <w:b w:val="0"/>
+            <w:r>
+              <w:rPr>
+                <w:rFonts w:ascii="Arial" w:hAnsi="Arial" w:eastAsia="Arial"/>
+                <w:sz w:val="18"/>
+              </w:rPr>
+            </w:r>
+            <w:r>
+              <w:rPr>
+                <w:rFonts w:ascii="Arial" w:hAnsi="Arial" w:eastAsia="Arial"/>
                 <w:sz w:val="18"/>
               </w:rPr>
               <w:t>Yes</w:t>
@@ -7816,11 +8840,15 @@
               <w:keepLines/>
               <w:spacing w:after="0"/>
             </w:pPr>
-            <w:r/>
-            <w:r>
-              <w:rPr>
-                <w:rFonts w:ascii="Arial" w:hAnsi="Arial" w:eastAsia="Arial"/>
-                <w:b w:val="0"/>
+            <w:r>
+              <w:rPr>
+                <w:rFonts w:ascii="Arial" w:hAnsi="Arial" w:eastAsia="Arial"/>
+                <w:sz w:val="18"/>
+              </w:rPr>
+            </w:r>
+            <w:r>
+              <w:rPr>
+                <w:rFonts w:ascii="Arial" w:hAnsi="Arial" w:eastAsia="Arial"/>
                 <w:sz w:val="18"/>
               </w:rPr>
               <w:t>UTF-8; use value domain described by endpoint purpose</w:t>
@@ -7842,11 +8870,15 @@
               <w:keepLines/>
               <w:spacing w:after="0"/>
             </w:pPr>
-            <w:r/>
-            <w:r>
-              <w:rPr>
-                <w:rFonts w:ascii="Arial" w:hAnsi="Arial" w:eastAsia="Arial"/>
-                <w:b w:val="0"/>
+            <w:r>
+              <w:rPr>
+                <w:rFonts w:ascii="Arial" w:hAnsi="Arial" w:eastAsia="Arial"/>
+                <w:sz w:val="18"/>
+              </w:rPr>
+            </w:r>
+            <w:r>
+              <w:rPr>
+                <w:rFonts w:ascii="Arial" w:hAnsi="Arial" w:eastAsia="Arial"/>
                 <w:sz w:val="18"/>
               </w:rPr>
               <w:t>items[].salesDeclinePercent</w:t>
@@ -7863,11 +8895,15 @@
               <w:keepLines/>
               <w:spacing w:after="0"/>
             </w:pPr>
-            <w:r/>
-            <w:r>
-              <w:rPr>
-                <w:rFonts w:ascii="Arial" w:hAnsi="Arial" w:eastAsia="Arial"/>
-                <w:b w:val="0"/>
+            <w:r>
+              <w:rPr>
+                <w:rFonts w:ascii="Arial" w:hAnsi="Arial" w:eastAsia="Arial"/>
+                <w:sz w:val="18"/>
+              </w:rPr>
+            </w:r>
+            <w:r>
+              <w:rPr>
+                <w:rFonts w:ascii="Arial" w:hAnsi="Arial" w:eastAsia="Arial"/>
                 <w:sz w:val="18"/>
               </w:rPr>
               <w:t>number</w:t>
@@ -7884,11 +8920,15 @@
               <w:keepLines/>
               <w:spacing w:after="0"/>
             </w:pPr>
-            <w:r/>
-            <w:r>
-              <w:rPr>
-                <w:rFonts w:ascii="Arial" w:hAnsi="Arial" w:eastAsia="Arial"/>
-                <w:b w:val="0"/>
+            <w:r>
+              <w:rPr>
+                <w:rFonts w:ascii="Arial" w:hAnsi="Arial" w:eastAsia="Arial"/>
+                <w:sz w:val="18"/>
+              </w:rPr>
+            </w:r>
+            <w:r>
+              <w:rPr>
+                <w:rFonts w:ascii="Arial" w:hAnsi="Arial" w:eastAsia="Arial"/>
                 <w:sz w:val="18"/>
               </w:rPr>
               <w:t>Yes</w:t>
@@ -7905,11 +8945,15 @@
               <w:keepLines/>
               <w:spacing w:after="0"/>
             </w:pPr>
-            <w:r/>
-            <w:r>
-              <w:rPr>
-                <w:rFonts w:ascii="Arial" w:hAnsi="Arial" w:eastAsia="Arial"/>
-                <w:b w:val="0"/>
+            <w:r>
+              <w:rPr>
+                <w:rFonts w:ascii="Arial" w:hAnsi="Arial" w:eastAsia="Arial"/>
+                <w:sz w:val="18"/>
+              </w:rPr>
+            </w:r>
+            <w:r>
+              <w:rPr>
+                <w:rFonts w:ascii="Arial" w:hAnsi="Arial" w:eastAsia="Arial"/>
                 <w:sz w:val="18"/>
               </w:rPr>
               <w:t>number 0..100 with 2 decimals</w:t>
@@ -7931,11 +8975,15 @@
               <w:keepLines/>
               <w:spacing w:after="0"/>
             </w:pPr>
-            <w:r/>
-            <w:r>
-              <w:rPr>
-                <w:rFonts w:ascii="Arial" w:hAnsi="Arial" w:eastAsia="Arial"/>
-                <w:b w:val="0"/>
+            <w:r>
+              <w:rPr>
+                <w:rFonts w:ascii="Arial" w:hAnsi="Arial" w:eastAsia="Arial"/>
+                <w:sz w:val="18"/>
+              </w:rPr>
+            </w:r>
+            <w:r>
+              <w:rPr>
+                <w:rFonts w:ascii="Arial" w:hAnsi="Arial" w:eastAsia="Arial"/>
                 <w:sz w:val="18"/>
               </w:rPr>
               <w:t>items[].statusCode</w:t>
@@ -7952,11 +9000,15 @@
               <w:keepLines/>
               <w:spacing w:after="0"/>
             </w:pPr>
-            <w:r/>
-            <w:r>
-              <w:rPr>
-                <w:rFonts w:ascii="Arial" w:hAnsi="Arial" w:eastAsia="Arial"/>
-                <w:b w:val="0"/>
+            <w:r>
+              <w:rPr>
+                <w:rFonts w:ascii="Arial" w:hAnsi="Arial" w:eastAsia="Arial"/>
+                <w:sz w:val="18"/>
+              </w:rPr>
+            </w:r>
+            <w:r>
+              <w:rPr>
+                <w:rFonts w:ascii="Arial" w:hAnsi="Arial" w:eastAsia="Arial"/>
                 <w:sz w:val="18"/>
               </w:rPr>
               <w:t>string</w:t>
@@ -7973,11 +9025,15 @@
               <w:keepLines/>
               <w:spacing w:after="0"/>
             </w:pPr>
-            <w:r/>
-            <w:r>
-              <w:rPr>
-                <w:rFonts w:ascii="Arial" w:hAnsi="Arial" w:eastAsia="Arial"/>
-                <w:b w:val="0"/>
+            <w:r>
+              <w:rPr>
+                <w:rFonts w:ascii="Arial" w:hAnsi="Arial" w:eastAsia="Arial"/>
+                <w:sz w:val="18"/>
+              </w:rPr>
+            </w:r>
+            <w:r>
+              <w:rPr>
+                <w:rFonts w:ascii="Arial" w:hAnsi="Arial" w:eastAsia="Arial"/>
                 <w:sz w:val="18"/>
               </w:rPr>
               <w:t>Yes</w:t>
@@ -7994,11 +9050,15 @@
               <w:keepLines/>
               <w:spacing w:after="0"/>
             </w:pPr>
-            <w:r/>
-            <w:r>
-              <w:rPr>
-                <w:rFonts w:ascii="Arial" w:hAnsi="Arial" w:eastAsia="Arial"/>
-                <w:b w:val="0"/>
+            <w:r>
+              <w:rPr>
+                <w:rFonts w:ascii="Arial" w:hAnsi="Arial" w:eastAsia="Arial"/>
+                <w:sz w:val="18"/>
+              </w:rPr>
+            </w:r>
+            <w:r>
+              <w:rPr>
+                <w:rFonts w:ascii="Arial" w:hAnsi="Arial" w:eastAsia="Arial"/>
                 <w:sz w:val="18"/>
               </w:rPr>
               <w:t>canonical code; do not replace with display label</w:t>
@@ -8020,11 +9080,15 @@
               <w:keepLines/>
               <w:spacing w:after="0"/>
             </w:pPr>
-            <w:r/>
-            <w:r>
-              <w:rPr>
-                <w:rFonts w:ascii="Arial" w:hAnsi="Arial" w:eastAsia="Arial"/>
-                <w:b w:val="0"/>
+            <w:r>
+              <w:rPr>
+                <w:rFonts w:ascii="Arial" w:hAnsi="Arial" w:eastAsia="Arial"/>
+                <w:sz w:val="18"/>
+              </w:rPr>
+            </w:r>
+            <w:r>
+              <w:rPr>
+                <w:rFonts w:ascii="Arial" w:hAnsi="Arial" w:eastAsia="Arial"/>
                 <w:sz w:val="18"/>
               </w:rPr>
               <w:t>items[].statusName</w:t>
@@ -8041,11 +9105,15 @@
               <w:keepLines/>
               <w:spacing w:after="0"/>
             </w:pPr>
-            <w:r/>
-            <w:r>
-              <w:rPr>
-                <w:rFonts w:ascii="Arial" w:hAnsi="Arial" w:eastAsia="Arial"/>
-                <w:b w:val="0"/>
+            <w:r>
+              <w:rPr>
+                <w:rFonts w:ascii="Arial" w:hAnsi="Arial" w:eastAsia="Arial"/>
+                <w:sz w:val="18"/>
+              </w:rPr>
+            </w:r>
+            <w:r>
+              <w:rPr>
+                <w:rFonts w:ascii="Arial" w:hAnsi="Arial" w:eastAsia="Arial"/>
                 <w:sz w:val="18"/>
               </w:rPr>
               <w:t>string</w:t>
@@ -8062,11 +9130,15 @@
               <w:keepLines/>
               <w:spacing w:after="0"/>
             </w:pPr>
-            <w:r/>
-            <w:r>
-              <w:rPr>
-                <w:rFonts w:ascii="Arial" w:hAnsi="Arial" w:eastAsia="Arial"/>
-                <w:b w:val="0"/>
+            <w:r>
+              <w:rPr>
+                <w:rFonts w:ascii="Arial" w:hAnsi="Arial" w:eastAsia="Arial"/>
+                <w:sz w:val="18"/>
+              </w:rPr>
+            </w:r>
+            <w:r>
+              <w:rPr>
+                <w:rFonts w:ascii="Arial" w:hAnsi="Arial" w:eastAsia="Arial"/>
                 <w:sz w:val="18"/>
               </w:rPr>
               <w:t>Yes</w:t>
@@ -8083,11 +9155,15 @@
               <w:keepLines/>
               <w:spacing w:after="0"/>
             </w:pPr>
-            <w:r/>
-            <w:r>
-              <w:rPr>
-                <w:rFonts w:ascii="Arial" w:hAnsi="Arial" w:eastAsia="Arial"/>
-                <w:b w:val="0"/>
+            <w:r>
+              <w:rPr>
+                <w:rFonts w:ascii="Arial" w:hAnsi="Arial" w:eastAsia="Arial"/>
+                <w:sz w:val="18"/>
+              </w:rPr>
+            </w:r>
+            <w:r>
+              <w:rPr>
+                <w:rFonts w:ascii="Arial" w:hAnsi="Arial" w:eastAsia="Arial"/>
                 <w:sz w:val="18"/>
               </w:rPr>
               <w:t>UTF-8; use value domain described by endpoint purpose</w:t>
@@ -8109,11 +9185,15 @@
               <w:keepLines/>
               <w:spacing w:after="0"/>
             </w:pPr>
-            <w:r/>
-            <w:r>
-              <w:rPr>
-                <w:rFonts w:ascii="Arial" w:hAnsi="Arial" w:eastAsia="Arial"/>
-                <w:b w:val="0"/>
+            <w:r>
+              <w:rPr>
+                <w:rFonts w:ascii="Arial" w:hAnsi="Arial" w:eastAsia="Arial"/>
+                <w:sz w:val="18"/>
+              </w:rPr>
+            </w:r>
+            <w:r>
+              <w:rPr>
+                <w:rFonts w:ascii="Arial" w:hAnsi="Arial" w:eastAsia="Arial"/>
                 <w:sz w:val="18"/>
               </w:rPr>
               <w:t>items[].totalCompensationAmount</w:t>
@@ -8130,11 +9210,15 @@
               <w:keepLines/>
               <w:spacing w:after="0"/>
             </w:pPr>
-            <w:r/>
-            <w:r>
-              <w:rPr>
-                <w:rFonts w:ascii="Arial" w:hAnsi="Arial" w:eastAsia="Arial"/>
-                <w:b w:val="0"/>
+            <w:r>
+              <w:rPr>
+                <w:rFonts w:ascii="Arial" w:hAnsi="Arial" w:eastAsia="Arial"/>
+                <w:sz w:val="18"/>
+              </w:rPr>
+            </w:r>
+            <w:r>
+              <w:rPr>
+                <w:rFonts w:ascii="Arial" w:hAnsi="Arial" w:eastAsia="Arial"/>
                 <w:sz w:val="18"/>
               </w:rPr>
               <w:t>number</w:t>
@@ -8151,11 +9235,15 @@
               <w:keepLines/>
               <w:spacing w:after="0"/>
             </w:pPr>
-            <w:r/>
-            <w:r>
-              <w:rPr>
-                <w:rFonts w:ascii="Arial" w:hAnsi="Arial" w:eastAsia="Arial"/>
-                <w:b w:val="0"/>
+            <w:r>
+              <w:rPr>
+                <w:rFonts w:ascii="Arial" w:hAnsi="Arial" w:eastAsia="Arial"/>
+                <w:sz w:val="18"/>
+              </w:rPr>
+            </w:r>
+            <w:r>
+              <w:rPr>
+                <w:rFonts w:ascii="Arial" w:hAnsi="Arial" w:eastAsia="Arial"/>
                 <w:sz w:val="18"/>
               </w:rPr>
               <w:t>Yes</w:t>
@@ -8172,11 +9260,15 @@
               <w:keepLines/>
               <w:spacing w:after="0"/>
             </w:pPr>
-            <w:r/>
-            <w:r>
-              <w:rPr>
-                <w:rFonts w:ascii="Arial" w:hAnsi="Arial" w:eastAsia="Arial"/>
-                <w:b w:val="0"/>
+            <w:r>
+              <w:rPr>
+                <w:rFonts w:ascii="Arial" w:hAnsi="Arial" w:eastAsia="Arial"/>
+                <w:sz w:val="18"/>
+              </w:rPr>
+            </w:r>
+            <w:r>
+              <w:rPr>
+                <w:rFonts w:ascii="Arial" w:hAnsi="Arial" w:eastAsia="Arial"/>
                 <w:sz w:val="18"/>
               </w:rPr>
               <w:t>number &gt;= 0 with 2 decimals</w:t>
@@ -8198,11 +9290,15 @@
               <w:keepLines/>
               <w:spacing w:after="0"/>
             </w:pPr>
-            <w:r/>
-            <w:r>
-              <w:rPr>
-                <w:rFonts w:ascii="Arial" w:hAnsi="Arial" w:eastAsia="Arial"/>
-                <w:b w:val="0"/>
+            <w:r>
+              <w:rPr>
+                <w:rFonts w:ascii="Arial" w:hAnsi="Arial" w:eastAsia="Arial"/>
+                <w:sz w:val="18"/>
+              </w:rPr>
+            </w:r>
+            <w:r>
+              <w:rPr>
+                <w:rFonts w:ascii="Arial" w:hAnsi="Arial" w:eastAsia="Arial"/>
                 <w:sz w:val="18"/>
               </w:rPr>
               <w:t>items[].daysPending</w:t>
@@ -8219,11 +9315,15 @@
               <w:keepLines/>
               <w:spacing w:after="0"/>
             </w:pPr>
-            <w:r/>
-            <w:r>
-              <w:rPr>
-                <w:rFonts w:ascii="Arial" w:hAnsi="Arial" w:eastAsia="Arial"/>
-                <w:b w:val="0"/>
+            <w:r>
+              <w:rPr>
+                <w:rFonts w:ascii="Arial" w:hAnsi="Arial" w:eastAsia="Arial"/>
+                <w:sz w:val="18"/>
+              </w:rPr>
+            </w:r>
+            <w:r>
+              <w:rPr>
+                <w:rFonts w:ascii="Arial" w:hAnsi="Arial" w:eastAsia="Arial"/>
                 <w:sz w:val="18"/>
               </w:rPr>
               <w:t>integer</w:t>
@@ -8240,11 +9340,15 @@
               <w:keepLines/>
               <w:spacing w:after="0"/>
             </w:pPr>
-            <w:r/>
-            <w:r>
-              <w:rPr>
-                <w:rFonts w:ascii="Arial" w:hAnsi="Arial" w:eastAsia="Arial"/>
-                <w:b w:val="0"/>
+            <w:r>
+              <w:rPr>
+                <w:rFonts w:ascii="Arial" w:hAnsi="Arial" w:eastAsia="Arial"/>
+                <w:sz w:val="18"/>
+              </w:rPr>
+            </w:r>
+            <w:r>
+              <w:rPr>
+                <w:rFonts w:ascii="Arial" w:hAnsi="Arial" w:eastAsia="Arial"/>
                 <w:sz w:val="18"/>
               </w:rPr>
               <w:t>Yes</w:t>
@@ -8261,11 +9365,15 @@
               <w:keepLines/>
               <w:spacing w:after="0"/>
             </w:pPr>
-            <w:r/>
-            <w:r>
-              <w:rPr>
-                <w:rFonts w:ascii="Arial" w:hAnsi="Arial" w:eastAsia="Arial"/>
-                <w:b w:val="0"/>
+            <w:r>
+              <w:rPr>
+                <w:rFonts w:ascii="Arial" w:hAnsi="Arial" w:eastAsia="Arial"/>
+                <w:sz w:val="18"/>
+              </w:rPr>
+            </w:r>
+            <w:r>
+              <w:rPr>
+                <w:rFonts w:ascii="Arial" w:hAnsi="Arial" w:eastAsia="Arial"/>
                 <w:sz w:val="18"/>
               </w:rPr>
               <w:t>UTF-8; use value domain described by endpoint purpose</w:t>
@@ -8287,11 +9395,15 @@
               <w:keepLines/>
               <w:spacing w:after="0"/>
             </w:pPr>
-            <w:r/>
-            <w:r>
-              <w:rPr>
-                <w:rFonts w:ascii="Arial" w:hAnsi="Arial" w:eastAsia="Arial"/>
-                <w:b w:val="0"/>
+            <w:r>
+              <w:rPr>
+                <w:rFonts w:ascii="Arial" w:hAnsi="Arial" w:eastAsia="Arial"/>
+                <w:sz w:val="18"/>
+              </w:rPr>
+            </w:r>
+            <w:r>
+              <w:rPr>
+                <w:rFonts w:ascii="Arial" w:hAnsi="Arial" w:eastAsia="Arial"/>
                 <w:sz w:val="18"/>
               </w:rPr>
               <w:t>items[].salesDataDays</w:t>
@@ -8308,11 +9420,15 @@
               <w:keepLines/>
               <w:spacing w:after="0"/>
             </w:pPr>
-            <w:r/>
-            <w:r>
-              <w:rPr>
-                <w:rFonts w:ascii="Arial" w:hAnsi="Arial" w:eastAsia="Arial"/>
-                <w:b w:val="0"/>
+            <w:r>
+              <w:rPr>
+                <w:rFonts w:ascii="Arial" w:hAnsi="Arial" w:eastAsia="Arial"/>
+                <w:sz w:val="18"/>
+              </w:rPr>
+            </w:r>
+            <w:r>
+              <w:rPr>
+                <w:rFonts w:ascii="Arial" w:hAnsi="Arial" w:eastAsia="Arial"/>
                 <w:sz w:val="18"/>
               </w:rPr>
               <w:t>integer</w:t>
@@ -8329,11 +9445,15 @@
               <w:keepLines/>
               <w:spacing w:after="0"/>
             </w:pPr>
-            <w:r/>
-            <w:r>
-              <w:rPr>
-                <w:rFonts w:ascii="Arial" w:hAnsi="Arial" w:eastAsia="Arial"/>
-                <w:b w:val="0"/>
+            <w:r>
+              <w:rPr>
+                <w:rFonts w:ascii="Arial" w:hAnsi="Arial" w:eastAsia="Arial"/>
+                <w:sz w:val="18"/>
+              </w:rPr>
+            </w:r>
+            <w:r>
+              <w:rPr>
+                <w:rFonts w:ascii="Arial" w:hAnsi="Arial" w:eastAsia="Arial"/>
                 <w:sz w:val="18"/>
               </w:rPr>
               <w:t>Yes</w:t>
@@ -8350,11 +9470,15 @@
               <w:keepLines/>
               <w:spacing w:after="0"/>
             </w:pPr>
-            <w:r/>
-            <w:r>
-              <w:rPr>
-                <w:rFonts w:ascii="Arial" w:hAnsi="Arial" w:eastAsia="Arial"/>
-                <w:b w:val="0"/>
+            <w:r>
+              <w:rPr>
+                <w:rFonts w:ascii="Arial" w:hAnsi="Arial" w:eastAsia="Arial"/>
+                <w:sz w:val="18"/>
+              </w:rPr>
+            </w:r>
+            <w:r>
+              <w:rPr>
+                <w:rFonts w:ascii="Arial" w:hAnsi="Arial" w:eastAsia="Arial"/>
                 <w:sz w:val="18"/>
               </w:rPr>
               <w:t>UTF-8; use value domain described by endpoint purpose</w:t>
@@ -8364,6 +9488,1292 @@
       </w:tr>
     </w:tbl>
     <w:p/>
+    <w:p>
+      <w:pPr>
+        <w:pStyle w:val="Heading1"/>
+        <w:keepNext/>
+        <w:keepLines/>
+        <w:pageBreakBefore w:val="0"/>
+      </w:pPr>
+      <w:r>
+        <w:t>8. Skeleton Code (โครงโค้ดตั้งต้นของหน้าจอนี้)</w:t>
+      </w:r>
+    </w:p>
+    <w:p>
+      <w:pPr>
+        <w:keepNext w:val="0"/>
+      </w:pPr>
+      <w:r>
+        <w:t xml:space="preserve">โค้ดชุดนี้อิง convention ของ portal เดิม </w:t>
+      </w:r>
+      <w:r>
+        <w:rPr>
+          <w:rFonts w:ascii="Courier New" w:hAnsi="Courier New"/>
+        </w:rPr>
+        <w:t>srm-sps-spsap-web-frontend</w:t>
+      </w:r>
+      <w:r>
+        <w:t xml:space="preserve"> (build target </w:t>
+      </w:r>
+      <w:r>
+        <w:rPr>
+          <w:rFonts w:ascii="Courier New" w:hAnsi="Courier New"/>
+        </w:rPr>
+        <w:t>sbpm</w:t>
+      </w:r>
+      <w:r>
+        <w:t xml:space="preserve">): Next.js App Router + </w:t>
+      </w:r>
+      <w:r>
+        <w:rPr>
+          <w:rFonts w:ascii="Courier New" w:hAnsi="Courier New"/>
+        </w:rPr>
+        <w:t>'use client'</w:t>
+      </w:r>
+      <w:r>
+        <w:t xml:space="preserve">, PrimeReact ที่ห่อไว้แล้วใน </w:t>
+      </w:r>
+      <w:r>
+        <w:rPr>
+          <w:rFonts w:ascii="Courier New" w:hAnsi="Courier New"/>
+        </w:rPr>
+        <w:t>@/components/Form</w:t>
+      </w:r>
+      <w:r>
+        <w:t xml:space="preserve"> และ </w:t>
+      </w:r>
+      <w:r>
+        <w:rPr>
+          <w:rFonts w:ascii="Courier New" w:hAnsi="Courier New"/>
+        </w:rPr>
+        <w:t>@/components/Table</w:t>
+      </w:r>
+      <w:r>
+        <w:t xml:space="preserve">, react-hook-form + yup, Zustand </w:t>
+      </w:r>
+      <w:r>
+        <w:rPr>
+          <w:rFonts w:ascii="Courier New" w:hAnsi="Courier New"/>
+        </w:rPr>
+        <w:t>permissionStore</w:t>
+      </w:r>
+      <w:r>
+        <w:t xml:space="preserve">, axios instance กลาง </w:t>
+      </w:r>
+      <w:r>
+        <w:rPr>
+          <w:rFonts w:ascii="Courier New" w:hAnsi="Courier New"/>
+        </w:rPr>
+        <w:t>@/lib/apiClient</w:t>
+      </w:r>
+      <w:r>
+        <w:t xml:space="preserve"> และ react-query 5 — </w:t>
+      </w:r>
+      <w:r>
+        <w:rPr>
+          <w:b/>
+        </w:rPr>
+        <w:t>โปรเจกต์ไม่มี chart library</w:t>
+      </w:r>
+      <w:r>
+        <w:t xml:space="preserve"> จึงไม่มีโค้ดกราฟในเอกสารนี้ คัดลอกไปตั้งต้นได้ทันที แล้วเติมจุดที่กำกับ </w:t>
+      </w:r>
+      <w:r>
+        <w:rPr>
+          <w:rFonts w:ascii="Courier New" w:hAnsi="Courier New"/>
+        </w:rPr>
+        <w:t>TODO:</w:t>
+      </w:r>
+    </w:p>
+    <w:p>
+      <w:pPr>
+        <w:pStyle w:val="Heading3"/>
+        <w:keepNext/>
+        <w:keepLines/>
+        <w:pageBreakBefore w:val="0"/>
+      </w:pPr>
+      <w:r>
+        <w:t>8.1 ผังไฟล์ที่ต้องสร้าง</w:t>
+      </w:r>
+    </w:p>
+    <w:p>
+      <w:pPr>
+        <w:keepNext w:val="0"/>
+      </w:pPr>
+      <w:r>
+        <w:t>โครงไฟล์อิง portal เดิม (</w:t>
+      </w:r>
+      <w:r>
+        <w:rPr>
+          <w:rFonts w:ascii="Courier New" w:hAnsi="Courier New"/>
+        </w:rPr>
+        <w:t>srm-sps-spsap-web-frontend</w:t>
+      </w:r>
+      <w:r>
+        <w:t xml:space="preserve">, target </w:t>
+      </w:r>
+      <w:r>
+        <w:rPr>
+          <w:rFonts w:ascii="Courier New" w:hAnsi="Courier New"/>
+        </w:rPr>
+        <w:t>sbpm</w:t>
+      </w:r>
+      <w:r>
+        <w:t xml:space="preserve">) — โมดูล SBPGI อยู่ใต้ </w:t>
+      </w:r>
+      <w:r>
+        <w:rPr>
+          <w:rFonts w:ascii="Courier New" w:hAnsi="Courier New"/>
+        </w:rPr>
+        <w:t>src/app/(main)/sbpgi/*</w:t>
+      </w:r>
+      <w:r>
+        <w:t xml:space="preserve"> และ import ผ่าน alias </w:t>
+      </w:r>
+      <w:r>
+        <w:rPr>
+          <w:rFonts w:ascii="Courier New" w:hAnsi="Courier New"/>
+        </w:rPr>
+        <w:t>@/*</w:t>
+      </w:r>
+      <w:r>
+        <w:t xml:space="preserve"> ทุกจุด</w:t>
+      </w:r>
+    </w:p>
+    <w:tbl>
+      <w:tblPr>
+        <w:tblStyle w:val="TableGrid"/>
+        <w:tblW w:type="auto" w:w="0"/>
+        <w:jc w:val="center"/>
+        <w:tblLook w:firstColumn="1" w:firstRow="1" w:lastColumn="0" w:lastRow="0" w:noHBand="0" w:noVBand="1" w:val="04A0"/>
+      </w:tblPr>
+      <w:tblGrid>
+        <w:gridCol w:w="5040"/>
+        <w:gridCol w:w="5040"/>
+      </w:tblGrid>
+      <w:tr>
+        <w:trPr>
+          <w:cantSplit/>
+        </w:trPr>
+        <w:tc>
+          <w:tcPr>
+            <w:tcW w:type="dxa" w:w="5040"/>
+            <w:vAlign w:val="center"/>
+            <w:shd w:fill="E8EEF5"/>
+          </w:tcPr>
+          <w:p>
+            <w:pPr>
+              <w:keepLines/>
+              <w:spacing w:after="0"/>
+            </w:pPr>
+            <w:r/>
+            <w:r>
+              <w:rPr>
+                <w:rFonts w:ascii="Arial" w:hAnsi="Arial" w:eastAsia="Arial"/>
+                <w:b/>
+                <w:sz w:val="18"/>
+              </w:rPr>
+              <w:t>Path ไฟล์</w:t>
+            </w:r>
+          </w:p>
+        </w:tc>
+        <w:tc>
+          <w:tcPr>
+            <w:tcW w:type="dxa" w:w="5040"/>
+            <w:vAlign w:val="center"/>
+            <w:shd w:fill="E8EEF5"/>
+          </w:tcPr>
+          <w:p>
+            <w:pPr>
+              <w:keepLines/>
+              <w:spacing w:after="0"/>
+            </w:pPr>
+            <w:r/>
+            <w:r>
+              <w:rPr>
+                <w:rFonts w:ascii="Arial" w:hAnsi="Arial" w:eastAsia="Arial"/>
+                <w:b/>
+                <w:sz w:val="18"/>
+              </w:rPr>
+              <w:t>หน้าที่</w:t>
+            </w:r>
+          </w:p>
+        </w:tc>
+      </w:tr>
+      <w:tr>
+        <w:trPr>
+          <w:cantSplit/>
+        </w:trPr>
+        <w:tc>
+          <w:tcPr>
+            <w:tcW w:type="dxa" w:w="5040"/>
+            <w:vAlign w:val="center"/>
+          </w:tcPr>
+          <w:p>
+            <w:pPr>
+              <w:keepLines/>
+              <w:spacing w:after="0"/>
+            </w:pPr>
+            <w:r>
+              <w:rPr>
+                <w:rFonts w:ascii="Arial" w:hAnsi="Arial" w:eastAsia="Arial"/>
+                <w:sz w:val="18"/>
+              </w:rPr>
+            </w:r>
+            <w:r>
+              <w:rPr>
+                <w:rFonts w:ascii="Arial" w:hAnsi="Arial" w:eastAsia="Arial"/>
+                <w:sz w:val="18"/>
+              </w:rPr>
+              <w:t>src/app/(main)/sbpgi/documents/waiting/page.tsx</w:t>
+            </w:r>
+          </w:p>
+        </w:tc>
+        <w:tc>
+          <w:tcPr>
+            <w:tcW w:type="dxa" w:w="5040"/>
+            <w:vAlign w:val="center"/>
+          </w:tcPr>
+          <w:p>
+            <w:pPr>
+              <w:keepLines/>
+              <w:spacing w:after="0"/>
+            </w:pPr>
+            <w:r>
+              <w:rPr>
+                <w:rFonts w:ascii="Arial" w:hAnsi="Arial" w:eastAsia="Arial"/>
+                <w:sz w:val="18"/>
+              </w:rPr>
+            </w:r>
+            <w:r>
+              <w:rPr>
+                <w:rFonts w:ascii="Arial" w:hAnsi="Arial" w:eastAsia="Arial"/>
+                <w:sz w:val="18"/>
+              </w:rPr>
+              <w:t>route page — หน้ารายการเอกสารรอดำเนินการ (GET /tasks)</w:t>
+            </w:r>
+          </w:p>
+        </w:tc>
+      </w:tr>
+      <w:tr>
+        <w:trPr>
+          <w:cantSplit/>
+        </w:trPr>
+        <w:tc>
+          <w:tcPr>
+            <w:tcW w:type="dxa" w:w="5040"/>
+            <w:vAlign w:val="center"/>
+          </w:tcPr>
+          <w:p>
+            <w:pPr>
+              <w:keepLines/>
+              <w:spacing w:after="0"/>
+            </w:pPr>
+            <w:r>
+              <w:rPr>
+                <w:rFonts w:ascii="Arial" w:hAnsi="Arial" w:eastAsia="Arial"/>
+                <w:sz w:val="18"/>
+              </w:rPr>
+            </w:r>
+            <w:r>
+              <w:rPr>
+                <w:rFonts w:ascii="Arial" w:hAnsi="Arial" w:eastAsia="Arial"/>
+                <w:sz w:val="18"/>
+              </w:rPr>
+              <w:t>src/app/(main)/sbpgi/documents/related/page.tsx</w:t>
+            </w:r>
+          </w:p>
+        </w:tc>
+        <w:tc>
+          <w:tcPr>
+            <w:tcW w:type="dxa" w:w="5040"/>
+            <w:vAlign w:val="center"/>
+          </w:tcPr>
+          <w:p>
+            <w:pPr>
+              <w:keepLines/>
+              <w:spacing w:after="0"/>
+            </w:pPr>
+            <w:r>
+              <w:rPr>
+                <w:rFonts w:ascii="Arial" w:hAnsi="Arial" w:eastAsia="Arial"/>
+                <w:sz w:val="18"/>
+              </w:rPr>
+            </w:r>
+            <w:r>
+              <w:rPr>
+                <w:rFonts w:ascii="Arial" w:hAnsi="Arial" w:eastAsia="Arial"/>
+                <w:sz w:val="18"/>
+              </w:rPr>
+              <w:t>route page — หน้าเอกสารที่เกี่ยวข้อง (GET /documents · ปี = required)</w:t>
+            </w:r>
+          </w:p>
+        </w:tc>
+      </w:tr>
+      <w:tr>
+        <w:trPr>
+          <w:cantSplit/>
+        </w:trPr>
+        <w:tc>
+          <w:tcPr>
+            <w:tcW w:type="dxa" w:w="5040"/>
+            <w:vAlign w:val="center"/>
+          </w:tcPr>
+          <w:p>
+            <w:pPr>
+              <w:keepLines/>
+              <w:spacing w:after="0"/>
+            </w:pPr>
+            <w:r>
+              <w:rPr>
+                <w:rFonts w:ascii="Arial" w:hAnsi="Arial" w:eastAsia="Arial"/>
+                <w:sz w:val="18"/>
+              </w:rPr>
+            </w:r>
+            <w:r>
+              <w:rPr>
+                <w:rFonts w:ascii="Arial" w:hAnsi="Arial" w:eastAsia="Arial"/>
+                <w:sz w:val="18"/>
+              </w:rPr>
+              <w:t>src/components/sbpgi/document-lists/DocumentListsForm.tsx</w:t>
+            </w:r>
+          </w:p>
+        </w:tc>
+        <w:tc>
+          <w:tcPr>
+            <w:tcW w:type="dxa" w:w="5040"/>
+            <w:vAlign w:val="center"/>
+          </w:tcPr>
+          <w:p>
+            <w:pPr>
+              <w:keepLines/>
+              <w:spacing w:after="0"/>
+            </w:pPr>
+            <w:r>
+              <w:rPr>
+                <w:rFonts w:ascii="Arial" w:hAnsi="Arial" w:eastAsia="Arial"/>
+                <w:sz w:val="18"/>
+              </w:rPr>
+            </w:r>
+            <w:r>
+              <w:rPr>
+                <w:rFonts w:ascii="Arial" w:hAnsi="Arial" w:eastAsia="Arial"/>
+                <w:sz w:val="18"/>
+              </w:rPr>
+              <w:t>component — ฟอร์ม/ฟิลเตอร์ (react-hook-form + yup + FormInputControl)</w:t>
+            </w:r>
+          </w:p>
+        </w:tc>
+      </w:tr>
+      <w:tr>
+        <w:trPr>
+          <w:cantSplit/>
+        </w:trPr>
+        <w:tc>
+          <w:tcPr>
+            <w:tcW w:type="dxa" w:w="5040"/>
+            <w:vAlign w:val="center"/>
+          </w:tcPr>
+          <w:p>
+            <w:pPr>
+              <w:keepLines/>
+              <w:spacing w:after="0"/>
+            </w:pPr>
+            <w:r>
+              <w:rPr>
+                <w:rFonts w:ascii="Arial" w:hAnsi="Arial" w:eastAsia="Arial"/>
+                <w:sz w:val="18"/>
+              </w:rPr>
+            </w:r>
+            <w:r>
+              <w:rPr>
+                <w:rFonts w:ascii="Arial" w:hAnsi="Arial" w:eastAsia="Arial"/>
+                <w:sz w:val="18"/>
+              </w:rPr>
+              <w:t>src/services/sbpgi/document.service.ts</w:t>
+            </w:r>
+          </w:p>
+        </w:tc>
+        <w:tc>
+          <w:tcPr>
+            <w:tcW w:type="dxa" w:w="5040"/>
+            <w:vAlign w:val="center"/>
+          </w:tcPr>
+          <w:p>
+            <w:pPr>
+              <w:keepLines/>
+              <w:spacing w:after="0"/>
+            </w:pPr>
+            <w:r>
+              <w:rPr>
+                <w:rFonts w:ascii="Arial" w:hAnsi="Arial" w:eastAsia="Arial"/>
+                <w:sz w:val="18"/>
+              </w:rPr>
+            </w:r>
+            <w:r>
+              <w:rPr>
+                <w:rFonts w:ascii="Arial" w:hAnsi="Arial" w:eastAsia="Arial"/>
+                <w:sz w:val="18"/>
+              </w:rPr>
+              <w:t>service — เรียก BFF ผ่าน apiClient (GET)</w:t>
+            </w:r>
+          </w:p>
+        </w:tc>
+      </w:tr>
+      <w:tr>
+        <w:trPr>
+          <w:cantSplit/>
+        </w:trPr>
+        <w:tc>
+          <w:tcPr>
+            <w:tcW w:type="dxa" w:w="5040"/>
+            <w:vAlign w:val="center"/>
+          </w:tcPr>
+          <w:p>
+            <w:pPr>
+              <w:keepLines/>
+              <w:spacing w:after="0"/>
+            </w:pPr>
+            <w:r>
+              <w:rPr>
+                <w:rFonts w:ascii="Arial" w:hAnsi="Arial" w:eastAsia="Arial"/>
+                <w:sz w:val="18"/>
+              </w:rPr>
+            </w:r>
+            <w:r>
+              <w:rPr>
+                <w:rFonts w:ascii="Arial" w:hAnsi="Arial" w:eastAsia="Arial"/>
+                <w:sz w:val="18"/>
+              </w:rPr>
+              <w:t>src/hooks/sbpgi/document.query.ts</w:t>
+            </w:r>
+          </w:p>
+        </w:tc>
+        <w:tc>
+          <w:tcPr>
+            <w:tcW w:type="dxa" w:w="5040"/>
+            <w:vAlign w:val="center"/>
+          </w:tcPr>
+          <w:p>
+            <w:pPr>
+              <w:keepLines/>
+              <w:spacing w:after="0"/>
+            </w:pPr>
+            <w:r>
+              <w:rPr>
+                <w:rFonts w:ascii="Arial" w:hAnsi="Arial" w:eastAsia="Arial"/>
+                <w:sz w:val="18"/>
+              </w:rPr>
+            </w:r>
+            <w:r>
+              <w:rPr>
+                <w:rFonts w:ascii="Arial" w:hAnsi="Arial" w:eastAsia="Arial"/>
+                <w:sz w:val="18"/>
+              </w:rPr>
+              <w:t>hook — query key factory + useQuery/useMutation + invalidate</w:t>
+            </w:r>
+          </w:p>
+        </w:tc>
+      </w:tr>
+      <w:tr>
+        <w:trPr>
+          <w:cantSplit/>
+        </w:trPr>
+        <w:tc>
+          <w:tcPr>
+            <w:tcW w:type="dxa" w:w="5040"/>
+            <w:vAlign w:val="center"/>
+          </w:tcPr>
+          <w:p>
+            <w:pPr>
+              <w:keepLines/>
+              <w:spacing w:after="0"/>
+            </w:pPr>
+            <w:r>
+              <w:rPr>
+                <w:rFonts w:ascii="Arial" w:hAnsi="Arial" w:eastAsia="Arial"/>
+                <w:sz w:val="18"/>
+              </w:rPr>
+            </w:r>
+            <w:r>
+              <w:rPr>
+                <w:rFonts w:ascii="Arial" w:hAnsi="Arial" w:eastAsia="Arial"/>
+                <w:sz w:val="18"/>
+              </w:rPr>
+              <w:t>src/types/sbpgi/document.ts</w:t>
+            </w:r>
+          </w:p>
+        </w:tc>
+        <w:tc>
+          <w:tcPr>
+            <w:tcW w:type="dxa" w:w="5040"/>
+            <w:vAlign w:val="center"/>
+          </w:tcPr>
+          <w:p>
+            <w:pPr>
+              <w:keepLines/>
+              <w:spacing w:after="0"/>
+            </w:pPr>
+            <w:r>
+              <w:rPr>
+                <w:rFonts w:ascii="Arial" w:hAnsi="Arial" w:eastAsia="Arial"/>
+                <w:sz w:val="18"/>
+              </w:rPr>
+            </w:r>
+            <w:r>
+              <w:rPr>
+                <w:rFonts w:ascii="Arial" w:hAnsi="Arial" w:eastAsia="Arial"/>
+                <w:sz w:val="18"/>
+              </w:rPr>
+              <w:t>types — request/response ตาม API contract ของเอกสารนี้</w:t>
+            </w:r>
+          </w:p>
+        </w:tc>
+      </w:tr>
+    </w:tbl>
+    <w:p/>
+    <w:p>
+      <w:pPr>
+        <w:pStyle w:val="Heading3"/>
+        <w:keepNext/>
+        <w:keepLines/>
+        <w:pageBreakBefore w:val="0"/>
+      </w:pPr>
+      <w:r>
+        <w:t>8.2 page.tsx — หน้ารายการ (permission gate + react-query + Table กลาง)</w:t>
+      </w:r>
+    </w:p>
+    <w:p>
+      <w:pPr>
+        <w:keepLines w:val="0"/>
+        <w:ind w:left="288"/>
+      </w:pPr>
+      <w:r>
+        <w:rPr>
+          <w:rFonts w:ascii="Courier New" w:hAnsi="Courier New"/>
+          <w:sz w:val="16"/>
+        </w:rPr>
+        <w:t>'use client';</w:t>
+        <w:br/>
+        <w:t>// หน้ารายการเอกสารรอดำเนินการ (GET /tasks)</w:t>
+        <w:br/>
+        <w:t>// route: /sbpgi/documents/waiting  ·  ต้องมี record ใน GET /menus และสิทธิ์ใน GET /groups/current-user/permissions</w:t>
+        <w:br/>
+        <w:br/>
+        <w:t>import { useState } from 'react';</w:t>
+        <w:br/>
+        <w:t>import { useRouter } from 'next/navigation';</w:t>
+        <w:br/>
+        <w:t>// Table/Column import จาก barrel `@/components/Table` เท่านั้น (table.tsx เป็น named export</w:t>
+        <w:br/>
+        <w:t>// และ re-export `Column = PrimeColumn` ไว้แล้ว — ห้าม import จาก 'primereact/column')</w:t>
+        <w:br/>
+        <w:t>import { Column, Table } from '@/components/Table';</w:t>
+        <w:br/>
+        <w:t>import AccessDenied from '@/components/Permission/AccessDenied';</w:t>
+        <w:br/>
+        <w:t>// permissionStore เป็น named export ของ Zustand store (ไม่มี symbol ชื่อ usePermissionStore ในโปรเจกต์)</w:t>
+        <w:br/>
+        <w:t>import { permissionStore } from '@/stores/permissionStore';</w:t>
+        <w:br/>
+        <w:t>import { apiErrorMessage } from '@/lib/sbpgi/apiError';</w:t>
+        <w:br/>
+        <w:t>import { useTasksQuery } from '@/hooks/sbpgi/document.query';</w:t>
+        <w:br/>
+        <w:t>import type { TasksItem } from '@/types/sbpgi/document';</w:t>
+        <w:br/>
+        <w:br/>
+        <w:t>const PAGE_URL = '/sbpgi/documents/waiting';</w:t>
+        <w:br/>
+        <w:br/>
+        <w:t>export default function DocumentsWaitingPage() {</w:t>
+        <w:br/>
+        <w:t xml:space="preserve">  const router = useRouter();</w:t>
+        <w:br/>
+        <w:t xml:space="preserve">  const { hasPermission, isPermissionLoaded } = permissionStore();</w:t>
+        <w:br/>
+        <w:t xml:space="preserve">  const [query, setQuery] = useState({ page: 1, size: 20 });</w:t>
+        <w:br/>
+        <w:t xml:space="preserve">  // NOTE: เรียก hook ให้ครบก่อน แล้วค่อย early-return (rules of hooks)</w:t>
+        <w:br/>
+        <w:t xml:space="preserve">  const { data, isLoading, isError, error } = useTasksQuery(query);</w:t>
+        <w:br/>
+        <w:br/>
+        <w:t xml:space="preserve">  // รอ permission โหลดเสร็จก่อน ไม่งั้นจะเห็น AccessDenied แว่บหนึ่งทุกครั้งที่เข้าหน้า</w:t>
+        <w:br/>
+        <w:t xml:space="preserve">  if (!isPermissionLoaded) return null;</w:t>
+        <w:br/>
+        <w:t xml:space="preserve">  if (!hasPermission(PAGE_URL, 'canView')) return &lt;AccessDenied /&gt;;</w:t>
+        <w:br/>
+        <w:br/>
+        <w:t xml:space="preserve">  return (</w:t>
+        <w:br/>
+        <w:t xml:space="preserve">    &lt;div className="flex flex-col gap-4 p-4"&gt;</w:t>
+        <w:br/>
+        <w:t xml:space="preserve">      &lt;h1 className="text-xl font-semibold"&gt;{/* TODO: หัวข้อหน้าจอตาม ข้อกำหนดทางธุรกิจ */}&lt;/h1&gt;</w:t>
+        <w:br/>
+        <w:t xml:space="preserve">      {/* TODO: &lt;DocumentListsForm onSearch={(v) =&gt; setQuery((q) =&gt; ({ ...q, ...v, page: 1 }))} /&gt; */}</w:t>
+        <w:br/>
+        <w:t xml:space="preserve">      &lt;Table</w:t>
+        <w:br/>
+        <w:t xml:space="preserve">        value={data?.items ?? []}</w:t>
+        <w:br/>
+        <w:t xml:space="preserve">        loading={isLoading}</w:t>
+        <w:br/>
+        <w:t xml:space="preserve">        lazy</w:t>
+        <w:br/>
+        <w:t xml:space="preserve">        paginator</w:t>
+        <w:br/>
+        <w:t xml:space="preserve">        rows={query.size}</w:t>
+        <w:br/>
+        <w:t xml:space="preserve">        first={(query.page - 1) * query.size}</w:t>
+        <w:br/>
+        <w:t xml:space="preserve">        totalRecords={data?.total ?? 0}</w:t>
+        <w:br/>
+        <w:t xml:space="preserve">        onPage={(e) =&gt; setQuery((q) =&gt; ({ ...q, page: (e.page ?? 0) + 1, size: e.rows ?? q.size }))}</w:t>
+        <w:br/>
+        <w:t xml:space="preserve">        onRowClick={(e) =&gt; router.push(`/sbpgi/documents/${encodeURIComponent((e.data as TasksItem).docNo)}`)}</w:t>
+        <w:br/>
+        <w:t xml:space="preserve">        emptyMessage="ไม่พบข้อมูล"</w:t>
+        <w:br/>
+        <w:t xml:space="preserve">        rowClassName={(row: TasksItem) =&gt; (row.salesDataDays &lt; 60 ? 'flag-red' : '')} // ยอดขายไม่ครบ 60 วัน = แถวผิดปกติ</w:t>
+        <w:br/>
+        <w:t xml:space="preserve">      &gt;</w:t>
+        <w:br/>
+        <w:t xml:space="preserve">        &lt;Column field="roundNo" header="ครั้งที่ (รอบชดเชยของร้าน)" sortable align="right" /&gt;</w:t>
+        <w:br/>
+        <w:t xml:space="preserve">        &lt;Column field="docNo" header="เลขที่เอกสารและลิงก์เปิด detail" sortable /&gt;</w:t>
+        <w:br/>
+        <w:t xml:space="preserve">        &lt;Column field="impactedStoreCode" header="รหัสร้านถูกกระทบ" sortable /&gt;</w:t>
+        <w:br/>
+        <w:t xml:space="preserve">        &lt;Column field="impactedStoreName" header="ชื่อร้านถูกกระทบ" sortable /&gt;</w:t>
+        <w:br/>
+        <w:t xml:space="preserve">        &lt;Column field="regionCode" header="ภาค" sortable /&gt;</w:t>
+        <w:br/>
+        <w:t xml:space="preserve">        &lt;Column field="salesDeclinePercent" header="ยอดขายที่ลดลง (%)" sortable align="right" /&gt;</w:t>
+        <w:br/>
+        <w:t xml:space="preserve">        &lt;Column field="statusCode" header="สถานะ" sortable /&gt;</w:t>
+        <w:br/>
+        <w:t xml:space="preserve">        &lt;Column field="statusName" header="statusName" sortable /&gt;</w:t>
+        <w:br/>
+        <w:t xml:space="preserve">        &lt;Column field="totalCompensationAmount" header="จำนวนเงินที่ชดเชย" sortable align="right" /&gt;</w:t>
+        <w:br/>
+        <w:t xml:space="preserve">        &lt;Column field="daysPending" header="รอ (วัน)" sortable align="right" /&gt;</w:t>
+        <w:br/>
+        <w:t xml:space="preserve">      &lt;/Table&gt;</w:t>
+        <w:br/>
+        <w:t xml:space="preserve">      {isError &amp;&amp; &lt;p className="text-red-600"&gt;{apiErrorMessage(error)}&lt;/p&gt;}</w:t>
+        <w:br/>
+        <w:t xml:space="preserve">    &lt;/div&gt;</w:t>
+        <w:br/>
+        <w:t xml:space="preserve">  );</w:t>
+        <w:br/>
+        <w:t>}</w:t>
+      </w:r>
+    </w:p>
+    <w:p>
+      <w:pPr>
+        <w:pStyle w:val="Heading3"/>
+        <w:keepNext/>
+        <w:keepLines/>
+        <w:pageBreakBefore w:val="0"/>
+      </w:pPr>
+      <w:r>
+        <w:t>8.3 service — `src/services/sbpgi/document.service.ts`</w:t>
+      </w:r>
+    </w:p>
+    <w:p>
+      <w:pPr>
+        <w:keepNext w:val="0"/>
+      </w:pPr>
+      <w:r>
+        <w:t xml:space="preserve">⚠️ </w:t>
+      </w:r>
+      <w:r>
+        <w:rPr>
+          <w:rFonts w:ascii="Courier New" w:hAnsi="Courier New"/>
+        </w:rPr>
+        <w:t>src/services/sbpgi/document.service.ts</w:t>
+      </w:r>
+      <w:r>
+        <w:t xml:space="preserve"> เป็น </w:t>
+      </w:r>
+      <w:r>
+        <w:rPr>
+          <w:b/>
+        </w:rPr>
+        <w:t>ไฟล์ร่วมของโมดูล SBPGI</w:t>
+      </w:r>
+      <w:r>
+        <w:t xml:space="preserve"> (เอกสาร FE หลายฉบับที่ใช้ domain </w:t>
+      </w:r>
+      <w:r>
+        <w:rPr>
+          <w:rFonts w:ascii="Courier New" w:hAnsi="Courier New"/>
+        </w:rPr>
+        <w:t>document</w:t>
+      </w:r>
+      <w:r>
+        <w:t xml:space="preserve"> ประกาศไฟล์นี้เหมือนกัน) — เวลา implement ให้ </w:t>
+      </w:r>
+      <w:r>
+        <w:rPr>
+          <w:b/>
+        </w:rPr>
+        <w:t>merge เพิ่ม</w:t>
+      </w:r>
+      <w:r>
+        <w:t xml:space="preserve"> เข้าไฟล์เดิม ห้ามเขียนทับทั้งไฟล์ มิฉะนั้น type/function ของเอกสารฉบับก่อนหน้าจะหายไปเงียบ ๆ</w:t>
+      </w:r>
+    </w:p>
+    <w:p>
+      <w:pPr>
+        <w:keepLines w:val="0"/>
+        <w:ind w:left="288"/>
+      </w:pPr>
+      <w:r>
+        <w:rPr>
+          <w:rFonts w:ascii="Courier New" w:hAnsi="Courier New"/>
+          <w:sz w:val="16"/>
+        </w:rPr>
+        <w:t>// src/services/sbpgi/document.service.ts</w:t>
+        <w:br/>
+        <w:t>// apiClient = axios instance กลาง (baseURL = bffUrl ซึ่งรวม /api/v1 แล้ว, withCredentials, refresh-token interceptor, global loading)</w:t>
+        <w:br/>
+        <w:t>// ห้ามสร้าง axios instance ใหม่ และห้าม set Authorization header เอง — session อยู่ใน httpOnly cookie ของ BFF</w:t>
+        <w:br/>
+        <w:br/>
+        <w:t>import apiClient from '@/lib/apiClient';</w:t>
+        <w:br/>
+        <w:t>import type { ApiResponse, PageResponse } from '@/types/sbpgi/common';</w:t>
+        <w:br/>
+        <w:t>import type * as T from '@/types/sbpgi/document';</w:t>
+        <w:br/>
+        <w:br/>
+        <w:t>/** GET /api/v1/tasks — รายการเอกสารรอดำเนินการ */</w:t>
+        <w:br/>
+        <w:t>export async function getTasks(params: T.TasksParams): Promise&lt;PageResponse&lt;T.TasksItem&gt;&gt; {</w:t>
+        <w:br/>
+        <w:t xml:space="preserve">  const { data } = await apiClient.get&lt;ApiResponse&lt;PageResponse&lt;T.TasksItem&gt;&gt;&gt;('/tasks', { params });</w:t>
+        <w:br/>
+        <w:t xml:space="preserve">  return data.data;</w:t>
+        <w:br/>
+        <w:t>}</w:t>
+        <w:br/>
+        <w:br/>
+        <w:t>/** GET /api/v1/documents — ค้นหาเอกสารที่เกี่ยวข้อง ต้องระบุปี */</w:t>
+        <w:br/>
+        <w:t>export async function getDocuments(params: T.DocumentsParams): Promise&lt;PageResponse&lt;T.DocumentsItem&gt;&gt; {</w:t>
+        <w:br/>
+        <w:t xml:space="preserve">  const { data } = await apiClient.get&lt;ApiResponse&lt;PageResponse&lt;T.DocumentsItem&gt;&gt;&gt;('/documents', { params });</w:t>
+        <w:br/>
+        <w:t xml:space="preserve">  return data.data;</w:t>
+        <w:br/>
+        <w:t>}</w:t>
+        <w:br/>
+        <w:br/>
+        <w:t>// TODO: ยืนยันกับทีม BFF ว่า unwrap envelope { success, data } ที่ชั้นไหน (BFF หรือ FE)</w:t>
+      </w:r>
+    </w:p>
+    <w:p>
+      <w:pPr>
+        <w:pStyle w:val="Heading3"/>
+        <w:keepNext/>
+        <w:keepLines/>
+        <w:pageBreakBefore w:val="0"/>
+      </w:pPr>
+      <w:r>
+        <w:t>8.4 types — `src/types/sbpgi/document.ts`</w:t>
+      </w:r>
+    </w:p>
+    <w:p>
+      <w:pPr>
+        <w:keepNext w:val="0"/>
+      </w:pPr>
+      <w:r>
+        <w:t xml:space="preserve">⚠️ </w:t>
+      </w:r>
+      <w:r>
+        <w:rPr>
+          <w:rFonts w:ascii="Courier New" w:hAnsi="Courier New"/>
+        </w:rPr>
+        <w:t>src/types/sbpgi/document.ts</w:t>
+      </w:r>
+      <w:r>
+        <w:t xml:space="preserve"> เป็น </w:t>
+      </w:r>
+      <w:r>
+        <w:rPr>
+          <w:b/>
+        </w:rPr>
+        <w:t>ไฟล์ร่วมของโมดูล SBPGI</w:t>
+      </w:r>
+      <w:r>
+        <w:t xml:space="preserve"> (เอกสาร FE หลายฉบับที่ใช้ domain </w:t>
+      </w:r>
+      <w:r>
+        <w:rPr>
+          <w:rFonts w:ascii="Courier New" w:hAnsi="Courier New"/>
+        </w:rPr>
+        <w:t>document</w:t>
+      </w:r>
+      <w:r>
+        <w:t xml:space="preserve"> ประกาศไฟล์นี้เหมือนกัน) — เวลา implement ให้ </w:t>
+      </w:r>
+      <w:r>
+        <w:rPr>
+          <w:b/>
+        </w:rPr>
+        <w:t>merge เพิ่ม</w:t>
+      </w:r>
+      <w:r>
+        <w:t xml:space="preserve"> เข้าไฟล์เดิม ห้ามเขียนทับทั้งไฟล์ มิฉะนั้น type/function ของเอกสารฉบับก่อนหน้าจะหายไปเงียบ ๆ</w:t>
+      </w:r>
+    </w:p>
+    <w:p>
+      <w:pPr>
+        <w:keepLines w:val="0"/>
+        <w:ind w:left="288"/>
+      </w:pPr>
+      <w:r>
+        <w:rPr>
+          <w:rFonts w:ascii="Courier New" w:hAnsi="Courier New"/>
+          <w:sz w:val="16"/>
+        </w:rPr>
+        <w:t>// src/types/sbpgi/document.ts — ตรงกับตาราง API ในเอกสารนี้</w:t>
+        <w:br/>
+        <w:t>// วันที่/เดือนใน payload เป็น ค.ศ. (ISO) เสมอ — แปลงเป็น พ.ศ. เฉพาะตอน display</w:t>
+        <w:br/>
+        <w:br/>
+        <w:t>import type { PageResponse } from '@/types/sbpgi/common';</w:t>
+        <w:br/>
+        <w:br/>
+        <w:t>/** GET /api/v1/tasks — request */</w:t>
+        <w:br/>
+        <w:t>export interface TasksParams {</w:t>
+        <w:br/>
+        <w:t xml:space="preserve">  page?: number;</w:t>
+        <w:br/>
+        <w:t xml:space="preserve">  size?: number;</w:t>
+        <w:br/>
+        <w:t xml:space="preserve">  status?: string;</w:t>
+        <w:br/>
+        <w:t>}</w:t>
+        <w:br/>
+        <w:br/>
+        <w:t>/** GET /api/v1/tasks — 1 แถวในตาราง */</w:t>
+        <w:br/>
+        <w:t>export interface TasksItem {</w:t>
+        <w:br/>
+        <w:t xml:space="preserve">  roundNo: number;</w:t>
+        <w:br/>
+        <w:t xml:space="preserve">  docNo: string;</w:t>
+        <w:br/>
+        <w:t xml:space="preserve">  impactedStoreCode: string;</w:t>
+        <w:br/>
+        <w:t xml:space="preserve">  impactedStoreName: string;</w:t>
+        <w:br/>
+        <w:t xml:space="preserve">  regionCode: string;</w:t>
+        <w:br/>
+        <w:t xml:space="preserve">  salesDeclinePercent: number;</w:t>
+        <w:br/>
+        <w:t xml:space="preserve">  statusCode: string;</w:t>
+        <w:br/>
+        <w:t xml:space="preserve">  statusName: string;</w:t>
+        <w:br/>
+        <w:t xml:space="preserve">  totalCompensationAmount: number;</w:t>
+        <w:br/>
+        <w:t xml:space="preserve">  daysPending: number;</w:t>
+        <w:br/>
+        <w:t xml:space="preserve">  salesDataDays: number;</w:t>
+        <w:br/>
+        <w:t>}</w:t>
+        <w:br/>
+        <w:t>export type TasksListResponse = PageResponse&lt;TasksItem&gt;;</w:t>
+        <w:br/>
+        <w:br/>
+        <w:t>/** GET /api/v1/documents — request */</w:t>
+        <w:br/>
+        <w:t>export interface DocumentsParams {</w:t>
+        <w:br/>
+        <w:t xml:space="preserve">  year?: number;</w:t>
+        <w:br/>
+        <w:t xml:space="preserve">  page?: number;</w:t>
+        <w:br/>
+        <w:t xml:space="preserve">  size?: number;</w:t>
+        <w:br/>
+        <w:t>}</w:t>
+        <w:br/>
+        <w:br/>
+        <w:t>/** GET /api/v1/documents — 1 แถวในตาราง */</w:t>
+        <w:br/>
+        <w:t>export interface DocumentsItem {</w:t>
+        <w:br/>
+        <w:t xml:space="preserve">  roundNo: number;</w:t>
+        <w:br/>
+        <w:t xml:space="preserve">  docNo: string;</w:t>
+        <w:br/>
+        <w:t xml:space="preserve">  impactedStoreCode: string;</w:t>
+        <w:br/>
+        <w:t xml:space="preserve">  impactedStoreName: string;</w:t>
+        <w:br/>
+        <w:t xml:space="preserve">  regionCode: string;</w:t>
+        <w:br/>
+        <w:t xml:space="preserve">  salesDeclinePercent: number;</w:t>
+        <w:br/>
+        <w:t xml:space="preserve">  statusCode: string;</w:t>
+        <w:br/>
+        <w:t xml:space="preserve">  statusName: string;</w:t>
+        <w:br/>
+        <w:t xml:space="preserve">  totalCompensationAmount: number;</w:t>
+        <w:br/>
+        <w:t xml:space="preserve">  daysPending: number;</w:t>
+        <w:br/>
+        <w:t xml:space="preserve">  salesDataDays: number;</w:t>
+        <w:br/>
+        <w:t>}</w:t>
+        <w:br/>
+        <w:t>export type DocumentsListResponse = PageResponse&lt;DocumentsItem&gt;;</w:t>
+        <w:br/>
+        <w:br/>
+        <w:t>// TODO: ใส่ nullable / required ให้ตรงกับ contract ฉบับล่าสุดของ BE</w:t>
+      </w:r>
+    </w:p>
+    <w:p>
+      <w:pPr>
+        <w:pStyle w:val="Heading3"/>
+        <w:keepNext/>
+        <w:keepLines/>
+        <w:pageBreakBefore w:val="0"/>
+      </w:pPr>
+      <w:r>
+        <w:t>8.5 react-query keys + hooks — `src/hooks/sbpgi/document.query.ts`</w:t>
+      </w:r>
+    </w:p>
+    <w:p>
+      <w:pPr>
+        <w:keepNext w:val="0"/>
+      </w:pPr>
+      <w:r>
+        <w:t xml:space="preserve">⚠️ </w:t>
+      </w:r>
+      <w:r>
+        <w:rPr>
+          <w:rFonts w:ascii="Courier New" w:hAnsi="Courier New"/>
+        </w:rPr>
+        <w:t>src/hooks/sbpgi/document.query.ts</w:t>
+      </w:r>
+      <w:r>
+        <w:t xml:space="preserve"> เป็น </w:t>
+      </w:r>
+      <w:r>
+        <w:rPr>
+          <w:b/>
+        </w:rPr>
+        <w:t>ไฟล์ร่วมของโมดูล SBPGI</w:t>
+      </w:r>
+      <w:r>
+        <w:t xml:space="preserve"> (เอกสาร FE หลายฉบับที่ใช้ domain </w:t>
+      </w:r>
+      <w:r>
+        <w:rPr>
+          <w:rFonts w:ascii="Courier New" w:hAnsi="Courier New"/>
+        </w:rPr>
+        <w:t>document</w:t>
+      </w:r>
+      <w:r>
+        <w:t xml:space="preserve"> ประกาศไฟล์นี้เหมือนกัน) — เวลา implement ให้ </w:t>
+      </w:r>
+      <w:r>
+        <w:rPr>
+          <w:b/>
+        </w:rPr>
+        <w:t>merge เพิ่ม</w:t>
+      </w:r>
+      <w:r>
+        <w:t xml:space="preserve"> เข้าไฟล์เดิม ห้ามเขียนทับทั้งไฟล์ มิฉะนั้น type/function ของเอกสารฉบับก่อนหน้าจะหายไปเงียบ ๆ</w:t>
+      </w:r>
+    </w:p>
+    <w:p>
+      <w:pPr>
+        <w:keepLines w:val="0"/>
+        <w:ind w:left="288"/>
+      </w:pPr>
+      <w:r>
+        <w:rPr>
+          <w:rFonts w:ascii="Courier New" w:hAnsi="Courier New"/>
+          <w:sz w:val="16"/>
+        </w:rPr>
+        <w:t>// src/hooks/sbpgi/document.query.ts</w:t>
+        <w:br/>
+        <w:t>import { useQuery } from '@tanstack/react-query';</w:t>
+        <w:br/>
+        <w:t>import * as api from '@/services/sbpgi/document.service';</w:t>
+        <w:br/>
+        <w:t>import type * as T from '@/types/sbpgi/document';</w:t>
+        <w:br/>
+        <w:br/>
+        <w:t>export const documentKeys = {</w:t>
+        <w:br/>
+        <w:t xml:space="preserve">  all: ['sbpgi', 'document'] as const,</w:t>
+        <w:br/>
+        <w:t xml:space="preserve">  tasks: (params?: T.TasksParams | null) =&gt; [...documentKeys.all, 'tasks', params] as const,</w:t>
+        <w:br/>
+        <w:t xml:space="preserve">  documents: (params?: T.DocumentsParams | null) =&gt; [...documentKeys.all, 'documents', params] as const,</w:t>
+        <w:br/>
+        <w:t>};</w:t>
+        <w:br/>
+        <w:br/>
+        <w:t>export function useTasksQuery(params?: T.TasksParams | null) {</w:t>
+        <w:br/>
+        <w:t xml:space="preserve">  return useQuery({</w:t>
+        <w:br/>
+        <w:t xml:space="preserve">    queryKey: documentKeys.tasks(params),</w:t>
+        <w:br/>
+        <w:t xml:space="preserve">    queryFn: () =&gt; api.getTasks(params!),</w:t>
+        <w:br/>
+        <w:t xml:space="preserve">    enabled: !!params, // ยังไม่ยิงจนกว่าจะมีพารามิเตอร์ครบ</w:t>
+        <w:br/>
+        <w:t xml:space="preserve">    staleTime: 30_000, // TODO: ปรับตามความถี่ของข้อมูลหน้านี้</w:t>
+        <w:br/>
+        <w:t xml:space="preserve">  });</w:t>
+        <w:br/>
+        <w:t>}</w:t>
+        <w:br/>
+        <w:br/>
+        <w:t>export function useDocumentsQuery(params?: T.DocumentsParams | null) {</w:t>
+        <w:br/>
+        <w:t xml:space="preserve">  return useQuery({</w:t>
+        <w:br/>
+        <w:t xml:space="preserve">    queryKey: documentKeys.documents(params),</w:t>
+        <w:br/>
+        <w:t xml:space="preserve">    queryFn: () =&gt; api.getDocuments(params!),</w:t>
+        <w:br/>
+        <w:t xml:space="preserve">    enabled: !!params, // ยังไม่ยิงจนกว่าจะมีพารามิเตอร์ครบ</w:t>
+        <w:br/>
+        <w:t xml:space="preserve">    staleTime: 30_000, // TODO: ปรับตามความถี่ของข้อมูลหน้านี้</w:t>
+        <w:br/>
+        <w:t xml:space="preserve">  });</w:t>
+        <w:br/>
+        <w:t>}</w:t>
+      </w:r>
+    </w:p>
+    <w:p>
+      <w:pPr>
+        <w:pStyle w:val="Heading3"/>
+        <w:keepNext/>
+        <w:keepLines/>
+        <w:pageBreakBefore w:val="0"/>
+      </w:pPr>
+      <w:r>
+        <w:t>8.6 ฟอร์ม + validation — `src/components/sbpgi/document-lists/DocumentListsForm.tsx`</w:t>
+      </w:r>
+    </w:p>
+    <w:p>
+      <w:pPr>
+        <w:keepLines w:val="0"/>
+        <w:ind w:left="288"/>
+      </w:pPr>
+      <w:r>
+        <w:rPr>
+          <w:rFonts w:ascii="Courier New" w:hAnsi="Courier New"/>
+          <w:sz w:val="16"/>
+        </w:rPr>
+        <w:t>'use client';</w:t>
+        <w:br/>
+        <w:t>// DocumentListsForm — ฟอร์มของ "LLDD FE - Document Lists" (ฟิลด์/validation ตามตารางฟิลด์ในเอกสารนี้)</w:t>
+        <w:br/>
+        <w:t>// ผูก react-hook-form ด้วย FormInputControl (components/Form/Layout/form-input-control.tsx)</w:t>
+        <w:br/>
+        <w:t>// — InputText เองไม่รับ prop name/control/label/error (extends PrimeInputTextProps เท่านั้น)</w:t>
+        <w:br/>
+        <w:br/>
+        <w:t>import { useForm } from 'react-hook-form';</w:t>
+        <w:br/>
+        <w:t>import { yupResolver } from '@hookform/resolvers/yup';</w:t>
+        <w:br/>
+        <w:t>import * as yup from 'yup';</w:t>
+        <w:br/>
+        <w:t>import { FormInputControl, InputText } from '@/components/Form';</w:t>
+        <w:br/>
+        <w:br/>
+        <w:t>export interface DocumentListsFormValue {</w:t>
+        <w:br/>
+        <w:t xml:space="preserve">  docNo: string;</w:t>
+        <w:br/>
+        <w:t xml:space="preserve">  year: string;</w:t>
+        <w:br/>
+        <w:t xml:space="preserve">  status: string;</w:t>
+        <w:br/>
+        <w:t>}</w:t>
+        <w:br/>
+        <w:br/>
+        <w:t>// TODO: แทนข้อความ validation ด้วยข้อความ verbatim จาก ข้อกำหนดทางธุรกิจ ก่อน UAT</w:t>
+        <w:br/>
+        <w:t>const schema = yup.object({</w:t>
+        <w:br/>
+        <w:t xml:space="preserve">  docNo: yup.string().matches(/^\d{4}\/\d{5}$/, 'เลขที่เอกสารต้องเป็น YYYY/xxxxx (พ.ศ.)'), // ถ้าคลิก row ส่งไป detail</w:t>
+        <w:br/>
+        <w:t xml:space="preserve">  year: yup.string().required('กรุณาระบุ year'), // default current year</w:t>
+        <w:br/>
+        <w:t xml:space="preserve">  status: yup.string(), // ใช้ filter chip</w:t>
+        <w:br/>
+        <w:t>});</w:t>
+        <w:br/>
+        <w:br/>
+        <w:t>export default function DocumentListsForm({ defaultValues, onSubmit }: {</w:t>
+        <w:br/>
+        <w:t xml:space="preserve">  defaultValues?: Partial&lt;DocumentListsFormValue&gt;;</w:t>
+        <w:br/>
+        <w:t xml:space="preserve">  onSubmit: (values: DocumentListsFormValue) =&gt; void;</w:t>
+        <w:br/>
+        <w:t>}) {</w:t>
+        <w:br/>
+        <w:t xml:space="preserve">  const { control, handleSubmit, reset } = useForm&lt;DocumentListsFormValue&gt;({</w:t>
+        <w:br/>
+        <w:t xml:space="preserve">    resolver: yupResolver(schema) as never,</w:t>
+        <w:br/>
+        <w:t xml:space="preserve">    defaultValues: defaultValues as DocumentListsFormValue,</w:t>
+        <w:br/>
+        <w:t xml:space="preserve">    mode: 'onSubmit',</w:t>
+        <w:br/>
+        <w:t xml:space="preserve">  });</w:t>
+        <w:br/>
+        <w:br/>
+        <w:t xml:space="preserve">  return (</w:t>
+        <w:br/>
+        <w:t xml:space="preserve">    &lt;form onSubmit={handleSubmit(onSubmit)} className="grid grid-cols-1 gap-3 md:grid-cols-3"&gt;</w:t>
+        <w:br/>
+        <w:t xml:space="preserve">      &lt;FormInputControl name="docNo" control={control} input={InputText} label="docNo" /&gt;</w:t>
+        <w:br/>
+        <w:t xml:space="preserve">      &lt;FormInputControl name="year" control={control} input={InputText} label="year" /&gt;</w:t>
+        <w:br/>
+        <w:t xml:space="preserve">      &lt;FormInputControl name="status" control={control} input={InputText} label="status" /&gt;</w:t>
+        <w:br/>
+        <w:t xml:space="preserve">      {/* TODO: ปรับ input ให้ตรงชนิดข้อมูล (Dropdown / DatePicker / MultiSelect) ตามตารางฟิลด์ */}</w:t>
+        <w:br/>
+        <w:t xml:space="preserve">      &lt;div className="col-span-full flex justify-end gap-2"&gt;</w:t>
+        <w:br/>
+        <w:t xml:space="preserve">        &lt;button type="submit" className="btn btn-primary"&gt;</w:t>
+        <w:br/>
+        <w:t xml:space="preserve">          ค้นหาข้อมูล</w:t>
+        <w:br/>
+        <w:t xml:space="preserve">        &lt;/button&gt;</w:t>
+        <w:br/>
+        <w:t xml:space="preserve">        &lt;button type="button" className="btn btn-secondary" onClick={() =&gt; reset()}&gt;</w:t>
+        <w:br/>
+        <w:t xml:space="preserve">          เคลียร์ค่าเริ่มใหม่</w:t>
+        <w:br/>
+        <w:t xml:space="preserve">        &lt;/button&gt;</w:t>
+        <w:br/>
+        <w:t xml:space="preserve">      &lt;/div&gt;</w:t>
+        <w:br/>
+        <w:t xml:space="preserve">    &lt;/form&gt;</w:t>
+        <w:br/>
+        <w:t xml:space="preserve">  );</w:t>
+        <w:br/>
+        <w:t>}</w:t>
+      </w:r>
+    </w:p>
+    <w:p>
+      <w:pPr>
+        <w:pStyle w:val="ListBullet"/>
+        <w:keepLines/>
+      </w:pPr>
+      <w:r>
+        <w:t xml:space="preserve">ทุกหน้าเช็คสิทธิ์ด้วย </w:t>
+      </w:r>
+      <w:r>
+        <w:rPr>
+          <w:rFonts w:ascii="Courier New" w:hAnsi="Courier New"/>
+        </w:rPr>
+        <w:t>permissionStore.hasPermission(url, 'canView'|'canManage'|'canExport'|'canOther')</w:t>
+      </w:r>
+      <w:r>
+        <w:t xml:space="preserve"> แล้ว render </w:t>
+      </w:r>
+      <w:r>
+        <w:rPr>
+          <w:rFonts w:ascii="Courier New" w:hAnsi="Courier New"/>
+        </w:rPr>
+        <w:t>&lt;AccessDenied /&gt;</w:t>
+      </w:r>
+      <w:r>
+        <w:t xml:space="preserve"> เมื่อไม่มีสิทธิ์</w:t>
+      </w:r>
+    </w:p>
+    <w:p>
+      <w:pPr>
+        <w:pStyle w:val="ListBullet"/>
+        <w:keepLines/>
+      </w:pPr>
+      <w:r>
+        <w:t xml:space="preserve">เมนู/สิทธิ์มาจาก </w:t>
+      </w:r>
+      <w:r>
+        <w:rPr>
+          <w:rFonts w:ascii="Courier New" w:hAnsi="Courier New"/>
+        </w:rPr>
+        <w:t>GET /menus</w:t>
+      </w:r>
+      <w:r>
+        <w:t xml:space="preserve"> และ </w:t>
+      </w:r>
+      <w:r>
+        <w:rPr>
+          <w:rFonts w:ascii="Courier New" w:hAnsi="Courier New"/>
+        </w:rPr>
+        <w:t>GET /groups/current-user/permissions</w:t>
+      </w:r>
+      <w:r>
+        <w:t xml:space="preserve"> — ห้าม hardcode role หรือรายการเมนูใน FE</w:t>
+      </w:r>
+    </w:p>
+    <w:p>
+      <w:pPr>
+        <w:pStyle w:val="ListBullet"/>
+        <w:keepLines/>
+      </w:pPr>
+      <w:r>
+        <w:t>session อยู่ใน httpOnly cookie ของ BFF (</w:t>
+      </w:r>
+      <w:r>
+        <w:rPr>
+          <w:rFonts w:ascii="Courier New" w:hAnsi="Courier New"/>
+        </w:rPr>
+        <w:t>withCredentials: true</w:t>
+      </w:r>
+      <w:r>
+        <w:t>) — FE ไม่เก็บและไม่แนบ token เอง</w:t>
+      </w:r>
+    </w:p>
+    <w:p>
+      <w:pPr>
+        <w:pStyle w:val="ListBullet"/>
+        <w:keepLines/>
+      </w:pPr>
+      <w:r>
+        <w:t>payload ใช้วันที่ ค.ศ. เสมอ; แปลงเป็น พ.ศ. เฉพาะตอนแสดงผลผ่าน formatter กลางจุดเดียว</w:t>
+      </w:r>
+    </w:p>
+    <w:p>
+      <w:pPr>
+        <w:pStyle w:val="ListBullet"/>
+        <w:keepLines/>
+      </w:pPr>
+      <w:r>
+        <w:t xml:space="preserve">ข้อความ error แสดงจาก </w:t>
+      </w:r>
+      <w:r>
+        <w:rPr>
+          <w:rFonts w:ascii="Courier New" w:hAnsi="Courier New"/>
+        </w:rPr>
+        <w:t>error.message</w:t>
+      </w:r>
+      <w:r>
+        <w:t xml:space="preserve"> ของ BE ตรง ๆ (ห้าม paraphrase) — fallback ใช้เฉพาะกรณี network error</w:t>
+      </w:r>
+    </w:p>
     <w:p>
       <w:pPr>
         <w:pStyle w:val="Heading1"/>
@@ -8449,11 +10859,15 @@
               <w:keepLines/>
               <w:spacing w:after="0"/>
             </w:pPr>
-            <w:r/>
-            <w:r>
-              <w:rPr>
-                <w:rFonts w:ascii="Arial" w:hAnsi="Arial" w:eastAsia="Arial"/>
-                <w:b w:val="0"/>
+            <w:r>
+              <w:rPr>
+                <w:rFonts w:ascii="Arial" w:hAnsi="Arial" w:eastAsia="Arial"/>
+                <w:sz w:val="18"/>
+              </w:rPr>
+            </w:r>
+            <w:r>
+              <w:rPr>
+                <w:rFonts w:ascii="Arial" w:hAnsi="Arial" w:eastAsia="Arial"/>
                 <w:sz w:val="18"/>
               </w:rPr>
               <w:t>1</w:t>
@@ -8470,11 +10884,15 @@
               <w:keepLines/>
               <w:spacing w:after="0"/>
             </w:pPr>
-            <w:r/>
-            <w:r>
-              <w:rPr>
-                <w:rFonts w:ascii="Arial" w:hAnsi="Arial" w:eastAsia="Arial"/>
-                <w:b w:val="0"/>
+            <w:r>
+              <w:rPr>
+                <w:rFonts w:ascii="Arial" w:hAnsi="Arial" w:eastAsia="Arial"/>
+                <w:sz w:val="18"/>
+              </w:rPr>
+            </w:r>
+            <w:r>
+              <w:rPr>
+                <w:rFonts w:ascii="Arial" w:hAnsi="Arial" w:eastAsia="Arial"/>
                 <w:sz w:val="18"/>
               </w:rPr>
               <w:t>Read route mode</w:t>
@@ -8496,11 +10914,15 @@
               <w:keepLines/>
               <w:spacing w:after="0"/>
             </w:pPr>
-            <w:r/>
-            <w:r>
-              <w:rPr>
-                <w:rFonts w:ascii="Arial" w:hAnsi="Arial" w:eastAsia="Arial"/>
-                <w:b w:val="0"/>
+            <w:r>
+              <w:rPr>
+                <w:rFonts w:ascii="Arial" w:hAnsi="Arial" w:eastAsia="Arial"/>
+                <w:sz w:val="18"/>
+              </w:rPr>
+            </w:r>
+            <w:r>
+              <w:rPr>
+                <w:rFonts w:ascii="Arial" w:hAnsi="Arial" w:eastAsia="Arial"/>
                 <w:sz w:val="18"/>
               </w:rPr>
               <w:t>2</w:t>
@@ -8517,11 +10939,15 @@
               <w:keepLines/>
               <w:spacing w:after="0"/>
             </w:pPr>
-            <w:r/>
-            <w:r>
-              <w:rPr>
-                <w:rFonts w:ascii="Arial" w:hAnsi="Arial" w:eastAsia="Arial"/>
-                <w:b w:val="0"/>
+            <w:r>
+              <w:rPr>
+                <w:rFonts w:ascii="Arial" w:hAnsi="Arial" w:eastAsia="Arial"/>
+                <w:sz w:val="18"/>
+              </w:rPr>
+            </w:r>
+            <w:r>
+              <w:rPr>
+                <w:rFonts w:ascii="Arial" w:hAnsi="Arial" w:eastAsia="Arial"/>
                 <w:sz w:val="18"/>
               </w:rPr>
               <w:t>Bind filter values</w:t>
@@ -8543,11 +10969,15 @@
               <w:keepLines/>
               <w:spacing w:after="0"/>
             </w:pPr>
-            <w:r/>
-            <w:r>
-              <w:rPr>
-                <w:rFonts w:ascii="Arial" w:hAnsi="Arial" w:eastAsia="Arial"/>
-                <w:b w:val="0"/>
+            <w:r>
+              <w:rPr>
+                <w:rFonts w:ascii="Arial" w:hAnsi="Arial" w:eastAsia="Arial"/>
+                <w:sz w:val="18"/>
+              </w:rPr>
+            </w:r>
+            <w:r>
+              <w:rPr>
+                <w:rFonts w:ascii="Arial" w:hAnsi="Arial" w:eastAsia="Arial"/>
                 <w:sz w:val="18"/>
               </w:rPr>
               <w:t>3</w:t>
@@ -8564,11 +10994,15 @@
               <w:keepLines/>
               <w:spacing w:after="0"/>
             </w:pPr>
-            <w:r/>
-            <w:r>
-              <w:rPr>
-                <w:rFonts w:ascii="Arial" w:hAnsi="Arial" w:eastAsia="Arial"/>
-                <w:b w:val="0"/>
+            <w:r>
+              <w:rPr>
+                <w:rFonts w:ascii="Arial" w:hAnsi="Arial" w:eastAsia="Arial"/>
+                <w:sz w:val="18"/>
+              </w:rPr>
+            </w:r>
+            <w:r>
+              <w:rPr>
+                <w:rFonts w:ascii="Arial" w:hAnsi="Arial" w:eastAsia="Arial"/>
                 <w:sz w:val="18"/>
               </w:rPr>
               <w:t>Call list API</w:t>
@@ -8590,11 +11024,15 @@
               <w:keepLines/>
               <w:spacing w:after="0"/>
             </w:pPr>
-            <w:r/>
-            <w:r>
-              <w:rPr>
-                <w:rFonts w:ascii="Arial" w:hAnsi="Arial" w:eastAsia="Arial"/>
-                <w:b w:val="0"/>
+            <w:r>
+              <w:rPr>
+                <w:rFonts w:ascii="Arial" w:hAnsi="Arial" w:eastAsia="Arial"/>
+                <w:sz w:val="18"/>
+              </w:rPr>
+            </w:r>
+            <w:r>
+              <w:rPr>
+                <w:rFonts w:ascii="Arial" w:hAnsi="Arial" w:eastAsia="Arial"/>
                 <w:sz w:val="18"/>
               </w:rPr>
               <w:t>4</w:t>
@@ -8611,11 +11049,15 @@
               <w:keepLines/>
               <w:spacing w:after="0"/>
             </w:pPr>
-            <w:r/>
-            <w:r>
-              <w:rPr>
-                <w:rFonts w:ascii="Arial" w:hAnsi="Arial" w:eastAsia="Arial"/>
-                <w:b w:val="0"/>
+            <w:r>
+              <w:rPr>
+                <w:rFonts w:ascii="Arial" w:hAnsi="Arial" w:eastAsia="Arial"/>
+                <w:sz w:val="18"/>
+              </w:rPr>
+            </w:r>
+            <w:r>
+              <w:rPr>
+                <w:rFonts w:ascii="Arial" w:hAnsi="Arial" w:eastAsia="Arial"/>
                 <w:sz w:val="18"/>
               </w:rPr>
               <w:t>Render table</w:t>
@@ -8637,11 +11079,15 @@
               <w:keepLines/>
               <w:spacing w:after="0"/>
             </w:pPr>
-            <w:r/>
-            <w:r>
-              <w:rPr>
-                <w:rFonts w:ascii="Arial" w:hAnsi="Arial" w:eastAsia="Arial"/>
-                <w:b w:val="0"/>
+            <w:r>
+              <w:rPr>
+                <w:rFonts w:ascii="Arial" w:hAnsi="Arial" w:eastAsia="Arial"/>
+                <w:sz w:val="18"/>
+              </w:rPr>
+            </w:r>
+            <w:r>
+              <w:rPr>
+                <w:rFonts w:ascii="Arial" w:hAnsi="Arial" w:eastAsia="Arial"/>
                 <w:sz w:val="18"/>
               </w:rPr>
               <w:t>5</w:t>
@@ -8658,11 +11104,15 @@
               <w:keepLines/>
               <w:spacing w:after="0"/>
             </w:pPr>
-            <w:r/>
-            <w:r>
-              <w:rPr>
-                <w:rFonts w:ascii="Arial" w:hAnsi="Arial" w:eastAsia="Arial"/>
-                <w:b w:val="0"/>
+            <w:r>
+              <w:rPr>
+                <w:rFonts w:ascii="Arial" w:hAnsi="Arial" w:eastAsia="Arial"/>
+                <w:sz w:val="18"/>
+              </w:rPr>
+            </w:r>
+            <w:r>
+              <w:rPr>
+                <w:rFonts w:ascii="Arial" w:hAnsi="Arial" w:eastAsia="Arial"/>
                 <w:sz w:val="18"/>
               </w:rPr>
               <w:t>Apply abnormal row style</w:t>
@@ -8684,11 +11134,15 @@
               <w:keepLines/>
               <w:spacing w:after="0"/>
             </w:pPr>
-            <w:r/>
-            <w:r>
-              <w:rPr>
-                <w:rFonts w:ascii="Arial" w:hAnsi="Arial" w:eastAsia="Arial"/>
-                <w:b w:val="0"/>
+            <w:r>
+              <w:rPr>
+                <w:rFonts w:ascii="Arial" w:hAnsi="Arial" w:eastAsia="Arial"/>
+                <w:sz w:val="18"/>
+              </w:rPr>
+            </w:r>
+            <w:r>
+              <w:rPr>
+                <w:rFonts w:ascii="Arial" w:hAnsi="Arial" w:eastAsia="Arial"/>
                 <w:sz w:val="18"/>
               </w:rPr>
               <w:t>6</w:t>
@@ -8705,11 +11159,15 @@
               <w:keepLines/>
               <w:spacing w:after="0"/>
             </w:pPr>
-            <w:r/>
-            <w:r>
-              <w:rPr>
-                <w:rFonts w:ascii="Arial" w:hAnsi="Arial" w:eastAsia="Arial"/>
-                <w:b w:val="0"/>
+            <w:r>
+              <w:rPr>
+                <w:rFonts w:ascii="Arial" w:hAnsi="Arial" w:eastAsia="Arial"/>
+                <w:sz w:val="18"/>
+              </w:rPr>
+            </w:r>
+            <w:r>
+              <w:rPr>
+                <w:rFonts w:ascii="Arial" w:hAnsi="Arial" w:eastAsia="Arial"/>
                 <w:sz w:val="18"/>
               </w:rPr>
               <w:t>Navigate to detail on row click</w:t>
@@ -8851,11 +11309,15 @@
               <w:keepLines/>
               <w:spacing w:after="0"/>
             </w:pPr>
-            <w:r/>
-            <w:r>
-              <w:rPr>
-                <w:rFonts w:ascii="Arial" w:hAnsi="Arial" w:eastAsia="Arial"/>
-                <w:b w:val="0"/>
+            <w:r>
+              <w:rPr>
+                <w:rFonts w:ascii="Arial" w:hAnsi="Arial" w:eastAsia="Arial"/>
+                <w:sz w:val="18"/>
+              </w:rPr>
+            </w:r>
+            <w:r>
+              <w:rPr>
+                <w:rFonts w:ascii="Arial" w:hAnsi="Arial" w:eastAsia="Arial"/>
                 <w:sz w:val="18"/>
               </w:rPr>
               <w:t>1</w:t>
@@ -8872,11 +11334,15 @@
               <w:keepLines/>
               <w:spacing w:after="0"/>
             </w:pPr>
-            <w:r/>
-            <w:r>
-              <w:rPr>
-                <w:rFonts w:ascii="Arial" w:hAnsi="Arial" w:eastAsia="Arial"/>
-                <w:b w:val="0"/>
+            <w:r>
+              <w:rPr>
+                <w:rFonts w:ascii="Arial" w:hAnsi="Arial" w:eastAsia="Arial"/>
+                <w:sz w:val="18"/>
+              </w:rPr>
+            </w:r>
+            <w:r>
+              <w:rPr>
+                <w:rFonts w:ascii="Arial" w:hAnsi="Arial" w:eastAsia="Arial"/>
                 <w:sz w:val="18"/>
               </w:rPr>
               <w:t>ค้นหาด้วย docNo</w:t>
@@ -8898,11 +11364,15 @@
               <w:keepLines/>
               <w:spacing w:after="0"/>
             </w:pPr>
-            <w:r/>
-            <w:r>
-              <w:rPr>
-                <w:rFonts w:ascii="Arial" w:hAnsi="Arial" w:eastAsia="Arial"/>
-                <w:b w:val="0"/>
+            <w:r>
+              <w:rPr>
+                <w:rFonts w:ascii="Arial" w:hAnsi="Arial" w:eastAsia="Arial"/>
+                <w:sz w:val="18"/>
+              </w:rPr>
+            </w:r>
+            <w:r>
+              <w:rPr>
+                <w:rFonts w:ascii="Arial" w:hAnsi="Arial" w:eastAsia="Arial"/>
                 <w:sz w:val="18"/>
               </w:rPr>
               <w:t>2</w:t>
@@ -8919,11 +11389,15 @@
               <w:keepLines/>
               <w:spacing w:after="0"/>
             </w:pPr>
-            <w:r/>
-            <w:r>
-              <w:rPr>
-                <w:rFonts w:ascii="Arial" w:hAnsi="Arial" w:eastAsia="Arial"/>
-                <w:b w:val="0"/>
+            <w:r>
+              <w:rPr>
+                <w:rFonts w:ascii="Arial" w:hAnsi="Arial" w:eastAsia="Arial"/>
+                <w:sz w:val="18"/>
+              </w:rPr>
+            </w:r>
+            <w:r>
+              <w:rPr>
+                <w:rFonts w:ascii="Arial" w:hAnsi="Arial" w:eastAsia="Arial"/>
                 <w:sz w:val="18"/>
               </w:rPr>
               <w:t>filter status</w:t>
@@ -8945,11 +11419,15 @@
               <w:keepLines/>
               <w:spacing w:after="0"/>
             </w:pPr>
-            <w:r/>
-            <w:r>
-              <w:rPr>
-                <w:rFonts w:ascii="Arial" w:hAnsi="Arial" w:eastAsia="Arial"/>
-                <w:b w:val="0"/>
+            <w:r>
+              <w:rPr>
+                <w:rFonts w:ascii="Arial" w:hAnsi="Arial" w:eastAsia="Arial"/>
+                <w:sz w:val="18"/>
+              </w:rPr>
+            </w:r>
+            <w:r>
+              <w:rPr>
+                <w:rFonts w:ascii="Arial" w:hAnsi="Arial" w:eastAsia="Arial"/>
                 <w:sz w:val="18"/>
               </w:rPr>
               <w:t>3</w:t>
@@ -8966,11 +11444,15 @@
               <w:keepLines/>
               <w:spacing w:after="0"/>
             </w:pPr>
-            <w:r/>
-            <w:r>
-              <w:rPr>
-                <w:rFonts w:ascii="Arial" w:hAnsi="Arial" w:eastAsia="Arial"/>
-                <w:b w:val="0"/>
+            <w:r>
+              <w:rPr>
+                <w:rFonts w:ascii="Arial" w:hAnsi="Arial" w:eastAsia="Arial"/>
+                <w:sz w:val="18"/>
+              </w:rPr>
+            </w:r>
+            <w:r>
+              <w:rPr>
+                <w:rFonts w:ascii="Arial" w:hAnsi="Arial" w:eastAsia="Arial"/>
                 <w:sz w:val="18"/>
               </w:rPr>
               <w:t>เปิด detail</w:t>
@@ -8992,11 +11474,15 @@
               <w:keepLines/>
               <w:spacing w:after="0"/>
             </w:pPr>
-            <w:r/>
-            <w:r>
-              <w:rPr>
-                <w:rFonts w:ascii="Arial" w:hAnsi="Arial" w:eastAsia="Arial"/>
-                <w:b w:val="0"/>
+            <w:r>
+              <w:rPr>
+                <w:rFonts w:ascii="Arial" w:hAnsi="Arial" w:eastAsia="Arial"/>
+                <w:sz w:val="18"/>
+              </w:rPr>
+            </w:r>
+            <w:r>
+              <w:rPr>
+                <w:rFonts w:ascii="Arial" w:hAnsi="Arial" w:eastAsia="Arial"/>
                 <w:sz w:val="18"/>
               </w:rPr>
               <w:t>4</w:t>
@@ -9013,11 +11499,15 @@
               <w:keepLines/>
               <w:spacing w:after="0"/>
             </w:pPr>
-            <w:r/>
-            <w:r>
-              <w:rPr>
-                <w:rFonts w:ascii="Arial" w:hAnsi="Arial" w:eastAsia="Arial"/>
-                <w:b w:val="0"/>
+            <w:r>
+              <w:rPr>
+                <w:rFonts w:ascii="Arial" w:hAnsi="Arial" w:eastAsia="Arial"/>
+                <w:sz w:val="18"/>
+              </w:rPr>
+            </w:r>
+            <w:r>
+              <w:rPr>
+                <w:rFonts w:ascii="Arial" w:hAnsi="Arial" w:eastAsia="Arial"/>
                 <w:sz w:val="18"/>
               </w:rPr>
               <w:t>empty result</w:t>
@@ -9039,11 +11529,15 @@
               <w:keepLines/>
               <w:spacing w:after="0"/>
             </w:pPr>
-            <w:r/>
-            <w:r>
-              <w:rPr>
-                <w:rFonts w:ascii="Arial" w:hAnsi="Arial" w:eastAsia="Arial"/>
-                <w:b w:val="0"/>
+            <w:r>
+              <w:rPr>
+                <w:rFonts w:ascii="Arial" w:hAnsi="Arial" w:eastAsia="Arial"/>
+                <w:sz w:val="18"/>
+              </w:rPr>
+            </w:r>
+            <w:r>
+              <w:rPr>
+                <w:rFonts w:ascii="Arial" w:hAnsi="Arial" w:eastAsia="Arial"/>
                 <w:sz w:val="18"/>
               </w:rPr>
               <w:t>5</w:t>
@@ -9060,11 +11554,15 @@
               <w:keepLines/>
               <w:spacing w:after="0"/>
             </w:pPr>
-            <w:r/>
-            <w:r>
-              <w:rPr>
-                <w:rFonts w:ascii="Arial" w:hAnsi="Arial" w:eastAsia="Arial"/>
-                <w:b w:val="0"/>
+            <w:r>
+              <w:rPr>
+                <w:rFonts w:ascii="Arial" w:hAnsi="Arial" w:eastAsia="Arial"/>
+                <w:sz w:val="18"/>
+              </w:rPr>
+            </w:r>
+            <w:r>
+              <w:rPr>
+                <w:rFonts w:ascii="Arial" w:hAnsi="Arial" w:eastAsia="Arial"/>
                 <w:sz w:val="18"/>
               </w:rPr>
               <w:t>abnormal row</w:t>
@@ -9622,12 +12120,13 @@
       <w:outlineLvl w:val="3"/>
     </w:pPr>
     <w:rPr>
-      <w:rFonts w:asciiTheme="majorHAnsi" w:eastAsiaTheme="majorEastAsia" w:hAnsiTheme="majorHAnsi" w:cstheme="majorBidi"/>
+      <w:rFonts w:asciiTheme="majorHAnsi" w:eastAsiaTheme="majorEastAsia" w:hAnsiTheme="majorHAnsi" w:cstheme="majorBidi" w:ascii="Arial" w:hAnsi="Arial" w:eastAsia="Arial"/>
       <w:b/>
       <w:bCs/>
       <w:i/>
       <w:iCs/>
-      <w:color w:val="4F81BD" w:themeColor="accent1"/>
+      <w:color w:val="2E74B5"/>
+      <w:sz w:val="20"/>
     </w:rPr>
   </w:style>
   <w:style w:type="paragraph" w:styleId="Heading5">

--- a/LLDD/word/FE/LLDD-FE-Document-Lists.docx
+++ b/LLDD/word/FE/LLDD-FE-Document-Lists.docx
@@ -437,7 +437,7 @@
                 <w:rFonts w:ascii="Arial" w:hAnsi="Arial" w:eastAsia="Arial"/>
                 <w:sz w:val="18"/>
               </w:rPr>
-              <w:t>44 ชั่วโมง</w:t>
+              <w:t>28 ชั่วโมง</w:t>
             </w:r>
           </w:p>
         </w:tc>
@@ -1121,7 +1121,7 @@
                 <w:rFonts w:ascii="Arial" w:hAnsi="Arial" w:eastAsia="Arial"/>
                 <w:sz w:val="18"/>
               </w:rPr>
-              <w:t>พ.ศ. YYYY</w:t>
+              <w:t>ค.ศ. YYYY</w:t>
             </w:r>
           </w:p>
         </w:tc>
@@ -1171,7 +1171,7 @@
                 <w:rFonts w:ascii="Arial" w:hAnsi="Arial" w:eastAsia="Arial"/>
                 <w:sz w:val="18"/>
               </w:rPr>
-              <w:t>default current year</w:t>
+              <w:t>default current year (ค.ศ.)</w:t>
             </w:r>
           </w:p>
         </w:tc>
@@ -6215,7 +6215,7 @@
                 <w:rFonts w:ascii="Arial" w:hAnsi="Arial" w:eastAsia="Arial"/>
                 <w:sz w:val="18"/>
               </w:rPr>
-              <w:t>พ.ศ. YYYY/xxxxx</w:t>
+              <w:t>ค.ศ. YYYY/xxxxx</w:t>
             </w:r>
           </w:p>
         </w:tc>
@@ -8536,7 +8536,7 @@
                 <w:rFonts w:ascii="Arial" w:hAnsi="Arial" w:eastAsia="Arial"/>
                 <w:sz w:val="18"/>
               </w:rPr>
-              <w:t>พ.ศ. YYYY/xxxxx</w:t>
+              <w:t>ค.ศ. YYYY/xxxxx</w:t>
             </w:r>
           </w:p>
         </w:tc>
@@ -10342,7 +10342,7 @@
         </w:rPr>
         <w:t>// src/types/sbpgi/document.ts — ตรงกับตาราง API ในเอกสารนี้</w:t>
         <w:br/>
-        <w:t>// วันที่/เดือนใน payload เป็น ค.ศ. (ISO) เสมอ — แปลงเป็น พ.ศ. เฉพาะตอน display</w:t>
+        <w:t>// วันที่/เดือนเป็น ค.ศ. ทั้ง payload (ISO) และ display — ไม่แปลงเป็น พ.ศ. (มติ 2026-08-06)</w:t>
         <w:br/>
         <w:br/>
         <w:t>import type { PageResponse } from '@/types/sbpgi/common';</w:t>
@@ -10612,9 +10612,9 @@
         <w:br/>
         <w:t>const schema = yup.object({</w:t>
         <w:br/>
-        <w:t xml:space="preserve">  docNo: yup.string().matches(/^\d{4}\/\d{5}$/, 'เลขที่เอกสารต้องเป็น YYYY/xxxxx (พ.ศ.)'), // ถ้าคลิก row ส่งไป detail</w:t>
+        <w:t xml:space="preserve">  docNo: yup.string().matches(/^\d{4}\/\d{5}$/, 'เลขที่เอกสารต้องเป็น YYYY/xxxxx (ค.ศ.)'), // ถ้าคลิก row ส่งไป detail</w:t>
         <w:br/>
-        <w:t xml:space="preserve">  year: yup.string().required('กรุณาระบุ year'), // default current year</w:t>
+        <w:t xml:space="preserve">  year: yup.string().required('กรุณาระบุ year'), // default current year (ค.ศ.)</w:t>
         <w:br/>
         <w:t xml:space="preserve">  status: yup.string(), // ใช้ filter chip</w:t>
         <w:br/>
@@ -10753,7 +10753,7 @@
         <w:keepLines/>
       </w:pPr>
       <w:r>
-        <w:t>payload ใช้วันที่ ค.ศ. เสมอ; แปลงเป็น พ.ศ. เฉพาะตอนแสดงผลผ่าน formatter กลางจุดเดียว</w:t>
+        <w:t>payload และการแสดงผลใช้วันที่ ค.ศ. เสมอ ผ่าน formatter กลางจุดเดียว — ไม่แปลงเป็น พ.ศ. (มติ 2026-08-06)</w:t>
       </w:r>
     </w:p>
     <w:p>

--- a/LLDD/word/FE/LLDD-FE-Document-Lists.docx
+++ b/LLDD/word/FE/LLDD-FE-Document-Lists.docx
@@ -5,7 +5,7 @@
     <w:p>
       <w:r>
         <w:rPr>
-          <w:rFonts w:ascii="Arial" w:hAnsi="Arial" w:eastAsia="Arial"/>
+          <w:rFonts w:ascii="Arial" w:hAnsi="Arial" w:eastAsia="Arial" w:cs="Tahoma"/>
           <w:b/>
           <w:color w:val="0B2545"/>
           <w:sz w:val="40"/>
@@ -58,7 +58,7 @@
             <w:r/>
             <w:r>
               <w:rPr>
-                <w:rFonts w:ascii="Arial" w:hAnsi="Arial" w:eastAsia="Arial"/>
+                <w:rFonts w:ascii="Arial" w:hAnsi="Arial" w:eastAsia="Arial" w:cs="Tahoma"/>
                 <w:b/>
                 <w:sz w:val="18"/>
               </w:rPr>
@@ -80,7 +80,7 @@
             <w:r/>
             <w:r>
               <w:rPr>
-                <w:rFonts w:ascii="Arial" w:hAnsi="Arial" w:eastAsia="Arial"/>
+                <w:rFonts w:ascii="Arial" w:hAnsi="Arial" w:eastAsia="Arial" w:cs="Tahoma"/>
                 <w:b/>
                 <w:sz w:val="18"/>
               </w:rPr>
@@ -105,13 +105,13 @@
             </w:pPr>
             <w:r>
               <w:rPr>
-                <w:rFonts w:ascii="Arial" w:hAnsi="Arial" w:eastAsia="Arial"/>
-                <w:sz w:val="18"/>
-              </w:rPr>
-            </w:r>
-            <w:r>
-              <w:rPr>
-                <w:rFonts w:ascii="Arial" w:hAnsi="Arial" w:eastAsia="Arial"/>
+                <w:rFonts w:ascii="Arial" w:hAnsi="Arial" w:eastAsia="Arial" w:cs="Tahoma"/>
+                <w:sz w:val="18"/>
+              </w:rPr>
+            </w:r>
+            <w:r>
+              <w:rPr>
+                <w:rFonts w:ascii="Arial" w:hAnsi="Arial" w:eastAsia="Arial" w:cs="Tahoma"/>
                 <w:sz w:val="18"/>
               </w:rPr>
               <w:t>วัตถุประสงค์</w:t>
@@ -130,13 +130,13 @@
             </w:pPr>
             <w:r>
               <w:rPr>
-                <w:rFonts w:ascii="Arial" w:hAnsi="Arial" w:eastAsia="Arial"/>
-                <w:sz w:val="18"/>
-              </w:rPr>
-            </w:r>
-            <w:r>
-              <w:rPr>
-                <w:rFonts w:ascii="Arial" w:hAnsi="Arial" w:eastAsia="Arial"/>
+                <w:rFonts w:ascii="Arial" w:hAnsi="Arial" w:eastAsia="Arial" w:cs="Tahoma"/>
+                <w:sz w:val="18"/>
+              </w:rPr>
+            </w:r>
+            <w:r>
+              <w:rPr>
+                <w:rFonts w:ascii="Arial" w:hAnsi="Arial" w:eastAsia="Arial" w:cs="Tahoma"/>
                 <w:sz w:val="18"/>
               </w:rPr>
               <w:t>ใช้เป็นรายละเอียดระดับพัฒนาสำหรับออกแบบ ลงมือพัฒนา ตรวจทาน และทดสอบขอบเขตที่ระบุในฉบับนี้</w:t>
@@ -160,13 +160,13 @@
             </w:pPr>
             <w:r>
               <w:rPr>
-                <w:rFonts w:ascii="Arial" w:hAnsi="Arial" w:eastAsia="Arial"/>
-                <w:sz w:val="18"/>
-              </w:rPr>
-            </w:r>
-            <w:r>
-              <w:rPr>
-                <w:rFonts w:ascii="Arial" w:hAnsi="Arial" w:eastAsia="Arial"/>
+                <w:rFonts w:ascii="Arial" w:hAnsi="Arial" w:eastAsia="Arial" w:cs="Tahoma"/>
+                <w:sz w:val="18"/>
+              </w:rPr>
+            </w:r>
+            <w:r>
+              <w:rPr>
+                <w:rFonts w:ascii="Arial" w:hAnsi="Arial" w:eastAsia="Arial" w:cs="Tahoma"/>
                 <w:sz w:val="18"/>
               </w:rPr>
               <w:t>ลำดับการอ่าน</w:t>
@@ -185,13 +185,13 @@
             </w:pPr>
             <w:r>
               <w:rPr>
-                <w:rFonts w:ascii="Arial" w:hAnsi="Arial" w:eastAsia="Arial"/>
-                <w:sz w:val="18"/>
-              </w:rPr>
-            </w:r>
-            <w:r>
-              <w:rPr>
-                <w:rFonts w:ascii="Arial" w:hAnsi="Arial" w:eastAsia="Arial"/>
+                <w:rFonts w:ascii="Arial" w:hAnsi="Arial" w:eastAsia="Arial" w:cs="Tahoma"/>
+                <w:sz w:val="18"/>
+              </w:rPr>
+            </w:r>
+            <w:r>
+              <w:rPr>
+                <w:rFonts w:ascii="Arial" w:hAnsi="Arial" w:eastAsia="Arial" w:cs="Tahoma"/>
                 <w:sz w:val="18"/>
               </w:rPr>
               <w:t>เริ่มจาก Overview และ Scope จากนั้นตรวจ Field/Validation, Implementation, Contract, Processing Flow, Acceptance Criteria และ Test Checklist ตามลำดับ</w:t>
@@ -215,13 +215,13 @@
             </w:pPr>
             <w:r>
               <w:rPr>
-                <w:rFonts w:ascii="Arial" w:hAnsi="Arial" w:eastAsia="Arial"/>
-                <w:sz w:val="18"/>
-              </w:rPr>
-            </w:r>
-            <w:r>
-              <w:rPr>
-                <w:rFonts w:ascii="Arial" w:hAnsi="Arial" w:eastAsia="Arial"/>
+                <w:rFonts w:ascii="Arial" w:hAnsi="Arial" w:eastAsia="Arial" w:cs="Tahoma"/>
+                <w:sz w:val="18"/>
+              </w:rPr>
+            </w:r>
+            <w:r>
+              <w:rPr>
+                <w:rFonts w:ascii="Arial" w:hAnsi="Arial" w:eastAsia="Arial" w:cs="Tahoma"/>
                 <w:sz w:val="18"/>
               </w:rPr>
               <w:t>ผลลัพธ์ที่คาดหวัง</w:t>
@@ -240,13 +240,13 @@
             </w:pPr>
             <w:r>
               <w:rPr>
-                <w:rFonts w:ascii="Arial" w:hAnsi="Arial" w:eastAsia="Arial"/>
-                <w:sz w:val="18"/>
-              </w:rPr>
-            </w:r>
-            <w:r>
-              <w:rPr>
-                <w:rFonts w:ascii="Arial" w:hAnsi="Arial" w:eastAsia="Arial"/>
+                <w:rFonts w:ascii="Arial" w:hAnsi="Arial" w:eastAsia="Arial" w:cs="Tahoma"/>
+                <w:sz w:val="18"/>
+              </w:rPr>
+            </w:r>
+            <w:r>
+              <w:rPr>
+                <w:rFonts w:ascii="Arial" w:hAnsi="Arial" w:eastAsia="Arial" w:cs="Tahoma"/>
                 <w:sz w:val="18"/>
               </w:rPr>
               <w:t>ผู้อ่านสามารถระบุ input, ขั้นตอนประมวลผล, output, เงื่อนไขผิดพลาด และหลักฐานการทดสอบได้จากเนื้อหาในฉบับเดียว</w:t>
@@ -301,7 +301,7 @@
             <w:r/>
             <w:r>
               <w:rPr>
-                <w:rFonts w:ascii="Arial" w:hAnsi="Arial" w:eastAsia="Arial"/>
+                <w:rFonts w:ascii="Arial" w:hAnsi="Arial" w:eastAsia="Arial" w:cs="Tahoma"/>
                 <w:b/>
                 <w:sz w:val="18"/>
               </w:rPr>
@@ -323,7 +323,7 @@
             <w:r/>
             <w:r>
               <w:rPr>
-                <w:rFonts w:ascii="Arial" w:hAnsi="Arial" w:eastAsia="Arial"/>
+                <w:rFonts w:ascii="Arial" w:hAnsi="Arial" w:eastAsia="Arial" w:cs="Tahoma"/>
                 <w:b/>
                 <w:sz w:val="18"/>
               </w:rPr>
@@ -348,13 +348,13 @@
             </w:pPr>
             <w:r>
               <w:rPr>
-                <w:rFonts w:ascii="Arial" w:hAnsi="Arial" w:eastAsia="Arial"/>
-                <w:sz w:val="18"/>
-              </w:rPr>
-            </w:r>
-            <w:r>
-              <w:rPr>
-                <w:rFonts w:ascii="Arial" w:hAnsi="Arial" w:eastAsia="Arial"/>
+                <w:rFonts w:ascii="Arial" w:hAnsi="Arial" w:eastAsia="Arial" w:cs="Tahoma"/>
+                <w:sz w:val="18"/>
+              </w:rPr>
+            </w:r>
+            <w:r>
+              <w:rPr>
+                <w:rFonts w:ascii="Arial" w:hAnsi="Arial" w:eastAsia="Arial" w:cs="Tahoma"/>
                 <w:sz w:val="18"/>
               </w:rPr>
               <w:t>Track</w:t>
@@ -373,13 +373,13 @@
             </w:pPr>
             <w:r>
               <w:rPr>
-                <w:rFonts w:ascii="Arial" w:hAnsi="Arial" w:eastAsia="Arial"/>
-                <w:sz w:val="18"/>
-              </w:rPr>
-            </w:r>
-            <w:r>
-              <w:rPr>
-                <w:rFonts w:ascii="Arial" w:hAnsi="Arial" w:eastAsia="Arial"/>
+                <w:rFonts w:ascii="Arial" w:hAnsi="Arial" w:eastAsia="Arial" w:cs="Tahoma"/>
+                <w:sz w:val="18"/>
+              </w:rPr>
+            </w:r>
+            <w:r>
+              <w:rPr>
+                <w:rFonts w:ascii="Arial" w:hAnsi="Arial" w:eastAsia="Arial" w:cs="Tahoma"/>
                 <w:sz w:val="18"/>
               </w:rPr>
               <w:t>FE</w:t>
@@ -403,13 +403,13 @@
             </w:pPr>
             <w:r>
               <w:rPr>
-                <w:rFonts w:ascii="Arial" w:hAnsi="Arial" w:eastAsia="Arial"/>
-                <w:sz w:val="18"/>
-              </w:rPr>
-            </w:r>
-            <w:r>
-              <w:rPr>
-                <w:rFonts w:ascii="Arial" w:hAnsi="Arial" w:eastAsia="Arial"/>
+                <w:rFonts w:ascii="Arial" w:hAnsi="Arial" w:eastAsia="Arial" w:cs="Tahoma"/>
+                <w:sz w:val="18"/>
+              </w:rPr>
+            </w:r>
+            <w:r>
+              <w:rPr>
+                <w:rFonts w:ascii="Arial" w:hAnsi="Arial" w:eastAsia="Arial" w:cs="Tahoma"/>
                 <w:sz w:val="18"/>
               </w:rPr>
               <w:t>Estimate</w:t>
@@ -428,16 +428,24 @@
             </w:pPr>
             <w:r>
               <w:rPr>
-                <w:rFonts w:ascii="Arial" w:hAnsi="Arial" w:eastAsia="Arial"/>
-                <w:sz w:val="18"/>
-              </w:rPr>
-            </w:r>
-            <w:r>
-              <w:rPr>
-                <w:rFonts w:ascii="Arial" w:hAnsi="Arial" w:eastAsia="Arial"/>
-                <w:sz w:val="18"/>
-              </w:rPr>
-              <w:t>28 ชั่วโมง</w:t>
+                <w:rFonts w:ascii="Arial" w:hAnsi="Arial" w:eastAsia="Arial" w:cs="Tahoma"/>
+                <w:sz w:val="18"/>
+              </w:rPr>
+            </w:r>
+            <w:r>
+              <w:rPr>
+                <w:rFonts w:ascii="Arial" w:hAnsi="Arial" w:eastAsia="Arial" w:cs="Tahoma"/>
+                <w:b/>
+                <w:sz w:val="18"/>
+              </w:rPr>
+              <w:t>35 ชั่วโมง</w:t>
+            </w:r>
+            <w:r>
+              <w:rPr>
+                <w:rFonts w:ascii="Arial" w:hAnsi="Arial" w:eastAsia="Arial" w:cs="Tahoma"/>
+                <w:sz w:val="18"/>
+              </w:rPr>
+              <w:t xml:space="preserve"> = implementation 28 + unit test 7 (25%)</w:t>
             </w:r>
           </w:p>
         </w:tc>
@@ -458,13 +466,13 @@
             </w:pPr>
             <w:r>
               <w:rPr>
-                <w:rFonts w:ascii="Arial" w:hAnsi="Arial" w:eastAsia="Arial"/>
-                <w:sz w:val="18"/>
-              </w:rPr>
-            </w:r>
-            <w:r>
-              <w:rPr>
-                <w:rFonts w:ascii="Arial" w:hAnsi="Arial" w:eastAsia="Arial"/>
+                <w:rFonts w:ascii="Arial" w:hAnsi="Arial" w:eastAsia="Arial" w:cs="Tahoma"/>
+                <w:sz w:val="18"/>
+              </w:rPr>
+            </w:r>
+            <w:r>
+              <w:rPr>
+                <w:rFonts w:ascii="Arial" w:hAnsi="Arial" w:eastAsia="Arial" w:cs="Tahoma"/>
                 <w:sz w:val="18"/>
               </w:rPr>
               <w:t>Owner</w:t>
@@ -483,13 +491,13 @@
             </w:pPr>
             <w:r>
               <w:rPr>
-                <w:rFonts w:ascii="Arial" w:hAnsi="Arial" w:eastAsia="Arial"/>
-                <w:sz w:val="18"/>
-              </w:rPr>
-            </w:r>
-            <w:r>
-              <w:rPr>
-                <w:rFonts w:ascii="Arial" w:hAnsi="Arial" w:eastAsia="Arial"/>
+                <w:rFonts w:ascii="Arial" w:hAnsi="Arial" w:eastAsia="Arial" w:cs="Tahoma"/>
+                <w:sz w:val="18"/>
+              </w:rPr>
+            </w:r>
+            <w:r>
+              <w:rPr>
+                <w:rFonts w:ascii="Arial" w:hAnsi="Arial" w:eastAsia="Arial" w:cs="Tahoma"/>
                 <w:sz w:val="18"/>
               </w:rPr>
               <w:t>Chidchanok &lt;lin&gt; Saengamnat</w:t>
@@ -513,13 +521,103 @@
             </w:pPr>
             <w:r>
               <w:rPr>
-                <w:rFonts w:ascii="Arial" w:hAnsi="Arial" w:eastAsia="Arial"/>
-                <w:sz w:val="18"/>
-              </w:rPr>
-            </w:r>
-            <w:r>
-              <w:rPr>
-                <w:rFonts w:ascii="Arial" w:hAnsi="Arial" w:eastAsia="Arial"/>
+                <w:rFonts w:ascii="Arial" w:hAnsi="Arial" w:eastAsia="Arial" w:cs="Tahoma"/>
+                <w:sz w:val="18"/>
+              </w:rPr>
+            </w:r>
+            <w:r>
+              <w:rPr>
+                <w:rFonts w:ascii="Arial" w:hAnsi="Arial" w:eastAsia="Arial" w:cs="Tahoma"/>
+                <w:sz w:val="18"/>
+              </w:rPr>
+              <w:t>Target repository</w:t>
+            </w:r>
+          </w:p>
+        </w:tc>
+        <w:tc>
+          <w:tcPr>
+            <w:tcW w:type="dxa" w:w="5040"/>
+            <w:vAlign w:val="center"/>
+          </w:tcPr>
+          <w:p>
+            <w:pPr>
+              <w:keepLines/>
+              <w:spacing w:after="0"/>
+            </w:pPr>
+            <w:r>
+              <w:rPr>
+                <w:rFonts w:ascii="Arial" w:hAnsi="Arial" w:eastAsia="Arial" w:cs="Tahoma"/>
+                <w:sz w:val="18"/>
+              </w:rPr>
+            </w:r>
+            <w:r>
+              <w:rPr>
+                <w:rFonts w:ascii="Courier New" w:hAnsi="Courier New" w:eastAsia="Courier New" w:cs="Tahoma"/>
+                <w:sz w:val="18"/>
+              </w:rPr>
+              <w:t>SBP/srm-sps-spsap-web-frontend</w:t>
+            </w:r>
+            <w:r>
+              <w:rPr>
+                <w:rFonts w:ascii="Arial" w:hAnsi="Arial" w:eastAsia="Arial" w:cs="Tahoma"/>
+                <w:sz w:val="18"/>
+              </w:rPr>
+              <w:t xml:space="preserve"> (sbp-portal · Next.js · </w:t>
+            </w:r>
+            <w:r>
+              <w:rPr>
+                <w:rFonts w:ascii="Courier New" w:hAnsi="Courier New" w:eastAsia="Courier New" w:cs="Tahoma"/>
+                <w:sz w:val="18"/>
+              </w:rPr>
+              <w:t>NEXT_PUBLIC_APP_TARGET=sbpm</w:t>
+            </w:r>
+            <w:r>
+              <w:rPr>
+                <w:rFonts w:ascii="Arial" w:hAnsi="Arial" w:eastAsia="Arial" w:cs="Tahoma"/>
+                <w:sz w:val="18"/>
+              </w:rPr>
+              <w:t xml:space="preserve">) — เรียก API ผ่าน </w:t>
+            </w:r>
+            <w:r>
+              <w:rPr>
+                <w:rFonts w:ascii="Courier New" w:hAnsi="Courier New" w:eastAsia="Courier New" w:cs="Tahoma"/>
+                <w:sz w:val="18"/>
+              </w:rPr>
+              <w:t>SBP/srm-sps-spsap-sbp-bff</w:t>
+            </w:r>
+            <w:r>
+              <w:rPr>
+                <w:rFonts w:ascii="Arial" w:hAnsi="Arial" w:eastAsia="Arial" w:cs="Tahoma"/>
+                <w:sz w:val="18"/>
+              </w:rPr>
+              <w:t xml:space="preserve"> เท่านั้น ห้ามยิง store-backend ตรง</w:t>
+            </w:r>
+          </w:p>
+        </w:tc>
+      </w:tr>
+      <w:tr>
+        <w:trPr>
+          <w:cantSplit/>
+        </w:trPr>
+        <w:tc>
+          <w:tcPr>
+            <w:tcW w:type="dxa" w:w="5040"/>
+            <w:vAlign w:val="center"/>
+          </w:tcPr>
+          <w:p>
+            <w:pPr>
+              <w:keepLines/>
+              <w:spacing w:after="0"/>
+            </w:pPr>
+            <w:r>
+              <w:rPr>
+                <w:rFonts w:ascii="Arial" w:hAnsi="Arial" w:eastAsia="Arial" w:cs="Tahoma"/>
+                <w:sz w:val="18"/>
+              </w:rPr>
+            </w:r>
+            <w:r>
+              <w:rPr>
+                <w:rFonts w:ascii="Arial" w:hAnsi="Arial" w:eastAsia="Arial" w:cs="Tahoma"/>
                 <w:sz w:val="18"/>
               </w:rPr>
               <w:t>Objective</w:t>
@@ -538,13 +636,13 @@
             </w:pPr>
             <w:r>
               <w:rPr>
-                <w:rFonts w:ascii="Arial" w:hAnsi="Arial" w:eastAsia="Arial"/>
-                <w:sz w:val="18"/>
-              </w:rPr>
-            </w:r>
-            <w:r>
-              <w:rPr>
-                <w:rFonts w:ascii="Arial" w:hAnsi="Arial" w:eastAsia="Arial"/>
+                <w:rFonts w:ascii="Arial" w:hAnsi="Arial" w:eastAsia="Arial" w:cs="Tahoma"/>
+                <w:sz w:val="18"/>
+              </w:rPr>
+            </w:r>
+            <w:r>
+              <w:rPr>
+                <w:rFonts w:ascii="Arial" w:hAnsi="Arial" w:eastAsia="Arial" w:cs="Tahoma"/>
                 <w:sz w:val="18"/>
               </w:rPr>
               <w:t>สร้างหน้ารายการเอกสารรอดำเนินการและเอกสารที่เกี่ยวข้อง</w:t>
@@ -891,7 +989,7 @@
             <w:r/>
             <w:r>
               <w:rPr>
-                <w:rFonts w:ascii="Arial" w:hAnsi="Arial" w:eastAsia="Arial"/>
+                <w:rFonts w:ascii="Arial" w:hAnsi="Arial" w:eastAsia="Arial" w:cs="Tahoma"/>
                 <w:b/>
                 <w:sz w:val="18"/>
               </w:rPr>
@@ -913,7 +1011,7 @@
             <w:r/>
             <w:r>
               <w:rPr>
-                <w:rFonts w:ascii="Arial" w:hAnsi="Arial" w:eastAsia="Arial"/>
+                <w:rFonts w:ascii="Arial" w:hAnsi="Arial" w:eastAsia="Arial" w:cs="Tahoma"/>
                 <w:b/>
                 <w:sz w:val="18"/>
               </w:rPr>
@@ -935,7 +1033,7 @@
             <w:r/>
             <w:r>
               <w:rPr>
-                <w:rFonts w:ascii="Arial" w:hAnsi="Arial" w:eastAsia="Arial"/>
+                <w:rFonts w:ascii="Arial" w:hAnsi="Arial" w:eastAsia="Arial" w:cs="Tahoma"/>
                 <w:b/>
                 <w:sz w:val="18"/>
               </w:rPr>
@@ -957,7 +1055,7 @@
             <w:r/>
             <w:r>
               <w:rPr>
-                <w:rFonts w:ascii="Arial" w:hAnsi="Arial" w:eastAsia="Arial"/>
+                <w:rFonts w:ascii="Arial" w:hAnsi="Arial" w:eastAsia="Arial" w:cs="Tahoma"/>
                 <w:b/>
                 <w:sz w:val="18"/>
               </w:rPr>
@@ -982,13 +1080,13 @@
             </w:pPr>
             <w:r>
               <w:rPr>
-                <w:rFonts w:ascii="Arial" w:hAnsi="Arial" w:eastAsia="Arial"/>
-                <w:sz w:val="18"/>
-              </w:rPr>
-            </w:r>
-            <w:r>
-              <w:rPr>
-                <w:rFonts w:ascii="Arial" w:hAnsi="Arial" w:eastAsia="Arial"/>
+                <w:rFonts w:ascii="Arial" w:hAnsi="Arial" w:eastAsia="Arial" w:cs="Tahoma"/>
+                <w:sz w:val="18"/>
+              </w:rPr>
+            </w:r>
+            <w:r>
+              <w:rPr>
+                <w:rFonts w:ascii="Arial" w:hAnsi="Arial" w:eastAsia="Arial" w:cs="Tahoma"/>
                 <w:sz w:val="18"/>
               </w:rPr>
               <w:t>docNo</w:t>
@@ -1007,13 +1105,13 @@
             </w:pPr>
             <w:r>
               <w:rPr>
-                <w:rFonts w:ascii="Arial" w:hAnsi="Arial" w:eastAsia="Arial"/>
-                <w:sz w:val="18"/>
-              </w:rPr>
-            </w:r>
-            <w:r>
-              <w:rPr>
-                <w:rFonts w:ascii="Arial" w:hAnsi="Arial" w:eastAsia="Arial"/>
+                <w:rFonts w:ascii="Arial" w:hAnsi="Arial" w:eastAsia="Arial" w:cs="Tahoma"/>
+                <w:sz w:val="18"/>
+              </w:rPr>
+            </w:r>
+            <w:r>
+              <w:rPr>
+                <w:rFonts w:ascii="Arial" w:hAnsi="Arial" w:eastAsia="Arial" w:cs="Tahoma"/>
                 <w:sz w:val="18"/>
               </w:rPr>
               <w:t>YYYY/xxxxx</w:t>
@@ -1032,13 +1130,13 @@
             </w:pPr>
             <w:r>
               <w:rPr>
-                <w:rFonts w:ascii="Arial" w:hAnsi="Arial" w:eastAsia="Arial"/>
-                <w:sz w:val="18"/>
-              </w:rPr>
-            </w:r>
-            <w:r>
-              <w:rPr>
-                <w:rFonts w:ascii="Arial" w:hAnsi="Arial" w:eastAsia="Arial"/>
+                <w:rFonts w:ascii="Arial" w:hAnsi="Arial" w:eastAsia="Arial" w:cs="Tahoma"/>
+                <w:sz w:val="18"/>
+              </w:rPr>
+            </w:r>
+            <w:r>
+              <w:rPr>
+                <w:rFonts w:ascii="Arial" w:hAnsi="Arial" w:eastAsia="Arial" w:cs="Tahoma"/>
                 <w:sz w:val="18"/>
               </w:rPr>
               <w:t>optional search</w:t>
@@ -1057,13 +1155,13 @@
             </w:pPr>
             <w:r>
               <w:rPr>
-                <w:rFonts w:ascii="Arial" w:hAnsi="Arial" w:eastAsia="Arial"/>
-                <w:sz w:val="18"/>
-              </w:rPr>
-            </w:r>
-            <w:r>
-              <w:rPr>
-                <w:rFonts w:ascii="Arial" w:hAnsi="Arial" w:eastAsia="Arial"/>
+                <w:rFonts w:ascii="Arial" w:hAnsi="Arial" w:eastAsia="Arial" w:cs="Tahoma"/>
+                <w:sz w:val="18"/>
+              </w:rPr>
+            </w:r>
+            <w:r>
+              <w:rPr>
+                <w:rFonts w:ascii="Arial" w:hAnsi="Arial" w:eastAsia="Arial" w:cs="Tahoma"/>
                 <w:sz w:val="18"/>
               </w:rPr>
               <w:t>ถ้าคลิก row ส่งไป detail</w:t>
@@ -1087,13 +1185,13 @@
             </w:pPr>
             <w:r>
               <w:rPr>
-                <w:rFonts w:ascii="Arial" w:hAnsi="Arial" w:eastAsia="Arial"/>
-                <w:sz w:val="18"/>
-              </w:rPr>
-            </w:r>
-            <w:r>
-              <w:rPr>
-                <w:rFonts w:ascii="Arial" w:hAnsi="Arial" w:eastAsia="Arial"/>
+                <w:rFonts w:ascii="Arial" w:hAnsi="Arial" w:eastAsia="Arial" w:cs="Tahoma"/>
+                <w:sz w:val="18"/>
+              </w:rPr>
+            </w:r>
+            <w:r>
+              <w:rPr>
+                <w:rFonts w:ascii="Arial" w:hAnsi="Arial" w:eastAsia="Arial" w:cs="Tahoma"/>
                 <w:sz w:val="18"/>
               </w:rPr>
               <w:t>year</w:t>
@@ -1112,13 +1210,13 @@
             </w:pPr>
             <w:r>
               <w:rPr>
-                <w:rFonts w:ascii="Arial" w:hAnsi="Arial" w:eastAsia="Arial"/>
-                <w:sz w:val="18"/>
-              </w:rPr>
-            </w:r>
-            <w:r>
-              <w:rPr>
-                <w:rFonts w:ascii="Arial" w:hAnsi="Arial" w:eastAsia="Arial"/>
+                <w:rFonts w:ascii="Arial" w:hAnsi="Arial" w:eastAsia="Arial" w:cs="Tahoma"/>
+                <w:sz w:val="18"/>
+              </w:rPr>
+            </w:r>
+            <w:r>
+              <w:rPr>
+                <w:rFonts w:ascii="Arial" w:hAnsi="Arial" w:eastAsia="Arial" w:cs="Tahoma"/>
                 <w:sz w:val="18"/>
               </w:rPr>
               <w:t>ค.ศ. YYYY</w:t>
@@ -1137,13 +1235,13 @@
             </w:pPr>
             <w:r>
               <w:rPr>
-                <w:rFonts w:ascii="Arial" w:hAnsi="Arial" w:eastAsia="Arial"/>
-                <w:sz w:val="18"/>
-              </w:rPr>
-            </w:r>
-            <w:r>
-              <w:rPr>
-                <w:rFonts w:ascii="Arial" w:hAnsi="Arial" w:eastAsia="Arial"/>
+                <w:rFonts w:ascii="Arial" w:hAnsi="Arial" w:eastAsia="Arial" w:cs="Tahoma"/>
+                <w:sz w:val="18"/>
+              </w:rPr>
+            </w:r>
+            <w:r>
+              <w:rPr>
+                <w:rFonts w:ascii="Arial" w:hAnsi="Arial" w:eastAsia="Arial" w:cs="Tahoma"/>
                 <w:sz w:val="18"/>
               </w:rPr>
               <w:t>required สำหรับ /documents</w:t>
@@ -1162,13 +1260,13 @@
             </w:pPr>
             <w:r>
               <w:rPr>
-                <w:rFonts w:ascii="Arial" w:hAnsi="Arial" w:eastAsia="Arial"/>
-                <w:sz w:val="18"/>
-              </w:rPr>
-            </w:r>
-            <w:r>
-              <w:rPr>
-                <w:rFonts w:ascii="Arial" w:hAnsi="Arial" w:eastAsia="Arial"/>
+                <w:rFonts w:ascii="Arial" w:hAnsi="Arial" w:eastAsia="Arial" w:cs="Tahoma"/>
+                <w:sz w:val="18"/>
+              </w:rPr>
+            </w:r>
+            <w:r>
+              <w:rPr>
+                <w:rFonts w:ascii="Arial" w:hAnsi="Arial" w:eastAsia="Arial" w:cs="Tahoma"/>
                 <w:sz w:val="18"/>
               </w:rPr>
               <w:t>default current year (ค.ศ.)</w:t>
@@ -1192,13 +1290,13 @@
             </w:pPr>
             <w:r>
               <w:rPr>
-                <w:rFonts w:ascii="Arial" w:hAnsi="Arial" w:eastAsia="Arial"/>
-                <w:sz w:val="18"/>
-              </w:rPr>
-            </w:r>
-            <w:r>
-              <w:rPr>
-                <w:rFonts w:ascii="Arial" w:hAnsi="Arial" w:eastAsia="Arial"/>
+                <w:rFonts w:ascii="Arial" w:hAnsi="Arial" w:eastAsia="Arial" w:cs="Tahoma"/>
+                <w:sz w:val="18"/>
+              </w:rPr>
+            </w:r>
+            <w:r>
+              <w:rPr>
+                <w:rFonts w:ascii="Arial" w:hAnsi="Arial" w:eastAsia="Arial" w:cs="Tahoma"/>
                 <w:sz w:val="18"/>
               </w:rPr>
               <w:t>status</w:t>
@@ -1217,13 +1315,13 @@
             </w:pPr>
             <w:r>
               <w:rPr>
-                <w:rFonts w:ascii="Arial" w:hAnsi="Arial" w:eastAsia="Arial"/>
-                <w:sz w:val="18"/>
-              </w:rPr>
-            </w:r>
-            <w:r>
-              <w:rPr>
-                <w:rFonts w:ascii="Arial" w:hAnsi="Arial" w:eastAsia="Arial"/>
+                <w:rFonts w:ascii="Arial" w:hAnsi="Arial" w:eastAsia="Arial" w:cs="Tahoma"/>
+                <w:sz w:val="18"/>
+              </w:rPr>
+            </w:r>
+            <w:r>
+              <w:rPr>
+                <w:rFonts w:ascii="Arial" w:hAnsi="Arial" w:eastAsia="Arial" w:cs="Tahoma"/>
                 <w:sz w:val="18"/>
               </w:rPr>
               <w:t>status code/string</w:t>
@@ -1242,13 +1340,13 @@
             </w:pPr>
             <w:r>
               <w:rPr>
-                <w:rFonts w:ascii="Arial" w:hAnsi="Arial" w:eastAsia="Arial"/>
-                <w:sz w:val="18"/>
-              </w:rPr>
-            </w:r>
-            <w:r>
-              <w:rPr>
-                <w:rFonts w:ascii="Arial" w:hAnsi="Arial" w:eastAsia="Arial"/>
+                <w:rFonts w:ascii="Arial" w:hAnsi="Arial" w:eastAsia="Arial" w:cs="Tahoma"/>
+                <w:sz w:val="18"/>
+              </w:rPr>
+            </w:r>
+            <w:r>
+              <w:rPr>
+                <w:rFonts w:ascii="Arial" w:hAnsi="Arial" w:eastAsia="Arial" w:cs="Tahoma"/>
                 <w:sz w:val="18"/>
               </w:rPr>
               <w:t>optional single select</w:t>
@@ -1267,13 +1365,13 @@
             </w:pPr>
             <w:r>
               <w:rPr>
-                <w:rFonts w:ascii="Arial" w:hAnsi="Arial" w:eastAsia="Arial"/>
-                <w:sz w:val="18"/>
-              </w:rPr>
-            </w:r>
-            <w:r>
-              <w:rPr>
-                <w:rFonts w:ascii="Arial" w:hAnsi="Arial" w:eastAsia="Arial"/>
+                <w:rFonts w:ascii="Arial" w:hAnsi="Arial" w:eastAsia="Arial" w:cs="Tahoma"/>
+                <w:sz w:val="18"/>
+              </w:rPr>
+            </w:r>
+            <w:r>
+              <w:rPr>
+                <w:rFonts w:ascii="Arial" w:hAnsi="Arial" w:eastAsia="Arial" w:cs="Tahoma"/>
                 <w:sz w:val="18"/>
               </w:rPr>
               <w:t>ใช้ filter chip</w:t>
@@ -1297,13 +1395,13 @@
             </w:pPr>
             <w:r>
               <w:rPr>
-                <w:rFonts w:ascii="Arial" w:hAnsi="Arial" w:eastAsia="Arial"/>
-                <w:sz w:val="18"/>
-              </w:rPr>
-            </w:r>
-            <w:r>
-              <w:rPr>
-                <w:rFonts w:ascii="Arial" w:hAnsi="Arial" w:eastAsia="Arial"/>
+                <w:rFonts w:ascii="Arial" w:hAnsi="Arial" w:eastAsia="Arial" w:cs="Tahoma"/>
+                <w:sz w:val="18"/>
+              </w:rPr>
+            </w:r>
+            <w:r>
+              <w:rPr>
+                <w:rFonts w:ascii="Arial" w:hAnsi="Arial" w:eastAsia="Arial" w:cs="Tahoma"/>
                 <w:sz w:val="18"/>
               </w:rPr>
               <w:t>table.roundNo</w:t>
@@ -1322,13 +1420,13 @@
             </w:pPr>
             <w:r>
               <w:rPr>
-                <w:rFonts w:ascii="Arial" w:hAnsi="Arial" w:eastAsia="Arial"/>
-                <w:sz w:val="18"/>
-              </w:rPr>
-            </w:r>
-            <w:r>
-              <w:rPr>
-                <w:rFonts w:ascii="Arial" w:hAnsi="Arial" w:eastAsia="Arial"/>
+                <w:rFonts w:ascii="Arial" w:hAnsi="Arial" w:eastAsia="Arial" w:cs="Tahoma"/>
+                <w:sz w:val="18"/>
+              </w:rPr>
+            </w:r>
+            <w:r>
+              <w:rPr>
+                <w:rFonts w:ascii="Arial" w:hAnsi="Arial" w:eastAsia="Arial" w:cs="Tahoma"/>
                 <w:sz w:val="18"/>
               </w:rPr>
               <w:t>integer</w:t>
@@ -1347,13 +1445,13 @@
             </w:pPr>
             <w:r>
               <w:rPr>
-                <w:rFonts w:ascii="Arial" w:hAnsi="Arial" w:eastAsia="Arial"/>
-                <w:sz w:val="18"/>
-              </w:rPr>
-            </w:r>
-            <w:r>
-              <w:rPr>
-                <w:rFonts w:ascii="Arial" w:hAnsi="Arial" w:eastAsia="Arial"/>
+                <w:rFonts w:ascii="Arial" w:hAnsi="Arial" w:eastAsia="Arial" w:cs="Tahoma"/>
+                <w:sz w:val="18"/>
+              </w:rPr>
+            </w:r>
+            <w:r>
+              <w:rPr>
+                <w:rFonts w:ascii="Arial" w:hAnsi="Arial" w:eastAsia="Arial" w:cs="Tahoma"/>
                 <w:sz w:val="18"/>
               </w:rPr>
               <w:t>column 1</w:t>
@@ -1372,13 +1470,13 @@
             </w:pPr>
             <w:r>
               <w:rPr>
-                <w:rFonts w:ascii="Arial" w:hAnsi="Arial" w:eastAsia="Arial"/>
-                <w:sz w:val="18"/>
-              </w:rPr>
-            </w:r>
-            <w:r>
-              <w:rPr>
-                <w:rFonts w:ascii="Arial" w:hAnsi="Arial" w:eastAsia="Arial"/>
+                <w:rFonts w:ascii="Arial" w:hAnsi="Arial" w:eastAsia="Arial" w:cs="Tahoma"/>
+                <w:sz w:val="18"/>
+              </w:rPr>
+            </w:r>
+            <w:r>
+              <w:rPr>
+                <w:rFonts w:ascii="Arial" w:hAnsi="Arial" w:eastAsia="Arial" w:cs="Tahoma"/>
                 <w:sz w:val="18"/>
               </w:rPr>
               <w:t>ครั้งที่ (รอบชดเชยของร้าน)</w:t>
@@ -1402,13 +1500,13 @@
             </w:pPr>
             <w:r>
               <w:rPr>
-                <w:rFonts w:ascii="Arial" w:hAnsi="Arial" w:eastAsia="Arial"/>
-                <w:sz w:val="18"/>
-              </w:rPr>
-            </w:r>
-            <w:r>
-              <w:rPr>
-                <w:rFonts w:ascii="Arial" w:hAnsi="Arial" w:eastAsia="Arial"/>
+                <w:rFonts w:ascii="Arial" w:hAnsi="Arial" w:eastAsia="Arial" w:cs="Tahoma"/>
+                <w:sz w:val="18"/>
+              </w:rPr>
+            </w:r>
+            <w:r>
+              <w:rPr>
+                <w:rFonts w:ascii="Arial" w:hAnsi="Arial" w:eastAsia="Arial" w:cs="Tahoma"/>
                 <w:sz w:val="18"/>
               </w:rPr>
               <w:t>table.docNo</w:t>
@@ -1427,13 +1525,13 @@
             </w:pPr>
             <w:r>
               <w:rPr>
-                <w:rFonts w:ascii="Arial" w:hAnsi="Arial" w:eastAsia="Arial"/>
-                <w:sz w:val="18"/>
-              </w:rPr>
-            </w:r>
-            <w:r>
-              <w:rPr>
-                <w:rFonts w:ascii="Arial" w:hAnsi="Arial" w:eastAsia="Arial"/>
+                <w:rFonts w:ascii="Arial" w:hAnsi="Arial" w:eastAsia="Arial" w:cs="Tahoma"/>
+                <w:sz w:val="18"/>
+              </w:rPr>
+            </w:r>
+            <w:r>
+              <w:rPr>
+                <w:rFonts w:ascii="Arial" w:hAnsi="Arial" w:eastAsia="Arial" w:cs="Tahoma"/>
                 <w:sz w:val="18"/>
               </w:rPr>
               <w:t>YYYY/xxxxx</w:t>
@@ -1452,13 +1550,13 @@
             </w:pPr>
             <w:r>
               <w:rPr>
-                <w:rFonts w:ascii="Arial" w:hAnsi="Arial" w:eastAsia="Arial"/>
-                <w:sz w:val="18"/>
-              </w:rPr>
-            </w:r>
-            <w:r>
-              <w:rPr>
-                <w:rFonts w:ascii="Arial" w:hAnsi="Arial" w:eastAsia="Arial"/>
+                <w:rFonts w:ascii="Arial" w:hAnsi="Arial" w:eastAsia="Arial" w:cs="Tahoma"/>
+                <w:sz w:val="18"/>
+              </w:rPr>
+            </w:r>
+            <w:r>
+              <w:rPr>
+                <w:rFonts w:ascii="Arial" w:hAnsi="Arial" w:eastAsia="Arial" w:cs="Tahoma"/>
                 <w:sz w:val="18"/>
               </w:rPr>
               <w:t>column 2</w:t>
@@ -1477,13 +1575,13 @@
             </w:pPr>
             <w:r>
               <w:rPr>
-                <w:rFonts w:ascii="Arial" w:hAnsi="Arial" w:eastAsia="Arial"/>
-                <w:sz w:val="18"/>
-              </w:rPr>
-            </w:r>
-            <w:r>
-              <w:rPr>
-                <w:rFonts w:ascii="Arial" w:hAnsi="Arial" w:eastAsia="Arial"/>
+                <w:rFonts w:ascii="Arial" w:hAnsi="Arial" w:eastAsia="Arial" w:cs="Tahoma"/>
+                <w:sz w:val="18"/>
+              </w:rPr>
+            </w:r>
+            <w:r>
+              <w:rPr>
+                <w:rFonts w:ascii="Arial" w:hAnsi="Arial" w:eastAsia="Arial" w:cs="Tahoma"/>
                 <w:sz w:val="18"/>
               </w:rPr>
               <w:t>เลขที่เอกสารและลิงก์เปิด detail</w:t>
@@ -1507,13 +1605,13 @@
             </w:pPr>
             <w:r>
               <w:rPr>
-                <w:rFonts w:ascii="Arial" w:hAnsi="Arial" w:eastAsia="Arial"/>
-                <w:sz w:val="18"/>
-              </w:rPr>
-            </w:r>
-            <w:r>
-              <w:rPr>
-                <w:rFonts w:ascii="Arial" w:hAnsi="Arial" w:eastAsia="Arial"/>
+                <w:rFonts w:ascii="Arial" w:hAnsi="Arial" w:eastAsia="Arial" w:cs="Tahoma"/>
+                <w:sz w:val="18"/>
+              </w:rPr>
+            </w:r>
+            <w:r>
+              <w:rPr>
+                <w:rFonts w:ascii="Arial" w:hAnsi="Arial" w:eastAsia="Arial" w:cs="Tahoma"/>
                 <w:sz w:val="18"/>
               </w:rPr>
               <w:t>table.impactedStoreCode</w:t>
@@ -1532,13 +1630,13 @@
             </w:pPr>
             <w:r>
               <w:rPr>
-                <w:rFonts w:ascii="Arial" w:hAnsi="Arial" w:eastAsia="Arial"/>
-                <w:sz w:val="18"/>
-              </w:rPr>
-            </w:r>
-            <w:r>
-              <w:rPr>
-                <w:rFonts w:ascii="Arial" w:hAnsi="Arial" w:eastAsia="Arial"/>
+                <w:rFonts w:ascii="Arial" w:hAnsi="Arial" w:eastAsia="Arial" w:cs="Tahoma"/>
+                <w:sz w:val="18"/>
+              </w:rPr>
+            </w:r>
+            <w:r>
+              <w:rPr>
+                <w:rFonts w:ascii="Arial" w:hAnsi="Arial" w:eastAsia="Arial" w:cs="Tahoma"/>
                 <w:sz w:val="18"/>
               </w:rPr>
               <w:t>string 5 digits</w:t>
@@ -1557,13 +1655,13 @@
             </w:pPr>
             <w:r>
               <w:rPr>
-                <w:rFonts w:ascii="Arial" w:hAnsi="Arial" w:eastAsia="Arial"/>
-                <w:sz w:val="18"/>
-              </w:rPr>
-            </w:r>
-            <w:r>
-              <w:rPr>
-                <w:rFonts w:ascii="Arial" w:hAnsi="Arial" w:eastAsia="Arial"/>
+                <w:rFonts w:ascii="Arial" w:hAnsi="Arial" w:eastAsia="Arial" w:cs="Tahoma"/>
+                <w:sz w:val="18"/>
+              </w:rPr>
+            </w:r>
+            <w:r>
+              <w:rPr>
+                <w:rFonts w:ascii="Arial" w:hAnsi="Arial" w:eastAsia="Arial" w:cs="Tahoma"/>
                 <w:sz w:val="18"/>
               </w:rPr>
               <w:t>column 3</w:t>
@@ -1582,13 +1680,13 @@
             </w:pPr>
             <w:r>
               <w:rPr>
-                <w:rFonts w:ascii="Arial" w:hAnsi="Arial" w:eastAsia="Arial"/>
-                <w:sz w:val="18"/>
-              </w:rPr>
-            </w:r>
-            <w:r>
-              <w:rPr>
-                <w:rFonts w:ascii="Arial" w:hAnsi="Arial" w:eastAsia="Arial"/>
+                <w:rFonts w:ascii="Arial" w:hAnsi="Arial" w:eastAsia="Arial" w:cs="Tahoma"/>
+                <w:sz w:val="18"/>
+              </w:rPr>
+            </w:r>
+            <w:r>
+              <w:rPr>
+                <w:rFonts w:ascii="Arial" w:hAnsi="Arial" w:eastAsia="Arial" w:cs="Tahoma"/>
                 <w:sz w:val="18"/>
               </w:rPr>
               <w:t>รหัสร้านถูกกระทบ; คง leading zero</w:t>
@@ -1612,13 +1710,13 @@
             </w:pPr>
             <w:r>
               <w:rPr>
-                <w:rFonts w:ascii="Arial" w:hAnsi="Arial" w:eastAsia="Arial"/>
-                <w:sz w:val="18"/>
-              </w:rPr>
-            </w:r>
-            <w:r>
-              <w:rPr>
-                <w:rFonts w:ascii="Arial" w:hAnsi="Arial" w:eastAsia="Arial"/>
+                <w:rFonts w:ascii="Arial" w:hAnsi="Arial" w:eastAsia="Arial" w:cs="Tahoma"/>
+                <w:sz w:val="18"/>
+              </w:rPr>
+            </w:r>
+            <w:r>
+              <w:rPr>
+                <w:rFonts w:ascii="Arial" w:hAnsi="Arial" w:eastAsia="Arial" w:cs="Tahoma"/>
                 <w:sz w:val="18"/>
               </w:rPr>
               <w:t>table.impactedStoreName</w:t>
@@ -1637,13 +1735,13 @@
             </w:pPr>
             <w:r>
               <w:rPr>
-                <w:rFonts w:ascii="Arial" w:hAnsi="Arial" w:eastAsia="Arial"/>
-                <w:sz w:val="18"/>
-              </w:rPr>
-            </w:r>
-            <w:r>
-              <w:rPr>
-                <w:rFonts w:ascii="Arial" w:hAnsi="Arial" w:eastAsia="Arial"/>
+                <w:rFonts w:ascii="Arial" w:hAnsi="Arial" w:eastAsia="Arial" w:cs="Tahoma"/>
+                <w:sz w:val="18"/>
+              </w:rPr>
+            </w:r>
+            <w:r>
+              <w:rPr>
+                <w:rFonts w:ascii="Arial" w:hAnsi="Arial" w:eastAsia="Arial" w:cs="Tahoma"/>
                 <w:sz w:val="18"/>
               </w:rPr>
               <w:t>string</w:t>
@@ -1662,13 +1760,13 @@
             </w:pPr>
             <w:r>
               <w:rPr>
-                <w:rFonts w:ascii="Arial" w:hAnsi="Arial" w:eastAsia="Arial"/>
-                <w:sz w:val="18"/>
-              </w:rPr>
-            </w:r>
-            <w:r>
-              <w:rPr>
-                <w:rFonts w:ascii="Arial" w:hAnsi="Arial" w:eastAsia="Arial"/>
+                <w:rFonts w:ascii="Arial" w:hAnsi="Arial" w:eastAsia="Arial" w:cs="Tahoma"/>
+                <w:sz w:val="18"/>
+              </w:rPr>
+            </w:r>
+            <w:r>
+              <w:rPr>
+                <w:rFonts w:ascii="Arial" w:hAnsi="Arial" w:eastAsia="Arial" w:cs="Tahoma"/>
                 <w:sz w:val="18"/>
               </w:rPr>
               <w:t>column 4</w:t>
@@ -1687,13 +1785,13 @@
             </w:pPr>
             <w:r>
               <w:rPr>
-                <w:rFonts w:ascii="Arial" w:hAnsi="Arial" w:eastAsia="Arial"/>
-                <w:sz w:val="18"/>
-              </w:rPr>
-            </w:r>
-            <w:r>
-              <w:rPr>
-                <w:rFonts w:ascii="Arial" w:hAnsi="Arial" w:eastAsia="Arial"/>
+                <w:rFonts w:ascii="Arial" w:hAnsi="Arial" w:eastAsia="Arial" w:cs="Tahoma"/>
+                <w:sz w:val="18"/>
+              </w:rPr>
+            </w:r>
+            <w:r>
+              <w:rPr>
+                <w:rFonts w:ascii="Arial" w:hAnsi="Arial" w:eastAsia="Arial" w:cs="Tahoma"/>
                 <w:sz w:val="18"/>
               </w:rPr>
               <w:t>ชื่อร้านถูกกระทบ</w:t>
@@ -1717,13 +1815,13 @@
             </w:pPr>
             <w:r>
               <w:rPr>
-                <w:rFonts w:ascii="Arial" w:hAnsi="Arial" w:eastAsia="Arial"/>
-                <w:sz w:val="18"/>
-              </w:rPr>
-            </w:r>
-            <w:r>
-              <w:rPr>
-                <w:rFonts w:ascii="Arial" w:hAnsi="Arial" w:eastAsia="Arial"/>
+                <w:rFonts w:ascii="Arial" w:hAnsi="Arial" w:eastAsia="Arial" w:cs="Tahoma"/>
+                <w:sz w:val="18"/>
+              </w:rPr>
+            </w:r>
+            <w:r>
+              <w:rPr>
+                <w:rFonts w:ascii="Arial" w:hAnsi="Arial" w:eastAsia="Arial" w:cs="Tahoma"/>
                 <w:sz w:val="18"/>
               </w:rPr>
               <w:t>table.regionCode</w:t>
@@ -1742,13 +1840,13 @@
             </w:pPr>
             <w:r>
               <w:rPr>
-                <w:rFonts w:ascii="Arial" w:hAnsi="Arial" w:eastAsia="Arial"/>
-                <w:sz w:val="18"/>
-              </w:rPr>
-            </w:r>
-            <w:r>
-              <w:rPr>
-                <w:rFonts w:ascii="Arial" w:hAnsi="Arial" w:eastAsia="Arial"/>
+                <w:rFonts w:ascii="Arial" w:hAnsi="Arial" w:eastAsia="Arial" w:cs="Tahoma"/>
+                <w:sz w:val="18"/>
+              </w:rPr>
+            </w:r>
+            <w:r>
+              <w:rPr>
+                <w:rFonts w:ascii="Arial" w:hAnsi="Arial" w:eastAsia="Arial" w:cs="Tahoma"/>
                 <w:sz w:val="18"/>
               </w:rPr>
               <w:t>string</w:t>
@@ -1767,13 +1865,13 @@
             </w:pPr>
             <w:r>
               <w:rPr>
-                <w:rFonts w:ascii="Arial" w:hAnsi="Arial" w:eastAsia="Arial"/>
-                <w:sz w:val="18"/>
-              </w:rPr>
-            </w:r>
-            <w:r>
-              <w:rPr>
-                <w:rFonts w:ascii="Arial" w:hAnsi="Arial" w:eastAsia="Arial"/>
+                <w:rFonts w:ascii="Arial" w:hAnsi="Arial" w:eastAsia="Arial" w:cs="Tahoma"/>
+                <w:sz w:val="18"/>
+              </w:rPr>
+            </w:r>
+            <w:r>
+              <w:rPr>
+                <w:rFonts w:ascii="Arial" w:hAnsi="Arial" w:eastAsia="Arial" w:cs="Tahoma"/>
                 <w:sz w:val="18"/>
               </w:rPr>
               <w:t>column 5</w:t>
@@ -1792,13 +1890,13 @@
             </w:pPr>
             <w:r>
               <w:rPr>
-                <w:rFonts w:ascii="Arial" w:hAnsi="Arial" w:eastAsia="Arial"/>
-                <w:sz w:val="18"/>
-              </w:rPr>
-            </w:r>
-            <w:r>
-              <w:rPr>
-                <w:rFonts w:ascii="Arial" w:hAnsi="Arial" w:eastAsia="Arial"/>
+                <w:rFonts w:ascii="Arial" w:hAnsi="Arial" w:eastAsia="Arial" w:cs="Tahoma"/>
+                <w:sz w:val="18"/>
+              </w:rPr>
+            </w:r>
+            <w:r>
+              <w:rPr>
+                <w:rFonts w:ascii="Arial" w:hAnsi="Arial" w:eastAsia="Arial" w:cs="Tahoma"/>
                 <w:sz w:val="18"/>
               </w:rPr>
               <w:t>ภาค</w:t>
@@ -1822,13 +1920,13 @@
             </w:pPr>
             <w:r>
               <w:rPr>
-                <w:rFonts w:ascii="Arial" w:hAnsi="Arial" w:eastAsia="Arial"/>
-                <w:sz w:val="18"/>
-              </w:rPr>
-            </w:r>
-            <w:r>
-              <w:rPr>
-                <w:rFonts w:ascii="Arial" w:hAnsi="Arial" w:eastAsia="Arial"/>
+                <w:rFonts w:ascii="Arial" w:hAnsi="Arial" w:eastAsia="Arial" w:cs="Tahoma"/>
+                <w:sz w:val="18"/>
+              </w:rPr>
+            </w:r>
+            <w:r>
+              <w:rPr>
+                <w:rFonts w:ascii="Arial" w:hAnsi="Arial" w:eastAsia="Arial" w:cs="Tahoma"/>
                 <w:sz w:val="18"/>
               </w:rPr>
               <w:t>table.salesDeclinePercent</w:t>
@@ -1847,13 +1945,13 @@
             </w:pPr>
             <w:r>
               <w:rPr>
-                <w:rFonts w:ascii="Arial" w:hAnsi="Arial" w:eastAsia="Arial"/>
-                <w:sz w:val="18"/>
-              </w:rPr>
-            </w:r>
-            <w:r>
-              <w:rPr>
-                <w:rFonts w:ascii="Arial" w:hAnsi="Arial" w:eastAsia="Arial"/>
+                <w:rFonts w:ascii="Arial" w:hAnsi="Arial" w:eastAsia="Arial" w:cs="Tahoma"/>
+                <w:sz w:val="18"/>
+              </w:rPr>
+            </w:r>
+            <w:r>
+              <w:rPr>
+                <w:rFonts w:ascii="Arial" w:hAnsi="Arial" w:eastAsia="Arial" w:cs="Tahoma"/>
                 <w:sz w:val="18"/>
               </w:rPr>
               <w:t>decimal</w:t>
@@ -1872,13 +1970,13 @@
             </w:pPr>
             <w:r>
               <w:rPr>
-                <w:rFonts w:ascii="Arial" w:hAnsi="Arial" w:eastAsia="Arial"/>
-                <w:sz w:val="18"/>
-              </w:rPr>
-            </w:r>
-            <w:r>
-              <w:rPr>
-                <w:rFonts w:ascii="Arial" w:hAnsi="Arial" w:eastAsia="Arial"/>
+                <w:rFonts w:ascii="Arial" w:hAnsi="Arial" w:eastAsia="Arial" w:cs="Tahoma"/>
+                <w:sz w:val="18"/>
+              </w:rPr>
+            </w:r>
+            <w:r>
+              <w:rPr>
+                <w:rFonts w:ascii="Arial" w:hAnsi="Arial" w:eastAsia="Arial" w:cs="Tahoma"/>
                 <w:sz w:val="18"/>
               </w:rPr>
               <w:t>column 6</w:t>
@@ -1897,13 +1995,13 @@
             </w:pPr>
             <w:r>
               <w:rPr>
-                <w:rFonts w:ascii="Arial" w:hAnsi="Arial" w:eastAsia="Arial"/>
-                <w:sz w:val="18"/>
-              </w:rPr>
-            </w:r>
-            <w:r>
-              <w:rPr>
-                <w:rFonts w:ascii="Arial" w:hAnsi="Arial" w:eastAsia="Arial"/>
+                <w:rFonts w:ascii="Arial" w:hAnsi="Arial" w:eastAsia="Arial" w:cs="Tahoma"/>
+                <w:sz w:val="18"/>
+              </w:rPr>
+            </w:r>
+            <w:r>
+              <w:rPr>
+                <w:rFonts w:ascii="Arial" w:hAnsi="Arial" w:eastAsia="Arial" w:cs="Tahoma"/>
                 <w:sz w:val="18"/>
               </w:rPr>
               <w:t>ยอดขายที่ลดลง (%)</w:t>
@@ -1927,13 +2025,13 @@
             </w:pPr>
             <w:r>
               <w:rPr>
-                <w:rFonts w:ascii="Arial" w:hAnsi="Arial" w:eastAsia="Arial"/>
-                <w:sz w:val="18"/>
-              </w:rPr>
-            </w:r>
-            <w:r>
-              <w:rPr>
-                <w:rFonts w:ascii="Arial" w:hAnsi="Arial" w:eastAsia="Arial"/>
+                <w:rFonts w:ascii="Arial" w:hAnsi="Arial" w:eastAsia="Arial" w:cs="Tahoma"/>
+                <w:sz w:val="18"/>
+              </w:rPr>
+            </w:r>
+            <w:r>
+              <w:rPr>
+                <w:rFonts w:ascii="Arial" w:hAnsi="Arial" w:eastAsia="Arial" w:cs="Tahoma"/>
                 <w:sz w:val="18"/>
               </w:rPr>
               <w:t>table.totalCompensationAmount</w:t>
@@ -1952,13 +2050,13 @@
             </w:pPr>
             <w:r>
               <w:rPr>
-                <w:rFonts w:ascii="Arial" w:hAnsi="Arial" w:eastAsia="Arial"/>
-                <w:sz w:val="18"/>
-              </w:rPr>
-            </w:r>
-            <w:r>
-              <w:rPr>
-                <w:rFonts w:ascii="Arial" w:hAnsi="Arial" w:eastAsia="Arial"/>
+                <w:rFonts w:ascii="Arial" w:hAnsi="Arial" w:eastAsia="Arial" w:cs="Tahoma"/>
+                <w:sz w:val="18"/>
+              </w:rPr>
+            </w:r>
+            <w:r>
+              <w:rPr>
+                <w:rFonts w:ascii="Arial" w:hAnsi="Arial" w:eastAsia="Arial" w:cs="Tahoma"/>
                 <w:sz w:val="18"/>
               </w:rPr>
               <w:t>decimal</w:t>
@@ -1977,13 +2075,13 @@
             </w:pPr>
             <w:r>
               <w:rPr>
-                <w:rFonts w:ascii="Arial" w:hAnsi="Arial" w:eastAsia="Arial"/>
-                <w:sz w:val="18"/>
-              </w:rPr>
-            </w:r>
-            <w:r>
-              <w:rPr>
-                <w:rFonts w:ascii="Arial" w:hAnsi="Arial" w:eastAsia="Arial"/>
+                <w:rFonts w:ascii="Arial" w:hAnsi="Arial" w:eastAsia="Arial" w:cs="Tahoma"/>
+                <w:sz w:val="18"/>
+              </w:rPr>
+            </w:r>
+            <w:r>
+              <w:rPr>
+                <w:rFonts w:ascii="Arial" w:hAnsi="Arial" w:eastAsia="Arial" w:cs="Tahoma"/>
                 <w:sz w:val="18"/>
               </w:rPr>
               <w:t>column 7; &gt;=0</w:t>
@@ -2002,13 +2100,13 @@
             </w:pPr>
             <w:r>
               <w:rPr>
-                <w:rFonts w:ascii="Arial" w:hAnsi="Arial" w:eastAsia="Arial"/>
-                <w:sz w:val="18"/>
-              </w:rPr>
-            </w:r>
-            <w:r>
-              <w:rPr>
-                <w:rFonts w:ascii="Arial" w:hAnsi="Arial" w:eastAsia="Arial"/>
+                <w:rFonts w:ascii="Arial" w:hAnsi="Arial" w:eastAsia="Arial" w:cs="Tahoma"/>
+                <w:sz w:val="18"/>
+              </w:rPr>
+            </w:r>
+            <w:r>
+              <w:rPr>
+                <w:rFonts w:ascii="Arial" w:hAnsi="Arial" w:eastAsia="Arial" w:cs="Tahoma"/>
                 <w:sz w:val="18"/>
               </w:rPr>
               <w:t>จำนวนเงินที่ชดเชย; format #,##0.00</w:t>
@@ -2032,13 +2130,13 @@
             </w:pPr>
             <w:r>
               <w:rPr>
-                <w:rFonts w:ascii="Arial" w:hAnsi="Arial" w:eastAsia="Arial"/>
-                <w:sz w:val="18"/>
-              </w:rPr>
-            </w:r>
-            <w:r>
-              <w:rPr>
-                <w:rFonts w:ascii="Arial" w:hAnsi="Arial" w:eastAsia="Arial"/>
+                <w:rFonts w:ascii="Arial" w:hAnsi="Arial" w:eastAsia="Arial" w:cs="Tahoma"/>
+                <w:sz w:val="18"/>
+              </w:rPr>
+            </w:r>
+            <w:r>
+              <w:rPr>
+                <w:rFonts w:ascii="Arial" w:hAnsi="Arial" w:eastAsia="Arial" w:cs="Tahoma"/>
                 <w:sz w:val="18"/>
               </w:rPr>
               <w:t>table.statusCode/statusName</w:t>
@@ -2057,13 +2155,13 @@
             </w:pPr>
             <w:r>
               <w:rPr>
-                <w:rFonts w:ascii="Arial" w:hAnsi="Arial" w:eastAsia="Arial"/>
-                <w:sz w:val="18"/>
-              </w:rPr>
-            </w:r>
-            <w:r>
-              <w:rPr>
-                <w:rFonts w:ascii="Arial" w:hAnsi="Arial" w:eastAsia="Arial"/>
+                <w:rFonts w:ascii="Arial" w:hAnsi="Arial" w:eastAsia="Arial" w:cs="Tahoma"/>
+                <w:sz w:val="18"/>
+              </w:rPr>
+            </w:r>
+            <w:r>
+              <w:rPr>
+                <w:rFonts w:ascii="Arial" w:hAnsi="Arial" w:eastAsia="Arial" w:cs="Tahoma"/>
                 <w:sz w:val="18"/>
               </w:rPr>
               <w:t>code + label</w:t>
@@ -2082,13 +2180,13 @@
             </w:pPr>
             <w:r>
               <w:rPr>
-                <w:rFonts w:ascii="Arial" w:hAnsi="Arial" w:eastAsia="Arial"/>
-                <w:sz w:val="18"/>
-              </w:rPr>
-            </w:r>
-            <w:r>
-              <w:rPr>
-                <w:rFonts w:ascii="Arial" w:hAnsi="Arial" w:eastAsia="Arial"/>
+                <w:rFonts w:ascii="Arial" w:hAnsi="Arial" w:eastAsia="Arial" w:cs="Tahoma"/>
+                <w:sz w:val="18"/>
+              </w:rPr>
+            </w:r>
+            <w:r>
+              <w:rPr>
+                <w:rFonts w:ascii="Arial" w:hAnsi="Arial" w:eastAsia="Arial" w:cs="Tahoma"/>
                 <w:sz w:val="18"/>
               </w:rPr>
               <w:t>column 8</w:t>
@@ -2107,13 +2205,13 @@
             </w:pPr>
             <w:r>
               <w:rPr>
-                <w:rFonts w:ascii="Arial" w:hAnsi="Arial" w:eastAsia="Arial"/>
-                <w:sz w:val="18"/>
-              </w:rPr>
-            </w:r>
-            <w:r>
-              <w:rPr>
-                <w:rFonts w:ascii="Arial" w:hAnsi="Arial" w:eastAsia="Arial"/>
+                <w:rFonts w:ascii="Arial" w:hAnsi="Arial" w:eastAsia="Arial" w:cs="Tahoma"/>
+                <w:sz w:val="18"/>
+              </w:rPr>
+            </w:r>
+            <w:r>
+              <w:rPr>
+                <w:rFonts w:ascii="Arial" w:hAnsi="Arial" w:eastAsia="Arial" w:cs="Tahoma"/>
                 <w:sz w:val="18"/>
               </w:rPr>
               <w:t>สถานะ; เก็บ code และ resolve label จาก dictionary</w:t>
@@ -2137,13 +2235,13 @@
             </w:pPr>
             <w:r>
               <w:rPr>
-                <w:rFonts w:ascii="Arial" w:hAnsi="Arial" w:eastAsia="Arial"/>
-                <w:sz w:val="18"/>
-              </w:rPr>
-            </w:r>
-            <w:r>
-              <w:rPr>
-                <w:rFonts w:ascii="Arial" w:hAnsi="Arial" w:eastAsia="Arial"/>
+                <w:rFonts w:ascii="Arial" w:hAnsi="Arial" w:eastAsia="Arial" w:cs="Tahoma"/>
+                <w:sz w:val="18"/>
+              </w:rPr>
+            </w:r>
+            <w:r>
+              <w:rPr>
+                <w:rFonts w:ascii="Arial" w:hAnsi="Arial" w:eastAsia="Arial" w:cs="Tahoma"/>
                 <w:sz w:val="18"/>
               </w:rPr>
               <w:t>table.daysPending</w:t>
@@ -2162,13 +2260,13 @@
             </w:pPr>
             <w:r>
               <w:rPr>
-                <w:rFonts w:ascii="Arial" w:hAnsi="Arial" w:eastAsia="Arial"/>
-                <w:sz w:val="18"/>
-              </w:rPr>
-            </w:r>
-            <w:r>
-              <w:rPr>
-                <w:rFonts w:ascii="Arial" w:hAnsi="Arial" w:eastAsia="Arial"/>
+                <w:rFonts w:ascii="Arial" w:hAnsi="Arial" w:eastAsia="Arial" w:cs="Tahoma"/>
+                <w:sz w:val="18"/>
+              </w:rPr>
+            </w:r>
+            <w:r>
+              <w:rPr>
+                <w:rFonts w:ascii="Arial" w:hAnsi="Arial" w:eastAsia="Arial" w:cs="Tahoma"/>
                 <w:sz w:val="18"/>
               </w:rPr>
               <w:t>integer</w:t>
@@ -2187,13 +2285,13 @@
             </w:pPr>
             <w:r>
               <w:rPr>
-                <w:rFonts w:ascii="Arial" w:hAnsi="Arial" w:eastAsia="Arial"/>
-                <w:sz w:val="18"/>
-              </w:rPr>
-            </w:r>
-            <w:r>
-              <w:rPr>
-                <w:rFonts w:ascii="Arial" w:hAnsi="Arial" w:eastAsia="Arial"/>
+                <w:rFonts w:ascii="Arial" w:hAnsi="Arial" w:eastAsia="Arial" w:cs="Tahoma"/>
+                <w:sz w:val="18"/>
+              </w:rPr>
+            </w:r>
+            <w:r>
+              <w:rPr>
+                <w:rFonts w:ascii="Arial" w:hAnsi="Arial" w:eastAsia="Arial" w:cs="Tahoma"/>
                 <w:sz w:val="18"/>
               </w:rPr>
               <w:t>column 9; &gt;=0</w:t>
@@ -2212,13 +2310,13 @@
             </w:pPr>
             <w:r>
               <w:rPr>
-                <w:rFonts w:ascii="Arial" w:hAnsi="Arial" w:eastAsia="Arial"/>
-                <w:sz w:val="18"/>
-              </w:rPr>
-            </w:r>
-            <w:r>
-              <w:rPr>
-                <w:rFonts w:ascii="Arial" w:hAnsi="Arial" w:eastAsia="Arial"/>
+                <w:rFonts w:ascii="Arial" w:hAnsi="Arial" w:eastAsia="Arial" w:cs="Tahoma"/>
+                <w:sz w:val="18"/>
+              </w:rPr>
+            </w:r>
+            <w:r>
+              <w:rPr>
+                <w:rFonts w:ascii="Arial" w:hAnsi="Arial" w:eastAsia="Arial" w:cs="Tahoma"/>
                 <w:sz w:val="18"/>
               </w:rPr>
               <w:t>รอ (วัน)</w:t>
@@ -2242,13 +2340,13 @@
             </w:pPr>
             <w:r>
               <w:rPr>
-                <w:rFonts w:ascii="Arial" w:hAnsi="Arial" w:eastAsia="Arial"/>
-                <w:sz w:val="18"/>
-              </w:rPr>
-            </w:r>
-            <w:r>
-              <w:rPr>
-                <w:rFonts w:ascii="Arial" w:hAnsi="Arial" w:eastAsia="Arial"/>
+                <w:rFonts w:ascii="Arial" w:hAnsi="Arial" w:eastAsia="Arial" w:cs="Tahoma"/>
+                <w:sz w:val="18"/>
+              </w:rPr>
+            </w:r>
+            <w:r>
+              <w:rPr>
+                <w:rFonts w:ascii="Arial" w:hAnsi="Arial" w:eastAsia="Arial" w:cs="Tahoma"/>
                 <w:sz w:val="18"/>
               </w:rPr>
               <w:t>table.salesDataDays</w:t>
@@ -2267,13 +2365,13 @@
             </w:pPr>
             <w:r>
               <w:rPr>
-                <w:rFonts w:ascii="Arial" w:hAnsi="Arial" w:eastAsia="Arial"/>
-                <w:sz w:val="18"/>
-              </w:rPr>
-            </w:r>
-            <w:r>
-              <w:rPr>
-                <w:rFonts w:ascii="Arial" w:hAnsi="Arial" w:eastAsia="Arial"/>
+                <w:rFonts w:ascii="Arial" w:hAnsi="Arial" w:eastAsia="Arial" w:cs="Tahoma"/>
+                <w:sz w:val="18"/>
+              </w:rPr>
+            </w:r>
+            <w:r>
+              <w:rPr>
+                <w:rFonts w:ascii="Arial" w:hAnsi="Arial" w:eastAsia="Arial" w:cs="Tahoma"/>
                 <w:sz w:val="18"/>
               </w:rPr>
               <w:t>integer</w:t>
@@ -2292,13 +2390,13 @@
             </w:pPr>
             <w:r>
               <w:rPr>
-                <w:rFonts w:ascii="Arial" w:hAnsi="Arial" w:eastAsia="Arial"/>
-                <w:sz w:val="18"/>
-              </w:rPr>
-            </w:r>
-            <w:r>
-              <w:rPr>
-                <w:rFonts w:ascii="Arial" w:hAnsi="Arial" w:eastAsia="Arial"/>
+                <w:rFonts w:ascii="Arial" w:hAnsi="Arial" w:eastAsia="Arial" w:cs="Tahoma"/>
+                <w:sz w:val="18"/>
+              </w:rPr>
+            </w:r>
+            <w:r>
+              <w:rPr>
+                <w:rFonts w:ascii="Arial" w:hAnsi="Arial" w:eastAsia="Arial" w:cs="Tahoma"/>
                 <w:sz w:val="18"/>
               </w:rPr>
               <w:t>internal (ไม่ใช่คอลัมน์แสดง)</w:t>
@@ -2317,13 +2415,13 @@
             </w:pPr>
             <w:r>
               <w:rPr>
-                <w:rFonts w:ascii="Arial" w:hAnsi="Arial" w:eastAsia="Arial"/>
-                <w:sz w:val="18"/>
-              </w:rPr>
-            </w:r>
-            <w:r>
-              <w:rPr>
-                <w:rFonts w:ascii="Arial" w:hAnsi="Arial" w:eastAsia="Arial"/>
+                <w:rFonts w:ascii="Arial" w:hAnsi="Arial" w:eastAsia="Arial" w:cs="Tahoma"/>
+                <w:sz w:val="18"/>
+              </w:rPr>
+            </w:r>
+            <w:r>
+              <w:rPr>
+                <w:rFonts w:ascii="Arial" w:hAnsi="Arial" w:eastAsia="Arial" w:cs="Tahoma"/>
                 <w:sz w:val="18"/>
               </w:rPr>
               <w:t>&lt;60 = แถวผิดปกติสีแดง (red-flag)</w:t>
@@ -2335,13 +2433,13 @@
     <w:p/>
     <w:p>
       <w:pPr>
-        <w:pStyle w:val="Heading1"/>
+        <w:pStyle w:val="Heading2"/>
         <w:keepNext/>
         <w:keepLines/>
         <w:pageBreakBefore w:val="0"/>
       </w:pPr>
       <w:r>
-        <w:t>5.1 Input / Progress / Output Contract</w:t>
+        <w:t>5.9 Input / Progress / Output Contract</w:t>
       </w:r>
     </w:p>
     <w:tbl>
@@ -2373,7 +2471,7 @@
             <w:r/>
             <w:r>
               <w:rPr>
-                <w:rFonts w:ascii="Arial" w:hAnsi="Arial" w:eastAsia="Arial"/>
+                <w:rFonts w:ascii="Arial" w:hAnsi="Arial" w:eastAsia="Arial" w:cs="Tahoma"/>
                 <w:b/>
                 <w:sz w:val="18"/>
               </w:rPr>
@@ -2395,7 +2493,7 @@
             <w:r/>
             <w:r>
               <w:rPr>
-                <w:rFonts w:ascii="Arial" w:hAnsi="Arial" w:eastAsia="Arial"/>
+                <w:rFonts w:ascii="Arial" w:hAnsi="Arial" w:eastAsia="Arial" w:cs="Tahoma"/>
                 <w:b/>
                 <w:sz w:val="18"/>
               </w:rPr>
@@ -2420,13 +2518,13 @@
             </w:pPr>
             <w:r>
               <w:rPr>
-                <w:rFonts w:ascii="Arial" w:hAnsi="Arial" w:eastAsia="Arial"/>
-                <w:sz w:val="18"/>
-              </w:rPr>
-            </w:r>
-            <w:r>
-              <w:rPr>
-                <w:rFonts w:ascii="Arial" w:hAnsi="Arial" w:eastAsia="Arial"/>
+                <w:rFonts w:ascii="Arial" w:hAnsi="Arial" w:eastAsia="Arial" w:cs="Tahoma"/>
+                <w:sz w:val="18"/>
+              </w:rPr>
+            </w:r>
+            <w:r>
+              <w:rPr>
+                <w:rFonts w:ascii="Arial" w:hAnsi="Arial" w:eastAsia="Arial" w:cs="Tahoma"/>
                 <w:sz w:val="18"/>
               </w:rPr>
               <w:t>Input</w:t>
@@ -2445,13 +2543,13 @@
             </w:pPr>
             <w:r>
               <w:rPr>
-                <w:rFonts w:ascii="Arial" w:hAnsi="Arial" w:eastAsia="Arial"/>
-                <w:sz w:val="18"/>
-              </w:rPr>
-            </w:r>
-            <w:r>
-              <w:rPr>
-                <w:rFonts w:ascii="Arial" w:hAnsi="Arial" w:eastAsia="Arial"/>
+                <w:rFonts w:ascii="Arial" w:hAnsi="Arial" w:eastAsia="Arial" w:cs="Tahoma"/>
+                <w:sz w:val="18"/>
+              </w:rPr>
+            </w:r>
+            <w:r>
+              <w:rPr>
+                <w:rFonts w:ascii="Arial" w:hAnsi="Arial" w:eastAsia="Arial" w:cs="Tahoma"/>
                 <w:sz w:val="18"/>
               </w:rPr>
               <w:t>GET /api/v1/tasks; GET /api/v1/documents</w:t>
@@ -2475,13 +2573,13 @@
             </w:pPr>
             <w:r>
               <w:rPr>
-                <w:rFonts w:ascii="Arial" w:hAnsi="Arial" w:eastAsia="Arial"/>
-                <w:sz w:val="18"/>
-              </w:rPr>
-            </w:r>
-            <w:r>
-              <w:rPr>
-                <w:rFonts w:ascii="Arial" w:hAnsi="Arial" w:eastAsia="Arial"/>
+                <w:rFonts w:ascii="Arial" w:hAnsi="Arial" w:eastAsia="Arial" w:cs="Tahoma"/>
+                <w:sz w:val="18"/>
+              </w:rPr>
+            </w:r>
+            <w:r>
+              <w:rPr>
+                <w:rFonts w:ascii="Arial" w:hAnsi="Arial" w:eastAsia="Arial" w:cs="Tahoma"/>
                 <w:sz w:val="18"/>
               </w:rPr>
               <w:t>Progress</w:t>
@@ -2500,13 +2598,13 @@
             </w:pPr>
             <w:r>
               <w:rPr>
-                <w:rFonts w:ascii="Arial" w:hAnsi="Arial" w:eastAsia="Arial"/>
-                <w:sz w:val="18"/>
-              </w:rPr>
-            </w:r>
-            <w:r>
-              <w:rPr>
-                <w:rFonts w:ascii="Arial" w:hAnsi="Arial" w:eastAsia="Arial"/>
+                <w:rFonts w:ascii="Arial" w:hAnsi="Arial" w:eastAsia="Arial" w:cs="Tahoma"/>
+                <w:sz w:val="18"/>
+              </w:rPr>
+            </w:r>
+            <w:r>
+              <w:rPr>
+                <w:rFonts w:ascii="Arial" w:hAnsi="Arial" w:eastAsia="Arial" w:cs="Tahoma"/>
                 <w:sz w:val="18"/>
               </w:rPr>
               <w:t>Read route mode; Bind filter values; Call list API; Render table</w:t>
@@ -2530,13 +2628,13 @@
             </w:pPr>
             <w:r>
               <w:rPr>
-                <w:rFonts w:ascii="Arial" w:hAnsi="Arial" w:eastAsia="Arial"/>
-                <w:sz w:val="18"/>
-              </w:rPr>
-            </w:r>
-            <w:r>
-              <w:rPr>
-                <w:rFonts w:ascii="Arial" w:hAnsi="Arial" w:eastAsia="Arial"/>
+                <w:rFonts w:ascii="Arial" w:hAnsi="Arial" w:eastAsia="Arial" w:cs="Tahoma"/>
+                <w:sz w:val="18"/>
+              </w:rPr>
+            </w:r>
+            <w:r>
+              <w:rPr>
+                <w:rFonts w:ascii="Arial" w:hAnsi="Arial" w:eastAsia="Arial" w:cs="Tahoma"/>
                 <w:sz w:val="18"/>
               </w:rPr>
               <w:t>Output</w:t>
@@ -2555,13 +2653,13 @@
             </w:pPr>
             <w:r>
               <w:rPr>
-                <w:rFonts w:ascii="Arial" w:hAnsi="Arial" w:eastAsia="Arial"/>
-                <w:sz w:val="18"/>
-              </w:rPr>
-            </w:r>
-            <w:r>
-              <w:rPr>
-                <w:rFonts w:ascii="Arial" w:hAnsi="Arial" w:eastAsia="Arial"/>
+                <w:rFonts w:ascii="Arial" w:hAnsi="Arial" w:eastAsia="Arial" w:cs="Tahoma"/>
+                <w:sz w:val="18"/>
+              </w:rPr>
+            </w:r>
+            <w:r>
+              <w:rPr>
+                <w:rFonts w:ascii="Arial" w:hAnsi="Arial" w:eastAsia="Arial" w:cs="Tahoma"/>
                 <w:sz w:val="18"/>
               </w:rPr>
               <w:t>Rendered UI state or normalized API response with status/message and audit-ready trace reference.</w:t>
@@ -2613,7 +2711,7 @@
             <w:r/>
             <w:r>
               <w:rPr>
-                <w:rFonts w:ascii="Arial" w:hAnsi="Arial" w:eastAsia="Arial"/>
+                <w:rFonts w:ascii="Arial" w:hAnsi="Arial" w:eastAsia="Arial" w:cs="Tahoma"/>
                 <w:b/>
                 <w:sz w:val="18"/>
               </w:rPr>
@@ -2635,7 +2733,7 @@
             <w:r/>
             <w:r>
               <w:rPr>
-                <w:rFonts w:ascii="Arial" w:hAnsi="Arial" w:eastAsia="Arial"/>
+                <w:rFonts w:ascii="Arial" w:hAnsi="Arial" w:eastAsia="Arial" w:cs="Tahoma"/>
                 <w:b/>
                 <w:sz w:val="18"/>
               </w:rPr>
@@ -2657,7 +2755,7 @@
             <w:r/>
             <w:r>
               <w:rPr>
-                <w:rFonts w:ascii="Arial" w:hAnsi="Arial" w:eastAsia="Arial"/>
+                <w:rFonts w:ascii="Arial" w:hAnsi="Arial" w:eastAsia="Arial" w:cs="Tahoma"/>
                 <w:b/>
                 <w:sz w:val="18"/>
               </w:rPr>
@@ -2679,7 +2777,7 @@
             <w:r/>
             <w:r>
               <w:rPr>
-                <w:rFonts w:ascii="Arial" w:hAnsi="Arial" w:eastAsia="Arial"/>
+                <w:rFonts w:ascii="Arial" w:hAnsi="Arial" w:eastAsia="Arial" w:cs="Tahoma"/>
                 <w:b/>
                 <w:sz w:val="18"/>
               </w:rPr>
@@ -2704,13 +2802,13 @@
             </w:pPr>
             <w:r>
               <w:rPr>
-                <w:rFonts w:ascii="Arial" w:hAnsi="Arial" w:eastAsia="Arial"/>
-                <w:sz w:val="18"/>
-              </w:rPr>
-            </w:r>
-            <w:r>
-              <w:rPr>
-                <w:rFonts w:ascii="Arial" w:hAnsi="Arial" w:eastAsia="Arial"/>
+                <w:rFonts w:ascii="Arial" w:hAnsi="Arial" w:eastAsia="Arial" w:cs="Tahoma"/>
+                <w:sz w:val="18"/>
+              </w:rPr>
+            </w:r>
+            <w:r>
+              <w:rPr>
+                <w:rFonts w:ascii="Arial" w:hAnsi="Arial" w:eastAsia="Arial" w:cs="Tahoma"/>
                 <w:sz w:val="18"/>
               </w:rPr>
               <w:t>C01</w:t>
@@ -2729,13 +2827,13 @@
             </w:pPr>
             <w:r>
               <w:rPr>
-                <w:rFonts w:ascii="Arial" w:hAnsi="Arial" w:eastAsia="Arial"/>
-                <w:sz w:val="18"/>
-              </w:rPr>
-            </w:r>
-            <w:r>
-              <w:rPr>
-                <w:rFonts w:ascii="Arial" w:hAnsi="Arial" w:eastAsia="Arial"/>
+                <w:rFonts w:ascii="Arial" w:hAnsi="Arial" w:eastAsia="Arial" w:cs="Tahoma"/>
+                <w:sz w:val="18"/>
+              </w:rPr>
+            </w:r>
+            <w:r>
+              <w:rPr>
+                <w:rFonts w:ascii="Arial" w:hAnsi="Arial" w:eastAsia="Arial" w:cs="Tahoma"/>
                 <w:sz w:val="18"/>
               </w:rPr>
               <w:t>Waiting list</w:t>
@@ -2754,13 +2852,13 @@
             </w:pPr>
             <w:r>
               <w:rPr>
-                <w:rFonts w:ascii="Arial" w:hAnsi="Arial" w:eastAsia="Arial"/>
-                <w:sz w:val="18"/>
-              </w:rPr>
-            </w:r>
-            <w:r>
-              <w:rPr>
-                <w:rFonts w:ascii="Arial" w:hAnsi="Arial" w:eastAsia="Arial"/>
+                <w:rFonts w:ascii="Arial" w:hAnsi="Arial" w:eastAsia="Arial" w:cs="Tahoma"/>
+                <w:sz w:val="18"/>
+              </w:rPr>
+            </w:r>
+            <w:r>
+              <w:rPr>
+                <w:rFonts w:ascii="Arial" w:hAnsi="Arial" w:eastAsia="Arial" w:cs="Tahoma"/>
                 <w:sz w:val="18"/>
               </w:rPr>
               <w:t>โหลดงานของผู้ใช้จาก /tasks และ map 9 คอลัมน์หลักพร้อม task owner/status</w:t>
@@ -2779,13 +2877,13 @@
             </w:pPr>
             <w:r>
               <w:rPr>
-                <w:rFonts w:ascii="Arial" w:hAnsi="Arial" w:eastAsia="Arial"/>
-                <w:sz w:val="18"/>
-              </w:rPr>
-            </w:r>
-            <w:r>
-              <w:rPr>
-                <w:rFonts w:ascii="Arial" w:hAnsi="Arial" w:eastAsia="Arial"/>
+                <w:rFonts w:ascii="Arial" w:hAnsi="Arial" w:eastAsia="Arial" w:cs="Tahoma"/>
+                <w:sz w:val="18"/>
+              </w:rPr>
+            </w:r>
+            <w:r>
+              <w:rPr>
+                <w:rFonts w:ascii="Arial" w:hAnsi="Arial" w:eastAsia="Arial" w:cs="Tahoma"/>
                 <w:sz w:val="18"/>
               </w:rPr>
               <w:t>waiting list แสดง 9 คอลัมน์ตรง type และรักษา leading zero ของรหัสร้าน</w:t>
@@ -2809,13 +2907,13 @@
             </w:pPr>
             <w:r>
               <w:rPr>
-                <w:rFonts w:ascii="Arial" w:hAnsi="Arial" w:eastAsia="Arial"/>
-                <w:sz w:val="18"/>
-              </w:rPr>
-            </w:r>
-            <w:r>
-              <w:rPr>
-                <w:rFonts w:ascii="Arial" w:hAnsi="Arial" w:eastAsia="Arial"/>
+                <w:rFonts w:ascii="Arial" w:hAnsi="Arial" w:eastAsia="Arial" w:cs="Tahoma"/>
+                <w:sz w:val="18"/>
+              </w:rPr>
+            </w:r>
+            <w:r>
+              <w:rPr>
+                <w:rFonts w:ascii="Arial" w:hAnsi="Arial" w:eastAsia="Arial" w:cs="Tahoma"/>
                 <w:sz w:val="18"/>
               </w:rPr>
               <w:t>C02</w:t>
@@ -2834,13 +2932,13 @@
             </w:pPr>
             <w:r>
               <w:rPr>
-                <w:rFonts w:ascii="Arial" w:hAnsi="Arial" w:eastAsia="Arial"/>
-                <w:sz w:val="18"/>
-              </w:rPr>
-            </w:r>
-            <w:r>
-              <w:rPr>
-                <w:rFonts w:ascii="Arial" w:hAnsi="Arial" w:eastAsia="Arial"/>
+                <w:rFonts w:ascii="Arial" w:hAnsi="Arial" w:eastAsia="Arial" w:cs="Tahoma"/>
+                <w:sz w:val="18"/>
+              </w:rPr>
+            </w:r>
+            <w:r>
+              <w:rPr>
+                <w:rFonts w:ascii="Arial" w:hAnsi="Arial" w:eastAsia="Arial" w:cs="Tahoma"/>
                 <w:sz w:val="18"/>
               </w:rPr>
               <w:t>Related document list</w:t>
@@ -2859,13 +2957,13 @@
             </w:pPr>
             <w:r>
               <w:rPr>
-                <w:rFonts w:ascii="Arial" w:hAnsi="Arial" w:eastAsia="Arial"/>
-                <w:sz w:val="18"/>
-              </w:rPr>
-            </w:r>
-            <w:r>
-              <w:rPr>
-                <w:rFonts w:ascii="Arial" w:hAnsi="Arial" w:eastAsia="Arial"/>
+                <w:rFonts w:ascii="Arial" w:hAnsi="Arial" w:eastAsia="Arial" w:cs="Tahoma"/>
+                <w:sz w:val="18"/>
+              </w:rPr>
+            </w:r>
+            <w:r>
+              <w:rPr>
+                <w:rFonts w:ascii="Arial" w:hAnsi="Arial" w:eastAsia="Arial" w:cs="Tahoma"/>
                 <w:sz w:val="18"/>
               </w:rPr>
               <w:t>ค้นหาเอกสารจาก /documents โดยบังคับปีและแสดงเอกสารที่เกี่ยวข้องตาม permission</w:t>
@@ -2884,13 +2982,13 @@
             </w:pPr>
             <w:r>
               <w:rPr>
-                <w:rFonts w:ascii="Arial" w:hAnsi="Arial" w:eastAsia="Arial"/>
-                <w:sz w:val="18"/>
-              </w:rPr>
-            </w:r>
-            <w:r>
-              <w:rPr>
-                <w:rFonts w:ascii="Arial" w:hAnsi="Arial" w:eastAsia="Arial"/>
+                <w:rFonts w:ascii="Arial" w:hAnsi="Arial" w:eastAsia="Arial" w:cs="Tahoma"/>
+                <w:sz w:val="18"/>
+              </w:rPr>
+            </w:r>
+            <w:r>
+              <w:rPr>
+                <w:rFonts w:ascii="Arial" w:hAnsi="Arial" w:eastAsia="Arial" w:cs="Tahoma"/>
                 <w:sz w:val="18"/>
               </w:rPr>
               <w:t>ไม่ call API เมื่อไม่มีปี และ empty result ไม่แสดงข้อมูลจาก query ก่อนหน้า</w:t>
@@ -2914,13 +3012,13 @@
             </w:pPr>
             <w:r>
               <w:rPr>
-                <w:rFonts w:ascii="Arial" w:hAnsi="Arial" w:eastAsia="Arial"/>
-                <w:sz w:val="18"/>
-              </w:rPr>
-            </w:r>
-            <w:r>
-              <w:rPr>
-                <w:rFonts w:ascii="Arial" w:hAnsi="Arial" w:eastAsia="Arial"/>
+                <w:rFonts w:ascii="Arial" w:hAnsi="Arial" w:eastAsia="Arial" w:cs="Tahoma"/>
+                <w:sz w:val="18"/>
+              </w:rPr>
+            </w:r>
+            <w:r>
+              <w:rPr>
+                <w:rFonts w:ascii="Arial" w:hAnsi="Arial" w:eastAsia="Arial" w:cs="Tahoma"/>
                 <w:sz w:val="18"/>
               </w:rPr>
               <w:t>C03</w:t>
@@ -2939,13 +3037,13 @@
             </w:pPr>
             <w:r>
               <w:rPr>
-                <w:rFonts w:ascii="Arial" w:hAnsi="Arial" w:eastAsia="Arial"/>
-                <w:sz w:val="18"/>
-              </w:rPr>
-            </w:r>
-            <w:r>
-              <w:rPr>
-                <w:rFonts w:ascii="Arial" w:hAnsi="Arial" w:eastAsia="Arial"/>
+                <w:rFonts w:ascii="Arial" w:hAnsi="Arial" w:eastAsia="Arial" w:cs="Tahoma"/>
+                <w:sz w:val="18"/>
+              </w:rPr>
+            </w:r>
+            <w:r>
+              <w:rPr>
+                <w:rFonts w:ascii="Arial" w:hAnsi="Arial" w:eastAsia="Arial" w:cs="Tahoma"/>
                 <w:sz w:val="18"/>
               </w:rPr>
               <w:t>Search/filter/status filter</w:t>
@@ -2964,13 +3062,13 @@
             </w:pPr>
             <w:r>
               <w:rPr>
-                <w:rFonts w:ascii="Arial" w:hAnsi="Arial" w:eastAsia="Arial"/>
-                <w:sz w:val="18"/>
-              </w:rPr>
-            </w:r>
-            <w:r>
-              <w:rPr>
-                <w:rFonts w:ascii="Arial" w:hAnsi="Arial" w:eastAsia="Arial"/>
+                <w:rFonts w:ascii="Arial" w:hAnsi="Arial" w:eastAsia="Arial" w:cs="Tahoma"/>
+                <w:sz w:val="18"/>
+              </w:rPr>
+            </w:r>
+            <w:r>
+              <w:rPr>
+                <w:rFonts w:ascii="Arial" w:hAnsi="Arial" w:eastAsia="Arial" w:cs="Tahoma"/>
                 <w:sz w:val="18"/>
               </w:rPr>
               <w:t>serialize docNo/year/status/store filters ลง query state และ restore เมื่อย้อนกลับจาก detail</w:t>
@@ -2989,13 +3087,13 @@
             </w:pPr>
             <w:r>
               <w:rPr>
-                <w:rFonts w:ascii="Arial" w:hAnsi="Arial" w:eastAsia="Arial"/>
-                <w:sz w:val="18"/>
-              </w:rPr>
-            </w:r>
-            <w:r>
-              <w:rPr>
-                <w:rFonts w:ascii="Arial" w:hAnsi="Arial" w:eastAsia="Arial"/>
+                <w:rFonts w:ascii="Arial" w:hAnsi="Arial" w:eastAsia="Arial" w:cs="Tahoma"/>
+                <w:sz w:val="18"/>
+              </w:rPr>
+            </w:r>
+            <w:r>
+              <w:rPr>
+                <w:rFonts w:ascii="Arial" w:hAnsi="Arial" w:eastAsia="Arial" w:cs="Tahoma"/>
                 <w:sz w:val="18"/>
               </w:rPr>
               <w:t>Search/Clear/refresh ให้ผลซ้ำได้และ pagination ใช้ filter ชุดเดียวกัน</w:t>
@@ -3019,13 +3117,13 @@
             </w:pPr>
             <w:r>
               <w:rPr>
-                <w:rFonts w:ascii="Arial" w:hAnsi="Arial" w:eastAsia="Arial"/>
-                <w:sz w:val="18"/>
-              </w:rPr>
-            </w:r>
-            <w:r>
-              <w:rPr>
-                <w:rFonts w:ascii="Arial" w:hAnsi="Arial" w:eastAsia="Arial"/>
+                <w:rFonts w:ascii="Arial" w:hAnsi="Arial" w:eastAsia="Arial" w:cs="Tahoma"/>
+                <w:sz w:val="18"/>
+              </w:rPr>
+            </w:r>
+            <w:r>
+              <w:rPr>
+                <w:rFonts w:ascii="Arial" w:hAnsi="Arial" w:eastAsia="Arial" w:cs="Tahoma"/>
                 <w:sz w:val="18"/>
               </w:rPr>
               <w:t>C04</w:t>
@@ -3044,13 +3142,13 @@
             </w:pPr>
             <w:r>
               <w:rPr>
-                <w:rFonts w:ascii="Arial" w:hAnsi="Arial" w:eastAsia="Arial"/>
-                <w:sz w:val="18"/>
-              </w:rPr>
-            </w:r>
-            <w:r>
-              <w:rPr>
-                <w:rFonts w:ascii="Arial" w:hAnsi="Arial" w:eastAsia="Arial"/>
+                <w:rFonts w:ascii="Arial" w:hAnsi="Arial" w:eastAsia="Arial" w:cs="Tahoma"/>
+                <w:sz w:val="18"/>
+              </w:rPr>
+            </w:r>
+            <w:r>
+              <w:rPr>
+                <w:rFonts w:ascii="Arial" w:hAnsi="Arial" w:eastAsia="Arial" w:cs="Tahoma"/>
                 <w:sz w:val="18"/>
               </w:rPr>
               <w:t>Pagination/row action</w:t>
@@ -3069,13 +3167,13 @@
             </w:pPr>
             <w:r>
               <w:rPr>
-                <w:rFonts w:ascii="Arial" w:hAnsi="Arial" w:eastAsia="Arial"/>
-                <w:sz w:val="18"/>
-              </w:rPr>
-            </w:r>
-            <w:r>
-              <w:rPr>
-                <w:rFonts w:ascii="Arial" w:hAnsi="Arial" w:eastAsia="Arial"/>
+                <w:rFonts w:ascii="Arial" w:hAnsi="Arial" w:eastAsia="Arial" w:cs="Tahoma"/>
+                <w:sz w:val="18"/>
+              </w:rPr>
+            </w:r>
+            <w:r>
+              <w:rPr>
+                <w:rFonts w:ascii="Arial" w:hAnsi="Arial" w:eastAsia="Arial" w:cs="Tahoma"/>
                 <w:sz w:val="18"/>
               </w:rPr>
               <w:t>ควบคุม page/size/sort และ row navigation โดยใช้ docNo เป็น stable key</w:t>
@@ -3094,13 +3192,13 @@
             </w:pPr>
             <w:r>
               <w:rPr>
-                <w:rFonts w:ascii="Arial" w:hAnsi="Arial" w:eastAsia="Arial"/>
-                <w:sz w:val="18"/>
-              </w:rPr>
-            </w:r>
-            <w:r>
-              <w:rPr>
-                <w:rFonts w:ascii="Arial" w:hAnsi="Arial" w:eastAsia="Arial"/>
+                <w:rFonts w:ascii="Arial" w:hAnsi="Arial" w:eastAsia="Arial" w:cs="Tahoma"/>
+                <w:sz w:val="18"/>
+              </w:rPr>
+            </w:r>
+            <w:r>
+              <w:rPr>
+                <w:rFonts w:ascii="Arial" w:hAnsi="Arial" w:eastAsia="Arial" w:cs="Tahoma"/>
                 <w:sz w:val="18"/>
               </w:rPr>
               <w:t>เปลี่ยนหน้าไม่ reset filter และเปิด detail ของ row ที่เลือกถูกเลขเอกสาร</w:t>
@@ -3124,13 +3222,13 @@
             </w:pPr>
             <w:r>
               <w:rPr>
-                <w:rFonts w:ascii="Arial" w:hAnsi="Arial" w:eastAsia="Arial"/>
-                <w:sz w:val="18"/>
-              </w:rPr>
-            </w:r>
-            <w:r>
-              <w:rPr>
-                <w:rFonts w:ascii="Arial" w:hAnsi="Arial" w:eastAsia="Arial"/>
+                <w:rFonts w:ascii="Arial" w:hAnsi="Arial" w:eastAsia="Arial" w:cs="Tahoma"/>
+                <w:sz w:val="18"/>
+              </w:rPr>
+            </w:r>
+            <w:r>
+              <w:rPr>
+                <w:rFonts w:ascii="Arial" w:hAnsi="Arial" w:eastAsia="Arial" w:cs="Tahoma"/>
                 <w:sz w:val="18"/>
               </w:rPr>
               <w:t>C05</w:t>
@@ -3149,13 +3247,13 @@
             </w:pPr>
             <w:r>
               <w:rPr>
-                <w:rFonts w:ascii="Arial" w:hAnsi="Arial" w:eastAsia="Arial"/>
-                <w:sz w:val="18"/>
-              </w:rPr>
-            </w:r>
-            <w:r>
-              <w:rPr>
-                <w:rFonts w:ascii="Arial" w:hAnsi="Arial" w:eastAsia="Arial"/>
+                <w:rFonts w:ascii="Arial" w:hAnsi="Arial" w:eastAsia="Arial" w:cs="Tahoma"/>
+                <w:sz w:val="18"/>
+              </w:rPr>
+            </w:r>
+            <w:r>
+              <w:rPr>
+                <w:rFonts w:ascii="Arial" w:hAnsi="Arial" w:eastAsia="Arial" w:cs="Tahoma"/>
                 <w:sz w:val="18"/>
               </w:rPr>
               <w:t>Red flag for sales data &lt; 60 days</w:t>
@@ -3174,13 +3272,13 @@
             </w:pPr>
             <w:r>
               <w:rPr>
-                <w:rFonts w:ascii="Arial" w:hAnsi="Arial" w:eastAsia="Arial"/>
-                <w:sz w:val="18"/>
-              </w:rPr>
-            </w:r>
-            <w:r>
-              <w:rPr>
-                <w:rFonts w:ascii="Arial" w:hAnsi="Arial" w:eastAsia="Arial"/>
+                <w:rFonts w:ascii="Arial" w:hAnsi="Arial" w:eastAsia="Arial" w:cs="Tahoma"/>
+                <w:sz w:val="18"/>
+              </w:rPr>
+            </w:r>
+            <w:r>
+              <w:rPr>
+                <w:rFonts w:ascii="Arial" w:hAnsi="Arial" w:eastAsia="Arial" w:cs="Tahoma"/>
                 <w:sz w:val="18"/>
               </w:rPr>
               <w:t>คำนวณ presentation flag จาก salesDataDays &lt; 60 โดยไม่ใช้ waitingDays แทน</w:t>
@@ -3199,13 +3297,13 @@
             </w:pPr>
             <w:r>
               <w:rPr>
-                <w:rFonts w:ascii="Arial" w:hAnsi="Arial" w:eastAsia="Arial"/>
-                <w:sz w:val="18"/>
-              </w:rPr>
-            </w:r>
-            <w:r>
-              <w:rPr>
-                <w:rFonts w:ascii="Arial" w:hAnsi="Arial" w:eastAsia="Arial"/>
+                <w:rFonts w:ascii="Arial" w:hAnsi="Arial" w:eastAsia="Arial" w:cs="Tahoma"/>
+                <w:sz w:val="18"/>
+              </w:rPr>
+            </w:r>
+            <w:r>
+              <w:rPr>
+                <w:rFonts w:ascii="Arial" w:hAnsi="Arial" w:eastAsia="Arial" w:cs="Tahoma"/>
                 <w:sz w:val="18"/>
               </w:rPr>
               <w:t>แถวผิดปกติเป็นสีแดงพร้อม accessible label เฉพาะเมื่อยอดขายไม่ครบ 60 วัน</w:t>
@@ -3256,7 +3354,7 @@
             <w:r/>
             <w:r>
               <w:rPr>
-                <w:rFonts w:ascii="Arial" w:hAnsi="Arial" w:eastAsia="Arial"/>
+                <w:rFonts w:ascii="Arial" w:hAnsi="Arial" w:eastAsia="Arial" w:cs="Tahoma"/>
                 <w:b/>
                 <w:sz w:val="18"/>
               </w:rPr>
@@ -3278,7 +3376,7 @@
             <w:r/>
             <w:r>
               <w:rPr>
-                <w:rFonts w:ascii="Arial" w:hAnsi="Arial" w:eastAsia="Arial"/>
+                <w:rFonts w:ascii="Arial" w:hAnsi="Arial" w:eastAsia="Arial" w:cs="Tahoma"/>
                 <w:b/>
                 <w:sz w:val="18"/>
               </w:rPr>
@@ -3300,7 +3398,7 @@
             <w:r/>
             <w:r>
               <w:rPr>
-                <w:rFonts w:ascii="Arial" w:hAnsi="Arial" w:eastAsia="Arial"/>
+                <w:rFonts w:ascii="Arial" w:hAnsi="Arial" w:eastAsia="Arial" w:cs="Tahoma"/>
                 <w:b/>
                 <w:sz w:val="18"/>
               </w:rPr>
@@ -3325,13 +3423,13 @@
             </w:pPr>
             <w:r>
               <w:rPr>
-                <w:rFonts w:ascii="Arial" w:hAnsi="Arial" w:eastAsia="Arial"/>
-                <w:sz w:val="18"/>
-              </w:rPr>
-            </w:r>
-            <w:r>
-              <w:rPr>
-                <w:rFonts w:ascii="Arial" w:hAnsi="Arial" w:eastAsia="Arial"/>
+                <w:rFonts w:ascii="Arial" w:hAnsi="Arial" w:eastAsia="Arial" w:cs="Tahoma"/>
+                <w:sz w:val="18"/>
+              </w:rPr>
+            </w:r>
+            <w:r>
+              <w:rPr>
+                <w:rFonts w:ascii="Arial" w:hAnsi="Arial" w:eastAsia="Arial" w:cs="Tahoma"/>
                 <w:sz w:val="18"/>
               </w:rPr>
               <w:t>GET /api/v1/tasks</w:t>
@@ -3350,13 +3448,13 @@
             </w:pPr>
             <w:r>
               <w:rPr>
-                <w:rFonts w:ascii="Arial" w:hAnsi="Arial" w:eastAsia="Arial"/>
-                <w:sz w:val="18"/>
-              </w:rPr>
-            </w:r>
-            <w:r>
-              <w:rPr>
-                <w:rFonts w:ascii="Arial" w:hAnsi="Arial" w:eastAsia="Arial"/>
+                <w:rFonts w:ascii="Arial" w:hAnsi="Arial" w:eastAsia="Arial" w:cs="Tahoma"/>
+                <w:sz w:val="18"/>
+              </w:rPr>
+            </w:r>
+            <w:r>
+              <w:rPr>
+                <w:rFonts w:ascii="Arial" w:hAnsi="Arial" w:eastAsia="Arial" w:cs="Tahoma"/>
                 <w:sz w:val="18"/>
               </w:rPr>
               <w:t>รายการเอกสารรอดำเนินการ</w:t>
@@ -3375,13 +3473,13 @@
             </w:pPr>
             <w:r>
               <w:rPr>
-                <w:rFonts w:ascii="Arial" w:hAnsi="Arial" w:eastAsia="Arial"/>
-                <w:sz w:val="18"/>
-              </w:rPr>
-            </w:r>
-            <w:r>
-              <w:rPr>
-                <w:rFonts w:ascii="Arial" w:hAnsi="Arial" w:eastAsia="Arial"/>
+                <w:rFonts w:ascii="Arial" w:hAnsi="Arial" w:eastAsia="Arial" w:cs="Tahoma"/>
+                <w:sz w:val="18"/>
+              </w:rPr>
+            </w:r>
+            <w:r>
+              <w:rPr>
+                <w:rFonts w:ascii="Arial" w:hAnsi="Arial" w:eastAsia="Arial" w:cs="Tahoma"/>
                 <w:sz w:val="18"/>
               </w:rPr>
               <w:t>Search (ปุ่มค้นหา)</w:t>
@@ -3405,13 +3503,13 @@
             </w:pPr>
             <w:r>
               <w:rPr>
-                <w:rFonts w:ascii="Arial" w:hAnsi="Arial" w:eastAsia="Arial"/>
-                <w:sz w:val="18"/>
-              </w:rPr>
-            </w:r>
-            <w:r>
-              <w:rPr>
-                <w:rFonts w:ascii="Arial" w:hAnsi="Arial" w:eastAsia="Arial"/>
+                <w:rFonts w:ascii="Arial" w:hAnsi="Arial" w:eastAsia="Arial" w:cs="Tahoma"/>
+                <w:sz w:val="18"/>
+              </w:rPr>
+            </w:r>
+            <w:r>
+              <w:rPr>
+                <w:rFonts w:ascii="Arial" w:hAnsi="Arial" w:eastAsia="Arial" w:cs="Tahoma"/>
                 <w:sz w:val="18"/>
               </w:rPr>
               <w:t>GET /api/v1/documents</w:t>
@@ -3430,13 +3528,13 @@
             </w:pPr>
             <w:r>
               <w:rPr>
-                <w:rFonts w:ascii="Arial" w:hAnsi="Arial" w:eastAsia="Arial"/>
-                <w:sz w:val="18"/>
-              </w:rPr>
-            </w:r>
-            <w:r>
-              <w:rPr>
-                <w:rFonts w:ascii="Arial" w:hAnsi="Arial" w:eastAsia="Arial"/>
+                <w:rFonts w:ascii="Arial" w:hAnsi="Arial" w:eastAsia="Arial" w:cs="Tahoma"/>
+                <w:sz w:val="18"/>
+              </w:rPr>
+            </w:r>
+            <w:r>
+              <w:rPr>
+                <w:rFonts w:ascii="Arial" w:hAnsi="Arial" w:eastAsia="Arial" w:cs="Tahoma"/>
                 <w:sz w:val="18"/>
               </w:rPr>
               <w:t>ค้นหาเอกสารที่เกี่ยวข้อง ต้องระบุปี</w:t>
@@ -3455,13 +3553,13 @@
             </w:pPr>
             <w:r>
               <w:rPr>
-                <w:rFonts w:ascii="Arial" w:hAnsi="Arial" w:eastAsia="Arial"/>
-                <w:sz w:val="18"/>
-              </w:rPr>
-            </w:r>
-            <w:r>
-              <w:rPr>
-                <w:rFonts w:ascii="Arial" w:hAnsi="Arial" w:eastAsia="Arial"/>
+                <w:rFonts w:ascii="Arial" w:hAnsi="Arial" w:eastAsia="Arial" w:cs="Tahoma"/>
+                <w:sz w:val="18"/>
+              </w:rPr>
+            </w:r>
+            <w:r>
+              <w:rPr>
+                <w:rFonts w:ascii="Arial" w:hAnsi="Arial" w:eastAsia="Arial" w:cs="Tahoma"/>
                 <w:sz w:val="18"/>
               </w:rPr>
               <w:t>Clear (ปุ่มเคลียร์)</w:t>
@@ -3513,7 +3611,7 @@
             <w:r/>
             <w:r>
               <w:rPr>
-                <w:rFonts w:ascii="Arial" w:hAnsi="Arial" w:eastAsia="Arial"/>
+                <w:rFonts w:ascii="Arial" w:hAnsi="Arial" w:eastAsia="Arial" w:cs="Tahoma"/>
                 <w:b/>
                 <w:sz w:val="18"/>
               </w:rPr>
@@ -3535,7 +3633,7 @@
             <w:r/>
             <w:r>
               <w:rPr>
-                <w:rFonts w:ascii="Arial" w:hAnsi="Arial" w:eastAsia="Arial"/>
+                <w:rFonts w:ascii="Arial" w:hAnsi="Arial" w:eastAsia="Arial" w:cs="Tahoma"/>
                 <w:b/>
                 <w:sz w:val="18"/>
               </w:rPr>
@@ -3557,7 +3655,7 @@
             <w:r/>
             <w:r>
               <w:rPr>
-                <w:rFonts w:ascii="Arial" w:hAnsi="Arial" w:eastAsia="Arial"/>
+                <w:rFonts w:ascii="Arial" w:hAnsi="Arial" w:eastAsia="Arial" w:cs="Tahoma"/>
                 <w:b/>
                 <w:sz w:val="18"/>
               </w:rPr>
@@ -3579,7 +3677,7 @@
             <w:r/>
             <w:r>
               <w:rPr>
-                <w:rFonts w:ascii="Arial" w:hAnsi="Arial" w:eastAsia="Arial"/>
+                <w:rFonts w:ascii="Arial" w:hAnsi="Arial" w:eastAsia="Arial" w:cs="Tahoma"/>
                 <w:b/>
                 <w:sz w:val="18"/>
               </w:rPr>
@@ -3604,13 +3702,13 @@
             </w:pPr>
             <w:r>
               <w:rPr>
-                <w:rFonts w:ascii="Arial" w:hAnsi="Arial" w:eastAsia="Arial"/>
-                <w:sz w:val="18"/>
-              </w:rPr>
-            </w:r>
-            <w:r>
-              <w:rPr>
-                <w:rFonts w:ascii="Arial" w:hAnsi="Arial" w:eastAsia="Arial"/>
+                <w:rFonts w:ascii="Arial" w:hAnsi="Arial" w:eastAsia="Arial" w:cs="Tahoma"/>
+                <w:sz w:val="18"/>
+              </w:rPr>
+            </w:r>
+            <w:r>
+              <w:rPr>
+                <w:rFonts w:ascii="Arial" w:hAnsi="Arial" w:eastAsia="Arial" w:cs="Tahoma"/>
                 <w:sz w:val="18"/>
               </w:rPr>
               <w:t>Search</w:t>
@@ -3629,13 +3727,13 @@
             </w:pPr>
             <w:r>
               <w:rPr>
-                <w:rFonts w:ascii="Arial" w:hAnsi="Arial" w:eastAsia="Arial"/>
-                <w:sz w:val="18"/>
-              </w:rPr>
-            </w:r>
-            <w:r>
-              <w:rPr>
-                <w:rFonts w:ascii="Arial" w:hAnsi="Arial" w:eastAsia="Arial"/>
+                <w:rFonts w:ascii="Arial" w:hAnsi="Arial" w:eastAsia="Arial" w:cs="Tahoma"/>
+                <w:sz w:val="18"/>
+              </w:rPr>
+            </w:r>
+            <w:r>
+              <w:rPr>
+                <w:rFonts w:ascii="Arial" w:hAnsi="Arial" w:eastAsia="Arial" w:cs="Tahoma"/>
                 <w:sz w:val="18"/>
               </w:rPr>
               <w:t>ปุ่มค้นหา</w:t>
@@ -3654,13 +3752,13 @@
             </w:pPr>
             <w:r>
               <w:rPr>
-                <w:rFonts w:ascii="Arial" w:hAnsi="Arial" w:eastAsia="Arial"/>
-                <w:sz w:val="18"/>
-              </w:rPr>
-            </w:r>
-            <w:r>
-              <w:rPr>
-                <w:rFonts w:ascii="Arial" w:hAnsi="Arial" w:eastAsia="Arial"/>
+                <w:rFonts w:ascii="Arial" w:hAnsi="Arial" w:eastAsia="Arial" w:cs="Tahoma"/>
+                <w:sz w:val="18"/>
+              </w:rPr>
+            </w:r>
+            <w:r>
+              <w:rPr>
+                <w:rFonts w:ascii="Arial" w:hAnsi="Arial" w:eastAsia="Arial" w:cs="Tahoma"/>
                 <w:sz w:val="18"/>
               </w:rPr>
               <w:t>GET /api/v1/tasks หรือ /documents</w:t>
@@ -3679,13 +3777,13 @@
             </w:pPr>
             <w:r>
               <w:rPr>
-                <w:rFonts w:ascii="Arial" w:hAnsi="Arial" w:eastAsia="Arial"/>
-                <w:sz w:val="18"/>
-              </w:rPr>
-            </w:r>
-            <w:r>
-              <w:rPr>
-                <w:rFonts w:ascii="Arial" w:hAnsi="Arial" w:eastAsia="Arial"/>
+                <w:rFonts w:ascii="Arial" w:hAnsi="Arial" w:eastAsia="Arial" w:cs="Tahoma"/>
+                <w:sz w:val="18"/>
+              </w:rPr>
+            </w:r>
+            <w:r>
+              <w:rPr>
+                <w:rFonts w:ascii="Arial" w:hAnsi="Arial" w:eastAsia="Arial" w:cs="Tahoma"/>
                 <w:sz w:val="18"/>
               </w:rPr>
               <w:t>reload table</w:t>
@@ -3709,13 +3807,13 @@
             </w:pPr>
             <w:r>
               <w:rPr>
-                <w:rFonts w:ascii="Arial" w:hAnsi="Arial" w:eastAsia="Arial"/>
-                <w:sz w:val="18"/>
-              </w:rPr>
-            </w:r>
-            <w:r>
-              <w:rPr>
-                <w:rFonts w:ascii="Arial" w:hAnsi="Arial" w:eastAsia="Arial"/>
+                <w:rFonts w:ascii="Arial" w:hAnsi="Arial" w:eastAsia="Arial" w:cs="Tahoma"/>
+                <w:sz w:val="18"/>
+              </w:rPr>
+            </w:r>
+            <w:r>
+              <w:rPr>
+                <w:rFonts w:ascii="Arial" w:hAnsi="Arial" w:eastAsia="Arial" w:cs="Tahoma"/>
                 <w:sz w:val="18"/>
               </w:rPr>
               <w:t>Clear</w:t>
@@ -3734,13 +3832,13 @@
             </w:pPr>
             <w:r>
               <w:rPr>
-                <w:rFonts w:ascii="Arial" w:hAnsi="Arial" w:eastAsia="Arial"/>
-                <w:sz w:val="18"/>
-              </w:rPr>
-            </w:r>
-            <w:r>
-              <w:rPr>
-                <w:rFonts w:ascii="Arial" w:hAnsi="Arial" w:eastAsia="Arial"/>
+                <w:rFonts w:ascii="Arial" w:hAnsi="Arial" w:eastAsia="Arial" w:cs="Tahoma"/>
+                <w:sz w:val="18"/>
+              </w:rPr>
+            </w:r>
+            <w:r>
+              <w:rPr>
+                <w:rFonts w:ascii="Arial" w:hAnsi="Arial" w:eastAsia="Arial" w:cs="Tahoma"/>
                 <w:sz w:val="18"/>
               </w:rPr>
               <w:t>ปุ่มเคลียร์</w:t>
@@ -3759,13 +3857,13 @@
             </w:pPr>
             <w:r>
               <w:rPr>
-                <w:rFonts w:ascii="Arial" w:hAnsi="Arial" w:eastAsia="Arial"/>
-                <w:sz w:val="18"/>
-              </w:rPr>
-            </w:r>
-            <w:r>
-              <w:rPr>
-                <w:rFonts w:ascii="Arial" w:hAnsi="Arial" w:eastAsia="Arial"/>
+                <w:rFonts w:ascii="Arial" w:hAnsi="Arial" w:eastAsia="Arial" w:cs="Tahoma"/>
+                <w:sz w:val="18"/>
+              </w:rPr>
+            </w:r>
+            <w:r>
+              <w:rPr>
+                <w:rFonts w:ascii="Arial" w:hAnsi="Arial" w:eastAsia="Arial" w:cs="Tahoma"/>
                 <w:sz w:val="18"/>
               </w:rPr>
               <w:t>client state</w:t>
@@ -3784,13 +3882,13 @@
             </w:pPr>
             <w:r>
               <w:rPr>
-                <w:rFonts w:ascii="Arial" w:hAnsi="Arial" w:eastAsia="Arial"/>
-                <w:sz w:val="18"/>
-              </w:rPr>
-            </w:r>
-            <w:r>
-              <w:rPr>
-                <w:rFonts w:ascii="Arial" w:hAnsi="Arial" w:eastAsia="Arial"/>
+                <w:rFonts w:ascii="Arial" w:hAnsi="Arial" w:eastAsia="Arial" w:cs="Tahoma"/>
+                <w:sz w:val="18"/>
+              </w:rPr>
+            </w:r>
+            <w:r>
+              <w:rPr>
+                <w:rFonts w:ascii="Arial" w:hAnsi="Arial" w:eastAsia="Arial" w:cs="Tahoma"/>
                 <w:sz w:val="18"/>
               </w:rPr>
               <w:t>reset filters</w:t>
@@ -3814,13 +3912,13 @@
             </w:pPr>
             <w:r>
               <w:rPr>
-                <w:rFonts w:ascii="Arial" w:hAnsi="Arial" w:eastAsia="Arial"/>
-                <w:sz w:val="18"/>
-              </w:rPr>
-            </w:r>
-            <w:r>
-              <w:rPr>
-                <w:rFonts w:ascii="Arial" w:hAnsi="Arial" w:eastAsia="Arial"/>
+                <w:rFonts w:ascii="Arial" w:hAnsi="Arial" w:eastAsia="Arial" w:cs="Tahoma"/>
+                <w:sz w:val="18"/>
+              </w:rPr>
+            </w:r>
+            <w:r>
+              <w:rPr>
+                <w:rFonts w:ascii="Arial" w:hAnsi="Arial" w:eastAsia="Arial" w:cs="Tahoma"/>
                 <w:sz w:val="18"/>
               </w:rPr>
               <w:t>Open detail</w:t>
@@ -3839,13 +3937,13 @@
             </w:pPr>
             <w:r>
               <w:rPr>
-                <w:rFonts w:ascii="Arial" w:hAnsi="Arial" w:eastAsia="Arial"/>
-                <w:sz w:val="18"/>
-              </w:rPr>
-            </w:r>
-            <w:r>
-              <w:rPr>
-                <w:rFonts w:ascii="Arial" w:hAnsi="Arial" w:eastAsia="Arial"/>
+                <w:rFonts w:ascii="Arial" w:hAnsi="Arial" w:eastAsia="Arial" w:cs="Tahoma"/>
+                <w:sz w:val="18"/>
+              </w:rPr>
+            </w:r>
+            <w:r>
+              <w:rPr>
+                <w:rFonts w:ascii="Arial" w:hAnsi="Arial" w:eastAsia="Arial" w:cs="Tahoma"/>
                 <w:sz w:val="18"/>
               </w:rPr>
               <w:t>click row</w:t>
@@ -3864,13 +3962,13 @@
             </w:pPr>
             <w:r>
               <w:rPr>
-                <w:rFonts w:ascii="Arial" w:hAnsi="Arial" w:eastAsia="Arial"/>
-                <w:sz w:val="18"/>
-              </w:rPr>
-            </w:r>
-            <w:r>
-              <w:rPr>
-                <w:rFonts w:ascii="Arial" w:hAnsi="Arial" w:eastAsia="Arial"/>
+                <w:rFonts w:ascii="Arial" w:hAnsi="Arial" w:eastAsia="Arial" w:cs="Tahoma"/>
+                <w:sz w:val="18"/>
+              </w:rPr>
+            </w:r>
+            <w:r>
+              <w:rPr>
+                <w:rFonts w:ascii="Arial" w:hAnsi="Arial" w:eastAsia="Arial" w:cs="Tahoma"/>
                 <w:sz w:val="18"/>
               </w:rPr>
               <w:t>navigate /documents/:docNo</w:t>
@@ -3889,13 +3987,13 @@
             </w:pPr>
             <w:r>
               <w:rPr>
-                <w:rFonts w:ascii="Arial" w:hAnsi="Arial" w:eastAsia="Arial"/>
-                <w:sz w:val="18"/>
-              </w:rPr>
-            </w:r>
-            <w:r>
-              <w:rPr>
-                <w:rFonts w:ascii="Arial" w:hAnsi="Arial" w:eastAsia="Arial"/>
+                <w:rFonts w:ascii="Arial" w:hAnsi="Arial" w:eastAsia="Arial" w:cs="Tahoma"/>
+                <w:sz w:val="18"/>
+              </w:rPr>
+            </w:r>
+            <w:r>
+              <w:rPr>
+                <w:rFonts w:ascii="Arial" w:hAnsi="Arial" w:eastAsia="Arial" w:cs="Tahoma"/>
                 <w:sz w:val="18"/>
               </w:rPr>
               <w:t>เปิดเอกสาร</w:t>
@@ -3946,7 +4044,7 @@
             <w:r/>
             <w:r>
               <w:rPr>
-                <w:rFonts w:ascii="Arial" w:hAnsi="Arial" w:eastAsia="Arial"/>
+                <w:rFonts w:ascii="Arial" w:hAnsi="Arial" w:eastAsia="Arial" w:cs="Tahoma"/>
                 <w:b/>
                 <w:sz w:val="18"/>
               </w:rPr>
@@ -3968,7 +4066,7 @@
             <w:r/>
             <w:r>
               <w:rPr>
-                <w:rFonts w:ascii="Arial" w:hAnsi="Arial" w:eastAsia="Arial"/>
+                <w:rFonts w:ascii="Arial" w:hAnsi="Arial" w:eastAsia="Arial" w:cs="Tahoma"/>
                 <w:b/>
                 <w:sz w:val="18"/>
               </w:rPr>
@@ -3990,7 +4088,7 @@
             <w:r/>
             <w:r>
               <w:rPr>
-                <w:rFonts w:ascii="Arial" w:hAnsi="Arial" w:eastAsia="Arial"/>
+                <w:rFonts w:ascii="Arial" w:hAnsi="Arial" w:eastAsia="Arial" w:cs="Tahoma"/>
                 <w:b/>
                 <w:sz w:val="18"/>
               </w:rPr>
@@ -4015,13 +4113,13 @@
             </w:pPr>
             <w:r>
               <w:rPr>
-                <w:rFonts w:ascii="Arial" w:hAnsi="Arial" w:eastAsia="Arial"/>
-                <w:sz w:val="18"/>
-              </w:rPr>
-            </w:r>
-            <w:r>
-              <w:rPr>
-                <w:rFonts w:ascii="Arial" w:hAnsi="Arial" w:eastAsia="Arial"/>
+                <w:rFonts w:ascii="Arial" w:hAnsi="Arial" w:eastAsia="Arial" w:cs="Tahoma"/>
+                <w:sz w:val="18"/>
+              </w:rPr>
+            </w:r>
+            <w:r>
+              <w:rPr>
+                <w:rFonts w:ascii="Arial" w:hAnsi="Arial" w:eastAsia="Arial" w:cs="Tahoma"/>
                 <w:sz w:val="18"/>
               </w:rPr>
               <w:t>FE-01</w:t>
@@ -4040,13 +4138,13 @@
             </w:pPr>
             <w:r>
               <w:rPr>
-                <w:rFonts w:ascii="Arial" w:hAnsi="Arial" w:eastAsia="Arial"/>
-                <w:sz w:val="18"/>
-              </w:rPr>
-            </w:r>
-            <w:r>
-              <w:rPr>
-                <w:rFonts w:ascii="Arial" w:hAnsi="Arial" w:eastAsia="Arial"/>
+                <w:rFonts w:ascii="Arial" w:hAnsi="Arial" w:eastAsia="Arial" w:cs="Tahoma"/>
+                <w:sz w:val="18"/>
+              </w:rPr>
+            </w:r>
+            <w:r>
+              <w:rPr>
+                <w:rFonts w:ascii="Arial" w:hAnsi="Arial" w:eastAsia="Arial" w:cs="Tahoma"/>
                 <w:sz w:val="18"/>
               </w:rPr>
               <w:t>ค้นหาด้วย docNo</w:t>
@@ -4065,13 +4163,13 @@
             </w:pPr>
             <w:r>
               <w:rPr>
-                <w:rFonts w:ascii="Arial" w:hAnsi="Arial" w:eastAsia="Arial"/>
-                <w:sz w:val="18"/>
-              </w:rPr>
-            </w:r>
-            <w:r>
-              <w:rPr>
-                <w:rFonts w:ascii="Arial" w:hAnsi="Arial" w:eastAsia="Arial"/>
+                <w:rFonts w:ascii="Arial" w:hAnsi="Arial" w:eastAsia="Arial" w:cs="Tahoma"/>
+                <w:sz w:val="18"/>
+              </w:rPr>
+            </w:r>
+            <w:r>
+              <w:rPr>
+                <w:rFonts w:ascii="Arial" w:hAnsi="Arial" w:eastAsia="Arial" w:cs="Tahoma"/>
                 <w:sz w:val="18"/>
               </w:rPr>
               <w:t>ตาราง 9 คอลัมน์หลักครบ</w:t>
@@ -4095,13 +4193,13 @@
             </w:pPr>
             <w:r>
               <w:rPr>
-                <w:rFonts w:ascii="Arial" w:hAnsi="Arial" w:eastAsia="Arial"/>
-                <w:sz w:val="18"/>
-              </w:rPr>
-            </w:r>
-            <w:r>
-              <w:rPr>
-                <w:rFonts w:ascii="Arial" w:hAnsi="Arial" w:eastAsia="Arial"/>
+                <w:rFonts w:ascii="Arial" w:hAnsi="Arial" w:eastAsia="Arial" w:cs="Tahoma"/>
+                <w:sz w:val="18"/>
+              </w:rPr>
+            </w:r>
+            <w:r>
+              <w:rPr>
+                <w:rFonts w:ascii="Arial" w:hAnsi="Arial" w:eastAsia="Arial" w:cs="Tahoma"/>
                 <w:sz w:val="18"/>
               </w:rPr>
               <w:t>FE-02</w:t>
@@ -4120,13 +4218,13 @@
             </w:pPr>
             <w:r>
               <w:rPr>
-                <w:rFonts w:ascii="Arial" w:hAnsi="Arial" w:eastAsia="Arial"/>
-                <w:sz w:val="18"/>
-              </w:rPr>
-            </w:r>
-            <w:r>
-              <w:rPr>
-                <w:rFonts w:ascii="Arial" w:hAnsi="Arial" w:eastAsia="Arial"/>
+                <w:rFonts w:ascii="Arial" w:hAnsi="Arial" w:eastAsia="Arial" w:cs="Tahoma"/>
+                <w:sz w:val="18"/>
+              </w:rPr>
+            </w:r>
+            <w:r>
+              <w:rPr>
+                <w:rFonts w:ascii="Arial" w:hAnsi="Arial" w:eastAsia="Arial" w:cs="Tahoma"/>
                 <w:sz w:val="18"/>
               </w:rPr>
               <w:t>filter status</w:t>
@@ -4145,13 +4243,13 @@
             </w:pPr>
             <w:r>
               <w:rPr>
-                <w:rFonts w:ascii="Arial" w:hAnsi="Arial" w:eastAsia="Arial"/>
-                <w:sz w:val="18"/>
-              </w:rPr>
-            </w:r>
-            <w:r>
-              <w:rPr>
-                <w:rFonts w:ascii="Arial" w:hAnsi="Arial" w:eastAsia="Arial"/>
+                <w:rFonts w:ascii="Arial" w:hAnsi="Arial" w:eastAsia="Arial" w:cs="Tahoma"/>
+                <w:sz w:val="18"/>
+              </w:rPr>
+            </w:r>
+            <w:r>
+              <w:rPr>
+                <w:rFonts w:ascii="Arial" w:hAnsi="Arial" w:eastAsia="Arial" w:cs="Tahoma"/>
                 <w:sz w:val="18"/>
               </w:rPr>
               <w:t>ปีเป็น required เมื่อใช้ /documents</w:t>
@@ -4175,13 +4273,13 @@
             </w:pPr>
             <w:r>
               <w:rPr>
-                <w:rFonts w:ascii="Arial" w:hAnsi="Arial" w:eastAsia="Arial"/>
-                <w:sz w:val="18"/>
-              </w:rPr>
-            </w:r>
-            <w:r>
-              <w:rPr>
-                <w:rFonts w:ascii="Arial" w:hAnsi="Arial" w:eastAsia="Arial"/>
+                <w:rFonts w:ascii="Arial" w:hAnsi="Arial" w:eastAsia="Arial" w:cs="Tahoma"/>
+                <w:sz w:val="18"/>
+              </w:rPr>
+            </w:r>
+            <w:r>
+              <w:rPr>
+                <w:rFonts w:ascii="Arial" w:hAnsi="Arial" w:eastAsia="Arial" w:cs="Tahoma"/>
                 <w:sz w:val="18"/>
               </w:rPr>
               <w:t>FE-03</w:t>
@@ -4200,13 +4298,13 @@
             </w:pPr>
             <w:r>
               <w:rPr>
-                <w:rFonts w:ascii="Arial" w:hAnsi="Arial" w:eastAsia="Arial"/>
-                <w:sz w:val="18"/>
-              </w:rPr>
-            </w:r>
-            <w:r>
-              <w:rPr>
-                <w:rFonts w:ascii="Arial" w:hAnsi="Arial" w:eastAsia="Arial"/>
+                <w:rFonts w:ascii="Arial" w:hAnsi="Arial" w:eastAsia="Arial" w:cs="Tahoma"/>
+                <w:sz w:val="18"/>
+              </w:rPr>
+            </w:r>
+            <w:r>
+              <w:rPr>
+                <w:rFonts w:ascii="Arial" w:hAnsi="Arial" w:eastAsia="Arial" w:cs="Tahoma"/>
                 <w:sz w:val="18"/>
               </w:rPr>
               <w:t>เปิด detail</w:t>
@@ -4225,13 +4323,13 @@
             </w:pPr>
             <w:r>
               <w:rPr>
-                <w:rFonts w:ascii="Arial" w:hAnsi="Arial" w:eastAsia="Arial"/>
-                <w:sz w:val="18"/>
-              </w:rPr>
-            </w:r>
-            <w:r>
-              <w:rPr>
-                <w:rFonts w:ascii="Arial" w:hAnsi="Arial" w:eastAsia="Arial"/>
+                <w:rFonts w:ascii="Arial" w:hAnsi="Arial" w:eastAsia="Arial" w:cs="Tahoma"/>
+                <w:sz w:val="18"/>
+              </w:rPr>
+            </w:r>
+            <w:r>
+              <w:rPr>
+                <w:rFonts w:ascii="Arial" w:hAnsi="Arial" w:eastAsia="Arial" w:cs="Tahoma"/>
                 <w:sz w:val="18"/>
               </w:rPr>
               <w:t>ยอดขายไม่ครบ 60 วันแสดงแดง</w:t>
@@ -4255,13 +4353,13 @@
             </w:pPr>
             <w:r>
               <w:rPr>
-                <w:rFonts w:ascii="Arial" w:hAnsi="Arial" w:eastAsia="Arial"/>
-                <w:sz w:val="18"/>
-              </w:rPr>
-            </w:r>
-            <w:r>
-              <w:rPr>
-                <w:rFonts w:ascii="Arial" w:hAnsi="Arial" w:eastAsia="Arial"/>
+                <w:rFonts w:ascii="Arial" w:hAnsi="Arial" w:eastAsia="Arial" w:cs="Tahoma"/>
+                <w:sz w:val="18"/>
+              </w:rPr>
+            </w:r>
+            <w:r>
+              <w:rPr>
+                <w:rFonts w:ascii="Arial" w:hAnsi="Arial" w:eastAsia="Arial" w:cs="Tahoma"/>
                 <w:sz w:val="18"/>
               </w:rPr>
               <w:t>FE-04</w:t>
@@ -4280,13 +4378,13 @@
             </w:pPr>
             <w:r>
               <w:rPr>
-                <w:rFonts w:ascii="Arial" w:hAnsi="Arial" w:eastAsia="Arial"/>
-                <w:sz w:val="18"/>
-              </w:rPr>
-            </w:r>
-            <w:r>
-              <w:rPr>
-                <w:rFonts w:ascii="Arial" w:hAnsi="Arial" w:eastAsia="Arial"/>
+                <w:rFonts w:ascii="Arial" w:hAnsi="Arial" w:eastAsia="Arial" w:cs="Tahoma"/>
+                <w:sz w:val="18"/>
+              </w:rPr>
+            </w:r>
+            <w:r>
+              <w:rPr>
+                <w:rFonts w:ascii="Arial" w:hAnsi="Arial" w:eastAsia="Arial" w:cs="Tahoma"/>
                 <w:sz w:val="18"/>
               </w:rPr>
               <w:t>empty result</w:t>
@@ -4305,13 +4403,13 @@
             </w:pPr>
             <w:r>
               <w:rPr>
-                <w:rFonts w:ascii="Arial" w:hAnsi="Arial" w:eastAsia="Arial"/>
-                <w:sz w:val="18"/>
-              </w:rPr>
-            </w:r>
-            <w:r>
-              <w:rPr>
-                <w:rFonts w:ascii="Arial" w:hAnsi="Arial" w:eastAsia="Arial"/>
+                <w:rFonts w:ascii="Arial" w:hAnsi="Arial" w:eastAsia="Arial" w:cs="Tahoma"/>
+                <w:sz w:val="18"/>
+              </w:rPr>
+            </w:r>
+            <w:r>
+              <w:rPr>
+                <w:rFonts w:ascii="Arial" w:hAnsi="Arial" w:eastAsia="Arial" w:cs="Tahoma"/>
                 <w:sz w:val="18"/>
               </w:rPr>
               <w:t>pagination คง filter เดิม</w:t>
@@ -4335,13 +4433,13 @@
             </w:pPr>
             <w:r>
               <w:rPr>
-                <w:rFonts w:ascii="Arial" w:hAnsi="Arial" w:eastAsia="Arial"/>
-                <w:sz w:val="18"/>
-              </w:rPr>
-            </w:r>
-            <w:r>
-              <w:rPr>
-                <w:rFonts w:ascii="Arial" w:hAnsi="Arial" w:eastAsia="Arial"/>
+                <w:rFonts w:ascii="Arial" w:hAnsi="Arial" w:eastAsia="Arial" w:cs="Tahoma"/>
+                <w:sz w:val="18"/>
+              </w:rPr>
+            </w:r>
+            <w:r>
+              <w:rPr>
+                <w:rFonts w:ascii="Arial" w:hAnsi="Arial" w:eastAsia="Arial" w:cs="Tahoma"/>
                 <w:sz w:val="18"/>
               </w:rPr>
               <w:t>FE-05</w:t>
@@ -4360,13 +4458,13 @@
             </w:pPr>
             <w:r>
               <w:rPr>
-                <w:rFonts w:ascii="Arial" w:hAnsi="Arial" w:eastAsia="Arial"/>
-                <w:sz w:val="18"/>
-              </w:rPr>
-            </w:r>
-            <w:r>
-              <w:rPr>
-                <w:rFonts w:ascii="Arial" w:hAnsi="Arial" w:eastAsia="Arial"/>
+                <w:rFonts w:ascii="Arial" w:hAnsi="Arial" w:eastAsia="Arial" w:cs="Tahoma"/>
+                <w:sz w:val="18"/>
+              </w:rPr>
+            </w:r>
+            <w:r>
+              <w:rPr>
+                <w:rFonts w:ascii="Arial" w:hAnsi="Arial" w:eastAsia="Arial" w:cs="Tahoma"/>
                 <w:sz w:val="18"/>
               </w:rPr>
               <w:t>abnormal row</w:t>
@@ -4385,13 +4483,13 @@
             </w:pPr>
             <w:r>
               <w:rPr>
-                <w:rFonts w:ascii="Arial" w:hAnsi="Arial" w:eastAsia="Arial"/>
-                <w:sz w:val="18"/>
-              </w:rPr>
-            </w:r>
-            <w:r>
-              <w:rPr>
-                <w:rFonts w:ascii="Arial" w:hAnsi="Arial" w:eastAsia="Arial"/>
+                <w:rFonts w:ascii="Arial" w:hAnsi="Arial" w:eastAsia="Arial" w:cs="Tahoma"/>
+                <w:sz w:val="18"/>
+              </w:rPr>
+            </w:r>
+            <w:r>
+              <w:rPr>
+                <w:rFonts w:ascii="Arial" w:hAnsi="Arial" w:eastAsia="Arial" w:cs="Tahoma"/>
                 <w:sz w:val="18"/>
               </w:rPr>
               <w:t>ตาราง 9 คอลัมน์หลักครบ</w:t>
@@ -4443,7 +4541,7 @@
             <w:r/>
             <w:r>
               <w:rPr>
-                <w:rFonts w:ascii="Arial" w:hAnsi="Arial" w:eastAsia="Arial"/>
+                <w:rFonts w:ascii="Arial" w:hAnsi="Arial" w:eastAsia="Arial" w:cs="Tahoma"/>
                 <w:b/>
                 <w:sz w:val="18"/>
               </w:rPr>
@@ -4465,7 +4563,7 @@
             <w:r/>
             <w:r>
               <w:rPr>
-                <w:rFonts w:ascii="Arial" w:hAnsi="Arial" w:eastAsia="Arial"/>
+                <w:rFonts w:ascii="Arial" w:hAnsi="Arial" w:eastAsia="Arial" w:cs="Tahoma"/>
                 <w:b/>
                 <w:sz w:val="18"/>
               </w:rPr>
@@ -4487,7 +4585,7 @@
             <w:r/>
             <w:r>
               <w:rPr>
-                <w:rFonts w:ascii="Arial" w:hAnsi="Arial" w:eastAsia="Arial"/>
+                <w:rFonts w:ascii="Arial" w:hAnsi="Arial" w:eastAsia="Arial" w:cs="Tahoma"/>
                 <w:b/>
                 <w:sz w:val="18"/>
               </w:rPr>
@@ -4509,7 +4607,7 @@
             <w:r/>
             <w:r>
               <w:rPr>
-                <w:rFonts w:ascii="Arial" w:hAnsi="Arial" w:eastAsia="Arial"/>
+                <w:rFonts w:ascii="Arial" w:hAnsi="Arial" w:eastAsia="Arial" w:cs="Tahoma"/>
                 <w:b/>
                 <w:sz w:val="18"/>
               </w:rPr>
@@ -4534,13 +4632,13 @@
             </w:pPr>
             <w:r>
               <w:rPr>
-                <w:rFonts w:ascii="Arial" w:hAnsi="Arial" w:eastAsia="Arial"/>
-                <w:sz w:val="18"/>
-              </w:rPr>
-            </w:r>
-            <w:r>
-              <w:rPr>
-                <w:rFonts w:ascii="Arial" w:hAnsi="Arial" w:eastAsia="Arial"/>
+                <w:rFonts w:ascii="Arial" w:hAnsi="Arial" w:eastAsia="Arial" w:cs="Tahoma"/>
+                <w:sz w:val="18"/>
+              </w:rPr>
+            </w:r>
+            <w:r>
+              <w:rPr>
+                <w:rFonts w:ascii="Arial" w:hAnsi="Arial" w:eastAsia="Arial" w:cs="Tahoma"/>
                 <w:sz w:val="18"/>
               </w:rPr>
               <w:t>Search</w:t>
@@ -4559,13 +4657,13 @@
             </w:pPr>
             <w:r>
               <w:rPr>
-                <w:rFonts w:ascii="Arial" w:hAnsi="Arial" w:eastAsia="Arial"/>
-                <w:sz w:val="18"/>
-              </w:rPr>
-            </w:r>
-            <w:r>
-              <w:rPr>
-                <w:rFonts w:ascii="Arial" w:hAnsi="Arial" w:eastAsia="Arial"/>
+                <w:rFonts w:ascii="Arial" w:hAnsi="Arial" w:eastAsia="Arial" w:cs="Tahoma"/>
+                <w:sz w:val="18"/>
+              </w:rPr>
+            </w:r>
+            <w:r>
+              <w:rPr>
+                <w:rFonts w:ascii="Arial" w:hAnsi="Arial" w:eastAsia="Arial" w:cs="Tahoma"/>
                 <w:sz w:val="18"/>
               </w:rPr>
               <w:t>ปุ่มค้นหา</w:t>
@@ -4584,13 +4682,13 @@
             </w:pPr>
             <w:r>
               <w:rPr>
-                <w:rFonts w:ascii="Arial" w:hAnsi="Arial" w:eastAsia="Arial"/>
-                <w:sz w:val="18"/>
-              </w:rPr>
-            </w:r>
-            <w:r>
-              <w:rPr>
-                <w:rFonts w:ascii="Arial" w:hAnsi="Arial" w:eastAsia="Arial"/>
+                <w:rFonts w:ascii="Arial" w:hAnsi="Arial" w:eastAsia="Arial" w:cs="Tahoma"/>
+                <w:sz w:val="18"/>
+              </w:rPr>
+            </w:r>
+            <w:r>
+              <w:rPr>
+                <w:rFonts w:ascii="Arial" w:hAnsi="Arial" w:eastAsia="Arial" w:cs="Tahoma"/>
                 <w:sz w:val="18"/>
               </w:rPr>
               <w:t>GET /api/v1/tasks หรือ /documents</w:t>
@@ -4609,13 +4707,13 @@
             </w:pPr>
             <w:r>
               <w:rPr>
-                <w:rFonts w:ascii="Arial" w:hAnsi="Arial" w:eastAsia="Arial"/>
-                <w:sz w:val="18"/>
-              </w:rPr>
-            </w:r>
-            <w:r>
-              <w:rPr>
-                <w:rFonts w:ascii="Arial" w:hAnsi="Arial" w:eastAsia="Arial"/>
+                <w:rFonts w:ascii="Arial" w:hAnsi="Arial" w:eastAsia="Arial" w:cs="Tahoma"/>
+                <w:sz w:val="18"/>
+              </w:rPr>
+            </w:r>
+            <w:r>
+              <w:rPr>
+                <w:rFonts w:ascii="Arial" w:hAnsi="Arial" w:eastAsia="Arial" w:cs="Tahoma"/>
                 <w:sz w:val="18"/>
               </w:rPr>
               <w:t>reload table</w:t>
@@ -4639,13 +4737,13 @@
             </w:pPr>
             <w:r>
               <w:rPr>
-                <w:rFonts w:ascii="Arial" w:hAnsi="Arial" w:eastAsia="Arial"/>
-                <w:sz w:val="18"/>
-              </w:rPr>
-            </w:r>
-            <w:r>
-              <w:rPr>
-                <w:rFonts w:ascii="Arial" w:hAnsi="Arial" w:eastAsia="Arial"/>
+                <w:rFonts w:ascii="Arial" w:hAnsi="Arial" w:eastAsia="Arial" w:cs="Tahoma"/>
+                <w:sz w:val="18"/>
+              </w:rPr>
+            </w:r>
+            <w:r>
+              <w:rPr>
+                <w:rFonts w:ascii="Arial" w:hAnsi="Arial" w:eastAsia="Arial" w:cs="Tahoma"/>
                 <w:sz w:val="18"/>
               </w:rPr>
               <w:t>Clear</w:t>
@@ -4664,13 +4762,13 @@
             </w:pPr>
             <w:r>
               <w:rPr>
-                <w:rFonts w:ascii="Arial" w:hAnsi="Arial" w:eastAsia="Arial"/>
-                <w:sz w:val="18"/>
-              </w:rPr>
-            </w:r>
-            <w:r>
-              <w:rPr>
-                <w:rFonts w:ascii="Arial" w:hAnsi="Arial" w:eastAsia="Arial"/>
+                <w:rFonts w:ascii="Arial" w:hAnsi="Arial" w:eastAsia="Arial" w:cs="Tahoma"/>
+                <w:sz w:val="18"/>
+              </w:rPr>
+            </w:r>
+            <w:r>
+              <w:rPr>
+                <w:rFonts w:ascii="Arial" w:hAnsi="Arial" w:eastAsia="Arial" w:cs="Tahoma"/>
                 <w:sz w:val="18"/>
               </w:rPr>
               <w:t>ปุ่มเคลียร์</w:t>
@@ -4689,13 +4787,13 @@
             </w:pPr>
             <w:r>
               <w:rPr>
-                <w:rFonts w:ascii="Arial" w:hAnsi="Arial" w:eastAsia="Arial"/>
-                <w:sz w:val="18"/>
-              </w:rPr>
-            </w:r>
-            <w:r>
-              <w:rPr>
-                <w:rFonts w:ascii="Arial" w:hAnsi="Arial" w:eastAsia="Arial"/>
+                <w:rFonts w:ascii="Arial" w:hAnsi="Arial" w:eastAsia="Arial" w:cs="Tahoma"/>
+                <w:sz w:val="18"/>
+              </w:rPr>
+            </w:r>
+            <w:r>
+              <w:rPr>
+                <w:rFonts w:ascii="Arial" w:hAnsi="Arial" w:eastAsia="Arial" w:cs="Tahoma"/>
                 <w:sz w:val="18"/>
               </w:rPr>
               <w:t>client state</w:t>
@@ -4714,13 +4812,13 @@
             </w:pPr>
             <w:r>
               <w:rPr>
-                <w:rFonts w:ascii="Arial" w:hAnsi="Arial" w:eastAsia="Arial"/>
-                <w:sz w:val="18"/>
-              </w:rPr>
-            </w:r>
-            <w:r>
-              <w:rPr>
-                <w:rFonts w:ascii="Arial" w:hAnsi="Arial" w:eastAsia="Arial"/>
+                <w:rFonts w:ascii="Arial" w:hAnsi="Arial" w:eastAsia="Arial" w:cs="Tahoma"/>
+                <w:sz w:val="18"/>
+              </w:rPr>
+            </w:r>
+            <w:r>
+              <w:rPr>
+                <w:rFonts w:ascii="Arial" w:hAnsi="Arial" w:eastAsia="Arial" w:cs="Tahoma"/>
                 <w:sz w:val="18"/>
               </w:rPr>
               <w:t>reset filters</w:t>
@@ -4744,13 +4842,13 @@
             </w:pPr>
             <w:r>
               <w:rPr>
-                <w:rFonts w:ascii="Arial" w:hAnsi="Arial" w:eastAsia="Arial"/>
-                <w:sz w:val="18"/>
-              </w:rPr>
-            </w:r>
-            <w:r>
-              <w:rPr>
-                <w:rFonts w:ascii="Arial" w:hAnsi="Arial" w:eastAsia="Arial"/>
+                <w:rFonts w:ascii="Arial" w:hAnsi="Arial" w:eastAsia="Arial" w:cs="Tahoma"/>
+                <w:sz w:val="18"/>
+              </w:rPr>
+            </w:r>
+            <w:r>
+              <w:rPr>
+                <w:rFonts w:ascii="Arial" w:hAnsi="Arial" w:eastAsia="Arial" w:cs="Tahoma"/>
                 <w:sz w:val="18"/>
               </w:rPr>
               <w:t>Open detail</w:t>
@@ -4769,13 +4867,13 @@
             </w:pPr>
             <w:r>
               <w:rPr>
-                <w:rFonts w:ascii="Arial" w:hAnsi="Arial" w:eastAsia="Arial"/>
-                <w:sz w:val="18"/>
-              </w:rPr>
-            </w:r>
-            <w:r>
-              <w:rPr>
-                <w:rFonts w:ascii="Arial" w:hAnsi="Arial" w:eastAsia="Arial"/>
+                <w:rFonts w:ascii="Arial" w:hAnsi="Arial" w:eastAsia="Arial" w:cs="Tahoma"/>
+                <w:sz w:val="18"/>
+              </w:rPr>
+            </w:r>
+            <w:r>
+              <w:rPr>
+                <w:rFonts w:ascii="Arial" w:hAnsi="Arial" w:eastAsia="Arial" w:cs="Tahoma"/>
                 <w:sz w:val="18"/>
               </w:rPr>
               <w:t>click row</w:t>
@@ -4794,13 +4892,13 @@
             </w:pPr>
             <w:r>
               <w:rPr>
-                <w:rFonts w:ascii="Arial" w:hAnsi="Arial" w:eastAsia="Arial"/>
-                <w:sz w:val="18"/>
-              </w:rPr>
-            </w:r>
-            <w:r>
-              <w:rPr>
-                <w:rFonts w:ascii="Arial" w:hAnsi="Arial" w:eastAsia="Arial"/>
+                <w:rFonts w:ascii="Arial" w:hAnsi="Arial" w:eastAsia="Arial" w:cs="Tahoma"/>
+                <w:sz w:val="18"/>
+              </w:rPr>
+            </w:r>
+            <w:r>
+              <w:rPr>
+                <w:rFonts w:ascii="Arial" w:hAnsi="Arial" w:eastAsia="Arial" w:cs="Tahoma"/>
                 <w:sz w:val="18"/>
               </w:rPr>
               <w:t>navigate /documents/:docNo</w:t>
@@ -4819,13 +4917,13 @@
             </w:pPr>
             <w:r>
               <w:rPr>
-                <w:rFonts w:ascii="Arial" w:hAnsi="Arial" w:eastAsia="Arial"/>
-                <w:sz w:val="18"/>
-              </w:rPr>
-            </w:r>
-            <w:r>
-              <w:rPr>
-                <w:rFonts w:ascii="Arial" w:hAnsi="Arial" w:eastAsia="Arial"/>
+                <w:rFonts w:ascii="Arial" w:hAnsi="Arial" w:eastAsia="Arial" w:cs="Tahoma"/>
+                <w:sz w:val="18"/>
+              </w:rPr>
+            </w:r>
+            <w:r>
+              <w:rPr>
+                <w:rFonts w:ascii="Arial" w:hAnsi="Arial" w:eastAsia="Arial" w:cs="Tahoma"/>
                 <w:sz w:val="18"/>
               </w:rPr>
               <w:t>เปิดเอกสาร</w:t>
@@ -4893,7 +4991,7 @@
             <w:r/>
             <w:r>
               <w:rPr>
-                <w:rFonts w:ascii="Arial" w:hAnsi="Arial" w:eastAsia="Arial"/>
+                <w:rFonts w:ascii="Arial" w:hAnsi="Arial" w:eastAsia="Arial" w:cs="Tahoma"/>
                 <w:b/>
                 <w:sz w:val="18"/>
               </w:rPr>
@@ -4919,7 +5017,7 @@
             <w:r/>
             <w:r>
               <w:rPr>
-                <w:rFonts w:ascii="Courier New" w:hAnsi="Courier New" w:eastAsia="Courier New"/>
+                <w:rFonts w:ascii="Courier New" w:hAnsi="Courier New" w:eastAsia="Courier New" w:cs="Tahoma"/>
                 <w:sz w:val="16"/>
               </w:rPr>
               <w:t>{</w:t>
@@ -4979,7 +5077,7 @@
             <w:r/>
             <w:r>
               <w:rPr>
-                <w:rFonts w:ascii="Arial" w:hAnsi="Arial" w:eastAsia="Arial"/>
+                <w:rFonts w:ascii="Arial" w:hAnsi="Arial" w:eastAsia="Arial" w:cs="Tahoma"/>
                 <w:b/>
                 <w:sz w:val="18"/>
               </w:rPr>
@@ -5001,7 +5099,7 @@
             <w:r/>
             <w:r>
               <w:rPr>
-                <w:rFonts w:ascii="Arial" w:hAnsi="Arial" w:eastAsia="Arial"/>
+                <w:rFonts w:ascii="Arial" w:hAnsi="Arial" w:eastAsia="Arial" w:cs="Tahoma"/>
                 <w:b/>
                 <w:sz w:val="18"/>
               </w:rPr>
@@ -5023,7 +5121,7 @@
             <w:r/>
             <w:r>
               <w:rPr>
-                <w:rFonts w:ascii="Arial" w:hAnsi="Arial" w:eastAsia="Arial"/>
+                <w:rFonts w:ascii="Arial" w:hAnsi="Arial" w:eastAsia="Arial" w:cs="Tahoma"/>
                 <w:b/>
                 <w:sz w:val="18"/>
               </w:rPr>
@@ -5045,7 +5143,7 @@
             <w:r/>
             <w:r>
               <w:rPr>
-                <w:rFonts w:ascii="Arial" w:hAnsi="Arial" w:eastAsia="Arial"/>
+                <w:rFonts w:ascii="Arial" w:hAnsi="Arial" w:eastAsia="Arial" w:cs="Tahoma"/>
                 <w:b/>
                 <w:sz w:val="18"/>
               </w:rPr>
@@ -5070,13 +5168,13 @@
             </w:pPr>
             <w:r>
               <w:rPr>
-                <w:rFonts w:ascii="Arial" w:hAnsi="Arial" w:eastAsia="Arial"/>
-                <w:sz w:val="18"/>
-              </w:rPr>
-            </w:r>
-            <w:r>
-              <w:rPr>
-                <w:rFonts w:ascii="Arial" w:hAnsi="Arial" w:eastAsia="Arial"/>
+                <w:rFonts w:ascii="Arial" w:hAnsi="Arial" w:eastAsia="Arial" w:cs="Tahoma"/>
+                <w:sz w:val="18"/>
+              </w:rPr>
+            </w:r>
+            <w:r>
+              <w:rPr>
+                <w:rFonts w:ascii="Arial" w:hAnsi="Arial" w:eastAsia="Arial" w:cs="Tahoma"/>
                 <w:sz w:val="18"/>
               </w:rPr>
               <w:t>page</w:t>
@@ -5095,13 +5193,13 @@
             </w:pPr>
             <w:r>
               <w:rPr>
-                <w:rFonts w:ascii="Arial" w:hAnsi="Arial" w:eastAsia="Arial"/>
-                <w:sz w:val="18"/>
-              </w:rPr>
-            </w:r>
-            <w:r>
-              <w:rPr>
-                <w:rFonts w:ascii="Arial" w:hAnsi="Arial" w:eastAsia="Arial"/>
+                <w:rFonts w:ascii="Arial" w:hAnsi="Arial" w:eastAsia="Arial" w:cs="Tahoma"/>
+                <w:sz w:val="18"/>
+              </w:rPr>
+            </w:r>
+            <w:r>
+              <w:rPr>
+                <w:rFonts w:ascii="Arial" w:hAnsi="Arial" w:eastAsia="Arial" w:cs="Tahoma"/>
                 <w:sz w:val="18"/>
               </w:rPr>
               <w:t>integer</w:t>
@@ -5120,13 +5218,13 @@
             </w:pPr>
             <w:r>
               <w:rPr>
-                <w:rFonts w:ascii="Arial" w:hAnsi="Arial" w:eastAsia="Arial"/>
-                <w:sz w:val="18"/>
-              </w:rPr>
-            </w:r>
-            <w:r>
-              <w:rPr>
-                <w:rFonts w:ascii="Arial" w:hAnsi="Arial" w:eastAsia="Arial"/>
+                <w:rFonts w:ascii="Arial" w:hAnsi="Arial" w:eastAsia="Arial" w:cs="Tahoma"/>
+                <w:sz w:val="18"/>
+              </w:rPr>
+            </w:r>
+            <w:r>
+              <w:rPr>
+                <w:rFonts w:ascii="Arial" w:hAnsi="Arial" w:eastAsia="Arial" w:cs="Tahoma"/>
                 <w:sz w:val="18"/>
               </w:rPr>
               <w:t>No</w:t>
@@ -5145,13 +5243,13 @@
             </w:pPr>
             <w:r>
               <w:rPr>
-                <w:rFonts w:ascii="Arial" w:hAnsi="Arial" w:eastAsia="Arial"/>
-                <w:sz w:val="18"/>
-              </w:rPr>
-            </w:r>
-            <w:r>
-              <w:rPr>
-                <w:rFonts w:ascii="Arial" w:hAnsi="Arial" w:eastAsia="Arial"/>
+                <w:rFonts w:ascii="Arial" w:hAnsi="Arial" w:eastAsia="Arial" w:cs="Tahoma"/>
+                <w:sz w:val="18"/>
+              </w:rPr>
+            </w:r>
+            <w:r>
+              <w:rPr>
+                <w:rFonts w:ascii="Arial" w:hAnsi="Arial" w:eastAsia="Arial" w:cs="Tahoma"/>
                 <w:sz w:val="18"/>
               </w:rPr>
               <w:t>&gt;= 1; default 1</w:t>
@@ -5175,13 +5273,13 @@
             </w:pPr>
             <w:r>
               <w:rPr>
-                <w:rFonts w:ascii="Arial" w:hAnsi="Arial" w:eastAsia="Arial"/>
-                <w:sz w:val="18"/>
-              </w:rPr>
-            </w:r>
-            <w:r>
-              <w:rPr>
-                <w:rFonts w:ascii="Arial" w:hAnsi="Arial" w:eastAsia="Arial"/>
+                <w:rFonts w:ascii="Arial" w:hAnsi="Arial" w:eastAsia="Arial" w:cs="Tahoma"/>
+                <w:sz w:val="18"/>
+              </w:rPr>
+            </w:r>
+            <w:r>
+              <w:rPr>
+                <w:rFonts w:ascii="Arial" w:hAnsi="Arial" w:eastAsia="Arial" w:cs="Tahoma"/>
                 <w:sz w:val="18"/>
               </w:rPr>
               <w:t>size</w:t>
@@ -5200,13 +5298,13 @@
             </w:pPr>
             <w:r>
               <w:rPr>
-                <w:rFonts w:ascii="Arial" w:hAnsi="Arial" w:eastAsia="Arial"/>
-                <w:sz w:val="18"/>
-              </w:rPr>
-            </w:r>
-            <w:r>
-              <w:rPr>
-                <w:rFonts w:ascii="Arial" w:hAnsi="Arial" w:eastAsia="Arial"/>
+                <w:rFonts w:ascii="Arial" w:hAnsi="Arial" w:eastAsia="Arial" w:cs="Tahoma"/>
+                <w:sz w:val="18"/>
+              </w:rPr>
+            </w:r>
+            <w:r>
+              <w:rPr>
+                <w:rFonts w:ascii="Arial" w:hAnsi="Arial" w:eastAsia="Arial" w:cs="Tahoma"/>
                 <w:sz w:val="18"/>
               </w:rPr>
               <w:t>integer</w:t>
@@ -5225,13 +5323,13 @@
             </w:pPr>
             <w:r>
               <w:rPr>
-                <w:rFonts w:ascii="Arial" w:hAnsi="Arial" w:eastAsia="Arial"/>
-                <w:sz w:val="18"/>
-              </w:rPr>
-            </w:r>
-            <w:r>
-              <w:rPr>
-                <w:rFonts w:ascii="Arial" w:hAnsi="Arial" w:eastAsia="Arial"/>
+                <w:rFonts w:ascii="Arial" w:hAnsi="Arial" w:eastAsia="Arial" w:cs="Tahoma"/>
+                <w:sz w:val="18"/>
+              </w:rPr>
+            </w:r>
+            <w:r>
+              <w:rPr>
+                <w:rFonts w:ascii="Arial" w:hAnsi="Arial" w:eastAsia="Arial" w:cs="Tahoma"/>
                 <w:sz w:val="18"/>
               </w:rPr>
               <w:t>No</w:t>
@@ -5250,13 +5348,13 @@
             </w:pPr>
             <w:r>
               <w:rPr>
-                <w:rFonts w:ascii="Arial" w:hAnsi="Arial" w:eastAsia="Arial"/>
-                <w:sz w:val="18"/>
-              </w:rPr>
-            </w:r>
-            <w:r>
-              <w:rPr>
-                <w:rFonts w:ascii="Arial" w:hAnsi="Arial" w:eastAsia="Arial"/>
+                <w:rFonts w:ascii="Arial" w:hAnsi="Arial" w:eastAsia="Arial" w:cs="Tahoma"/>
+                <w:sz w:val="18"/>
+              </w:rPr>
+            </w:r>
+            <w:r>
+              <w:rPr>
+                <w:rFonts w:ascii="Arial" w:hAnsi="Arial" w:eastAsia="Arial" w:cs="Tahoma"/>
                 <w:sz w:val="18"/>
               </w:rPr>
               <w:t>1..100; default 20</w:t>
@@ -5280,13 +5378,13 @@
             </w:pPr>
             <w:r>
               <w:rPr>
-                <w:rFonts w:ascii="Arial" w:hAnsi="Arial" w:eastAsia="Arial"/>
-                <w:sz w:val="18"/>
-              </w:rPr>
-            </w:r>
-            <w:r>
-              <w:rPr>
-                <w:rFonts w:ascii="Arial" w:hAnsi="Arial" w:eastAsia="Arial"/>
+                <w:rFonts w:ascii="Arial" w:hAnsi="Arial" w:eastAsia="Arial" w:cs="Tahoma"/>
+                <w:sz w:val="18"/>
+              </w:rPr>
+            </w:r>
+            <w:r>
+              <w:rPr>
+                <w:rFonts w:ascii="Arial" w:hAnsi="Arial" w:eastAsia="Arial" w:cs="Tahoma"/>
                 <w:sz w:val="18"/>
               </w:rPr>
               <w:t>status</w:t>
@@ -5305,13 +5403,13 @@
             </w:pPr>
             <w:r>
               <w:rPr>
-                <w:rFonts w:ascii="Arial" w:hAnsi="Arial" w:eastAsia="Arial"/>
-                <w:sz w:val="18"/>
-              </w:rPr>
-            </w:r>
-            <w:r>
-              <w:rPr>
-                <w:rFonts w:ascii="Arial" w:hAnsi="Arial" w:eastAsia="Arial"/>
+                <w:rFonts w:ascii="Arial" w:hAnsi="Arial" w:eastAsia="Arial" w:cs="Tahoma"/>
+                <w:sz w:val="18"/>
+              </w:rPr>
+            </w:r>
+            <w:r>
+              <w:rPr>
+                <w:rFonts w:ascii="Arial" w:hAnsi="Arial" w:eastAsia="Arial" w:cs="Tahoma"/>
                 <w:sz w:val="18"/>
               </w:rPr>
               <w:t>string</w:t>
@@ -5330,13 +5428,13 @@
             </w:pPr>
             <w:r>
               <w:rPr>
-                <w:rFonts w:ascii="Arial" w:hAnsi="Arial" w:eastAsia="Arial"/>
-                <w:sz w:val="18"/>
-              </w:rPr>
-            </w:r>
-            <w:r>
-              <w:rPr>
-                <w:rFonts w:ascii="Arial" w:hAnsi="Arial" w:eastAsia="Arial"/>
+                <w:rFonts w:ascii="Arial" w:hAnsi="Arial" w:eastAsia="Arial" w:cs="Tahoma"/>
+                <w:sz w:val="18"/>
+              </w:rPr>
+            </w:r>
+            <w:r>
+              <w:rPr>
+                <w:rFonts w:ascii="Arial" w:hAnsi="Arial" w:eastAsia="Arial" w:cs="Tahoma"/>
                 <w:sz w:val="18"/>
               </w:rPr>
               <w:t>No</w:t>
@@ -5355,13 +5453,13 @@
             </w:pPr>
             <w:r>
               <w:rPr>
-                <w:rFonts w:ascii="Arial" w:hAnsi="Arial" w:eastAsia="Arial"/>
-                <w:sz w:val="18"/>
-              </w:rPr>
-            </w:r>
-            <w:r>
-              <w:rPr>
-                <w:rFonts w:ascii="Arial" w:hAnsi="Arial" w:eastAsia="Arial"/>
+                <w:rFonts w:ascii="Arial" w:hAnsi="Arial" w:eastAsia="Arial" w:cs="Tahoma"/>
+                <w:sz w:val="18"/>
+              </w:rPr>
+            </w:r>
+            <w:r>
+              <w:rPr>
+                <w:rFonts w:ascii="Arial" w:hAnsi="Arial" w:eastAsia="Arial" w:cs="Tahoma"/>
                 <w:sz w:val="18"/>
               </w:rPr>
               <w:t>UTF-8; use value domain described by endpoint purpose</w:t>
@@ -5399,7 +5497,7 @@
             <w:r/>
             <w:r>
               <w:rPr>
-                <w:rFonts w:ascii="Arial" w:hAnsi="Arial" w:eastAsia="Arial"/>
+                <w:rFonts w:ascii="Arial" w:hAnsi="Arial" w:eastAsia="Arial" w:cs="Tahoma"/>
                 <w:b/>
                 <w:sz w:val="18"/>
               </w:rPr>
@@ -5425,7 +5523,7 @@
             <w:r/>
             <w:r>
               <w:rPr>
-                <w:rFonts w:ascii="Courier New" w:hAnsi="Courier New" w:eastAsia="Courier New"/>
+                <w:rFonts w:ascii="Courier New" w:hAnsi="Courier New" w:eastAsia="Courier New" w:cs="Tahoma"/>
                 <w:sz w:val="16"/>
               </w:rPr>
               <w:t>{</w:t>
@@ -5515,7 +5613,7 @@
             <w:r/>
             <w:r>
               <w:rPr>
-                <w:rFonts w:ascii="Arial" w:hAnsi="Arial" w:eastAsia="Arial"/>
+                <w:rFonts w:ascii="Arial" w:hAnsi="Arial" w:eastAsia="Arial" w:cs="Tahoma"/>
                 <w:b/>
                 <w:sz w:val="18"/>
               </w:rPr>
@@ -5537,7 +5635,7 @@
             <w:r/>
             <w:r>
               <w:rPr>
-                <w:rFonts w:ascii="Arial" w:hAnsi="Arial" w:eastAsia="Arial"/>
+                <w:rFonts w:ascii="Arial" w:hAnsi="Arial" w:eastAsia="Arial" w:cs="Tahoma"/>
                 <w:b/>
                 <w:sz w:val="18"/>
               </w:rPr>
@@ -5559,7 +5657,7 @@
             <w:r/>
             <w:r>
               <w:rPr>
-                <w:rFonts w:ascii="Arial" w:hAnsi="Arial" w:eastAsia="Arial"/>
+                <w:rFonts w:ascii="Arial" w:hAnsi="Arial" w:eastAsia="Arial" w:cs="Tahoma"/>
                 <w:b/>
                 <w:sz w:val="18"/>
               </w:rPr>
@@ -5581,7 +5679,7 @@
             <w:r/>
             <w:r>
               <w:rPr>
-                <w:rFonts w:ascii="Arial" w:hAnsi="Arial" w:eastAsia="Arial"/>
+                <w:rFonts w:ascii="Arial" w:hAnsi="Arial" w:eastAsia="Arial" w:cs="Tahoma"/>
                 <w:b/>
                 <w:sz w:val="18"/>
               </w:rPr>
@@ -5606,13 +5704,13 @@
             </w:pPr>
             <w:r>
               <w:rPr>
-                <w:rFonts w:ascii="Arial" w:hAnsi="Arial" w:eastAsia="Arial"/>
-                <w:sz w:val="18"/>
-              </w:rPr>
-            </w:r>
-            <w:r>
-              <w:rPr>
-                <w:rFonts w:ascii="Arial" w:hAnsi="Arial" w:eastAsia="Arial"/>
+                <w:rFonts w:ascii="Arial" w:hAnsi="Arial" w:eastAsia="Arial" w:cs="Tahoma"/>
+                <w:sz w:val="18"/>
+              </w:rPr>
+            </w:r>
+            <w:r>
+              <w:rPr>
+                <w:rFonts w:ascii="Arial" w:hAnsi="Arial" w:eastAsia="Arial" w:cs="Tahoma"/>
                 <w:sz w:val="18"/>
               </w:rPr>
               <w:t>page</w:t>
@@ -5631,13 +5729,13 @@
             </w:pPr>
             <w:r>
               <w:rPr>
-                <w:rFonts w:ascii="Arial" w:hAnsi="Arial" w:eastAsia="Arial"/>
-                <w:sz w:val="18"/>
-              </w:rPr>
-            </w:r>
-            <w:r>
-              <w:rPr>
-                <w:rFonts w:ascii="Arial" w:hAnsi="Arial" w:eastAsia="Arial"/>
+                <w:rFonts w:ascii="Arial" w:hAnsi="Arial" w:eastAsia="Arial" w:cs="Tahoma"/>
+                <w:sz w:val="18"/>
+              </w:rPr>
+            </w:r>
+            <w:r>
+              <w:rPr>
+                <w:rFonts w:ascii="Arial" w:hAnsi="Arial" w:eastAsia="Arial" w:cs="Tahoma"/>
                 <w:sz w:val="18"/>
               </w:rPr>
               <w:t>integer</w:t>
@@ -5656,13 +5754,13 @@
             </w:pPr>
             <w:r>
               <w:rPr>
-                <w:rFonts w:ascii="Arial" w:hAnsi="Arial" w:eastAsia="Arial"/>
-                <w:sz w:val="18"/>
-              </w:rPr>
-            </w:r>
-            <w:r>
-              <w:rPr>
-                <w:rFonts w:ascii="Arial" w:hAnsi="Arial" w:eastAsia="Arial"/>
+                <w:rFonts w:ascii="Arial" w:hAnsi="Arial" w:eastAsia="Arial" w:cs="Tahoma"/>
+                <w:sz w:val="18"/>
+              </w:rPr>
+            </w:r>
+            <w:r>
+              <w:rPr>
+                <w:rFonts w:ascii="Arial" w:hAnsi="Arial" w:eastAsia="Arial" w:cs="Tahoma"/>
                 <w:sz w:val="18"/>
               </w:rPr>
               <w:t>Yes</w:t>
@@ -5681,13 +5779,13 @@
             </w:pPr>
             <w:r>
               <w:rPr>
-                <w:rFonts w:ascii="Arial" w:hAnsi="Arial" w:eastAsia="Arial"/>
-                <w:sz w:val="18"/>
-              </w:rPr>
-            </w:r>
-            <w:r>
-              <w:rPr>
-                <w:rFonts w:ascii="Arial" w:hAnsi="Arial" w:eastAsia="Arial"/>
+                <w:rFonts w:ascii="Arial" w:hAnsi="Arial" w:eastAsia="Arial" w:cs="Tahoma"/>
+                <w:sz w:val="18"/>
+              </w:rPr>
+            </w:r>
+            <w:r>
+              <w:rPr>
+                <w:rFonts w:ascii="Arial" w:hAnsi="Arial" w:eastAsia="Arial" w:cs="Tahoma"/>
                 <w:sz w:val="18"/>
               </w:rPr>
               <w:t>&gt;= 1; default 1</w:t>
@@ -5711,13 +5809,13 @@
             </w:pPr>
             <w:r>
               <w:rPr>
-                <w:rFonts w:ascii="Arial" w:hAnsi="Arial" w:eastAsia="Arial"/>
-                <w:sz w:val="18"/>
-              </w:rPr>
-            </w:r>
-            <w:r>
-              <w:rPr>
-                <w:rFonts w:ascii="Arial" w:hAnsi="Arial" w:eastAsia="Arial"/>
+                <w:rFonts w:ascii="Arial" w:hAnsi="Arial" w:eastAsia="Arial" w:cs="Tahoma"/>
+                <w:sz w:val="18"/>
+              </w:rPr>
+            </w:r>
+            <w:r>
+              <w:rPr>
+                <w:rFonts w:ascii="Arial" w:hAnsi="Arial" w:eastAsia="Arial" w:cs="Tahoma"/>
                 <w:sz w:val="18"/>
               </w:rPr>
               <w:t>size</w:t>
@@ -5736,13 +5834,13 @@
             </w:pPr>
             <w:r>
               <w:rPr>
-                <w:rFonts w:ascii="Arial" w:hAnsi="Arial" w:eastAsia="Arial"/>
-                <w:sz w:val="18"/>
-              </w:rPr>
-            </w:r>
-            <w:r>
-              <w:rPr>
-                <w:rFonts w:ascii="Arial" w:hAnsi="Arial" w:eastAsia="Arial"/>
+                <w:rFonts w:ascii="Arial" w:hAnsi="Arial" w:eastAsia="Arial" w:cs="Tahoma"/>
+                <w:sz w:val="18"/>
+              </w:rPr>
+            </w:r>
+            <w:r>
+              <w:rPr>
+                <w:rFonts w:ascii="Arial" w:hAnsi="Arial" w:eastAsia="Arial" w:cs="Tahoma"/>
                 <w:sz w:val="18"/>
               </w:rPr>
               <w:t>integer</w:t>
@@ -5761,13 +5859,13 @@
             </w:pPr>
             <w:r>
               <w:rPr>
-                <w:rFonts w:ascii="Arial" w:hAnsi="Arial" w:eastAsia="Arial"/>
-                <w:sz w:val="18"/>
-              </w:rPr>
-            </w:r>
-            <w:r>
-              <w:rPr>
-                <w:rFonts w:ascii="Arial" w:hAnsi="Arial" w:eastAsia="Arial"/>
+                <w:rFonts w:ascii="Arial" w:hAnsi="Arial" w:eastAsia="Arial" w:cs="Tahoma"/>
+                <w:sz w:val="18"/>
+              </w:rPr>
+            </w:r>
+            <w:r>
+              <w:rPr>
+                <w:rFonts w:ascii="Arial" w:hAnsi="Arial" w:eastAsia="Arial" w:cs="Tahoma"/>
                 <w:sz w:val="18"/>
               </w:rPr>
               <w:t>Yes</w:t>
@@ -5786,13 +5884,13 @@
             </w:pPr>
             <w:r>
               <w:rPr>
-                <w:rFonts w:ascii="Arial" w:hAnsi="Arial" w:eastAsia="Arial"/>
-                <w:sz w:val="18"/>
-              </w:rPr>
-            </w:r>
-            <w:r>
-              <w:rPr>
-                <w:rFonts w:ascii="Arial" w:hAnsi="Arial" w:eastAsia="Arial"/>
+                <w:rFonts w:ascii="Arial" w:hAnsi="Arial" w:eastAsia="Arial" w:cs="Tahoma"/>
+                <w:sz w:val="18"/>
+              </w:rPr>
+            </w:r>
+            <w:r>
+              <w:rPr>
+                <w:rFonts w:ascii="Arial" w:hAnsi="Arial" w:eastAsia="Arial" w:cs="Tahoma"/>
                 <w:sz w:val="18"/>
               </w:rPr>
               <w:t>1..100; default 20</w:t>
@@ -5816,13 +5914,13 @@
             </w:pPr>
             <w:r>
               <w:rPr>
-                <w:rFonts w:ascii="Arial" w:hAnsi="Arial" w:eastAsia="Arial"/>
-                <w:sz w:val="18"/>
-              </w:rPr>
-            </w:r>
-            <w:r>
-              <w:rPr>
-                <w:rFonts w:ascii="Arial" w:hAnsi="Arial" w:eastAsia="Arial"/>
+                <w:rFonts w:ascii="Arial" w:hAnsi="Arial" w:eastAsia="Arial" w:cs="Tahoma"/>
+                <w:sz w:val="18"/>
+              </w:rPr>
+            </w:r>
+            <w:r>
+              <w:rPr>
+                <w:rFonts w:ascii="Arial" w:hAnsi="Arial" w:eastAsia="Arial" w:cs="Tahoma"/>
                 <w:sz w:val="18"/>
               </w:rPr>
               <w:t>total</w:t>
@@ -5841,13 +5939,13 @@
             </w:pPr>
             <w:r>
               <w:rPr>
-                <w:rFonts w:ascii="Arial" w:hAnsi="Arial" w:eastAsia="Arial"/>
-                <w:sz w:val="18"/>
-              </w:rPr>
-            </w:r>
-            <w:r>
-              <w:rPr>
-                <w:rFonts w:ascii="Arial" w:hAnsi="Arial" w:eastAsia="Arial"/>
+                <w:rFonts w:ascii="Arial" w:hAnsi="Arial" w:eastAsia="Arial" w:cs="Tahoma"/>
+                <w:sz w:val="18"/>
+              </w:rPr>
+            </w:r>
+            <w:r>
+              <w:rPr>
+                <w:rFonts w:ascii="Arial" w:hAnsi="Arial" w:eastAsia="Arial" w:cs="Tahoma"/>
                 <w:sz w:val="18"/>
               </w:rPr>
               <w:t>integer</w:t>
@@ -5866,13 +5964,13 @@
             </w:pPr>
             <w:r>
               <w:rPr>
-                <w:rFonts w:ascii="Arial" w:hAnsi="Arial" w:eastAsia="Arial"/>
-                <w:sz w:val="18"/>
-              </w:rPr>
-            </w:r>
-            <w:r>
-              <w:rPr>
-                <w:rFonts w:ascii="Arial" w:hAnsi="Arial" w:eastAsia="Arial"/>
+                <w:rFonts w:ascii="Arial" w:hAnsi="Arial" w:eastAsia="Arial" w:cs="Tahoma"/>
+                <w:sz w:val="18"/>
+              </w:rPr>
+            </w:r>
+            <w:r>
+              <w:rPr>
+                <w:rFonts w:ascii="Arial" w:hAnsi="Arial" w:eastAsia="Arial" w:cs="Tahoma"/>
                 <w:sz w:val="18"/>
               </w:rPr>
               <w:t>Yes</w:t>
@@ -5891,13 +5989,13 @@
             </w:pPr>
             <w:r>
               <w:rPr>
-                <w:rFonts w:ascii="Arial" w:hAnsi="Arial" w:eastAsia="Arial"/>
-                <w:sz w:val="18"/>
-              </w:rPr>
-            </w:r>
-            <w:r>
-              <w:rPr>
-                <w:rFonts w:ascii="Arial" w:hAnsi="Arial" w:eastAsia="Arial"/>
+                <w:rFonts w:ascii="Arial" w:hAnsi="Arial" w:eastAsia="Arial" w:cs="Tahoma"/>
+                <w:sz w:val="18"/>
+              </w:rPr>
+            </w:r>
+            <w:r>
+              <w:rPr>
+                <w:rFonts w:ascii="Arial" w:hAnsi="Arial" w:eastAsia="Arial" w:cs="Tahoma"/>
                 <w:sz w:val="18"/>
               </w:rPr>
               <w:t>UTF-8; use value domain described by endpoint purpose</w:t>
@@ -5921,13 +6019,13 @@
             </w:pPr>
             <w:r>
               <w:rPr>
-                <w:rFonts w:ascii="Arial" w:hAnsi="Arial" w:eastAsia="Arial"/>
-                <w:sz w:val="18"/>
-              </w:rPr>
-            </w:r>
-            <w:r>
-              <w:rPr>
-                <w:rFonts w:ascii="Arial" w:hAnsi="Arial" w:eastAsia="Arial"/>
+                <w:rFonts w:ascii="Arial" w:hAnsi="Arial" w:eastAsia="Arial" w:cs="Tahoma"/>
+                <w:sz w:val="18"/>
+              </w:rPr>
+            </w:r>
+            <w:r>
+              <w:rPr>
+                <w:rFonts w:ascii="Arial" w:hAnsi="Arial" w:eastAsia="Arial" w:cs="Tahoma"/>
                 <w:sz w:val="18"/>
               </w:rPr>
               <w:t>items</w:t>
@@ -5946,13 +6044,13 @@
             </w:pPr>
             <w:r>
               <w:rPr>
-                <w:rFonts w:ascii="Arial" w:hAnsi="Arial" w:eastAsia="Arial"/>
-                <w:sz w:val="18"/>
-              </w:rPr>
-            </w:r>
-            <w:r>
-              <w:rPr>
-                <w:rFonts w:ascii="Arial" w:hAnsi="Arial" w:eastAsia="Arial"/>
+                <w:rFonts w:ascii="Arial" w:hAnsi="Arial" w:eastAsia="Arial" w:cs="Tahoma"/>
+                <w:sz w:val="18"/>
+              </w:rPr>
+            </w:r>
+            <w:r>
+              <w:rPr>
+                <w:rFonts w:ascii="Arial" w:hAnsi="Arial" w:eastAsia="Arial" w:cs="Tahoma"/>
                 <w:sz w:val="18"/>
               </w:rPr>
               <w:t>array&lt;object&gt;</w:t>
@@ -5971,13 +6069,13 @@
             </w:pPr>
             <w:r>
               <w:rPr>
-                <w:rFonts w:ascii="Arial" w:hAnsi="Arial" w:eastAsia="Arial"/>
-                <w:sz w:val="18"/>
-              </w:rPr>
-            </w:r>
-            <w:r>
-              <w:rPr>
-                <w:rFonts w:ascii="Arial" w:hAnsi="Arial" w:eastAsia="Arial"/>
+                <w:rFonts w:ascii="Arial" w:hAnsi="Arial" w:eastAsia="Arial" w:cs="Tahoma"/>
+                <w:sz w:val="18"/>
+              </w:rPr>
+            </w:r>
+            <w:r>
+              <w:rPr>
+                <w:rFonts w:ascii="Arial" w:hAnsi="Arial" w:eastAsia="Arial" w:cs="Tahoma"/>
                 <w:sz w:val="18"/>
               </w:rPr>
               <w:t>Yes</w:t>
@@ -5996,13 +6094,13 @@
             </w:pPr>
             <w:r>
               <w:rPr>
-                <w:rFonts w:ascii="Arial" w:hAnsi="Arial" w:eastAsia="Arial"/>
-                <w:sz w:val="18"/>
-              </w:rPr>
-            </w:r>
-            <w:r>
-              <w:rPr>
-                <w:rFonts w:ascii="Arial" w:hAnsi="Arial" w:eastAsia="Arial"/>
+                <w:rFonts w:ascii="Arial" w:hAnsi="Arial" w:eastAsia="Arial" w:cs="Tahoma"/>
+                <w:sz w:val="18"/>
+              </w:rPr>
+            </w:r>
+            <w:r>
+              <w:rPr>
+                <w:rFonts w:ascii="Arial" w:hAnsi="Arial" w:eastAsia="Arial" w:cs="Tahoma"/>
                 <w:sz w:val="18"/>
               </w:rPr>
               <w:t>JSON array; element type shown in Type column</w:t>
@@ -6026,13 +6124,13 @@
             </w:pPr>
             <w:r>
               <w:rPr>
-                <w:rFonts w:ascii="Arial" w:hAnsi="Arial" w:eastAsia="Arial"/>
-                <w:sz w:val="18"/>
-              </w:rPr>
-            </w:r>
-            <w:r>
-              <w:rPr>
-                <w:rFonts w:ascii="Arial" w:hAnsi="Arial" w:eastAsia="Arial"/>
+                <w:rFonts w:ascii="Arial" w:hAnsi="Arial" w:eastAsia="Arial" w:cs="Tahoma"/>
+                <w:sz w:val="18"/>
+              </w:rPr>
+            </w:r>
+            <w:r>
+              <w:rPr>
+                <w:rFonts w:ascii="Arial" w:hAnsi="Arial" w:eastAsia="Arial" w:cs="Tahoma"/>
                 <w:sz w:val="18"/>
               </w:rPr>
               <w:t>items[].roundNo</w:t>
@@ -6051,13 +6149,13 @@
             </w:pPr>
             <w:r>
               <w:rPr>
-                <w:rFonts w:ascii="Arial" w:hAnsi="Arial" w:eastAsia="Arial"/>
-                <w:sz w:val="18"/>
-              </w:rPr>
-            </w:r>
-            <w:r>
-              <w:rPr>
-                <w:rFonts w:ascii="Arial" w:hAnsi="Arial" w:eastAsia="Arial"/>
+                <w:rFonts w:ascii="Arial" w:hAnsi="Arial" w:eastAsia="Arial" w:cs="Tahoma"/>
+                <w:sz w:val="18"/>
+              </w:rPr>
+            </w:r>
+            <w:r>
+              <w:rPr>
+                <w:rFonts w:ascii="Arial" w:hAnsi="Arial" w:eastAsia="Arial" w:cs="Tahoma"/>
                 <w:sz w:val="18"/>
               </w:rPr>
               <w:t>integer</w:t>
@@ -6076,13 +6174,13 @@
             </w:pPr>
             <w:r>
               <w:rPr>
-                <w:rFonts w:ascii="Arial" w:hAnsi="Arial" w:eastAsia="Arial"/>
-                <w:sz w:val="18"/>
-              </w:rPr>
-            </w:r>
-            <w:r>
-              <w:rPr>
-                <w:rFonts w:ascii="Arial" w:hAnsi="Arial" w:eastAsia="Arial"/>
+                <w:rFonts w:ascii="Arial" w:hAnsi="Arial" w:eastAsia="Arial" w:cs="Tahoma"/>
+                <w:sz w:val="18"/>
+              </w:rPr>
+            </w:r>
+            <w:r>
+              <w:rPr>
+                <w:rFonts w:ascii="Arial" w:hAnsi="Arial" w:eastAsia="Arial" w:cs="Tahoma"/>
                 <w:sz w:val="18"/>
               </w:rPr>
               <w:t>Yes</w:t>
@@ -6101,13 +6199,13 @@
             </w:pPr>
             <w:r>
               <w:rPr>
-                <w:rFonts w:ascii="Arial" w:hAnsi="Arial" w:eastAsia="Arial"/>
-                <w:sz w:val="18"/>
-              </w:rPr>
-            </w:r>
-            <w:r>
-              <w:rPr>
-                <w:rFonts w:ascii="Arial" w:hAnsi="Arial" w:eastAsia="Arial"/>
+                <w:rFonts w:ascii="Arial" w:hAnsi="Arial" w:eastAsia="Arial" w:cs="Tahoma"/>
+                <w:sz w:val="18"/>
+              </w:rPr>
+            </w:r>
+            <w:r>
+              <w:rPr>
+                <w:rFonts w:ascii="Arial" w:hAnsi="Arial" w:eastAsia="Arial" w:cs="Tahoma"/>
                 <w:sz w:val="18"/>
               </w:rPr>
               <w:t>UTF-8; use value domain described by endpoint purpose</w:t>
@@ -6131,13 +6229,13 @@
             </w:pPr>
             <w:r>
               <w:rPr>
-                <w:rFonts w:ascii="Arial" w:hAnsi="Arial" w:eastAsia="Arial"/>
-                <w:sz w:val="18"/>
-              </w:rPr>
-            </w:r>
-            <w:r>
-              <w:rPr>
-                <w:rFonts w:ascii="Arial" w:hAnsi="Arial" w:eastAsia="Arial"/>
+                <w:rFonts w:ascii="Arial" w:hAnsi="Arial" w:eastAsia="Arial" w:cs="Tahoma"/>
+                <w:sz w:val="18"/>
+              </w:rPr>
+            </w:r>
+            <w:r>
+              <w:rPr>
+                <w:rFonts w:ascii="Arial" w:hAnsi="Arial" w:eastAsia="Arial" w:cs="Tahoma"/>
                 <w:sz w:val="18"/>
               </w:rPr>
               <w:t>items[].docNo</w:t>
@@ -6156,13 +6254,13 @@
             </w:pPr>
             <w:r>
               <w:rPr>
-                <w:rFonts w:ascii="Arial" w:hAnsi="Arial" w:eastAsia="Arial"/>
-                <w:sz w:val="18"/>
-              </w:rPr>
-            </w:r>
-            <w:r>
-              <w:rPr>
-                <w:rFonts w:ascii="Arial" w:hAnsi="Arial" w:eastAsia="Arial"/>
+                <w:rFonts w:ascii="Arial" w:hAnsi="Arial" w:eastAsia="Arial" w:cs="Tahoma"/>
+                <w:sz w:val="18"/>
+              </w:rPr>
+            </w:r>
+            <w:r>
+              <w:rPr>
+                <w:rFonts w:ascii="Arial" w:hAnsi="Arial" w:eastAsia="Arial" w:cs="Tahoma"/>
                 <w:sz w:val="18"/>
               </w:rPr>
               <w:t>string</w:t>
@@ -6181,13 +6279,13 @@
             </w:pPr>
             <w:r>
               <w:rPr>
-                <w:rFonts w:ascii="Arial" w:hAnsi="Arial" w:eastAsia="Arial"/>
-                <w:sz w:val="18"/>
-              </w:rPr>
-            </w:r>
-            <w:r>
-              <w:rPr>
-                <w:rFonts w:ascii="Arial" w:hAnsi="Arial" w:eastAsia="Arial"/>
+                <w:rFonts w:ascii="Arial" w:hAnsi="Arial" w:eastAsia="Arial" w:cs="Tahoma"/>
+                <w:sz w:val="18"/>
+              </w:rPr>
+            </w:r>
+            <w:r>
+              <w:rPr>
+                <w:rFonts w:ascii="Arial" w:hAnsi="Arial" w:eastAsia="Arial" w:cs="Tahoma"/>
                 <w:sz w:val="18"/>
               </w:rPr>
               <w:t>Yes</w:t>
@@ -6206,13 +6304,13 @@
             </w:pPr>
             <w:r>
               <w:rPr>
-                <w:rFonts w:ascii="Arial" w:hAnsi="Arial" w:eastAsia="Arial"/>
-                <w:sz w:val="18"/>
-              </w:rPr>
-            </w:r>
-            <w:r>
-              <w:rPr>
-                <w:rFonts w:ascii="Arial" w:hAnsi="Arial" w:eastAsia="Arial"/>
+                <w:rFonts w:ascii="Arial" w:hAnsi="Arial" w:eastAsia="Arial" w:cs="Tahoma"/>
+                <w:sz w:val="18"/>
+              </w:rPr>
+            </w:r>
+            <w:r>
+              <w:rPr>
+                <w:rFonts w:ascii="Arial" w:hAnsi="Arial" w:eastAsia="Arial" w:cs="Tahoma"/>
                 <w:sz w:val="18"/>
               </w:rPr>
               <w:t>ค.ศ. YYYY/xxxxx</w:t>
@@ -6236,13 +6334,13 @@
             </w:pPr>
             <w:r>
               <w:rPr>
-                <w:rFonts w:ascii="Arial" w:hAnsi="Arial" w:eastAsia="Arial"/>
-                <w:sz w:val="18"/>
-              </w:rPr>
-            </w:r>
-            <w:r>
-              <w:rPr>
-                <w:rFonts w:ascii="Arial" w:hAnsi="Arial" w:eastAsia="Arial"/>
+                <w:rFonts w:ascii="Arial" w:hAnsi="Arial" w:eastAsia="Arial" w:cs="Tahoma"/>
+                <w:sz w:val="18"/>
+              </w:rPr>
+            </w:r>
+            <w:r>
+              <w:rPr>
+                <w:rFonts w:ascii="Arial" w:hAnsi="Arial" w:eastAsia="Arial" w:cs="Tahoma"/>
                 <w:sz w:val="18"/>
               </w:rPr>
               <w:t>items[].impactedStoreCode</w:t>
@@ -6261,13 +6359,13 @@
             </w:pPr>
             <w:r>
               <w:rPr>
-                <w:rFonts w:ascii="Arial" w:hAnsi="Arial" w:eastAsia="Arial"/>
-                <w:sz w:val="18"/>
-              </w:rPr>
-            </w:r>
-            <w:r>
-              <w:rPr>
-                <w:rFonts w:ascii="Arial" w:hAnsi="Arial" w:eastAsia="Arial"/>
+                <w:rFonts w:ascii="Arial" w:hAnsi="Arial" w:eastAsia="Arial" w:cs="Tahoma"/>
+                <w:sz w:val="18"/>
+              </w:rPr>
+            </w:r>
+            <w:r>
+              <w:rPr>
+                <w:rFonts w:ascii="Arial" w:hAnsi="Arial" w:eastAsia="Arial" w:cs="Tahoma"/>
                 <w:sz w:val="18"/>
               </w:rPr>
               <w:t>string</w:t>
@@ -6286,13 +6384,13 @@
             </w:pPr>
             <w:r>
               <w:rPr>
-                <w:rFonts w:ascii="Arial" w:hAnsi="Arial" w:eastAsia="Arial"/>
-                <w:sz w:val="18"/>
-              </w:rPr>
-            </w:r>
-            <w:r>
-              <w:rPr>
-                <w:rFonts w:ascii="Arial" w:hAnsi="Arial" w:eastAsia="Arial"/>
+                <w:rFonts w:ascii="Arial" w:hAnsi="Arial" w:eastAsia="Arial" w:cs="Tahoma"/>
+                <w:sz w:val="18"/>
+              </w:rPr>
+            </w:r>
+            <w:r>
+              <w:rPr>
+                <w:rFonts w:ascii="Arial" w:hAnsi="Arial" w:eastAsia="Arial" w:cs="Tahoma"/>
                 <w:sz w:val="18"/>
               </w:rPr>
               <w:t>Yes</w:t>
@@ -6311,13 +6409,13 @@
             </w:pPr>
             <w:r>
               <w:rPr>
-                <w:rFonts w:ascii="Arial" w:hAnsi="Arial" w:eastAsia="Arial"/>
-                <w:sz w:val="18"/>
-              </w:rPr>
-            </w:r>
-            <w:r>
-              <w:rPr>
-                <w:rFonts w:ascii="Arial" w:hAnsi="Arial" w:eastAsia="Arial"/>
+                <w:rFonts w:ascii="Arial" w:hAnsi="Arial" w:eastAsia="Arial" w:cs="Tahoma"/>
+                <w:sz w:val="18"/>
+              </w:rPr>
+            </w:r>
+            <w:r>
+              <w:rPr>
+                <w:rFonts w:ascii="Arial" w:hAnsi="Arial" w:eastAsia="Arial" w:cs="Tahoma"/>
                 <w:sz w:val="18"/>
               </w:rPr>
               <w:t>exactly 5 digits; preserve leading zero</w:t>
@@ -6341,13 +6439,13 @@
             </w:pPr>
             <w:r>
               <w:rPr>
-                <w:rFonts w:ascii="Arial" w:hAnsi="Arial" w:eastAsia="Arial"/>
-                <w:sz w:val="18"/>
-              </w:rPr>
-            </w:r>
-            <w:r>
-              <w:rPr>
-                <w:rFonts w:ascii="Arial" w:hAnsi="Arial" w:eastAsia="Arial"/>
+                <w:rFonts w:ascii="Arial" w:hAnsi="Arial" w:eastAsia="Arial" w:cs="Tahoma"/>
+                <w:sz w:val="18"/>
+              </w:rPr>
+            </w:r>
+            <w:r>
+              <w:rPr>
+                <w:rFonts w:ascii="Arial" w:hAnsi="Arial" w:eastAsia="Arial" w:cs="Tahoma"/>
                 <w:sz w:val="18"/>
               </w:rPr>
               <w:t>items[].impactedStoreName</w:t>
@@ -6366,13 +6464,13 @@
             </w:pPr>
             <w:r>
               <w:rPr>
-                <w:rFonts w:ascii="Arial" w:hAnsi="Arial" w:eastAsia="Arial"/>
-                <w:sz w:val="18"/>
-              </w:rPr>
-            </w:r>
-            <w:r>
-              <w:rPr>
-                <w:rFonts w:ascii="Arial" w:hAnsi="Arial" w:eastAsia="Arial"/>
+                <w:rFonts w:ascii="Arial" w:hAnsi="Arial" w:eastAsia="Arial" w:cs="Tahoma"/>
+                <w:sz w:val="18"/>
+              </w:rPr>
+            </w:r>
+            <w:r>
+              <w:rPr>
+                <w:rFonts w:ascii="Arial" w:hAnsi="Arial" w:eastAsia="Arial" w:cs="Tahoma"/>
                 <w:sz w:val="18"/>
               </w:rPr>
               <w:t>string</w:t>
@@ -6391,13 +6489,13 @@
             </w:pPr>
             <w:r>
               <w:rPr>
-                <w:rFonts w:ascii="Arial" w:hAnsi="Arial" w:eastAsia="Arial"/>
-                <w:sz w:val="18"/>
-              </w:rPr>
-            </w:r>
-            <w:r>
-              <w:rPr>
-                <w:rFonts w:ascii="Arial" w:hAnsi="Arial" w:eastAsia="Arial"/>
+                <w:rFonts w:ascii="Arial" w:hAnsi="Arial" w:eastAsia="Arial" w:cs="Tahoma"/>
+                <w:sz w:val="18"/>
+              </w:rPr>
+            </w:r>
+            <w:r>
+              <w:rPr>
+                <w:rFonts w:ascii="Arial" w:hAnsi="Arial" w:eastAsia="Arial" w:cs="Tahoma"/>
                 <w:sz w:val="18"/>
               </w:rPr>
               <w:t>Yes</w:t>
@@ -6416,13 +6514,13 @@
             </w:pPr>
             <w:r>
               <w:rPr>
-                <w:rFonts w:ascii="Arial" w:hAnsi="Arial" w:eastAsia="Arial"/>
-                <w:sz w:val="18"/>
-              </w:rPr>
-            </w:r>
-            <w:r>
-              <w:rPr>
-                <w:rFonts w:ascii="Arial" w:hAnsi="Arial" w:eastAsia="Arial"/>
+                <w:rFonts w:ascii="Arial" w:hAnsi="Arial" w:eastAsia="Arial" w:cs="Tahoma"/>
+                <w:sz w:val="18"/>
+              </w:rPr>
+            </w:r>
+            <w:r>
+              <w:rPr>
+                <w:rFonts w:ascii="Arial" w:hAnsi="Arial" w:eastAsia="Arial" w:cs="Tahoma"/>
                 <w:sz w:val="18"/>
               </w:rPr>
               <w:t>UTF-8; use value domain described by endpoint purpose</w:t>
@@ -6446,13 +6544,13 @@
             </w:pPr>
             <w:r>
               <w:rPr>
-                <w:rFonts w:ascii="Arial" w:hAnsi="Arial" w:eastAsia="Arial"/>
-                <w:sz w:val="18"/>
-              </w:rPr>
-            </w:r>
-            <w:r>
-              <w:rPr>
-                <w:rFonts w:ascii="Arial" w:hAnsi="Arial" w:eastAsia="Arial"/>
+                <w:rFonts w:ascii="Arial" w:hAnsi="Arial" w:eastAsia="Arial" w:cs="Tahoma"/>
+                <w:sz w:val="18"/>
+              </w:rPr>
+            </w:r>
+            <w:r>
+              <w:rPr>
+                <w:rFonts w:ascii="Arial" w:hAnsi="Arial" w:eastAsia="Arial" w:cs="Tahoma"/>
                 <w:sz w:val="18"/>
               </w:rPr>
               <w:t>items[].regionCode</w:t>
@@ -6471,13 +6569,13 @@
             </w:pPr>
             <w:r>
               <w:rPr>
-                <w:rFonts w:ascii="Arial" w:hAnsi="Arial" w:eastAsia="Arial"/>
-                <w:sz w:val="18"/>
-              </w:rPr>
-            </w:r>
-            <w:r>
-              <w:rPr>
-                <w:rFonts w:ascii="Arial" w:hAnsi="Arial" w:eastAsia="Arial"/>
+                <w:rFonts w:ascii="Arial" w:hAnsi="Arial" w:eastAsia="Arial" w:cs="Tahoma"/>
+                <w:sz w:val="18"/>
+              </w:rPr>
+            </w:r>
+            <w:r>
+              <w:rPr>
+                <w:rFonts w:ascii="Arial" w:hAnsi="Arial" w:eastAsia="Arial" w:cs="Tahoma"/>
                 <w:sz w:val="18"/>
               </w:rPr>
               <w:t>string</w:t>
@@ -6496,13 +6594,13 @@
             </w:pPr>
             <w:r>
               <w:rPr>
-                <w:rFonts w:ascii="Arial" w:hAnsi="Arial" w:eastAsia="Arial"/>
-                <w:sz w:val="18"/>
-              </w:rPr>
-            </w:r>
-            <w:r>
-              <w:rPr>
-                <w:rFonts w:ascii="Arial" w:hAnsi="Arial" w:eastAsia="Arial"/>
+                <w:rFonts w:ascii="Arial" w:hAnsi="Arial" w:eastAsia="Arial" w:cs="Tahoma"/>
+                <w:sz w:val="18"/>
+              </w:rPr>
+            </w:r>
+            <w:r>
+              <w:rPr>
+                <w:rFonts w:ascii="Arial" w:hAnsi="Arial" w:eastAsia="Arial" w:cs="Tahoma"/>
                 <w:sz w:val="18"/>
               </w:rPr>
               <w:t>Yes</w:t>
@@ -6521,13 +6619,13 @@
             </w:pPr>
             <w:r>
               <w:rPr>
-                <w:rFonts w:ascii="Arial" w:hAnsi="Arial" w:eastAsia="Arial"/>
-                <w:sz w:val="18"/>
-              </w:rPr>
-            </w:r>
-            <w:r>
-              <w:rPr>
-                <w:rFonts w:ascii="Arial" w:hAnsi="Arial" w:eastAsia="Arial"/>
+                <w:rFonts w:ascii="Arial" w:hAnsi="Arial" w:eastAsia="Arial" w:cs="Tahoma"/>
+                <w:sz w:val="18"/>
+              </w:rPr>
+            </w:r>
+            <w:r>
+              <w:rPr>
+                <w:rFonts w:ascii="Arial" w:hAnsi="Arial" w:eastAsia="Arial" w:cs="Tahoma"/>
                 <w:sz w:val="18"/>
               </w:rPr>
               <w:t>UTF-8; use value domain described by endpoint purpose</w:t>
@@ -6551,13 +6649,13 @@
             </w:pPr>
             <w:r>
               <w:rPr>
-                <w:rFonts w:ascii="Arial" w:hAnsi="Arial" w:eastAsia="Arial"/>
-                <w:sz w:val="18"/>
-              </w:rPr>
-            </w:r>
-            <w:r>
-              <w:rPr>
-                <w:rFonts w:ascii="Arial" w:hAnsi="Arial" w:eastAsia="Arial"/>
+                <w:rFonts w:ascii="Arial" w:hAnsi="Arial" w:eastAsia="Arial" w:cs="Tahoma"/>
+                <w:sz w:val="18"/>
+              </w:rPr>
+            </w:r>
+            <w:r>
+              <w:rPr>
+                <w:rFonts w:ascii="Arial" w:hAnsi="Arial" w:eastAsia="Arial" w:cs="Tahoma"/>
                 <w:sz w:val="18"/>
               </w:rPr>
               <w:t>items[].salesDeclinePercent</w:t>
@@ -6576,13 +6674,13 @@
             </w:pPr>
             <w:r>
               <w:rPr>
-                <w:rFonts w:ascii="Arial" w:hAnsi="Arial" w:eastAsia="Arial"/>
-                <w:sz w:val="18"/>
-              </w:rPr>
-            </w:r>
-            <w:r>
-              <w:rPr>
-                <w:rFonts w:ascii="Arial" w:hAnsi="Arial" w:eastAsia="Arial"/>
+                <w:rFonts w:ascii="Arial" w:hAnsi="Arial" w:eastAsia="Arial" w:cs="Tahoma"/>
+                <w:sz w:val="18"/>
+              </w:rPr>
+            </w:r>
+            <w:r>
+              <w:rPr>
+                <w:rFonts w:ascii="Arial" w:hAnsi="Arial" w:eastAsia="Arial" w:cs="Tahoma"/>
                 <w:sz w:val="18"/>
               </w:rPr>
               <w:t>number</w:t>
@@ -6601,13 +6699,13 @@
             </w:pPr>
             <w:r>
               <w:rPr>
-                <w:rFonts w:ascii="Arial" w:hAnsi="Arial" w:eastAsia="Arial"/>
-                <w:sz w:val="18"/>
-              </w:rPr>
-            </w:r>
-            <w:r>
-              <w:rPr>
-                <w:rFonts w:ascii="Arial" w:hAnsi="Arial" w:eastAsia="Arial"/>
+                <w:rFonts w:ascii="Arial" w:hAnsi="Arial" w:eastAsia="Arial" w:cs="Tahoma"/>
+                <w:sz w:val="18"/>
+              </w:rPr>
+            </w:r>
+            <w:r>
+              <w:rPr>
+                <w:rFonts w:ascii="Arial" w:hAnsi="Arial" w:eastAsia="Arial" w:cs="Tahoma"/>
                 <w:sz w:val="18"/>
               </w:rPr>
               <w:t>Yes</w:t>
@@ -6626,13 +6724,13 @@
             </w:pPr>
             <w:r>
               <w:rPr>
-                <w:rFonts w:ascii="Arial" w:hAnsi="Arial" w:eastAsia="Arial"/>
-                <w:sz w:val="18"/>
-              </w:rPr>
-            </w:r>
-            <w:r>
-              <w:rPr>
-                <w:rFonts w:ascii="Arial" w:hAnsi="Arial" w:eastAsia="Arial"/>
+                <w:rFonts w:ascii="Arial" w:hAnsi="Arial" w:eastAsia="Arial" w:cs="Tahoma"/>
+                <w:sz w:val="18"/>
+              </w:rPr>
+            </w:r>
+            <w:r>
+              <w:rPr>
+                <w:rFonts w:ascii="Arial" w:hAnsi="Arial" w:eastAsia="Arial" w:cs="Tahoma"/>
                 <w:sz w:val="18"/>
               </w:rPr>
               <w:t>number 0..100 with 2 decimals</w:t>
@@ -6656,13 +6754,13 @@
             </w:pPr>
             <w:r>
               <w:rPr>
-                <w:rFonts w:ascii="Arial" w:hAnsi="Arial" w:eastAsia="Arial"/>
-                <w:sz w:val="18"/>
-              </w:rPr>
-            </w:r>
-            <w:r>
-              <w:rPr>
-                <w:rFonts w:ascii="Arial" w:hAnsi="Arial" w:eastAsia="Arial"/>
+                <w:rFonts w:ascii="Arial" w:hAnsi="Arial" w:eastAsia="Arial" w:cs="Tahoma"/>
+                <w:sz w:val="18"/>
+              </w:rPr>
+            </w:r>
+            <w:r>
+              <w:rPr>
+                <w:rFonts w:ascii="Arial" w:hAnsi="Arial" w:eastAsia="Arial" w:cs="Tahoma"/>
                 <w:sz w:val="18"/>
               </w:rPr>
               <w:t>items[].statusCode</w:t>
@@ -6681,13 +6779,13 @@
             </w:pPr>
             <w:r>
               <w:rPr>
-                <w:rFonts w:ascii="Arial" w:hAnsi="Arial" w:eastAsia="Arial"/>
-                <w:sz w:val="18"/>
-              </w:rPr>
-            </w:r>
-            <w:r>
-              <w:rPr>
-                <w:rFonts w:ascii="Arial" w:hAnsi="Arial" w:eastAsia="Arial"/>
+                <w:rFonts w:ascii="Arial" w:hAnsi="Arial" w:eastAsia="Arial" w:cs="Tahoma"/>
+                <w:sz w:val="18"/>
+              </w:rPr>
+            </w:r>
+            <w:r>
+              <w:rPr>
+                <w:rFonts w:ascii="Arial" w:hAnsi="Arial" w:eastAsia="Arial" w:cs="Tahoma"/>
                 <w:sz w:val="18"/>
               </w:rPr>
               <w:t>string</w:t>
@@ -6706,13 +6804,13 @@
             </w:pPr>
             <w:r>
               <w:rPr>
-                <w:rFonts w:ascii="Arial" w:hAnsi="Arial" w:eastAsia="Arial"/>
-                <w:sz w:val="18"/>
-              </w:rPr>
-            </w:r>
-            <w:r>
-              <w:rPr>
-                <w:rFonts w:ascii="Arial" w:hAnsi="Arial" w:eastAsia="Arial"/>
+                <w:rFonts w:ascii="Arial" w:hAnsi="Arial" w:eastAsia="Arial" w:cs="Tahoma"/>
+                <w:sz w:val="18"/>
+              </w:rPr>
+            </w:r>
+            <w:r>
+              <w:rPr>
+                <w:rFonts w:ascii="Arial" w:hAnsi="Arial" w:eastAsia="Arial" w:cs="Tahoma"/>
                 <w:sz w:val="18"/>
               </w:rPr>
               <w:t>Yes</w:t>
@@ -6731,13 +6829,13 @@
             </w:pPr>
             <w:r>
               <w:rPr>
-                <w:rFonts w:ascii="Arial" w:hAnsi="Arial" w:eastAsia="Arial"/>
-                <w:sz w:val="18"/>
-              </w:rPr>
-            </w:r>
-            <w:r>
-              <w:rPr>
-                <w:rFonts w:ascii="Arial" w:hAnsi="Arial" w:eastAsia="Arial"/>
+                <w:rFonts w:ascii="Arial" w:hAnsi="Arial" w:eastAsia="Arial" w:cs="Tahoma"/>
+                <w:sz w:val="18"/>
+              </w:rPr>
+            </w:r>
+            <w:r>
+              <w:rPr>
+                <w:rFonts w:ascii="Arial" w:hAnsi="Arial" w:eastAsia="Arial" w:cs="Tahoma"/>
                 <w:sz w:val="18"/>
               </w:rPr>
               <w:t>canonical code; do not replace with display label</w:t>
@@ -6761,13 +6859,13 @@
             </w:pPr>
             <w:r>
               <w:rPr>
-                <w:rFonts w:ascii="Arial" w:hAnsi="Arial" w:eastAsia="Arial"/>
-                <w:sz w:val="18"/>
-              </w:rPr>
-            </w:r>
-            <w:r>
-              <w:rPr>
-                <w:rFonts w:ascii="Arial" w:hAnsi="Arial" w:eastAsia="Arial"/>
+                <w:rFonts w:ascii="Arial" w:hAnsi="Arial" w:eastAsia="Arial" w:cs="Tahoma"/>
+                <w:sz w:val="18"/>
+              </w:rPr>
+            </w:r>
+            <w:r>
+              <w:rPr>
+                <w:rFonts w:ascii="Arial" w:hAnsi="Arial" w:eastAsia="Arial" w:cs="Tahoma"/>
                 <w:sz w:val="18"/>
               </w:rPr>
               <w:t>items[].statusName</w:t>
@@ -6786,13 +6884,13 @@
             </w:pPr>
             <w:r>
               <w:rPr>
-                <w:rFonts w:ascii="Arial" w:hAnsi="Arial" w:eastAsia="Arial"/>
-                <w:sz w:val="18"/>
-              </w:rPr>
-            </w:r>
-            <w:r>
-              <w:rPr>
-                <w:rFonts w:ascii="Arial" w:hAnsi="Arial" w:eastAsia="Arial"/>
+                <w:rFonts w:ascii="Arial" w:hAnsi="Arial" w:eastAsia="Arial" w:cs="Tahoma"/>
+                <w:sz w:val="18"/>
+              </w:rPr>
+            </w:r>
+            <w:r>
+              <w:rPr>
+                <w:rFonts w:ascii="Arial" w:hAnsi="Arial" w:eastAsia="Arial" w:cs="Tahoma"/>
                 <w:sz w:val="18"/>
               </w:rPr>
               <w:t>string</w:t>
@@ -6811,13 +6909,13 @@
             </w:pPr>
             <w:r>
               <w:rPr>
-                <w:rFonts w:ascii="Arial" w:hAnsi="Arial" w:eastAsia="Arial"/>
-                <w:sz w:val="18"/>
-              </w:rPr>
-            </w:r>
-            <w:r>
-              <w:rPr>
-                <w:rFonts w:ascii="Arial" w:hAnsi="Arial" w:eastAsia="Arial"/>
+                <w:rFonts w:ascii="Arial" w:hAnsi="Arial" w:eastAsia="Arial" w:cs="Tahoma"/>
+                <w:sz w:val="18"/>
+              </w:rPr>
+            </w:r>
+            <w:r>
+              <w:rPr>
+                <w:rFonts w:ascii="Arial" w:hAnsi="Arial" w:eastAsia="Arial" w:cs="Tahoma"/>
                 <w:sz w:val="18"/>
               </w:rPr>
               <w:t>Yes</w:t>
@@ -6836,13 +6934,13 @@
             </w:pPr>
             <w:r>
               <w:rPr>
-                <w:rFonts w:ascii="Arial" w:hAnsi="Arial" w:eastAsia="Arial"/>
-                <w:sz w:val="18"/>
-              </w:rPr>
-            </w:r>
-            <w:r>
-              <w:rPr>
-                <w:rFonts w:ascii="Arial" w:hAnsi="Arial" w:eastAsia="Arial"/>
+                <w:rFonts w:ascii="Arial" w:hAnsi="Arial" w:eastAsia="Arial" w:cs="Tahoma"/>
+                <w:sz w:val="18"/>
+              </w:rPr>
+            </w:r>
+            <w:r>
+              <w:rPr>
+                <w:rFonts w:ascii="Arial" w:hAnsi="Arial" w:eastAsia="Arial" w:cs="Tahoma"/>
                 <w:sz w:val="18"/>
               </w:rPr>
               <w:t>UTF-8; use value domain described by endpoint purpose</w:t>
@@ -6866,13 +6964,13 @@
             </w:pPr>
             <w:r>
               <w:rPr>
-                <w:rFonts w:ascii="Arial" w:hAnsi="Arial" w:eastAsia="Arial"/>
-                <w:sz w:val="18"/>
-              </w:rPr>
-            </w:r>
-            <w:r>
-              <w:rPr>
-                <w:rFonts w:ascii="Arial" w:hAnsi="Arial" w:eastAsia="Arial"/>
+                <w:rFonts w:ascii="Arial" w:hAnsi="Arial" w:eastAsia="Arial" w:cs="Tahoma"/>
+                <w:sz w:val="18"/>
+              </w:rPr>
+            </w:r>
+            <w:r>
+              <w:rPr>
+                <w:rFonts w:ascii="Arial" w:hAnsi="Arial" w:eastAsia="Arial" w:cs="Tahoma"/>
                 <w:sz w:val="18"/>
               </w:rPr>
               <w:t>items[].totalCompensationAmount</w:t>
@@ -6891,13 +6989,13 @@
             </w:pPr>
             <w:r>
               <w:rPr>
-                <w:rFonts w:ascii="Arial" w:hAnsi="Arial" w:eastAsia="Arial"/>
-                <w:sz w:val="18"/>
-              </w:rPr>
-            </w:r>
-            <w:r>
-              <w:rPr>
-                <w:rFonts w:ascii="Arial" w:hAnsi="Arial" w:eastAsia="Arial"/>
+                <w:rFonts w:ascii="Arial" w:hAnsi="Arial" w:eastAsia="Arial" w:cs="Tahoma"/>
+                <w:sz w:val="18"/>
+              </w:rPr>
+            </w:r>
+            <w:r>
+              <w:rPr>
+                <w:rFonts w:ascii="Arial" w:hAnsi="Arial" w:eastAsia="Arial" w:cs="Tahoma"/>
                 <w:sz w:val="18"/>
               </w:rPr>
               <w:t>number</w:t>
@@ -6916,13 +7014,13 @@
             </w:pPr>
             <w:r>
               <w:rPr>
-                <w:rFonts w:ascii="Arial" w:hAnsi="Arial" w:eastAsia="Arial"/>
-                <w:sz w:val="18"/>
-              </w:rPr>
-            </w:r>
-            <w:r>
-              <w:rPr>
-                <w:rFonts w:ascii="Arial" w:hAnsi="Arial" w:eastAsia="Arial"/>
+                <w:rFonts w:ascii="Arial" w:hAnsi="Arial" w:eastAsia="Arial" w:cs="Tahoma"/>
+                <w:sz w:val="18"/>
+              </w:rPr>
+            </w:r>
+            <w:r>
+              <w:rPr>
+                <w:rFonts w:ascii="Arial" w:hAnsi="Arial" w:eastAsia="Arial" w:cs="Tahoma"/>
                 <w:sz w:val="18"/>
               </w:rPr>
               <w:t>Yes</w:t>
@@ -6941,13 +7039,13 @@
             </w:pPr>
             <w:r>
               <w:rPr>
-                <w:rFonts w:ascii="Arial" w:hAnsi="Arial" w:eastAsia="Arial"/>
-                <w:sz w:val="18"/>
-              </w:rPr>
-            </w:r>
-            <w:r>
-              <w:rPr>
-                <w:rFonts w:ascii="Arial" w:hAnsi="Arial" w:eastAsia="Arial"/>
+                <w:rFonts w:ascii="Arial" w:hAnsi="Arial" w:eastAsia="Arial" w:cs="Tahoma"/>
+                <w:sz w:val="18"/>
+              </w:rPr>
+            </w:r>
+            <w:r>
+              <w:rPr>
+                <w:rFonts w:ascii="Arial" w:hAnsi="Arial" w:eastAsia="Arial" w:cs="Tahoma"/>
                 <w:sz w:val="18"/>
               </w:rPr>
               <w:t>number &gt;= 0 with 2 decimals</w:t>
@@ -6971,13 +7069,13 @@
             </w:pPr>
             <w:r>
               <w:rPr>
-                <w:rFonts w:ascii="Arial" w:hAnsi="Arial" w:eastAsia="Arial"/>
-                <w:sz w:val="18"/>
-              </w:rPr>
-            </w:r>
-            <w:r>
-              <w:rPr>
-                <w:rFonts w:ascii="Arial" w:hAnsi="Arial" w:eastAsia="Arial"/>
+                <w:rFonts w:ascii="Arial" w:hAnsi="Arial" w:eastAsia="Arial" w:cs="Tahoma"/>
+                <w:sz w:val="18"/>
+              </w:rPr>
+            </w:r>
+            <w:r>
+              <w:rPr>
+                <w:rFonts w:ascii="Arial" w:hAnsi="Arial" w:eastAsia="Arial" w:cs="Tahoma"/>
                 <w:sz w:val="18"/>
               </w:rPr>
               <w:t>items[].daysPending</w:t>
@@ -6996,13 +7094,13 @@
             </w:pPr>
             <w:r>
               <w:rPr>
-                <w:rFonts w:ascii="Arial" w:hAnsi="Arial" w:eastAsia="Arial"/>
-                <w:sz w:val="18"/>
-              </w:rPr>
-            </w:r>
-            <w:r>
-              <w:rPr>
-                <w:rFonts w:ascii="Arial" w:hAnsi="Arial" w:eastAsia="Arial"/>
+                <w:rFonts w:ascii="Arial" w:hAnsi="Arial" w:eastAsia="Arial" w:cs="Tahoma"/>
+                <w:sz w:val="18"/>
+              </w:rPr>
+            </w:r>
+            <w:r>
+              <w:rPr>
+                <w:rFonts w:ascii="Arial" w:hAnsi="Arial" w:eastAsia="Arial" w:cs="Tahoma"/>
                 <w:sz w:val="18"/>
               </w:rPr>
               <w:t>integer</w:t>
@@ -7021,13 +7119,13 @@
             </w:pPr>
             <w:r>
               <w:rPr>
-                <w:rFonts w:ascii="Arial" w:hAnsi="Arial" w:eastAsia="Arial"/>
-                <w:sz w:val="18"/>
-              </w:rPr>
-            </w:r>
-            <w:r>
-              <w:rPr>
-                <w:rFonts w:ascii="Arial" w:hAnsi="Arial" w:eastAsia="Arial"/>
+                <w:rFonts w:ascii="Arial" w:hAnsi="Arial" w:eastAsia="Arial" w:cs="Tahoma"/>
+                <w:sz w:val="18"/>
+              </w:rPr>
+            </w:r>
+            <w:r>
+              <w:rPr>
+                <w:rFonts w:ascii="Arial" w:hAnsi="Arial" w:eastAsia="Arial" w:cs="Tahoma"/>
                 <w:sz w:val="18"/>
               </w:rPr>
               <w:t>Yes</w:t>
@@ -7046,13 +7144,13 @@
             </w:pPr>
             <w:r>
               <w:rPr>
-                <w:rFonts w:ascii="Arial" w:hAnsi="Arial" w:eastAsia="Arial"/>
-                <w:sz w:val="18"/>
-              </w:rPr>
-            </w:r>
-            <w:r>
-              <w:rPr>
-                <w:rFonts w:ascii="Arial" w:hAnsi="Arial" w:eastAsia="Arial"/>
+                <w:rFonts w:ascii="Arial" w:hAnsi="Arial" w:eastAsia="Arial" w:cs="Tahoma"/>
+                <w:sz w:val="18"/>
+              </w:rPr>
+            </w:r>
+            <w:r>
+              <w:rPr>
+                <w:rFonts w:ascii="Arial" w:hAnsi="Arial" w:eastAsia="Arial" w:cs="Tahoma"/>
                 <w:sz w:val="18"/>
               </w:rPr>
               <w:t>UTF-8; use value domain described by endpoint purpose</w:t>
@@ -7076,13 +7174,13 @@
             </w:pPr>
             <w:r>
               <w:rPr>
-                <w:rFonts w:ascii="Arial" w:hAnsi="Arial" w:eastAsia="Arial"/>
-                <w:sz w:val="18"/>
-              </w:rPr>
-            </w:r>
-            <w:r>
-              <w:rPr>
-                <w:rFonts w:ascii="Arial" w:hAnsi="Arial" w:eastAsia="Arial"/>
+                <w:rFonts w:ascii="Arial" w:hAnsi="Arial" w:eastAsia="Arial" w:cs="Tahoma"/>
+                <w:sz w:val="18"/>
+              </w:rPr>
+            </w:r>
+            <w:r>
+              <w:rPr>
+                <w:rFonts w:ascii="Arial" w:hAnsi="Arial" w:eastAsia="Arial" w:cs="Tahoma"/>
                 <w:sz w:val="18"/>
               </w:rPr>
               <w:t>items[].salesDataDays</w:t>
@@ -7101,13 +7199,13 @@
             </w:pPr>
             <w:r>
               <w:rPr>
-                <w:rFonts w:ascii="Arial" w:hAnsi="Arial" w:eastAsia="Arial"/>
-                <w:sz w:val="18"/>
-              </w:rPr>
-            </w:r>
-            <w:r>
-              <w:rPr>
-                <w:rFonts w:ascii="Arial" w:hAnsi="Arial" w:eastAsia="Arial"/>
+                <w:rFonts w:ascii="Arial" w:hAnsi="Arial" w:eastAsia="Arial" w:cs="Tahoma"/>
+                <w:sz w:val="18"/>
+              </w:rPr>
+            </w:r>
+            <w:r>
+              <w:rPr>
+                <w:rFonts w:ascii="Arial" w:hAnsi="Arial" w:eastAsia="Arial" w:cs="Tahoma"/>
                 <w:sz w:val="18"/>
               </w:rPr>
               <w:t>integer</w:t>
@@ -7126,13 +7224,13 @@
             </w:pPr>
             <w:r>
               <w:rPr>
-                <w:rFonts w:ascii="Arial" w:hAnsi="Arial" w:eastAsia="Arial"/>
-                <w:sz w:val="18"/>
-              </w:rPr>
-            </w:r>
-            <w:r>
-              <w:rPr>
-                <w:rFonts w:ascii="Arial" w:hAnsi="Arial" w:eastAsia="Arial"/>
+                <w:rFonts w:ascii="Arial" w:hAnsi="Arial" w:eastAsia="Arial" w:cs="Tahoma"/>
+                <w:sz w:val="18"/>
+              </w:rPr>
+            </w:r>
+            <w:r>
+              <w:rPr>
+                <w:rFonts w:ascii="Arial" w:hAnsi="Arial" w:eastAsia="Arial" w:cs="Tahoma"/>
                 <w:sz w:val="18"/>
               </w:rPr>
               <w:t>Yes</w:t>
@@ -7151,13 +7249,13 @@
             </w:pPr>
             <w:r>
               <w:rPr>
-                <w:rFonts w:ascii="Arial" w:hAnsi="Arial" w:eastAsia="Arial"/>
-                <w:sz w:val="18"/>
-              </w:rPr>
-            </w:r>
-            <w:r>
-              <w:rPr>
-                <w:rFonts w:ascii="Arial" w:hAnsi="Arial" w:eastAsia="Arial"/>
+                <w:rFonts w:ascii="Arial" w:hAnsi="Arial" w:eastAsia="Arial" w:cs="Tahoma"/>
+                <w:sz w:val="18"/>
+              </w:rPr>
+            </w:r>
+            <w:r>
+              <w:rPr>
+                <w:rFonts w:ascii="Arial" w:hAnsi="Arial" w:eastAsia="Arial" w:cs="Tahoma"/>
                 <w:sz w:val="18"/>
               </w:rPr>
               <w:t>UTF-8; use value domain described by endpoint purpose</w:t>
@@ -7214,7 +7312,7 @@
             <w:r/>
             <w:r>
               <w:rPr>
-                <w:rFonts w:ascii="Arial" w:hAnsi="Arial" w:eastAsia="Arial"/>
+                <w:rFonts w:ascii="Arial" w:hAnsi="Arial" w:eastAsia="Arial" w:cs="Tahoma"/>
                 <w:b/>
                 <w:sz w:val="18"/>
               </w:rPr>
@@ -7240,7 +7338,7 @@
             <w:r/>
             <w:r>
               <w:rPr>
-                <w:rFonts w:ascii="Courier New" w:hAnsi="Courier New" w:eastAsia="Courier New"/>
+                <w:rFonts w:ascii="Courier New" w:hAnsi="Courier New" w:eastAsia="Courier New" w:cs="Tahoma"/>
                 <w:sz w:val="16"/>
               </w:rPr>
               <w:t>{</w:t>
@@ -7300,7 +7398,7 @@
             <w:r/>
             <w:r>
               <w:rPr>
-                <w:rFonts w:ascii="Arial" w:hAnsi="Arial" w:eastAsia="Arial"/>
+                <w:rFonts w:ascii="Arial" w:hAnsi="Arial" w:eastAsia="Arial" w:cs="Tahoma"/>
                 <w:b/>
                 <w:sz w:val="18"/>
               </w:rPr>
@@ -7322,7 +7420,7 @@
             <w:r/>
             <w:r>
               <w:rPr>
-                <w:rFonts w:ascii="Arial" w:hAnsi="Arial" w:eastAsia="Arial"/>
+                <w:rFonts w:ascii="Arial" w:hAnsi="Arial" w:eastAsia="Arial" w:cs="Tahoma"/>
                 <w:b/>
                 <w:sz w:val="18"/>
               </w:rPr>
@@ -7344,7 +7442,7 @@
             <w:r/>
             <w:r>
               <w:rPr>
-                <w:rFonts w:ascii="Arial" w:hAnsi="Arial" w:eastAsia="Arial"/>
+                <w:rFonts w:ascii="Arial" w:hAnsi="Arial" w:eastAsia="Arial" w:cs="Tahoma"/>
                 <w:b/>
                 <w:sz w:val="18"/>
               </w:rPr>
@@ -7366,7 +7464,7 @@
             <w:r/>
             <w:r>
               <w:rPr>
-                <w:rFonts w:ascii="Arial" w:hAnsi="Arial" w:eastAsia="Arial"/>
+                <w:rFonts w:ascii="Arial" w:hAnsi="Arial" w:eastAsia="Arial" w:cs="Tahoma"/>
                 <w:b/>
                 <w:sz w:val="18"/>
               </w:rPr>
@@ -7391,13 +7489,13 @@
             </w:pPr>
             <w:r>
               <w:rPr>
-                <w:rFonts w:ascii="Arial" w:hAnsi="Arial" w:eastAsia="Arial"/>
-                <w:sz w:val="18"/>
-              </w:rPr>
-            </w:r>
-            <w:r>
-              <w:rPr>
-                <w:rFonts w:ascii="Arial" w:hAnsi="Arial" w:eastAsia="Arial"/>
+                <w:rFonts w:ascii="Arial" w:hAnsi="Arial" w:eastAsia="Arial" w:cs="Tahoma"/>
+                <w:sz w:val="18"/>
+              </w:rPr>
+            </w:r>
+            <w:r>
+              <w:rPr>
+                <w:rFonts w:ascii="Arial" w:hAnsi="Arial" w:eastAsia="Arial" w:cs="Tahoma"/>
                 <w:sz w:val="18"/>
               </w:rPr>
               <w:t>year</w:t>
@@ -7416,13 +7514,13 @@
             </w:pPr>
             <w:r>
               <w:rPr>
-                <w:rFonts w:ascii="Arial" w:hAnsi="Arial" w:eastAsia="Arial"/>
-                <w:sz w:val="18"/>
-              </w:rPr>
-            </w:r>
-            <w:r>
-              <w:rPr>
-                <w:rFonts w:ascii="Arial" w:hAnsi="Arial" w:eastAsia="Arial"/>
+                <w:rFonts w:ascii="Arial" w:hAnsi="Arial" w:eastAsia="Arial" w:cs="Tahoma"/>
+                <w:sz w:val="18"/>
+              </w:rPr>
+            </w:r>
+            <w:r>
+              <w:rPr>
+                <w:rFonts w:ascii="Arial" w:hAnsi="Arial" w:eastAsia="Arial" w:cs="Tahoma"/>
                 <w:sz w:val="18"/>
               </w:rPr>
               <w:t>integer</w:t>
@@ -7441,13 +7539,13 @@
             </w:pPr>
             <w:r>
               <w:rPr>
-                <w:rFonts w:ascii="Arial" w:hAnsi="Arial" w:eastAsia="Arial"/>
-                <w:sz w:val="18"/>
-              </w:rPr>
-            </w:r>
-            <w:r>
-              <w:rPr>
-                <w:rFonts w:ascii="Arial" w:hAnsi="Arial" w:eastAsia="Arial"/>
+                <w:rFonts w:ascii="Arial" w:hAnsi="Arial" w:eastAsia="Arial" w:cs="Tahoma"/>
+                <w:sz w:val="18"/>
+              </w:rPr>
+            </w:r>
+            <w:r>
+              <w:rPr>
+                <w:rFonts w:ascii="Arial" w:hAnsi="Arial" w:eastAsia="Arial" w:cs="Tahoma"/>
                 <w:sz w:val="18"/>
               </w:rPr>
               <w:t>Yes</w:t>
@@ -7466,13 +7564,13 @@
             </w:pPr>
             <w:r>
               <w:rPr>
-                <w:rFonts w:ascii="Arial" w:hAnsi="Arial" w:eastAsia="Arial"/>
-                <w:sz w:val="18"/>
-              </w:rPr>
-            </w:r>
-            <w:r>
-              <w:rPr>
-                <w:rFonts w:ascii="Arial" w:hAnsi="Arial" w:eastAsia="Arial"/>
+                <w:rFonts w:ascii="Arial" w:hAnsi="Arial" w:eastAsia="Arial" w:cs="Tahoma"/>
+                <w:sz w:val="18"/>
+              </w:rPr>
+            </w:r>
+            <w:r>
+              <w:rPr>
+                <w:rFonts w:ascii="Arial" w:hAnsi="Arial" w:eastAsia="Arial" w:cs="Tahoma"/>
                 <w:sz w:val="18"/>
               </w:rPr>
               <w:t>UTF-8; use value domain described by endpoint purpose</w:t>
@@ -7496,13 +7594,13 @@
             </w:pPr>
             <w:r>
               <w:rPr>
-                <w:rFonts w:ascii="Arial" w:hAnsi="Arial" w:eastAsia="Arial"/>
-                <w:sz w:val="18"/>
-              </w:rPr>
-            </w:r>
-            <w:r>
-              <w:rPr>
-                <w:rFonts w:ascii="Arial" w:hAnsi="Arial" w:eastAsia="Arial"/>
+                <w:rFonts w:ascii="Arial" w:hAnsi="Arial" w:eastAsia="Arial" w:cs="Tahoma"/>
+                <w:sz w:val="18"/>
+              </w:rPr>
+            </w:r>
+            <w:r>
+              <w:rPr>
+                <w:rFonts w:ascii="Arial" w:hAnsi="Arial" w:eastAsia="Arial" w:cs="Tahoma"/>
                 <w:sz w:val="18"/>
               </w:rPr>
               <w:t>page</w:t>
@@ -7521,13 +7619,13 @@
             </w:pPr>
             <w:r>
               <w:rPr>
-                <w:rFonts w:ascii="Arial" w:hAnsi="Arial" w:eastAsia="Arial"/>
-                <w:sz w:val="18"/>
-              </w:rPr>
-            </w:r>
-            <w:r>
-              <w:rPr>
-                <w:rFonts w:ascii="Arial" w:hAnsi="Arial" w:eastAsia="Arial"/>
+                <w:rFonts w:ascii="Arial" w:hAnsi="Arial" w:eastAsia="Arial" w:cs="Tahoma"/>
+                <w:sz w:val="18"/>
+              </w:rPr>
+            </w:r>
+            <w:r>
+              <w:rPr>
+                <w:rFonts w:ascii="Arial" w:hAnsi="Arial" w:eastAsia="Arial" w:cs="Tahoma"/>
                 <w:sz w:val="18"/>
               </w:rPr>
               <w:t>integer</w:t>
@@ -7546,13 +7644,13 @@
             </w:pPr>
             <w:r>
               <w:rPr>
-                <w:rFonts w:ascii="Arial" w:hAnsi="Arial" w:eastAsia="Arial"/>
-                <w:sz w:val="18"/>
-              </w:rPr>
-            </w:r>
-            <w:r>
-              <w:rPr>
-                <w:rFonts w:ascii="Arial" w:hAnsi="Arial" w:eastAsia="Arial"/>
+                <w:rFonts w:ascii="Arial" w:hAnsi="Arial" w:eastAsia="Arial" w:cs="Tahoma"/>
+                <w:sz w:val="18"/>
+              </w:rPr>
+            </w:r>
+            <w:r>
+              <w:rPr>
+                <w:rFonts w:ascii="Arial" w:hAnsi="Arial" w:eastAsia="Arial" w:cs="Tahoma"/>
                 <w:sz w:val="18"/>
               </w:rPr>
               <w:t>No</w:t>
@@ -7571,13 +7669,13 @@
             </w:pPr>
             <w:r>
               <w:rPr>
-                <w:rFonts w:ascii="Arial" w:hAnsi="Arial" w:eastAsia="Arial"/>
-                <w:sz w:val="18"/>
-              </w:rPr>
-            </w:r>
-            <w:r>
-              <w:rPr>
-                <w:rFonts w:ascii="Arial" w:hAnsi="Arial" w:eastAsia="Arial"/>
+                <w:rFonts w:ascii="Arial" w:hAnsi="Arial" w:eastAsia="Arial" w:cs="Tahoma"/>
+                <w:sz w:val="18"/>
+              </w:rPr>
+            </w:r>
+            <w:r>
+              <w:rPr>
+                <w:rFonts w:ascii="Arial" w:hAnsi="Arial" w:eastAsia="Arial" w:cs="Tahoma"/>
                 <w:sz w:val="18"/>
               </w:rPr>
               <w:t>&gt;= 1; default 1</w:t>
@@ -7601,13 +7699,13 @@
             </w:pPr>
             <w:r>
               <w:rPr>
-                <w:rFonts w:ascii="Arial" w:hAnsi="Arial" w:eastAsia="Arial"/>
-                <w:sz w:val="18"/>
-              </w:rPr>
-            </w:r>
-            <w:r>
-              <w:rPr>
-                <w:rFonts w:ascii="Arial" w:hAnsi="Arial" w:eastAsia="Arial"/>
+                <w:rFonts w:ascii="Arial" w:hAnsi="Arial" w:eastAsia="Arial" w:cs="Tahoma"/>
+                <w:sz w:val="18"/>
+              </w:rPr>
+            </w:r>
+            <w:r>
+              <w:rPr>
+                <w:rFonts w:ascii="Arial" w:hAnsi="Arial" w:eastAsia="Arial" w:cs="Tahoma"/>
                 <w:sz w:val="18"/>
               </w:rPr>
               <w:t>size</w:t>
@@ -7626,13 +7724,13 @@
             </w:pPr>
             <w:r>
               <w:rPr>
-                <w:rFonts w:ascii="Arial" w:hAnsi="Arial" w:eastAsia="Arial"/>
-                <w:sz w:val="18"/>
-              </w:rPr>
-            </w:r>
-            <w:r>
-              <w:rPr>
-                <w:rFonts w:ascii="Arial" w:hAnsi="Arial" w:eastAsia="Arial"/>
+                <w:rFonts w:ascii="Arial" w:hAnsi="Arial" w:eastAsia="Arial" w:cs="Tahoma"/>
+                <w:sz w:val="18"/>
+              </w:rPr>
+            </w:r>
+            <w:r>
+              <w:rPr>
+                <w:rFonts w:ascii="Arial" w:hAnsi="Arial" w:eastAsia="Arial" w:cs="Tahoma"/>
                 <w:sz w:val="18"/>
               </w:rPr>
               <w:t>integer</w:t>
@@ -7651,13 +7749,13 @@
             </w:pPr>
             <w:r>
               <w:rPr>
-                <w:rFonts w:ascii="Arial" w:hAnsi="Arial" w:eastAsia="Arial"/>
-                <w:sz w:val="18"/>
-              </w:rPr>
-            </w:r>
-            <w:r>
-              <w:rPr>
-                <w:rFonts w:ascii="Arial" w:hAnsi="Arial" w:eastAsia="Arial"/>
+                <w:rFonts w:ascii="Arial" w:hAnsi="Arial" w:eastAsia="Arial" w:cs="Tahoma"/>
+                <w:sz w:val="18"/>
+              </w:rPr>
+            </w:r>
+            <w:r>
+              <w:rPr>
+                <w:rFonts w:ascii="Arial" w:hAnsi="Arial" w:eastAsia="Arial" w:cs="Tahoma"/>
                 <w:sz w:val="18"/>
               </w:rPr>
               <w:t>No</w:t>
@@ -7676,13 +7774,13 @@
             </w:pPr>
             <w:r>
               <w:rPr>
-                <w:rFonts w:ascii="Arial" w:hAnsi="Arial" w:eastAsia="Arial"/>
-                <w:sz w:val="18"/>
-              </w:rPr>
-            </w:r>
-            <w:r>
-              <w:rPr>
-                <w:rFonts w:ascii="Arial" w:hAnsi="Arial" w:eastAsia="Arial"/>
+                <w:rFonts w:ascii="Arial" w:hAnsi="Arial" w:eastAsia="Arial" w:cs="Tahoma"/>
+                <w:sz w:val="18"/>
+              </w:rPr>
+            </w:r>
+            <w:r>
+              <w:rPr>
+                <w:rFonts w:ascii="Arial" w:hAnsi="Arial" w:eastAsia="Arial" w:cs="Tahoma"/>
                 <w:sz w:val="18"/>
               </w:rPr>
               <w:t>1..100; default 20</w:t>
@@ -7720,7 +7818,7 @@
             <w:r/>
             <w:r>
               <w:rPr>
-                <w:rFonts w:ascii="Arial" w:hAnsi="Arial" w:eastAsia="Arial"/>
+                <w:rFonts w:ascii="Arial" w:hAnsi="Arial" w:eastAsia="Arial" w:cs="Tahoma"/>
                 <w:b/>
                 <w:sz w:val="18"/>
               </w:rPr>
@@ -7746,7 +7844,7 @@
             <w:r/>
             <w:r>
               <w:rPr>
-                <w:rFonts w:ascii="Courier New" w:hAnsi="Courier New" w:eastAsia="Courier New"/>
+                <w:rFonts w:ascii="Courier New" w:hAnsi="Courier New" w:eastAsia="Courier New" w:cs="Tahoma"/>
                 <w:sz w:val="16"/>
               </w:rPr>
               <w:t>{</w:t>
@@ -7836,7 +7934,7 @@
             <w:r/>
             <w:r>
               <w:rPr>
-                <w:rFonts w:ascii="Arial" w:hAnsi="Arial" w:eastAsia="Arial"/>
+                <w:rFonts w:ascii="Arial" w:hAnsi="Arial" w:eastAsia="Arial" w:cs="Tahoma"/>
                 <w:b/>
                 <w:sz w:val="18"/>
               </w:rPr>
@@ -7858,7 +7956,7 @@
             <w:r/>
             <w:r>
               <w:rPr>
-                <w:rFonts w:ascii="Arial" w:hAnsi="Arial" w:eastAsia="Arial"/>
+                <w:rFonts w:ascii="Arial" w:hAnsi="Arial" w:eastAsia="Arial" w:cs="Tahoma"/>
                 <w:b/>
                 <w:sz w:val="18"/>
               </w:rPr>
@@ -7880,7 +7978,7 @@
             <w:r/>
             <w:r>
               <w:rPr>
-                <w:rFonts w:ascii="Arial" w:hAnsi="Arial" w:eastAsia="Arial"/>
+                <w:rFonts w:ascii="Arial" w:hAnsi="Arial" w:eastAsia="Arial" w:cs="Tahoma"/>
                 <w:b/>
                 <w:sz w:val="18"/>
               </w:rPr>
@@ -7902,7 +8000,7 @@
             <w:r/>
             <w:r>
               <w:rPr>
-                <w:rFonts w:ascii="Arial" w:hAnsi="Arial" w:eastAsia="Arial"/>
+                <w:rFonts w:ascii="Arial" w:hAnsi="Arial" w:eastAsia="Arial" w:cs="Tahoma"/>
                 <w:b/>
                 <w:sz w:val="18"/>
               </w:rPr>
@@ -7927,13 +8025,13 @@
             </w:pPr>
             <w:r>
               <w:rPr>
-                <w:rFonts w:ascii="Arial" w:hAnsi="Arial" w:eastAsia="Arial"/>
-                <w:sz w:val="18"/>
-              </w:rPr>
-            </w:r>
-            <w:r>
-              <w:rPr>
-                <w:rFonts w:ascii="Arial" w:hAnsi="Arial" w:eastAsia="Arial"/>
+                <w:rFonts w:ascii="Arial" w:hAnsi="Arial" w:eastAsia="Arial" w:cs="Tahoma"/>
+                <w:sz w:val="18"/>
+              </w:rPr>
+            </w:r>
+            <w:r>
+              <w:rPr>
+                <w:rFonts w:ascii="Arial" w:hAnsi="Arial" w:eastAsia="Arial" w:cs="Tahoma"/>
                 <w:sz w:val="18"/>
               </w:rPr>
               <w:t>page</w:t>
@@ -7952,13 +8050,13 @@
             </w:pPr>
             <w:r>
               <w:rPr>
-                <w:rFonts w:ascii="Arial" w:hAnsi="Arial" w:eastAsia="Arial"/>
-                <w:sz w:val="18"/>
-              </w:rPr>
-            </w:r>
-            <w:r>
-              <w:rPr>
-                <w:rFonts w:ascii="Arial" w:hAnsi="Arial" w:eastAsia="Arial"/>
+                <w:rFonts w:ascii="Arial" w:hAnsi="Arial" w:eastAsia="Arial" w:cs="Tahoma"/>
+                <w:sz w:val="18"/>
+              </w:rPr>
+            </w:r>
+            <w:r>
+              <w:rPr>
+                <w:rFonts w:ascii="Arial" w:hAnsi="Arial" w:eastAsia="Arial" w:cs="Tahoma"/>
                 <w:sz w:val="18"/>
               </w:rPr>
               <w:t>integer</w:t>
@@ -7977,13 +8075,13 @@
             </w:pPr>
             <w:r>
               <w:rPr>
-                <w:rFonts w:ascii="Arial" w:hAnsi="Arial" w:eastAsia="Arial"/>
-                <w:sz w:val="18"/>
-              </w:rPr>
-            </w:r>
-            <w:r>
-              <w:rPr>
-                <w:rFonts w:ascii="Arial" w:hAnsi="Arial" w:eastAsia="Arial"/>
+                <w:rFonts w:ascii="Arial" w:hAnsi="Arial" w:eastAsia="Arial" w:cs="Tahoma"/>
+                <w:sz w:val="18"/>
+              </w:rPr>
+            </w:r>
+            <w:r>
+              <w:rPr>
+                <w:rFonts w:ascii="Arial" w:hAnsi="Arial" w:eastAsia="Arial" w:cs="Tahoma"/>
                 <w:sz w:val="18"/>
               </w:rPr>
               <w:t>Yes</w:t>
@@ -8002,13 +8100,13 @@
             </w:pPr>
             <w:r>
               <w:rPr>
-                <w:rFonts w:ascii="Arial" w:hAnsi="Arial" w:eastAsia="Arial"/>
-                <w:sz w:val="18"/>
-              </w:rPr>
-            </w:r>
-            <w:r>
-              <w:rPr>
-                <w:rFonts w:ascii="Arial" w:hAnsi="Arial" w:eastAsia="Arial"/>
+                <w:rFonts w:ascii="Arial" w:hAnsi="Arial" w:eastAsia="Arial" w:cs="Tahoma"/>
+                <w:sz w:val="18"/>
+              </w:rPr>
+            </w:r>
+            <w:r>
+              <w:rPr>
+                <w:rFonts w:ascii="Arial" w:hAnsi="Arial" w:eastAsia="Arial" w:cs="Tahoma"/>
                 <w:sz w:val="18"/>
               </w:rPr>
               <w:t>&gt;= 1; default 1</w:t>
@@ -8032,13 +8130,13 @@
             </w:pPr>
             <w:r>
               <w:rPr>
-                <w:rFonts w:ascii="Arial" w:hAnsi="Arial" w:eastAsia="Arial"/>
-                <w:sz w:val="18"/>
-              </w:rPr>
-            </w:r>
-            <w:r>
-              <w:rPr>
-                <w:rFonts w:ascii="Arial" w:hAnsi="Arial" w:eastAsia="Arial"/>
+                <w:rFonts w:ascii="Arial" w:hAnsi="Arial" w:eastAsia="Arial" w:cs="Tahoma"/>
+                <w:sz w:val="18"/>
+              </w:rPr>
+            </w:r>
+            <w:r>
+              <w:rPr>
+                <w:rFonts w:ascii="Arial" w:hAnsi="Arial" w:eastAsia="Arial" w:cs="Tahoma"/>
                 <w:sz w:val="18"/>
               </w:rPr>
               <w:t>size</w:t>
@@ -8057,13 +8155,13 @@
             </w:pPr>
             <w:r>
               <w:rPr>
-                <w:rFonts w:ascii="Arial" w:hAnsi="Arial" w:eastAsia="Arial"/>
-                <w:sz w:val="18"/>
-              </w:rPr>
-            </w:r>
-            <w:r>
-              <w:rPr>
-                <w:rFonts w:ascii="Arial" w:hAnsi="Arial" w:eastAsia="Arial"/>
+                <w:rFonts w:ascii="Arial" w:hAnsi="Arial" w:eastAsia="Arial" w:cs="Tahoma"/>
+                <w:sz w:val="18"/>
+              </w:rPr>
+            </w:r>
+            <w:r>
+              <w:rPr>
+                <w:rFonts w:ascii="Arial" w:hAnsi="Arial" w:eastAsia="Arial" w:cs="Tahoma"/>
                 <w:sz w:val="18"/>
               </w:rPr>
               <w:t>integer</w:t>
@@ -8082,13 +8180,13 @@
             </w:pPr>
             <w:r>
               <w:rPr>
-                <w:rFonts w:ascii="Arial" w:hAnsi="Arial" w:eastAsia="Arial"/>
-                <w:sz w:val="18"/>
-              </w:rPr>
-            </w:r>
-            <w:r>
-              <w:rPr>
-                <w:rFonts w:ascii="Arial" w:hAnsi="Arial" w:eastAsia="Arial"/>
+                <w:rFonts w:ascii="Arial" w:hAnsi="Arial" w:eastAsia="Arial" w:cs="Tahoma"/>
+                <w:sz w:val="18"/>
+              </w:rPr>
+            </w:r>
+            <w:r>
+              <w:rPr>
+                <w:rFonts w:ascii="Arial" w:hAnsi="Arial" w:eastAsia="Arial" w:cs="Tahoma"/>
                 <w:sz w:val="18"/>
               </w:rPr>
               <w:t>Yes</w:t>
@@ -8107,13 +8205,13 @@
             </w:pPr>
             <w:r>
               <w:rPr>
-                <w:rFonts w:ascii="Arial" w:hAnsi="Arial" w:eastAsia="Arial"/>
-                <w:sz w:val="18"/>
-              </w:rPr>
-            </w:r>
-            <w:r>
-              <w:rPr>
-                <w:rFonts w:ascii="Arial" w:hAnsi="Arial" w:eastAsia="Arial"/>
+                <w:rFonts w:ascii="Arial" w:hAnsi="Arial" w:eastAsia="Arial" w:cs="Tahoma"/>
+                <w:sz w:val="18"/>
+              </w:rPr>
+            </w:r>
+            <w:r>
+              <w:rPr>
+                <w:rFonts w:ascii="Arial" w:hAnsi="Arial" w:eastAsia="Arial" w:cs="Tahoma"/>
                 <w:sz w:val="18"/>
               </w:rPr>
               <w:t>1..100; default 20</w:t>
@@ -8137,13 +8235,13 @@
             </w:pPr>
             <w:r>
               <w:rPr>
-                <w:rFonts w:ascii="Arial" w:hAnsi="Arial" w:eastAsia="Arial"/>
-                <w:sz w:val="18"/>
-              </w:rPr>
-            </w:r>
-            <w:r>
-              <w:rPr>
-                <w:rFonts w:ascii="Arial" w:hAnsi="Arial" w:eastAsia="Arial"/>
+                <w:rFonts w:ascii="Arial" w:hAnsi="Arial" w:eastAsia="Arial" w:cs="Tahoma"/>
+                <w:sz w:val="18"/>
+              </w:rPr>
+            </w:r>
+            <w:r>
+              <w:rPr>
+                <w:rFonts w:ascii="Arial" w:hAnsi="Arial" w:eastAsia="Arial" w:cs="Tahoma"/>
                 <w:sz w:val="18"/>
               </w:rPr>
               <w:t>total</w:t>
@@ -8162,13 +8260,13 @@
             </w:pPr>
             <w:r>
               <w:rPr>
-                <w:rFonts w:ascii="Arial" w:hAnsi="Arial" w:eastAsia="Arial"/>
-                <w:sz w:val="18"/>
-              </w:rPr>
-            </w:r>
-            <w:r>
-              <w:rPr>
-                <w:rFonts w:ascii="Arial" w:hAnsi="Arial" w:eastAsia="Arial"/>
+                <w:rFonts w:ascii="Arial" w:hAnsi="Arial" w:eastAsia="Arial" w:cs="Tahoma"/>
+                <w:sz w:val="18"/>
+              </w:rPr>
+            </w:r>
+            <w:r>
+              <w:rPr>
+                <w:rFonts w:ascii="Arial" w:hAnsi="Arial" w:eastAsia="Arial" w:cs="Tahoma"/>
                 <w:sz w:val="18"/>
               </w:rPr>
               <w:t>integer</w:t>
@@ -8187,13 +8285,13 @@
             </w:pPr>
             <w:r>
               <w:rPr>
-                <w:rFonts w:ascii="Arial" w:hAnsi="Arial" w:eastAsia="Arial"/>
-                <w:sz w:val="18"/>
-              </w:rPr>
-            </w:r>
-            <w:r>
-              <w:rPr>
-                <w:rFonts w:ascii="Arial" w:hAnsi="Arial" w:eastAsia="Arial"/>
+                <w:rFonts w:ascii="Arial" w:hAnsi="Arial" w:eastAsia="Arial" w:cs="Tahoma"/>
+                <w:sz w:val="18"/>
+              </w:rPr>
+            </w:r>
+            <w:r>
+              <w:rPr>
+                <w:rFonts w:ascii="Arial" w:hAnsi="Arial" w:eastAsia="Arial" w:cs="Tahoma"/>
                 <w:sz w:val="18"/>
               </w:rPr>
               <w:t>Yes</w:t>
@@ -8212,13 +8310,13 @@
             </w:pPr>
             <w:r>
               <w:rPr>
-                <w:rFonts w:ascii="Arial" w:hAnsi="Arial" w:eastAsia="Arial"/>
-                <w:sz w:val="18"/>
-              </w:rPr>
-            </w:r>
-            <w:r>
-              <w:rPr>
-                <w:rFonts w:ascii="Arial" w:hAnsi="Arial" w:eastAsia="Arial"/>
+                <w:rFonts w:ascii="Arial" w:hAnsi="Arial" w:eastAsia="Arial" w:cs="Tahoma"/>
+                <w:sz w:val="18"/>
+              </w:rPr>
+            </w:r>
+            <w:r>
+              <w:rPr>
+                <w:rFonts w:ascii="Arial" w:hAnsi="Arial" w:eastAsia="Arial" w:cs="Tahoma"/>
                 <w:sz w:val="18"/>
               </w:rPr>
               <w:t>UTF-8; use value domain described by endpoint purpose</w:t>
@@ -8242,13 +8340,13 @@
             </w:pPr>
             <w:r>
               <w:rPr>
-                <w:rFonts w:ascii="Arial" w:hAnsi="Arial" w:eastAsia="Arial"/>
-                <w:sz w:val="18"/>
-              </w:rPr>
-            </w:r>
-            <w:r>
-              <w:rPr>
-                <w:rFonts w:ascii="Arial" w:hAnsi="Arial" w:eastAsia="Arial"/>
+                <w:rFonts w:ascii="Arial" w:hAnsi="Arial" w:eastAsia="Arial" w:cs="Tahoma"/>
+                <w:sz w:val="18"/>
+              </w:rPr>
+            </w:r>
+            <w:r>
+              <w:rPr>
+                <w:rFonts w:ascii="Arial" w:hAnsi="Arial" w:eastAsia="Arial" w:cs="Tahoma"/>
                 <w:sz w:val="18"/>
               </w:rPr>
               <w:t>items</w:t>
@@ -8267,13 +8365,13 @@
             </w:pPr>
             <w:r>
               <w:rPr>
-                <w:rFonts w:ascii="Arial" w:hAnsi="Arial" w:eastAsia="Arial"/>
-                <w:sz w:val="18"/>
-              </w:rPr>
-            </w:r>
-            <w:r>
-              <w:rPr>
-                <w:rFonts w:ascii="Arial" w:hAnsi="Arial" w:eastAsia="Arial"/>
+                <w:rFonts w:ascii="Arial" w:hAnsi="Arial" w:eastAsia="Arial" w:cs="Tahoma"/>
+                <w:sz w:val="18"/>
+              </w:rPr>
+            </w:r>
+            <w:r>
+              <w:rPr>
+                <w:rFonts w:ascii="Arial" w:hAnsi="Arial" w:eastAsia="Arial" w:cs="Tahoma"/>
                 <w:sz w:val="18"/>
               </w:rPr>
               <w:t>array&lt;object&gt;</w:t>
@@ -8292,13 +8390,13 @@
             </w:pPr>
             <w:r>
               <w:rPr>
-                <w:rFonts w:ascii="Arial" w:hAnsi="Arial" w:eastAsia="Arial"/>
-                <w:sz w:val="18"/>
-              </w:rPr>
-            </w:r>
-            <w:r>
-              <w:rPr>
-                <w:rFonts w:ascii="Arial" w:hAnsi="Arial" w:eastAsia="Arial"/>
+                <w:rFonts w:ascii="Arial" w:hAnsi="Arial" w:eastAsia="Arial" w:cs="Tahoma"/>
+                <w:sz w:val="18"/>
+              </w:rPr>
+            </w:r>
+            <w:r>
+              <w:rPr>
+                <w:rFonts w:ascii="Arial" w:hAnsi="Arial" w:eastAsia="Arial" w:cs="Tahoma"/>
                 <w:sz w:val="18"/>
               </w:rPr>
               <w:t>Yes</w:t>
@@ -8317,13 +8415,13 @@
             </w:pPr>
             <w:r>
               <w:rPr>
-                <w:rFonts w:ascii="Arial" w:hAnsi="Arial" w:eastAsia="Arial"/>
-                <w:sz w:val="18"/>
-              </w:rPr>
-            </w:r>
-            <w:r>
-              <w:rPr>
-                <w:rFonts w:ascii="Arial" w:hAnsi="Arial" w:eastAsia="Arial"/>
+                <w:rFonts w:ascii="Arial" w:hAnsi="Arial" w:eastAsia="Arial" w:cs="Tahoma"/>
+                <w:sz w:val="18"/>
+              </w:rPr>
+            </w:r>
+            <w:r>
+              <w:rPr>
+                <w:rFonts w:ascii="Arial" w:hAnsi="Arial" w:eastAsia="Arial" w:cs="Tahoma"/>
                 <w:sz w:val="18"/>
               </w:rPr>
               <w:t>JSON array; element type shown in Type column</w:t>
@@ -8347,13 +8445,13 @@
             </w:pPr>
             <w:r>
               <w:rPr>
-                <w:rFonts w:ascii="Arial" w:hAnsi="Arial" w:eastAsia="Arial"/>
-                <w:sz w:val="18"/>
-              </w:rPr>
-            </w:r>
-            <w:r>
-              <w:rPr>
-                <w:rFonts w:ascii="Arial" w:hAnsi="Arial" w:eastAsia="Arial"/>
+                <w:rFonts w:ascii="Arial" w:hAnsi="Arial" w:eastAsia="Arial" w:cs="Tahoma"/>
+                <w:sz w:val="18"/>
+              </w:rPr>
+            </w:r>
+            <w:r>
+              <w:rPr>
+                <w:rFonts w:ascii="Arial" w:hAnsi="Arial" w:eastAsia="Arial" w:cs="Tahoma"/>
                 <w:sz w:val="18"/>
               </w:rPr>
               <w:t>items[].roundNo</w:t>
@@ -8372,13 +8470,13 @@
             </w:pPr>
             <w:r>
               <w:rPr>
-                <w:rFonts w:ascii="Arial" w:hAnsi="Arial" w:eastAsia="Arial"/>
-                <w:sz w:val="18"/>
-              </w:rPr>
-            </w:r>
-            <w:r>
-              <w:rPr>
-                <w:rFonts w:ascii="Arial" w:hAnsi="Arial" w:eastAsia="Arial"/>
+                <w:rFonts w:ascii="Arial" w:hAnsi="Arial" w:eastAsia="Arial" w:cs="Tahoma"/>
+                <w:sz w:val="18"/>
+              </w:rPr>
+            </w:r>
+            <w:r>
+              <w:rPr>
+                <w:rFonts w:ascii="Arial" w:hAnsi="Arial" w:eastAsia="Arial" w:cs="Tahoma"/>
                 <w:sz w:val="18"/>
               </w:rPr>
               <w:t>integer</w:t>
@@ -8397,13 +8495,13 @@
             </w:pPr>
             <w:r>
               <w:rPr>
-                <w:rFonts w:ascii="Arial" w:hAnsi="Arial" w:eastAsia="Arial"/>
-                <w:sz w:val="18"/>
-              </w:rPr>
-            </w:r>
-            <w:r>
-              <w:rPr>
-                <w:rFonts w:ascii="Arial" w:hAnsi="Arial" w:eastAsia="Arial"/>
+                <w:rFonts w:ascii="Arial" w:hAnsi="Arial" w:eastAsia="Arial" w:cs="Tahoma"/>
+                <w:sz w:val="18"/>
+              </w:rPr>
+            </w:r>
+            <w:r>
+              <w:rPr>
+                <w:rFonts w:ascii="Arial" w:hAnsi="Arial" w:eastAsia="Arial" w:cs="Tahoma"/>
                 <w:sz w:val="18"/>
               </w:rPr>
               <w:t>Yes</w:t>
@@ -8422,13 +8520,13 @@
             </w:pPr>
             <w:r>
               <w:rPr>
-                <w:rFonts w:ascii="Arial" w:hAnsi="Arial" w:eastAsia="Arial"/>
-                <w:sz w:val="18"/>
-              </w:rPr>
-            </w:r>
-            <w:r>
-              <w:rPr>
-                <w:rFonts w:ascii="Arial" w:hAnsi="Arial" w:eastAsia="Arial"/>
+                <w:rFonts w:ascii="Arial" w:hAnsi="Arial" w:eastAsia="Arial" w:cs="Tahoma"/>
+                <w:sz w:val="18"/>
+              </w:rPr>
+            </w:r>
+            <w:r>
+              <w:rPr>
+                <w:rFonts w:ascii="Arial" w:hAnsi="Arial" w:eastAsia="Arial" w:cs="Tahoma"/>
                 <w:sz w:val="18"/>
               </w:rPr>
               <w:t>UTF-8; use value domain described by endpoint purpose</w:t>
@@ -8452,13 +8550,13 @@
             </w:pPr>
             <w:r>
               <w:rPr>
-                <w:rFonts w:ascii="Arial" w:hAnsi="Arial" w:eastAsia="Arial"/>
-                <w:sz w:val="18"/>
-              </w:rPr>
-            </w:r>
-            <w:r>
-              <w:rPr>
-                <w:rFonts w:ascii="Arial" w:hAnsi="Arial" w:eastAsia="Arial"/>
+                <w:rFonts w:ascii="Arial" w:hAnsi="Arial" w:eastAsia="Arial" w:cs="Tahoma"/>
+                <w:sz w:val="18"/>
+              </w:rPr>
+            </w:r>
+            <w:r>
+              <w:rPr>
+                <w:rFonts w:ascii="Arial" w:hAnsi="Arial" w:eastAsia="Arial" w:cs="Tahoma"/>
                 <w:sz w:val="18"/>
               </w:rPr>
               <w:t>items[].docNo</w:t>
@@ -8477,13 +8575,13 @@
             </w:pPr>
             <w:r>
               <w:rPr>
-                <w:rFonts w:ascii="Arial" w:hAnsi="Arial" w:eastAsia="Arial"/>
-                <w:sz w:val="18"/>
-              </w:rPr>
-            </w:r>
-            <w:r>
-              <w:rPr>
-                <w:rFonts w:ascii="Arial" w:hAnsi="Arial" w:eastAsia="Arial"/>
+                <w:rFonts w:ascii="Arial" w:hAnsi="Arial" w:eastAsia="Arial" w:cs="Tahoma"/>
+                <w:sz w:val="18"/>
+              </w:rPr>
+            </w:r>
+            <w:r>
+              <w:rPr>
+                <w:rFonts w:ascii="Arial" w:hAnsi="Arial" w:eastAsia="Arial" w:cs="Tahoma"/>
                 <w:sz w:val="18"/>
               </w:rPr>
               <w:t>string</w:t>
@@ -8502,13 +8600,13 @@
             </w:pPr>
             <w:r>
               <w:rPr>
-                <w:rFonts w:ascii="Arial" w:hAnsi="Arial" w:eastAsia="Arial"/>
-                <w:sz w:val="18"/>
-              </w:rPr>
-            </w:r>
-            <w:r>
-              <w:rPr>
-                <w:rFonts w:ascii="Arial" w:hAnsi="Arial" w:eastAsia="Arial"/>
+                <w:rFonts w:ascii="Arial" w:hAnsi="Arial" w:eastAsia="Arial" w:cs="Tahoma"/>
+                <w:sz w:val="18"/>
+              </w:rPr>
+            </w:r>
+            <w:r>
+              <w:rPr>
+                <w:rFonts w:ascii="Arial" w:hAnsi="Arial" w:eastAsia="Arial" w:cs="Tahoma"/>
                 <w:sz w:val="18"/>
               </w:rPr>
               <w:t>Yes</w:t>
@@ -8527,13 +8625,13 @@
             </w:pPr>
             <w:r>
               <w:rPr>
-                <w:rFonts w:ascii="Arial" w:hAnsi="Arial" w:eastAsia="Arial"/>
-                <w:sz w:val="18"/>
-              </w:rPr>
-            </w:r>
-            <w:r>
-              <w:rPr>
-                <w:rFonts w:ascii="Arial" w:hAnsi="Arial" w:eastAsia="Arial"/>
+                <w:rFonts w:ascii="Arial" w:hAnsi="Arial" w:eastAsia="Arial" w:cs="Tahoma"/>
+                <w:sz w:val="18"/>
+              </w:rPr>
+            </w:r>
+            <w:r>
+              <w:rPr>
+                <w:rFonts w:ascii="Arial" w:hAnsi="Arial" w:eastAsia="Arial" w:cs="Tahoma"/>
                 <w:sz w:val="18"/>
               </w:rPr>
               <w:t>ค.ศ. YYYY/xxxxx</w:t>
@@ -8557,13 +8655,13 @@
             </w:pPr>
             <w:r>
               <w:rPr>
-                <w:rFonts w:ascii="Arial" w:hAnsi="Arial" w:eastAsia="Arial"/>
-                <w:sz w:val="18"/>
-              </w:rPr>
-            </w:r>
-            <w:r>
-              <w:rPr>
-                <w:rFonts w:ascii="Arial" w:hAnsi="Arial" w:eastAsia="Arial"/>
+                <w:rFonts w:ascii="Arial" w:hAnsi="Arial" w:eastAsia="Arial" w:cs="Tahoma"/>
+                <w:sz w:val="18"/>
+              </w:rPr>
+            </w:r>
+            <w:r>
+              <w:rPr>
+                <w:rFonts w:ascii="Arial" w:hAnsi="Arial" w:eastAsia="Arial" w:cs="Tahoma"/>
                 <w:sz w:val="18"/>
               </w:rPr>
               <w:t>items[].impactedStoreCode</w:t>
@@ -8582,13 +8680,13 @@
             </w:pPr>
             <w:r>
               <w:rPr>
-                <w:rFonts w:ascii="Arial" w:hAnsi="Arial" w:eastAsia="Arial"/>
-                <w:sz w:val="18"/>
-              </w:rPr>
-            </w:r>
-            <w:r>
-              <w:rPr>
-                <w:rFonts w:ascii="Arial" w:hAnsi="Arial" w:eastAsia="Arial"/>
+                <w:rFonts w:ascii="Arial" w:hAnsi="Arial" w:eastAsia="Arial" w:cs="Tahoma"/>
+                <w:sz w:val="18"/>
+              </w:rPr>
+            </w:r>
+            <w:r>
+              <w:rPr>
+                <w:rFonts w:ascii="Arial" w:hAnsi="Arial" w:eastAsia="Arial" w:cs="Tahoma"/>
                 <w:sz w:val="18"/>
               </w:rPr>
               <w:t>string</w:t>
@@ -8607,13 +8705,13 @@
             </w:pPr>
             <w:r>
               <w:rPr>
-                <w:rFonts w:ascii="Arial" w:hAnsi="Arial" w:eastAsia="Arial"/>
-                <w:sz w:val="18"/>
-              </w:rPr>
-            </w:r>
-            <w:r>
-              <w:rPr>
-                <w:rFonts w:ascii="Arial" w:hAnsi="Arial" w:eastAsia="Arial"/>
+                <w:rFonts w:ascii="Arial" w:hAnsi="Arial" w:eastAsia="Arial" w:cs="Tahoma"/>
+                <w:sz w:val="18"/>
+              </w:rPr>
+            </w:r>
+            <w:r>
+              <w:rPr>
+                <w:rFonts w:ascii="Arial" w:hAnsi="Arial" w:eastAsia="Arial" w:cs="Tahoma"/>
                 <w:sz w:val="18"/>
               </w:rPr>
               <w:t>Yes</w:t>
@@ -8632,13 +8730,13 @@
             </w:pPr>
             <w:r>
               <w:rPr>
-                <w:rFonts w:ascii="Arial" w:hAnsi="Arial" w:eastAsia="Arial"/>
-                <w:sz w:val="18"/>
-              </w:rPr>
-            </w:r>
-            <w:r>
-              <w:rPr>
-                <w:rFonts w:ascii="Arial" w:hAnsi="Arial" w:eastAsia="Arial"/>
+                <w:rFonts w:ascii="Arial" w:hAnsi="Arial" w:eastAsia="Arial" w:cs="Tahoma"/>
+                <w:sz w:val="18"/>
+              </w:rPr>
+            </w:r>
+            <w:r>
+              <w:rPr>
+                <w:rFonts w:ascii="Arial" w:hAnsi="Arial" w:eastAsia="Arial" w:cs="Tahoma"/>
                 <w:sz w:val="18"/>
               </w:rPr>
               <w:t>exactly 5 digits; preserve leading zero</w:t>
@@ -8662,13 +8760,13 @@
             </w:pPr>
             <w:r>
               <w:rPr>
-                <w:rFonts w:ascii="Arial" w:hAnsi="Arial" w:eastAsia="Arial"/>
-                <w:sz w:val="18"/>
-              </w:rPr>
-            </w:r>
-            <w:r>
-              <w:rPr>
-                <w:rFonts w:ascii="Arial" w:hAnsi="Arial" w:eastAsia="Arial"/>
+                <w:rFonts w:ascii="Arial" w:hAnsi="Arial" w:eastAsia="Arial" w:cs="Tahoma"/>
+                <w:sz w:val="18"/>
+              </w:rPr>
+            </w:r>
+            <w:r>
+              <w:rPr>
+                <w:rFonts w:ascii="Arial" w:hAnsi="Arial" w:eastAsia="Arial" w:cs="Tahoma"/>
                 <w:sz w:val="18"/>
               </w:rPr>
               <w:t>items[].impactedStoreName</w:t>
@@ -8687,13 +8785,13 @@
             </w:pPr>
             <w:r>
               <w:rPr>
-                <w:rFonts w:ascii="Arial" w:hAnsi="Arial" w:eastAsia="Arial"/>
-                <w:sz w:val="18"/>
-              </w:rPr>
-            </w:r>
-            <w:r>
-              <w:rPr>
-                <w:rFonts w:ascii="Arial" w:hAnsi="Arial" w:eastAsia="Arial"/>
+                <w:rFonts w:ascii="Arial" w:hAnsi="Arial" w:eastAsia="Arial" w:cs="Tahoma"/>
+                <w:sz w:val="18"/>
+              </w:rPr>
+            </w:r>
+            <w:r>
+              <w:rPr>
+                <w:rFonts w:ascii="Arial" w:hAnsi="Arial" w:eastAsia="Arial" w:cs="Tahoma"/>
                 <w:sz w:val="18"/>
               </w:rPr>
               <w:t>string</w:t>
@@ -8712,13 +8810,13 @@
             </w:pPr>
             <w:r>
               <w:rPr>
-                <w:rFonts w:ascii="Arial" w:hAnsi="Arial" w:eastAsia="Arial"/>
-                <w:sz w:val="18"/>
-              </w:rPr>
-            </w:r>
-            <w:r>
-              <w:rPr>
-                <w:rFonts w:ascii="Arial" w:hAnsi="Arial" w:eastAsia="Arial"/>
+                <w:rFonts w:ascii="Arial" w:hAnsi="Arial" w:eastAsia="Arial" w:cs="Tahoma"/>
+                <w:sz w:val="18"/>
+              </w:rPr>
+            </w:r>
+            <w:r>
+              <w:rPr>
+                <w:rFonts w:ascii="Arial" w:hAnsi="Arial" w:eastAsia="Arial" w:cs="Tahoma"/>
                 <w:sz w:val="18"/>
               </w:rPr>
               <w:t>Yes</w:t>
@@ -8737,13 +8835,13 @@
             </w:pPr>
             <w:r>
               <w:rPr>
-                <w:rFonts w:ascii="Arial" w:hAnsi="Arial" w:eastAsia="Arial"/>
-                <w:sz w:val="18"/>
-              </w:rPr>
-            </w:r>
-            <w:r>
-              <w:rPr>
-                <w:rFonts w:ascii="Arial" w:hAnsi="Arial" w:eastAsia="Arial"/>
+                <w:rFonts w:ascii="Arial" w:hAnsi="Arial" w:eastAsia="Arial" w:cs="Tahoma"/>
+                <w:sz w:val="18"/>
+              </w:rPr>
+            </w:r>
+            <w:r>
+              <w:rPr>
+                <w:rFonts w:ascii="Arial" w:hAnsi="Arial" w:eastAsia="Arial" w:cs="Tahoma"/>
                 <w:sz w:val="18"/>
               </w:rPr>
               <w:t>UTF-8; use value domain described by endpoint purpose</w:t>
@@ -8767,13 +8865,13 @@
             </w:pPr>
             <w:r>
               <w:rPr>
-                <w:rFonts w:ascii="Arial" w:hAnsi="Arial" w:eastAsia="Arial"/>
-                <w:sz w:val="18"/>
-              </w:rPr>
-            </w:r>
-            <w:r>
-              <w:rPr>
-                <w:rFonts w:ascii="Arial" w:hAnsi="Arial" w:eastAsia="Arial"/>
+                <w:rFonts w:ascii="Arial" w:hAnsi="Arial" w:eastAsia="Arial" w:cs="Tahoma"/>
+                <w:sz w:val="18"/>
+              </w:rPr>
+            </w:r>
+            <w:r>
+              <w:rPr>
+                <w:rFonts w:ascii="Arial" w:hAnsi="Arial" w:eastAsia="Arial" w:cs="Tahoma"/>
                 <w:sz w:val="18"/>
               </w:rPr>
               <w:t>items[].regionCode</w:t>
@@ -8792,13 +8890,13 @@
             </w:pPr>
             <w:r>
               <w:rPr>
-                <w:rFonts w:ascii="Arial" w:hAnsi="Arial" w:eastAsia="Arial"/>
-                <w:sz w:val="18"/>
-              </w:rPr>
-            </w:r>
-            <w:r>
-              <w:rPr>
-                <w:rFonts w:ascii="Arial" w:hAnsi="Arial" w:eastAsia="Arial"/>
+                <w:rFonts w:ascii="Arial" w:hAnsi="Arial" w:eastAsia="Arial" w:cs="Tahoma"/>
+                <w:sz w:val="18"/>
+              </w:rPr>
+            </w:r>
+            <w:r>
+              <w:rPr>
+                <w:rFonts w:ascii="Arial" w:hAnsi="Arial" w:eastAsia="Arial" w:cs="Tahoma"/>
                 <w:sz w:val="18"/>
               </w:rPr>
               <w:t>string</w:t>
@@ -8817,13 +8915,13 @@
             </w:pPr>
             <w:r>
               <w:rPr>
-                <w:rFonts w:ascii="Arial" w:hAnsi="Arial" w:eastAsia="Arial"/>
-                <w:sz w:val="18"/>
-              </w:rPr>
-            </w:r>
-            <w:r>
-              <w:rPr>
-                <w:rFonts w:ascii="Arial" w:hAnsi="Arial" w:eastAsia="Arial"/>
+                <w:rFonts w:ascii="Arial" w:hAnsi="Arial" w:eastAsia="Arial" w:cs="Tahoma"/>
+                <w:sz w:val="18"/>
+              </w:rPr>
+            </w:r>
+            <w:r>
+              <w:rPr>
+                <w:rFonts w:ascii="Arial" w:hAnsi="Arial" w:eastAsia="Arial" w:cs="Tahoma"/>
                 <w:sz w:val="18"/>
               </w:rPr>
               <w:t>Yes</w:t>
@@ -8842,13 +8940,13 @@
             </w:pPr>
             <w:r>
               <w:rPr>
-                <w:rFonts w:ascii="Arial" w:hAnsi="Arial" w:eastAsia="Arial"/>
-                <w:sz w:val="18"/>
-              </w:rPr>
-            </w:r>
-            <w:r>
-              <w:rPr>
-                <w:rFonts w:ascii="Arial" w:hAnsi="Arial" w:eastAsia="Arial"/>
+                <w:rFonts w:ascii="Arial" w:hAnsi="Arial" w:eastAsia="Arial" w:cs="Tahoma"/>
+                <w:sz w:val="18"/>
+              </w:rPr>
+            </w:r>
+            <w:r>
+              <w:rPr>
+                <w:rFonts w:ascii="Arial" w:hAnsi="Arial" w:eastAsia="Arial" w:cs="Tahoma"/>
                 <w:sz w:val="18"/>
               </w:rPr>
               <w:t>UTF-8; use value domain described by endpoint purpose</w:t>
@@ -8872,13 +8970,13 @@
             </w:pPr>
             <w:r>
               <w:rPr>
-                <w:rFonts w:ascii="Arial" w:hAnsi="Arial" w:eastAsia="Arial"/>
-                <w:sz w:val="18"/>
-              </w:rPr>
-            </w:r>
-            <w:r>
-              <w:rPr>
-                <w:rFonts w:ascii="Arial" w:hAnsi="Arial" w:eastAsia="Arial"/>
+                <w:rFonts w:ascii="Arial" w:hAnsi="Arial" w:eastAsia="Arial" w:cs="Tahoma"/>
+                <w:sz w:val="18"/>
+              </w:rPr>
+            </w:r>
+            <w:r>
+              <w:rPr>
+                <w:rFonts w:ascii="Arial" w:hAnsi="Arial" w:eastAsia="Arial" w:cs="Tahoma"/>
                 <w:sz w:val="18"/>
               </w:rPr>
               <w:t>items[].salesDeclinePercent</w:t>
@@ -8897,13 +8995,13 @@
             </w:pPr>
             <w:r>
               <w:rPr>
-                <w:rFonts w:ascii="Arial" w:hAnsi="Arial" w:eastAsia="Arial"/>
-                <w:sz w:val="18"/>
-              </w:rPr>
-            </w:r>
-            <w:r>
-              <w:rPr>
-                <w:rFonts w:ascii="Arial" w:hAnsi="Arial" w:eastAsia="Arial"/>
+                <w:rFonts w:ascii="Arial" w:hAnsi="Arial" w:eastAsia="Arial" w:cs="Tahoma"/>
+                <w:sz w:val="18"/>
+              </w:rPr>
+            </w:r>
+            <w:r>
+              <w:rPr>
+                <w:rFonts w:ascii="Arial" w:hAnsi="Arial" w:eastAsia="Arial" w:cs="Tahoma"/>
                 <w:sz w:val="18"/>
               </w:rPr>
               <w:t>number</w:t>
@@ -8922,13 +9020,13 @@
             </w:pPr>
             <w:r>
               <w:rPr>
-                <w:rFonts w:ascii="Arial" w:hAnsi="Arial" w:eastAsia="Arial"/>
-                <w:sz w:val="18"/>
-              </w:rPr>
-            </w:r>
-            <w:r>
-              <w:rPr>
-                <w:rFonts w:ascii="Arial" w:hAnsi="Arial" w:eastAsia="Arial"/>
+                <w:rFonts w:ascii="Arial" w:hAnsi="Arial" w:eastAsia="Arial" w:cs="Tahoma"/>
+                <w:sz w:val="18"/>
+              </w:rPr>
+            </w:r>
+            <w:r>
+              <w:rPr>
+                <w:rFonts w:ascii="Arial" w:hAnsi="Arial" w:eastAsia="Arial" w:cs="Tahoma"/>
                 <w:sz w:val="18"/>
               </w:rPr>
               <w:t>Yes</w:t>
@@ -8947,13 +9045,13 @@
             </w:pPr>
             <w:r>
               <w:rPr>
-                <w:rFonts w:ascii="Arial" w:hAnsi="Arial" w:eastAsia="Arial"/>
-                <w:sz w:val="18"/>
-              </w:rPr>
-            </w:r>
-            <w:r>
-              <w:rPr>
-                <w:rFonts w:ascii="Arial" w:hAnsi="Arial" w:eastAsia="Arial"/>
+                <w:rFonts w:ascii="Arial" w:hAnsi="Arial" w:eastAsia="Arial" w:cs="Tahoma"/>
+                <w:sz w:val="18"/>
+              </w:rPr>
+            </w:r>
+            <w:r>
+              <w:rPr>
+                <w:rFonts w:ascii="Arial" w:hAnsi="Arial" w:eastAsia="Arial" w:cs="Tahoma"/>
                 <w:sz w:val="18"/>
               </w:rPr>
               <w:t>number 0..100 with 2 decimals</w:t>
@@ -8977,13 +9075,13 @@
             </w:pPr>
             <w:r>
               <w:rPr>
-                <w:rFonts w:ascii="Arial" w:hAnsi="Arial" w:eastAsia="Arial"/>
-                <w:sz w:val="18"/>
-              </w:rPr>
-            </w:r>
-            <w:r>
-              <w:rPr>
-                <w:rFonts w:ascii="Arial" w:hAnsi="Arial" w:eastAsia="Arial"/>
+                <w:rFonts w:ascii="Arial" w:hAnsi="Arial" w:eastAsia="Arial" w:cs="Tahoma"/>
+                <w:sz w:val="18"/>
+              </w:rPr>
+            </w:r>
+            <w:r>
+              <w:rPr>
+                <w:rFonts w:ascii="Arial" w:hAnsi="Arial" w:eastAsia="Arial" w:cs="Tahoma"/>
                 <w:sz w:val="18"/>
               </w:rPr>
               <w:t>items[].statusCode</w:t>
@@ -9002,13 +9100,13 @@
             </w:pPr>
             <w:r>
               <w:rPr>
-                <w:rFonts w:ascii="Arial" w:hAnsi="Arial" w:eastAsia="Arial"/>
-                <w:sz w:val="18"/>
-              </w:rPr>
-            </w:r>
-            <w:r>
-              <w:rPr>
-                <w:rFonts w:ascii="Arial" w:hAnsi="Arial" w:eastAsia="Arial"/>
+                <w:rFonts w:ascii="Arial" w:hAnsi="Arial" w:eastAsia="Arial" w:cs="Tahoma"/>
+                <w:sz w:val="18"/>
+              </w:rPr>
+            </w:r>
+            <w:r>
+              <w:rPr>
+                <w:rFonts w:ascii="Arial" w:hAnsi="Arial" w:eastAsia="Arial" w:cs="Tahoma"/>
                 <w:sz w:val="18"/>
               </w:rPr>
               <w:t>string</w:t>
@@ -9027,13 +9125,13 @@
             </w:pPr>
             <w:r>
               <w:rPr>
-                <w:rFonts w:ascii="Arial" w:hAnsi="Arial" w:eastAsia="Arial"/>
-                <w:sz w:val="18"/>
-              </w:rPr>
-            </w:r>
-            <w:r>
-              <w:rPr>
-                <w:rFonts w:ascii="Arial" w:hAnsi="Arial" w:eastAsia="Arial"/>
+                <w:rFonts w:ascii="Arial" w:hAnsi="Arial" w:eastAsia="Arial" w:cs="Tahoma"/>
+                <w:sz w:val="18"/>
+              </w:rPr>
+            </w:r>
+            <w:r>
+              <w:rPr>
+                <w:rFonts w:ascii="Arial" w:hAnsi="Arial" w:eastAsia="Arial" w:cs="Tahoma"/>
                 <w:sz w:val="18"/>
               </w:rPr>
               <w:t>Yes</w:t>
@@ -9052,13 +9150,13 @@
             </w:pPr>
             <w:r>
               <w:rPr>
-                <w:rFonts w:ascii="Arial" w:hAnsi="Arial" w:eastAsia="Arial"/>
-                <w:sz w:val="18"/>
-              </w:rPr>
-            </w:r>
-            <w:r>
-              <w:rPr>
-                <w:rFonts w:ascii="Arial" w:hAnsi="Arial" w:eastAsia="Arial"/>
+                <w:rFonts w:ascii="Arial" w:hAnsi="Arial" w:eastAsia="Arial" w:cs="Tahoma"/>
+                <w:sz w:val="18"/>
+              </w:rPr>
+            </w:r>
+            <w:r>
+              <w:rPr>
+                <w:rFonts w:ascii="Arial" w:hAnsi="Arial" w:eastAsia="Arial" w:cs="Tahoma"/>
                 <w:sz w:val="18"/>
               </w:rPr>
               <w:t>canonical code; do not replace with display label</w:t>
@@ -9082,13 +9180,13 @@
             </w:pPr>
             <w:r>
               <w:rPr>
-                <w:rFonts w:ascii="Arial" w:hAnsi="Arial" w:eastAsia="Arial"/>
-                <w:sz w:val="18"/>
-              </w:rPr>
-            </w:r>
-            <w:r>
-              <w:rPr>
-                <w:rFonts w:ascii="Arial" w:hAnsi="Arial" w:eastAsia="Arial"/>
+                <w:rFonts w:ascii="Arial" w:hAnsi="Arial" w:eastAsia="Arial" w:cs="Tahoma"/>
+                <w:sz w:val="18"/>
+              </w:rPr>
+            </w:r>
+            <w:r>
+              <w:rPr>
+                <w:rFonts w:ascii="Arial" w:hAnsi="Arial" w:eastAsia="Arial" w:cs="Tahoma"/>
                 <w:sz w:val="18"/>
               </w:rPr>
               <w:t>items[].statusName</w:t>
@@ -9107,13 +9205,13 @@
             </w:pPr>
             <w:r>
               <w:rPr>
-                <w:rFonts w:ascii="Arial" w:hAnsi="Arial" w:eastAsia="Arial"/>
-                <w:sz w:val="18"/>
-              </w:rPr>
-            </w:r>
-            <w:r>
-              <w:rPr>
-                <w:rFonts w:ascii="Arial" w:hAnsi="Arial" w:eastAsia="Arial"/>
+                <w:rFonts w:ascii="Arial" w:hAnsi="Arial" w:eastAsia="Arial" w:cs="Tahoma"/>
+                <w:sz w:val="18"/>
+              </w:rPr>
+            </w:r>
+            <w:r>
+              <w:rPr>
+                <w:rFonts w:ascii="Arial" w:hAnsi="Arial" w:eastAsia="Arial" w:cs="Tahoma"/>
                 <w:sz w:val="18"/>
               </w:rPr>
               <w:t>string</w:t>
@@ -9132,13 +9230,13 @@
             </w:pPr>
             <w:r>
               <w:rPr>
-                <w:rFonts w:ascii="Arial" w:hAnsi="Arial" w:eastAsia="Arial"/>
-                <w:sz w:val="18"/>
-              </w:rPr>
-            </w:r>
-            <w:r>
-              <w:rPr>
-                <w:rFonts w:ascii="Arial" w:hAnsi="Arial" w:eastAsia="Arial"/>
+                <w:rFonts w:ascii="Arial" w:hAnsi="Arial" w:eastAsia="Arial" w:cs="Tahoma"/>
+                <w:sz w:val="18"/>
+              </w:rPr>
+            </w:r>
+            <w:r>
+              <w:rPr>
+                <w:rFonts w:ascii="Arial" w:hAnsi="Arial" w:eastAsia="Arial" w:cs="Tahoma"/>
                 <w:sz w:val="18"/>
               </w:rPr>
               <w:t>Yes</w:t>
@@ -9157,13 +9255,13 @@
             </w:pPr>
             <w:r>
               <w:rPr>
-                <w:rFonts w:ascii="Arial" w:hAnsi="Arial" w:eastAsia="Arial"/>
-                <w:sz w:val="18"/>
-              </w:rPr>
-            </w:r>
-            <w:r>
-              <w:rPr>
-                <w:rFonts w:ascii="Arial" w:hAnsi="Arial" w:eastAsia="Arial"/>
+                <w:rFonts w:ascii="Arial" w:hAnsi="Arial" w:eastAsia="Arial" w:cs="Tahoma"/>
+                <w:sz w:val="18"/>
+              </w:rPr>
+            </w:r>
+            <w:r>
+              <w:rPr>
+                <w:rFonts w:ascii="Arial" w:hAnsi="Arial" w:eastAsia="Arial" w:cs="Tahoma"/>
                 <w:sz w:val="18"/>
               </w:rPr>
               <w:t>UTF-8; use value domain described by endpoint purpose</w:t>
@@ -9187,13 +9285,13 @@
             </w:pPr>
             <w:r>
               <w:rPr>
-                <w:rFonts w:ascii="Arial" w:hAnsi="Arial" w:eastAsia="Arial"/>
-                <w:sz w:val="18"/>
-              </w:rPr>
-            </w:r>
-            <w:r>
-              <w:rPr>
-                <w:rFonts w:ascii="Arial" w:hAnsi="Arial" w:eastAsia="Arial"/>
+                <w:rFonts w:ascii="Arial" w:hAnsi="Arial" w:eastAsia="Arial" w:cs="Tahoma"/>
+                <w:sz w:val="18"/>
+              </w:rPr>
+            </w:r>
+            <w:r>
+              <w:rPr>
+                <w:rFonts w:ascii="Arial" w:hAnsi="Arial" w:eastAsia="Arial" w:cs="Tahoma"/>
                 <w:sz w:val="18"/>
               </w:rPr>
               <w:t>items[].totalCompensationAmount</w:t>
@@ -9212,13 +9310,13 @@
             </w:pPr>
             <w:r>
               <w:rPr>
-                <w:rFonts w:ascii="Arial" w:hAnsi="Arial" w:eastAsia="Arial"/>
-                <w:sz w:val="18"/>
-              </w:rPr>
-            </w:r>
-            <w:r>
-              <w:rPr>
-                <w:rFonts w:ascii="Arial" w:hAnsi="Arial" w:eastAsia="Arial"/>
+                <w:rFonts w:ascii="Arial" w:hAnsi="Arial" w:eastAsia="Arial" w:cs="Tahoma"/>
+                <w:sz w:val="18"/>
+              </w:rPr>
+            </w:r>
+            <w:r>
+              <w:rPr>
+                <w:rFonts w:ascii="Arial" w:hAnsi="Arial" w:eastAsia="Arial" w:cs="Tahoma"/>
                 <w:sz w:val="18"/>
               </w:rPr>
               <w:t>number</w:t>
@@ -9237,13 +9335,13 @@
             </w:pPr>
             <w:r>
               <w:rPr>
-                <w:rFonts w:ascii="Arial" w:hAnsi="Arial" w:eastAsia="Arial"/>
-                <w:sz w:val="18"/>
-              </w:rPr>
-            </w:r>
-            <w:r>
-              <w:rPr>
-                <w:rFonts w:ascii="Arial" w:hAnsi="Arial" w:eastAsia="Arial"/>
+                <w:rFonts w:ascii="Arial" w:hAnsi="Arial" w:eastAsia="Arial" w:cs="Tahoma"/>
+                <w:sz w:val="18"/>
+              </w:rPr>
+            </w:r>
+            <w:r>
+              <w:rPr>
+                <w:rFonts w:ascii="Arial" w:hAnsi="Arial" w:eastAsia="Arial" w:cs="Tahoma"/>
                 <w:sz w:val="18"/>
               </w:rPr>
               <w:t>Yes</w:t>
@@ -9262,13 +9360,13 @@
             </w:pPr>
             <w:r>
               <w:rPr>
-                <w:rFonts w:ascii="Arial" w:hAnsi="Arial" w:eastAsia="Arial"/>
-                <w:sz w:val="18"/>
-              </w:rPr>
-            </w:r>
-            <w:r>
-              <w:rPr>
-                <w:rFonts w:ascii="Arial" w:hAnsi="Arial" w:eastAsia="Arial"/>
+                <w:rFonts w:ascii="Arial" w:hAnsi="Arial" w:eastAsia="Arial" w:cs="Tahoma"/>
+                <w:sz w:val="18"/>
+              </w:rPr>
+            </w:r>
+            <w:r>
+              <w:rPr>
+                <w:rFonts w:ascii="Arial" w:hAnsi="Arial" w:eastAsia="Arial" w:cs="Tahoma"/>
                 <w:sz w:val="18"/>
               </w:rPr>
               <w:t>number &gt;= 0 with 2 decimals</w:t>
@@ -9292,13 +9390,13 @@
             </w:pPr>
             <w:r>
               <w:rPr>
-                <w:rFonts w:ascii="Arial" w:hAnsi="Arial" w:eastAsia="Arial"/>
-                <w:sz w:val="18"/>
-              </w:rPr>
-            </w:r>
-            <w:r>
-              <w:rPr>
-                <w:rFonts w:ascii="Arial" w:hAnsi="Arial" w:eastAsia="Arial"/>
+                <w:rFonts w:ascii="Arial" w:hAnsi="Arial" w:eastAsia="Arial" w:cs="Tahoma"/>
+                <w:sz w:val="18"/>
+              </w:rPr>
+            </w:r>
+            <w:r>
+              <w:rPr>
+                <w:rFonts w:ascii="Arial" w:hAnsi="Arial" w:eastAsia="Arial" w:cs="Tahoma"/>
                 <w:sz w:val="18"/>
               </w:rPr>
               <w:t>items[].daysPending</w:t>
@@ -9317,13 +9415,13 @@
             </w:pPr>
             <w:r>
               <w:rPr>
-                <w:rFonts w:ascii="Arial" w:hAnsi="Arial" w:eastAsia="Arial"/>
-                <w:sz w:val="18"/>
-              </w:rPr>
-            </w:r>
-            <w:r>
-              <w:rPr>
-                <w:rFonts w:ascii="Arial" w:hAnsi="Arial" w:eastAsia="Arial"/>
+                <w:rFonts w:ascii="Arial" w:hAnsi="Arial" w:eastAsia="Arial" w:cs="Tahoma"/>
+                <w:sz w:val="18"/>
+              </w:rPr>
+            </w:r>
+            <w:r>
+              <w:rPr>
+                <w:rFonts w:ascii="Arial" w:hAnsi="Arial" w:eastAsia="Arial" w:cs="Tahoma"/>
                 <w:sz w:val="18"/>
               </w:rPr>
               <w:t>integer</w:t>
@@ -9342,13 +9440,13 @@
             </w:pPr>
             <w:r>
               <w:rPr>
-                <w:rFonts w:ascii="Arial" w:hAnsi="Arial" w:eastAsia="Arial"/>
-                <w:sz w:val="18"/>
-              </w:rPr>
-            </w:r>
-            <w:r>
-              <w:rPr>
-                <w:rFonts w:ascii="Arial" w:hAnsi="Arial" w:eastAsia="Arial"/>
+                <w:rFonts w:ascii="Arial" w:hAnsi="Arial" w:eastAsia="Arial" w:cs="Tahoma"/>
+                <w:sz w:val="18"/>
+              </w:rPr>
+            </w:r>
+            <w:r>
+              <w:rPr>
+                <w:rFonts w:ascii="Arial" w:hAnsi="Arial" w:eastAsia="Arial" w:cs="Tahoma"/>
                 <w:sz w:val="18"/>
               </w:rPr>
               <w:t>Yes</w:t>
@@ -9367,13 +9465,13 @@
             </w:pPr>
             <w:r>
               <w:rPr>
-                <w:rFonts w:ascii="Arial" w:hAnsi="Arial" w:eastAsia="Arial"/>
-                <w:sz w:val="18"/>
-              </w:rPr>
-            </w:r>
-            <w:r>
-              <w:rPr>
-                <w:rFonts w:ascii="Arial" w:hAnsi="Arial" w:eastAsia="Arial"/>
+                <w:rFonts w:ascii="Arial" w:hAnsi="Arial" w:eastAsia="Arial" w:cs="Tahoma"/>
+                <w:sz w:val="18"/>
+              </w:rPr>
+            </w:r>
+            <w:r>
+              <w:rPr>
+                <w:rFonts w:ascii="Arial" w:hAnsi="Arial" w:eastAsia="Arial" w:cs="Tahoma"/>
                 <w:sz w:val="18"/>
               </w:rPr>
               <w:t>UTF-8; use value domain described by endpoint purpose</w:t>
@@ -9397,13 +9495,13 @@
             </w:pPr>
             <w:r>
               <w:rPr>
-                <w:rFonts w:ascii="Arial" w:hAnsi="Arial" w:eastAsia="Arial"/>
-                <w:sz w:val="18"/>
-              </w:rPr>
-            </w:r>
-            <w:r>
-              <w:rPr>
-                <w:rFonts w:ascii="Arial" w:hAnsi="Arial" w:eastAsia="Arial"/>
+                <w:rFonts w:ascii="Arial" w:hAnsi="Arial" w:eastAsia="Arial" w:cs="Tahoma"/>
+                <w:sz w:val="18"/>
+              </w:rPr>
+            </w:r>
+            <w:r>
+              <w:rPr>
+                <w:rFonts w:ascii="Arial" w:hAnsi="Arial" w:eastAsia="Arial" w:cs="Tahoma"/>
                 <w:sz w:val="18"/>
               </w:rPr>
               <w:t>items[].salesDataDays</w:t>
@@ -9422,13 +9520,13 @@
             </w:pPr>
             <w:r>
               <w:rPr>
-                <w:rFonts w:ascii="Arial" w:hAnsi="Arial" w:eastAsia="Arial"/>
-                <w:sz w:val="18"/>
-              </w:rPr>
-            </w:r>
-            <w:r>
-              <w:rPr>
-                <w:rFonts w:ascii="Arial" w:hAnsi="Arial" w:eastAsia="Arial"/>
+                <w:rFonts w:ascii="Arial" w:hAnsi="Arial" w:eastAsia="Arial" w:cs="Tahoma"/>
+                <w:sz w:val="18"/>
+              </w:rPr>
+            </w:r>
+            <w:r>
+              <w:rPr>
+                <w:rFonts w:ascii="Arial" w:hAnsi="Arial" w:eastAsia="Arial" w:cs="Tahoma"/>
                 <w:sz w:val="18"/>
               </w:rPr>
               <w:t>integer</w:t>
@@ -9447,13 +9545,13 @@
             </w:pPr>
             <w:r>
               <w:rPr>
-                <w:rFonts w:ascii="Arial" w:hAnsi="Arial" w:eastAsia="Arial"/>
-                <w:sz w:val="18"/>
-              </w:rPr>
-            </w:r>
-            <w:r>
-              <w:rPr>
-                <w:rFonts w:ascii="Arial" w:hAnsi="Arial" w:eastAsia="Arial"/>
+                <w:rFonts w:ascii="Arial" w:hAnsi="Arial" w:eastAsia="Arial" w:cs="Tahoma"/>
+                <w:sz w:val="18"/>
+              </w:rPr>
+            </w:r>
+            <w:r>
+              <w:rPr>
+                <w:rFonts w:ascii="Arial" w:hAnsi="Arial" w:eastAsia="Arial" w:cs="Tahoma"/>
                 <w:sz w:val="18"/>
               </w:rPr>
               <w:t>Yes</w:t>
@@ -9472,13 +9570,13 @@
             </w:pPr>
             <w:r>
               <w:rPr>
-                <w:rFonts w:ascii="Arial" w:hAnsi="Arial" w:eastAsia="Arial"/>
-                <w:sz w:val="18"/>
-              </w:rPr>
-            </w:r>
-            <w:r>
-              <w:rPr>
-                <w:rFonts w:ascii="Arial" w:hAnsi="Arial" w:eastAsia="Arial"/>
+                <w:rFonts w:ascii="Arial" w:hAnsi="Arial" w:eastAsia="Arial" w:cs="Tahoma"/>
+                <w:sz w:val="18"/>
+              </w:rPr>
+            </w:r>
+            <w:r>
+              <w:rPr>
+                <w:rFonts w:ascii="Arial" w:hAnsi="Arial" w:eastAsia="Arial" w:cs="Tahoma"/>
                 <w:sz w:val="18"/>
               </w:rPr>
               <w:t>UTF-8; use value domain described by endpoint purpose</w:t>
@@ -9508,7 +9606,7 @@
       </w:r>
       <w:r>
         <w:rPr>
-          <w:rFonts w:ascii="Courier New" w:hAnsi="Courier New"/>
+          <w:rFonts w:ascii="Courier New" w:hAnsi="Courier New" w:eastAsia="Courier New" w:cs="Tahoma"/>
         </w:rPr>
         <w:t>srm-sps-spsap-web-frontend</w:t>
       </w:r>
@@ -9517,7 +9615,7 @@
       </w:r>
       <w:r>
         <w:rPr>
-          <w:rFonts w:ascii="Courier New" w:hAnsi="Courier New"/>
+          <w:rFonts w:ascii="Courier New" w:hAnsi="Courier New" w:eastAsia="Courier New" w:cs="Tahoma"/>
         </w:rPr>
         <w:t>sbpm</w:t>
       </w:r>
@@ -9526,7 +9624,7 @@
       </w:r>
       <w:r>
         <w:rPr>
-          <w:rFonts w:ascii="Courier New" w:hAnsi="Courier New"/>
+          <w:rFonts w:ascii="Courier New" w:hAnsi="Courier New" w:eastAsia="Courier New" w:cs="Tahoma"/>
         </w:rPr>
         <w:t>'use client'</w:t>
       </w:r>
@@ -9535,7 +9633,7 @@
       </w:r>
       <w:r>
         <w:rPr>
-          <w:rFonts w:ascii="Courier New" w:hAnsi="Courier New"/>
+          <w:rFonts w:ascii="Courier New" w:hAnsi="Courier New" w:eastAsia="Courier New" w:cs="Tahoma"/>
         </w:rPr>
         <w:t>@/components/Form</w:t>
       </w:r>
@@ -9544,7 +9642,7 @@
       </w:r>
       <w:r>
         <w:rPr>
-          <w:rFonts w:ascii="Courier New" w:hAnsi="Courier New"/>
+          <w:rFonts w:ascii="Courier New" w:hAnsi="Courier New" w:eastAsia="Courier New" w:cs="Tahoma"/>
         </w:rPr>
         <w:t>@/components/Table</w:t>
       </w:r>
@@ -9553,7 +9651,7 @@
       </w:r>
       <w:r>
         <w:rPr>
-          <w:rFonts w:ascii="Courier New" w:hAnsi="Courier New"/>
+          <w:rFonts w:ascii="Courier New" w:hAnsi="Courier New" w:eastAsia="Courier New" w:cs="Tahoma"/>
         </w:rPr>
         <w:t>permissionStore</w:t>
       </w:r>
@@ -9562,7 +9660,7 @@
       </w:r>
       <w:r>
         <w:rPr>
-          <w:rFonts w:ascii="Courier New" w:hAnsi="Courier New"/>
+          <w:rFonts w:ascii="Courier New" w:hAnsi="Courier New" w:eastAsia="Courier New" w:cs="Tahoma"/>
         </w:rPr>
         <w:t>@/lib/apiClient</w:t>
       </w:r>
@@ -9580,7 +9678,7 @@
       </w:r>
       <w:r>
         <w:rPr>
-          <w:rFonts w:ascii="Courier New" w:hAnsi="Courier New"/>
+          <w:rFonts w:ascii="Courier New" w:hAnsi="Courier New" w:eastAsia="Courier New" w:cs="Tahoma"/>
         </w:rPr>
         <w:t>TODO:</w:t>
       </w:r>
@@ -9605,7 +9703,7 @@
       </w:r>
       <w:r>
         <w:rPr>
-          <w:rFonts w:ascii="Courier New" w:hAnsi="Courier New"/>
+          <w:rFonts w:ascii="Courier New" w:hAnsi="Courier New" w:eastAsia="Courier New" w:cs="Tahoma"/>
         </w:rPr>
         <w:t>srm-sps-spsap-web-frontend</w:t>
       </w:r>
@@ -9614,7 +9712,7 @@
       </w:r>
       <w:r>
         <w:rPr>
-          <w:rFonts w:ascii="Courier New" w:hAnsi="Courier New"/>
+          <w:rFonts w:ascii="Courier New" w:hAnsi="Courier New" w:eastAsia="Courier New" w:cs="Tahoma"/>
         </w:rPr>
         <w:t>sbpm</w:t>
       </w:r>
@@ -9623,7 +9721,7 @@
       </w:r>
       <w:r>
         <w:rPr>
-          <w:rFonts w:ascii="Courier New" w:hAnsi="Courier New"/>
+          <w:rFonts w:ascii="Courier New" w:hAnsi="Courier New" w:eastAsia="Courier New" w:cs="Tahoma"/>
         </w:rPr>
         <w:t>src/app/(main)/sbpgi/*</w:t>
       </w:r>
@@ -9632,7 +9730,7 @@
       </w:r>
       <w:r>
         <w:rPr>
-          <w:rFonts w:ascii="Courier New" w:hAnsi="Courier New"/>
+          <w:rFonts w:ascii="Courier New" w:hAnsi="Courier New" w:eastAsia="Courier New" w:cs="Tahoma"/>
         </w:rPr>
         <w:t>@/*</w:t>
       </w:r>
@@ -9669,7 +9767,7 @@
             <w:r/>
             <w:r>
               <w:rPr>
-                <w:rFonts w:ascii="Arial" w:hAnsi="Arial" w:eastAsia="Arial"/>
+                <w:rFonts w:ascii="Arial" w:hAnsi="Arial" w:eastAsia="Arial" w:cs="Tahoma"/>
                 <w:b/>
                 <w:sz w:val="18"/>
               </w:rPr>
@@ -9691,7 +9789,7 @@
             <w:r/>
             <w:r>
               <w:rPr>
-                <w:rFonts w:ascii="Arial" w:hAnsi="Arial" w:eastAsia="Arial"/>
+                <w:rFonts w:ascii="Arial" w:hAnsi="Arial" w:eastAsia="Arial" w:cs="Tahoma"/>
                 <w:b/>
                 <w:sz w:val="18"/>
               </w:rPr>
@@ -9716,13 +9814,13 @@
             </w:pPr>
             <w:r>
               <w:rPr>
-                <w:rFonts w:ascii="Arial" w:hAnsi="Arial" w:eastAsia="Arial"/>
-                <w:sz w:val="18"/>
-              </w:rPr>
-            </w:r>
-            <w:r>
-              <w:rPr>
-                <w:rFonts w:ascii="Arial" w:hAnsi="Arial" w:eastAsia="Arial"/>
+                <w:rFonts w:ascii="Arial" w:hAnsi="Arial" w:eastAsia="Arial" w:cs="Tahoma"/>
+                <w:sz w:val="18"/>
+              </w:rPr>
+            </w:r>
+            <w:r>
+              <w:rPr>
+                <w:rFonts w:ascii="Arial" w:hAnsi="Arial" w:eastAsia="Arial" w:cs="Tahoma"/>
                 <w:sz w:val="18"/>
               </w:rPr>
               <w:t>src/app/(main)/sbpgi/documents/waiting/page.tsx</w:t>
@@ -9741,13 +9839,13 @@
             </w:pPr>
             <w:r>
               <w:rPr>
-                <w:rFonts w:ascii="Arial" w:hAnsi="Arial" w:eastAsia="Arial"/>
-                <w:sz w:val="18"/>
-              </w:rPr>
-            </w:r>
-            <w:r>
-              <w:rPr>
-                <w:rFonts w:ascii="Arial" w:hAnsi="Arial" w:eastAsia="Arial"/>
+                <w:rFonts w:ascii="Arial" w:hAnsi="Arial" w:eastAsia="Arial" w:cs="Tahoma"/>
+                <w:sz w:val="18"/>
+              </w:rPr>
+            </w:r>
+            <w:r>
+              <w:rPr>
+                <w:rFonts w:ascii="Arial" w:hAnsi="Arial" w:eastAsia="Arial" w:cs="Tahoma"/>
                 <w:sz w:val="18"/>
               </w:rPr>
               <w:t>route page — หน้ารายการเอกสารรอดำเนินการ (GET /tasks)</w:t>
@@ -9771,13 +9869,13 @@
             </w:pPr>
             <w:r>
               <w:rPr>
-                <w:rFonts w:ascii="Arial" w:hAnsi="Arial" w:eastAsia="Arial"/>
-                <w:sz w:val="18"/>
-              </w:rPr>
-            </w:r>
-            <w:r>
-              <w:rPr>
-                <w:rFonts w:ascii="Arial" w:hAnsi="Arial" w:eastAsia="Arial"/>
+                <w:rFonts w:ascii="Arial" w:hAnsi="Arial" w:eastAsia="Arial" w:cs="Tahoma"/>
+                <w:sz w:val="18"/>
+              </w:rPr>
+            </w:r>
+            <w:r>
+              <w:rPr>
+                <w:rFonts w:ascii="Arial" w:hAnsi="Arial" w:eastAsia="Arial" w:cs="Tahoma"/>
                 <w:sz w:val="18"/>
               </w:rPr>
               <w:t>src/app/(main)/sbpgi/documents/related/page.tsx</w:t>
@@ -9796,13 +9894,13 @@
             </w:pPr>
             <w:r>
               <w:rPr>
-                <w:rFonts w:ascii="Arial" w:hAnsi="Arial" w:eastAsia="Arial"/>
-                <w:sz w:val="18"/>
-              </w:rPr>
-            </w:r>
-            <w:r>
-              <w:rPr>
-                <w:rFonts w:ascii="Arial" w:hAnsi="Arial" w:eastAsia="Arial"/>
+                <w:rFonts w:ascii="Arial" w:hAnsi="Arial" w:eastAsia="Arial" w:cs="Tahoma"/>
+                <w:sz w:val="18"/>
+              </w:rPr>
+            </w:r>
+            <w:r>
+              <w:rPr>
+                <w:rFonts w:ascii="Arial" w:hAnsi="Arial" w:eastAsia="Arial" w:cs="Tahoma"/>
                 <w:sz w:val="18"/>
               </w:rPr>
               <w:t>route page — หน้าเอกสารที่เกี่ยวข้อง (GET /documents · ปี = required)</w:t>
@@ -9826,13 +9924,13 @@
             </w:pPr>
             <w:r>
               <w:rPr>
-                <w:rFonts w:ascii="Arial" w:hAnsi="Arial" w:eastAsia="Arial"/>
-                <w:sz w:val="18"/>
-              </w:rPr>
-            </w:r>
-            <w:r>
-              <w:rPr>
-                <w:rFonts w:ascii="Arial" w:hAnsi="Arial" w:eastAsia="Arial"/>
+                <w:rFonts w:ascii="Arial" w:hAnsi="Arial" w:eastAsia="Arial" w:cs="Tahoma"/>
+                <w:sz w:val="18"/>
+              </w:rPr>
+            </w:r>
+            <w:r>
+              <w:rPr>
+                <w:rFonts w:ascii="Arial" w:hAnsi="Arial" w:eastAsia="Arial" w:cs="Tahoma"/>
                 <w:sz w:val="18"/>
               </w:rPr>
               <w:t>src/components/sbpgi/document-lists/DocumentListsForm.tsx</w:t>
@@ -9851,13 +9949,13 @@
             </w:pPr>
             <w:r>
               <w:rPr>
-                <w:rFonts w:ascii="Arial" w:hAnsi="Arial" w:eastAsia="Arial"/>
-                <w:sz w:val="18"/>
-              </w:rPr>
-            </w:r>
-            <w:r>
-              <w:rPr>
-                <w:rFonts w:ascii="Arial" w:hAnsi="Arial" w:eastAsia="Arial"/>
+                <w:rFonts w:ascii="Arial" w:hAnsi="Arial" w:eastAsia="Arial" w:cs="Tahoma"/>
+                <w:sz w:val="18"/>
+              </w:rPr>
+            </w:r>
+            <w:r>
+              <w:rPr>
+                <w:rFonts w:ascii="Arial" w:hAnsi="Arial" w:eastAsia="Arial" w:cs="Tahoma"/>
                 <w:sz w:val="18"/>
               </w:rPr>
               <w:t>component — ฟอร์ม/ฟิลเตอร์ (react-hook-form + yup + FormInputControl)</w:t>
@@ -9881,13 +9979,13 @@
             </w:pPr>
             <w:r>
               <w:rPr>
-                <w:rFonts w:ascii="Arial" w:hAnsi="Arial" w:eastAsia="Arial"/>
-                <w:sz w:val="18"/>
-              </w:rPr>
-            </w:r>
-            <w:r>
-              <w:rPr>
-                <w:rFonts w:ascii="Arial" w:hAnsi="Arial" w:eastAsia="Arial"/>
+                <w:rFonts w:ascii="Arial" w:hAnsi="Arial" w:eastAsia="Arial" w:cs="Tahoma"/>
+                <w:sz w:val="18"/>
+              </w:rPr>
+            </w:r>
+            <w:r>
+              <w:rPr>
+                <w:rFonts w:ascii="Arial" w:hAnsi="Arial" w:eastAsia="Arial" w:cs="Tahoma"/>
                 <w:sz w:val="18"/>
               </w:rPr>
               <w:t>src/services/sbpgi/document.service.ts</w:t>
@@ -9906,13 +10004,13 @@
             </w:pPr>
             <w:r>
               <w:rPr>
-                <w:rFonts w:ascii="Arial" w:hAnsi="Arial" w:eastAsia="Arial"/>
-                <w:sz w:val="18"/>
-              </w:rPr>
-            </w:r>
-            <w:r>
-              <w:rPr>
-                <w:rFonts w:ascii="Arial" w:hAnsi="Arial" w:eastAsia="Arial"/>
+                <w:rFonts w:ascii="Arial" w:hAnsi="Arial" w:eastAsia="Arial" w:cs="Tahoma"/>
+                <w:sz w:val="18"/>
+              </w:rPr>
+            </w:r>
+            <w:r>
+              <w:rPr>
+                <w:rFonts w:ascii="Arial" w:hAnsi="Arial" w:eastAsia="Arial" w:cs="Tahoma"/>
                 <w:sz w:val="18"/>
               </w:rPr>
               <w:t>service — เรียก BFF ผ่าน apiClient (GET)</w:t>
@@ -9936,13 +10034,13 @@
             </w:pPr>
             <w:r>
               <w:rPr>
-                <w:rFonts w:ascii="Arial" w:hAnsi="Arial" w:eastAsia="Arial"/>
-                <w:sz w:val="18"/>
-              </w:rPr>
-            </w:r>
-            <w:r>
-              <w:rPr>
-                <w:rFonts w:ascii="Arial" w:hAnsi="Arial" w:eastAsia="Arial"/>
+                <w:rFonts w:ascii="Arial" w:hAnsi="Arial" w:eastAsia="Arial" w:cs="Tahoma"/>
+                <w:sz w:val="18"/>
+              </w:rPr>
+            </w:r>
+            <w:r>
+              <w:rPr>
+                <w:rFonts w:ascii="Arial" w:hAnsi="Arial" w:eastAsia="Arial" w:cs="Tahoma"/>
                 <w:sz w:val="18"/>
               </w:rPr>
               <w:t>src/hooks/sbpgi/document.query.ts</w:t>
@@ -9961,13 +10059,13 @@
             </w:pPr>
             <w:r>
               <w:rPr>
-                <w:rFonts w:ascii="Arial" w:hAnsi="Arial" w:eastAsia="Arial"/>
-                <w:sz w:val="18"/>
-              </w:rPr>
-            </w:r>
-            <w:r>
-              <w:rPr>
-                <w:rFonts w:ascii="Arial" w:hAnsi="Arial" w:eastAsia="Arial"/>
+                <w:rFonts w:ascii="Arial" w:hAnsi="Arial" w:eastAsia="Arial" w:cs="Tahoma"/>
+                <w:sz w:val="18"/>
+              </w:rPr>
+            </w:r>
+            <w:r>
+              <w:rPr>
+                <w:rFonts w:ascii="Arial" w:hAnsi="Arial" w:eastAsia="Arial" w:cs="Tahoma"/>
                 <w:sz w:val="18"/>
               </w:rPr>
               <w:t>hook — query key factory + useQuery/useMutation + invalidate</w:t>
@@ -9991,13 +10089,13 @@
             </w:pPr>
             <w:r>
               <w:rPr>
-                <w:rFonts w:ascii="Arial" w:hAnsi="Arial" w:eastAsia="Arial"/>
-                <w:sz w:val="18"/>
-              </w:rPr>
-            </w:r>
-            <w:r>
-              <w:rPr>
-                <w:rFonts w:ascii="Arial" w:hAnsi="Arial" w:eastAsia="Arial"/>
+                <w:rFonts w:ascii="Arial" w:hAnsi="Arial" w:eastAsia="Arial" w:cs="Tahoma"/>
+                <w:sz w:val="18"/>
+              </w:rPr>
+            </w:r>
+            <w:r>
+              <w:rPr>
+                <w:rFonts w:ascii="Arial" w:hAnsi="Arial" w:eastAsia="Arial" w:cs="Tahoma"/>
                 <w:sz w:val="18"/>
               </w:rPr>
               <w:t>src/types/sbpgi/document.ts</w:t>
@@ -10016,13 +10114,13 @@
             </w:pPr>
             <w:r>
               <w:rPr>
-                <w:rFonts w:ascii="Arial" w:hAnsi="Arial" w:eastAsia="Arial"/>
-                <w:sz w:val="18"/>
-              </w:rPr>
-            </w:r>
-            <w:r>
-              <w:rPr>
-                <w:rFonts w:ascii="Arial" w:hAnsi="Arial" w:eastAsia="Arial"/>
+                <w:rFonts w:ascii="Arial" w:hAnsi="Arial" w:eastAsia="Arial" w:cs="Tahoma"/>
+                <w:sz w:val="18"/>
+              </w:rPr>
+            </w:r>
+            <w:r>
+              <w:rPr>
+                <w:rFonts w:ascii="Arial" w:hAnsi="Arial" w:eastAsia="Arial" w:cs="Tahoma"/>
                 <w:sz w:val="18"/>
               </w:rPr>
               <w:t>types — request/response ตาม API contract ของเอกสารนี้</w:t>
@@ -10050,7 +10148,7 @@
       </w:pPr>
       <w:r>
         <w:rPr>
-          <w:rFonts w:ascii="Courier New" w:hAnsi="Courier New"/>
+          <w:rFonts w:ascii="Courier New" w:hAnsi="Courier New" w:eastAsia="Courier New" w:cs="Tahoma"/>
           <w:sz w:val="16"/>
         </w:rPr>
         <w:t>'use client';</w:t>
@@ -10191,7 +10289,7 @@
       </w:r>
       <w:r>
         <w:rPr>
-          <w:rFonts w:ascii="Courier New" w:hAnsi="Courier New"/>
+          <w:rFonts w:ascii="Courier New" w:hAnsi="Courier New" w:eastAsia="Courier New" w:cs="Tahoma"/>
         </w:rPr>
         <w:t>src/services/sbpgi/document.service.ts</w:t>
       </w:r>
@@ -10209,7 +10307,7 @@
       </w:r>
       <w:r>
         <w:rPr>
-          <w:rFonts w:ascii="Courier New" w:hAnsi="Courier New"/>
+          <w:rFonts w:ascii="Courier New" w:hAnsi="Courier New" w:eastAsia="Courier New" w:cs="Tahoma"/>
         </w:rPr>
         <w:t>document</w:t>
       </w:r>
@@ -10233,7 +10331,7 @@
       </w:pPr>
       <w:r>
         <w:rPr>
-          <w:rFonts w:ascii="Courier New" w:hAnsi="Courier New"/>
+          <w:rFonts w:ascii="Courier New" w:hAnsi="Courier New" w:eastAsia="Courier New" w:cs="Tahoma"/>
           <w:sz w:val="16"/>
         </w:rPr>
         <w:t>// src/services/sbpgi/document.service.ts</w:t>
@@ -10295,7 +10393,7 @@
       </w:r>
       <w:r>
         <w:rPr>
-          <w:rFonts w:ascii="Courier New" w:hAnsi="Courier New"/>
+          <w:rFonts w:ascii="Courier New" w:hAnsi="Courier New" w:eastAsia="Courier New" w:cs="Tahoma"/>
         </w:rPr>
         <w:t>src/types/sbpgi/document.ts</w:t>
       </w:r>
@@ -10313,7 +10411,7 @@
       </w:r>
       <w:r>
         <w:rPr>
-          <w:rFonts w:ascii="Courier New" w:hAnsi="Courier New"/>
+          <w:rFonts w:ascii="Courier New" w:hAnsi="Courier New" w:eastAsia="Courier New" w:cs="Tahoma"/>
         </w:rPr>
         <w:t>document</w:t>
       </w:r>
@@ -10337,7 +10435,7 @@
       </w:pPr>
       <w:r>
         <w:rPr>
-          <w:rFonts w:ascii="Courier New" w:hAnsi="Courier New"/>
+          <w:rFonts w:ascii="Courier New" w:hAnsi="Courier New" w:eastAsia="Courier New" w:cs="Tahoma"/>
           <w:sz w:val="16"/>
         </w:rPr>
         <w:t>// src/types/sbpgi/document.ts — ตรงกับตาราง API ในเอกสารนี้</w:t>
@@ -10459,7 +10557,7 @@
       </w:r>
       <w:r>
         <w:rPr>
-          <w:rFonts w:ascii="Courier New" w:hAnsi="Courier New"/>
+          <w:rFonts w:ascii="Courier New" w:hAnsi="Courier New" w:eastAsia="Courier New" w:cs="Tahoma"/>
         </w:rPr>
         <w:t>src/hooks/sbpgi/document.query.ts</w:t>
       </w:r>
@@ -10477,7 +10575,7 @@
       </w:r>
       <w:r>
         <w:rPr>
-          <w:rFonts w:ascii="Courier New" w:hAnsi="Courier New"/>
+          <w:rFonts w:ascii="Courier New" w:hAnsi="Courier New" w:eastAsia="Courier New" w:cs="Tahoma"/>
         </w:rPr>
         <w:t>document</w:t>
       </w:r>
@@ -10501,7 +10599,7 @@
       </w:pPr>
       <w:r>
         <w:rPr>
-          <w:rFonts w:ascii="Courier New" w:hAnsi="Courier New"/>
+          <w:rFonts w:ascii="Courier New" w:hAnsi="Courier New" w:eastAsia="Courier New" w:cs="Tahoma"/>
           <w:sz w:val="16"/>
         </w:rPr>
         <w:t>// src/hooks/sbpgi/document.query.ts</w:t>
@@ -10576,7 +10674,7 @@
       </w:pPr>
       <w:r>
         <w:rPr>
-          <w:rFonts w:ascii="Courier New" w:hAnsi="Courier New"/>
+          <w:rFonts w:ascii="Courier New" w:hAnsi="Courier New" w:eastAsia="Courier New" w:cs="Tahoma"/>
           <w:sz w:val="16"/>
         </w:rPr>
         <w:t>'use client';</w:t>
@@ -10685,7 +10783,7 @@
       </w:r>
       <w:r>
         <w:rPr>
-          <w:rFonts w:ascii="Courier New" w:hAnsi="Courier New"/>
+          <w:rFonts w:ascii="Courier New" w:hAnsi="Courier New" w:eastAsia="Courier New" w:cs="Tahoma"/>
         </w:rPr>
         <w:t>permissionStore.hasPermission(url, 'canView'|'canManage'|'canExport'|'canOther')</w:t>
       </w:r>
@@ -10694,7 +10792,7 @@
       </w:r>
       <w:r>
         <w:rPr>
-          <w:rFonts w:ascii="Courier New" w:hAnsi="Courier New"/>
+          <w:rFonts w:ascii="Courier New" w:hAnsi="Courier New" w:eastAsia="Courier New" w:cs="Tahoma"/>
         </w:rPr>
         <w:t>&lt;AccessDenied /&gt;</w:t>
       </w:r>
@@ -10712,7 +10810,7 @@
       </w:r>
       <w:r>
         <w:rPr>
-          <w:rFonts w:ascii="Courier New" w:hAnsi="Courier New"/>
+          <w:rFonts w:ascii="Courier New" w:hAnsi="Courier New" w:eastAsia="Courier New" w:cs="Tahoma"/>
         </w:rPr>
         <w:t>GET /menus</w:t>
       </w:r>
@@ -10721,7 +10819,7 @@
       </w:r>
       <w:r>
         <w:rPr>
-          <w:rFonts w:ascii="Courier New" w:hAnsi="Courier New"/>
+          <w:rFonts w:ascii="Courier New" w:hAnsi="Courier New" w:eastAsia="Courier New" w:cs="Tahoma"/>
         </w:rPr>
         <w:t>GET /groups/current-user/permissions</w:t>
       </w:r>
@@ -10739,7 +10837,7 @@
       </w:r>
       <w:r>
         <w:rPr>
-          <w:rFonts w:ascii="Courier New" w:hAnsi="Courier New"/>
+          <w:rFonts w:ascii="Courier New" w:hAnsi="Courier New" w:eastAsia="Courier New" w:cs="Tahoma"/>
         </w:rPr>
         <w:t>withCredentials: true</w:t>
       </w:r>
@@ -10766,7 +10864,7 @@
       </w:r>
       <w:r>
         <w:rPr>
-          <w:rFonts w:ascii="Courier New" w:hAnsi="Courier New"/>
+          <w:rFonts w:ascii="Courier New" w:hAnsi="Courier New" w:eastAsia="Courier New" w:cs="Tahoma"/>
         </w:rPr>
         <w:t>error.message</w:t>
       </w:r>
@@ -10814,7 +10912,7 @@
             <w:r/>
             <w:r>
               <w:rPr>
-                <w:rFonts w:ascii="Arial" w:hAnsi="Arial" w:eastAsia="Arial"/>
+                <w:rFonts w:ascii="Arial" w:hAnsi="Arial" w:eastAsia="Arial" w:cs="Tahoma"/>
                 <w:b/>
                 <w:sz w:val="18"/>
               </w:rPr>
@@ -10836,7 +10934,7 @@
             <w:r/>
             <w:r>
               <w:rPr>
-                <w:rFonts w:ascii="Arial" w:hAnsi="Arial" w:eastAsia="Arial"/>
+                <w:rFonts w:ascii="Arial" w:hAnsi="Arial" w:eastAsia="Arial" w:cs="Tahoma"/>
                 <w:b/>
                 <w:sz w:val="18"/>
               </w:rPr>
@@ -10861,13 +10959,13 @@
             </w:pPr>
             <w:r>
               <w:rPr>
-                <w:rFonts w:ascii="Arial" w:hAnsi="Arial" w:eastAsia="Arial"/>
-                <w:sz w:val="18"/>
-              </w:rPr>
-            </w:r>
-            <w:r>
-              <w:rPr>
-                <w:rFonts w:ascii="Arial" w:hAnsi="Arial" w:eastAsia="Arial"/>
+                <w:rFonts w:ascii="Arial" w:hAnsi="Arial" w:eastAsia="Arial" w:cs="Tahoma"/>
+                <w:sz w:val="18"/>
+              </w:rPr>
+            </w:r>
+            <w:r>
+              <w:rPr>
+                <w:rFonts w:ascii="Arial" w:hAnsi="Arial" w:eastAsia="Arial" w:cs="Tahoma"/>
                 <w:sz w:val="18"/>
               </w:rPr>
               <w:t>1</w:t>
@@ -10886,13 +10984,13 @@
             </w:pPr>
             <w:r>
               <w:rPr>
-                <w:rFonts w:ascii="Arial" w:hAnsi="Arial" w:eastAsia="Arial"/>
-                <w:sz w:val="18"/>
-              </w:rPr>
-            </w:r>
-            <w:r>
-              <w:rPr>
-                <w:rFonts w:ascii="Arial" w:hAnsi="Arial" w:eastAsia="Arial"/>
+                <w:rFonts w:ascii="Arial" w:hAnsi="Arial" w:eastAsia="Arial" w:cs="Tahoma"/>
+                <w:sz w:val="18"/>
+              </w:rPr>
+            </w:r>
+            <w:r>
+              <w:rPr>
+                <w:rFonts w:ascii="Arial" w:hAnsi="Arial" w:eastAsia="Arial" w:cs="Tahoma"/>
                 <w:sz w:val="18"/>
               </w:rPr>
               <w:t>Read route mode</w:t>
@@ -10916,13 +11014,13 @@
             </w:pPr>
             <w:r>
               <w:rPr>
-                <w:rFonts w:ascii="Arial" w:hAnsi="Arial" w:eastAsia="Arial"/>
-                <w:sz w:val="18"/>
-              </w:rPr>
-            </w:r>
-            <w:r>
-              <w:rPr>
-                <w:rFonts w:ascii="Arial" w:hAnsi="Arial" w:eastAsia="Arial"/>
+                <w:rFonts w:ascii="Arial" w:hAnsi="Arial" w:eastAsia="Arial" w:cs="Tahoma"/>
+                <w:sz w:val="18"/>
+              </w:rPr>
+            </w:r>
+            <w:r>
+              <w:rPr>
+                <w:rFonts w:ascii="Arial" w:hAnsi="Arial" w:eastAsia="Arial" w:cs="Tahoma"/>
                 <w:sz w:val="18"/>
               </w:rPr>
               <w:t>2</w:t>
@@ -10941,13 +11039,13 @@
             </w:pPr>
             <w:r>
               <w:rPr>
-                <w:rFonts w:ascii="Arial" w:hAnsi="Arial" w:eastAsia="Arial"/>
-                <w:sz w:val="18"/>
-              </w:rPr>
-            </w:r>
-            <w:r>
-              <w:rPr>
-                <w:rFonts w:ascii="Arial" w:hAnsi="Arial" w:eastAsia="Arial"/>
+                <w:rFonts w:ascii="Arial" w:hAnsi="Arial" w:eastAsia="Arial" w:cs="Tahoma"/>
+                <w:sz w:val="18"/>
+              </w:rPr>
+            </w:r>
+            <w:r>
+              <w:rPr>
+                <w:rFonts w:ascii="Arial" w:hAnsi="Arial" w:eastAsia="Arial" w:cs="Tahoma"/>
                 <w:sz w:val="18"/>
               </w:rPr>
               <w:t>Bind filter values</w:t>
@@ -10971,13 +11069,13 @@
             </w:pPr>
             <w:r>
               <w:rPr>
-                <w:rFonts w:ascii="Arial" w:hAnsi="Arial" w:eastAsia="Arial"/>
-                <w:sz w:val="18"/>
-              </w:rPr>
-            </w:r>
-            <w:r>
-              <w:rPr>
-                <w:rFonts w:ascii="Arial" w:hAnsi="Arial" w:eastAsia="Arial"/>
+                <w:rFonts w:ascii="Arial" w:hAnsi="Arial" w:eastAsia="Arial" w:cs="Tahoma"/>
+                <w:sz w:val="18"/>
+              </w:rPr>
+            </w:r>
+            <w:r>
+              <w:rPr>
+                <w:rFonts w:ascii="Arial" w:hAnsi="Arial" w:eastAsia="Arial" w:cs="Tahoma"/>
                 <w:sz w:val="18"/>
               </w:rPr>
               <w:t>3</w:t>
@@ -10996,13 +11094,13 @@
             </w:pPr>
             <w:r>
               <w:rPr>
-                <w:rFonts w:ascii="Arial" w:hAnsi="Arial" w:eastAsia="Arial"/>
-                <w:sz w:val="18"/>
-              </w:rPr>
-            </w:r>
-            <w:r>
-              <w:rPr>
-                <w:rFonts w:ascii="Arial" w:hAnsi="Arial" w:eastAsia="Arial"/>
+                <w:rFonts w:ascii="Arial" w:hAnsi="Arial" w:eastAsia="Arial" w:cs="Tahoma"/>
+                <w:sz w:val="18"/>
+              </w:rPr>
+            </w:r>
+            <w:r>
+              <w:rPr>
+                <w:rFonts w:ascii="Arial" w:hAnsi="Arial" w:eastAsia="Arial" w:cs="Tahoma"/>
                 <w:sz w:val="18"/>
               </w:rPr>
               <w:t>Call list API</w:t>
@@ -11026,13 +11124,13 @@
             </w:pPr>
             <w:r>
               <w:rPr>
-                <w:rFonts w:ascii="Arial" w:hAnsi="Arial" w:eastAsia="Arial"/>
-                <w:sz w:val="18"/>
-              </w:rPr>
-            </w:r>
-            <w:r>
-              <w:rPr>
-                <w:rFonts w:ascii="Arial" w:hAnsi="Arial" w:eastAsia="Arial"/>
+                <w:rFonts w:ascii="Arial" w:hAnsi="Arial" w:eastAsia="Arial" w:cs="Tahoma"/>
+                <w:sz w:val="18"/>
+              </w:rPr>
+            </w:r>
+            <w:r>
+              <w:rPr>
+                <w:rFonts w:ascii="Arial" w:hAnsi="Arial" w:eastAsia="Arial" w:cs="Tahoma"/>
                 <w:sz w:val="18"/>
               </w:rPr>
               <w:t>4</w:t>
@@ -11051,13 +11149,13 @@
             </w:pPr>
             <w:r>
               <w:rPr>
-                <w:rFonts w:ascii="Arial" w:hAnsi="Arial" w:eastAsia="Arial"/>
-                <w:sz w:val="18"/>
-              </w:rPr>
-            </w:r>
-            <w:r>
-              <w:rPr>
-                <w:rFonts w:ascii="Arial" w:hAnsi="Arial" w:eastAsia="Arial"/>
+                <w:rFonts w:ascii="Arial" w:hAnsi="Arial" w:eastAsia="Arial" w:cs="Tahoma"/>
+                <w:sz w:val="18"/>
+              </w:rPr>
+            </w:r>
+            <w:r>
+              <w:rPr>
+                <w:rFonts w:ascii="Arial" w:hAnsi="Arial" w:eastAsia="Arial" w:cs="Tahoma"/>
                 <w:sz w:val="18"/>
               </w:rPr>
               <w:t>Render table</w:t>
@@ -11081,13 +11179,13 @@
             </w:pPr>
             <w:r>
               <w:rPr>
-                <w:rFonts w:ascii="Arial" w:hAnsi="Arial" w:eastAsia="Arial"/>
-                <w:sz w:val="18"/>
-              </w:rPr>
-            </w:r>
-            <w:r>
-              <w:rPr>
-                <w:rFonts w:ascii="Arial" w:hAnsi="Arial" w:eastAsia="Arial"/>
+                <w:rFonts w:ascii="Arial" w:hAnsi="Arial" w:eastAsia="Arial" w:cs="Tahoma"/>
+                <w:sz w:val="18"/>
+              </w:rPr>
+            </w:r>
+            <w:r>
+              <w:rPr>
+                <w:rFonts w:ascii="Arial" w:hAnsi="Arial" w:eastAsia="Arial" w:cs="Tahoma"/>
                 <w:sz w:val="18"/>
               </w:rPr>
               <w:t>5</w:t>
@@ -11106,13 +11204,13 @@
             </w:pPr>
             <w:r>
               <w:rPr>
-                <w:rFonts w:ascii="Arial" w:hAnsi="Arial" w:eastAsia="Arial"/>
-                <w:sz w:val="18"/>
-              </w:rPr>
-            </w:r>
-            <w:r>
-              <w:rPr>
-                <w:rFonts w:ascii="Arial" w:hAnsi="Arial" w:eastAsia="Arial"/>
+                <w:rFonts w:ascii="Arial" w:hAnsi="Arial" w:eastAsia="Arial" w:cs="Tahoma"/>
+                <w:sz w:val="18"/>
+              </w:rPr>
+            </w:r>
+            <w:r>
+              <w:rPr>
+                <w:rFonts w:ascii="Arial" w:hAnsi="Arial" w:eastAsia="Arial" w:cs="Tahoma"/>
                 <w:sz w:val="18"/>
               </w:rPr>
               <w:t>Apply abnormal row style</w:t>
@@ -11136,13 +11234,13 @@
             </w:pPr>
             <w:r>
               <w:rPr>
-                <w:rFonts w:ascii="Arial" w:hAnsi="Arial" w:eastAsia="Arial"/>
-                <w:sz w:val="18"/>
-              </w:rPr>
-            </w:r>
-            <w:r>
-              <w:rPr>
-                <w:rFonts w:ascii="Arial" w:hAnsi="Arial" w:eastAsia="Arial"/>
+                <w:rFonts w:ascii="Arial" w:hAnsi="Arial" w:eastAsia="Arial" w:cs="Tahoma"/>
+                <w:sz w:val="18"/>
+              </w:rPr>
+            </w:r>
+            <w:r>
+              <w:rPr>
+                <w:rFonts w:ascii="Arial" w:hAnsi="Arial" w:eastAsia="Arial" w:cs="Tahoma"/>
                 <w:sz w:val="18"/>
               </w:rPr>
               <w:t>6</w:t>
@@ -11161,13 +11259,13 @@
             </w:pPr>
             <w:r>
               <w:rPr>
-                <w:rFonts w:ascii="Arial" w:hAnsi="Arial" w:eastAsia="Arial"/>
-                <w:sz w:val="18"/>
-              </w:rPr>
-            </w:r>
-            <w:r>
-              <w:rPr>
-                <w:rFonts w:ascii="Arial" w:hAnsi="Arial" w:eastAsia="Arial"/>
+                <w:rFonts w:ascii="Arial" w:hAnsi="Arial" w:eastAsia="Arial" w:cs="Tahoma"/>
+                <w:sz w:val="18"/>
+              </w:rPr>
+            </w:r>
+            <w:r>
+              <w:rPr>
+                <w:rFonts w:ascii="Arial" w:hAnsi="Arial" w:eastAsia="Arial" w:cs="Tahoma"/>
                 <w:sz w:val="18"/>
               </w:rPr>
               <w:t>Navigate to detail on row click</w:t>
@@ -11264,7 +11362,7 @@
             <w:r/>
             <w:r>
               <w:rPr>
-                <w:rFonts w:ascii="Arial" w:hAnsi="Arial" w:eastAsia="Arial"/>
+                <w:rFonts w:ascii="Arial" w:hAnsi="Arial" w:eastAsia="Arial" w:cs="Tahoma"/>
                 <w:b/>
                 <w:sz w:val="18"/>
               </w:rPr>
@@ -11286,7 +11384,7 @@
             <w:r/>
             <w:r>
               <w:rPr>
-                <w:rFonts w:ascii="Arial" w:hAnsi="Arial" w:eastAsia="Arial"/>
+                <w:rFonts w:ascii="Arial" w:hAnsi="Arial" w:eastAsia="Arial" w:cs="Tahoma"/>
                 <w:b/>
                 <w:sz w:val="18"/>
               </w:rPr>
@@ -11311,13 +11409,13 @@
             </w:pPr>
             <w:r>
               <w:rPr>
-                <w:rFonts w:ascii="Arial" w:hAnsi="Arial" w:eastAsia="Arial"/>
-                <w:sz w:val="18"/>
-              </w:rPr>
-            </w:r>
-            <w:r>
-              <w:rPr>
-                <w:rFonts w:ascii="Arial" w:hAnsi="Arial" w:eastAsia="Arial"/>
+                <w:rFonts w:ascii="Arial" w:hAnsi="Arial" w:eastAsia="Arial" w:cs="Tahoma"/>
+                <w:sz w:val="18"/>
+              </w:rPr>
+            </w:r>
+            <w:r>
+              <w:rPr>
+                <w:rFonts w:ascii="Arial" w:hAnsi="Arial" w:eastAsia="Arial" w:cs="Tahoma"/>
                 <w:sz w:val="18"/>
               </w:rPr>
               <w:t>1</w:t>
@@ -11336,13 +11434,13 @@
             </w:pPr>
             <w:r>
               <w:rPr>
-                <w:rFonts w:ascii="Arial" w:hAnsi="Arial" w:eastAsia="Arial"/>
-                <w:sz w:val="18"/>
-              </w:rPr>
-            </w:r>
-            <w:r>
-              <w:rPr>
-                <w:rFonts w:ascii="Arial" w:hAnsi="Arial" w:eastAsia="Arial"/>
+                <w:rFonts w:ascii="Arial" w:hAnsi="Arial" w:eastAsia="Arial" w:cs="Tahoma"/>
+                <w:sz w:val="18"/>
+              </w:rPr>
+            </w:r>
+            <w:r>
+              <w:rPr>
+                <w:rFonts w:ascii="Arial" w:hAnsi="Arial" w:eastAsia="Arial" w:cs="Tahoma"/>
                 <w:sz w:val="18"/>
               </w:rPr>
               <w:t>ค้นหาด้วย docNo</w:t>
@@ -11366,13 +11464,13 @@
             </w:pPr>
             <w:r>
               <w:rPr>
-                <w:rFonts w:ascii="Arial" w:hAnsi="Arial" w:eastAsia="Arial"/>
-                <w:sz w:val="18"/>
-              </w:rPr>
-            </w:r>
-            <w:r>
-              <w:rPr>
-                <w:rFonts w:ascii="Arial" w:hAnsi="Arial" w:eastAsia="Arial"/>
+                <w:rFonts w:ascii="Arial" w:hAnsi="Arial" w:eastAsia="Arial" w:cs="Tahoma"/>
+                <w:sz w:val="18"/>
+              </w:rPr>
+            </w:r>
+            <w:r>
+              <w:rPr>
+                <w:rFonts w:ascii="Arial" w:hAnsi="Arial" w:eastAsia="Arial" w:cs="Tahoma"/>
                 <w:sz w:val="18"/>
               </w:rPr>
               <w:t>2</w:t>
@@ -11391,13 +11489,13 @@
             </w:pPr>
             <w:r>
               <w:rPr>
-                <w:rFonts w:ascii="Arial" w:hAnsi="Arial" w:eastAsia="Arial"/>
-                <w:sz w:val="18"/>
-              </w:rPr>
-            </w:r>
-            <w:r>
-              <w:rPr>
-                <w:rFonts w:ascii="Arial" w:hAnsi="Arial" w:eastAsia="Arial"/>
+                <w:rFonts w:ascii="Arial" w:hAnsi="Arial" w:eastAsia="Arial" w:cs="Tahoma"/>
+                <w:sz w:val="18"/>
+              </w:rPr>
+            </w:r>
+            <w:r>
+              <w:rPr>
+                <w:rFonts w:ascii="Arial" w:hAnsi="Arial" w:eastAsia="Arial" w:cs="Tahoma"/>
                 <w:sz w:val="18"/>
               </w:rPr>
               <w:t>filter status</w:t>
@@ -11421,13 +11519,13 @@
             </w:pPr>
             <w:r>
               <w:rPr>
-                <w:rFonts w:ascii="Arial" w:hAnsi="Arial" w:eastAsia="Arial"/>
-                <w:sz w:val="18"/>
-              </w:rPr>
-            </w:r>
-            <w:r>
-              <w:rPr>
-                <w:rFonts w:ascii="Arial" w:hAnsi="Arial" w:eastAsia="Arial"/>
+                <w:rFonts w:ascii="Arial" w:hAnsi="Arial" w:eastAsia="Arial" w:cs="Tahoma"/>
+                <w:sz w:val="18"/>
+              </w:rPr>
+            </w:r>
+            <w:r>
+              <w:rPr>
+                <w:rFonts w:ascii="Arial" w:hAnsi="Arial" w:eastAsia="Arial" w:cs="Tahoma"/>
                 <w:sz w:val="18"/>
               </w:rPr>
               <w:t>3</w:t>
@@ -11446,13 +11544,13 @@
             </w:pPr>
             <w:r>
               <w:rPr>
-                <w:rFonts w:ascii="Arial" w:hAnsi="Arial" w:eastAsia="Arial"/>
-                <w:sz w:val="18"/>
-              </w:rPr>
-            </w:r>
-            <w:r>
-              <w:rPr>
-                <w:rFonts w:ascii="Arial" w:hAnsi="Arial" w:eastAsia="Arial"/>
+                <w:rFonts w:ascii="Arial" w:hAnsi="Arial" w:eastAsia="Arial" w:cs="Tahoma"/>
+                <w:sz w:val="18"/>
+              </w:rPr>
+            </w:r>
+            <w:r>
+              <w:rPr>
+                <w:rFonts w:ascii="Arial" w:hAnsi="Arial" w:eastAsia="Arial" w:cs="Tahoma"/>
                 <w:sz w:val="18"/>
               </w:rPr>
               <w:t>เปิด detail</w:t>
@@ -11476,13 +11574,13 @@
             </w:pPr>
             <w:r>
               <w:rPr>
-                <w:rFonts w:ascii="Arial" w:hAnsi="Arial" w:eastAsia="Arial"/>
-                <w:sz w:val="18"/>
-              </w:rPr>
-            </w:r>
-            <w:r>
-              <w:rPr>
-                <w:rFonts w:ascii="Arial" w:hAnsi="Arial" w:eastAsia="Arial"/>
+                <w:rFonts w:ascii="Arial" w:hAnsi="Arial" w:eastAsia="Arial" w:cs="Tahoma"/>
+                <w:sz w:val="18"/>
+              </w:rPr>
+            </w:r>
+            <w:r>
+              <w:rPr>
+                <w:rFonts w:ascii="Arial" w:hAnsi="Arial" w:eastAsia="Arial" w:cs="Tahoma"/>
                 <w:sz w:val="18"/>
               </w:rPr>
               <w:t>4</w:t>
@@ -11501,13 +11599,13 @@
             </w:pPr>
             <w:r>
               <w:rPr>
-                <w:rFonts w:ascii="Arial" w:hAnsi="Arial" w:eastAsia="Arial"/>
-                <w:sz w:val="18"/>
-              </w:rPr>
-            </w:r>
-            <w:r>
-              <w:rPr>
-                <w:rFonts w:ascii="Arial" w:hAnsi="Arial" w:eastAsia="Arial"/>
+                <w:rFonts w:ascii="Arial" w:hAnsi="Arial" w:eastAsia="Arial" w:cs="Tahoma"/>
+                <w:sz w:val="18"/>
+              </w:rPr>
+            </w:r>
+            <w:r>
+              <w:rPr>
+                <w:rFonts w:ascii="Arial" w:hAnsi="Arial" w:eastAsia="Arial" w:cs="Tahoma"/>
                 <w:sz w:val="18"/>
               </w:rPr>
               <w:t>empty result</w:t>
@@ -11531,13 +11629,13 @@
             </w:pPr>
             <w:r>
               <w:rPr>
-                <w:rFonts w:ascii="Arial" w:hAnsi="Arial" w:eastAsia="Arial"/>
-                <w:sz w:val="18"/>
-              </w:rPr>
-            </w:r>
-            <w:r>
-              <w:rPr>
-                <w:rFonts w:ascii="Arial" w:hAnsi="Arial" w:eastAsia="Arial"/>
+                <w:rFonts w:ascii="Arial" w:hAnsi="Arial" w:eastAsia="Arial" w:cs="Tahoma"/>
+                <w:sz w:val="18"/>
+              </w:rPr>
+            </w:r>
+            <w:r>
+              <w:rPr>
+                <w:rFonts w:ascii="Arial" w:hAnsi="Arial" w:eastAsia="Arial" w:cs="Tahoma"/>
                 <w:sz w:val="18"/>
               </w:rPr>
               <w:t>5</w:t>
@@ -11556,13 +11654,13 @@
             </w:pPr>
             <w:r>
               <w:rPr>
-                <w:rFonts w:ascii="Arial" w:hAnsi="Arial" w:eastAsia="Arial"/>
-                <w:sz w:val="18"/>
-              </w:rPr>
-            </w:r>
-            <w:r>
-              <w:rPr>
-                <w:rFonts w:ascii="Arial" w:hAnsi="Arial" w:eastAsia="Arial"/>
+                <w:rFonts w:ascii="Arial" w:hAnsi="Arial" w:eastAsia="Arial" w:cs="Tahoma"/>
+                <w:sz w:val="18"/>
+              </w:rPr>
+            </w:r>
+            <w:r>
+              <w:rPr>
+                <w:rFonts w:ascii="Arial" w:hAnsi="Arial" w:eastAsia="Arial" w:cs="Tahoma"/>
                 <w:sz w:val="18"/>
               </w:rPr>
               <w:t>abnormal row</w:t>
@@ -11571,6 +11669,1198 @@
         </w:tc>
       </w:tr>
     </w:tbl>
+    <w:p/>
+    <w:p>
+      <w:pPr>
+        <w:pStyle w:val="Heading1"/>
+        <w:keepNext/>
+        <w:keepLines/>
+        <w:pageBreakBefore w:val="0"/>
+      </w:pPr>
+      <w:r>
+        <w:t>12. Unit Test Scope</w:t>
+      </w:r>
+    </w:p>
+    <w:p>
+      <w:pPr>
+        <w:keepNext w:val="0"/>
+      </w:pPr>
+      <w:r>
+        <w:rPr>
+          <w:b/>
+        </w:rPr>
+        <w:t>7 ชั่วโมง</w:t>
+      </w:r>
+      <w:r>
+        <w:t xml:space="preserve"> (25% ของ implementation 28 ชั่วโมง) · เครื่องมือ: Jest + React Testing Library + msw (mock API layer)</w:t>
+      </w:r>
+    </w:p>
+    <w:p>
+      <w:r>
+        <w:t xml:space="preserve">หัวข้อนี้คือ </w:t>
+      </w:r>
+      <w:r>
+        <w:rPr>
+          <w:b/>
+        </w:rPr>
+        <w:t>unit test</w:t>
+      </w:r>
+      <w:r>
+        <w:t xml:space="preserve"> ที่ต้องเขียนคู่กับโค้ด — ต่างจาก *Developer Test Checklist* ซึ่งเป็น scenario ระดับ end-to-end/manual ที่ใช้ตอนตรวจรับ · รายการด้านล่าง derive จาก field/validation, acceptance criteria, endpoint และตารางที่เอกสารนี้เขียน</w:t>
+      </w:r>
+    </w:p>
+    <w:tbl>
+      <w:tblPr>
+        <w:tblStyle w:val="TableGrid"/>
+        <w:tblW w:type="auto" w:w="0"/>
+        <w:jc w:val="center"/>
+        <w:tblLook w:firstColumn="1" w:firstRow="1" w:lastColumn="0" w:lastRow="0" w:noHBand="0" w:noVBand="1" w:val="04A0"/>
+      </w:tblPr>
+      <w:tblGrid>
+        <w:gridCol w:w="3360"/>
+        <w:gridCol w:w="3360"/>
+        <w:gridCol w:w="3360"/>
+      </w:tblGrid>
+      <w:tr>
+        <w:trPr>
+          <w:cantSplit/>
+        </w:trPr>
+        <w:tc>
+          <w:tcPr>
+            <w:tcW w:type="dxa" w:w="3360"/>
+            <w:vAlign w:val="center"/>
+            <w:shd w:fill="E8EEF5"/>
+          </w:tcPr>
+          <w:p>
+            <w:pPr>
+              <w:keepLines/>
+              <w:spacing w:after="0"/>
+            </w:pPr>
+            <w:r/>
+            <w:r>
+              <w:rPr>
+                <w:rFonts w:ascii="Arial" w:hAnsi="Arial" w:eastAsia="Arial" w:cs="Tahoma"/>
+                <w:b/>
+                <w:sz w:val="18"/>
+              </w:rPr>
+              <w:t>สิ่งที่ทดสอบ</w:t>
+            </w:r>
+          </w:p>
+        </w:tc>
+        <w:tc>
+          <w:tcPr>
+            <w:tcW w:type="dxa" w:w="3360"/>
+            <w:vAlign w:val="center"/>
+            <w:shd w:fill="E8EEF5"/>
+          </w:tcPr>
+          <w:p>
+            <w:pPr>
+              <w:keepLines/>
+              <w:spacing w:after="0"/>
+            </w:pPr>
+            <w:r/>
+            <w:r>
+              <w:rPr>
+                <w:rFonts w:ascii="Arial" w:hAnsi="Arial" w:eastAsia="Arial" w:cs="Tahoma"/>
+                <w:b/>
+                <w:sz w:val="18"/>
+              </w:rPr>
+              <w:t>ประเภท</w:t>
+            </w:r>
+          </w:p>
+        </w:tc>
+        <w:tc>
+          <w:tcPr>
+            <w:tcW w:type="dxa" w:w="3360"/>
+            <w:vAlign w:val="center"/>
+            <w:shd w:fill="E8EEF5"/>
+          </w:tcPr>
+          <w:p>
+            <w:pPr>
+              <w:keepLines/>
+              <w:spacing w:after="0"/>
+            </w:pPr>
+            <w:r/>
+            <w:r>
+              <w:rPr>
+                <w:rFonts w:ascii="Arial" w:hAnsi="Arial" w:eastAsia="Arial" w:cs="Tahoma"/>
+                <w:b/>
+                <w:sz w:val="18"/>
+              </w:rPr>
+              <w:t>เกณฑ์ผ่าน</w:t>
+            </w:r>
+          </w:p>
+        </w:tc>
+      </w:tr>
+      <w:tr>
+        <w:trPr>
+          <w:cantSplit/>
+        </w:trPr>
+        <w:tc>
+          <w:tcPr>
+            <w:tcW w:type="dxa" w:w="3360"/>
+            <w:vAlign w:val="center"/>
+          </w:tcPr>
+          <w:p>
+            <w:pPr>
+              <w:keepLines/>
+              <w:spacing w:after="0"/>
+            </w:pPr>
+            <w:r>
+              <w:rPr>
+                <w:rFonts w:ascii="Arial" w:hAnsi="Arial" w:eastAsia="Arial" w:cs="Tahoma"/>
+                <w:sz w:val="18"/>
+              </w:rPr>
+            </w:r>
+            <w:r>
+              <w:rPr>
+                <w:rFonts w:ascii="Courier New" w:hAnsi="Courier New" w:eastAsia="Courier New" w:cs="Tahoma"/>
+                <w:sz w:val="18"/>
+              </w:rPr>
+              <w:t>year</w:t>
+            </w:r>
+          </w:p>
+        </w:tc>
+        <w:tc>
+          <w:tcPr>
+            <w:tcW w:type="dxa" w:w="3360"/>
+            <w:vAlign w:val="center"/>
+          </w:tcPr>
+          <w:p>
+            <w:pPr>
+              <w:keepLines/>
+              <w:spacing w:after="0"/>
+            </w:pPr>
+            <w:r>
+              <w:rPr>
+                <w:rFonts w:ascii="Arial" w:hAnsi="Arial" w:eastAsia="Arial" w:cs="Tahoma"/>
+                <w:sz w:val="18"/>
+              </w:rPr>
+            </w:r>
+            <w:r>
+              <w:rPr>
+                <w:rFonts w:ascii="Arial" w:hAnsi="Arial" w:eastAsia="Arial" w:cs="Tahoma"/>
+                <w:sz w:val="18"/>
+              </w:rPr>
+              <w:t>validation</w:t>
+            </w:r>
+          </w:p>
+        </w:tc>
+        <w:tc>
+          <w:tcPr>
+            <w:tcW w:type="dxa" w:w="3360"/>
+            <w:vAlign w:val="center"/>
+          </w:tcPr>
+          <w:p>
+            <w:pPr>
+              <w:keepLines/>
+              <w:spacing w:after="0"/>
+            </w:pPr>
+            <w:r>
+              <w:rPr>
+                <w:rFonts w:ascii="Arial" w:hAnsi="Arial" w:eastAsia="Arial" w:cs="Tahoma"/>
+                <w:sz w:val="18"/>
+              </w:rPr>
+            </w:r>
+            <w:r>
+              <w:rPr>
+                <w:rFonts w:ascii="Arial" w:hAnsi="Arial" w:eastAsia="Arial" w:cs="Tahoma"/>
+                <w:sz w:val="18"/>
+              </w:rPr>
+              <w:t>ผ่านเมื่อถูกกฎ / โยน error เมื่อผิด — กฎ: required สำหรับ /documents · รูปแบบ: ค.ศ. YYYY</w:t>
+            </w:r>
+          </w:p>
+        </w:tc>
+      </w:tr>
+      <w:tr>
+        <w:trPr>
+          <w:cantSplit/>
+        </w:trPr>
+        <w:tc>
+          <w:tcPr>
+            <w:tcW w:type="dxa" w:w="3360"/>
+            <w:vAlign w:val="center"/>
+          </w:tcPr>
+          <w:p>
+            <w:pPr>
+              <w:keepLines/>
+              <w:spacing w:after="0"/>
+            </w:pPr>
+            <w:r>
+              <w:rPr>
+                <w:rFonts w:ascii="Arial" w:hAnsi="Arial" w:eastAsia="Arial" w:cs="Tahoma"/>
+                <w:sz w:val="18"/>
+              </w:rPr>
+            </w:r>
+            <w:r>
+              <w:rPr>
+                <w:rFonts w:ascii="Courier New" w:hAnsi="Courier New" w:eastAsia="Courier New" w:cs="Tahoma"/>
+                <w:sz w:val="18"/>
+              </w:rPr>
+              <w:t>table.totalCompensationAmount</w:t>
+            </w:r>
+          </w:p>
+        </w:tc>
+        <w:tc>
+          <w:tcPr>
+            <w:tcW w:type="dxa" w:w="3360"/>
+            <w:vAlign w:val="center"/>
+          </w:tcPr>
+          <w:p>
+            <w:pPr>
+              <w:keepLines/>
+              <w:spacing w:after="0"/>
+            </w:pPr>
+            <w:r>
+              <w:rPr>
+                <w:rFonts w:ascii="Arial" w:hAnsi="Arial" w:eastAsia="Arial" w:cs="Tahoma"/>
+                <w:sz w:val="18"/>
+              </w:rPr>
+            </w:r>
+            <w:r>
+              <w:rPr>
+                <w:rFonts w:ascii="Arial" w:hAnsi="Arial" w:eastAsia="Arial" w:cs="Tahoma"/>
+                <w:sz w:val="18"/>
+              </w:rPr>
+              <w:t>validation</w:t>
+            </w:r>
+          </w:p>
+        </w:tc>
+        <w:tc>
+          <w:tcPr>
+            <w:tcW w:type="dxa" w:w="3360"/>
+            <w:vAlign w:val="center"/>
+          </w:tcPr>
+          <w:p>
+            <w:pPr>
+              <w:keepLines/>
+              <w:spacing w:after="0"/>
+            </w:pPr>
+            <w:r>
+              <w:rPr>
+                <w:rFonts w:ascii="Arial" w:hAnsi="Arial" w:eastAsia="Arial" w:cs="Tahoma"/>
+                <w:sz w:val="18"/>
+              </w:rPr>
+            </w:r>
+            <w:r>
+              <w:rPr>
+                <w:rFonts w:ascii="Arial" w:hAnsi="Arial" w:eastAsia="Arial" w:cs="Tahoma"/>
+                <w:sz w:val="18"/>
+              </w:rPr>
+              <w:t>ผ่านเมื่อถูกกฎ / โยน error เมื่อผิด — กฎ: column 7; &gt;=0 · รูปแบบ: decimal</w:t>
+            </w:r>
+          </w:p>
+        </w:tc>
+      </w:tr>
+      <w:tr>
+        <w:trPr>
+          <w:cantSplit/>
+        </w:trPr>
+        <w:tc>
+          <w:tcPr>
+            <w:tcW w:type="dxa" w:w="3360"/>
+            <w:vAlign w:val="center"/>
+          </w:tcPr>
+          <w:p>
+            <w:pPr>
+              <w:keepLines/>
+              <w:spacing w:after="0"/>
+            </w:pPr>
+            <w:r>
+              <w:rPr>
+                <w:rFonts w:ascii="Arial" w:hAnsi="Arial" w:eastAsia="Arial" w:cs="Tahoma"/>
+                <w:sz w:val="18"/>
+              </w:rPr>
+            </w:r>
+            <w:r>
+              <w:rPr>
+                <w:rFonts w:ascii="Courier New" w:hAnsi="Courier New" w:eastAsia="Courier New" w:cs="Tahoma"/>
+                <w:sz w:val="18"/>
+              </w:rPr>
+              <w:t>table.daysPending</w:t>
+            </w:r>
+          </w:p>
+        </w:tc>
+        <w:tc>
+          <w:tcPr>
+            <w:tcW w:type="dxa" w:w="3360"/>
+            <w:vAlign w:val="center"/>
+          </w:tcPr>
+          <w:p>
+            <w:pPr>
+              <w:keepLines/>
+              <w:spacing w:after="0"/>
+            </w:pPr>
+            <w:r>
+              <w:rPr>
+                <w:rFonts w:ascii="Arial" w:hAnsi="Arial" w:eastAsia="Arial" w:cs="Tahoma"/>
+                <w:sz w:val="18"/>
+              </w:rPr>
+            </w:r>
+            <w:r>
+              <w:rPr>
+                <w:rFonts w:ascii="Arial" w:hAnsi="Arial" w:eastAsia="Arial" w:cs="Tahoma"/>
+                <w:sz w:val="18"/>
+              </w:rPr>
+              <w:t>validation</w:t>
+            </w:r>
+          </w:p>
+        </w:tc>
+        <w:tc>
+          <w:tcPr>
+            <w:tcW w:type="dxa" w:w="3360"/>
+            <w:vAlign w:val="center"/>
+          </w:tcPr>
+          <w:p>
+            <w:pPr>
+              <w:keepLines/>
+              <w:spacing w:after="0"/>
+            </w:pPr>
+            <w:r>
+              <w:rPr>
+                <w:rFonts w:ascii="Arial" w:hAnsi="Arial" w:eastAsia="Arial" w:cs="Tahoma"/>
+                <w:sz w:val="18"/>
+              </w:rPr>
+            </w:r>
+            <w:r>
+              <w:rPr>
+                <w:rFonts w:ascii="Arial" w:hAnsi="Arial" w:eastAsia="Arial" w:cs="Tahoma"/>
+                <w:sz w:val="18"/>
+              </w:rPr>
+              <w:t>ผ่านเมื่อถูกกฎ / โยน error เมื่อผิด — กฎ: column 9; &gt;=0 · รูปแบบ: integer</w:t>
+            </w:r>
+          </w:p>
+        </w:tc>
+      </w:tr>
+      <w:tr>
+        <w:trPr>
+          <w:cantSplit/>
+        </w:trPr>
+        <w:tc>
+          <w:tcPr>
+            <w:tcW w:type="dxa" w:w="3360"/>
+            <w:vAlign w:val="center"/>
+          </w:tcPr>
+          <w:p>
+            <w:pPr>
+              <w:keepLines/>
+              <w:spacing w:after="0"/>
+            </w:pPr>
+            <w:r>
+              <w:rPr>
+                <w:rFonts w:ascii="Arial" w:hAnsi="Arial" w:eastAsia="Arial" w:cs="Tahoma"/>
+                <w:sz w:val="18"/>
+              </w:rPr>
+            </w:r>
+            <w:r>
+              <w:rPr>
+                <w:rFonts w:ascii="Courier New" w:hAnsi="Courier New" w:eastAsia="Courier New" w:cs="Tahoma"/>
+                <w:sz w:val="18"/>
+              </w:rPr>
+              <w:t>table.salesDataDays</w:t>
+            </w:r>
+          </w:p>
+        </w:tc>
+        <w:tc>
+          <w:tcPr>
+            <w:tcW w:type="dxa" w:w="3360"/>
+            <w:vAlign w:val="center"/>
+          </w:tcPr>
+          <w:p>
+            <w:pPr>
+              <w:keepLines/>
+              <w:spacing w:after="0"/>
+            </w:pPr>
+            <w:r>
+              <w:rPr>
+                <w:rFonts w:ascii="Arial" w:hAnsi="Arial" w:eastAsia="Arial" w:cs="Tahoma"/>
+                <w:sz w:val="18"/>
+              </w:rPr>
+            </w:r>
+            <w:r>
+              <w:rPr>
+                <w:rFonts w:ascii="Arial" w:hAnsi="Arial" w:eastAsia="Arial" w:cs="Tahoma"/>
+                <w:sz w:val="18"/>
+              </w:rPr>
+              <w:t>validation</w:t>
+            </w:r>
+          </w:p>
+        </w:tc>
+        <w:tc>
+          <w:tcPr>
+            <w:tcW w:type="dxa" w:w="3360"/>
+            <w:vAlign w:val="center"/>
+          </w:tcPr>
+          <w:p>
+            <w:pPr>
+              <w:keepLines/>
+              <w:spacing w:after="0"/>
+            </w:pPr>
+            <w:r>
+              <w:rPr>
+                <w:rFonts w:ascii="Arial" w:hAnsi="Arial" w:eastAsia="Arial" w:cs="Tahoma"/>
+                <w:sz w:val="18"/>
+              </w:rPr>
+            </w:r>
+            <w:r>
+              <w:rPr>
+                <w:rFonts w:ascii="Arial" w:hAnsi="Arial" w:eastAsia="Arial" w:cs="Tahoma"/>
+                <w:sz w:val="18"/>
+              </w:rPr>
+              <w:t>ผ่านเมื่อถูกกฎ / โยน error เมื่อผิด — กฎ: internal (ไม่ใช่คอลัมน์แสดง) · รูปแบบ: integer</w:t>
+            </w:r>
+          </w:p>
+        </w:tc>
+      </w:tr>
+      <w:tr>
+        <w:trPr>
+          <w:cantSplit/>
+        </w:trPr>
+        <w:tc>
+          <w:tcPr>
+            <w:tcW w:type="dxa" w:w="3360"/>
+            <w:vAlign w:val="center"/>
+          </w:tcPr>
+          <w:p>
+            <w:pPr>
+              <w:keepLines/>
+              <w:spacing w:after="0"/>
+            </w:pPr>
+            <w:r>
+              <w:rPr>
+                <w:rFonts w:ascii="Arial" w:hAnsi="Arial" w:eastAsia="Arial" w:cs="Tahoma"/>
+                <w:sz w:val="18"/>
+              </w:rPr>
+            </w:r>
+            <w:r>
+              <w:rPr>
+                <w:rFonts w:ascii="Arial" w:hAnsi="Arial" w:eastAsia="Arial" w:cs="Tahoma"/>
+                <w:sz w:val="18"/>
+              </w:rPr>
+              <w:t>business rule</w:t>
+            </w:r>
+          </w:p>
+        </w:tc>
+        <w:tc>
+          <w:tcPr>
+            <w:tcW w:type="dxa" w:w="3360"/>
+            <w:vAlign w:val="center"/>
+          </w:tcPr>
+          <w:p>
+            <w:pPr>
+              <w:keepLines/>
+              <w:spacing w:after="0"/>
+            </w:pPr>
+            <w:r>
+              <w:rPr>
+                <w:rFonts w:ascii="Arial" w:hAnsi="Arial" w:eastAsia="Arial" w:cs="Tahoma"/>
+                <w:sz w:val="18"/>
+              </w:rPr>
+            </w:r>
+            <w:r>
+              <w:rPr>
+                <w:rFonts w:ascii="Arial" w:hAnsi="Arial" w:eastAsia="Arial" w:cs="Tahoma"/>
+                <w:sz w:val="18"/>
+              </w:rPr>
+              <w:t>logic</w:t>
+            </w:r>
+          </w:p>
+        </w:tc>
+        <w:tc>
+          <w:tcPr>
+            <w:tcW w:type="dxa" w:w="3360"/>
+            <w:vAlign w:val="center"/>
+          </w:tcPr>
+          <w:p>
+            <w:pPr>
+              <w:keepLines/>
+              <w:spacing w:after="0"/>
+            </w:pPr>
+            <w:r>
+              <w:rPr>
+                <w:rFonts w:ascii="Arial" w:hAnsi="Arial" w:eastAsia="Arial" w:cs="Tahoma"/>
+                <w:sz w:val="18"/>
+              </w:rPr>
+            </w:r>
+            <w:r>
+              <w:rPr>
+                <w:rFonts w:ascii="Arial" w:hAnsi="Arial" w:eastAsia="Arial" w:cs="Tahoma"/>
+                <w:sz w:val="18"/>
+              </w:rPr>
+              <w:t>ตาราง 9 คอลัมน์หลักครบ</w:t>
+            </w:r>
+          </w:p>
+        </w:tc>
+      </w:tr>
+      <w:tr>
+        <w:trPr>
+          <w:cantSplit/>
+        </w:trPr>
+        <w:tc>
+          <w:tcPr>
+            <w:tcW w:type="dxa" w:w="3360"/>
+            <w:vAlign w:val="center"/>
+          </w:tcPr>
+          <w:p>
+            <w:pPr>
+              <w:keepLines/>
+              <w:spacing w:after="0"/>
+            </w:pPr>
+            <w:r>
+              <w:rPr>
+                <w:rFonts w:ascii="Arial" w:hAnsi="Arial" w:eastAsia="Arial" w:cs="Tahoma"/>
+                <w:sz w:val="18"/>
+              </w:rPr>
+            </w:r>
+            <w:r>
+              <w:rPr>
+                <w:rFonts w:ascii="Arial" w:hAnsi="Arial" w:eastAsia="Arial" w:cs="Tahoma"/>
+                <w:sz w:val="18"/>
+              </w:rPr>
+              <w:t>business rule</w:t>
+            </w:r>
+          </w:p>
+        </w:tc>
+        <w:tc>
+          <w:tcPr>
+            <w:tcW w:type="dxa" w:w="3360"/>
+            <w:vAlign w:val="center"/>
+          </w:tcPr>
+          <w:p>
+            <w:pPr>
+              <w:keepLines/>
+              <w:spacing w:after="0"/>
+            </w:pPr>
+            <w:r>
+              <w:rPr>
+                <w:rFonts w:ascii="Arial" w:hAnsi="Arial" w:eastAsia="Arial" w:cs="Tahoma"/>
+                <w:sz w:val="18"/>
+              </w:rPr>
+            </w:r>
+            <w:r>
+              <w:rPr>
+                <w:rFonts w:ascii="Arial" w:hAnsi="Arial" w:eastAsia="Arial" w:cs="Tahoma"/>
+                <w:sz w:val="18"/>
+              </w:rPr>
+              <w:t>logic</w:t>
+            </w:r>
+          </w:p>
+        </w:tc>
+        <w:tc>
+          <w:tcPr>
+            <w:tcW w:type="dxa" w:w="3360"/>
+            <w:vAlign w:val="center"/>
+          </w:tcPr>
+          <w:p>
+            <w:pPr>
+              <w:keepLines/>
+              <w:spacing w:after="0"/>
+            </w:pPr>
+            <w:r>
+              <w:rPr>
+                <w:rFonts w:ascii="Arial" w:hAnsi="Arial" w:eastAsia="Arial" w:cs="Tahoma"/>
+                <w:sz w:val="18"/>
+              </w:rPr>
+            </w:r>
+            <w:r>
+              <w:rPr>
+                <w:rFonts w:ascii="Arial" w:hAnsi="Arial" w:eastAsia="Arial" w:cs="Tahoma"/>
+                <w:sz w:val="18"/>
+              </w:rPr>
+              <w:t>ปีเป็น required เมื่อใช้ /documents</w:t>
+            </w:r>
+          </w:p>
+        </w:tc>
+      </w:tr>
+      <w:tr>
+        <w:trPr>
+          <w:cantSplit/>
+        </w:trPr>
+        <w:tc>
+          <w:tcPr>
+            <w:tcW w:type="dxa" w:w="3360"/>
+            <w:vAlign w:val="center"/>
+          </w:tcPr>
+          <w:p>
+            <w:pPr>
+              <w:keepLines/>
+              <w:spacing w:after="0"/>
+            </w:pPr>
+            <w:r>
+              <w:rPr>
+                <w:rFonts w:ascii="Arial" w:hAnsi="Arial" w:eastAsia="Arial" w:cs="Tahoma"/>
+                <w:sz w:val="18"/>
+              </w:rPr>
+            </w:r>
+            <w:r>
+              <w:rPr>
+                <w:rFonts w:ascii="Arial" w:hAnsi="Arial" w:eastAsia="Arial" w:cs="Tahoma"/>
+                <w:sz w:val="18"/>
+              </w:rPr>
+              <w:t>business rule</w:t>
+            </w:r>
+          </w:p>
+        </w:tc>
+        <w:tc>
+          <w:tcPr>
+            <w:tcW w:type="dxa" w:w="3360"/>
+            <w:vAlign w:val="center"/>
+          </w:tcPr>
+          <w:p>
+            <w:pPr>
+              <w:keepLines/>
+              <w:spacing w:after="0"/>
+            </w:pPr>
+            <w:r>
+              <w:rPr>
+                <w:rFonts w:ascii="Arial" w:hAnsi="Arial" w:eastAsia="Arial" w:cs="Tahoma"/>
+                <w:sz w:val="18"/>
+              </w:rPr>
+            </w:r>
+            <w:r>
+              <w:rPr>
+                <w:rFonts w:ascii="Arial" w:hAnsi="Arial" w:eastAsia="Arial" w:cs="Tahoma"/>
+                <w:sz w:val="18"/>
+              </w:rPr>
+              <w:t>logic</w:t>
+            </w:r>
+          </w:p>
+        </w:tc>
+        <w:tc>
+          <w:tcPr>
+            <w:tcW w:type="dxa" w:w="3360"/>
+            <w:vAlign w:val="center"/>
+          </w:tcPr>
+          <w:p>
+            <w:pPr>
+              <w:keepLines/>
+              <w:spacing w:after="0"/>
+            </w:pPr>
+            <w:r>
+              <w:rPr>
+                <w:rFonts w:ascii="Arial" w:hAnsi="Arial" w:eastAsia="Arial" w:cs="Tahoma"/>
+                <w:sz w:val="18"/>
+              </w:rPr>
+            </w:r>
+            <w:r>
+              <w:rPr>
+                <w:rFonts w:ascii="Arial" w:hAnsi="Arial" w:eastAsia="Arial" w:cs="Tahoma"/>
+                <w:sz w:val="18"/>
+              </w:rPr>
+              <w:t>ยอดขายไม่ครบ 60 วันแสดงแดง</w:t>
+            </w:r>
+          </w:p>
+        </w:tc>
+      </w:tr>
+      <w:tr>
+        <w:trPr>
+          <w:cantSplit/>
+        </w:trPr>
+        <w:tc>
+          <w:tcPr>
+            <w:tcW w:type="dxa" w:w="3360"/>
+            <w:vAlign w:val="center"/>
+          </w:tcPr>
+          <w:p>
+            <w:pPr>
+              <w:keepLines/>
+              <w:spacing w:after="0"/>
+            </w:pPr>
+            <w:r>
+              <w:rPr>
+                <w:rFonts w:ascii="Arial" w:hAnsi="Arial" w:eastAsia="Arial" w:cs="Tahoma"/>
+                <w:sz w:val="18"/>
+              </w:rPr>
+            </w:r>
+            <w:r>
+              <w:rPr>
+                <w:rFonts w:ascii="Arial" w:hAnsi="Arial" w:eastAsia="Arial" w:cs="Tahoma"/>
+                <w:sz w:val="18"/>
+              </w:rPr>
+              <w:t>business rule</w:t>
+            </w:r>
+          </w:p>
+        </w:tc>
+        <w:tc>
+          <w:tcPr>
+            <w:tcW w:type="dxa" w:w="3360"/>
+            <w:vAlign w:val="center"/>
+          </w:tcPr>
+          <w:p>
+            <w:pPr>
+              <w:keepLines/>
+              <w:spacing w:after="0"/>
+            </w:pPr>
+            <w:r>
+              <w:rPr>
+                <w:rFonts w:ascii="Arial" w:hAnsi="Arial" w:eastAsia="Arial" w:cs="Tahoma"/>
+                <w:sz w:val="18"/>
+              </w:rPr>
+            </w:r>
+            <w:r>
+              <w:rPr>
+                <w:rFonts w:ascii="Arial" w:hAnsi="Arial" w:eastAsia="Arial" w:cs="Tahoma"/>
+                <w:sz w:val="18"/>
+              </w:rPr>
+              <w:t>logic</w:t>
+            </w:r>
+          </w:p>
+        </w:tc>
+        <w:tc>
+          <w:tcPr>
+            <w:tcW w:type="dxa" w:w="3360"/>
+            <w:vAlign w:val="center"/>
+          </w:tcPr>
+          <w:p>
+            <w:pPr>
+              <w:keepLines/>
+              <w:spacing w:after="0"/>
+            </w:pPr>
+            <w:r>
+              <w:rPr>
+                <w:rFonts w:ascii="Arial" w:hAnsi="Arial" w:eastAsia="Arial" w:cs="Tahoma"/>
+                <w:sz w:val="18"/>
+              </w:rPr>
+            </w:r>
+            <w:r>
+              <w:rPr>
+                <w:rFonts w:ascii="Arial" w:hAnsi="Arial" w:eastAsia="Arial" w:cs="Tahoma"/>
+                <w:sz w:val="18"/>
+              </w:rPr>
+              <w:t>pagination คง filter เดิม</w:t>
+            </w:r>
+          </w:p>
+        </w:tc>
+      </w:tr>
+      <w:tr>
+        <w:trPr>
+          <w:cantSplit/>
+        </w:trPr>
+        <w:tc>
+          <w:tcPr>
+            <w:tcW w:type="dxa" w:w="3360"/>
+            <w:vAlign w:val="center"/>
+          </w:tcPr>
+          <w:p>
+            <w:pPr>
+              <w:keepLines/>
+              <w:spacing w:after="0"/>
+            </w:pPr>
+            <w:r>
+              <w:rPr>
+                <w:rFonts w:ascii="Arial" w:hAnsi="Arial" w:eastAsia="Arial" w:cs="Tahoma"/>
+                <w:sz w:val="18"/>
+              </w:rPr>
+            </w:r>
+            <w:r>
+              <w:rPr>
+                <w:rFonts w:ascii="Courier New" w:hAnsi="Courier New" w:eastAsia="Courier New" w:cs="Tahoma"/>
+                <w:sz w:val="18"/>
+              </w:rPr>
+              <w:t>GET /api/v1/tasks</w:t>
+            </w:r>
+          </w:p>
+        </w:tc>
+        <w:tc>
+          <w:tcPr>
+            <w:tcW w:type="dxa" w:w="3360"/>
+            <w:vAlign w:val="center"/>
+          </w:tcPr>
+          <w:p>
+            <w:pPr>
+              <w:keepLines/>
+              <w:spacing w:after="0"/>
+            </w:pPr>
+            <w:r>
+              <w:rPr>
+                <w:rFonts w:ascii="Arial" w:hAnsi="Arial" w:eastAsia="Arial" w:cs="Tahoma"/>
+                <w:sz w:val="18"/>
+              </w:rPr>
+            </w:r>
+            <w:r>
+              <w:rPr>
+                <w:rFonts w:ascii="Arial" w:hAnsi="Arial" w:eastAsia="Arial" w:cs="Tahoma"/>
+                <w:sz w:val="18"/>
+              </w:rPr>
+              <w:t>api client</w:t>
+            </w:r>
+          </w:p>
+        </w:tc>
+        <w:tc>
+          <w:tcPr>
+            <w:tcW w:type="dxa" w:w="3360"/>
+            <w:vAlign w:val="center"/>
+          </w:tcPr>
+          <w:p>
+            <w:pPr>
+              <w:keepLines/>
+              <w:spacing w:after="0"/>
+            </w:pPr>
+            <w:r>
+              <w:rPr>
+                <w:rFonts w:ascii="Arial" w:hAnsi="Arial" w:eastAsia="Arial" w:cs="Tahoma"/>
+                <w:sz w:val="18"/>
+              </w:rPr>
+            </w:r>
+            <w:r>
+              <w:rPr>
+                <w:rFonts w:ascii="Arial" w:hAnsi="Arial" w:eastAsia="Arial" w:cs="Tahoma"/>
+                <w:sz w:val="18"/>
+              </w:rPr>
+              <w:t>hook/service เรียกเส้นนี้ด้วยพารามิเตอร์ถูกต้อง · map {success:true,data} เป็น state ที่หน้าจอใช้ · เจอ {success:false,error} แล้วแสดงข้อความไทย verbatim (mock ด้วย msw)</w:t>
+            </w:r>
+          </w:p>
+        </w:tc>
+      </w:tr>
+      <w:tr>
+        <w:trPr>
+          <w:cantSplit/>
+        </w:trPr>
+        <w:tc>
+          <w:tcPr>
+            <w:tcW w:type="dxa" w:w="3360"/>
+            <w:vAlign w:val="center"/>
+          </w:tcPr>
+          <w:p>
+            <w:pPr>
+              <w:keepLines/>
+              <w:spacing w:after="0"/>
+            </w:pPr>
+            <w:r>
+              <w:rPr>
+                <w:rFonts w:ascii="Arial" w:hAnsi="Arial" w:eastAsia="Arial" w:cs="Tahoma"/>
+                <w:sz w:val="18"/>
+              </w:rPr>
+            </w:r>
+            <w:r>
+              <w:rPr>
+                <w:rFonts w:ascii="Courier New" w:hAnsi="Courier New" w:eastAsia="Courier New" w:cs="Tahoma"/>
+                <w:sz w:val="18"/>
+              </w:rPr>
+              <w:t>GET /api/v1/documents</w:t>
+            </w:r>
+          </w:p>
+        </w:tc>
+        <w:tc>
+          <w:tcPr>
+            <w:tcW w:type="dxa" w:w="3360"/>
+            <w:vAlign w:val="center"/>
+          </w:tcPr>
+          <w:p>
+            <w:pPr>
+              <w:keepLines/>
+              <w:spacing w:after="0"/>
+            </w:pPr>
+            <w:r>
+              <w:rPr>
+                <w:rFonts w:ascii="Arial" w:hAnsi="Arial" w:eastAsia="Arial" w:cs="Tahoma"/>
+                <w:sz w:val="18"/>
+              </w:rPr>
+            </w:r>
+            <w:r>
+              <w:rPr>
+                <w:rFonts w:ascii="Arial" w:hAnsi="Arial" w:eastAsia="Arial" w:cs="Tahoma"/>
+                <w:sz w:val="18"/>
+              </w:rPr>
+              <w:t>api client</w:t>
+            </w:r>
+          </w:p>
+        </w:tc>
+        <w:tc>
+          <w:tcPr>
+            <w:tcW w:type="dxa" w:w="3360"/>
+            <w:vAlign w:val="center"/>
+          </w:tcPr>
+          <w:p>
+            <w:pPr>
+              <w:keepLines/>
+              <w:spacing w:after="0"/>
+            </w:pPr>
+            <w:r>
+              <w:rPr>
+                <w:rFonts w:ascii="Arial" w:hAnsi="Arial" w:eastAsia="Arial" w:cs="Tahoma"/>
+                <w:sz w:val="18"/>
+              </w:rPr>
+            </w:r>
+            <w:r>
+              <w:rPr>
+                <w:rFonts w:ascii="Arial" w:hAnsi="Arial" w:eastAsia="Arial" w:cs="Tahoma"/>
+                <w:sz w:val="18"/>
+              </w:rPr>
+              <w:t>hook/service เรียกเส้นนี้ด้วยพารามิเตอร์ถูกต้อง · map {success:true,data} เป็น state ที่หน้าจอใช้ · เจอ {success:false,error} แล้วแสดงข้อความไทย verbatim (mock ด้วย msw)</w:t>
+            </w:r>
+          </w:p>
+        </w:tc>
+      </w:tr>
+      <w:tr>
+        <w:trPr>
+          <w:cantSplit/>
+        </w:trPr>
+        <w:tc>
+          <w:tcPr>
+            <w:tcW w:type="dxa" w:w="3360"/>
+            <w:vAlign w:val="center"/>
+          </w:tcPr>
+          <w:p>
+            <w:pPr>
+              <w:keepLines/>
+              <w:spacing w:after="0"/>
+            </w:pPr>
+            <w:r>
+              <w:rPr>
+                <w:rFonts w:ascii="Arial" w:hAnsi="Arial" w:eastAsia="Arial" w:cs="Tahoma"/>
+                <w:sz w:val="18"/>
+              </w:rPr>
+            </w:r>
+            <w:r>
+              <w:rPr>
+                <w:rFonts w:ascii="Arial" w:hAnsi="Arial" w:eastAsia="Arial" w:cs="Tahoma"/>
+                <w:sz w:val="18"/>
+              </w:rPr>
+              <w:t>component</w:t>
+            </w:r>
+          </w:p>
+        </w:tc>
+        <w:tc>
+          <w:tcPr>
+            <w:tcW w:type="dxa" w:w="3360"/>
+            <w:vAlign w:val="center"/>
+          </w:tcPr>
+          <w:p>
+            <w:pPr>
+              <w:keepLines/>
+              <w:spacing w:after="0"/>
+            </w:pPr>
+            <w:r>
+              <w:rPr>
+                <w:rFonts w:ascii="Arial" w:hAnsi="Arial" w:eastAsia="Arial" w:cs="Tahoma"/>
+                <w:sz w:val="18"/>
+              </w:rPr>
+            </w:r>
+            <w:r>
+              <w:rPr>
+                <w:rFonts w:ascii="Arial" w:hAnsi="Arial" w:eastAsia="Arial" w:cs="Tahoma"/>
+                <w:sz w:val="18"/>
+              </w:rPr>
+              <w:t>render</w:t>
+            </w:r>
+          </w:p>
+        </w:tc>
+        <w:tc>
+          <w:tcPr>
+            <w:tcW w:type="dxa" w:w="3360"/>
+            <w:vAlign w:val="center"/>
+          </w:tcPr>
+          <w:p>
+            <w:pPr>
+              <w:keepLines/>
+              <w:spacing w:after="0"/>
+            </w:pPr>
+            <w:r>
+              <w:rPr>
+                <w:rFonts w:ascii="Arial" w:hAnsi="Arial" w:eastAsia="Arial" w:cs="Tahoma"/>
+                <w:sz w:val="18"/>
+              </w:rPr>
+            </w:r>
+            <w:r>
+              <w:rPr>
+                <w:rFonts w:ascii="Arial" w:hAnsi="Arial" w:eastAsia="Arial" w:cs="Tahoma"/>
+                <w:sz w:val="18"/>
+              </w:rPr>
+              <w:t>render ด้วย React Testing Library แล้วเห็น element ตาม field/action contract ของเอกสารนี้</w:t>
+            </w:r>
+          </w:p>
+        </w:tc>
+      </w:tr>
+      <w:tr>
+        <w:trPr>
+          <w:cantSplit/>
+        </w:trPr>
+        <w:tc>
+          <w:tcPr>
+            <w:tcW w:type="dxa" w:w="3360"/>
+            <w:vAlign w:val="center"/>
+          </w:tcPr>
+          <w:p>
+            <w:pPr>
+              <w:keepLines/>
+              <w:spacing w:after="0"/>
+            </w:pPr>
+            <w:r>
+              <w:rPr>
+                <w:rFonts w:ascii="Arial" w:hAnsi="Arial" w:eastAsia="Arial" w:cs="Tahoma"/>
+                <w:sz w:val="18"/>
+              </w:rPr>
+            </w:r>
+            <w:r>
+              <w:rPr>
+                <w:rFonts w:ascii="Arial" w:hAnsi="Arial" w:eastAsia="Arial" w:cs="Tahoma"/>
+                <w:sz w:val="18"/>
+              </w:rPr>
+              <w:t>hook/state</w:t>
+            </w:r>
+          </w:p>
+        </w:tc>
+        <w:tc>
+          <w:tcPr>
+            <w:tcW w:type="dxa" w:w="3360"/>
+            <w:vAlign w:val="center"/>
+          </w:tcPr>
+          <w:p>
+            <w:pPr>
+              <w:keepLines/>
+              <w:spacing w:after="0"/>
+            </w:pPr>
+            <w:r>
+              <w:rPr>
+                <w:rFonts w:ascii="Arial" w:hAnsi="Arial" w:eastAsia="Arial" w:cs="Tahoma"/>
+                <w:sz w:val="18"/>
+              </w:rPr>
+            </w:r>
+            <w:r>
+              <w:rPr>
+                <w:rFonts w:ascii="Arial" w:hAnsi="Arial" w:eastAsia="Arial" w:cs="Tahoma"/>
+                <w:sz w:val="18"/>
+              </w:rPr>
+              <w:t>interaction</w:t>
+            </w:r>
+          </w:p>
+        </w:tc>
+        <w:tc>
+          <w:tcPr>
+            <w:tcW w:type="dxa" w:w="3360"/>
+            <w:vAlign w:val="center"/>
+          </w:tcPr>
+          <w:p>
+            <w:pPr>
+              <w:keepLines/>
+              <w:spacing w:after="0"/>
+            </w:pPr>
+            <w:r>
+              <w:rPr>
+                <w:rFonts w:ascii="Arial" w:hAnsi="Arial" w:eastAsia="Arial" w:cs="Tahoma"/>
+                <w:sz w:val="18"/>
+              </w:rPr>
+            </w:r>
+            <w:r>
+              <w:rPr>
+                <w:rFonts w:ascii="Arial" w:hAnsi="Arial" w:eastAsia="Arial" w:cs="Tahoma"/>
+                <w:sz w:val="18"/>
+              </w:rPr>
+              <w:t>ยิง action แล้ว state เปลี่ยนตามที่ระบุ และเรียก API layer ที่ mock ไว้ด้วยพารามิเตอร์ถูกต้อง</w:t>
+            </w:r>
+          </w:p>
+        </w:tc>
+      </w:tr>
+      <w:tr>
+        <w:trPr>
+          <w:cantSplit/>
+        </w:trPr>
+        <w:tc>
+          <w:tcPr>
+            <w:tcW w:type="dxa" w:w="3360"/>
+            <w:vAlign w:val="center"/>
+          </w:tcPr>
+          <w:p>
+            <w:pPr>
+              <w:keepLines/>
+              <w:spacing w:after="0"/>
+            </w:pPr>
+            <w:r>
+              <w:rPr>
+                <w:rFonts w:ascii="Arial" w:hAnsi="Arial" w:eastAsia="Arial" w:cs="Tahoma"/>
+                <w:sz w:val="18"/>
+              </w:rPr>
+            </w:r>
+            <w:r>
+              <w:rPr>
+                <w:rFonts w:ascii="Arial" w:hAnsi="Arial" w:eastAsia="Arial" w:cs="Tahoma"/>
+                <w:sz w:val="18"/>
+              </w:rPr>
+              <w:t>error path</w:t>
+            </w:r>
+          </w:p>
+        </w:tc>
+        <w:tc>
+          <w:tcPr>
+            <w:tcW w:type="dxa" w:w="3360"/>
+            <w:vAlign w:val="center"/>
+          </w:tcPr>
+          <w:p>
+            <w:pPr>
+              <w:keepLines/>
+              <w:spacing w:after="0"/>
+            </w:pPr>
+            <w:r>
+              <w:rPr>
+                <w:rFonts w:ascii="Arial" w:hAnsi="Arial" w:eastAsia="Arial" w:cs="Tahoma"/>
+                <w:sz w:val="18"/>
+              </w:rPr>
+            </w:r>
+            <w:r>
+              <w:rPr>
+                <w:rFonts w:ascii="Arial" w:hAnsi="Arial" w:eastAsia="Arial" w:cs="Tahoma"/>
+                <w:sz w:val="18"/>
+              </w:rPr>
+              <w:t>ui</w:t>
+            </w:r>
+          </w:p>
+        </w:tc>
+        <w:tc>
+          <w:tcPr>
+            <w:tcW w:type="dxa" w:w="3360"/>
+            <w:vAlign w:val="center"/>
+          </w:tcPr>
+          <w:p>
+            <w:pPr>
+              <w:keepLines/>
+              <w:spacing w:after="0"/>
+            </w:pPr>
+            <w:r>
+              <w:rPr>
+                <w:rFonts w:ascii="Arial" w:hAnsi="Arial" w:eastAsia="Arial" w:cs="Tahoma"/>
+                <w:sz w:val="18"/>
+              </w:rPr>
+            </w:r>
+            <w:r>
+              <w:rPr>
+                <w:rFonts w:ascii="Arial" w:hAnsi="Arial" w:eastAsia="Arial" w:cs="Tahoma"/>
+                <w:sz w:val="18"/>
+              </w:rPr>
+              <w:t>API ตอบ error envelope แล้วหน้าจอต้องแสดงข้อความไทย verbatim ไม่ crash</w:t>
+            </w:r>
+          </w:p>
+        </w:tc>
+      </w:tr>
+    </w:tbl>
+    <w:p/>
+    <w:p>
+      <w:pPr>
+        <w:pStyle w:val="ListBullet"/>
+        <w:keepLines/>
+      </w:pPr>
+      <w:r>
+        <w:t>ทุกเคสต้องรันได้โดยไม่ต่อ DB/บริการภายนอกจริง — mock ที่ขอบ repository/client เสมอ</w:t>
+      </w:r>
+    </w:p>
+    <w:p>
+      <w:pPr>
+        <w:pStyle w:val="ListBullet"/>
+        <w:keepLines/>
+      </w:pPr>
+      <w:r>
+        <w:t>ข้อความไทยที่ยืนยันในเทสต้องเป็น verbatim ตาม ข้อกำหนดทางธุรกิจ ห้ามพิมพ์ใหม่</w:t>
+      </w:r>
+    </w:p>
+    <w:p>
+      <w:pPr>
+        <w:pStyle w:val="ListBullet"/>
+        <w:keepLines/>
+      </w:pPr>
+      <w:r>
+        <w:t>เกณฑ์ผ่านของ CI: ทุกเคสในตารางนี้มี test จริงและผ่านทั้งหมด</w:t>
+      </w:r>
+    </w:p>
     <w:sectPr>
       <w:headerReference w:type="default" r:id="rId9"/>
       <w:footerReference w:type="default" r:id="rId10"/>
@@ -11592,7 +12882,7 @@
     </w:pPr>
     <w:r>
       <w:rPr>
-        <w:rFonts w:ascii="Arial" w:hAnsi="Arial"/>
+        <w:rFonts w:ascii="Arial" w:hAnsi="Arial" w:eastAsia="Arial" w:cs="Tahoma"/>
         <w:sz w:val="16"/>
       </w:rPr>
       <w:t xml:space="preserve">หน้า </w:t>
@@ -11611,7 +12901,7 @@
     </w:pPr>
     <w:r>
       <w:rPr>
-        <w:rFonts w:ascii="Arial" w:hAnsi="Arial" w:eastAsia="Arial"/>
+        <w:rFonts w:ascii="Arial" w:hAnsi="Arial" w:eastAsia="Arial" w:cs="Tahoma"/>
         <w:color w:val="66717F"/>
         <w:sz w:val="16"/>
       </w:rPr>
@@ -11985,7 +13275,7 @@
     <w:qFormat/>
     <w:rsid w:val="00FC693F"/>
     <w:rPr>
-      <w:rFonts w:ascii="Arial" w:hAnsi="Arial" w:eastAsia="Arial"/>
+      <w:rFonts w:ascii="Arial" w:hAnsi="Arial" w:eastAsia="Arial" w:cs="Tahoma"/>
       <w:sz w:val="20"/>
     </w:rPr>
   </w:style>
@@ -12048,7 +13338,7 @@
       <w:outlineLvl w:val="0"/>
     </w:pPr>
     <w:rPr>
-      <w:rFonts w:asciiTheme="majorHAnsi" w:eastAsiaTheme="majorEastAsia" w:hAnsiTheme="majorHAnsi" w:cstheme="majorBidi" w:ascii="Arial" w:hAnsi="Arial" w:eastAsia="Arial"/>
+      <w:rFonts w:asciiTheme="majorHAnsi" w:eastAsiaTheme="majorEastAsia" w:hAnsiTheme="majorHAnsi" w:cstheme="majorBidi" w:ascii="Arial" w:hAnsi="Arial" w:eastAsia="Arial" w:cs="Tahoma"/>
       <w:b/>
       <w:bCs/>
       <w:color w:val="1F4D78"/>
@@ -12072,7 +13362,7 @@
       <w:outlineLvl w:val="1"/>
     </w:pPr>
     <w:rPr>
-      <w:rFonts w:asciiTheme="majorHAnsi" w:eastAsiaTheme="majorEastAsia" w:hAnsiTheme="majorHAnsi" w:cstheme="majorBidi" w:ascii="Arial" w:hAnsi="Arial" w:eastAsia="Arial"/>
+      <w:rFonts w:asciiTheme="majorHAnsi" w:eastAsiaTheme="majorEastAsia" w:hAnsiTheme="majorHAnsi" w:cstheme="majorBidi" w:ascii="Arial" w:hAnsi="Arial" w:eastAsia="Arial" w:cs="Tahoma"/>
       <w:b/>
       <w:bCs/>
       <w:color w:val="2E74B5"/>
@@ -12096,7 +13386,7 @@
       <w:outlineLvl w:val="2"/>
     </w:pPr>
     <w:rPr>
-      <w:rFonts w:asciiTheme="majorHAnsi" w:eastAsiaTheme="majorEastAsia" w:hAnsiTheme="majorHAnsi" w:cstheme="majorBidi" w:ascii="Arial" w:hAnsi="Arial" w:eastAsia="Arial"/>
+      <w:rFonts w:asciiTheme="majorHAnsi" w:eastAsiaTheme="majorEastAsia" w:hAnsiTheme="majorHAnsi" w:cstheme="majorBidi" w:ascii="Arial" w:hAnsi="Arial" w:eastAsia="Arial" w:cs="Tahoma"/>
       <w:b/>
       <w:bCs/>
       <w:color w:val="1F4D78"/>
@@ -12120,7 +13410,7 @@
       <w:outlineLvl w:val="3"/>
     </w:pPr>
     <w:rPr>
-      <w:rFonts w:asciiTheme="majorHAnsi" w:eastAsiaTheme="majorEastAsia" w:hAnsiTheme="majorHAnsi" w:cstheme="majorBidi" w:ascii="Arial" w:hAnsi="Arial" w:eastAsia="Arial"/>
+      <w:rFonts w:asciiTheme="majorHAnsi" w:eastAsiaTheme="majorEastAsia" w:hAnsiTheme="majorHAnsi" w:cstheme="majorBidi" w:ascii="Arial" w:hAnsi="Arial" w:eastAsia="Arial" w:cs="Tahoma"/>
       <w:b/>
       <w:bCs/>
       <w:i/>

--- a/LLDD/word/FE/LLDD-FE-Document-Lists.docx
+++ b/LLDD/word/FE/LLDD-FE-Document-Lists.docx
@@ -701,7 +701,7 @@
         <w:keepLines/>
       </w:pPr>
       <w:r>
-        <w:t>Pagination/row action</w:t>
+        <w:t>Pagination/row action + เลือกหลายเอกสาร (bulk)</w:t>
       </w:r>
     </w:p>
     <w:p>
@@ -710,7 +710,7 @@
         <w:keepLines/>
       </w:pPr>
       <w:r>
-        <w:t>Red flag for sales data &lt; 60 days</w:t>
+        <w:t>Red flag (sales &lt; 60 days) + rejected-ending rows ที่บทบาท 06 ต้องเห็น</w:t>
       </w:r>
     </w:p>
     <w:p>
@@ -3151,7 +3151,7 @@
                 <w:rFonts w:ascii="Arial" w:hAnsi="Arial" w:eastAsia="Arial" w:cs="Tahoma"/>
                 <w:sz w:val="18"/>
               </w:rPr>
-              <w:t>Pagination/row action</w:t>
+              <w:t>Pagination/row action + เลือกหลายเอกสาร (bulk)</w:t>
             </w:r>
           </w:p>
         </w:tc>
@@ -3176,7 +3176,7 @@
                 <w:rFonts w:ascii="Arial" w:hAnsi="Arial" w:eastAsia="Arial" w:cs="Tahoma"/>
                 <w:sz w:val="18"/>
               </w:rPr>
-              <w:t>ควบคุม page/size/sort และ row navigation โดยใช้ docNo เป็น stable key</w:t>
+              <w:t>ควบคุม page/size/sort และ row navigation โดยใช้ docNo เป็น stable key · เพิ่มคอลัมน์ checkbox แรกสุดสำหรับเลือกหลายเอกสาร (SDD GI สไลด์ 48) — checkbox ต้อง stopPropagation ไม่ให้ทริกเกอร์ row navigation และ "เลือกทั้งหมด" ครอบเฉพาะแถวที่แสดงในหน้านั้น ไม่ใช่ทั้งชุดผลลัพธ์</w:t>
             </w:r>
           </w:p>
         </w:tc>
@@ -3201,7 +3201,7 @@
                 <w:rFonts w:ascii="Arial" w:hAnsi="Arial" w:eastAsia="Arial" w:cs="Tahoma"/>
                 <w:sz w:val="18"/>
               </w:rPr>
-              <w:t>เปลี่ยนหน้าไม่ reset filter และเปิด detail ของ row ที่เลือกถูกเลขเอกสาร</w:t>
+              <w:t>เปลี่ยนหน้าไม่ reset filter และเปิด detail ของ row ที่เลือกถูกเลขเอกสาร · เลือกหลายรายการแล้วกด "ดำเนินการที่เลือก" ต้องเปิด popup ยืนยันพร้อมรายการเลขที่เอกสารก่อนส่ง และเคลียร์การเลือกหลังส่งสำเร็จ</w:t>
             </w:r>
           </w:p>
         </w:tc>
@@ -3256,7 +3256,7 @@
                 <w:rFonts w:ascii="Arial" w:hAnsi="Arial" w:eastAsia="Arial" w:cs="Tahoma"/>
                 <w:sz w:val="18"/>
               </w:rPr>
-              <w:t>Red flag for sales data &lt; 60 days</w:t>
+              <w:t>Red flag (sales &lt; 60 days) + rejected-ending rows ที่บทบาท 06 ต้องเห็น</w:t>
             </w:r>
           </w:p>
         </w:tc>
@@ -3281,7 +3281,7 @@
                 <w:rFonts w:ascii="Arial" w:hAnsi="Arial" w:eastAsia="Arial" w:cs="Tahoma"/>
                 <w:sz w:val="18"/>
               </w:rPr>
-              <w:t>คำนวณ presentation flag จาก salesDataDays &lt; 60 โดยไม่ใช้ waitingDays แทน</w:t>
+              <w:t>คำนวณ presentation flag จาก salesDataDays &lt; 60 โดยไม่ใช้ waitingDays แทน และ render เอกสารที่จบด้วยผลปฏิเสธทั้ง 2 แบบ — หยุดชดเชยประกันรายได้ (stoppedReopenable=true) และ เห็นควรไม่ชดเชยรายได้ (notCompensated=true) — เฉพาะบทบาท section 06</w:t>
             </w:r>
           </w:p>
         </w:tc>
@@ -3306,7 +3306,7 @@
                 <w:rFonts w:ascii="Arial" w:hAnsi="Arial" w:eastAsia="Arial" w:cs="Tahoma"/>
                 <w:sz w:val="18"/>
               </w:rPr>
-              <w:t>แถวผิดปกติเป็นสีแดงพร้อม accessible label เฉพาะเมื่อยอดขายไม่ครบ 60 วัน</w:t>
+              <w:t>แถวผิดปกติเป็นสีแดงพร้อม accessible label เฉพาะเมื่อยอดขายไม่ครบ 60 วัน · บทบาท 06 เห็น 3 กลุ่มในหน้าเดียว (มติ 2026-08-24): (1) รอฝ่าย SBP DSA ดำเนินการ (2) เสร็จสิ้นดำเนินการ + ชิป หยุดชดเชยฯ (3) เสร็จสิ้นดำเนินการ + ชิป เห็นควรไม่ชดเชยฯ · บทบาท 08/01/02/03 ต้องไม่เห็นกลุ่ม (2) และ (3) · ชิปทั้งสองเป็นผลการพิจารณาสุดท้าย ไม่ใช่สถานะที่ 7/8 — สถานะจริงยังเป็น เสร็จสิ้นดำเนินการ ตามชุด 6 ค่า และมีตัวกรองแยก 2 ตัวจาก dropdown สถานะ · กลุ่ม (2) คลิกแล้วเปิดเอกสารในโหมดเปิดพิจารณาใหม่ · หมายเหตุที่มา: กลุ่ม (3) กว้างกว่าตัวอักษรของ SDD สไลด์ 46/64 ที่ให้แสดงเฉพาะรอบเดือนถัดไปในหน้างานค้างของ เจ้าหน้าที่ SBP DSA</w:t>
             </w:r>
           </w:p>
         </w:tc>

--- a/LLDD/word/FE/LLDD-FE-Document-Lists.docx
+++ b/LLDD/word/FE/LLDD-FE-Document-Lists.docx
@@ -1244,7 +1244,7 @@
                 <w:rFonts w:ascii="Arial" w:hAnsi="Arial" w:eastAsia="Arial" w:cs="Tahoma"/>
                 <w:sz w:val="18"/>
               </w:rPr>
-              <w:t>required สำหรับ /documents</w:t>
+              <w:t>required สำหรับ /sbpgi/document</w:t>
             </w:r>
           </w:p>
         </w:tc>
@@ -2552,7 +2552,7 @@
                 <w:rFonts w:ascii="Arial" w:hAnsi="Arial" w:eastAsia="Arial" w:cs="Tahoma"/>
                 <w:sz w:val="18"/>
               </w:rPr>
-              <w:t>GET /api/v1/tasks; GET /api/v1/documents</w:t>
+              <w:t>GET /api/v1/sbpgi/document/tasks; GET /api/v1/sbpgi/document</w:t>
             </w:r>
           </w:p>
         </w:tc>
@@ -2662,7 +2662,21 @@
                 <w:rFonts w:ascii="Arial" w:hAnsi="Arial" w:eastAsia="Arial" w:cs="Tahoma"/>
                 <w:sz w:val="18"/>
               </w:rPr>
-              <w:t>Rendered UI state or normalized API response with status/message and audit-ready trace reference.</w:t>
+              <w:t xml:space="preserve">ไม่มีตารางที่เอกสารนี้เขียนเอง — output คือ response ตาม envelope กลาง </w:t>
+            </w:r>
+            <w:r>
+              <w:rPr>
+                <w:rFonts w:ascii="Courier New" w:hAnsi="Courier New" w:eastAsia="Courier New" w:cs="Tahoma"/>
+                <w:sz w:val="18"/>
+              </w:rPr>
+              <w:t>{success, data}</w:t>
+            </w:r>
+            <w:r>
+              <w:rPr>
+                <w:rFonts w:ascii="Arial" w:hAnsi="Arial" w:eastAsia="Arial" w:cs="Tahoma"/>
+                <w:sz w:val="18"/>
+              </w:rPr>
+              <w:t xml:space="preserve"> และร่องรอยที่ตรวจย้อนได้ (log / consideration_logs / workflow_history ของ engine)</w:t>
             </w:r>
           </w:p>
         </w:tc>
@@ -2861,7 +2875,7 @@
                 <w:rFonts w:ascii="Arial" w:hAnsi="Arial" w:eastAsia="Arial" w:cs="Tahoma"/>
                 <w:sz w:val="18"/>
               </w:rPr>
-              <w:t>โหลดงานของผู้ใช้จาก /tasks และ map 9 คอลัมน์หลักพร้อม task owner/status</w:t>
+              <w:t>โหลดงานของผู้ใช้จาก /sbpgi/document/tasks และ map 9 คอลัมน์หลักพร้อม task owner/status</w:t>
             </w:r>
           </w:p>
         </w:tc>
@@ -2966,7 +2980,7 @@
                 <w:rFonts w:ascii="Arial" w:hAnsi="Arial" w:eastAsia="Arial" w:cs="Tahoma"/>
                 <w:sz w:val="18"/>
               </w:rPr>
-              <w:t>ค้นหาเอกสารจาก /documents โดยบังคับปีและแสดงเอกสารที่เกี่ยวข้องตาม permission</w:t>
+              <w:t>ค้นหาเอกสารจาก /sbpgi/document โดยบังคับปีและแสดงเอกสารที่เกี่ยวข้องตาม permission</w:t>
             </w:r>
           </w:p>
         </w:tc>
@@ -3432,7 +3446,7 @@
                 <w:rFonts w:ascii="Arial" w:hAnsi="Arial" w:eastAsia="Arial" w:cs="Tahoma"/>
                 <w:sz w:val="18"/>
               </w:rPr>
-              <w:t>GET /api/v1/tasks</w:t>
+              <w:t>GET /api/v1/sbpgi/document/tasks</w:t>
             </w:r>
           </w:p>
         </w:tc>
@@ -3512,7 +3526,7 @@
                 <w:rFonts w:ascii="Arial" w:hAnsi="Arial" w:eastAsia="Arial" w:cs="Tahoma"/>
                 <w:sz w:val="18"/>
               </w:rPr>
-              <w:t>GET /api/v1/documents</w:t>
+              <w:t>GET /api/v1/sbpgi/document</w:t>
             </w:r>
           </w:p>
         </w:tc>
@@ -3562,7 +3576,7 @@
                 <w:rFonts w:ascii="Arial" w:hAnsi="Arial" w:eastAsia="Arial" w:cs="Tahoma"/>
                 <w:sz w:val="18"/>
               </w:rPr>
-              <w:t>Clear (ปุ่มเคลียร์)</w:t>
+              <w:t>Search (ปุ่มค้นหา)</w:t>
             </w:r>
           </w:p>
         </w:tc>
@@ -3761,7 +3775,7 @@
                 <w:rFonts w:ascii="Arial" w:hAnsi="Arial" w:eastAsia="Arial" w:cs="Tahoma"/>
                 <w:sz w:val="18"/>
               </w:rPr>
-              <w:t>GET /api/v1/tasks หรือ /documents</w:t>
+              <w:t>GET /api/v1/sbpgi/document/tasks หรือ /sbpgi/document</w:t>
             </w:r>
           </w:p>
         </w:tc>
@@ -3971,7 +3985,7 @@
                 <w:rFonts w:ascii="Arial" w:hAnsi="Arial" w:eastAsia="Arial" w:cs="Tahoma"/>
                 <w:sz w:val="18"/>
               </w:rPr>
-              <w:t>navigate /documents/:docNo</w:t>
+              <w:t>navigate /sbpgi/document/:docNo</w:t>
             </w:r>
           </w:p>
         </w:tc>
@@ -4252,7 +4266,7 @@
                 <w:rFonts w:ascii="Arial" w:hAnsi="Arial" w:eastAsia="Arial" w:cs="Tahoma"/>
                 <w:sz w:val="18"/>
               </w:rPr>
-              <w:t>ปีเป็น required เมื่อใช้ /documents</w:t>
+              <w:t>ปีเป็น required เมื่อใช้ /sbpgi/document</w:t>
             </w:r>
           </w:p>
         </w:tc>
@@ -4691,7 +4705,7 @@
                 <w:rFonts w:ascii="Arial" w:hAnsi="Arial" w:eastAsia="Arial" w:cs="Tahoma"/>
                 <w:sz w:val="18"/>
               </w:rPr>
-              <w:t>GET /api/v1/tasks หรือ /documents</w:t>
+              <w:t>GET /api/v1/sbpgi/document/tasks หรือ /sbpgi/document</w:t>
             </w:r>
           </w:p>
         </w:tc>
@@ -4901,7 +4915,7 @@
                 <w:rFonts w:ascii="Arial" w:hAnsi="Arial" w:eastAsia="Arial" w:cs="Tahoma"/>
                 <w:sz w:val="18"/>
               </w:rPr>
-              <w:t>navigate /documents/:docNo</w:t>
+              <w:t>navigate /sbpgi/document/:docNo</w:t>
             </w:r>
           </w:p>
         </w:tc>
@@ -4952,7 +4966,7 @@
         <w:pageBreakBefore w:val="0"/>
       </w:pPr>
       <w:r>
-        <w:t>GET /api/v1/tasks</w:t>
+        <w:t>GET /api/v1/sbpgi/document/tasks</w:t>
       </w:r>
     </w:p>
     <w:p>
@@ -7273,7 +7287,7 @@
         <w:pageBreakBefore w:val="0"/>
       </w:pPr>
       <w:r>
-        <w:t>GET /api/v1/documents</w:t>
+        <w:t>GET /api/v1/sbpgi/document</w:t>
       </w:r>
     </w:p>
     <w:p>
@@ -9823,7 +9837,7 @@
                 <w:rFonts w:ascii="Arial" w:hAnsi="Arial" w:eastAsia="Arial" w:cs="Tahoma"/>
                 <w:sz w:val="18"/>
               </w:rPr>
-              <w:t>src/app/(main)/sbpgi/documents/waiting/page.tsx</w:t>
+              <w:t>src/app/(main)/sbpgi/document/waiting/page.tsx</w:t>
             </w:r>
           </w:p>
         </w:tc>
@@ -9848,7 +9862,7 @@
                 <w:rFonts w:ascii="Arial" w:hAnsi="Arial" w:eastAsia="Arial" w:cs="Tahoma"/>
                 <w:sz w:val="18"/>
               </w:rPr>
-              <w:t>route page — หน้ารายการเอกสารรอดำเนินการ (GET /tasks)</w:t>
+              <w:t>route page — หน้ารายการเอกสารรอดำเนินการ (GET /sbpgi/document/tasks)</w:t>
             </w:r>
           </w:p>
         </w:tc>
@@ -9878,7 +9892,7 @@
                 <w:rFonts w:ascii="Arial" w:hAnsi="Arial" w:eastAsia="Arial" w:cs="Tahoma"/>
                 <w:sz w:val="18"/>
               </w:rPr>
-              <w:t>src/app/(main)/sbpgi/documents/related/page.tsx</w:t>
+              <w:t>src/app/(main)/sbpgi/document/related/page.tsx</w:t>
             </w:r>
           </w:p>
         </w:tc>
@@ -9903,7 +9917,7 @@
                 <w:rFonts w:ascii="Arial" w:hAnsi="Arial" w:eastAsia="Arial" w:cs="Tahoma"/>
                 <w:sz w:val="18"/>
               </w:rPr>
-              <w:t>route page — หน้าเอกสารที่เกี่ยวข้อง (GET /documents · ปี = required)</w:t>
+              <w:t>route page — หน้าเอกสารที่เกี่ยวข้อง (GET /sbpgi/document · ปี = required)</w:t>
             </w:r>
           </w:p>
         </w:tc>
@@ -10153,9 +10167,9 @@
         </w:rPr>
         <w:t>'use client';</w:t>
         <w:br/>
-        <w:t>// หน้ารายการเอกสารรอดำเนินการ (GET /tasks)</w:t>
+        <w:t>// หน้ารายการเอกสารรอดำเนินการ (GET /sbpgi/document/tasks)</w:t>
         <w:br/>
-        <w:t>// route: /sbpgi/documents/waiting  ·  ต้องมี record ใน GET /menus และสิทธิ์ใน GET /groups/current-user/permissions</w:t>
+        <w:t>// route: /sbpgi/document/waiting  ·  ต้องมี record ใน GET /menus และสิทธิ์ใน GET /groups/current-user/permissions</w:t>
         <w:br/>
         <w:br/>
         <w:t>import { useState } from 'react';</w:t>
@@ -10176,15 +10190,15 @@
         <w:br/>
         <w:t>import { apiErrorMessage } from '@/lib/sbpgi/apiError';</w:t>
         <w:br/>
-        <w:t>import { useTasksQuery } from '@/hooks/sbpgi/document.query';</w:t>
+        <w:t>import { useSbpgiDocumentTasksQuery } from '@/hooks/sbpgi/document.query';</w:t>
         <w:br/>
-        <w:t>import type { TasksItem } from '@/types/sbpgi/document';</w:t>
+        <w:t>import type { SbpgiDocumentTasksItem } from '@/types/sbpgi/document';</w:t>
         <w:br/>
         <w:br/>
-        <w:t>const PAGE_URL = '/sbpgi/documents/waiting';</w:t>
+        <w:t>const PAGE_URL = '/sbpgi/document/waiting';</w:t>
         <w:br/>
         <w:br/>
-        <w:t>export default function DocumentsWaitingPage() {</w:t>
+        <w:t>export default function DocumentWaitingPage() {</w:t>
         <w:br/>
         <w:t xml:space="preserve">  const router = useRouter();</w:t>
         <w:br/>
@@ -10194,7 +10208,7 @@
         <w:br/>
         <w:t xml:space="preserve">  // NOTE: เรียก hook ให้ครบก่อน แล้วค่อย early-return (rules of hooks)</w:t>
         <w:br/>
-        <w:t xml:space="preserve">  const { data, isLoading, isError, error } = useTasksQuery(query);</w:t>
+        <w:t xml:space="preserve">  const { data, isLoading, isError, error } = useSbpgiDocumentTasksQuery(query);</w:t>
         <w:br/>
         <w:br/>
         <w:t xml:space="preserve">  // รอ permission โหลดเสร็จก่อน ไม่งั้นจะเห็น AccessDenied แว่บหนึ่งทุกครั้งที่เข้าหน้า</w:t>
@@ -10230,11 +10244,11 @@
         <w:br/>
         <w:t xml:space="preserve">        onPage={(e) =&gt; setQuery((q) =&gt; ({ ...q, page: (e.page ?? 0) + 1, size: e.rows ?? q.size }))}</w:t>
         <w:br/>
-        <w:t xml:space="preserve">        onRowClick={(e) =&gt; router.push(`/sbpgi/documents/${encodeURIComponent((e.data as TasksItem).docNo)}`)}</w:t>
+        <w:t xml:space="preserve">        onRowClick={(e) =&gt; router.push(`/sbpgi/document/${encodeURIComponent((e.data as SbpgiDocumentTasksItem).docNo)}`)}</w:t>
         <w:br/>
         <w:t xml:space="preserve">        emptyMessage="ไม่พบข้อมูล"</w:t>
         <w:br/>
-        <w:t xml:space="preserve">        rowClassName={(row: TasksItem) =&gt; (row.salesDataDays &lt; 60 ? 'flag-red' : '')} // ยอดขายไม่ครบ 60 วัน = แถวผิดปกติ</w:t>
+        <w:t xml:space="preserve">        rowClassName={(row: SbpgiDocumentTasksItem) =&gt; (row.salesDataDays &lt; 60 ? 'flag-red' : '')} // ยอดขายไม่ครบ 60 วัน = แถวผิดปกติ</w:t>
         <w:br/>
         <w:t xml:space="preserve">      &gt;</w:t>
         <w:br/>
@@ -10348,22 +10362,22 @@
         <w:t>import type * as T from '@/types/sbpgi/document';</w:t>
         <w:br/>
         <w:br/>
-        <w:t>/** GET /api/v1/tasks — รายการเอกสารรอดำเนินการ */</w:t>
+        <w:t>/** GET /api/v1/sbpgi/document/tasks — รายการเอกสารรอดำเนินการ */</w:t>
         <w:br/>
-        <w:t>export async function getTasks(params: T.TasksParams): Promise&lt;PageResponse&lt;T.TasksItem&gt;&gt; {</w:t>
+        <w:t>export async function getSbpgiDocumentTasks(params: T.SbpgiDocumentTasksParams): Promise&lt;PageResponse&lt;T.SbpgiDocumentTasksItem&gt;&gt; {</w:t>
         <w:br/>
-        <w:t xml:space="preserve">  const { data } = await apiClient.get&lt;ApiResponse&lt;PageResponse&lt;T.TasksItem&gt;&gt;&gt;('/tasks', { params });</w:t>
+        <w:t xml:space="preserve">  const { data } = await apiClient.get&lt;ApiResponse&lt;PageResponse&lt;T.SbpgiDocumentTasksItem&gt;&gt;&gt;('/sbpgi/document/tasks', { params });</w:t>
         <w:br/>
         <w:t xml:space="preserve">  return data.data;</w:t>
         <w:br/>
         <w:t>}</w:t>
         <w:br/>
         <w:br/>
-        <w:t>/** GET /api/v1/documents — ค้นหาเอกสารที่เกี่ยวข้อง ต้องระบุปี */</w:t>
+        <w:t>/** GET /api/v1/sbpgi/document — ค้นหาเอกสารที่เกี่ยวข้อง ต้องระบุปี */</w:t>
         <w:br/>
-        <w:t>export async function getDocuments(params: T.DocumentsParams): Promise&lt;PageResponse&lt;T.DocumentsItem&gt;&gt; {</w:t>
+        <w:t>export async function getSbpgiDocument(params: T.SbpgiDocumentParams): Promise&lt;PageResponse&lt;T.SbpgiDocumentItem&gt;&gt; {</w:t>
         <w:br/>
-        <w:t xml:space="preserve">  const { data } = await apiClient.get&lt;ApiResponse&lt;PageResponse&lt;T.DocumentsItem&gt;&gt;&gt;('/documents', { params });</w:t>
+        <w:t xml:space="preserve">  const { data } = await apiClient.get&lt;ApiResponse&lt;PageResponse&lt;T.SbpgiDocumentItem&gt;&gt;&gt;('/sbpgi/document', { params });</w:t>
         <w:br/>
         <w:t xml:space="preserve">  return data.data;</w:t>
         <w:br/>
@@ -10446,9 +10460,9 @@
         <w:t>import type { PageResponse } from '@/types/sbpgi/common';</w:t>
         <w:br/>
         <w:br/>
-        <w:t>/** GET /api/v1/tasks — request */</w:t>
+        <w:t>/** GET /api/v1/sbpgi/document/tasks — request */</w:t>
         <w:br/>
-        <w:t>export interface TasksParams {</w:t>
+        <w:t>export interface SbpgiDocumentTasksParams {</w:t>
         <w:br/>
         <w:t xml:space="preserve">  page?: number;</w:t>
         <w:br/>
@@ -10459,9 +10473,9 @@
         <w:t>}</w:t>
         <w:br/>
         <w:br/>
-        <w:t>/** GET /api/v1/tasks — 1 แถวในตาราง */</w:t>
+        <w:t>/** GET /api/v1/sbpgi/document/tasks — 1 แถวในตาราง */</w:t>
         <w:br/>
-        <w:t>export interface TasksItem {</w:t>
+        <w:t>export interface SbpgiDocumentTasksItem {</w:t>
         <w:br/>
         <w:t xml:space="preserve">  roundNo: number;</w:t>
         <w:br/>
@@ -10487,12 +10501,12 @@
         <w:br/>
         <w:t>}</w:t>
         <w:br/>
-        <w:t>export type TasksListResponse = PageResponse&lt;TasksItem&gt;;</w:t>
+        <w:t>export type SbpgiDocumentTasksListResponse = PageResponse&lt;SbpgiDocumentTasksItem&gt;;</w:t>
         <w:br/>
         <w:br/>
-        <w:t>/** GET /api/v1/documents — request */</w:t>
+        <w:t>/** GET /api/v1/sbpgi/document — request */</w:t>
         <w:br/>
-        <w:t>export interface DocumentsParams {</w:t>
+        <w:t>export interface SbpgiDocumentParams {</w:t>
         <w:br/>
         <w:t xml:space="preserve">  year?: number;</w:t>
         <w:br/>
@@ -10503,9 +10517,9 @@
         <w:t>}</w:t>
         <w:br/>
         <w:br/>
-        <w:t>/** GET /api/v1/documents — 1 แถวในตาราง */</w:t>
+        <w:t>/** GET /api/v1/sbpgi/document — 1 แถวในตาราง */</w:t>
         <w:br/>
-        <w:t>export interface DocumentsItem {</w:t>
+        <w:t>export interface SbpgiDocumentItem {</w:t>
         <w:br/>
         <w:t xml:space="preserve">  roundNo: number;</w:t>
         <w:br/>
@@ -10531,7 +10545,7 @@
         <w:br/>
         <w:t>}</w:t>
         <w:br/>
-        <w:t>export type DocumentsListResponse = PageResponse&lt;DocumentsItem&gt;;</w:t>
+        <w:t>export type SbpgiDocumentListResponse = PageResponse&lt;SbpgiDocumentItem&gt;;</w:t>
         <w:br/>
         <w:br/>
         <w:t>// TODO: ใส่ nullable / required ให้ตรงกับ contract ฉบับล่าสุดของ BE</w:t>
@@ -10615,20 +10629,20 @@
         <w:br/>
         <w:t xml:space="preserve">  all: ['sbpgi', 'document'] as const,</w:t>
         <w:br/>
-        <w:t xml:space="preserve">  tasks: (params?: T.TasksParams | null) =&gt; [...documentKeys.all, 'tasks', params] as const,</w:t>
+        <w:t xml:space="preserve">  sbpgiDocumentTasks: (params?: T.SbpgiDocumentTasksParams | null) =&gt; [...documentKeys.all, 'sbpgiDocumentTasks', params] as const,</w:t>
         <w:br/>
-        <w:t xml:space="preserve">  documents: (params?: T.DocumentsParams | null) =&gt; [...documentKeys.all, 'documents', params] as const,</w:t>
+        <w:t xml:space="preserve">  sbpgiDocument: (params?: T.SbpgiDocumentParams | null) =&gt; [...documentKeys.all, 'sbpgiDocument', params] as const,</w:t>
         <w:br/>
         <w:t>};</w:t>
         <w:br/>
         <w:br/>
-        <w:t>export function useTasksQuery(params?: T.TasksParams | null) {</w:t>
+        <w:t>export function useSbpgiDocumentTasksQuery(params?: T.SbpgiDocumentTasksParams | null) {</w:t>
         <w:br/>
         <w:t xml:space="preserve">  return useQuery({</w:t>
         <w:br/>
-        <w:t xml:space="preserve">    queryKey: documentKeys.tasks(params),</w:t>
+        <w:t xml:space="preserve">    queryKey: documentKeys.sbpgiDocumentTasks(params),</w:t>
         <w:br/>
-        <w:t xml:space="preserve">    queryFn: () =&gt; api.getTasks(params!),</w:t>
+        <w:t xml:space="preserve">    queryFn: () =&gt; api.getSbpgiDocumentTasks(params!),</w:t>
         <w:br/>
         <w:t xml:space="preserve">    enabled: !!params, // ยังไม่ยิงจนกว่าจะมีพารามิเตอร์ครบ</w:t>
         <w:br/>
@@ -10639,13 +10653,13 @@
         <w:t>}</w:t>
         <w:br/>
         <w:br/>
-        <w:t>export function useDocumentsQuery(params?: T.DocumentsParams | null) {</w:t>
+        <w:t>export function useSbpgiDocumentQuery(params?: T.SbpgiDocumentParams | null) {</w:t>
         <w:br/>
         <w:t xml:space="preserve">  return useQuery({</w:t>
         <w:br/>
-        <w:t xml:space="preserve">    queryKey: documentKeys.documents(params),</w:t>
+        <w:t xml:space="preserve">    queryKey: documentKeys.sbpgiDocument(params),</w:t>
         <w:br/>
-        <w:t xml:space="preserve">    queryFn: () =&gt; api.getDocuments(params!),</w:t>
+        <w:t xml:space="preserve">    queryFn: () =&gt; api.getSbpgiDocument(params!),</w:t>
         <w:br/>
         <w:t xml:space="preserve">    enabled: !!params, // ยังไม่ยิงจนกว่าจะมีพารามิเตอร์ครบ</w:t>
         <w:br/>
@@ -11301,7 +11315,7 @@
         <w:keepLines/>
       </w:pPr>
       <w:r>
-        <w:t>ปีเป็น required เมื่อใช้ /documents</w:t>
+        <w:t>ปีเป็น required เมื่อใช้ /sbpgi/document</w:t>
       </w:r>
     </w:p>
     <w:p>
@@ -11867,7 +11881,7 @@
                 <w:rFonts w:ascii="Arial" w:hAnsi="Arial" w:eastAsia="Arial" w:cs="Tahoma"/>
                 <w:sz w:val="18"/>
               </w:rPr>
-              <w:t>ผ่านเมื่อถูกกฎ / โยน error เมื่อผิด — กฎ: required สำหรับ /documents · รูปแบบ: ค.ศ. YYYY</w:t>
+              <w:t>ผ่านเมื่อถูกกฎ / โยน error เมื่อผิด — กฎ: required สำหรับ /sbpgi/document · รูปแบบ: ค.ศ. YYYY</w:t>
             </w:r>
           </w:p>
         </w:tc>
@@ -12267,7 +12281,7 @@
                 <w:rFonts w:ascii="Arial" w:hAnsi="Arial" w:eastAsia="Arial" w:cs="Tahoma"/>
                 <w:sz w:val="18"/>
               </w:rPr>
-              <w:t>ปีเป็น required เมื่อใช้ /documents</w:t>
+              <w:t>ปีเป็น required เมื่อใช้ /sbpgi/document</w:t>
             </w:r>
           </w:p>
         </w:tc>
@@ -12457,7 +12471,7 @@
                 <w:rFonts w:ascii="Courier New" w:hAnsi="Courier New" w:eastAsia="Courier New" w:cs="Tahoma"/>
                 <w:sz w:val="18"/>
               </w:rPr>
-              <w:t>GET /api/v1/tasks</w:t>
+              <w:t>GET /api/v1/sbpgi/document/tasks</w:t>
             </w:r>
           </w:p>
         </w:tc>
@@ -12537,7 +12551,7 @@
                 <w:rFonts w:ascii="Courier New" w:hAnsi="Courier New" w:eastAsia="Courier New" w:cs="Tahoma"/>
                 <w:sz w:val="18"/>
               </w:rPr>
-              <w:t>GET /api/v1/documents</w:t>
+              <w:t>GET /api/v1/sbpgi/document</w:t>
             </w:r>
           </w:p>
         </w:tc>

--- a/LLDD/word/FE/LLDD-FE-Document-Lists.docx
+++ b/LLDD/word/FE/LLDD-FE-Document-Lists.docx
@@ -657,6 +657,462 @@
         <w:t>Common contract reference: ทุกหัวข้อ API/FE ต้องยึด LLDD-BE-API-Common-Contracts.pdf และ LLDD-FE-Integration-Contracts.pdf สำหรับ error/auth/format/pagination/action/RBAC ก่อนลงรายละเอียดเฉพาะหน้าหรือเฉพาะ endpoint</w:t>
       </w:r>
     </w:p>
+    <w:p>
+      <w:pPr>
+        <w:pStyle w:val="Heading2"/>
+        <w:keepNext/>
+        <w:keepLines/>
+        <w:pageBreakBefore w:val="0"/>
+      </w:pPr>
+      <w:r>
+        <w:t>1.1 เอกสาร LLDD ที่เกี่ยวข้อง</w:t>
+      </w:r>
+    </w:p>
+    <w:p>
+      <w:pPr>
+        <w:keepNext w:val="0"/>
+      </w:pPr>
+      <w:r>
+        <w:t>ตารางนี้สร้างจาก endpoint และตารางที่เอกสารฉบับนี้ประกาศไว้จริง — อ่านฉบับที่อยู่ในตารางก่อนลงมือ เพื่อไม่ให้สัญญา request/response หรือชื่อคอลัมน์หลุดจากกัน</w:t>
+      </w:r>
+    </w:p>
+    <w:tbl>
+      <w:tblPr>
+        <w:tblStyle w:val="TableGrid"/>
+        <w:tblW w:type="auto" w:w="0"/>
+        <w:jc w:val="center"/>
+        <w:tblLook w:firstColumn="1" w:firstRow="1" w:lastColumn="0" w:lastRow="0" w:noHBand="0" w:noVBand="1" w:val="04A0"/>
+      </w:tblPr>
+      <w:tblGrid>
+        <w:gridCol w:w="3360"/>
+        <w:gridCol w:w="3360"/>
+        <w:gridCol w:w="3360"/>
+      </w:tblGrid>
+      <w:tr>
+        <w:trPr>
+          <w:cantSplit/>
+        </w:trPr>
+        <w:tc>
+          <w:tcPr>
+            <w:tcW w:type="dxa" w:w="3360"/>
+            <w:vAlign w:val="center"/>
+            <w:shd w:fill="E8EEF5"/>
+          </w:tcPr>
+          <w:p>
+            <w:pPr>
+              <w:keepLines/>
+              <w:spacing w:after="0"/>
+            </w:pPr>
+            <w:r/>
+            <w:r>
+              <w:rPr>
+                <w:rFonts w:ascii="Arial" w:hAnsi="Arial" w:eastAsia="Arial" w:cs="Tahoma"/>
+                <w:b/>
+                <w:sz w:val="18"/>
+              </w:rPr>
+              <w:t>ความสัมพันธ์</w:t>
+            </w:r>
+          </w:p>
+        </w:tc>
+        <w:tc>
+          <w:tcPr>
+            <w:tcW w:type="dxa" w:w="3360"/>
+            <w:vAlign w:val="center"/>
+            <w:shd w:fill="E8EEF5"/>
+          </w:tcPr>
+          <w:p>
+            <w:pPr>
+              <w:keepLines/>
+              <w:spacing w:after="0"/>
+            </w:pPr>
+            <w:r/>
+            <w:r>
+              <w:rPr>
+                <w:rFonts w:ascii="Arial" w:hAnsi="Arial" w:eastAsia="Arial" w:cs="Tahoma"/>
+                <w:b/>
+                <w:sz w:val="18"/>
+              </w:rPr>
+              <w:t>เอกสาร LLDD</w:t>
+            </w:r>
+          </w:p>
+        </w:tc>
+        <w:tc>
+          <w:tcPr>
+            <w:tcW w:type="dxa" w:w="3360"/>
+            <w:vAlign w:val="center"/>
+            <w:shd w:fill="E8EEF5"/>
+          </w:tcPr>
+          <w:p>
+            <w:pPr>
+              <w:keepLines/>
+              <w:spacing w:after="0"/>
+            </w:pPr>
+            <w:r/>
+            <w:r>
+              <w:rPr>
+                <w:rFonts w:ascii="Arial" w:hAnsi="Arial" w:eastAsia="Arial" w:cs="Tahoma"/>
+                <w:b/>
+                <w:sz w:val="18"/>
+              </w:rPr>
+              <w:t>เกี่ยวข้องตรงไหน</w:t>
+            </w:r>
+          </w:p>
+        </w:tc>
+      </w:tr>
+      <w:tr>
+        <w:trPr>
+          <w:cantSplit/>
+        </w:trPr>
+        <w:tc>
+          <w:tcPr>
+            <w:tcW w:type="dxa" w:w="3360"/>
+            <w:vAlign w:val="center"/>
+          </w:tcPr>
+          <w:p>
+            <w:pPr>
+              <w:keepLines/>
+              <w:spacing w:after="0"/>
+            </w:pPr>
+            <w:r>
+              <w:rPr>
+                <w:rFonts w:ascii="Arial" w:hAnsi="Arial" w:eastAsia="Arial" w:cs="Tahoma"/>
+                <w:sz w:val="18"/>
+              </w:rPr>
+            </w:r>
+            <w:r>
+              <w:rPr>
+                <w:rFonts w:ascii="Arial" w:hAnsi="Arial" w:eastAsia="Arial" w:cs="Tahoma"/>
+                <w:sz w:val="18"/>
+              </w:rPr>
+              <w:t>ใช้ endpoint ของ</w:t>
+            </w:r>
+          </w:p>
+        </w:tc>
+        <w:tc>
+          <w:tcPr>
+            <w:tcW w:type="dxa" w:w="3360"/>
+            <w:vAlign w:val="center"/>
+          </w:tcPr>
+          <w:p>
+            <w:pPr>
+              <w:keepLines/>
+              <w:spacing w:after="0"/>
+            </w:pPr>
+            <w:r>
+              <w:rPr>
+                <w:rFonts w:ascii="Arial" w:hAnsi="Arial" w:eastAsia="Arial" w:cs="Tahoma"/>
+                <w:sz w:val="18"/>
+              </w:rPr>
+            </w:r>
+            <w:r>
+              <w:rPr>
+                <w:rFonts w:ascii="Arial" w:hAnsi="Arial" w:eastAsia="Arial" w:cs="Tahoma"/>
+                <w:b/>
+                <w:sz w:val="18"/>
+              </w:rPr>
+              <w:t>LLDD-BE-API-Document-List-Search.pdf</w:t>
+            </w:r>
+          </w:p>
+        </w:tc>
+        <w:tc>
+          <w:tcPr>
+            <w:tcW w:type="dxa" w:w="3360"/>
+            <w:vAlign w:val="center"/>
+          </w:tcPr>
+          <w:p>
+            <w:pPr>
+              <w:keepLines/>
+              <w:spacing w:after="0"/>
+            </w:pPr>
+            <w:r>
+              <w:rPr>
+                <w:rFonts w:ascii="Arial" w:hAnsi="Arial" w:eastAsia="Arial" w:cs="Tahoma"/>
+                <w:sz w:val="18"/>
+              </w:rPr>
+            </w:r>
+            <w:r>
+              <w:rPr>
+                <w:rFonts w:ascii="Courier New" w:hAnsi="Courier New" w:eastAsia="Courier New" w:cs="Tahoma"/>
+                <w:sz w:val="18"/>
+              </w:rPr>
+              <w:t>GET /api/v1/sgi/document</w:t>
+            </w:r>
+            <w:r>
+              <w:rPr>
+                <w:rFonts w:ascii="Arial" w:hAnsi="Arial" w:eastAsia="Arial" w:cs="Tahoma"/>
+                <w:sz w:val="18"/>
+              </w:rPr>
+              <w:t xml:space="preserve"> · </w:t>
+            </w:r>
+            <w:r>
+              <w:rPr>
+                <w:rFonts w:ascii="Courier New" w:hAnsi="Courier New" w:eastAsia="Courier New" w:cs="Tahoma"/>
+                <w:sz w:val="18"/>
+              </w:rPr>
+              <w:t>GET /api/v1/sgi/document/tasks</w:t>
+            </w:r>
+          </w:p>
+        </w:tc>
+      </w:tr>
+      <w:tr>
+        <w:trPr>
+          <w:cantSplit/>
+        </w:trPr>
+        <w:tc>
+          <w:tcPr>
+            <w:tcW w:type="dxa" w:w="3360"/>
+            <w:vAlign w:val="center"/>
+          </w:tcPr>
+          <w:p>
+            <w:pPr>
+              <w:keepLines/>
+              <w:spacing w:after="0"/>
+            </w:pPr>
+            <w:r>
+              <w:rPr>
+                <w:rFonts w:ascii="Arial" w:hAnsi="Arial" w:eastAsia="Arial" w:cs="Tahoma"/>
+                <w:sz w:val="18"/>
+              </w:rPr>
+            </w:r>
+            <w:r>
+              <w:rPr>
+                <w:rFonts w:ascii="Arial" w:hAnsi="Arial" w:eastAsia="Arial" w:cs="Tahoma"/>
+                <w:sz w:val="18"/>
+              </w:rPr>
+              <w:t>สัญญากลาง</w:t>
+            </w:r>
+          </w:p>
+        </w:tc>
+        <w:tc>
+          <w:tcPr>
+            <w:tcW w:type="dxa" w:w="3360"/>
+            <w:vAlign w:val="center"/>
+          </w:tcPr>
+          <w:p>
+            <w:pPr>
+              <w:keepLines/>
+              <w:spacing w:after="0"/>
+            </w:pPr>
+            <w:r>
+              <w:rPr>
+                <w:rFonts w:ascii="Arial" w:hAnsi="Arial" w:eastAsia="Arial" w:cs="Tahoma"/>
+                <w:sz w:val="18"/>
+              </w:rPr>
+            </w:r>
+            <w:r>
+              <w:rPr>
+                <w:rFonts w:ascii="Arial" w:hAnsi="Arial" w:eastAsia="Arial" w:cs="Tahoma"/>
+                <w:b/>
+                <w:sz w:val="18"/>
+              </w:rPr>
+              <w:t>LLDD-BE-API-Common-Contracts.pdf</w:t>
+            </w:r>
+          </w:p>
+        </w:tc>
+        <w:tc>
+          <w:tcPr>
+            <w:tcW w:type="dxa" w:w="3360"/>
+            <w:vAlign w:val="center"/>
+          </w:tcPr>
+          <w:p>
+            <w:pPr>
+              <w:keepLines/>
+              <w:spacing w:after="0"/>
+            </w:pPr>
+            <w:r>
+              <w:rPr>
+                <w:rFonts w:ascii="Arial" w:hAnsi="Arial" w:eastAsia="Arial" w:cs="Tahoma"/>
+                <w:sz w:val="18"/>
+              </w:rPr>
+            </w:r>
+            <w:r>
+              <w:rPr>
+                <w:rFonts w:ascii="Arial" w:hAnsi="Arial" w:eastAsia="Arial" w:cs="Tahoma"/>
+                <w:sz w:val="18"/>
+              </w:rPr>
+              <w:t xml:space="preserve">envelope </w:t>
+            </w:r>
+            <w:r>
+              <w:rPr>
+                <w:rFonts w:ascii="Courier New" w:hAnsi="Courier New" w:eastAsia="Courier New" w:cs="Tahoma"/>
+                <w:sz w:val="18"/>
+              </w:rPr>
+              <w:t>{success,data}</w:t>
+            </w:r>
+            <w:r>
+              <w:rPr>
+                <w:rFonts w:ascii="Arial" w:hAnsi="Arial" w:eastAsia="Arial" w:cs="Tahoma"/>
+                <w:sz w:val="18"/>
+              </w:rPr>
+              <w:t xml:space="preserve"> · error code · pagination · รูปแบบวันที่/เลขเอกสาร</w:t>
+            </w:r>
+          </w:p>
+        </w:tc>
+      </w:tr>
+      <w:tr>
+        <w:trPr>
+          <w:cantSplit/>
+        </w:trPr>
+        <w:tc>
+          <w:tcPr>
+            <w:tcW w:type="dxa" w:w="3360"/>
+            <w:vAlign w:val="center"/>
+          </w:tcPr>
+          <w:p>
+            <w:pPr>
+              <w:keepLines/>
+              <w:spacing w:after="0"/>
+            </w:pPr>
+            <w:r>
+              <w:rPr>
+                <w:rFonts w:ascii="Arial" w:hAnsi="Arial" w:eastAsia="Arial" w:cs="Tahoma"/>
+                <w:sz w:val="18"/>
+              </w:rPr>
+            </w:r>
+            <w:r>
+              <w:rPr>
+                <w:rFonts w:ascii="Arial" w:hAnsi="Arial" w:eastAsia="Arial" w:cs="Tahoma"/>
+                <w:sz w:val="18"/>
+              </w:rPr>
+              <w:t>สัญญากลาง</w:t>
+            </w:r>
+          </w:p>
+        </w:tc>
+        <w:tc>
+          <w:tcPr>
+            <w:tcW w:type="dxa" w:w="3360"/>
+            <w:vAlign w:val="center"/>
+          </w:tcPr>
+          <w:p>
+            <w:pPr>
+              <w:keepLines/>
+              <w:spacing w:after="0"/>
+            </w:pPr>
+            <w:r>
+              <w:rPr>
+                <w:rFonts w:ascii="Arial" w:hAnsi="Arial" w:eastAsia="Arial" w:cs="Tahoma"/>
+                <w:sz w:val="18"/>
+              </w:rPr>
+            </w:r>
+            <w:r>
+              <w:rPr>
+                <w:rFonts w:ascii="Arial" w:hAnsi="Arial" w:eastAsia="Arial" w:cs="Tahoma"/>
+                <w:b/>
+                <w:sz w:val="18"/>
+              </w:rPr>
+              <w:t>LLDD-FE-Integration-Contracts.pdf</w:t>
+            </w:r>
+          </w:p>
+        </w:tc>
+        <w:tc>
+          <w:tcPr>
+            <w:tcW w:type="dxa" w:w="3360"/>
+            <w:vAlign w:val="center"/>
+          </w:tcPr>
+          <w:p>
+            <w:pPr>
+              <w:keepLines/>
+              <w:spacing w:after="0"/>
+            </w:pPr>
+            <w:r>
+              <w:rPr>
+                <w:rFonts w:ascii="Arial" w:hAnsi="Arial" w:eastAsia="Arial" w:cs="Tahoma"/>
+                <w:sz w:val="18"/>
+              </w:rPr>
+            </w:r>
+            <w:r>
+              <w:rPr>
+                <w:rFonts w:ascii="Arial" w:hAnsi="Arial" w:eastAsia="Arial" w:cs="Tahoma"/>
+                <w:sz w:val="18"/>
+              </w:rPr>
+              <w:t>API client · auth header · error mapping · RBAC/menu gating ฝั่ง FE</w:t>
+            </w:r>
+          </w:p>
+        </w:tc>
+      </w:tr>
+      <w:tr>
+        <w:trPr>
+          <w:cantSplit/>
+        </w:trPr>
+        <w:tc>
+          <w:tcPr>
+            <w:tcW w:type="dxa" w:w="3360"/>
+            <w:vAlign w:val="center"/>
+          </w:tcPr>
+          <w:p>
+            <w:pPr>
+              <w:keepLines/>
+              <w:spacing w:after="0"/>
+            </w:pPr>
+            <w:r>
+              <w:rPr>
+                <w:rFonts w:ascii="Arial" w:hAnsi="Arial" w:eastAsia="Arial" w:cs="Tahoma"/>
+                <w:sz w:val="18"/>
+              </w:rPr>
+            </w:r>
+            <w:r>
+              <w:rPr>
+                <w:rFonts w:ascii="Arial" w:hAnsi="Arial" w:eastAsia="Arial" w:cs="Tahoma"/>
+                <w:sz w:val="18"/>
+              </w:rPr>
+              <w:t>ต้องจบก่อน (ลำดับงาน)</w:t>
+            </w:r>
+          </w:p>
+        </w:tc>
+        <w:tc>
+          <w:tcPr>
+            <w:tcW w:type="dxa" w:w="3360"/>
+            <w:vAlign w:val="center"/>
+          </w:tcPr>
+          <w:p>
+            <w:pPr>
+              <w:keepLines/>
+              <w:spacing w:after="0"/>
+            </w:pPr>
+            <w:r>
+              <w:rPr>
+                <w:rFonts w:ascii="Arial" w:hAnsi="Arial" w:eastAsia="Arial" w:cs="Tahoma"/>
+                <w:sz w:val="18"/>
+              </w:rPr>
+            </w:r>
+            <w:r>
+              <w:rPr>
+                <w:rFonts w:ascii="Arial" w:hAnsi="Arial" w:eastAsia="Arial" w:cs="Tahoma"/>
+                <w:b/>
+                <w:sz w:val="18"/>
+              </w:rPr>
+              <w:t>LLDD-FE-Foundation.pdf</w:t>
+            </w:r>
+          </w:p>
+        </w:tc>
+        <w:tc>
+          <w:tcPr>
+            <w:tcW w:type="dxa" w:w="3360"/>
+            <w:vAlign w:val="center"/>
+          </w:tcPr>
+          <w:p>
+            <w:pPr>
+              <w:keepLines/>
+              <w:spacing w:after="0"/>
+            </w:pPr>
+            <w:r>
+              <w:rPr>
+                <w:rFonts w:ascii="Arial" w:hAnsi="Arial" w:eastAsia="Arial" w:cs="Tahoma"/>
+                <w:sz w:val="18"/>
+              </w:rPr>
+            </w:r>
+            <w:r>
+              <w:rPr>
+                <w:rFonts w:ascii="Arial" w:hAnsi="Arial" w:eastAsia="Arial" w:cs="Tahoma"/>
+                <w:sz w:val="18"/>
+              </w:rPr>
+              <w:t>เป็นฉบับต้นทางของสัญญา/โครงที่ฉบับนี้อ้าง</w:t>
+            </w:r>
+          </w:p>
+        </w:tc>
+      </w:tr>
+    </w:tbl>
+    <w:p/>
     <w:p>
       <w:pPr>
         <w:pStyle w:val="Heading1"/>
@@ -732,7 +1188,7 @@
       <w:r>
         <w:drawing>
           <wp:inline xmlns:a="http://schemas.openxmlformats.org/drawingml/2006/main" xmlns:pic="http://schemas.openxmlformats.org/drawingml/2006/picture">
-            <wp:extent cx="5669280" cy="3007868"/>
+            <wp:extent cx="5669280" cy="3307080"/>
             <wp:docPr id="1" name="Picture 1"/>
             <wp:cNvGraphicFramePr>
               <a:graphicFrameLocks noChangeAspect="1"/>
@@ -753,7 +1209,7 @@
                   <pic:spPr>
                     <a:xfrm>
                       <a:off x="0" y="0"/>
-                      <a:ext cx="5669280" cy="3007868"/>
+                      <a:ext cx="5669280" cy="3307080"/>
                     </a:xfrm>
                     <a:prstGeom prst="rect"/>
                   </pic:spPr>
@@ -785,7 +1241,7 @@
       <w:r>
         <w:drawing>
           <wp:inline xmlns:a="http://schemas.openxmlformats.org/drawingml/2006/main" xmlns:pic="http://schemas.openxmlformats.org/drawingml/2006/picture">
-            <wp:extent cx="5669280" cy="3007868"/>
+            <wp:extent cx="5669280" cy="3307080"/>
             <wp:docPr id="2" name="Picture 2"/>
             <wp:cNvGraphicFramePr>
               <a:graphicFrameLocks noChangeAspect="1"/>
@@ -806,7 +1262,7 @@
                   <pic:spPr>
                     <a:xfrm>
                       <a:off x="0" y="0"/>
-                      <a:ext cx="5669280" cy="3007868"/>
+                      <a:ext cx="5669280" cy="3307080"/>
                     </a:xfrm>
                     <a:prstGeom prst="rect"/>
                   </pic:spPr>
@@ -838,7 +1294,7 @@
       <w:r>
         <w:drawing>
           <wp:inline xmlns:a="http://schemas.openxmlformats.org/drawingml/2006/main" xmlns:pic="http://schemas.openxmlformats.org/drawingml/2006/picture">
-            <wp:extent cx="5669280" cy="5696839"/>
+            <wp:extent cx="5669280" cy="3456686"/>
             <wp:docPr id="3" name="Picture 3"/>
             <wp:cNvGraphicFramePr>
               <a:graphicFrameLocks noChangeAspect="1"/>
@@ -859,7 +1315,7 @@
                   <pic:spPr>
                     <a:xfrm>
                       <a:off x="0" y="0"/>
-                      <a:ext cx="5669280" cy="5696839"/>
+                      <a:ext cx="5669280" cy="3456686"/>
                     </a:xfrm>
                     <a:prstGeom prst="rect"/>
                   </pic:spPr>
@@ -891,7 +1347,18 @@
         <w:pageBreakBefore w:val="0"/>
       </w:pPr>
       <w:r>
-        <w:t>4. Implementation Flow Diagram (Reference)</w:t>
+        <w:t>4. Implementation Flow &amp; Sequence Diagram (Reference)</w:t>
+      </w:r>
+    </w:p>
+    <w:p>
+      <w:pPr>
+        <w:pStyle w:val="Heading2"/>
+        <w:keepNext/>
+        <w:keepLines/>
+        <w:pageBreakBefore w:val="0"/>
+      </w:pPr>
+      <w:r>
+        <w:t>4.1 Implementation Flow (ลำดับขั้นการทำงาน)</w:t>
       </w:r>
     </w:p>
     <w:p>
@@ -949,6 +1416,78 @@
     </w:p>
     <w:p>
       <w:pPr>
+        <w:pStyle w:val="Heading2"/>
+        <w:keepNext/>
+        <w:keepLines/>
+        <w:pageBreakBefore w:val="0"/>
+      </w:pPr>
+      <w:r>
+        <w:t>4.2 Sequence Diagram (ใครคุยกับใคร ลำดับไหน)</w:t>
+      </w:r>
+    </w:p>
+    <w:p>
+      <w:pPr>
+        <w:keepNext w:val="0"/>
+      </w:pPr>
+      <w:r>
+        <w:t>ผู้แสดงและลำดับข้อความในภาพนี้สร้างจาก endpoint ในหัวข้อ 7 และตารางในหัวข้อ Reference DB Mapping ของเอกสารฉบับนี้เอง จึงตรงกับสัญญาเสมอ</w:t>
+      </w:r>
+    </w:p>
+    <w:p>
+      <w:pPr>
+        <w:keepNext/>
+        <w:jc w:val="center"/>
+      </w:pPr>
+      <w:r>
+        <w:drawing>
+          <wp:inline xmlns:a="http://schemas.openxmlformats.org/drawingml/2006/main" xmlns:pic="http://schemas.openxmlformats.org/drawingml/2006/picture">
+            <wp:extent cx="5669280" cy="2701657"/>
+            <wp:docPr id="5" name="Picture 5"/>
+            <wp:cNvGraphicFramePr>
+              <a:graphicFrameLocks noChangeAspect="1"/>
+            </wp:cNvGraphicFramePr>
+            <a:graphic>
+              <a:graphicData uri="http://schemas.openxmlformats.org/drawingml/2006/picture">
+                <pic:pic>
+                  <pic:nvPicPr>
+                    <pic:cNvPr id="0" name="FE-LLDD-FE-Document-Lists-sequence.png"/>
+                    <pic:cNvPicPr/>
+                  </pic:nvPicPr>
+                  <pic:blipFill>
+                    <a:blip r:embed="rId15"/>
+                    <a:stretch>
+                      <a:fillRect/>
+                    </a:stretch>
+                  </pic:blipFill>
+                  <pic:spPr>
+                    <a:xfrm>
+                      <a:off x="0" y="0"/>
+                      <a:ext cx="5669280" cy="2701657"/>
+                    </a:xfrm>
+                    <a:prstGeom prst="rect"/>
+                  </pic:spPr>
+                </pic:pic>
+              </a:graphicData>
+            </a:graphic>
+          </wp:inline>
+        </w:drawing>
+      </w:r>
+    </w:p>
+    <w:p>
+      <w:pPr>
+        <w:keepLines/>
+        <w:jc w:val="center"/>
+      </w:pPr>
+      <w:r>
+        <w:rPr>
+          <w:i/>
+          <w:sz w:val="18"/>
+        </w:rPr>
+        <w:t>รูปที่ 5: Sequence diagram: LLDD FE - Document Lists</w:t>
+      </w:r>
+    </w:p>
+    <w:p>
+      <w:pPr>
         <w:pStyle w:val="Heading1"/>
         <w:keepNext/>
         <w:keepLines/>
@@ -1244,7 +1783,7 @@
                 <w:rFonts w:ascii="Arial" w:hAnsi="Arial" w:eastAsia="Arial" w:cs="Tahoma"/>
                 <w:sz w:val="18"/>
               </w:rPr>
-              <w:t>required สำหรับ /sbpgi/document</w:t>
+              <w:t>required สำหรับ /sgi/document</w:t>
             </w:r>
           </w:p>
         </w:tc>
@@ -2552,7 +3091,7 @@
                 <w:rFonts w:ascii="Arial" w:hAnsi="Arial" w:eastAsia="Arial" w:cs="Tahoma"/>
                 <w:sz w:val="18"/>
               </w:rPr>
-              <w:t>GET /api/v1/sbpgi/document/tasks; GET /api/v1/sbpgi/document</w:t>
+              <w:t>GET /api/v1/sgi/document/tasks; GET /api/v1/sgi/document</w:t>
             </w:r>
           </w:p>
         </w:tc>
@@ -2676,7 +3215,7 @@
                 <w:rFonts w:ascii="Arial" w:hAnsi="Arial" w:eastAsia="Arial" w:cs="Tahoma"/>
                 <w:sz w:val="18"/>
               </w:rPr>
-              <w:t xml:space="preserve"> และร่องรอยที่ตรวจย้อนได้ (log / consideration_logs / workflow_history ของ engine)</w:t>
+              <w:t xml:space="preserve"> และร่องรอยที่ตรวจย้อนได้ (log / sgi_consideration_logs / workflow_history ของ engine)</w:t>
             </w:r>
           </w:p>
         </w:tc>
@@ -2875,7 +3414,7 @@
                 <w:rFonts w:ascii="Arial" w:hAnsi="Arial" w:eastAsia="Arial" w:cs="Tahoma"/>
                 <w:sz w:val="18"/>
               </w:rPr>
-              <w:t>โหลดงานของผู้ใช้จาก /sbpgi/document/tasks และ map 9 คอลัมน์หลักพร้อม task owner/status</w:t>
+              <w:t>โหลดงานของผู้ใช้จาก /sgi/document/tasks และ map 9 คอลัมน์หลักพร้อม task owner/status</w:t>
             </w:r>
           </w:p>
         </w:tc>
@@ -2980,7 +3519,7 @@
                 <w:rFonts w:ascii="Arial" w:hAnsi="Arial" w:eastAsia="Arial" w:cs="Tahoma"/>
                 <w:sz w:val="18"/>
               </w:rPr>
-              <w:t>ค้นหาเอกสารจาก /sbpgi/document โดยบังคับปีและแสดงเอกสารที่เกี่ยวข้องตาม permission</w:t>
+              <w:t>ค้นหาเอกสารจาก /sgi/document โดยบังคับปีและแสดงเอกสารที่เกี่ยวข้องตาม permission</w:t>
             </w:r>
           </w:p>
         </w:tc>
@@ -3446,7 +3985,7 @@
                 <w:rFonts w:ascii="Arial" w:hAnsi="Arial" w:eastAsia="Arial" w:cs="Tahoma"/>
                 <w:sz w:val="18"/>
               </w:rPr>
-              <w:t>GET /api/v1/sbpgi/document/tasks</w:t>
+              <w:t>GET /api/v1/sgi/document/tasks</w:t>
             </w:r>
           </w:p>
         </w:tc>
@@ -3526,7 +4065,7 @@
                 <w:rFonts w:ascii="Arial" w:hAnsi="Arial" w:eastAsia="Arial" w:cs="Tahoma"/>
                 <w:sz w:val="18"/>
               </w:rPr>
-              <w:t>GET /api/v1/sbpgi/document</w:t>
+              <w:t>GET /api/v1/sgi/document</w:t>
             </w:r>
           </w:p>
         </w:tc>
@@ -3775,7 +4314,7 @@
                 <w:rFonts w:ascii="Arial" w:hAnsi="Arial" w:eastAsia="Arial" w:cs="Tahoma"/>
                 <w:sz w:val="18"/>
               </w:rPr>
-              <w:t>GET /api/v1/sbpgi/document/tasks หรือ /sbpgi/document</w:t>
+              <w:t>GET /api/v1/sgi/document/tasks หรือ /sgi/document</w:t>
             </w:r>
           </w:p>
         </w:tc>
@@ -3985,7 +4524,7 @@
                 <w:rFonts w:ascii="Arial" w:hAnsi="Arial" w:eastAsia="Arial" w:cs="Tahoma"/>
                 <w:sz w:val="18"/>
               </w:rPr>
-              <w:t>navigate /sbpgi/document/:docNo</w:t>
+              <w:t>navigate /sgi/document/:docNo</w:t>
             </w:r>
           </w:p>
         </w:tc>
@@ -4266,7 +4805,7 @@
                 <w:rFonts w:ascii="Arial" w:hAnsi="Arial" w:eastAsia="Arial" w:cs="Tahoma"/>
                 <w:sz w:val="18"/>
               </w:rPr>
-              <w:t>ปีเป็น required เมื่อใช้ /sbpgi/document</w:t>
+              <w:t>ปีเป็น required เมื่อใช้ /sgi/document</w:t>
             </w:r>
           </w:p>
         </w:tc>
@@ -4705,7 +5244,7 @@
                 <w:rFonts w:ascii="Arial" w:hAnsi="Arial" w:eastAsia="Arial" w:cs="Tahoma"/>
                 <w:sz w:val="18"/>
               </w:rPr>
-              <w:t>GET /api/v1/sbpgi/document/tasks หรือ /sbpgi/document</w:t>
+              <w:t>GET /api/v1/sgi/document/tasks หรือ /sgi/document</w:t>
             </w:r>
           </w:p>
         </w:tc>
@@ -4915,7 +5454,7 @@
                 <w:rFonts w:ascii="Arial" w:hAnsi="Arial" w:eastAsia="Arial" w:cs="Tahoma"/>
                 <w:sz w:val="18"/>
               </w:rPr>
-              <w:t>navigate /sbpgi/document/:docNo</w:t>
+              <w:t>navigate /sgi/document/:docNo</w:t>
             </w:r>
           </w:p>
         </w:tc>
@@ -4966,7 +5505,7 @@
         <w:pageBreakBefore w:val="0"/>
       </w:pPr>
       <w:r>
-        <w:t>GET /api/v1/sbpgi/document/tasks</w:t>
+        <w:t>GET /api/v1/sgi/document/tasks</w:t>
       </w:r>
     </w:p>
     <w:p>
@@ -7287,7 +7826,7 @@
         <w:pageBreakBefore w:val="0"/>
       </w:pPr>
       <w:r>
-        <w:t>GET /api/v1/sbpgi/document</w:t>
+        <w:t>GET /api/v1/sgi/document</w:t>
       </w:r>
     </w:p>
     <w:p>
@@ -9731,13 +10270,13 @@
         <w:t>sbpm</w:t>
       </w:r>
       <w:r>
-        <w:t xml:space="preserve">) — โมดูล SBPGI อยู่ใต้ </w:t>
+        <w:t xml:space="preserve">) — โมดูล SGI อยู่ใต้ </w:t>
       </w:r>
       <w:r>
         <w:rPr>
           <w:rFonts w:ascii="Courier New" w:hAnsi="Courier New" w:eastAsia="Courier New" w:cs="Tahoma"/>
         </w:rPr>
-        <w:t>src/app/(main)/sbpgi/*</w:t>
+        <w:t>src/app/(main)/sgi/*</w:t>
       </w:r>
       <w:r>
         <w:t xml:space="preserve"> และ import ผ่าน alias </w:t>
@@ -9837,7 +10376,7 @@
                 <w:rFonts w:ascii="Arial" w:hAnsi="Arial" w:eastAsia="Arial" w:cs="Tahoma"/>
                 <w:sz w:val="18"/>
               </w:rPr>
-              <w:t>src/app/(main)/sbpgi/document/waiting/page.tsx</w:t>
+              <w:t>src/app/(main)/sgi/document/waiting/page.tsx</w:t>
             </w:r>
           </w:p>
         </w:tc>
@@ -9862,7 +10401,7 @@
                 <w:rFonts w:ascii="Arial" w:hAnsi="Arial" w:eastAsia="Arial" w:cs="Tahoma"/>
                 <w:sz w:val="18"/>
               </w:rPr>
-              <w:t>route page — หน้ารายการเอกสารรอดำเนินการ (GET /sbpgi/document/tasks)</w:t>
+              <w:t>route page — หน้ารายการเอกสารรอดำเนินการ (GET /sgi/document/tasks)</w:t>
             </w:r>
           </w:p>
         </w:tc>
@@ -9892,7 +10431,7 @@
                 <w:rFonts w:ascii="Arial" w:hAnsi="Arial" w:eastAsia="Arial" w:cs="Tahoma"/>
                 <w:sz w:val="18"/>
               </w:rPr>
-              <w:t>src/app/(main)/sbpgi/document/related/page.tsx</w:t>
+              <w:t>src/app/(main)/sgi/document/related/page.tsx</w:t>
             </w:r>
           </w:p>
         </w:tc>
@@ -9917,7 +10456,7 @@
                 <w:rFonts w:ascii="Arial" w:hAnsi="Arial" w:eastAsia="Arial" w:cs="Tahoma"/>
                 <w:sz w:val="18"/>
               </w:rPr>
-              <w:t>route page — หน้าเอกสารที่เกี่ยวข้อง (GET /sbpgi/document · ปี = required)</w:t>
+              <w:t>route page — หน้าเอกสารที่เกี่ยวข้อง (GET /sgi/document · ปี = required)</w:t>
             </w:r>
           </w:p>
         </w:tc>
@@ -9947,7 +10486,7 @@
                 <w:rFonts w:ascii="Arial" w:hAnsi="Arial" w:eastAsia="Arial" w:cs="Tahoma"/>
                 <w:sz w:val="18"/>
               </w:rPr>
-              <w:t>src/components/sbpgi/document-lists/DocumentListsForm.tsx</w:t>
+              <w:t>src/components/sgi/document-lists/DocumentListsForm.tsx</w:t>
             </w:r>
           </w:p>
         </w:tc>
@@ -10002,7 +10541,7 @@
                 <w:rFonts w:ascii="Arial" w:hAnsi="Arial" w:eastAsia="Arial" w:cs="Tahoma"/>
                 <w:sz w:val="18"/>
               </w:rPr>
-              <w:t>src/services/sbpgi/document.service.ts</w:t>
+              <w:t>src/services/sgi/document.service.ts</w:t>
             </w:r>
           </w:p>
         </w:tc>
@@ -10057,7 +10596,7 @@
                 <w:rFonts w:ascii="Arial" w:hAnsi="Arial" w:eastAsia="Arial" w:cs="Tahoma"/>
                 <w:sz w:val="18"/>
               </w:rPr>
-              <w:t>src/hooks/sbpgi/document.query.ts</w:t>
+              <w:t>src/hooks/sgi/document.query.ts</w:t>
             </w:r>
           </w:p>
         </w:tc>
@@ -10112,7 +10651,7 @@
                 <w:rFonts w:ascii="Arial" w:hAnsi="Arial" w:eastAsia="Arial" w:cs="Tahoma"/>
                 <w:sz w:val="18"/>
               </w:rPr>
-              <w:t>src/types/sbpgi/document.ts</w:t>
+              <w:t>src/types/sgi/document.ts</w:t>
             </w:r>
           </w:p>
         </w:tc>
@@ -10167,9 +10706,9 @@
         </w:rPr>
         <w:t>'use client';</w:t>
         <w:br/>
-        <w:t>// หน้ารายการเอกสารรอดำเนินการ (GET /sbpgi/document/tasks)</w:t>
+        <w:t>// หน้ารายการเอกสารรอดำเนินการ (GET /sgi/document/tasks)</w:t>
         <w:br/>
-        <w:t>// route: /sbpgi/document/waiting  ·  ต้องมี record ใน GET /menus และสิทธิ์ใน GET /groups/current-user/permissions</w:t>
+        <w:t>// route: /sgi/document/waiting  ·  ต้องมี record ใน GET /menus และสิทธิ์ใน GET /groups/current-user/permissions</w:t>
         <w:br/>
         <w:br/>
         <w:t>import { useState } from 'react';</w:t>
@@ -10188,14 +10727,14 @@
         <w:br/>
         <w:t>import { permissionStore } from '@/stores/permissionStore';</w:t>
         <w:br/>
-        <w:t>import { apiErrorMessage } from '@/lib/sbpgi/apiError';</w:t>
+        <w:t>import { apiErrorMessage } from '@/lib/sgi/apiError';</w:t>
         <w:br/>
-        <w:t>import { useSbpgiDocumentTasksQuery } from '@/hooks/sbpgi/document.query';</w:t>
+        <w:t>import { useSgiDocumentTasksQuery } from '@/hooks/sgi/document.query';</w:t>
         <w:br/>
-        <w:t>import type { SbpgiDocumentTasksItem } from '@/types/sbpgi/document';</w:t>
+        <w:t>import type { SgiDocumentTasksItem } from '@/types/sgi/document';</w:t>
         <w:br/>
         <w:br/>
-        <w:t>const PAGE_URL = '/sbpgi/document/waiting';</w:t>
+        <w:t>const PAGE_URL = '/sgi/document/waiting';</w:t>
         <w:br/>
         <w:br/>
         <w:t>export default function DocumentWaitingPage() {</w:t>
@@ -10208,7 +10747,7 @@
         <w:br/>
         <w:t xml:space="preserve">  // NOTE: เรียก hook ให้ครบก่อน แล้วค่อย early-return (rules of hooks)</w:t>
         <w:br/>
-        <w:t xml:space="preserve">  const { data, isLoading, isError, error } = useSbpgiDocumentTasksQuery(query);</w:t>
+        <w:t xml:space="preserve">  const { data, isLoading, isError, error } = useSgiDocumentTasksQuery(query);</w:t>
         <w:br/>
         <w:br/>
         <w:t xml:space="preserve">  // รอ permission โหลดเสร็จก่อน ไม่งั้นจะเห็น AccessDenied แว่บหนึ่งทุกครั้งที่เข้าหน้า</w:t>
@@ -10244,11 +10783,11 @@
         <w:br/>
         <w:t xml:space="preserve">        onPage={(e) =&gt; setQuery((q) =&gt; ({ ...q, page: (e.page ?? 0) + 1, size: e.rows ?? q.size }))}</w:t>
         <w:br/>
-        <w:t xml:space="preserve">        onRowClick={(e) =&gt; router.push(`/sbpgi/document/${encodeURIComponent((e.data as SbpgiDocumentTasksItem).docNo)}`)}</w:t>
+        <w:t xml:space="preserve">        onRowClick={(e) =&gt; router.push(`/sgi/document/${encodeURIComponent((e.data as SgiDocumentTasksItem).docNo)}`)}</w:t>
         <w:br/>
         <w:t xml:space="preserve">        emptyMessage="ไม่พบข้อมูล"</w:t>
         <w:br/>
-        <w:t xml:space="preserve">        rowClassName={(row: SbpgiDocumentTasksItem) =&gt; (row.salesDataDays &lt; 60 ? 'flag-red' : '')} // ยอดขายไม่ครบ 60 วัน = แถวผิดปกติ</w:t>
+        <w:t xml:space="preserve">        rowClassName={(row: SgiDocumentTasksItem) =&gt; (row.salesDataDays &lt; 60 ? 'flag-red' : '')} // ยอดขายไม่ครบ 60 วัน = แถวผิดปกติ</w:t>
         <w:br/>
         <w:t xml:space="preserve">      &gt;</w:t>
         <w:br/>
@@ -10291,7 +10830,7 @@
         <w:pageBreakBefore w:val="0"/>
       </w:pPr>
       <w:r>
-        <w:t>8.3 service — `src/services/sbpgi/document.service.ts`</w:t>
+        <w:t>8.3 service — `src/services/sgi/document.service.ts`</w:t>
       </w:r>
     </w:p>
     <w:p>
@@ -10305,7 +10844,7 @@
         <w:rPr>
           <w:rFonts w:ascii="Courier New" w:hAnsi="Courier New" w:eastAsia="Courier New" w:cs="Tahoma"/>
         </w:rPr>
-        <w:t>src/services/sbpgi/document.service.ts</w:t>
+        <w:t>src/services/sgi/document.service.ts</w:t>
       </w:r>
       <w:r>
         <w:t xml:space="preserve"> เป็น </w:t>
@@ -10314,7 +10853,7 @@
         <w:rPr>
           <w:b/>
         </w:rPr>
-        <w:t>ไฟล์ร่วมของโมดูล SBPGI</w:t>
+        <w:t>ไฟล์ร่วมของโมดูล SGI</w:t>
       </w:r>
       <w:r>
         <w:t xml:space="preserve"> (เอกสาร FE หลายฉบับที่ใช้ domain </w:t>
@@ -10348,7 +10887,7 @@
           <w:rFonts w:ascii="Courier New" w:hAnsi="Courier New" w:eastAsia="Courier New" w:cs="Tahoma"/>
           <w:sz w:val="16"/>
         </w:rPr>
-        <w:t>// src/services/sbpgi/document.service.ts</w:t>
+        <w:t>// src/services/sgi/document.service.ts</w:t>
         <w:br/>
         <w:t>// apiClient = axios instance กลาง (baseURL = bffUrl ซึ่งรวม /api/v1 แล้ว, withCredentials, refresh-token interceptor, global loading)</w:t>
         <w:br/>
@@ -10357,27 +10896,27 @@
         <w:br/>
         <w:t>import apiClient from '@/lib/apiClient';</w:t>
         <w:br/>
-        <w:t>import type { ApiResponse, PageResponse } from '@/types/sbpgi/common';</w:t>
+        <w:t>import type { ApiResponse, PageResponse } from '@/types/sgi/common';</w:t>
         <w:br/>
-        <w:t>import type * as T from '@/types/sbpgi/document';</w:t>
+        <w:t>import type * as T from '@/types/sgi/document';</w:t>
         <w:br/>
         <w:br/>
-        <w:t>/** GET /api/v1/sbpgi/document/tasks — รายการเอกสารรอดำเนินการ */</w:t>
+        <w:t>/** GET /api/v1/sgi/document/tasks — รายการเอกสารรอดำเนินการ */</w:t>
         <w:br/>
-        <w:t>export async function getSbpgiDocumentTasks(params: T.SbpgiDocumentTasksParams): Promise&lt;PageResponse&lt;T.SbpgiDocumentTasksItem&gt;&gt; {</w:t>
+        <w:t>export async function getSgiDocumentTasks(params: T.SgiDocumentTasksParams): Promise&lt;PageResponse&lt;T.SgiDocumentTasksItem&gt;&gt; {</w:t>
         <w:br/>
-        <w:t xml:space="preserve">  const { data } = await apiClient.get&lt;ApiResponse&lt;PageResponse&lt;T.SbpgiDocumentTasksItem&gt;&gt;&gt;('/sbpgi/document/tasks', { params });</w:t>
+        <w:t xml:space="preserve">  const { data } = await apiClient.get&lt;ApiResponse&lt;PageResponse&lt;T.SgiDocumentTasksItem&gt;&gt;&gt;('/sgi/document/tasks', { params });</w:t>
         <w:br/>
         <w:t xml:space="preserve">  return data.data;</w:t>
         <w:br/>
         <w:t>}</w:t>
         <w:br/>
         <w:br/>
-        <w:t>/** GET /api/v1/sbpgi/document — ค้นหาเอกสารที่เกี่ยวข้อง ต้องระบุปี */</w:t>
+        <w:t>/** GET /api/v1/sgi/document — ค้นหาเอกสารที่เกี่ยวข้อง ต้องระบุปี */</w:t>
         <w:br/>
-        <w:t>export async function getSbpgiDocument(params: T.SbpgiDocumentParams): Promise&lt;PageResponse&lt;T.SbpgiDocumentItem&gt;&gt; {</w:t>
+        <w:t>export async function getSgiDocument(params: T.SgiDocumentParams): Promise&lt;PageResponse&lt;T.SgiDocumentItem&gt;&gt; {</w:t>
         <w:br/>
-        <w:t xml:space="preserve">  const { data } = await apiClient.get&lt;ApiResponse&lt;PageResponse&lt;T.SbpgiDocumentItem&gt;&gt;&gt;('/sbpgi/document', { params });</w:t>
+        <w:t xml:space="preserve">  const { data } = await apiClient.get&lt;ApiResponse&lt;PageResponse&lt;T.SgiDocumentItem&gt;&gt;&gt;('/sgi/document', { params });</w:t>
         <w:br/>
         <w:t xml:space="preserve">  return data.data;</w:t>
         <w:br/>
@@ -10395,7 +10934,7 @@
         <w:pageBreakBefore w:val="0"/>
       </w:pPr>
       <w:r>
-        <w:t>8.4 types — `src/types/sbpgi/document.ts`</w:t>
+        <w:t>8.4 types — `src/types/sgi/document.ts`</w:t>
       </w:r>
     </w:p>
     <w:p>
@@ -10409,7 +10948,7 @@
         <w:rPr>
           <w:rFonts w:ascii="Courier New" w:hAnsi="Courier New" w:eastAsia="Courier New" w:cs="Tahoma"/>
         </w:rPr>
-        <w:t>src/types/sbpgi/document.ts</w:t>
+        <w:t>src/types/sgi/document.ts</w:t>
       </w:r>
       <w:r>
         <w:t xml:space="preserve"> เป็น </w:t>
@@ -10418,7 +10957,7 @@
         <w:rPr>
           <w:b/>
         </w:rPr>
-        <w:t>ไฟล์ร่วมของโมดูล SBPGI</w:t>
+        <w:t>ไฟล์ร่วมของโมดูล SGI</w:t>
       </w:r>
       <w:r>
         <w:t xml:space="preserve"> (เอกสาร FE หลายฉบับที่ใช้ domain </w:t>
@@ -10452,17 +10991,17 @@
           <w:rFonts w:ascii="Courier New" w:hAnsi="Courier New" w:eastAsia="Courier New" w:cs="Tahoma"/>
           <w:sz w:val="16"/>
         </w:rPr>
-        <w:t>// src/types/sbpgi/document.ts — ตรงกับตาราง API ในเอกสารนี้</w:t>
+        <w:t>// src/types/sgi/document.ts — ตรงกับตาราง API ในเอกสารนี้</w:t>
         <w:br/>
         <w:t>// วันที่/เดือนเป็น ค.ศ. ทั้ง payload (ISO) และ display — ไม่แปลงเป็น พ.ศ. (มติ 2026-08-06)</w:t>
         <w:br/>
         <w:br/>
-        <w:t>import type { PageResponse } from '@/types/sbpgi/common';</w:t>
+        <w:t>import type { PageResponse } from '@/types/sgi/common';</w:t>
         <w:br/>
         <w:br/>
-        <w:t>/** GET /api/v1/sbpgi/document/tasks — request */</w:t>
+        <w:t>/** GET /api/v1/sgi/document/tasks — request */</w:t>
         <w:br/>
-        <w:t>export interface SbpgiDocumentTasksParams {</w:t>
+        <w:t>export interface SgiDocumentTasksParams {</w:t>
         <w:br/>
         <w:t xml:space="preserve">  page?: number;</w:t>
         <w:br/>
@@ -10473,9 +11012,9 @@
         <w:t>}</w:t>
         <w:br/>
         <w:br/>
-        <w:t>/** GET /api/v1/sbpgi/document/tasks — 1 แถวในตาราง */</w:t>
+        <w:t>/** GET /api/v1/sgi/document/tasks — 1 แถวในตาราง */</w:t>
         <w:br/>
-        <w:t>export interface SbpgiDocumentTasksItem {</w:t>
+        <w:t>export interface SgiDocumentTasksItem {</w:t>
         <w:br/>
         <w:t xml:space="preserve">  roundNo: number;</w:t>
         <w:br/>
@@ -10501,12 +11040,12 @@
         <w:br/>
         <w:t>}</w:t>
         <w:br/>
-        <w:t>export type SbpgiDocumentTasksListResponse = PageResponse&lt;SbpgiDocumentTasksItem&gt;;</w:t>
+        <w:t>export type SgiDocumentTasksListResponse = PageResponse&lt;SgiDocumentTasksItem&gt;;</w:t>
         <w:br/>
         <w:br/>
-        <w:t>/** GET /api/v1/sbpgi/document — request */</w:t>
+        <w:t>/** GET /api/v1/sgi/document — request */</w:t>
         <w:br/>
-        <w:t>export interface SbpgiDocumentParams {</w:t>
+        <w:t>export interface SgiDocumentParams {</w:t>
         <w:br/>
         <w:t xml:space="preserve">  year?: number;</w:t>
         <w:br/>
@@ -10517,9 +11056,9 @@
         <w:t>}</w:t>
         <w:br/>
         <w:br/>
-        <w:t>/** GET /api/v1/sbpgi/document — 1 แถวในตาราง */</w:t>
+        <w:t>/** GET /api/v1/sgi/document — 1 แถวในตาราง */</w:t>
         <w:br/>
-        <w:t>export interface SbpgiDocumentItem {</w:t>
+        <w:t>export interface SgiDocumentItem {</w:t>
         <w:br/>
         <w:t xml:space="preserve">  roundNo: number;</w:t>
         <w:br/>
@@ -10545,7 +11084,7 @@
         <w:br/>
         <w:t>}</w:t>
         <w:br/>
-        <w:t>export type SbpgiDocumentListResponse = PageResponse&lt;SbpgiDocumentItem&gt;;</w:t>
+        <w:t>export type SgiDocumentListResponse = PageResponse&lt;SgiDocumentItem&gt;;</w:t>
         <w:br/>
         <w:br/>
         <w:t>// TODO: ใส่ nullable / required ให้ตรงกับ contract ฉบับล่าสุดของ BE</w:t>
@@ -10559,7 +11098,7 @@
         <w:pageBreakBefore w:val="0"/>
       </w:pPr>
       <w:r>
-        <w:t>8.5 react-query keys + hooks — `src/hooks/sbpgi/document.query.ts`</w:t>
+        <w:t>8.5 react-query keys + hooks — `src/hooks/sgi/document.query.ts`</w:t>
       </w:r>
     </w:p>
     <w:p>
@@ -10573,7 +11112,7 @@
         <w:rPr>
           <w:rFonts w:ascii="Courier New" w:hAnsi="Courier New" w:eastAsia="Courier New" w:cs="Tahoma"/>
         </w:rPr>
-        <w:t>src/hooks/sbpgi/document.query.ts</w:t>
+        <w:t>src/hooks/sgi/document.query.ts</w:t>
       </w:r>
       <w:r>
         <w:t xml:space="preserve"> เป็น </w:t>
@@ -10582,7 +11121,7 @@
         <w:rPr>
           <w:b/>
         </w:rPr>
-        <w:t>ไฟล์ร่วมของโมดูล SBPGI</w:t>
+        <w:t>ไฟล์ร่วมของโมดูล SGI</w:t>
       </w:r>
       <w:r>
         <w:t xml:space="preserve"> (เอกสาร FE หลายฉบับที่ใช้ domain </w:t>
@@ -10616,33 +11155,33 @@
           <w:rFonts w:ascii="Courier New" w:hAnsi="Courier New" w:eastAsia="Courier New" w:cs="Tahoma"/>
           <w:sz w:val="16"/>
         </w:rPr>
-        <w:t>// src/hooks/sbpgi/document.query.ts</w:t>
+        <w:t>// src/hooks/sgi/document.query.ts</w:t>
         <w:br/>
         <w:t>import { useQuery } from '@tanstack/react-query';</w:t>
         <w:br/>
-        <w:t>import * as api from '@/services/sbpgi/document.service';</w:t>
+        <w:t>import * as api from '@/services/sgi/document.service';</w:t>
         <w:br/>
-        <w:t>import type * as T from '@/types/sbpgi/document';</w:t>
+        <w:t>import type * as T from '@/types/sgi/document';</w:t>
         <w:br/>
         <w:br/>
         <w:t>export const documentKeys = {</w:t>
         <w:br/>
-        <w:t xml:space="preserve">  all: ['sbpgi', 'document'] as const,</w:t>
+        <w:t xml:space="preserve">  all: ['sgi', 'document'] as const,</w:t>
         <w:br/>
-        <w:t xml:space="preserve">  sbpgiDocumentTasks: (params?: T.SbpgiDocumentTasksParams | null) =&gt; [...documentKeys.all, 'sbpgiDocumentTasks', params] as const,</w:t>
+        <w:t xml:space="preserve">  sgiDocumentTasks: (params?: T.SgiDocumentTasksParams | null) =&gt; [...documentKeys.all, 'sgiDocumentTasks', params] as const,</w:t>
         <w:br/>
-        <w:t xml:space="preserve">  sbpgiDocument: (params?: T.SbpgiDocumentParams | null) =&gt; [...documentKeys.all, 'sbpgiDocument', params] as const,</w:t>
+        <w:t xml:space="preserve">  sgiDocument: (params?: T.SgiDocumentParams | null) =&gt; [...documentKeys.all, 'sgiDocument', params] as const,</w:t>
         <w:br/>
         <w:t>};</w:t>
         <w:br/>
         <w:br/>
-        <w:t>export function useSbpgiDocumentTasksQuery(params?: T.SbpgiDocumentTasksParams | null) {</w:t>
+        <w:t>export function useSgiDocumentTasksQuery(params?: T.SgiDocumentTasksParams | null) {</w:t>
         <w:br/>
         <w:t xml:space="preserve">  return useQuery({</w:t>
         <w:br/>
-        <w:t xml:space="preserve">    queryKey: documentKeys.sbpgiDocumentTasks(params),</w:t>
+        <w:t xml:space="preserve">    queryKey: documentKeys.sgiDocumentTasks(params),</w:t>
         <w:br/>
-        <w:t xml:space="preserve">    queryFn: () =&gt; api.getSbpgiDocumentTasks(params!),</w:t>
+        <w:t xml:space="preserve">    queryFn: () =&gt; api.getSgiDocumentTasks(params!),</w:t>
         <w:br/>
         <w:t xml:space="preserve">    enabled: !!params, // ยังไม่ยิงจนกว่าจะมีพารามิเตอร์ครบ</w:t>
         <w:br/>
@@ -10653,13 +11192,13 @@
         <w:t>}</w:t>
         <w:br/>
         <w:br/>
-        <w:t>export function useSbpgiDocumentQuery(params?: T.SbpgiDocumentParams | null) {</w:t>
+        <w:t>export function useSgiDocumentQuery(params?: T.SgiDocumentParams | null) {</w:t>
         <w:br/>
         <w:t xml:space="preserve">  return useQuery({</w:t>
         <w:br/>
-        <w:t xml:space="preserve">    queryKey: documentKeys.sbpgiDocument(params),</w:t>
+        <w:t xml:space="preserve">    queryKey: documentKeys.sgiDocument(params),</w:t>
         <w:br/>
-        <w:t xml:space="preserve">    queryFn: () =&gt; api.getSbpgiDocument(params!),</w:t>
+        <w:t xml:space="preserve">    queryFn: () =&gt; api.getSgiDocument(params!),</w:t>
         <w:br/>
         <w:t xml:space="preserve">    enabled: !!params, // ยังไม่ยิงจนกว่าจะมีพารามิเตอร์ครบ</w:t>
         <w:br/>
@@ -10678,7 +11217,7 @@
         <w:pageBreakBefore w:val="0"/>
       </w:pPr>
       <w:r>
-        <w:t>8.6 ฟอร์ม + validation — `src/components/sbpgi/document-lists/DocumentListsForm.tsx`</w:t>
+        <w:t>8.6 ฟอร์ม + validation — `src/components/sgi/document-lists/DocumentListsForm.tsx`</w:t>
       </w:r>
     </w:p>
     <w:p>
@@ -11315,7 +11854,7 @@
         <w:keepLines/>
       </w:pPr>
       <w:r>
-        <w:t>ปีเป็น required เมื่อใช้ /sbpgi/document</w:t>
+        <w:t>ปีเป็น required เมื่อใช้ /sgi/document</w:t>
       </w:r>
     </w:p>
     <w:p>
@@ -11881,7 +12420,7 @@
                 <w:rFonts w:ascii="Arial" w:hAnsi="Arial" w:eastAsia="Arial" w:cs="Tahoma"/>
                 <w:sz w:val="18"/>
               </w:rPr>
-              <w:t>ผ่านเมื่อถูกกฎ / โยน error เมื่อผิด — กฎ: required สำหรับ /sbpgi/document · รูปแบบ: ค.ศ. YYYY</w:t>
+              <w:t>ผ่านเมื่อถูกกฎ / โยน error เมื่อผิด — กฎ: required สำหรับ /sgi/document · รูปแบบ: ค.ศ. YYYY</w:t>
             </w:r>
           </w:p>
         </w:tc>
@@ -12281,7 +12820,7 @@
                 <w:rFonts w:ascii="Arial" w:hAnsi="Arial" w:eastAsia="Arial" w:cs="Tahoma"/>
                 <w:sz w:val="18"/>
               </w:rPr>
-              <w:t>ปีเป็น required เมื่อใช้ /sbpgi/document</w:t>
+              <w:t>ปีเป็น required เมื่อใช้ /sgi/document</w:t>
             </w:r>
           </w:p>
         </w:tc>
@@ -12471,7 +13010,7 @@
                 <w:rFonts w:ascii="Courier New" w:hAnsi="Courier New" w:eastAsia="Courier New" w:cs="Tahoma"/>
                 <w:sz w:val="18"/>
               </w:rPr>
-              <w:t>GET /api/v1/sbpgi/document/tasks</w:t>
+              <w:t>GET /api/v1/sgi/document/tasks</w:t>
             </w:r>
           </w:p>
         </w:tc>
@@ -12551,7 +13090,7 @@
                 <w:rFonts w:ascii="Courier New" w:hAnsi="Courier New" w:eastAsia="Courier New" w:cs="Tahoma"/>
                 <w:sz w:val="18"/>
               </w:rPr>
-              <w:t>GET /api/v1/sbpgi/document</w:t>
+              <w:t>GET /api/v1/sgi/document</w:t>
             </w:r>
           </w:p>
         </w:tc>
